--- a/answers-of-two-digit_number_multiplied_by_two-digit_number.docx
+++ b/answers-of-two-digit_number_multiplied_by_two-digit_number.docx
@@ -40,7 +40,7 @@
                 <w:rFonts w:ascii="TimeNewRoman" w:hAnsi="TimeNewRoman"/>
                 <w:sz w:val="30"/>
               </w:rPr>
-              <w:t>57×63=3591</w:t>
+              <w:t>92×86=7912</w:t>
             </w:r>
           </w:p>
         </w:tc>
@@ -57,7 +57,7 @@
                 <w:rFonts w:ascii="TimeNewRoman" w:hAnsi="TimeNewRoman"/>
                 <w:sz w:val="30"/>
               </w:rPr>
-              <w:t>41×31=1271</w:t>
+              <w:t>87×30=2610</w:t>
             </w:r>
           </w:p>
         </w:tc>
@@ -74,7 +74,7 @@
                 <w:rFonts w:ascii="TimeNewRoman" w:hAnsi="TimeNewRoman"/>
                 <w:sz w:val="30"/>
               </w:rPr>
-              <w:t>83×51=4233</w:t>
+              <w:t>56×33=1848</w:t>
             </w:r>
           </w:p>
         </w:tc>
@@ -91,7 +91,7 @@
                 <w:rFonts w:ascii="TimeNewRoman" w:hAnsi="TimeNewRoman"/>
                 <w:sz w:val="30"/>
               </w:rPr>
-              <w:t>44×63=2772</w:t>
+              <w:t>95×62=5890</w:t>
             </w:r>
           </w:p>
         </w:tc>
@@ -108,7 +108,7 @@
                 <w:rFonts w:ascii="TimeNewRoman" w:hAnsi="TimeNewRoman"/>
                 <w:sz w:val="30"/>
               </w:rPr>
-              <w:t>58×42=2436</w:t>
+              <w:t>88×37=3256</w:t>
             </w:r>
           </w:p>
         </w:tc>
@@ -223,7 +223,7 @@
                 <w:rFonts w:ascii="TimeNewRoman" w:hAnsi="TimeNewRoman"/>
                 <w:sz w:val="30"/>
               </w:rPr>
-              <w:t>82×16=1312</w:t>
+              <w:t>28×42=1176</w:t>
             </w:r>
           </w:p>
         </w:tc>
@@ -240,7 +240,7 @@
                 <w:rFonts w:ascii="TimeNewRoman" w:hAnsi="TimeNewRoman"/>
                 <w:sz w:val="30"/>
               </w:rPr>
-              <w:t>52×19=988</w:t>
+              <w:t>19×36=684</w:t>
             </w:r>
           </w:p>
         </w:tc>
@@ -257,7 +257,7 @@
                 <w:rFonts w:ascii="TimeNewRoman" w:hAnsi="TimeNewRoman"/>
                 <w:sz w:val="30"/>
               </w:rPr>
-              <w:t>11×90=990</w:t>
+              <w:t>84×13=1092</w:t>
             </w:r>
           </w:p>
         </w:tc>
@@ -274,7 +274,7 @@
                 <w:rFonts w:ascii="TimeNewRoman" w:hAnsi="TimeNewRoman"/>
                 <w:sz w:val="30"/>
               </w:rPr>
-              <w:t>33×75=2475</w:t>
+              <w:t>42×65=2730</w:t>
             </w:r>
           </w:p>
         </w:tc>
@@ -291,7 +291,7 @@
                 <w:rFonts w:ascii="TimeNewRoman" w:hAnsi="TimeNewRoman"/>
                 <w:sz w:val="30"/>
               </w:rPr>
-              <w:t>65×27=1755</w:t>
+              <w:t>83×28=2324</w:t>
             </w:r>
           </w:p>
         </w:tc>
@@ -438,7 +438,7 @@
                 <w:rFonts w:ascii="TimeNewRoman" w:hAnsi="TimeNewRoman"/>
                 <w:sz w:val="30"/>
               </w:rPr>
-              <w:t>62×71=4402</w:t>
+              <w:t>88×23=2024</w:t>
             </w:r>
           </w:p>
         </w:tc>
@@ -455,7 +455,7 @@
                 <w:rFonts w:ascii="TimeNewRoman" w:hAnsi="TimeNewRoman"/>
                 <w:sz w:val="30"/>
               </w:rPr>
-              <w:t>39×13=507</w:t>
+              <w:t>30×21=630</w:t>
             </w:r>
           </w:p>
         </w:tc>
@@ -472,7 +472,7 @@
                 <w:rFonts w:ascii="TimeNewRoman" w:hAnsi="TimeNewRoman"/>
                 <w:sz w:val="30"/>
               </w:rPr>
-              <w:t>40×22=880</w:t>
+              <w:t>58×15=870</w:t>
             </w:r>
           </w:p>
         </w:tc>
@@ -489,7 +489,7 @@
                 <w:rFonts w:ascii="TimeNewRoman" w:hAnsi="TimeNewRoman"/>
                 <w:sz w:val="30"/>
               </w:rPr>
-              <w:t>38×49=1862</w:t>
+              <w:t>24×95=2280</w:t>
             </w:r>
           </w:p>
         </w:tc>
@@ -506,7 +506,7 @@
                 <w:rFonts w:ascii="TimeNewRoman" w:hAnsi="TimeNewRoman"/>
                 <w:sz w:val="30"/>
               </w:rPr>
-              <w:t>29×50=1450</w:t>
+              <w:t>36×69=2484</w:t>
             </w:r>
           </w:p>
         </w:tc>
@@ -653,7 +653,7 @@
                 <w:rFonts w:ascii="TimeNewRoman" w:hAnsi="TimeNewRoman"/>
                 <w:sz w:val="30"/>
               </w:rPr>
-              <w:t>13×92=1196</w:t>
+              <w:t>83×52=4316</w:t>
             </w:r>
           </w:p>
         </w:tc>
@@ -670,7 +670,7 @@
                 <w:rFonts w:ascii="TimeNewRoman" w:hAnsi="TimeNewRoman"/>
                 <w:sz w:val="30"/>
               </w:rPr>
-              <w:t>69×19=1311</w:t>
+              <w:t>51×31=1581</w:t>
             </w:r>
           </w:p>
         </w:tc>
@@ -687,7 +687,7 @@
                 <w:rFonts w:ascii="TimeNewRoman" w:hAnsi="TimeNewRoman"/>
                 <w:sz w:val="30"/>
               </w:rPr>
-              <w:t>21×16=336</w:t>
+              <w:t>35×22=770</w:t>
             </w:r>
           </w:p>
         </w:tc>
@@ -704,7 +704,7 @@
                 <w:rFonts w:ascii="TimeNewRoman" w:hAnsi="TimeNewRoman"/>
                 <w:sz w:val="30"/>
               </w:rPr>
-              <w:t>38×72=2736</w:t>
+              <w:t>57×77=4389</w:t>
             </w:r>
           </w:p>
         </w:tc>
@@ -721,7 +721,7 @@
                 <w:rFonts w:ascii="TimeNewRoman" w:hAnsi="TimeNewRoman"/>
                 <w:sz w:val="30"/>
               </w:rPr>
-              <w:t>79×18=1422</w:t>
+              <w:t>86×37=3182</w:t>
             </w:r>
           </w:p>
         </w:tc>
@@ -868,7 +868,7 @@
                 <w:rFonts w:ascii="TimeNewRoman" w:hAnsi="TimeNewRoman"/>
                 <w:sz w:val="30"/>
               </w:rPr>
-              <w:t>12×77=924</w:t>
+              <w:t>51×51=2601</w:t>
             </w:r>
           </w:p>
         </w:tc>
@@ -885,7 +885,7 @@
                 <w:rFonts w:ascii="TimeNewRoman" w:hAnsi="TimeNewRoman"/>
                 <w:sz w:val="30"/>
               </w:rPr>
-              <w:t>94×89=8366</w:t>
+              <w:t>69×46=3174</w:t>
             </w:r>
           </w:p>
         </w:tc>
@@ -902,7 +902,7 @@
                 <w:rFonts w:ascii="TimeNewRoman" w:hAnsi="TimeNewRoman"/>
                 <w:sz w:val="30"/>
               </w:rPr>
-              <w:t>47×17=799</w:t>
+              <w:t>81×90=7290</w:t>
             </w:r>
           </w:p>
         </w:tc>
@@ -919,7 +919,7 @@
                 <w:rFonts w:ascii="TimeNewRoman" w:hAnsi="TimeNewRoman"/>
                 <w:sz w:val="30"/>
               </w:rPr>
-              <w:t>30×43=1290</w:t>
+              <w:t>96×15=1440</w:t>
             </w:r>
           </w:p>
         </w:tc>
@@ -936,7 +936,7 @@
                 <w:rFonts w:ascii="TimeNewRoman" w:hAnsi="TimeNewRoman"/>
                 <w:sz w:val="30"/>
               </w:rPr>
-              <w:t>27×60=1620</w:t>
+              <w:t>19×19=361</w:t>
             </w:r>
           </w:p>
         </w:tc>

--- a/answers-of-two-digit_number_multiplied_by_two-digit_number.docx
+++ b/answers-of-two-digit_number_multiplied_by_two-digit_number.docx
@@ -11,7 +11,7 @@
           <w:rFonts w:ascii="Arial" w:hAnsi="Arial"/>
           <w:sz w:val="30"/>
         </w:rPr>
-        <w:t>2026-09-12 Saturday</w:t>
+        <w:t>2026-09-13 Sunday</w:t>
       </w:r>
     </w:p>
     <w:tbl>
@@ -40,7 +40,7 @@
                 <w:rFonts w:ascii="TimeNewRoman" w:hAnsi="TimeNewRoman"/>
                 <w:sz w:val="30"/>
               </w:rPr>
-              <w:t>92×86=7912</w:t>
+              <w:t>25×58=1450</w:t>
             </w:r>
           </w:p>
         </w:tc>
@@ -57,7 +57,7 @@
                 <w:rFonts w:ascii="TimeNewRoman" w:hAnsi="TimeNewRoman"/>
                 <w:sz w:val="30"/>
               </w:rPr>
-              <w:t>87×30=2610</w:t>
+              <w:t>67×56=3752</w:t>
             </w:r>
           </w:p>
         </w:tc>
@@ -74,7 +74,7 @@
                 <w:rFonts w:ascii="TimeNewRoman" w:hAnsi="TimeNewRoman"/>
                 <w:sz w:val="30"/>
               </w:rPr>
-              <w:t>56×33=1848</w:t>
+              <w:t>62×53=3286</w:t>
             </w:r>
           </w:p>
         </w:tc>
@@ -91,7 +91,7 @@
                 <w:rFonts w:ascii="TimeNewRoman" w:hAnsi="TimeNewRoman"/>
                 <w:sz w:val="30"/>
               </w:rPr>
-              <w:t>95×62=5890</w:t>
+              <w:t>55×66=3630</w:t>
             </w:r>
           </w:p>
         </w:tc>
@@ -108,7 +108,7 @@
                 <w:rFonts w:ascii="TimeNewRoman" w:hAnsi="TimeNewRoman"/>
                 <w:sz w:val="30"/>
               </w:rPr>
-              <w:t>88×37=3256</w:t>
+              <w:t>27×42=1134</w:t>
             </w:r>
           </w:p>
         </w:tc>
@@ -223,7 +223,7 @@
                 <w:rFonts w:ascii="TimeNewRoman" w:hAnsi="TimeNewRoman"/>
                 <w:sz w:val="30"/>
               </w:rPr>
-              <w:t>28×42=1176</w:t>
+              <w:t>48×88=4224</w:t>
             </w:r>
           </w:p>
         </w:tc>
@@ -240,7 +240,7 @@
                 <w:rFonts w:ascii="TimeNewRoman" w:hAnsi="TimeNewRoman"/>
                 <w:sz w:val="30"/>
               </w:rPr>
-              <w:t>19×36=684</w:t>
+              <w:t>43×69=2967</w:t>
             </w:r>
           </w:p>
         </w:tc>
@@ -257,7 +257,7 @@
                 <w:rFonts w:ascii="TimeNewRoman" w:hAnsi="TimeNewRoman"/>
                 <w:sz w:val="30"/>
               </w:rPr>
-              <w:t>84×13=1092</w:t>
+              <w:t>30×86=2580</w:t>
             </w:r>
           </w:p>
         </w:tc>
@@ -274,7 +274,7 @@
                 <w:rFonts w:ascii="TimeNewRoman" w:hAnsi="TimeNewRoman"/>
                 <w:sz w:val="30"/>
               </w:rPr>
-              <w:t>42×65=2730</w:t>
+              <w:t>55×11=605</w:t>
             </w:r>
           </w:p>
         </w:tc>
@@ -291,7 +291,7 @@
                 <w:rFonts w:ascii="TimeNewRoman" w:hAnsi="TimeNewRoman"/>
                 <w:sz w:val="30"/>
               </w:rPr>
-              <w:t>83×28=2324</w:t>
+              <w:t>69×35=2415</w:t>
             </w:r>
           </w:p>
         </w:tc>
@@ -438,7 +438,7 @@
                 <w:rFonts w:ascii="TimeNewRoman" w:hAnsi="TimeNewRoman"/>
                 <w:sz w:val="30"/>
               </w:rPr>
-              <w:t>88×23=2024</w:t>
+              <w:t>66×41=2706</w:t>
             </w:r>
           </w:p>
         </w:tc>
@@ -455,7 +455,7 @@
                 <w:rFonts w:ascii="TimeNewRoman" w:hAnsi="TimeNewRoman"/>
                 <w:sz w:val="30"/>
               </w:rPr>
-              <w:t>30×21=630</w:t>
+              <w:t>59×19=1121</w:t>
             </w:r>
           </w:p>
         </w:tc>
@@ -472,7 +472,7 @@
                 <w:rFonts w:ascii="TimeNewRoman" w:hAnsi="TimeNewRoman"/>
                 <w:sz w:val="30"/>
               </w:rPr>
-              <w:t>58×15=870</w:t>
+              <w:t>20×13=260</w:t>
             </w:r>
           </w:p>
         </w:tc>
@@ -489,7 +489,7 @@
                 <w:rFonts w:ascii="TimeNewRoman" w:hAnsi="TimeNewRoman"/>
                 <w:sz w:val="30"/>
               </w:rPr>
-              <w:t>24×95=2280</w:t>
+              <w:t>16×97=1552</w:t>
             </w:r>
           </w:p>
         </w:tc>
@@ -506,7 +506,7 @@
                 <w:rFonts w:ascii="TimeNewRoman" w:hAnsi="TimeNewRoman"/>
                 <w:sz w:val="30"/>
               </w:rPr>
-              <w:t>36×69=2484</w:t>
+              <w:t>83×67=5561</w:t>
             </w:r>
           </w:p>
         </w:tc>
@@ -653,7 +653,7 @@
                 <w:rFonts w:ascii="TimeNewRoman" w:hAnsi="TimeNewRoman"/>
                 <w:sz w:val="30"/>
               </w:rPr>
-              <w:t>83×52=4316</w:t>
+              <w:t>85×82=6970</w:t>
             </w:r>
           </w:p>
         </w:tc>
@@ -670,7 +670,7 @@
                 <w:rFonts w:ascii="TimeNewRoman" w:hAnsi="TimeNewRoman"/>
                 <w:sz w:val="30"/>
               </w:rPr>
-              <w:t>51×31=1581</w:t>
+              <w:t>80×40=3200</w:t>
             </w:r>
           </w:p>
         </w:tc>
@@ -687,7 +687,7 @@
                 <w:rFonts w:ascii="TimeNewRoman" w:hAnsi="TimeNewRoman"/>
                 <w:sz w:val="30"/>
               </w:rPr>
-              <w:t>35×22=770</w:t>
+              <w:t>18×55=990</w:t>
             </w:r>
           </w:p>
         </w:tc>
@@ -704,7 +704,7 @@
                 <w:rFonts w:ascii="TimeNewRoman" w:hAnsi="TimeNewRoman"/>
                 <w:sz w:val="30"/>
               </w:rPr>
-              <w:t>57×77=4389</w:t>
+              <w:t>20×86=1720</w:t>
             </w:r>
           </w:p>
         </w:tc>
@@ -721,7 +721,7 @@
                 <w:rFonts w:ascii="TimeNewRoman" w:hAnsi="TimeNewRoman"/>
                 <w:sz w:val="30"/>
               </w:rPr>
-              <w:t>86×37=3182</w:t>
+              <w:t>69×44=3036</w:t>
             </w:r>
           </w:p>
         </w:tc>
@@ -868,7 +868,7 @@
                 <w:rFonts w:ascii="TimeNewRoman" w:hAnsi="TimeNewRoman"/>
                 <w:sz w:val="30"/>
               </w:rPr>
-              <w:t>51×51=2601</w:t>
+              <w:t>62×72=4464</w:t>
             </w:r>
           </w:p>
         </w:tc>
@@ -885,7 +885,7 @@
                 <w:rFonts w:ascii="TimeNewRoman" w:hAnsi="TimeNewRoman"/>
                 <w:sz w:val="30"/>
               </w:rPr>
-              <w:t>69×46=3174</w:t>
+              <w:t>22×23=506</w:t>
             </w:r>
           </w:p>
         </w:tc>
@@ -902,7 +902,7 @@
                 <w:rFonts w:ascii="TimeNewRoman" w:hAnsi="TimeNewRoman"/>
                 <w:sz w:val="30"/>
               </w:rPr>
-              <w:t>81×90=7290</w:t>
+              <w:t>21×38=798</w:t>
             </w:r>
           </w:p>
         </w:tc>
@@ -919,7 +919,7 @@
                 <w:rFonts w:ascii="TimeNewRoman" w:hAnsi="TimeNewRoman"/>
                 <w:sz w:val="30"/>
               </w:rPr>
-              <w:t>96×15=1440</w:t>
+              <w:t>44×41=1804</w:t>
             </w:r>
           </w:p>
         </w:tc>
@@ -936,7 +936,7 @@
                 <w:rFonts w:ascii="TimeNewRoman" w:hAnsi="TimeNewRoman"/>
                 <w:sz w:val="30"/>
               </w:rPr>
-              <w:t>19×19=361</w:t>
+              <w:t>86×85=7310</w:t>
             </w:r>
           </w:p>
         </w:tc>

--- a/answers-of-two-digit_number_multiplied_by_two-digit_number.docx
+++ b/answers-of-two-digit_number_multiplied_by_two-digit_number.docx
@@ -40,7 +40,7 @@
                 <w:rFonts w:ascii="TimeNewRoman" w:hAnsi="TimeNewRoman"/>
                 <w:sz w:val="30"/>
               </w:rPr>
-              <w:t>25×58=1450</w:t>
+              <w:t>56×57=3192</w:t>
             </w:r>
           </w:p>
         </w:tc>
@@ -57,7 +57,7 @@
                 <w:rFonts w:ascii="TimeNewRoman" w:hAnsi="TimeNewRoman"/>
                 <w:sz w:val="30"/>
               </w:rPr>
-              <w:t>67×56=3752</w:t>
+              <w:t>13×57=741</w:t>
             </w:r>
           </w:p>
         </w:tc>
@@ -74,7 +74,7 @@
                 <w:rFonts w:ascii="TimeNewRoman" w:hAnsi="TimeNewRoman"/>
                 <w:sz w:val="30"/>
               </w:rPr>
-              <w:t>62×53=3286</w:t>
+              <w:t>51×23=1173</w:t>
             </w:r>
           </w:p>
         </w:tc>
@@ -91,7 +91,7 @@
                 <w:rFonts w:ascii="TimeNewRoman" w:hAnsi="TimeNewRoman"/>
                 <w:sz w:val="30"/>
               </w:rPr>
-              <w:t>55×66=3630</w:t>
+              <w:t>21×51=1071</w:t>
             </w:r>
           </w:p>
         </w:tc>
@@ -108,7 +108,7 @@
                 <w:rFonts w:ascii="TimeNewRoman" w:hAnsi="TimeNewRoman"/>
                 <w:sz w:val="30"/>
               </w:rPr>
-              <w:t>27×42=1134</w:t>
+              <w:t>61×55=3355</w:t>
             </w:r>
           </w:p>
         </w:tc>
@@ -223,7 +223,7 @@
                 <w:rFonts w:ascii="TimeNewRoman" w:hAnsi="TimeNewRoman"/>
                 <w:sz w:val="30"/>
               </w:rPr>
-              <w:t>48×88=4224</w:t>
+              <w:t>81×85=6885</w:t>
             </w:r>
           </w:p>
         </w:tc>
@@ -240,7 +240,7 @@
                 <w:rFonts w:ascii="TimeNewRoman" w:hAnsi="TimeNewRoman"/>
                 <w:sz w:val="30"/>
               </w:rPr>
-              <w:t>43×69=2967</w:t>
+              <w:t>76×81=6156</w:t>
             </w:r>
           </w:p>
         </w:tc>
@@ -257,7 +257,7 @@
                 <w:rFonts w:ascii="TimeNewRoman" w:hAnsi="TimeNewRoman"/>
                 <w:sz w:val="30"/>
               </w:rPr>
-              <w:t>30×86=2580</w:t>
+              <w:t>34×95=3230</w:t>
             </w:r>
           </w:p>
         </w:tc>
@@ -274,7 +274,7 @@
                 <w:rFonts w:ascii="TimeNewRoman" w:hAnsi="TimeNewRoman"/>
                 <w:sz w:val="30"/>
               </w:rPr>
-              <w:t>55×11=605</w:t>
+              <w:t>39×84=3276</w:t>
             </w:r>
           </w:p>
         </w:tc>
@@ -291,7 +291,7 @@
                 <w:rFonts w:ascii="TimeNewRoman" w:hAnsi="TimeNewRoman"/>
                 <w:sz w:val="30"/>
               </w:rPr>
-              <w:t>69×35=2415</w:t>
+              <w:t>22×23=506</w:t>
             </w:r>
           </w:p>
         </w:tc>
@@ -438,7 +438,7 @@
                 <w:rFonts w:ascii="TimeNewRoman" w:hAnsi="TimeNewRoman"/>
                 <w:sz w:val="30"/>
               </w:rPr>
-              <w:t>66×41=2706</w:t>
+              <w:t>61×31=1891</w:t>
             </w:r>
           </w:p>
         </w:tc>
@@ -455,7 +455,7 @@
                 <w:rFonts w:ascii="TimeNewRoman" w:hAnsi="TimeNewRoman"/>
                 <w:sz w:val="30"/>
               </w:rPr>
-              <w:t>59×19=1121</w:t>
+              <w:t>86×38=3268</w:t>
             </w:r>
           </w:p>
         </w:tc>
@@ -472,7 +472,7 @@
                 <w:rFonts w:ascii="TimeNewRoman" w:hAnsi="TimeNewRoman"/>
                 <w:sz w:val="30"/>
               </w:rPr>
-              <w:t>20×13=260</w:t>
+              <w:t>18×66=1188</w:t>
             </w:r>
           </w:p>
         </w:tc>
@@ -489,7 +489,7 @@
                 <w:rFonts w:ascii="TimeNewRoman" w:hAnsi="TimeNewRoman"/>
                 <w:sz w:val="30"/>
               </w:rPr>
-              <w:t>16×97=1552</w:t>
+              <w:t>59×70=4130</w:t>
             </w:r>
           </w:p>
         </w:tc>
@@ -506,7 +506,7 @@
                 <w:rFonts w:ascii="TimeNewRoman" w:hAnsi="TimeNewRoman"/>
                 <w:sz w:val="30"/>
               </w:rPr>
-              <w:t>83×67=5561</w:t>
+              <w:t>82×89=7298</w:t>
             </w:r>
           </w:p>
         </w:tc>
@@ -653,7 +653,7 @@
                 <w:rFonts w:ascii="TimeNewRoman" w:hAnsi="TimeNewRoman"/>
                 <w:sz w:val="30"/>
               </w:rPr>
-              <w:t>85×82=6970</w:t>
+              <w:t>88×78=6864</w:t>
             </w:r>
           </w:p>
         </w:tc>
@@ -670,7 +670,7 @@
                 <w:rFonts w:ascii="TimeNewRoman" w:hAnsi="TimeNewRoman"/>
                 <w:sz w:val="30"/>
               </w:rPr>
-              <w:t>80×40=3200</w:t>
+              <w:t>73×29=2117</w:t>
             </w:r>
           </w:p>
         </w:tc>
@@ -687,7 +687,7 @@
                 <w:rFonts w:ascii="TimeNewRoman" w:hAnsi="TimeNewRoman"/>
                 <w:sz w:val="30"/>
               </w:rPr>
-              <w:t>18×55=990</w:t>
+              <w:t>18×24=432</w:t>
             </w:r>
           </w:p>
         </w:tc>
@@ -704,7 +704,7 @@
                 <w:rFonts w:ascii="TimeNewRoman" w:hAnsi="TimeNewRoman"/>
                 <w:sz w:val="30"/>
               </w:rPr>
-              <w:t>20×86=1720</w:t>
+              <w:t>37×62=2294</w:t>
             </w:r>
           </w:p>
         </w:tc>
@@ -721,7 +721,7 @@
                 <w:rFonts w:ascii="TimeNewRoman" w:hAnsi="TimeNewRoman"/>
                 <w:sz w:val="30"/>
               </w:rPr>
-              <w:t>69×44=3036</w:t>
+              <w:t>76×14=1064</w:t>
             </w:r>
           </w:p>
         </w:tc>
@@ -868,7 +868,7 @@
                 <w:rFonts w:ascii="TimeNewRoman" w:hAnsi="TimeNewRoman"/>
                 <w:sz w:val="30"/>
               </w:rPr>
-              <w:t>62×72=4464</w:t>
+              <w:t>20×64=1280</w:t>
             </w:r>
           </w:p>
         </w:tc>
@@ -885,7 +885,7 @@
                 <w:rFonts w:ascii="TimeNewRoman" w:hAnsi="TimeNewRoman"/>
                 <w:sz w:val="30"/>
               </w:rPr>
-              <w:t>22×23=506</w:t>
+              <w:t>12×12=144</w:t>
             </w:r>
           </w:p>
         </w:tc>
@@ -902,7 +902,7 @@
                 <w:rFonts w:ascii="TimeNewRoman" w:hAnsi="TimeNewRoman"/>
                 <w:sz w:val="30"/>
               </w:rPr>
-              <w:t>21×38=798</w:t>
+              <w:t>70×34=2380</w:t>
             </w:r>
           </w:p>
         </w:tc>
@@ -919,7 +919,7 @@
                 <w:rFonts w:ascii="TimeNewRoman" w:hAnsi="TimeNewRoman"/>
                 <w:sz w:val="30"/>
               </w:rPr>
-              <w:t>44×41=1804</w:t>
+              <w:t>21×78=1638</w:t>
             </w:r>
           </w:p>
         </w:tc>
@@ -936,7 +936,7 @@
                 <w:rFonts w:ascii="TimeNewRoman" w:hAnsi="TimeNewRoman"/>
                 <w:sz w:val="30"/>
               </w:rPr>
-              <w:t>86×85=7310</w:t>
+              <w:t>53×60=3180</w:t>
             </w:r>
           </w:p>
         </w:tc>

--- a/answers-of-two-digit_number_multiplied_by_two-digit_number.docx
+++ b/answers-of-two-digit_number_multiplied_by_two-digit_number.docx
@@ -11,7 +11,7 @@
           <w:rFonts w:ascii="Arial" w:hAnsi="Arial"/>
           <w:sz w:val="30"/>
         </w:rPr>
-        <w:t>2026-09-13 Sunday</w:t>
+        <w:t>2026-09-14 Monday</w:t>
       </w:r>
     </w:p>
     <w:tbl>
@@ -40,7 +40,7 @@
                 <w:rFonts w:ascii="TimeNewRoman" w:hAnsi="TimeNewRoman"/>
                 <w:sz w:val="30"/>
               </w:rPr>
-              <w:t>56×57=3192</w:t>
+              <w:t>36×40=1440</w:t>
             </w:r>
           </w:p>
         </w:tc>
@@ -57,7 +57,7 @@
                 <w:rFonts w:ascii="TimeNewRoman" w:hAnsi="TimeNewRoman"/>
                 <w:sz w:val="30"/>
               </w:rPr>
-              <w:t>13×57=741</w:t>
+              <w:t>80×80=6400</w:t>
             </w:r>
           </w:p>
         </w:tc>
@@ -74,7 +74,7 @@
                 <w:rFonts w:ascii="TimeNewRoman" w:hAnsi="TimeNewRoman"/>
                 <w:sz w:val="30"/>
               </w:rPr>
-              <w:t>51×23=1173</w:t>
+              <w:t>57×31=1767</w:t>
             </w:r>
           </w:p>
         </w:tc>
@@ -91,7 +91,7 @@
                 <w:rFonts w:ascii="TimeNewRoman" w:hAnsi="TimeNewRoman"/>
                 <w:sz w:val="30"/>
               </w:rPr>
-              <w:t>21×51=1071</w:t>
+              <w:t>79×92=7268</w:t>
             </w:r>
           </w:p>
         </w:tc>
@@ -108,7 +108,7 @@
                 <w:rFonts w:ascii="TimeNewRoman" w:hAnsi="TimeNewRoman"/>
                 <w:sz w:val="30"/>
               </w:rPr>
-              <w:t>61×55=3355</w:t>
+              <w:t>78×36=2808</w:t>
             </w:r>
           </w:p>
         </w:tc>
@@ -223,7 +223,7 @@
                 <w:rFonts w:ascii="TimeNewRoman" w:hAnsi="TimeNewRoman"/>
                 <w:sz w:val="30"/>
               </w:rPr>
-              <w:t>81×85=6885</w:t>
+              <w:t>42×32=1344</w:t>
             </w:r>
           </w:p>
         </w:tc>
@@ -240,7 +240,7 @@
                 <w:rFonts w:ascii="TimeNewRoman" w:hAnsi="TimeNewRoman"/>
                 <w:sz w:val="30"/>
               </w:rPr>
-              <w:t>76×81=6156</w:t>
+              <w:t>53×72=3816</w:t>
             </w:r>
           </w:p>
         </w:tc>
@@ -257,7 +257,7 @@
                 <w:rFonts w:ascii="TimeNewRoman" w:hAnsi="TimeNewRoman"/>
                 <w:sz w:val="30"/>
               </w:rPr>
-              <w:t>34×95=3230</w:t>
+              <w:t>64×53=3392</w:t>
             </w:r>
           </w:p>
         </w:tc>
@@ -274,7 +274,7 @@
                 <w:rFonts w:ascii="TimeNewRoman" w:hAnsi="TimeNewRoman"/>
                 <w:sz w:val="30"/>
               </w:rPr>
-              <w:t>39×84=3276</w:t>
+              <w:t>37×68=2516</w:t>
             </w:r>
           </w:p>
         </w:tc>
@@ -291,7 +291,7 @@
                 <w:rFonts w:ascii="TimeNewRoman" w:hAnsi="TimeNewRoman"/>
                 <w:sz w:val="30"/>
               </w:rPr>
-              <w:t>22×23=506</w:t>
+              <w:t>67×66=4422</w:t>
             </w:r>
           </w:p>
         </w:tc>
@@ -438,7 +438,7 @@
                 <w:rFonts w:ascii="TimeNewRoman" w:hAnsi="TimeNewRoman"/>
                 <w:sz w:val="30"/>
               </w:rPr>
-              <w:t>61×31=1891</w:t>
+              <w:t>29×97=2813</w:t>
             </w:r>
           </w:p>
         </w:tc>
@@ -455,7 +455,7 @@
                 <w:rFonts w:ascii="TimeNewRoman" w:hAnsi="TimeNewRoman"/>
                 <w:sz w:val="30"/>
               </w:rPr>
-              <w:t>86×38=3268</w:t>
+              <w:t>62×66=4092</w:t>
             </w:r>
           </w:p>
         </w:tc>
@@ -472,7 +472,7 @@
                 <w:rFonts w:ascii="TimeNewRoman" w:hAnsi="TimeNewRoman"/>
                 <w:sz w:val="30"/>
               </w:rPr>
-              <w:t>18×66=1188</w:t>
+              <w:t>35×46=1610</w:t>
             </w:r>
           </w:p>
         </w:tc>
@@ -489,7 +489,7 @@
                 <w:rFonts w:ascii="TimeNewRoman" w:hAnsi="TimeNewRoman"/>
                 <w:sz w:val="30"/>
               </w:rPr>
-              <w:t>59×70=4130</w:t>
+              <w:t>44×61=2684</w:t>
             </w:r>
           </w:p>
         </w:tc>
@@ -506,7 +506,7 @@
                 <w:rFonts w:ascii="TimeNewRoman" w:hAnsi="TimeNewRoman"/>
                 <w:sz w:val="30"/>
               </w:rPr>
-              <w:t>82×89=7298</w:t>
+              <w:t>12×95=1140</w:t>
             </w:r>
           </w:p>
         </w:tc>
@@ -653,7 +653,7 @@
                 <w:rFonts w:ascii="TimeNewRoman" w:hAnsi="TimeNewRoman"/>
                 <w:sz w:val="30"/>
               </w:rPr>
-              <w:t>88×78=6864</w:t>
+              <w:t>86×23=1978</w:t>
             </w:r>
           </w:p>
         </w:tc>
@@ -670,7 +670,7 @@
                 <w:rFonts w:ascii="TimeNewRoman" w:hAnsi="TimeNewRoman"/>
                 <w:sz w:val="30"/>
               </w:rPr>
-              <w:t>73×29=2117</w:t>
+              <w:t>83×97=8051</w:t>
             </w:r>
           </w:p>
         </w:tc>
@@ -687,7 +687,7 @@
                 <w:rFonts w:ascii="TimeNewRoman" w:hAnsi="TimeNewRoman"/>
                 <w:sz w:val="30"/>
               </w:rPr>
-              <w:t>18×24=432</w:t>
+              <w:t>13×31=403</w:t>
             </w:r>
           </w:p>
         </w:tc>
@@ -704,7 +704,7 @@
                 <w:rFonts w:ascii="TimeNewRoman" w:hAnsi="TimeNewRoman"/>
                 <w:sz w:val="30"/>
               </w:rPr>
-              <w:t>37×62=2294</w:t>
+              <w:t>45×83=3735</w:t>
             </w:r>
           </w:p>
         </w:tc>
@@ -721,7 +721,7 @@
                 <w:rFonts w:ascii="TimeNewRoman" w:hAnsi="TimeNewRoman"/>
                 <w:sz w:val="30"/>
               </w:rPr>
-              <w:t>76×14=1064</w:t>
+              <w:t>85×16=1360</w:t>
             </w:r>
           </w:p>
         </w:tc>
@@ -868,7 +868,7 @@
                 <w:rFonts w:ascii="TimeNewRoman" w:hAnsi="TimeNewRoman"/>
                 <w:sz w:val="30"/>
               </w:rPr>
-              <w:t>20×64=1280</w:t>
+              <w:t>48×73=3504</w:t>
             </w:r>
           </w:p>
         </w:tc>
@@ -885,7 +885,7 @@
                 <w:rFonts w:ascii="TimeNewRoman" w:hAnsi="TimeNewRoman"/>
                 <w:sz w:val="30"/>
               </w:rPr>
-              <w:t>12×12=144</w:t>
+              <w:t>76×32=2432</w:t>
             </w:r>
           </w:p>
         </w:tc>
@@ -902,7 +902,7 @@
                 <w:rFonts w:ascii="TimeNewRoman" w:hAnsi="TimeNewRoman"/>
                 <w:sz w:val="30"/>
               </w:rPr>
-              <w:t>70×34=2380</w:t>
+              <w:t>69×50=3450</w:t>
             </w:r>
           </w:p>
         </w:tc>
@@ -919,7 +919,7 @@
                 <w:rFonts w:ascii="TimeNewRoman" w:hAnsi="TimeNewRoman"/>
                 <w:sz w:val="30"/>
               </w:rPr>
-              <w:t>21×78=1638</w:t>
+              <w:t>78×63=4914</w:t>
             </w:r>
           </w:p>
         </w:tc>
@@ -936,7 +936,7 @@
                 <w:rFonts w:ascii="TimeNewRoman" w:hAnsi="TimeNewRoman"/>
                 <w:sz w:val="30"/>
               </w:rPr>
-              <w:t>53×60=3180</w:t>
+              <w:t>21×36=756</w:t>
             </w:r>
           </w:p>
         </w:tc>

--- a/answers-of-two-digit_number_multiplied_by_two-digit_number.docx
+++ b/answers-of-two-digit_number_multiplied_by_two-digit_number.docx
@@ -40,7 +40,7 @@
                 <w:rFonts w:ascii="TimeNewRoman" w:hAnsi="TimeNewRoman"/>
                 <w:sz w:val="30"/>
               </w:rPr>
-              <w:t>36×40=1440</w:t>
+              <w:t>82×70=5740</w:t>
             </w:r>
           </w:p>
         </w:tc>
@@ -57,7 +57,7 @@
                 <w:rFonts w:ascii="TimeNewRoman" w:hAnsi="TimeNewRoman"/>
                 <w:sz w:val="30"/>
               </w:rPr>
-              <w:t>80×80=6400</w:t>
+              <w:t>29×12=348</w:t>
             </w:r>
           </w:p>
         </w:tc>
@@ -74,7 +74,7 @@
                 <w:rFonts w:ascii="TimeNewRoman" w:hAnsi="TimeNewRoman"/>
                 <w:sz w:val="30"/>
               </w:rPr>
-              <w:t>57×31=1767</w:t>
+              <w:t>13×57=741</w:t>
             </w:r>
           </w:p>
         </w:tc>
@@ -91,7 +91,7 @@
                 <w:rFonts w:ascii="TimeNewRoman" w:hAnsi="TimeNewRoman"/>
                 <w:sz w:val="30"/>
               </w:rPr>
-              <w:t>79×92=7268</w:t>
+              <w:t>24×41=984</w:t>
             </w:r>
           </w:p>
         </w:tc>
@@ -108,7 +108,7 @@
                 <w:rFonts w:ascii="TimeNewRoman" w:hAnsi="TimeNewRoman"/>
                 <w:sz w:val="30"/>
               </w:rPr>
-              <w:t>78×36=2808</w:t>
+              <w:t>21×29=609</w:t>
             </w:r>
           </w:p>
         </w:tc>
@@ -223,7 +223,7 @@
                 <w:rFonts w:ascii="TimeNewRoman" w:hAnsi="TimeNewRoman"/>
                 <w:sz w:val="30"/>
               </w:rPr>
-              <w:t>42×32=1344</w:t>
+              <w:t>62×32=1984</w:t>
             </w:r>
           </w:p>
         </w:tc>
@@ -240,7 +240,7 @@
                 <w:rFonts w:ascii="TimeNewRoman" w:hAnsi="TimeNewRoman"/>
                 <w:sz w:val="30"/>
               </w:rPr>
-              <w:t>53×72=3816</w:t>
+              <w:t>81×25=2025</w:t>
             </w:r>
           </w:p>
         </w:tc>
@@ -257,7 +257,7 @@
                 <w:rFonts w:ascii="TimeNewRoman" w:hAnsi="TimeNewRoman"/>
                 <w:sz w:val="30"/>
               </w:rPr>
-              <w:t>64×53=3392</w:t>
+              <w:t>57×87=4959</w:t>
             </w:r>
           </w:p>
         </w:tc>
@@ -274,7 +274,7 @@
                 <w:rFonts w:ascii="TimeNewRoman" w:hAnsi="TimeNewRoman"/>
                 <w:sz w:val="30"/>
               </w:rPr>
-              <w:t>37×68=2516</w:t>
+              <w:t>27×37=999</w:t>
             </w:r>
           </w:p>
         </w:tc>
@@ -291,7 +291,7 @@
                 <w:rFonts w:ascii="TimeNewRoman" w:hAnsi="TimeNewRoman"/>
                 <w:sz w:val="30"/>
               </w:rPr>
-              <w:t>67×66=4422</w:t>
+              <w:t>38×79=3002</w:t>
             </w:r>
           </w:p>
         </w:tc>
@@ -438,7 +438,7 @@
                 <w:rFonts w:ascii="TimeNewRoman" w:hAnsi="TimeNewRoman"/>
                 <w:sz w:val="30"/>
               </w:rPr>
-              <w:t>29×97=2813</w:t>
+              <w:t>54×14=756</w:t>
             </w:r>
           </w:p>
         </w:tc>
@@ -455,7 +455,7 @@
                 <w:rFonts w:ascii="TimeNewRoman" w:hAnsi="TimeNewRoman"/>
                 <w:sz w:val="30"/>
               </w:rPr>
-              <w:t>62×66=4092</w:t>
+              <w:t>88×71=6248</w:t>
             </w:r>
           </w:p>
         </w:tc>
@@ -472,7 +472,7 @@
                 <w:rFonts w:ascii="TimeNewRoman" w:hAnsi="TimeNewRoman"/>
                 <w:sz w:val="30"/>
               </w:rPr>
-              <w:t>35×46=1610</w:t>
+              <w:t>89×82=7298</w:t>
             </w:r>
           </w:p>
         </w:tc>
@@ -489,7 +489,7 @@
                 <w:rFonts w:ascii="TimeNewRoman" w:hAnsi="TimeNewRoman"/>
                 <w:sz w:val="30"/>
               </w:rPr>
-              <w:t>44×61=2684</w:t>
+              <w:t>14×92=1288</w:t>
             </w:r>
           </w:p>
         </w:tc>
@@ -506,7 +506,7 @@
                 <w:rFonts w:ascii="TimeNewRoman" w:hAnsi="TimeNewRoman"/>
                 <w:sz w:val="30"/>
               </w:rPr>
-              <w:t>12×95=1140</w:t>
+              <w:t>86×88=7568</w:t>
             </w:r>
           </w:p>
         </w:tc>
@@ -653,7 +653,7 @@
                 <w:rFonts w:ascii="TimeNewRoman" w:hAnsi="TimeNewRoman"/>
                 <w:sz w:val="30"/>
               </w:rPr>
-              <w:t>86×23=1978</w:t>
+              <w:t>16×67=1072</w:t>
             </w:r>
           </w:p>
         </w:tc>
@@ -670,7 +670,7 @@
                 <w:rFonts w:ascii="TimeNewRoman" w:hAnsi="TimeNewRoman"/>
                 <w:sz w:val="30"/>
               </w:rPr>
-              <w:t>83×97=8051</w:t>
+              <w:t>89×69=6141</w:t>
             </w:r>
           </w:p>
         </w:tc>
@@ -687,7 +687,7 @@
                 <w:rFonts w:ascii="TimeNewRoman" w:hAnsi="TimeNewRoman"/>
                 <w:sz w:val="30"/>
               </w:rPr>
-              <w:t>13×31=403</w:t>
+              <w:t>47×57=2679</w:t>
             </w:r>
           </w:p>
         </w:tc>
@@ -704,7 +704,7 @@
                 <w:rFonts w:ascii="TimeNewRoman" w:hAnsi="TimeNewRoman"/>
                 <w:sz w:val="30"/>
               </w:rPr>
-              <w:t>45×83=3735</w:t>
+              <w:t>55×74=4070</w:t>
             </w:r>
           </w:p>
         </w:tc>
@@ -721,7 +721,7 @@
                 <w:rFonts w:ascii="TimeNewRoman" w:hAnsi="TimeNewRoman"/>
                 <w:sz w:val="30"/>
               </w:rPr>
-              <w:t>85×16=1360</w:t>
+              <w:t>93×40=3720</w:t>
             </w:r>
           </w:p>
         </w:tc>
@@ -868,7 +868,7 @@
                 <w:rFonts w:ascii="TimeNewRoman" w:hAnsi="TimeNewRoman"/>
                 <w:sz w:val="30"/>
               </w:rPr>
-              <w:t>48×73=3504</w:t>
+              <w:t>80×61=4880</w:t>
             </w:r>
           </w:p>
         </w:tc>
@@ -885,7 +885,7 @@
                 <w:rFonts w:ascii="TimeNewRoman" w:hAnsi="TimeNewRoman"/>
                 <w:sz w:val="30"/>
               </w:rPr>
-              <w:t>76×32=2432</w:t>
+              <w:t>48×37=1776</w:t>
             </w:r>
           </w:p>
         </w:tc>
@@ -902,7 +902,7 @@
                 <w:rFonts w:ascii="TimeNewRoman" w:hAnsi="TimeNewRoman"/>
                 <w:sz w:val="30"/>
               </w:rPr>
-              <w:t>69×50=3450</w:t>
+              <w:t>90×95=8550</w:t>
             </w:r>
           </w:p>
         </w:tc>
@@ -919,7 +919,7 @@
                 <w:rFonts w:ascii="TimeNewRoman" w:hAnsi="TimeNewRoman"/>
                 <w:sz w:val="30"/>
               </w:rPr>
-              <w:t>78×63=4914</w:t>
+              <w:t>85×75=6375</w:t>
             </w:r>
           </w:p>
         </w:tc>
@@ -936,7 +936,7 @@
                 <w:rFonts w:ascii="TimeNewRoman" w:hAnsi="TimeNewRoman"/>
                 <w:sz w:val="30"/>
               </w:rPr>
-              <w:t>21×36=756</w:t>
+              <w:t>54×34=1836</w:t>
             </w:r>
           </w:p>
         </w:tc>

--- a/answers-of-two-digit_number_multiplied_by_two-digit_number.docx
+++ b/answers-of-two-digit_number_multiplied_by_two-digit_number.docx
@@ -11,7 +11,7 @@
           <w:rFonts w:ascii="Arial" w:hAnsi="Arial"/>
           <w:sz w:val="30"/>
         </w:rPr>
-        <w:t>2026-09-14 Monday</w:t>
+        <w:t>2026-09-15 Tuesday</w:t>
       </w:r>
     </w:p>
     <w:tbl>
@@ -40,7 +40,7 @@
                 <w:rFonts w:ascii="TimeNewRoman" w:hAnsi="TimeNewRoman"/>
                 <w:sz w:val="30"/>
               </w:rPr>
-              <w:t>82×70=5740</w:t>
+              <w:t>92×23=2116</w:t>
             </w:r>
           </w:p>
         </w:tc>
@@ -57,7 +57,7 @@
                 <w:rFonts w:ascii="TimeNewRoman" w:hAnsi="TimeNewRoman"/>
                 <w:sz w:val="30"/>
               </w:rPr>
-              <w:t>29×12=348</w:t>
+              <w:t>57×44=2508</w:t>
             </w:r>
           </w:p>
         </w:tc>
@@ -74,7 +74,7 @@
                 <w:rFonts w:ascii="TimeNewRoman" w:hAnsi="TimeNewRoman"/>
                 <w:sz w:val="30"/>
               </w:rPr>
-              <w:t>13×57=741</w:t>
+              <w:t>60×95=5700</w:t>
             </w:r>
           </w:p>
         </w:tc>
@@ -91,7 +91,7 @@
                 <w:rFonts w:ascii="TimeNewRoman" w:hAnsi="TimeNewRoman"/>
                 <w:sz w:val="30"/>
               </w:rPr>
-              <w:t>24×41=984</w:t>
+              <w:t>21×87=1827</w:t>
             </w:r>
           </w:p>
         </w:tc>
@@ -108,7 +108,7 @@
                 <w:rFonts w:ascii="TimeNewRoman" w:hAnsi="TimeNewRoman"/>
                 <w:sz w:val="30"/>
               </w:rPr>
-              <w:t>21×29=609</w:t>
+              <w:t>17×46=782</w:t>
             </w:r>
           </w:p>
         </w:tc>
@@ -223,7 +223,7 @@
                 <w:rFonts w:ascii="TimeNewRoman" w:hAnsi="TimeNewRoman"/>
                 <w:sz w:val="30"/>
               </w:rPr>
-              <w:t>62×32=1984</w:t>
+              <w:t>71×93=6603</w:t>
             </w:r>
           </w:p>
         </w:tc>
@@ -240,7 +240,7 @@
                 <w:rFonts w:ascii="TimeNewRoman" w:hAnsi="TimeNewRoman"/>
                 <w:sz w:val="30"/>
               </w:rPr>
-              <w:t>81×25=2025</w:t>
+              <w:t>78×51=3978</w:t>
             </w:r>
           </w:p>
         </w:tc>
@@ -257,7 +257,7 @@
                 <w:rFonts w:ascii="TimeNewRoman" w:hAnsi="TimeNewRoman"/>
                 <w:sz w:val="30"/>
               </w:rPr>
-              <w:t>57×87=4959</w:t>
+              <w:t>19×85=1615</w:t>
             </w:r>
           </w:p>
         </w:tc>
@@ -274,7 +274,7 @@
                 <w:rFonts w:ascii="TimeNewRoman" w:hAnsi="TimeNewRoman"/>
                 <w:sz w:val="30"/>
               </w:rPr>
-              <w:t>27×37=999</w:t>
+              <w:t>76×84=6384</w:t>
             </w:r>
           </w:p>
         </w:tc>
@@ -291,7 +291,7 @@
                 <w:rFonts w:ascii="TimeNewRoman" w:hAnsi="TimeNewRoman"/>
                 <w:sz w:val="30"/>
               </w:rPr>
-              <w:t>38×79=3002</w:t>
+              <w:t>40×57=2280</w:t>
             </w:r>
           </w:p>
         </w:tc>
@@ -438,7 +438,7 @@
                 <w:rFonts w:ascii="TimeNewRoman" w:hAnsi="TimeNewRoman"/>
                 <w:sz w:val="30"/>
               </w:rPr>
-              <w:t>54×14=756</w:t>
+              <w:t>62×60=3720</w:t>
             </w:r>
           </w:p>
         </w:tc>
@@ -455,7 +455,7 @@
                 <w:rFonts w:ascii="TimeNewRoman" w:hAnsi="TimeNewRoman"/>
                 <w:sz w:val="30"/>
               </w:rPr>
-              <w:t>88×71=6248</w:t>
+              <w:t>14×97=1358</w:t>
             </w:r>
           </w:p>
         </w:tc>
@@ -472,7 +472,7 @@
                 <w:rFonts w:ascii="TimeNewRoman" w:hAnsi="TimeNewRoman"/>
                 <w:sz w:val="30"/>
               </w:rPr>
-              <w:t>89×82=7298</w:t>
+              <w:t>12×82=984</w:t>
             </w:r>
           </w:p>
         </w:tc>
@@ -489,7 +489,7 @@
                 <w:rFonts w:ascii="TimeNewRoman" w:hAnsi="TimeNewRoman"/>
                 <w:sz w:val="30"/>
               </w:rPr>
-              <w:t>14×92=1288</w:t>
+              <w:t>25×72=1800</w:t>
             </w:r>
           </w:p>
         </w:tc>
@@ -506,7 +506,7 @@
                 <w:rFonts w:ascii="TimeNewRoman" w:hAnsi="TimeNewRoman"/>
                 <w:sz w:val="30"/>
               </w:rPr>
-              <w:t>86×88=7568</w:t>
+              <w:t>65×89=5785</w:t>
             </w:r>
           </w:p>
         </w:tc>
@@ -653,7 +653,7 @@
                 <w:rFonts w:ascii="TimeNewRoman" w:hAnsi="TimeNewRoman"/>
                 <w:sz w:val="30"/>
               </w:rPr>
-              <w:t>16×67=1072</w:t>
+              <w:t>99×14=1386</w:t>
             </w:r>
           </w:p>
         </w:tc>
@@ -670,7 +670,7 @@
                 <w:rFonts w:ascii="TimeNewRoman" w:hAnsi="TimeNewRoman"/>
                 <w:sz w:val="30"/>
               </w:rPr>
-              <w:t>89×69=6141</w:t>
+              <w:t>64×53=3392</w:t>
             </w:r>
           </w:p>
         </w:tc>
@@ -687,7 +687,7 @@
                 <w:rFonts w:ascii="TimeNewRoman" w:hAnsi="TimeNewRoman"/>
                 <w:sz w:val="30"/>
               </w:rPr>
-              <w:t>47×57=2679</w:t>
+              <w:t>71×65=4615</w:t>
             </w:r>
           </w:p>
         </w:tc>
@@ -704,7 +704,7 @@
                 <w:rFonts w:ascii="TimeNewRoman" w:hAnsi="TimeNewRoman"/>
                 <w:sz w:val="30"/>
               </w:rPr>
-              <w:t>55×74=4070</w:t>
+              <w:t>39×99=3861</w:t>
             </w:r>
           </w:p>
         </w:tc>
@@ -721,7 +721,7 @@
                 <w:rFonts w:ascii="TimeNewRoman" w:hAnsi="TimeNewRoman"/>
                 <w:sz w:val="30"/>
               </w:rPr>
-              <w:t>93×40=3720</w:t>
+              <w:t>91×60=5460</w:t>
             </w:r>
           </w:p>
         </w:tc>
@@ -868,7 +868,7 @@
                 <w:rFonts w:ascii="TimeNewRoman" w:hAnsi="TimeNewRoman"/>
                 <w:sz w:val="30"/>
               </w:rPr>
-              <w:t>80×61=4880</w:t>
+              <w:t>17×46=782</w:t>
             </w:r>
           </w:p>
         </w:tc>
@@ -885,7 +885,7 @@
                 <w:rFonts w:ascii="TimeNewRoman" w:hAnsi="TimeNewRoman"/>
                 <w:sz w:val="30"/>
               </w:rPr>
-              <w:t>48×37=1776</w:t>
+              <w:t>20×94=1880</w:t>
             </w:r>
           </w:p>
         </w:tc>
@@ -902,7 +902,7 @@
                 <w:rFonts w:ascii="TimeNewRoman" w:hAnsi="TimeNewRoman"/>
                 <w:sz w:val="30"/>
               </w:rPr>
-              <w:t>90×95=8550</w:t>
+              <w:t>22×12=264</w:t>
             </w:r>
           </w:p>
         </w:tc>
@@ -919,7 +919,7 @@
                 <w:rFonts w:ascii="TimeNewRoman" w:hAnsi="TimeNewRoman"/>
                 <w:sz w:val="30"/>
               </w:rPr>
-              <w:t>85×75=6375</w:t>
+              <w:t>90×30=2700</w:t>
             </w:r>
           </w:p>
         </w:tc>
@@ -936,7 +936,7 @@
                 <w:rFonts w:ascii="TimeNewRoman" w:hAnsi="TimeNewRoman"/>
                 <w:sz w:val="30"/>
               </w:rPr>
-              <w:t>54×34=1836</w:t>
+              <w:t>98×34=3332</w:t>
             </w:r>
           </w:p>
         </w:tc>

--- a/answers-of-two-digit_number_multiplied_by_two-digit_number.docx
+++ b/answers-of-two-digit_number_multiplied_by_two-digit_number.docx
@@ -40,7 +40,7 @@
                 <w:rFonts w:ascii="TimeNewRoman" w:hAnsi="TimeNewRoman"/>
                 <w:sz w:val="30"/>
               </w:rPr>
-              <w:t>92×23=2116</w:t>
+              <w:t>71×77=5467</w:t>
             </w:r>
           </w:p>
         </w:tc>
@@ -57,7 +57,7 @@
                 <w:rFonts w:ascii="TimeNewRoman" w:hAnsi="TimeNewRoman"/>
                 <w:sz w:val="30"/>
               </w:rPr>
-              <w:t>57×44=2508</w:t>
+              <w:t>18×68=1224</w:t>
             </w:r>
           </w:p>
         </w:tc>
@@ -74,7 +74,7 @@
                 <w:rFonts w:ascii="TimeNewRoman" w:hAnsi="TimeNewRoman"/>
                 <w:sz w:val="30"/>
               </w:rPr>
-              <w:t>60×95=5700</w:t>
+              <w:t>33×66=2178</w:t>
             </w:r>
           </w:p>
         </w:tc>
@@ -91,7 +91,7 @@
                 <w:rFonts w:ascii="TimeNewRoman" w:hAnsi="TimeNewRoman"/>
                 <w:sz w:val="30"/>
               </w:rPr>
-              <w:t>21×87=1827</w:t>
+              <w:t>32×77=2464</w:t>
             </w:r>
           </w:p>
         </w:tc>
@@ -108,7 +108,7 @@
                 <w:rFonts w:ascii="TimeNewRoman" w:hAnsi="TimeNewRoman"/>
                 <w:sz w:val="30"/>
               </w:rPr>
-              <w:t>17×46=782</w:t>
+              <w:t>32×19=608</w:t>
             </w:r>
           </w:p>
         </w:tc>
@@ -223,7 +223,7 @@
                 <w:rFonts w:ascii="TimeNewRoman" w:hAnsi="TimeNewRoman"/>
                 <w:sz w:val="30"/>
               </w:rPr>
-              <w:t>71×93=6603</w:t>
+              <w:t>49×41=2009</w:t>
             </w:r>
           </w:p>
         </w:tc>
@@ -240,7 +240,7 @@
                 <w:rFonts w:ascii="TimeNewRoman" w:hAnsi="TimeNewRoman"/>
                 <w:sz w:val="30"/>
               </w:rPr>
-              <w:t>78×51=3978</w:t>
+              <w:t>77×66=5082</w:t>
             </w:r>
           </w:p>
         </w:tc>
@@ -257,7 +257,7 @@
                 <w:rFonts w:ascii="TimeNewRoman" w:hAnsi="TimeNewRoman"/>
                 <w:sz w:val="30"/>
               </w:rPr>
-              <w:t>19×85=1615</w:t>
+              <w:t>68×99=6732</w:t>
             </w:r>
           </w:p>
         </w:tc>
@@ -274,7 +274,7 @@
                 <w:rFonts w:ascii="TimeNewRoman" w:hAnsi="TimeNewRoman"/>
                 <w:sz w:val="30"/>
               </w:rPr>
-              <w:t>76×84=6384</w:t>
+              <w:t>80×16=1280</w:t>
             </w:r>
           </w:p>
         </w:tc>
@@ -291,7 +291,7 @@
                 <w:rFonts w:ascii="TimeNewRoman" w:hAnsi="TimeNewRoman"/>
                 <w:sz w:val="30"/>
               </w:rPr>
-              <w:t>40×57=2280</w:t>
+              <w:t>95×65=6175</w:t>
             </w:r>
           </w:p>
         </w:tc>
@@ -438,7 +438,7 @@
                 <w:rFonts w:ascii="TimeNewRoman" w:hAnsi="TimeNewRoman"/>
                 <w:sz w:val="30"/>
               </w:rPr>
-              <w:t>62×60=3720</w:t>
+              <w:t>74×77=5698</w:t>
             </w:r>
           </w:p>
         </w:tc>
@@ -455,7 +455,7 @@
                 <w:rFonts w:ascii="TimeNewRoman" w:hAnsi="TimeNewRoman"/>
                 <w:sz w:val="30"/>
               </w:rPr>
-              <w:t>14×97=1358</w:t>
+              <w:t>51×14=714</w:t>
             </w:r>
           </w:p>
         </w:tc>
@@ -472,7 +472,7 @@
                 <w:rFonts w:ascii="TimeNewRoman" w:hAnsi="TimeNewRoman"/>
                 <w:sz w:val="30"/>
               </w:rPr>
-              <w:t>12×82=984</w:t>
+              <w:t>75×40=3000</w:t>
             </w:r>
           </w:p>
         </w:tc>
@@ -489,7 +489,7 @@
                 <w:rFonts w:ascii="TimeNewRoman" w:hAnsi="TimeNewRoman"/>
                 <w:sz w:val="30"/>
               </w:rPr>
-              <w:t>25×72=1800</w:t>
+              <w:t>81×43=3483</w:t>
             </w:r>
           </w:p>
         </w:tc>
@@ -506,7 +506,7 @@
                 <w:rFonts w:ascii="TimeNewRoman" w:hAnsi="TimeNewRoman"/>
                 <w:sz w:val="30"/>
               </w:rPr>
-              <w:t>65×89=5785</w:t>
+              <w:t>85×45=3825</w:t>
             </w:r>
           </w:p>
         </w:tc>
@@ -653,7 +653,7 @@
                 <w:rFonts w:ascii="TimeNewRoman" w:hAnsi="TimeNewRoman"/>
                 <w:sz w:val="30"/>
               </w:rPr>
-              <w:t>99×14=1386</w:t>
+              <w:t>77×33=2541</w:t>
             </w:r>
           </w:p>
         </w:tc>
@@ -670,7 +670,7 @@
                 <w:rFonts w:ascii="TimeNewRoman" w:hAnsi="TimeNewRoman"/>
                 <w:sz w:val="30"/>
               </w:rPr>
-              <w:t>64×53=3392</w:t>
+              <w:t>14×19=266</w:t>
             </w:r>
           </w:p>
         </w:tc>
@@ -687,7 +687,7 @@
                 <w:rFonts w:ascii="TimeNewRoman" w:hAnsi="TimeNewRoman"/>
                 <w:sz w:val="30"/>
               </w:rPr>
-              <w:t>71×65=4615</w:t>
+              <w:t>83×66=5478</w:t>
             </w:r>
           </w:p>
         </w:tc>
@@ -704,7 +704,7 @@
                 <w:rFonts w:ascii="TimeNewRoman" w:hAnsi="TimeNewRoman"/>
                 <w:sz w:val="30"/>
               </w:rPr>
-              <w:t>39×99=3861</w:t>
+              <w:t>36×23=828</w:t>
             </w:r>
           </w:p>
         </w:tc>
@@ -721,7 +721,7 @@
                 <w:rFonts w:ascii="TimeNewRoman" w:hAnsi="TimeNewRoman"/>
                 <w:sz w:val="30"/>
               </w:rPr>
-              <w:t>91×60=5460</w:t>
+              <w:t>22×62=1364</w:t>
             </w:r>
           </w:p>
         </w:tc>
@@ -868,7 +868,7 @@
                 <w:rFonts w:ascii="TimeNewRoman" w:hAnsi="TimeNewRoman"/>
                 <w:sz w:val="30"/>
               </w:rPr>
-              <w:t>17×46=782</w:t>
+              <w:t>14×68=952</w:t>
             </w:r>
           </w:p>
         </w:tc>
@@ -885,7 +885,7 @@
                 <w:rFonts w:ascii="TimeNewRoman" w:hAnsi="TimeNewRoman"/>
                 <w:sz w:val="30"/>
               </w:rPr>
-              <w:t>20×94=1880</w:t>
+              <w:t>14×63=882</w:t>
             </w:r>
           </w:p>
         </w:tc>
@@ -902,7 +902,7 @@
                 <w:rFonts w:ascii="TimeNewRoman" w:hAnsi="TimeNewRoman"/>
                 <w:sz w:val="30"/>
               </w:rPr>
-              <w:t>22×12=264</w:t>
+              <w:t>68×30=2040</w:t>
             </w:r>
           </w:p>
         </w:tc>
@@ -919,7 +919,7 @@
                 <w:rFonts w:ascii="TimeNewRoman" w:hAnsi="TimeNewRoman"/>
                 <w:sz w:val="30"/>
               </w:rPr>
-              <w:t>90×30=2700</w:t>
+              <w:t>76×23=1748</w:t>
             </w:r>
           </w:p>
         </w:tc>
@@ -936,7 +936,7 @@
                 <w:rFonts w:ascii="TimeNewRoman" w:hAnsi="TimeNewRoman"/>
                 <w:sz w:val="30"/>
               </w:rPr>
-              <w:t>98×34=3332</w:t>
+              <w:t>87×98=8526</w:t>
             </w:r>
           </w:p>
         </w:tc>

--- a/answers-of-two-digit_number_multiplied_by_two-digit_number.docx
+++ b/answers-of-two-digit_number_multiplied_by_two-digit_number.docx
@@ -11,7 +11,7 @@
           <w:rFonts w:ascii="Arial" w:hAnsi="Arial"/>
           <w:sz w:val="30"/>
         </w:rPr>
-        <w:t>2026-09-15 Tuesday</w:t>
+        <w:t>2026-09-16 Wednesday</w:t>
       </w:r>
     </w:p>
     <w:tbl>
@@ -40,7 +40,7 @@
                 <w:rFonts w:ascii="TimeNewRoman" w:hAnsi="TimeNewRoman"/>
                 <w:sz w:val="30"/>
               </w:rPr>
-              <w:t>71×77=5467</w:t>
+              <w:t>29×40=1160</w:t>
             </w:r>
           </w:p>
         </w:tc>
@@ -57,7 +57,7 @@
                 <w:rFonts w:ascii="TimeNewRoman" w:hAnsi="TimeNewRoman"/>
                 <w:sz w:val="30"/>
               </w:rPr>
-              <w:t>18×68=1224</w:t>
+              <w:t>26×30=780</w:t>
             </w:r>
           </w:p>
         </w:tc>
@@ -74,7 +74,7 @@
                 <w:rFonts w:ascii="TimeNewRoman" w:hAnsi="TimeNewRoman"/>
                 <w:sz w:val="30"/>
               </w:rPr>
-              <w:t>33×66=2178</w:t>
+              <w:t>53×84=4452</w:t>
             </w:r>
           </w:p>
         </w:tc>
@@ -91,7 +91,7 @@
                 <w:rFonts w:ascii="TimeNewRoman" w:hAnsi="TimeNewRoman"/>
                 <w:sz w:val="30"/>
               </w:rPr>
-              <w:t>32×77=2464</w:t>
+              <w:t>14×12=168</w:t>
             </w:r>
           </w:p>
         </w:tc>
@@ -108,7 +108,7 @@
                 <w:rFonts w:ascii="TimeNewRoman" w:hAnsi="TimeNewRoman"/>
                 <w:sz w:val="30"/>
               </w:rPr>
-              <w:t>32×19=608</w:t>
+              <w:t>97×44=4268</w:t>
             </w:r>
           </w:p>
         </w:tc>
@@ -223,7 +223,7 @@
                 <w:rFonts w:ascii="TimeNewRoman" w:hAnsi="TimeNewRoman"/>
                 <w:sz w:val="30"/>
               </w:rPr>
-              <w:t>49×41=2009</w:t>
+              <w:t>41×92=3772</w:t>
             </w:r>
           </w:p>
         </w:tc>
@@ -240,7 +240,7 @@
                 <w:rFonts w:ascii="TimeNewRoman" w:hAnsi="TimeNewRoman"/>
                 <w:sz w:val="30"/>
               </w:rPr>
-              <w:t>77×66=5082</w:t>
+              <w:t>79×69=5451</w:t>
             </w:r>
           </w:p>
         </w:tc>
@@ -257,7 +257,7 @@
                 <w:rFonts w:ascii="TimeNewRoman" w:hAnsi="TimeNewRoman"/>
                 <w:sz w:val="30"/>
               </w:rPr>
-              <w:t>68×99=6732</w:t>
+              <w:t>36×86=3096</w:t>
             </w:r>
           </w:p>
         </w:tc>
@@ -274,7 +274,7 @@
                 <w:rFonts w:ascii="TimeNewRoman" w:hAnsi="TimeNewRoman"/>
                 <w:sz w:val="30"/>
               </w:rPr>
-              <w:t>80×16=1280</w:t>
+              <w:t>24×92=2208</w:t>
             </w:r>
           </w:p>
         </w:tc>
@@ -291,7 +291,7 @@
                 <w:rFonts w:ascii="TimeNewRoman" w:hAnsi="TimeNewRoman"/>
                 <w:sz w:val="30"/>
               </w:rPr>
-              <w:t>95×65=6175</w:t>
+              <w:t>67×74=4958</w:t>
             </w:r>
           </w:p>
         </w:tc>
@@ -438,7 +438,7 @@
                 <w:rFonts w:ascii="TimeNewRoman" w:hAnsi="TimeNewRoman"/>
                 <w:sz w:val="30"/>
               </w:rPr>
-              <w:t>74×77=5698</w:t>
+              <w:t>34×78=2652</w:t>
             </w:r>
           </w:p>
         </w:tc>
@@ -455,7 +455,7 @@
                 <w:rFonts w:ascii="TimeNewRoman" w:hAnsi="TimeNewRoman"/>
                 <w:sz w:val="30"/>
               </w:rPr>
-              <w:t>51×14=714</w:t>
+              <w:t>85×24=2040</w:t>
             </w:r>
           </w:p>
         </w:tc>
@@ -472,7 +472,7 @@
                 <w:rFonts w:ascii="TimeNewRoman" w:hAnsi="TimeNewRoman"/>
                 <w:sz w:val="30"/>
               </w:rPr>
-              <w:t>75×40=3000</w:t>
+              <w:t>59×33=1947</w:t>
             </w:r>
           </w:p>
         </w:tc>
@@ -489,7 +489,7 @@
                 <w:rFonts w:ascii="TimeNewRoman" w:hAnsi="TimeNewRoman"/>
                 <w:sz w:val="30"/>
               </w:rPr>
-              <w:t>81×43=3483</w:t>
+              <w:t>84×14=1176</w:t>
             </w:r>
           </w:p>
         </w:tc>
@@ -506,7 +506,7 @@
                 <w:rFonts w:ascii="TimeNewRoman" w:hAnsi="TimeNewRoman"/>
                 <w:sz w:val="30"/>
               </w:rPr>
-              <w:t>85×45=3825</w:t>
+              <w:t>47×82=3854</w:t>
             </w:r>
           </w:p>
         </w:tc>
@@ -653,7 +653,7 @@
                 <w:rFonts w:ascii="TimeNewRoman" w:hAnsi="TimeNewRoman"/>
                 <w:sz w:val="30"/>
               </w:rPr>
-              <w:t>77×33=2541</w:t>
+              <w:t>47×17=799</w:t>
             </w:r>
           </w:p>
         </w:tc>
@@ -670,7 +670,7 @@
                 <w:rFonts w:ascii="TimeNewRoman" w:hAnsi="TimeNewRoman"/>
                 <w:sz w:val="30"/>
               </w:rPr>
-              <w:t>14×19=266</w:t>
+              <w:t>91×27=2457</w:t>
             </w:r>
           </w:p>
         </w:tc>
@@ -687,7 +687,7 @@
                 <w:rFonts w:ascii="TimeNewRoman" w:hAnsi="TimeNewRoman"/>
                 <w:sz w:val="30"/>
               </w:rPr>
-              <w:t>83×66=5478</w:t>
+              <w:t>19×28=532</w:t>
             </w:r>
           </w:p>
         </w:tc>
@@ -704,7 +704,7 @@
                 <w:rFonts w:ascii="TimeNewRoman" w:hAnsi="TimeNewRoman"/>
                 <w:sz w:val="30"/>
               </w:rPr>
-              <w:t>36×23=828</w:t>
+              <w:t>74×63=4662</w:t>
             </w:r>
           </w:p>
         </w:tc>
@@ -721,7 +721,7 @@
                 <w:rFonts w:ascii="TimeNewRoman" w:hAnsi="TimeNewRoman"/>
                 <w:sz w:val="30"/>
               </w:rPr>
-              <w:t>22×62=1364</w:t>
+              <w:t>53×96=5088</w:t>
             </w:r>
           </w:p>
         </w:tc>
@@ -868,7 +868,7 @@
                 <w:rFonts w:ascii="TimeNewRoman" w:hAnsi="TimeNewRoman"/>
                 <w:sz w:val="30"/>
               </w:rPr>
-              <w:t>14×68=952</w:t>
+              <w:t>20×12=240</w:t>
             </w:r>
           </w:p>
         </w:tc>
@@ -885,7 +885,7 @@
                 <w:rFonts w:ascii="TimeNewRoman" w:hAnsi="TimeNewRoman"/>
                 <w:sz w:val="30"/>
               </w:rPr>
-              <w:t>14×63=882</w:t>
+              <w:t>14×53=742</w:t>
             </w:r>
           </w:p>
         </w:tc>
@@ -902,7 +902,7 @@
                 <w:rFonts w:ascii="TimeNewRoman" w:hAnsi="TimeNewRoman"/>
                 <w:sz w:val="30"/>
               </w:rPr>
-              <w:t>68×30=2040</w:t>
+              <w:t>14×60=840</w:t>
             </w:r>
           </w:p>
         </w:tc>
@@ -919,7 +919,7 @@
                 <w:rFonts w:ascii="TimeNewRoman" w:hAnsi="TimeNewRoman"/>
                 <w:sz w:val="30"/>
               </w:rPr>
-              <w:t>76×23=1748</w:t>
+              <w:t>83×84=6972</w:t>
             </w:r>
           </w:p>
         </w:tc>
@@ -936,7 +936,7 @@
                 <w:rFonts w:ascii="TimeNewRoman" w:hAnsi="TimeNewRoman"/>
                 <w:sz w:val="30"/>
               </w:rPr>
-              <w:t>87×98=8526</w:t>
+              <w:t>50×48=2400</w:t>
             </w:r>
           </w:p>
         </w:tc>

--- a/answers-of-two-digit_number_multiplied_by_two-digit_number.docx
+++ b/answers-of-two-digit_number_multiplied_by_two-digit_number.docx
@@ -40,7 +40,7 @@
                 <w:rFonts w:ascii="TimeNewRoman" w:hAnsi="TimeNewRoman"/>
                 <w:sz w:val="30"/>
               </w:rPr>
-              <w:t>29×40=1160</w:t>
+              <w:t>27×44=1188</w:t>
             </w:r>
           </w:p>
         </w:tc>
@@ -57,7 +57,7 @@
                 <w:rFonts w:ascii="TimeNewRoman" w:hAnsi="TimeNewRoman"/>
                 <w:sz w:val="30"/>
               </w:rPr>
-              <w:t>26×30=780</w:t>
+              <w:t>14×44=616</w:t>
             </w:r>
           </w:p>
         </w:tc>
@@ -74,7 +74,7 @@
                 <w:rFonts w:ascii="TimeNewRoman" w:hAnsi="TimeNewRoman"/>
                 <w:sz w:val="30"/>
               </w:rPr>
-              <w:t>53×84=4452</w:t>
+              <w:t>92×88=8096</w:t>
             </w:r>
           </w:p>
         </w:tc>
@@ -91,7 +91,7 @@
                 <w:rFonts w:ascii="TimeNewRoman" w:hAnsi="TimeNewRoman"/>
                 <w:sz w:val="30"/>
               </w:rPr>
-              <w:t>14×12=168</w:t>
+              <w:t>27×28=756</w:t>
             </w:r>
           </w:p>
         </w:tc>
@@ -108,7 +108,7 @@
                 <w:rFonts w:ascii="TimeNewRoman" w:hAnsi="TimeNewRoman"/>
                 <w:sz w:val="30"/>
               </w:rPr>
-              <w:t>97×44=4268</w:t>
+              <w:t>58×52=3016</w:t>
             </w:r>
           </w:p>
         </w:tc>
@@ -223,7 +223,7 @@
                 <w:rFonts w:ascii="TimeNewRoman" w:hAnsi="TimeNewRoman"/>
                 <w:sz w:val="30"/>
               </w:rPr>
-              <w:t>41×92=3772</w:t>
+              <w:t>93×62=5766</w:t>
             </w:r>
           </w:p>
         </w:tc>
@@ -240,7 +240,7 @@
                 <w:rFonts w:ascii="TimeNewRoman" w:hAnsi="TimeNewRoman"/>
                 <w:sz w:val="30"/>
               </w:rPr>
-              <w:t>79×69=5451</w:t>
+              <w:t>75×65=4875</w:t>
             </w:r>
           </w:p>
         </w:tc>
@@ -257,7 +257,7 @@
                 <w:rFonts w:ascii="TimeNewRoman" w:hAnsi="TimeNewRoman"/>
                 <w:sz w:val="30"/>
               </w:rPr>
-              <w:t>36×86=3096</w:t>
+              <w:t>31×40=1240</w:t>
             </w:r>
           </w:p>
         </w:tc>
@@ -274,7 +274,7 @@
                 <w:rFonts w:ascii="TimeNewRoman" w:hAnsi="TimeNewRoman"/>
                 <w:sz w:val="30"/>
               </w:rPr>
-              <w:t>24×92=2208</w:t>
+              <w:t>17×39=663</w:t>
             </w:r>
           </w:p>
         </w:tc>
@@ -291,7 +291,7 @@
                 <w:rFonts w:ascii="TimeNewRoman" w:hAnsi="TimeNewRoman"/>
                 <w:sz w:val="30"/>
               </w:rPr>
-              <w:t>67×74=4958</w:t>
+              <w:t>47×14=658</w:t>
             </w:r>
           </w:p>
         </w:tc>
@@ -438,7 +438,7 @@
                 <w:rFonts w:ascii="TimeNewRoman" w:hAnsi="TimeNewRoman"/>
                 <w:sz w:val="30"/>
               </w:rPr>
-              <w:t>34×78=2652</w:t>
+              <w:t>38×92=3496</w:t>
             </w:r>
           </w:p>
         </w:tc>
@@ -455,7 +455,7 @@
                 <w:rFonts w:ascii="TimeNewRoman" w:hAnsi="TimeNewRoman"/>
                 <w:sz w:val="30"/>
               </w:rPr>
-              <w:t>85×24=2040</w:t>
+              <w:t>74×75=5550</w:t>
             </w:r>
           </w:p>
         </w:tc>
@@ -472,7 +472,7 @@
                 <w:rFonts w:ascii="TimeNewRoman" w:hAnsi="TimeNewRoman"/>
                 <w:sz w:val="30"/>
               </w:rPr>
-              <w:t>59×33=1947</w:t>
+              <w:t>29×64=1856</w:t>
             </w:r>
           </w:p>
         </w:tc>
@@ -489,7 +489,7 @@
                 <w:rFonts w:ascii="TimeNewRoman" w:hAnsi="TimeNewRoman"/>
                 <w:sz w:val="30"/>
               </w:rPr>
-              <w:t>84×14=1176</w:t>
+              <w:t>79×17=1343</w:t>
             </w:r>
           </w:p>
         </w:tc>
@@ -506,7 +506,7 @@
                 <w:rFonts w:ascii="TimeNewRoman" w:hAnsi="TimeNewRoman"/>
                 <w:sz w:val="30"/>
               </w:rPr>
-              <w:t>47×82=3854</w:t>
+              <w:t>85×60=5100</w:t>
             </w:r>
           </w:p>
         </w:tc>
@@ -653,7 +653,7 @@
                 <w:rFonts w:ascii="TimeNewRoman" w:hAnsi="TimeNewRoman"/>
                 <w:sz w:val="30"/>
               </w:rPr>
-              <w:t>47×17=799</w:t>
+              <w:t>48×97=4656</w:t>
             </w:r>
           </w:p>
         </w:tc>
@@ -670,7 +670,7 @@
                 <w:rFonts w:ascii="TimeNewRoman" w:hAnsi="TimeNewRoman"/>
                 <w:sz w:val="30"/>
               </w:rPr>
-              <w:t>91×27=2457</w:t>
+              <w:t>88×54=4752</w:t>
             </w:r>
           </w:p>
         </w:tc>
@@ -687,7 +687,7 @@
                 <w:rFonts w:ascii="TimeNewRoman" w:hAnsi="TimeNewRoman"/>
                 <w:sz w:val="30"/>
               </w:rPr>
-              <w:t>19×28=532</w:t>
+              <w:t>39×43=1677</w:t>
             </w:r>
           </w:p>
         </w:tc>
@@ -704,7 +704,7 @@
                 <w:rFonts w:ascii="TimeNewRoman" w:hAnsi="TimeNewRoman"/>
                 <w:sz w:val="30"/>
               </w:rPr>
-              <w:t>74×63=4662</w:t>
+              <w:t>50×84=4200</w:t>
             </w:r>
           </w:p>
         </w:tc>
@@ -721,7 +721,7 @@
                 <w:rFonts w:ascii="TimeNewRoman" w:hAnsi="TimeNewRoman"/>
                 <w:sz w:val="30"/>
               </w:rPr>
-              <w:t>53×96=5088</w:t>
+              <w:t>19×95=1805</w:t>
             </w:r>
           </w:p>
         </w:tc>
@@ -868,7 +868,7 @@
                 <w:rFonts w:ascii="TimeNewRoman" w:hAnsi="TimeNewRoman"/>
                 <w:sz w:val="30"/>
               </w:rPr>
-              <w:t>20×12=240</w:t>
+              <w:t>57×74=4218</w:t>
             </w:r>
           </w:p>
         </w:tc>
@@ -885,7 +885,7 @@
                 <w:rFonts w:ascii="TimeNewRoman" w:hAnsi="TimeNewRoman"/>
                 <w:sz w:val="30"/>
               </w:rPr>
-              <w:t>14×53=742</w:t>
+              <w:t>80×14=1120</w:t>
             </w:r>
           </w:p>
         </w:tc>
@@ -902,7 +902,7 @@
                 <w:rFonts w:ascii="TimeNewRoman" w:hAnsi="TimeNewRoman"/>
                 <w:sz w:val="30"/>
               </w:rPr>
-              <w:t>14×60=840</w:t>
+              <w:t>16×29=464</w:t>
             </w:r>
           </w:p>
         </w:tc>
@@ -919,7 +919,7 @@
                 <w:rFonts w:ascii="TimeNewRoman" w:hAnsi="TimeNewRoman"/>
                 <w:sz w:val="30"/>
               </w:rPr>
-              <w:t>83×84=6972</w:t>
+              <w:t>91×92=8372</w:t>
             </w:r>
           </w:p>
         </w:tc>
@@ -936,7 +936,7 @@
                 <w:rFonts w:ascii="TimeNewRoman" w:hAnsi="TimeNewRoman"/>
                 <w:sz w:val="30"/>
               </w:rPr>
-              <w:t>50×48=2400</w:t>
+              <w:t>63×53=3339</w:t>
             </w:r>
           </w:p>
         </w:tc>

--- a/answers-of-two-digit_number_multiplied_by_two-digit_number.docx
+++ b/answers-of-two-digit_number_multiplied_by_two-digit_number.docx
@@ -11,7 +11,7 @@
           <w:rFonts w:ascii="Arial" w:hAnsi="Arial"/>
           <w:sz w:val="30"/>
         </w:rPr>
-        <w:t>2026-09-16 Wednesday</w:t>
+        <w:t>2026-09-17 Thursday</w:t>
       </w:r>
     </w:p>
     <w:tbl>
@@ -40,7 +40,7 @@
                 <w:rFonts w:ascii="TimeNewRoman" w:hAnsi="TimeNewRoman"/>
                 <w:sz w:val="30"/>
               </w:rPr>
-              <w:t>27×44=1188</w:t>
+              <w:t>59×58=3422</w:t>
             </w:r>
           </w:p>
         </w:tc>
@@ -57,7 +57,7 @@
                 <w:rFonts w:ascii="TimeNewRoman" w:hAnsi="TimeNewRoman"/>
                 <w:sz w:val="30"/>
               </w:rPr>
-              <w:t>14×44=616</w:t>
+              <w:t>73×74=5402</w:t>
             </w:r>
           </w:p>
         </w:tc>
@@ -74,7 +74,7 @@
                 <w:rFonts w:ascii="TimeNewRoman" w:hAnsi="TimeNewRoman"/>
                 <w:sz w:val="30"/>
               </w:rPr>
-              <w:t>92×88=8096</w:t>
+              <w:t>90×55=4950</w:t>
             </w:r>
           </w:p>
         </w:tc>
@@ -91,7 +91,7 @@
                 <w:rFonts w:ascii="TimeNewRoman" w:hAnsi="TimeNewRoman"/>
                 <w:sz w:val="30"/>
               </w:rPr>
-              <w:t>27×28=756</w:t>
+              <w:t>41×13=533</w:t>
             </w:r>
           </w:p>
         </w:tc>
@@ -108,7 +108,7 @@
                 <w:rFonts w:ascii="TimeNewRoman" w:hAnsi="TimeNewRoman"/>
                 <w:sz w:val="30"/>
               </w:rPr>
-              <w:t>58×52=3016</w:t>
+              <w:t>49×95=4655</w:t>
             </w:r>
           </w:p>
         </w:tc>
@@ -223,7 +223,7 @@
                 <w:rFonts w:ascii="TimeNewRoman" w:hAnsi="TimeNewRoman"/>
                 <w:sz w:val="30"/>
               </w:rPr>
-              <w:t>93×62=5766</w:t>
+              <w:t>68×64=4352</w:t>
             </w:r>
           </w:p>
         </w:tc>
@@ -240,7 +240,7 @@
                 <w:rFonts w:ascii="TimeNewRoman" w:hAnsi="TimeNewRoman"/>
                 <w:sz w:val="30"/>
               </w:rPr>
-              <w:t>75×65=4875</w:t>
+              <w:t>38×66=2508</w:t>
             </w:r>
           </w:p>
         </w:tc>
@@ -257,7 +257,7 @@
                 <w:rFonts w:ascii="TimeNewRoman" w:hAnsi="TimeNewRoman"/>
                 <w:sz w:val="30"/>
               </w:rPr>
-              <w:t>31×40=1240</w:t>
+              <w:t>69×95=6555</w:t>
             </w:r>
           </w:p>
         </w:tc>
@@ -274,7 +274,7 @@
                 <w:rFonts w:ascii="TimeNewRoman" w:hAnsi="TimeNewRoman"/>
                 <w:sz w:val="30"/>
               </w:rPr>
-              <w:t>17×39=663</w:t>
+              <w:t>73×64=4672</w:t>
             </w:r>
           </w:p>
         </w:tc>
@@ -291,7 +291,7 @@
                 <w:rFonts w:ascii="TimeNewRoman" w:hAnsi="TimeNewRoman"/>
                 <w:sz w:val="30"/>
               </w:rPr>
-              <w:t>47×14=658</w:t>
+              <w:t>87×49=4263</w:t>
             </w:r>
           </w:p>
         </w:tc>
@@ -438,7 +438,7 @@
                 <w:rFonts w:ascii="TimeNewRoman" w:hAnsi="TimeNewRoman"/>
                 <w:sz w:val="30"/>
               </w:rPr>
-              <w:t>38×92=3496</w:t>
+              <w:t>31×73=2263</w:t>
             </w:r>
           </w:p>
         </w:tc>
@@ -455,7 +455,7 @@
                 <w:rFonts w:ascii="TimeNewRoman" w:hAnsi="TimeNewRoman"/>
                 <w:sz w:val="30"/>
               </w:rPr>
-              <w:t>74×75=5550</w:t>
+              <w:t>57×42=2394</w:t>
             </w:r>
           </w:p>
         </w:tc>
@@ -472,7 +472,7 @@
                 <w:rFonts w:ascii="TimeNewRoman" w:hAnsi="TimeNewRoman"/>
                 <w:sz w:val="30"/>
               </w:rPr>
-              <w:t>29×64=1856</w:t>
+              <w:t>18×98=1764</w:t>
             </w:r>
           </w:p>
         </w:tc>
@@ -489,7 +489,7 @@
                 <w:rFonts w:ascii="TimeNewRoman" w:hAnsi="TimeNewRoman"/>
                 <w:sz w:val="30"/>
               </w:rPr>
-              <w:t>79×17=1343</w:t>
+              <w:t>85×96=8160</w:t>
             </w:r>
           </w:p>
         </w:tc>
@@ -506,7 +506,7 @@
                 <w:rFonts w:ascii="TimeNewRoman" w:hAnsi="TimeNewRoman"/>
                 <w:sz w:val="30"/>
               </w:rPr>
-              <w:t>85×60=5100</w:t>
+              <w:t>16×14=224</w:t>
             </w:r>
           </w:p>
         </w:tc>
@@ -653,7 +653,7 @@
                 <w:rFonts w:ascii="TimeNewRoman" w:hAnsi="TimeNewRoman"/>
                 <w:sz w:val="30"/>
               </w:rPr>
-              <w:t>48×97=4656</w:t>
+              <w:t>84×55=4620</w:t>
             </w:r>
           </w:p>
         </w:tc>
@@ -670,7 +670,7 @@
                 <w:rFonts w:ascii="TimeNewRoman" w:hAnsi="TimeNewRoman"/>
                 <w:sz w:val="30"/>
               </w:rPr>
-              <w:t>88×54=4752</w:t>
+              <w:t>70×30=2100</w:t>
             </w:r>
           </w:p>
         </w:tc>
@@ -687,7 +687,7 @@
                 <w:rFonts w:ascii="TimeNewRoman" w:hAnsi="TimeNewRoman"/>
                 <w:sz w:val="30"/>
               </w:rPr>
-              <w:t>39×43=1677</w:t>
+              <w:t>92×67=6164</w:t>
             </w:r>
           </w:p>
         </w:tc>
@@ -704,7 +704,7 @@
                 <w:rFonts w:ascii="TimeNewRoman" w:hAnsi="TimeNewRoman"/>
                 <w:sz w:val="30"/>
               </w:rPr>
-              <w:t>50×84=4200</w:t>
+              <w:t>58×91=5278</w:t>
             </w:r>
           </w:p>
         </w:tc>
@@ -721,7 +721,7 @@
                 <w:rFonts w:ascii="TimeNewRoman" w:hAnsi="TimeNewRoman"/>
                 <w:sz w:val="30"/>
               </w:rPr>
-              <w:t>19×95=1805</w:t>
+              <w:t>54×63=3402</w:t>
             </w:r>
           </w:p>
         </w:tc>
@@ -868,7 +868,7 @@
                 <w:rFonts w:ascii="TimeNewRoman" w:hAnsi="TimeNewRoman"/>
                 <w:sz w:val="30"/>
               </w:rPr>
-              <w:t>57×74=4218</w:t>
+              <w:t>90×93=8370</w:t>
             </w:r>
           </w:p>
         </w:tc>
@@ -885,7 +885,7 @@
                 <w:rFonts w:ascii="TimeNewRoman" w:hAnsi="TimeNewRoman"/>
                 <w:sz w:val="30"/>
               </w:rPr>
-              <w:t>80×14=1120</w:t>
+              <w:t>61×11=671</w:t>
             </w:r>
           </w:p>
         </w:tc>
@@ -902,7 +902,7 @@
                 <w:rFonts w:ascii="TimeNewRoman" w:hAnsi="TimeNewRoman"/>
                 <w:sz w:val="30"/>
               </w:rPr>
-              <w:t>16×29=464</w:t>
+              <w:t>50×11=550</w:t>
             </w:r>
           </w:p>
         </w:tc>
@@ -919,7 +919,7 @@
                 <w:rFonts w:ascii="TimeNewRoman" w:hAnsi="TimeNewRoman"/>
                 <w:sz w:val="30"/>
               </w:rPr>
-              <w:t>91×92=8372</w:t>
+              <w:t>55×84=4620</w:t>
             </w:r>
           </w:p>
         </w:tc>
@@ -936,7 +936,7 @@
                 <w:rFonts w:ascii="TimeNewRoman" w:hAnsi="TimeNewRoman"/>
                 <w:sz w:val="30"/>
               </w:rPr>
-              <w:t>63×53=3339</w:t>
+              <w:t>60×70=4200</w:t>
             </w:r>
           </w:p>
         </w:tc>

--- a/answers-of-two-digit_number_multiplied_by_two-digit_number.docx
+++ b/answers-of-two-digit_number_multiplied_by_two-digit_number.docx
@@ -40,7 +40,7 @@
                 <w:rFonts w:ascii="TimeNewRoman" w:hAnsi="TimeNewRoman"/>
                 <w:sz w:val="30"/>
               </w:rPr>
-              <w:t>59×58=3422</w:t>
+              <w:t>71×70=4970</w:t>
             </w:r>
           </w:p>
         </w:tc>
@@ -57,7 +57,7 @@
                 <w:rFonts w:ascii="TimeNewRoman" w:hAnsi="TimeNewRoman"/>
                 <w:sz w:val="30"/>
               </w:rPr>
-              <w:t>73×74=5402</w:t>
+              <w:t>26×35=910</w:t>
             </w:r>
           </w:p>
         </w:tc>
@@ -74,7 +74,7 @@
                 <w:rFonts w:ascii="TimeNewRoman" w:hAnsi="TimeNewRoman"/>
                 <w:sz w:val="30"/>
               </w:rPr>
-              <w:t>90×55=4950</w:t>
+              <w:t>43×78=3354</w:t>
             </w:r>
           </w:p>
         </w:tc>
@@ -91,7 +91,7 @@
                 <w:rFonts w:ascii="TimeNewRoman" w:hAnsi="TimeNewRoman"/>
                 <w:sz w:val="30"/>
               </w:rPr>
-              <w:t>41×13=533</w:t>
+              <w:t>38×64=2432</w:t>
             </w:r>
           </w:p>
         </w:tc>
@@ -108,7 +108,7 @@
                 <w:rFonts w:ascii="TimeNewRoman" w:hAnsi="TimeNewRoman"/>
                 <w:sz w:val="30"/>
               </w:rPr>
-              <w:t>49×95=4655</w:t>
+              <w:t>56×44=2464</w:t>
             </w:r>
           </w:p>
         </w:tc>
@@ -223,7 +223,7 @@
                 <w:rFonts w:ascii="TimeNewRoman" w:hAnsi="TimeNewRoman"/>
                 <w:sz w:val="30"/>
               </w:rPr>
-              <w:t>68×64=4352</w:t>
+              <w:t>28×30=840</w:t>
             </w:r>
           </w:p>
         </w:tc>
@@ -240,7 +240,7 @@
                 <w:rFonts w:ascii="TimeNewRoman" w:hAnsi="TimeNewRoman"/>
                 <w:sz w:val="30"/>
               </w:rPr>
-              <w:t>38×66=2508</w:t>
+              <w:t>25×14=350</w:t>
             </w:r>
           </w:p>
         </w:tc>
@@ -257,7 +257,7 @@
                 <w:rFonts w:ascii="TimeNewRoman" w:hAnsi="TimeNewRoman"/>
                 <w:sz w:val="30"/>
               </w:rPr>
-              <w:t>69×95=6555</w:t>
+              <w:t>17×38=646</w:t>
             </w:r>
           </w:p>
         </w:tc>
@@ -274,7 +274,7 @@
                 <w:rFonts w:ascii="TimeNewRoman" w:hAnsi="TimeNewRoman"/>
                 <w:sz w:val="30"/>
               </w:rPr>
-              <w:t>73×64=4672</w:t>
+              <w:t>12×57=684</w:t>
             </w:r>
           </w:p>
         </w:tc>
@@ -291,7 +291,7 @@
                 <w:rFonts w:ascii="TimeNewRoman" w:hAnsi="TimeNewRoman"/>
                 <w:sz w:val="30"/>
               </w:rPr>
-              <w:t>87×49=4263</w:t>
+              <w:t>47×21=987</w:t>
             </w:r>
           </w:p>
         </w:tc>
@@ -438,7 +438,7 @@
                 <w:rFonts w:ascii="TimeNewRoman" w:hAnsi="TimeNewRoman"/>
                 <w:sz w:val="30"/>
               </w:rPr>
-              <w:t>31×73=2263</w:t>
+              <w:t>41×77=3157</w:t>
             </w:r>
           </w:p>
         </w:tc>
@@ -455,7 +455,7 @@
                 <w:rFonts w:ascii="TimeNewRoman" w:hAnsi="TimeNewRoman"/>
                 <w:sz w:val="30"/>
               </w:rPr>
-              <w:t>57×42=2394</w:t>
+              <w:t>93×77=7161</w:t>
             </w:r>
           </w:p>
         </w:tc>
@@ -472,7 +472,7 @@
                 <w:rFonts w:ascii="TimeNewRoman" w:hAnsi="TimeNewRoman"/>
                 <w:sz w:val="30"/>
               </w:rPr>
-              <w:t>18×98=1764</w:t>
+              <w:t>16×81=1296</w:t>
             </w:r>
           </w:p>
         </w:tc>
@@ -489,7 +489,7 @@
                 <w:rFonts w:ascii="TimeNewRoman" w:hAnsi="TimeNewRoman"/>
                 <w:sz w:val="30"/>
               </w:rPr>
-              <w:t>85×96=8160</w:t>
+              <w:t>57×67=3819</w:t>
             </w:r>
           </w:p>
         </w:tc>
@@ -506,7 +506,7 @@
                 <w:rFonts w:ascii="TimeNewRoman" w:hAnsi="TimeNewRoman"/>
                 <w:sz w:val="30"/>
               </w:rPr>
-              <w:t>16×14=224</w:t>
+              <w:t>52×14=728</w:t>
             </w:r>
           </w:p>
         </w:tc>
@@ -653,7 +653,7 @@
                 <w:rFonts w:ascii="TimeNewRoman" w:hAnsi="TimeNewRoman"/>
                 <w:sz w:val="30"/>
               </w:rPr>
-              <w:t>84×55=4620</w:t>
+              <w:t>28×75=2100</w:t>
             </w:r>
           </w:p>
         </w:tc>
@@ -670,7 +670,7 @@
                 <w:rFonts w:ascii="TimeNewRoman" w:hAnsi="TimeNewRoman"/>
                 <w:sz w:val="30"/>
               </w:rPr>
-              <w:t>70×30=2100</w:t>
+              <w:t>56×99=5544</w:t>
             </w:r>
           </w:p>
         </w:tc>
@@ -687,7 +687,7 @@
                 <w:rFonts w:ascii="TimeNewRoman" w:hAnsi="TimeNewRoman"/>
                 <w:sz w:val="30"/>
               </w:rPr>
-              <w:t>92×67=6164</w:t>
+              <w:t>27×29=783</w:t>
             </w:r>
           </w:p>
         </w:tc>
@@ -704,7 +704,7 @@
                 <w:rFonts w:ascii="TimeNewRoman" w:hAnsi="TimeNewRoman"/>
                 <w:sz w:val="30"/>
               </w:rPr>
-              <w:t>58×91=5278</w:t>
+              <w:t>26×69=1794</w:t>
             </w:r>
           </w:p>
         </w:tc>
@@ -721,7 +721,7 @@
                 <w:rFonts w:ascii="TimeNewRoman" w:hAnsi="TimeNewRoman"/>
                 <w:sz w:val="30"/>
               </w:rPr>
-              <w:t>54×63=3402</w:t>
+              <w:t>87×98=8526</w:t>
             </w:r>
           </w:p>
         </w:tc>
@@ -868,7 +868,7 @@
                 <w:rFonts w:ascii="TimeNewRoman" w:hAnsi="TimeNewRoman"/>
                 <w:sz w:val="30"/>
               </w:rPr>
-              <w:t>90×93=8370</w:t>
+              <w:t>22×66=1452</w:t>
             </w:r>
           </w:p>
         </w:tc>
@@ -885,7 +885,7 @@
                 <w:rFonts w:ascii="TimeNewRoman" w:hAnsi="TimeNewRoman"/>
                 <w:sz w:val="30"/>
               </w:rPr>
-              <w:t>61×11=671</w:t>
+              <w:t>19×78=1482</w:t>
             </w:r>
           </w:p>
         </w:tc>
@@ -902,7 +902,7 @@
                 <w:rFonts w:ascii="TimeNewRoman" w:hAnsi="TimeNewRoman"/>
                 <w:sz w:val="30"/>
               </w:rPr>
-              <w:t>50×11=550</w:t>
+              <w:t>13×29=377</w:t>
             </w:r>
           </w:p>
         </w:tc>
@@ -919,7 +919,7 @@
                 <w:rFonts w:ascii="TimeNewRoman" w:hAnsi="TimeNewRoman"/>
                 <w:sz w:val="30"/>
               </w:rPr>
-              <w:t>55×84=4620</w:t>
+              <w:t>41×84=3444</w:t>
             </w:r>
           </w:p>
         </w:tc>
@@ -936,7 +936,7 @@
                 <w:rFonts w:ascii="TimeNewRoman" w:hAnsi="TimeNewRoman"/>
                 <w:sz w:val="30"/>
               </w:rPr>
-              <w:t>60×70=4200</w:t>
+              <w:t>96×65=6240</w:t>
             </w:r>
           </w:p>
         </w:tc>

--- a/answers-of-two-digit_number_multiplied_by_two-digit_number.docx
+++ b/answers-of-two-digit_number_multiplied_by_two-digit_number.docx
@@ -11,7 +11,7 @@
           <w:rFonts w:ascii="Arial" w:hAnsi="Arial"/>
           <w:sz w:val="30"/>
         </w:rPr>
-        <w:t>2026-09-17 Thursday</w:t>
+        <w:t>2026-09-18 Friday</w:t>
       </w:r>
     </w:p>
     <w:tbl>
@@ -40,7 +40,7 @@
                 <w:rFonts w:ascii="TimeNewRoman" w:hAnsi="TimeNewRoman"/>
                 <w:sz w:val="30"/>
               </w:rPr>
-              <w:t>71×70=4970</w:t>
+              <w:t>80×44=3520</w:t>
             </w:r>
           </w:p>
         </w:tc>
@@ -57,7 +57,7 @@
                 <w:rFonts w:ascii="TimeNewRoman" w:hAnsi="TimeNewRoman"/>
                 <w:sz w:val="30"/>
               </w:rPr>
-              <w:t>26×35=910</w:t>
+              <w:t>51×16=816</w:t>
             </w:r>
           </w:p>
         </w:tc>
@@ -74,7 +74,7 @@
                 <w:rFonts w:ascii="TimeNewRoman" w:hAnsi="TimeNewRoman"/>
                 <w:sz w:val="30"/>
               </w:rPr>
-              <w:t>43×78=3354</w:t>
+              <w:t>41×32=1312</w:t>
             </w:r>
           </w:p>
         </w:tc>
@@ -91,7 +91,7 @@
                 <w:rFonts w:ascii="TimeNewRoman" w:hAnsi="TimeNewRoman"/>
                 <w:sz w:val="30"/>
               </w:rPr>
-              <w:t>38×64=2432</w:t>
+              <w:t>37×69=2553</w:t>
             </w:r>
           </w:p>
         </w:tc>
@@ -108,7 +108,7 @@
                 <w:rFonts w:ascii="TimeNewRoman" w:hAnsi="TimeNewRoman"/>
                 <w:sz w:val="30"/>
               </w:rPr>
-              <w:t>56×44=2464</w:t>
+              <w:t>15×42=630</w:t>
             </w:r>
           </w:p>
         </w:tc>
@@ -223,7 +223,7 @@
                 <w:rFonts w:ascii="TimeNewRoman" w:hAnsi="TimeNewRoman"/>
                 <w:sz w:val="30"/>
               </w:rPr>
-              <w:t>28×30=840</w:t>
+              <w:t>18×20=360</w:t>
             </w:r>
           </w:p>
         </w:tc>
@@ -240,7 +240,7 @@
                 <w:rFonts w:ascii="TimeNewRoman" w:hAnsi="TimeNewRoman"/>
                 <w:sz w:val="30"/>
               </w:rPr>
-              <w:t>25×14=350</w:t>
+              <w:t>37×11=407</w:t>
             </w:r>
           </w:p>
         </w:tc>
@@ -257,7 +257,7 @@
                 <w:rFonts w:ascii="TimeNewRoman" w:hAnsi="TimeNewRoman"/>
                 <w:sz w:val="30"/>
               </w:rPr>
-              <w:t>17×38=646</w:t>
+              <w:t>21×82=1722</w:t>
             </w:r>
           </w:p>
         </w:tc>
@@ -274,7 +274,7 @@
                 <w:rFonts w:ascii="TimeNewRoman" w:hAnsi="TimeNewRoman"/>
                 <w:sz w:val="30"/>
               </w:rPr>
-              <w:t>12×57=684</w:t>
+              <w:t>62×27=1674</w:t>
             </w:r>
           </w:p>
         </w:tc>
@@ -291,7 +291,7 @@
                 <w:rFonts w:ascii="TimeNewRoman" w:hAnsi="TimeNewRoman"/>
                 <w:sz w:val="30"/>
               </w:rPr>
-              <w:t>47×21=987</w:t>
+              <w:t>32×75=2400</w:t>
             </w:r>
           </w:p>
         </w:tc>
@@ -438,7 +438,7 @@
                 <w:rFonts w:ascii="TimeNewRoman" w:hAnsi="TimeNewRoman"/>
                 <w:sz w:val="30"/>
               </w:rPr>
-              <w:t>41×77=3157</w:t>
+              <w:t>11×36=396</w:t>
             </w:r>
           </w:p>
         </w:tc>
@@ -455,7 +455,7 @@
                 <w:rFonts w:ascii="TimeNewRoman" w:hAnsi="TimeNewRoman"/>
                 <w:sz w:val="30"/>
               </w:rPr>
-              <w:t>93×77=7161</w:t>
+              <w:t>70×78=5460</w:t>
             </w:r>
           </w:p>
         </w:tc>
@@ -472,7 +472,7 @@
                 <w:rFonts w:ascii="TimeNewRoman" w:hAnsi="TimeNewRoman"/>
                 <w:sz w:val="30"/>
               </w:rPr>
-              <w:t>16×81=1296</w:t>
+              <w:t>12×51=612</w:t>
             </w:r>
           </w:p>
         </w:tc>
@@ -489,7 +489,7 @@
                 <w:rFonts w:ascii="TimeNewRoman" w:hAnsi="TimeNewRoman"/>
                 <w:sz w:val="30"/>
               </w:rPr>
-              <w:t>57×67=3819</w:t>
+              <w:t>93×34=3162</w:t>
             </w:r>
           </w:p>
         </w:tc>
@@ -506,7 +506,7 @@
                 <w:rFonts w:ascii="TimeNewRoman" w:hAnsi="TimeNewRoman"/>
                 <w:sz w:val="30"/>
               </w:rPr>
-              <w:t>52×14=728</w:t>
+              <w:t>17×28=476</w:t>
             </w:r>
           </w:p>
         </w:tc>
@@ -653,7 +653,7 @@
                 <w:rFonts w:ascii="TimeNewRoman" w:hAnsi="TimeNewRoman"/>
                 <w:sz w:val="30"/>
               </w:rPr>
-              <w:t>28×75=2100</w:t>
+              <w:t>42×38=1596</w:t>
             </w:r>
           </w:p>
         </w:tc>
@@ -670,7 +670,7 @@
                 <w:rFonts w:ascii="TimeNewRoman" w:hAnsi="TimeNewRoman"/>
                 <w:sz w:val="30"/>
               </w:rPr>
-              <w:t>56×99=5544</w:t>
+              <w:t>77×19=1463</w:t>
             </w:r>
           </w:p>
         </w:tc>
@@ -687,7 +687,7 @@
                 <w:rFonts w:ascii="TimeNewRoman" w:hAnsi="TimeNewRoman"/>
                 <w:sz w:val="30"/>
               </w:rPr>
-              <w:t>27×29=783</w:t>
+              <w:t>78×33=2574</w:t>
             </w:r>
           </w:p>
         </w:tc>
@@ -704,7 +704,7 @@
                 <w:rFonts w:ascii="TimeNewRoman" w:hAnsi="TimeNewRoman"/>
                 <w:sz w:val="30"/>
               </w:rPr>
-              <w:t>26×69=1794</w:t>
+              <w:t>71×95=6745</w:t>
             </w:r>
           </w:p>
         </w:tc>
@@ -721,7 +721,7 @@
                 <w:rFonts w:ascii="TimeNewRoman" w:hAnsi="TimeNewRoman"/>
                 <w:sz w:val="30"/>
               </w:rPr>
-              <w:t>87×98=8526</w:t>
+              <w:t>42×47=1974</w:t>
             </w:r>
           </w:p>
         </w:tc>
@@ -868,7 +868,7 @@
                 <w:rFonts w:ascii="TimeNewRoman" w:hAnsi="TimeNewRoman"/>
                 <w:sz w:val="30"/>
               </w:rPr>
-              <w:t>22×66=1452</w:t>
+              <w:t>94×48=4512</w:t>
             </w:r>
           </w:p>
         </w:tc>
@@ -885,7 +885,7 @@
                 <w:rFonts w:ascii="TimeNewRoman" w:hAnsi="TimeNewRoman"/>
                 <w:sz w:val="30"/>
               </w:rPr>
-              <w:t>19×78=1482</w:t>
+              <w:t>45×80=3600</w:t>
             </w:r>
           </w:p>
         </w:tc>
@@ -902,7 +902,7 @@
                 <w:rFonts w:ascii="TimeNewRoman" w:hAnsi="TimeNewRoman"/>
                 <w:sz w:val="30"/>
               </w:rPr>
-              <w:t>13×29=377</w:t>
+              <w:t>55×56=3080</w:t>
             </w:r>
           </w:p>
         </w:tc>
@@ -919,7 +919,7 @@
                 <w:rFonts w:ascii="TimeNewRoman" w:hAnsi="TimeNewRoman"/>
                 <w:sz w:val="30"/>
               </w:rPr>
-              <w:t>41×84=3444</w:t>
+              <w:t>74×25=1850</w:t>
             </w:r>
           </w:p>
         </w:tc>
@@ -936,7 +936,7 @@
                 <w:rFonts w:ascii="TimeNewRoman" w:hAnsi="TimeNewRoman"/>
                 <w:sz w:val="30"/>
               </w:rPr>
-              <w:t>96×65=6240</w:t>
+              <w:t>29×21=609</w:t>
             </w:r>
           </w:p>
         </w:tc>

--- a/answers-of-two-digit_number_multiplied_by_two-digit_number.docx
+++ b/answers-of-two-digit_number_multiplied_by_two-digit_number.docx
@@ -40,7 +40,7 @@
                 <w:rFonts w:ascii="TimeNewRoman" w:hAnsi="TimeNewRoman"/>
                 <w:sz w:val="30"/>
               </w:rPr>
-              <w:t>80×44=3520</w:t>
+              <w:t>72×71=5112</w:t>
             </w:r>
           </w:p>
         </w:tc>
@@ -57,7 +57,7 @@
                 <w:rFonts w:ascii="TimeNewRoman" w:hAnsi="TimeNewRoman"/>
                 <w:sz w:val="30"/>
               </w:rPr>
-              <w:t>51×16=816</w:t>
+              <w:t>91×20=1820</w:t>
             </w:r>
           </w:p>
         </w:tc>
@@ -74,7 +74,7 @@
                 <w:rFonts w:ascii="TimeNewRoman" w:hAnsi="TimeNewRoman"/>
                 <w:sz w:val="30"/>
               </w:rPr>
-              <w:t>41×32=1312</w:t>
+              <w:t>44×62=2728</w:t>
             </w:r>
           </w:p>
         </w:tc>
@@ -91,7 +91,7 @@
                 <w:rFonts w:ascii="TimeNewRoman" w:hAnsi="TimeNewRoman"/>
                 <w:sz w:val="30"/>
               </w:rPr>
-              <w:t>37×69=2553</w:t>
+              <w:t>96×91=8736</w:t>
             </w:r>
           </w:p>
         </w:tc>
@@ -108,7 +108,7 @@
                 <w:rFonts w:ascii="TimeNewRoman" w:hAnsi="TimeNewRoman"/>
                 <w:sz w:val="30"/>
               </w:rPr>
-              <w:t>15×42=630</w:t>
+              <w:t>83×93=7719</w:t>
             </w:r>
           </w:p>
         </w:tc>
@@ -223,7 +223,7 @@
                 <w:rFonts w:ascii="TimeNewRoman" w:hAnsi="TimeNewRoman"/>
                 <w:sz w:val="30"/>
               </w:rPr>
-              <w:t>18×20=360</w:t>
+              <w:t>28×65=1820</w:t>
             </w:r>
           </w:p>
         </w:tc>
@@ -240,7 +240,7 @@
                 <w:rFonts w:ascii="TimeNewRoman" w:hAnsi="TimeNewRoman"/>
                 <w:sz w:val="30"/>
               </w:rPr>
-              <w:t>37×11=407</w:t>
+              <w:t>31×38=1178</w:t>
             </w:r>
           </w:p>
         </w:tc>
@@ -257,7 +257,7 @@
                 <w:rFonts w:ascii="TimeNewRoman" w:hAnsi="TimeNewRoman"/>
                 <w:sz w:val="30"/>
               </w:rPr>
-              <w:t>21×82=1722</w:t>
+              <w:t>24×51=1224</w:t>
             </w:r>
           </w:p>
         </w:tc>
@@ -274,7 +274,7 @@
                 <w:rFonts w:ascii="TimeNewRoman" w:hAnsi="TimeNewRoman"/>
                 <w:sz w:val="30"/>
               </w:rPr>
-              <w:t>62×27=1674</w:t>
+              <w:t>76×34=2584</w:t>
             </w:r>
           </w:p>
         </w:tc>
@@ -291,7 +291,7 @@
                 <w:rFonts w:ascii="TimeNewRoman" w:hAnsi="TimeNewRoman"/>
                 <w:sz w:val="30"/>
               </w:rPr>
-              <w:t>32×75=2400</w:t>
+              <w:t>76×20=1520</w:t>
             </w:r>
           </w:p>
         </w:tc>
@@ -438,7 +438,7 @@
                 <w:rFonts w:ascii="TimeNewRoman" w:hAnsi="TimeNewRoman"/>
                 <w:sz w:val="30"/>
               </w:rPr>
-              <w:t>11×36=396</w:t>
+              <w:t>68×99=6732</w:t>
             </w:r>
           </w:p>
         </w:tc>
@@ -455,7 +455,7 @@
                 <w:rFonts w:ascii="TimeNewRoman" w:hAnsi="TimeNewRoman"/>
                 <w:sz w:val="30"/>
               </w:rPr>
-              <w:t>70×78=5460</w:t>
+              <w:t>25×30=750</w:t>
             </w:r>
           </w:p>
         </w:tc>
@@ -472,7 +472,7 @@
                 <w:rFonts w:ascii="TimeNewRoman" w:hAnsi="TimeNewRoman"/>
                 <w:sz w:val="30"/>
               </w:rPr>
-              <w:t>12×51=612</w:t>
+              <w:t>92×66=6072</w:t>
             </w:r>
           </w:p>
         </w:tc>
@@ -489,7 +489,7 @@
                 <w:rFonts w:ascii="TimeNewRoman" w:hAnsi="TimeNewRoman"/>
                 <w:sz w:val="30"/>
               </w:rPr>
-              <w:t>93×34=3162</w:t>
+              <w:t>35×92=3220</w:t>
             </w:r>
           </w:p>
         </w:tc>
@@ -506,7 +506,7 @@
                 <w:rFonts w:ascii="TimeNewRoman" w:hAnsi="TimeNewRoman"/>
                 <w:sz w:val="30"/>
               </w:rPr>
-              <w:t>17×28=476</w:t>
+              <w:t>12×86=1032</w:t>
             </w:r>
           </w:p>
         </w:tc>
@@ -653,7 +653,7 @@
                 <w:rFonts w:ascii="TimeNewRoman" w:hAnsi="TimeNewRoman"/>
                 <w:sz w:val="30"/>
               </w:rPr>
-              <w:t>42×38=1596</w:t>
+              <w:t>20×18=360</w:t>
             </w:r>
           </w:p>
         </w:tc>
@@ -670,7 +670,7 @@
                 <w:rFonts w:ascii="TimeNewRoman" w:hAnsi="TimeNewRoman"/>
                 <w:sz w:val="30"/>
               </w:rPr>
-              <w:t>77×19=1463</w:t>
+              <w:t>14×95=1330</w:t>
             </w:r>
           </w:p>
         </w:tc>
@@ -687,7 +687,7 @@
                 <w:rFonts w:ascii="TimeNewRoman" w:hAnsi="TimeNewRoman"/>
                 <w:sz w:val="30"/>
               </w:rPr>
-              <w:t>78×33=2574</w:t>
+              <w:t>19×17=323</w:t>
             </w:r>
           </w:p>
         </w:tc>
@@ -704,7 +704,7 @@
                 <w:rFonts w:ascii="TimeNewRoman" w:hAnsi="TimeNewRoman"/>
                 <w:sz w:val="30"/>
               </w:rPr>
-              <w:t>71×95=6745</w:t>
+              <w:t>74×16=1184</w:t>
             </w:r>
           </w:p>
         </w:tc>
@@ -721,7 +721,7 @@
                 <w:rFonts w:ascii="TimeNewRoman" w:hAnsi="TimeNewRoman"/>
                 <w:sz w:val="30"/>
               </w:rPr>
-              <w:t>42×47=1974</w:t>
+              <w:t>77×80=6160</w:t>
             </w:r>
           </w:p>
         </w:tc>
@@ -868,7 +868,7 @@
                 <w:rFonts w:ascii="TimeNewRoman" w:hAnsi="TimeNewRoman"/>
                 <w:sz w:val="30"/>
               </w:rPr>
-              <w:t>94×48=4512</w:t>
+              <w:t>95×65=6175</w:t>
             </w:r>
           </w:p>
         </w:tc>
@@ -885,7 +885,7 @@
                 <w:rFonts w:ascii="TimeNewRoman" w:hAnsi="TimeNewRoman"/>
                 <w:sz w:val="30"/>
               </w:rPr>
-              <w:t>45×80=3600</w:t>
+              <w:t>22×53=1166</w:t>
             </w:r>
           </w:p>
         </w:tc>
@@ -902,7 +902,7 @@
                 <w:rFonts w:ascii="TimeNewRoman" w:hAnsi="TimeNewRoman"/>
                 <w:sz w:val="30"/>
               </w:rPr>
-              <w:t>55×56=3080</w:t>
+              <w:t>20×33=660</w:t>
             </w:r>
           </w:p>
         </w:tc>
@@ -919,7 +919,7 @@
                 <w:rFonts w:ascii="TimeNewRoman" w:hAnsi="TimeNewRoman"/>
                 <w:sz w:val="30"/>
               </w:rPr>
-              <w:t>74×25=1850</w:t>
+              <w:t>91×41=3731</w:t>
             </w:r>
           </w:p>
         </w:tc>
@@ -936,7 +936,7 @@
                 <w:rFonts w:ascii="TimeNewRoman" w:hAnsi="TimeNewRoman"/>
                 <w:sz w:val="30"/>
               </w:rPr>
-              <w:t>29×21=609</w:t>
+              <w:t>12×95=1140</w:t>
             </w:r>
           </w:p>
         </w:tc>

--- a/answers-of-two-digit_number_multiplied_by_two-digit_number.docx
+++ b/answers-of-two-digit_number_multiplied_by_two-digit_number.docx
@@ -11,7 +11,7 @@
           <w:rFonts w:ascii="Arial" w:hAnsi="Arial"/>
           <w:sz w:val="30"/>
         </w:rPr>
-        <w:t>2026-09-18 Friday</w:t>
+        <w:t>2026-09-19 Saturday</w:t>
       </w:r>
     </w:p>
     <w:tbl>
@@ -40,7 +40,7 @@
                 <w:rFonts w:ascii="TimeNewRoman" w:hAnsi="TimeNewRoman"/>
                 <w:sz w:val="30"/>
               </w:rPr>
-              <w:t>72×71=5112</w:t>
+              <w:t>69×95=6555</w:t>
             </w:r>
           </w:p>
         </w:tc>
@@ -57,7 +57,7 @@
                 <w:rFonts w:ascii="TimeNewRoman" w:hAnsi="TimeNewRoman"/>
                 <w:sz w:val="30"/>
               </w:rPr>
-              <w:t>91×20=1820</w:t>
+              <w:t>68×18=1224</w:t>
             </w:r>
           </w:p>
         </w:tc>
@@ -74,7 +74,7 @@
                 <w:rFonts w:ascii="TimeNewRoman" w:hAnsi="TimeNewRoman"/>
                 <w:sz w:val="30"/>
               </w:rPr>
-              <w:t>44×62=2728</w:t>
+              <w:t>31×37=1147</w:t>
             </w:r>
           </w:p>
         </w:tc>
@@ -91,7 +91,7 @@
                 <w:rFonts w:ascii="TimeNewRoman" w:hAnsi="TimeNewRoman"/>
                 <w:sz w:val="30"/>
               </w:rPr>
-              <w:t>96×91=8736</w:t>
+              <w:t>48×86=4128</w:t>
             </w:r>
           </w:p>
         </w:tc>
@@ -108,7 +108,7 @@
                 <w:rFonts w:ascii="TimeNewRoman" w:hAnsi="TimeNewRoman"/>
                 <w:sz w:val="30"/>
               </w:rPr>
-              <w:t>83×93=7719</w:t>
+              <w:t>98×98=9604</w:t>
             </w:r>
           </w:p>
         </w:tc>
@@ -223,7 +223,7 @@
                 <w:rFonts w:ascii="TimeNewRoman" w:hAnsi="TimeNewRoman"/>
                 <w:sz w:val="30"/>
               </w:rPr>
-              <w:t>28×65=1820</w:t>
+              <w:t>62×53=3286</w:t>
             </w:r>
           </w:p>
         </w:tc>
@@ -240,7 +240,7 @@
                 <w:rFonts w:ascii="TimeNewRoman" w:hAnsi="TimeNewRoman"/>
                 <w:sz w:val="30"/>
               </w:rPr>
-              <w:t>31×38=1178</w:t>
+              <w:t>33×63=2079</w:t>
             </w:r>
           </w:p>
         </w:tc>
@@ -257,7 +257,7 @@
                 <w:rFonts w:ascii="TimeNewRoman" w:hAnsi="TimeNewRoman"/>
                 <w:sz w:val="30"/>
               </w:rPr>
-              <w:t>24×51=1224</w:t>
+              <w:t>79×91=7189</w:t>
             </w:r>
           </w:p>
         </w:tc>
@@ -274,7 +274,7 @@
                 <w:rFonts w:ascii="TimeNewRoman" w:hAnsi="TimeNewRoman"/>
                 <w:sz w:val="30"/>
               </w:rPr>
-              <w:t>76×34=2584</w:t>
+              <w:t>14×25=350</w:t>
             </w:r>
           </w:p>
         </w:tc>
@@ -291,7 +291,7 @@
                 <w:rFonts w:ascii="TimeNewRoman" w:hAnsi="TimeNewRoman"/>
                 <w:sz w:val="30"/>
               </w:rPr>
-              <w:t>76×20=1520</w:t>
+              <w:t>81×24=1944</w:t>
             </w:r>
           </w:p>
         </w:tc>
@@ -438,7 +438,7 @@
                 <w:rFonts w:ascii="TimeNewRoman" w:hAnsi="TimeNewRoman"/>
                 <w:sz w:val="30"/>
               </w:rPr>
-              <w:t>68×99=6732</w:t>
+              <w:t>88×52=4576</w:t>
             </w:r>
           </w:p>
         </w:tc>
@@ -455,7 +455,7 @@
                 <w:rFonts w:ascii="TimeNewRoman" w:hAnsi="TimeNewRoman"/>
                 <w:sz w:val="30"/>
               </w:rPr>
-              <w:t>25×30=750</w:t>
+              <w:t>24×83=1992</w:t>
             </w:r>
           </w:p>
         </w:tc>
@@ -472,7 +472,7 @@
                 <w:rFonts w:ascii="TimeNewRoman" w:hAnsi="TimeNewRoman"/>
                 <w:sz w:val="30"/>
               </w:rPr>
-              <w:t>92×66=6072</w:t>
+              <w:t>75×37=2775</w:t>
             </w:r>
           </w:p>
         </w:tc>
@@ -489,7 +489,7 @@
                 <w:rFonts w:ascii="TimeNewRoman" w:hAnsi="TimeNewRoman"/>
                 <w:sz w:val="30"/>
               </w:rPr>
-              <w:t>35×92=3220</w:t>
+              <w:t>99×63=6237</w:t>
             </w:r>
           </w:p>
         </w:tc>
@@ -506,7 +506,7 @@
                 <w:rFonts w:ascii="TimeNewRoman" w:hAnsi="TimeNewRoman"/>
                 <w:sz w:val="30"/>
               </w:rPr>
-              <w:t>12×86=1032</w:t>
+              <w:t>49×27=1323</w:t>
             </w:r>
           </w:p>
         </w:tc>
@@ -653,7 +653,7 @@
                 <w:rFonts w:ascii="TimeNewRoman" w:hAnsi="TimeNewRoman"/>
                 <w:sz w:val="30"/>
               </w:rPr>
-              <w:t>20×18=360</w:t>
+              <w:t>46×19=874</w:t>
             </w:r>
           </w:p>
         </w:tc>
@@ -670,7 +670,7 @@
                 <w:rFonts w:ascii="TimeNewRoman" w:hAnsi="TimeNewRoman"/>
                 <w:sz w:val="30"/>
               </w:rPr>
-              <w:t>14×95=1330</w:t>
+              <w:t>46×37=1702</w:t>
             </w:r>
           </w:p>
         </w:tc>
@@ -687,7 +687,7 @@
                 <w:rFonts w:ascii="TimeNewRoman" w:hAnsi="TimeNewRoman"/>
                 <w:sz w:val="30"/>
               </w:rPr>
-              <w:t>19×17=323</w:t>
+              <w:t>42×22=924</w:t>
             </w:r>
           </w:p>
         </w:tc>
@@ -704,7 +704,7 @@
                 <w:rFonts w:ascii="TimeNewRoman" w:hAnsi="TimeNewRoman"/>
                 <w:sz w:val="30"/>
               </w:rPr>
-              <w:t>74×16=1184</w:t>
+              <w:t>78×97=7566</w:t>
             </w:r>
           </w:p>
         </w:tc>
@@ -721,7 +721,7 @@
                 <w:rFonts w:ascii="TimeNewRoman" w:hAnsi="TimeNewRoman"/>
                 <w:sz w:val="30"/>
               </w:rPr>
-              <w:t>77×80=6160</w:t>
+              <w:t>20×57=1140</w:t>
             </w:r>
           </w:p>
         </w:tc>
@@ -868,7 +868,7 @@
                 <w:rFonts w:ascii="TimeNewRoman" w:hAnsi="TimeNewRoman"/>
                 <w:sz w:val="30"/>
               </w:rPr>
-              <w:t>95×65=6175</w:t>
+              <w:t>68×63=4284</w:t>
             </w:r>
           </w:p>
         </w:tc>
@@ -885,7 +885,7 @@
                 <w:rFonts w:ascii="TimeNewRoman" w:hAnsi="TimeNewRoman"/>
                 <w:sz w:val="30"/>
               </w:rPr>
-              <w:t>22×53=1166</w:t>
+              <w:t>64×88=5632</w:t>
             </w:r>
           </w:p>
         </w:tc>
@@ -902,7 +902,7 @@
                 <w:rFonts w:ascii="TimeNewRoman" w:hAnsi="TimeNewRoman"/>
                 <w:sz w:val="30"/>
               </w:rPr>
-              <w:t>20×33=660</w:t>
+              <w:t>49×63=3087</w:t>
             </w:r>
           </w:p>
         </w:tc>
@@ -919,7 +919,7 @@
                 <w:rFonts w:ascii="TimeNewRoman" w:hAnsi="TimeNewRoman"/>
                 <w:sz w:val="30"/>
               </w:rPr>
-              <w:t>91×41=3731</w:t>
+              <w:t>11×35=385</w:t>
             </w:r>
           </w:p>
         </w:tc>
@@ -936,7 +936,7 @@
                 <w:rFonts w:ascii="TimeNewRoman" w:hAnsi="TimeNewRoman"/>
                 <w:sz w:val="30"/>
               </w:rPr>
-              <w:t>12×95=1140</w:t>
+              <w:t>65×58=3770</w:t>
             </w:r>
           </w:p>
         </w:tc>

--- a/answers-of-two-digit_number_multiplied_by_two-digit_number.docx
+++ b/answers-of-two-digit_number_multiplied_by_two-digit_number.docx
@@ -40,7 +40,7 @@
                 <w:rFonts w:ascii="TimeNewRoman" w:hAnsi="TimeNewRoman"/>
                 <w:sz w:val="30"/>
               </w:rPr>
-              <w:t>69×95=6555</w:t>
+              <w:t>96×46=4416</w:t>
             </w:r>
           </w:p>
         </w:tc>
@@ -57,7 +57,7 @@
                 <w:rFonts w:ascii="TimeNewRoman" w:hAnsi="TimeNewRoman"/>
                 <w:sz w:val="30"/>
               </w:rPr>
-              <w:t>68×18=1224</w:t>
+              <w:t>60×42=2520</w:t>
             </w:r>
           </w:p>
         </w:tc>
@@ -74,7 +74,7 @@
                 <w:rFonts w:ascii="TimeNewRoman" w:hAnsi="TimeNewRoman"/>
                 <w:sz w:val="30"/>
               </w:rPr>
-              <w:t>31×37=1147</w:t>
+              <w:t>75×37=2775</w:t>
             </w:r>
           </w:p>
         </w:tc>
@@ -91,7 +91,7 @@
                 <w:rFonts w:ascii="TimeNewRoman" w:hAnsi="TimeNewRoman"/>
                 <w:sz w:val="30"/>
               </w:rPr>
-              <w:t>48×86=4128</w:t>
+              <w:t>25×36=900</w:t>
             </w:r>
           </w:p>
         </w:tc>
@@ -108,7 +108,7 @@
                 <w:rFonts w:ascii="TimeNewRoman" w:hAnsi="TimeNewRoman"/>
                 <w:sz w:val="30"/>
               </w:rPr>
-              <w:t>98×98=9604</w:t>
+              <w:t>69×21=1449</w:t>
             </w:r>
           </w:p>
         </w:tc>
@@ -223,7 +223,7 @@
                 <w:rFonts w:ascii="TimeNewRoman" w:hAnsi="TimeNewRoman"/>
                 <w:sz w:val="30"/>
               </w:rPr>
-              <w:t>62×53=3286</w:t>
+              <w:t>46×54=2484</w:t>
             </w:r>
           </w:p>
         </w:tc>
@@ -240,7 +240,7 @@
                 <w:rFonts w:ascii="TimeNewRoman" w:hAnsi="TimeNewRoman"/>
                 <w:sz w:val="30"/>
               </w:rPr>
-              <w:t>33×63=2079</w:t>
+              <w:t>25×63=1575</w:t>
             </w:r>
           </w:p>
         </w:tc>
@@ -257,7 +257,7 @@
                 <w:rFonts w:ascii="TimeNewRoman" w:hAnsi="TimeNewRoman"/>
                 <w:sz w:val="30"/>
               </w:rPr>
-              <w:t>79×91=7189</w:t>
+              <w:t>77×42=3234</w:t>
             </w:r>
           </w:p>
         </w:tc>
@@ -274,7 +274,7 @@
                 <w:rFonts w:ascii="TimeNewRoman" w:hAnsi="TimeNewRoman"/>
                 <w:sz w:val="30"/>
               </w:rPr>
-              <w:t>14×25=350</w:t>
+              <w:t>17×45=765</w:t>
             </w:r>
           </w:p>
         </w:tc>
@@ -291,7 +291,7 @@
                 <w:rFonts w:ascii="TimeNewRoman" w:hAnsi="TimeNewRoman"/>
                 <w:sz w:val="30"/>
               </w:rPr>
-              <w:t>81×24=1944</w:t>
+              <w:t>62×60=3720</w:t>
             </w:r>
           </w:p>
         </w:tc>
@@ -438,7 +438,7 @@
                 <w:rFonts w:ascii="TimeNewRoman" w:hAnsi="TimeNewRoman"/>
                 <w:sz w:val="30"/>
               </w:rPr>
-              <w:t>88×52=4576</w:t>
+              <w:t>80×23=1840</w:t>
             </w:r>
           </w:p>
         </w:tc>
@@ -455,7 +455,7 @@
                 <w:rFonts w:ascii="TimeNewRoman" w:hAnsi="TimeNewRoman"/>
                 <w:sz w:val="30"/>
               </w:rPr>
-              <w:t>24×83=1992</w:t>
+              <w:t>46×24=1104</w:t>
             </w:r>
           </w:p>
         </w:tc>
@@ -472,7 +472,7 @@
                 <w:rFonts w:ascii="TimeNewRoman" w:hAnsi="TimeNewRoman"/>
                 <w:sz w:val="30"/>
               </w:rPr>
-              <w:t>75×37=2775</w:t>
+              <w:t>86×74=6364</w:t>
             </w:r>
           </w:p>
         </w:tc>
@@ -489,7 +489,7 @@
                 <w:rFonts w:ascii="TimeNewRoman" w:hAnsi="TimeNewRoman"/>
                 <w:sz w:val="30"/>
               </w:rPr>
-              <w:t>99×63=6237</w:t>
+              <w:t>94×29=2726</w:t>
             </w:r>
           </w:p>
         </w:tc>
@@ -506,7 +506,7 @@
                 <w:rFonts w:ascii="TimeNewRoman" w:hAnsi="TimeNewRoman"/>
                 <w:sz w:val="30"/>
               </w:rPr>
-              <w:t>49×27=1323</w:t>
+              <w:t>50×93=4650</w:t>
             </w:r>
           </w:p>
         </w:tc>
@@ -653,7 +653,7 @@
                 <w:rFonts w:ascii="TimeNewRoman" w:hAnsi="TimeNewRoman"/>
                 <w:sz w:val="30"/>
               </w:rPr>
-              <w:t>46×19=874</w:t>
+              <w:t>19×30=570</w:t>
             </w:r>
           </w:p>
         </w:tc>
@@ -670,7 +670,7 @@
                 <w:rFonts w:ascii="TimeNewRoman" w:hAnsi="TimeNewRoman"/>
                 <w:sz w:val="30"/>
               </w:rPr>
-              <w:t>46×37=1702</w:t>
+              <w:t>91×55=5005</w:t>
             </w:r>
           </w:p>
         </w:tc>
@@ -687,7 +687,7 @@
                 <w:rFonts w:ascii="TimeNewRoman" w:hAnsi="TimeNewRoman"/>
                 <w:sz w:val="30"/>
               </w:rPr>
-              <w:t>42×22=924</w:t>
+              <w:t>64×89=5696</w:t>
             </w:r>
           </w:p>
         </w:tc>
@@ -704,7 +704,7 @@
                 <w:rFonts w:ascii="TimeNewRoman" w:hAnsi="TimeNewRoman"/>
                 <w:sz w:val="30"/>
               </w:rPr>
-              <w:t>78×97=7566</w:t>
+              <w:t>18×60=1080</w:t>
             </w:r>
           </w:p>
         </w:tc>
@@ -721,7 +721,7 @@
                 <w:rFonts w:ascii="TimeNewRoman" w:hAnsi="TimeNewRoman"/>
                 <w:sz w:val="30"/>
               </w:rPr>
-              <w:t>20×57=1140</w:t>
+              <w:t>92×72=6624</w:t>
             </w:r>
           </w:p>
         </w:tc>
@@ -868,7 +868,7 @@
                 <w:rFonts w:ascii="TimeNewRoman" w:hAnsi="TimeNewRoman"/>
                 <w:sz w:val="30"/>
               </w:rPr>
-              <w:t>68×63=4284</w:t>
+              <w:t>35×13=455</w:t>
             </w:r>
           </w:p>
         </w:tc>
@@ -885,7 +885,7 @@
                 <w:rFonts w:ascii="TimeNewRoman" w:hAnsi="TimeNewRoman"/>
                 <w:sz w:val="30"/>
               </w:rPr>
-              <w:t>64×88=5632</w:t>
+              <w:t>84×96=8064</w:t>
             </w:r>
           </w:p>
         </w:tc>
@@ -902,7 +902,7 @@
                 <w:rFonts w:ascii="TimeNewRoman" w:hAnsi="TimeNewRoman"/>
                 <w:sz w:val="30"/>
               </w:rPr>
-              <w:t>49×63=3087</w:t>
+              <w:t>37×79=2923</w:t>
             </w:r>
           </w:p>
         </w:tc>
@@ -919,7 +919,7 @@
                 <w:rFonts w:ascii="TimeNewRoman" w:hAnsi="TimeNewRoman"/>
                 <w:sz w:val="30"/>
               </w:rPr>
-              <w:t>11×35=385</w:t>
+              <w:t>11×27=297</w:t>
             </w:r>
           </w:p>
         </w:tc>
@@ -936,7 +936,7 @@
                 <w:rFonts w:ascii="TimeNewRoman" w:hAnsi="TimeNewRoman"/>
                 <w:sz w:val="30"/>
               </w:rPr>
-              <w:t>65×58=3770</w:t>
+              <w:t>22×41=902</w:t>
             </w:r>
           </w:p>
         </w:tc>

--- a/answers-of-two-digit_number_multiplied_by_two-digit_number.docx
+++ b/answers-of-two-digit_number_multiplied_by_two-digit_number.docx
@@ -11,7 +11,7 @@
           <w:rFonts w:ascii="Arial" w:hAnsi="Arial"/>
           <w:sz w:val="30"/>
         </w:rPr>
-        <w:t>2026-09-19 Saturday</w:t>
+        <w:t>2026-09-20 Sunday</w:t>
       </w:r>
     </w:p>
     <w:tbl>
@@ -40,7 +40,7 @@
                 <w:rFonts w:ascii="TimeNewRoman" w:hAnsi="TimeNewRoman"/>
                 <w:sz w:val="30"/>
               </w:rPr>
-              <w:t>96×46=4416</w:t>
+              <w:t>53×31=1643</w:t>
             </w:r>
           </w:p>
         </w:tc>
@@ -57,7 +57,7 @@
                 <w:rFonts w:ascii="TimeNewRoman" w:hAnsi="TimeNewRoman"/>
                 <w:sz w:val="30"/>
               </w:rPr>
-              <w:t>60×42=2520</w:t>
+              <w:t>16×24=384</w:t>
             </w:r>
           </w:p>
         </w:tc>
@@ -74,7 +74,7 @@
                 <w:rFonts w:ascii="TimeNewRoman" w:hAnsi="TimeNewRoman"/>
                 <w:sz w:val="30"/>
               </w:rPr>
-              <w:t>75×37=2775</w:t>
+              <w:t>50×24=1200</w:t>
             </w:r>
           </w:p>
         </w:tc>
@@ -91,7 +91,7 @@
                 <w:rFonts w:ascii="TimeNewRoman" w:hAnsi="TimeNewRoman"/>
                 <w:sz w:val="30"/>
               </w:rPr>
-              <w:t>25×36=900</w:t>
+              <w:t>32×31=992</w:t>
             </w:r>
           </w:p>
         </w:tc>
@@ -108,7 +108,7 @@
                 <w:rFonts w:ascii="TimeNewRoman" w:hAnsi="TimeNewRoman"/>
                 <w:sz w:val="30"/>
               </w:rPr>
-              <w:t>69×21=1449</w:t>
+              <w:t>70×87=6090</w:t>
             </w:r>
           </w:p>
         </w:tc>
@@ -223,7 +223,7 @@
                 <w:rFonts w:ascii="TimeNewRoman" w:hAnsi="TimeNewRoman"/>
                 <w:sz w:val="30"/>
               </w:rPr>
-              <w:t>46×54=2484</w:t>
+              <w:t>32×30=960</w:t>
             </w:r>
           </w:p>
         </w:tc>
@@ -240,7 +240,7 @@
                 <w:rFonts w:ascii="TimeNewRoman" w:hAnsi="TimeNewRoman"/>
                 <w:sz w:val="30"/>
               </w:rPr>
-              <w:t>25×63=1575</w:t>
+              <w:t>82×65=5330</w:t>
             </w:r>
           </w:p>
         </w:tc>
@@ -257,7 +257,7 @@
                 <w:rFonts w:ascii="TimeNewRoman" w:hAnsi="TimeNewRoman"/>
                 <w:sz w:val="30"/>
               </w:rPr>
-              <w:t>77×42=3234</w:t>
+              <w:t>53×16=848</w:t>
             </w:r>
           </w:p>
         </w:tc>
@@ -274,7 +274,7 @@
                 <w:rFonts w:ascii="TimeNewRoman" w:hAnsi="TimeNewRoman"/>
                 <w:sz w:val="30"/>
               </w:rPr>
-              <w:t>17×45=765</w:t>
+              <w:t>68×13=884</w:t>
             </w:r>
           </w:p>
         </w:tc>
@@ -291,7 +291,7 @@
                 <w:rFonts w:ascii="TimeNewRoman" w:hAnsi="TimeNewRoman"/>
                 <w:sz w:val="30"/>
               </w:rPr>
-              <w:t>62×60=3720</w:t>
+              <w:t>38×44=1672</w:t>
             </w:r>
           </w:p>
         </w:tc>
@@ -438,7 +438,7 @@
                 <w:rFonts w:ascii="TimeNewRoman" w:hAnsi="TimeNewRoman"/>
                 <w:sz w:val="30"/>
               </w:rPr>
-              <w:t>80×23=1840</w:t>
+              <w:t>57×30=1710</w:t>
             </w:r>
           </w:p>
         </w:tc>
@@ -455,7 +455,7 @@
                 <w:rFonts w:ascii="TimeNewRoman" w:hAnsi="TimeNewRoman"/>
                 <w:sz w:val="30"/>
               </w:rPr>
-              <w:t>46×24=1104</w:t>
+              <w:t>18×62=1116</w:t>
             </w:r>
           </w:p>
         </w:tc>
@@ -472,7 +472,7 @@
                 <w:rFonts w:ascii="TimeNewRoman" w:hAnsi="TimeNewRoman"/>
                 <w:sz w:val="30"/>
               </w:rPr>
-              <w:t>86×74=6364</w:t>
+              <w:t>97×16=1552</w:t>
             </w:r>
           </w:p>
         </w:tc>
@@ -489,7 +489,7 @@
                 <w:rFonts w:ascii="TimeNewRoman" w:hAnsi="TimeNewRoman"/>
                 <w:sz w:val="30"/>
               </w:rPr>
-              <w:t>94×29=2726</w:t>
+              <w:t>82×54=4428</w:t>
             </w:r>
           </w:p>
         </w:tc>
@@ -506,7 +506,7 @@
                 <w:rFonts w:ascii="TimeNewRoman" w:hAnsi="TimeNewRoman"/>
                 <w:sz w:val="30"/>
               </w:rPr>
-              <w:t>50×93=4650</w:t>
+              <w:t>34×57=1938</w:t>
             </w:r>
           </w:p>
         </w:tc>
@@ -653,7 +653,7 @@
                 <w:rFonts w:ascii="TimeNewRoman" w:hAnsi="TimeNewRoman"/>
                 <w:sz w:val="30"/>
               </w:rPr>
-              <w:t>19×30=570</w:t>
+              <w:t>47×76=3572</w:t>
             </w:r>
           </w:p>
         </w:tc>
@@ -670,7 +670,7 @@
                 <w:rFonts w:ascii="TimeNewRoman" w:hAnsi="TimeNewRoman"/>
                 <w:sz w:val="30"/>
               </w:rPr>
-              <w:t>91×55=5005</w:t>
+              <w:t>67×48=3216</w:t>
             </w:r>
           </w:p>
         </w:tc>
@@ -687,7 +687,7 @@
                 <w:rFonts w:ascii="TimeNewRoman" w:hAnsi="TimeNewRoman"/>
                 <w:sz w:val="30"/>
               </w:rPr>
-              <w:t>64×89=5696</w:t>
+              <w:t>20×40=800</w:t>
             </w:r>
           </w:p>
         </w:tc>
@@ -704,7 +704,7 @@
                 <w:rFonts w:ascii="TimeNewRoman" w:hAnsi="TimeNewRoman"/>
                 <w:sz w:val="30"/>
               </w:rPr>
-              <w:t>18×60=1080</w:t>
+              <w:t>58×96=5568</w:t>
             </w:r>
           </w:p>
         </w:tc>
@@ -721,7 +721,7 @@
                 <w:rFonts w:ascii="TimeNewRoman" w:hAnsi="TimeNewRoman"/>
                 <w:sz w:val="30"/>
               </w:rPr>
-              <w:t>92×72=6624</w:t>
+              <w:t>14×18=252</w:t>
             </w:r>
           </w:p>
         </w:tc>
@@ -868,7 +868,7 @@
                 <w:rFonts w:ascii="TimeNewRoman" w:hAnsi="TimeNewRoman"/>
                 <w:sz w:val="30"/>
               </w:rPr>
-              <w:t>35×13=455</w:t>
+              <w:t>80×94=7520</w:t>
             </w:r>
           </w:p>
         </w:tc>
@@ -885,7 +885,7 @@
                 <w:rFonts w:ascii="TimeNewRoman" w:hAnsi="TimeNewRoman"/>
                 <w:sz w:val="30"/>
               </w:rPr>
-              <w:t>84×96=8064</w:t>
+              <w:t>21×35=735</w:t>
             </w:r>
           </w:p>
         </w:tc>
@@ -902,7 +902,7 @@
                 <w:rFonts w:ascii="TimeNewRoman" w:hAnsi="TimeNewRoman"/>
                 <w:sz w:val="30"/>
               </w:rPr>
-              <w:t>37×79=2923</w:t>
+              <w:t>67×92=6164</w:t>
             </w:r>
           </w:p>
         </w:tc>
@@ -919,7 +919,7 @@
                 <w:rFonts w:ascii="TimeNewRoman" w:hAnsi="TimeNewRoman"/>
                 <w:sz w:val="30"/>
               </w:rPr>
-              <w:t>11×27=297</w:t>
+              <w:t>44×54=2376</w:t>
             </w:r>
           </w:p>
         </w:tc>
@@ -936,7 +936,7 @@
                 <w:rFonts w:ascii="TimeNewRoman" w:hAnsi="TimeNewRoman"/>
                 <w:sz w:val="30"/>
               </w:rPr>
-              <w:t>22×41=902</w:t>
+              <w:t>25×71=1775</w:t>
             </w:r>
           </w:p>
         </w:tc>

--- a/answers-of-two-digit_number_multiplied_by_two-digit_number.docx
+++ b/answers-of-two-digit_number_multiplied_by_two-digit_number.docx
@@ -40,7 +40,7 @@
                 <w:rFonts w:ascii="TimeNewRoman" w:hAnsi="TimeNewRoman"/>
                 <w:sz w:val="30"/>
               </w:rPr>
-              <w:t>53×31=1643</w:t>
+              <w:t>71×20=1420</w:t>
             </w:r>
           </w:p>
         </w:tc>
@@ -57,7 +57,7 @@
                 <w:rFonts w:ascii="TimeNewRoman" w:hAnsi="TimeNewRoman"/>
                 <w:sz w:val="30"/>
               </w:rPr>
-              <w:t>16×24=384</w:t>
+              <w:t>44×82=3608</w:t>
             </w:r>
           </w:p>
         </w:tc>
@@ -74,7 +74,7 @@
                 <w:rFonts w:ascii="TimeNewRoman" w:hAnsi="TimeNewRoman"/>
                 <w:sz w:val="30"/>
               </w:rPr>
-              <w:t>50×24=1200</w:t>
+              <w:t>21×95=1995</w:t>
             </w:r>
           </w:p>
         </w:tc>
@@ -91,7 +91,7 @@
                 <w:rFonts w:ascii="TimeNewRoman" w:hAnsi="TimeNewRoman"/>
                 <w:sz w:val="30"/>
               </w:rPr>
-              <w:t>32×31=992</w:t>
+              <w:t>83×83=6889</w:t>
             </w:r>
           </w:p>
         </w:tc>
@@ -108,7 +108,7 @@
                 <w:rFonts w:ascii="TimeNewRoman" w:hAnsi="TimeNewRoman"/>
                 <w:sz w:val="30"/>
               </w:rPr>
-              <w:t>70×87=6090</w:t>
+              <w:t>45×16=720</w:t>
             </w:r>
           </w:p>
         </w:tc>
@@ -223,7 +223,7 @@
                 <w:rFonts w:ascii="TimeNewRoman" w:hAnsi="TimeNewRoman"/>
                 <w:sz w:val="30"/>
               </w:rPr>
-              <w:t>32×30=960</w:t>
+              <w:t>15×41=615</w:t>
             </w:r>
           </w:p>
         </w:tc>
@@ -240,7 +240,7 @@
                 <w:rFonts w:ascii="TimeNewRoman" w:hAnsi="TimeNewRoman"/>
                 <w:sz w:val="30"/>
               </w:rPr>
-              <w:t>82×65=5330</w:t>
+              <w:t>57×17=969</w:t>
             </w:r>
           </w:p>
         </w:tc>
@@ -257,7 +257,7 @@
                 <w:rFonts w:ascii="TimeNewRoman" w:hAnsi="TimeNewRoman"/>
                 <w:sz w:val="30"/>
               </w:rPr>
-              <w:t>53×16=848</w:t>
+              <w:t>88×28=2464</w:t>
             </w:r>
           </w:p>
         </w:tc>
@@ -274,7 +274,7 @@
                 <w:rFonts w:ascii="TimeNewRoman" w:hAnsi="TimeNewRoman"/>
                 <w:sz w:val="30"/>
               </w:rPr>
-              <w:t>68×13=884</w:t>
+              <w:t>90×74=6660</w:t>
             </w:r>
           </w:p>
         </w:tc>
@@ -291,7 +291,7 @@
                 <w:rFonts w:ascii="TimeNewRoman" w:hAnsi="TimeNewRoman"/>
                 <w:sz w:val="30"/>
               </w:rPr>
-              <w:t>38×44=1672</w:t>
+              <w:t>96×85=8160</w:t>
             </w:r>
           </w:p>
         </w:tc>
@@ -438,7 +438,7 @@
                 <w:rFonts w:ascii="TimeNewRoman" w:hAnsi="TimeNewRoman"/>
                 <w:sz w:val="30"/>
               </w:rPr>
-              <w:t>57×30=1710</w:t>
+              <w:t>12×80=960</w:t>
             </w:r>
           </w:p>
         </w:tc>
@@ -455,7 +455,7 @@
                 <w:rFonts w:ascii="TimeNewRoman" w:hAnsi="TimeNewRoman"/>
                 <w:sz w:val="30"/>
               </w:rPr>
-              <w:t>18×62=1116</w:t>
+              <w:t>77×89=6853</w:t>
             </w:r>
           </w:p>
         </w:tc>
@@ -472,7 +472,7 @@
                 <w:rFonts w:ascii="TimeNewRoman" w:hAnsi="TimeNewRoman"/>
                 <w:sz w:val="30"/>
               </w:rPr>
-              <w:t>97×16=1552</w:t>
+              <w:t>58×48=2784</w:t>
             </w:r>
           </w:p>
         </w:tc>
@@ -489,7 +489,7 @@
                 <w:rFonts w:ascii="TimeNewRoman" w:hAnsi="TimeNewRoman"/>
                 <w:sz w:val="30"/>
               </w:rPr>
-              <w:t>82×54=4428</w:t>
+              <w:t>35×21=735</w:t>
             </w:r>
           </w:p>
         </w:tc>
@@ -506,7 +506,7 @@
                 <w:rFonts w:ascii="TimeNewRoman" w:hAnsi="TimeNewRoman"/>
                 <w:sz w:val="30"/>
               </w:rPr>
-              <w:t>34×57=1938</w:t>
+              <w:t>45×32=1440</w:t>
             </w:r>
           </w:p>
         </w:tc>
@@ -653,7 +653,7 @@
                 <w:rFonts w:ascii="TimeNewRoman" w:hAnsi="TimeNewRoman"/>
                 <w:sz w:val="30"/>
               </w:rPr>
-              <w:t>47×76=3572</w:t>
+              <w:t>87×97=8439</w:t>
             </w:r>
           </w:p>
         </w:tc>
@@ -670,7 +670,7 @@
                 <w:rFonts w:ascii="TimeNewRoman" w:hAnsi="TimeNewRoman"/>
                 <w:sz w:val="30"/>
               </w:rPr>
-              <w:t>67×48=3216</w:t>
+              <w:t>82×45=3690</w:t>
             </w:r>
           </w:p>
         </w:tc>
@@ -687,7 +687,7 @@
                 <w:rFonts w:ascii="TimeNewRoman" w:hAnsi="TimeNewRoman"/>
                 <w:sz w:val="30"/>
               </w:rPr>
-              <w:t>20×40=800</w:t>
+              <w:t>45×72=3240</w:t>
             </w:r>
           </w:p>
         </w:tc>
@@ -704,7 +704,7 @@
                 <w:rFonts w:ascii="TimeNewRoman" w:hAnsi="TimeNewRoman"/>
                 <w:sz w:val="30"/>
               </w:rPr>
-              <w:t>58×96=5568</w:t>
+              <w:t>26×44=1144</w:t>
             </w:r>
           </w:p>
         </w:tc>
@@ -721,7 +721,7 @@
                 <w:rFonts w:ascii="TimeNewRoman" w:hAnsi="TimeNewRoman"/>
                 <w:sz w:val="30"/>
               </w:rPr>
-              <w:t>14×18=252</w:t>
+              <w:t>16×57=912</w:t>
             </w:r>
           </w:p>
         </w:tc>
@@ -868,7 +868,7 @@
                 <w:rFonts w:ascii="TimeNewRoman" w:hAnsi="TimeNewRoman"/>
                 <w:sz w:val="30"/>
               </w:rPr>
-              <w:t>80×94=7520</w:t>
+              <w:t>72×88=6336</w:t>
             </w:r>
           </w:p>
         </w:tc>
@@ -885,7 +885,7 @@
                 <w:rFonts w:ascii="TimeNewRoman" w:hAnsi="TimeNewRoman"/>
                 <w:sz w:val="30"/>
               </w:rPr>
-              <w:t>21×35=735</w:t>
+              <w:t>40×42=1680</w:t>
             </w:r>
           </w:p>
         </w:tc>
@@ -902,7 +902,7 @@
                 <w:rFonts w:ascii="TimeNewRoman" w:hAnsi="TimeNewRoman"/>
                 <w:sz w:val="30"/>
               </w:rPr>
-              <w:t>67×92=6164</w:t>
+              <w:t>58×80=4640</w:t>
             </w:r>
           </w:p>
         </w:tc>
@@ -919,7 +919,7 @@
                 <w:rFonts w:ascii="TimeNewRoman" w:hAnsi="TimeNewRoman"/>
                 <w:sz w:val="30"/>
               </w:rPr>
-              <w:t>44×54=2376</w:t>
+              <w:t>21×69=1449</w:t>
             </w:r>
           </w:p>
         </w:tc>
@@ -936,7 +936,7 @@
                 <w:rFonts w:ascii="TimeNewRoman" w:hAnsi="TimeNewRoman"/>
                 <w:sz w:val="30"/>
               </w:rPr>
-              <w:t>25×71=1775</w:t>
+              <w:t>27×11=297</w:t>
             </w:r>
           </w:p>
         </w:tc>

--- a/answers-of-two-digit_number_multiplied_by_two-digit_number.docx
+++ b/answers-of-two-digit_number_multiplied_by_two-digit_number.docx
@@ -11,7 +11,7 @@
           <w:rFonts w:ascii="Arial" w:hAnsi="Arial"/>
           <w:sz w:val="30"/>
         </w:rPr>
-        <w:t>2026-09-20 Sunday</w:t>
+        <w:t>2026-09-21 Monday</w:t>
       </w:r>
     </w:p>
     <w:tbl>
@@ -40,7 +40,7 @@
                 <w:rFonts w:ascii="TimeNewRoman" w:hAnsi="TimeNewRoman"/>
                 <w:sz w:val="30"/>
               </w:rPr>
-              <w:t>71×20=1420</w:t>
+              <w:t>87×23=2001</w:t>
             </w:r>
           </w:p>
         </w:tc>
@@ -57,7 +57,7 @@
                 <w:rFonts w:ascii="TimeNewRoman" w:hAnsi="TimeNewRoman"/>
                 <w:sz w:val="30"/>
               </w:rPr>
-              <w:t>44×82=3608</w:t>
+              <w:t>74×83=6142</w:t>
             </w:r>
           </w:p>
         </w:tc>
@@ -74,7 +74,7 @@
                 <w:rFonts w:ascii="TimeNewRoman" w:hAnsi="TimeNewRoman"/>
                 <w:sz w:val="30"/>
               </w:rPr>
-              <w:t>21×95=1995</w:t>
+              <w:t>33×96=3168</w:t>
             </w:r>
           </w:p>
         </w:tc>
@@ -91,7 +91,7 @@
                 <w:rFonts w:ascii="TimeNewRoman" w:hAnsi="TimeNewRoman"/>
                 <w:sz w:val="30"/>
               </w:rPr>
-              <w:t>83×83=6889</w:t>
+              <w:t>78×27=2106</w:t>
             </w:r>
           </w:p>
         </w:tc>
@@ -108,7 +108,7 @@
                 <w:rFonts w:ascii="TimeNewRoman" w:hAnsi="TimeNewRoman"/>
                 <w:sz w:val="30"/>
               </w:rPr>
-              <w:t>45×16=720</w:t>
+              <w:t>71×79=5609</w:t>
             </w:r>
           </w:p>
         </w:tc>
@@ -223,7 +223,7 @@
                 <w:rFonts w:ascii="TimeNewRoman" w:hAnsi="TimeNewRoman"/>
                 <w:sz w:val="30"/>
               </w:rPr>
-              <w:t>15×41=615</w:t>
+              <w:t>36×77=2772</w:t>
             </w:r>
           </w:p>
         </w:tc>
@@ -240,7 +240,7 @@
                 <w:rFonts w:ascii="TimeNewRoman" w:hAnsi="TimeNewRoman"/>
                 <w:sz w:val="30"/>
               </w:rPr>
-              <w:t>57×17=969</w:t>
+              <w:t>65×53=3445</w:t>
             </w:r>
           </w:p>
         </w:tc>
@@ -257,7 +257,7 @@
                 <w:rFonts w:ascii="TimeNewRoman" w:hAnsi="TimeNewRoman"/>
                 <w:sz w:val="30"/>
               </w:rPr>
-              <w:t>88×28=2464</w:t>
+              <w:t>79×98=7742</w:t>
             </w:r>
           </w:p>
         </w:tc>
@@ -274,7 +274,7 @@
                 <w:rFonts w:ascii="TimeNewRoman" w:hAnsi="TimeNewRoman"/>
                 <w:sz w:val="30"/>
               </w:rPr>
-              <w:t>90×74=6660</w:t>
+              <w:t>98×64=6272</w:t>
             </w:r>
           </w:p>
         </w:tc>
@@ -291,7 +291,7 @@
                 <w:rFonts w:ascii="TimeNewRoman" w:hAnsi="TimeNewRoman"/>
                 <w:sz w:val="30"/>
               </w:rPr>
-              <w:t>96×85=8160</w:t>
+              <w:t>44×40=1760</w:t>
             </w:r>
           </w:p>
         </w:tc>
@@ -438,7 +438,7 @@
                 <w:rFonts w:ascii="TimeNewRoman" w:hAnsi="TimeNewRoman"/>
                 <w:sz w:val="30"/>
               </w:rPr>
-              <w:t>12×80=960</w:t>
+              <w:t>53×42=2226</w:t>
             </w:r>
           </w:p>
         </w:tc>
@@ -455,7 +455,7 @@
                 <w:rFonts w:ascii="TimeNewRoman" w:hAnsi="TimeNewRoman"/>
                 <w:sz w:val="30"/>
               </w:rPr>
-              <w:t>77×89=6853</w:t>
+              <w:t>11×81=891</w:t>
             </w:r>
           </w:p>
         </w:tc>
@@ -472,7 +472,7 @@
                 <w:rFonts w:ascii="TimeNewRoman" w:hAnsi="TimeNewRoman"/>
                 <w:sz w:val="30"/>
               </w:rPr>
-              <w:t>58×48=2784</w:t>
+              <w:t>68×94=6392</w:t>
             </w:r>
           </w:p>
         </w:tc>
@@ -489,7 +489,7 @@
                 <w:rFonts w:ascii="TimeNewRoman" w:hAnsi="TimeNewRoman"/>
                 <w:sz w:val="30"/>
               </w:rPr>
-              <w:t>35×21=735</w:t>
+              <w:t>89×23=2047</w:t>
             </w:r>
           </w:p>
         </w:tc>
@@ -506,7 +506,7 @@
                 <w:rFonts w:ascii="TimeNewRoman" w:hAnsi="TimeNewRoman"/>
                 <w:sz w:val="30"/>
               </w:rPr>
-              <w:t>45×32=1440</w:t>
+              <w:t>62×42=2604</w:t>
             </w:r>
           </w:p>
         </w:tc>
@@ -653,7 +653,7 @@
                 <w:rFonts w:ascii="TimeNewRoman" w:hAnsi="TimeNewRoman"/>
                 <w:sz w:val="30"/>
               </w:rPr>
-              <w:t>87×97=8439</w:t>
+              <w:t>16×67=1072</w:t>
             </w:r>
           </w:p>
         </w:tc>
@@ -670,7 +670,7 @@
                 <w:rFonts w:ascii="TimeNewRoman" w:hAnsi="TimeNewRoman"/>
                 <w:sz w:val="30"/>
               </w:rPr>
-              <w:t>82×45=3690</w:t>
+              <w:t>19×88=1672</w:t>
             </w:r>
           </w:p>
         </w:tc>
@@ -687,7 +687,7 @@
                 <w:rFonts w:ascii="TimeNewRoman" w:hAnsi="TimeNewRoman"/>
                 <w:sz w:val="30"/>
               </w:rPr>
-              <w:t>45×72=3240</w:t>
+              <w:t>81×54=4374</w:t>
             </w:r>
           </w:p>
         </w:tc>
@@ -704,7 +704,7 @@
                 <w:rFonts w:ascii="TimeNewRoman" w:hAnsi="TimeNewRoman"/>
                 <w:sz w:val="30"/>
               </w:rPr>
-              <w:t>26×44=1144</w:t>
+              <w:t>28×51=1428</w:t>
             </w:r>
           </w:p>
         </w:tc>
@@ -721,7 +721,7 @@
                 <w:rFonts w:ascii="TimeNewRoman" w:hAnsi="TimeNewRoman"/>
                 <w:sz w:val="30"/>
               </w:rPr>
-              <w:t>16×57=912</w:t>
+              <w:t>19×74=1406</w:t>
             </w:r>
           </w:p>
         </w:tc>
@@ -868,7 +868,7 @@
                 <w:rFonts w:ascii="TimeNewRoman" w:hAnsi="TimeNewRoman"/>
                 <w:sz w:val="30"/>
               </w:rPr>
-              <w:t>72×88=6336</w:t>
+              <w:t>36×81=2916</w:t>
             </w:r>
           </w:p>
         </w:tc>
@@ -885,7 +885,7 @@
                 <w:rFonts w:ascii="TimeNewRoman" w:hAnsi="TimeNewRoman"/>
                 <w:sz w:val="30"/>
               </w:rPr>
-              <w:t>40×42=1680</w:t>
+              <w:t>78×61=4758</w:t>
             </w:r>
           </w:p>
         </w:tc>
@@ -902,7 +902,7 @@
                 <w:rFonts w:ascii="TimeNewRoman" w:hAnsi="TimeNewRoman"/>
                 <w:sz w:val="30"/>
               </w:rPr>
-              <w:t>58×80=4640</w:t>
+              <w:t>63×35=2205</w:t>
             </w:r>
           </w:p>
         </w:tc>
@@ -919,7 +919,7 @@
                 <w:rFonts w:ascii="TimeNewRoman" w:hAnsi="TimeNewRoman"/>
                 <w:sz w:val="30"/>
               </w:rPr>
-              <w:t>21×69=1449</w:t>
+              <w:t>25×19=475</w:t>
             </w:r>
           </w:p>
         </w:tc>
@@ -936,7 +936,7 @@
                 <w:rFonts w:ascii="TimeNewRoman" w:hAnsi="TimeNewRoman"/>
                 <w:sz w:val="30"/>
               </w:rPr>
-              <w:t>27×11=297</w:t>
+              <w:t>64×26=1664</w:t>
             </w:r>
           </w:p>
         </w:tc>

--- a/answers-of-two-digit_number_multiplied_by_two-digit_number.docx
+++ b/answers-of-two-digit_number_multiplied_by_two-digit_number.docx
@@ -40,7 +40,7 @@
                 <w:rFonts w:ascii="TimeNewRoman" w:hAnsi="TimeNewRoman"/>
                 <w:sz w:val="30"/>
               </w:rPr>
-              <w:t>87×23=2001</w:t>
+              <w:t>61×38=2318</w:t>
             </w:r>
           </w:p>
         </w:tc>
@@ -57,7 +57,7 @@
                 <w:rFonts w:ascii="TimeNewRoman" w:hAnsi="TimeNewRoman"/>
                 <w:sz w:val="30"/>
               </w:rPr>
-              <w:t>74×83=6142</w:t>
+              <w:t>32×41=1312</w:t>
             </w:r>
           </w:p>
         </w:tc>
@@ -74,7 +74,7 @@
                 <w:rFonts w:ascii="TimeNewRoman" w:hAnsi="TimeNewRoman"/>
                 <w:sz w:val="30"/>
               </w:rPr>
-              <w:t>33×96=3168</w:t>
+              <w:t>85×77=6545</w:t>
             </w:r>
           </w:p>
         </w:tc>
@@ -91,7 +91,7 @@
                 <w:rFonts w:ascii="TimeNewRoman" w:hAnsi="TimeNewRoman"/>
                 <w:sz w:val="30"/>
               </w:rPr>
-              <w:t>78×27=2106</w:t>
+              <w:t>26×93=2418</w:t>
             </w:r>
           </w:p>
         </w:tc>
@@ -108,7 +108,7 @@
                 <w:rFonts w:ascii="TimeNewRoman" w:hAnsi="TimeNewRoman"/>
                 <w:sz w:val="30"/>
               </w:rPr>
-              <w:t>71×79=5609</w:t>
+              <w:t>84×52=4368</w:t>
             </w:r>
           </w:p>
         </w:tc>
@@ -223,7 +223,7 @@
                 <w:rFonts w:ascii="TimeNewRoman" w:hAnsi="TimeNewRoman"/>
                 <w:sz w:val="30"/>
               </w:rPr>
-              <w:t>36×77=2772</w:t>
+              <w:t>38×78=2964</w:t>
             </w:r>
           </w:p>
         </w:tc>
@@ -240,7 +240,7 @@
                 <w:rFonts w:ascii="TimeNewRoman" w:hAnsi="TimeNewRoman"/>
                 <w:sz w:val="30"/>
               </w:rPr>
-              <w:t>65×53=3445</w:t>
+              <w:t>14×43=602</w:t>
             </w:r>
           </w:p>
         </w:tc>
@@ -257,7 +257,7 @@
                 <w:rFonts w:ascii="TimeNewRoman" w:hAnsi="TimeNewRoman"/>
                 <w:sz w:val="30"/>
               </w:rPr>
-              <w:t>79×98=7742</w:t>
+              <w:t>40×31=1240</w:t>
             </w:r>
           </w:p>
         </w:tc>
@@ -274,7 +274,7 @@
                 <w:rFonts w:ascii="TimeNewRoman" w:hAnsi="TimeNewRoman"/>
                 <w:sz w:val="30"/>
               </w:rPr>
-              <w:t>98×64=6272</w:t>
+              <w:t>49×99=4851</w:t>
             </w:r>
           </w:p>
         </w:tc>
@@ -291,7 +291,7 @@
                 <w:rFonts w:ascii="TimeNewRoman" w:hAnsi="TimeNewRoman"/>
                 <w:sz w:val="30"/>
               </w:rPr>
-              <w:t>44×40=1760</w:t>
+              <w:t>46×79=3634</w:t>
             </w:r>
           </w:p>
         </w:tc>
@@ -438,7 +438,7 @@
                 <w:rFonts w:ascii="TimeNewRoman" w:hAnsi="TimeNewRoman"/>
                 <w:sz w:val="30"/>
               </w:rPr>
-              <w:t>53×42=2226</w:t>
+              <w:t>68×84=5712</w:t>
             </w:r>
           </w:p>
         </w:tc>
@@ -455,7 +455,7 @@
                 <w:rFonts w:ascii="TimeNewRoman" w:hAnsi="TimeNewRoman"/>
                 <w:sz w:val="30"/>
               </w:rPr>
-              <w:t>11×81=891</w:t>
+              <w:t>28×37=1036</w:t>
             </w:r>
           </w:p>
         </w:tc>
@@ -472,7 +472,7 @@
                 <w:rFonts w:ascii="TimeNewRoman" w:hAnsi="TimeNewRoman"/>
                 <w:sz w:val="30"/>
               </w:rPr>
-              <w:t>68×94=6392</w:t>
+              <w:t>46×33=1518</w:t>
             </w:r>
           </w:p>
         </w:tc>
@@ -489,7 +489,7 @@
                 <w:rFonts w:ascii="TimeNewRoman" w:hAnsi="TimeNewRoman"/>
                 <w:sz w:val="30"/>
               </w:rPr>
-              <w:t>89×23=2047</w:t>
+              <w:t>85×81=6885</w:t>
             </w:r>
           </w:p>
         </w:tc>
@@ -506,7 +506,7 @@
                 <w:rFonts w:ascii="TimeNewRoman" w:hAnsi="TimeNewRoman"/>
                 <w:sz w:val="30"/>
               </w:rPr>
-              <w:t>62×42=2604</w:t>
+              <w:t>37×22=814</w:t>
             </w:r>
           </w:p>
         </w:tc>
@@ -653,7 +653,7 @@
                 <w:rFonts w:ascii="TimeNewRoman" w:hAnsi="TimeNewRoman"/>
                 <w:sz w:val="30"/>
               </w:rPr>
-              <w:t>16×67=1072</w:t>
+              <w:t>45×52=2340</w:t>
             </w:r>
           </w:p>
         </w:tc>
@@ -670,7 +670,7 @@
                 <w:rFonts w:ascii="TimeNewRoman" w:hAnsi="TimeNewRoman"/>
                 <w:sz w:val="30"/>
               </w:rPr>
-              <w:t>19×88=1672</w:t>
+              <w:t>38×54=2052</w:t>
             </w:r>
           </w:p>
         </w:tc>
@@ -687,7 +687,7 @@
                 <w:rFonts w:ascii="TimeNewRoman" w:hAnsi="TimeNewRoman"/>
                 <w:sz w:val="30"/>
               </w:rPr>
-              <w:t>81×54=4374</w:t>
+              <w:t>25×47=1175</w:t>
             </w:r>
           </w:p>
         </w:tc>
@@ -704,7 +704,7 @@
                 <w:rFonts w:ascii="TimeNewRoman" w:hAnsi="TimeNewRoman"/>
                 <w:sz w:val="30"/>
               </w:rPr>
-              <w:t>28×51=1428</w:t>
+              <w:t>51×23=1173</w:t>
             </w:r>
           </w:p>
         </w:tc>
@@ -721,7 +721,7 @@
                 <w:rFonts w:ascii="TimeNewRoman" w:hAnsi="TimeNewRoman"/>
                 <w:sz w:val="30"/>
               </w:rPr>
-              <w:t>19×74=1406</w:t>
+              <w:t>86×93=7998</w:t>
             </w:r>
           </w:p>
         </w:tc>
@@ -868,7 +868,7 @@
                 <w:rFonts w:ascii="TimeNewRoman" w:hAnsi="TimeNewRoman"/>
                 <w:sz w:val="30"/>
               </w:rPr>
-              <w:t>36×81=2916</w:t>
+              <w:t>42×44=1848</w:t>
             </w:r>
           </w:p>
         </w:tc>
@@ -885,7 +885,7 @@
                 <w:rFonts w:ascii="TimeNewRoman" w:hAnsi="TimeNewRoman"/>
                 <w:sz w:val="30"/>
               </w:rPr>
-              <w:t>78×61=4758</w:t>
+              <w:t>79×96=7584</w:t>
             </w:r>
           </w:p>
         </w:tc>
@@ -902,7 +902,7 @@
                 <w:rFonts w:ascii="TimeNewRoman" w:hAnsi="TimeNewRoman"/>
                 <w:sz w:val="30"/>
               </w:rPr>
-              <w:t>63×35=2205</w:t>
+              <w:t>36×47=1692</w:t>
             </w:r>
           </w:p>
         </w:tc>
@@ -919,7 +919,7 @@
                 <w:rFonts w:ascii="TimeNewRoman" w:hAnsi="TimeNewRoman"/>
                 <w:sz w:val="30"/>
               </w:rPr>
-              <w:t>25×19=475</w:t>
+              <w:t>95×36=3420</w:t>
             </w:r>
           </w:p>
         </w:tc>
@@ -936,7 +936,7 @@
                 <w:rFonts w:ascii="TimeNewRoman" w:hAnsi="TimeNewRoman"/>
                 <w:sz w:val="30"/>
               </w:rPr>
-              <w:t>64×26=1664</w:t>
+              <w:t>73×14=1022</w:t>
             </w:r>
           </w:p>
         </w:tc>

--- a/answers-of-two-digit_number_multiplied_by_two-digit_number.docx
+++ b/answers-of-two-digit_number_multiplied_by_two-digit_number.docx
@@ -11,7 +11,7 @@
           <w:rFonts w:ascii="Arial" w:hAnsi="Arial"/>
           <w:sz w:val="30"/>
         </w:rPr>
-        <w:t>2026-09-21 Monday</w:t>
+        <w:t>2026-09-22 Tuesday</w:t>
       </w:r>
     </w:p>
     <w:tbl>
@@ -40,7 +40,7 @@
                 <w:rFonts w:ascii="TimeNewRoman" w:hAnsi="TimeNewRoman"/>
                 <w:sz w:val="30"/>
               </w:rPr>
-              <w:t>61×38=2318</w:t>
+              <w:t>49×90=4410</w:t>
             </w:r>
           </w:p>
         </w:tc>
@@ -57,7 +57,7 @@
                 <w:rFonts w:ascii="TimeNewRoman" w:hAnsi="TimeNewRoman"/>
                 <w:sz w:val="30"/>
               </w:rPr>
-              <w:t>32×41=1312</w:t>
+              <w:t>47×49=2303</w:t>
             </w:r>
           </w:p>
         </w:tc>
@@ -74,7 +74,7 @@
                 <w:rFonts w:ascii="TimeNewRoman" w:hAnsi="TimeNewRoman"/>
                 <w:sz w:val="30"/>
               </w:rPr>
-              <w:t>85×77=6545</w:t>
+              <w:t>86×64=5504</w:t>
             </w:r>
           </w:p>
         </w:tc>
@@ -91,7 +91,7 @@
                 <w:rFonts w:ascii="TimeNewRoman" w:hAnsi="TimeNewRoman"/>
                 <w:sz w:val="30"/>
               </w:rPr>
-              <w:t>26×93=2418</w:t>
+              <w:t>31×88=2728</w:t>
             </w:r>
           </w:p>
         </w:tc>
@@ -108,7 +108,7 @@
                 <w:rFonts w:ascii="TimeNewRoman" w:hAnsi="TimeNewRoman"/>
                 <w:sz w:val="30"/>
               </w:rPr>
-              <w:t>84×52=4368</w:t>
+              <w:t>51×29=1479</w:t>
             </w:r>
           </w:p>
         </w:tc>
@@ -223,7 +223,7 @@
                 <w:rFonts w:ascii="TimeNewRoman" w:hAnsi="TimeNewRoman"/>
                 <w:sz w:val="30"/>
               </w:rPr>
-              <w:t>38×78=2964</w:t>
+              <w:t>93×22=2046</w:t>
             </w:r>
           </w:p>
         </w:tc>
@@ -240,7 +240,7 @@
                 <w:rFonts w:ascii="TimeNewRoman" w:hAnsi="TimeNewRoman"/>
                 <w:sz w:val="30"/>
               </w:rPr>
-              <w:t>14×43=602</w:t>
+              <w:t>70×95=6650</w:t>
             </w:r>
           </w:p>
         </w:tc>
@@ -257,7 +257,7 @@
                 <w:rFonts w:ascii="TimeNewRoman" w:hAnsi="TimeNewRoman"/>
                 <w:sz w:val="30"/>
               </w:rPr>
-              <w:t>40×31=1240</w:t>
+              <w:t>11×55=605</w:t>
             </w:r>
           </w:p>
         </w:tc>
@@ -274,7 +274,7 @@
                 <w:rFonts w:ascii="TimeNewRoman" w:hAnsi="TimeNewRoman"/>
                 <w:sz w:val="30"/>
               </w:rPr>
-              <w:t>49×99=4851</w:t>
+              <w:t>17×20=340</w:t>
             </w:r>
           </w:p>
         </w:tc>
@@ -291,7 +291,7 @@
                 <w:rFonts w:ascii="TimeNewRoman" w:hAnsi="TimeNewRoman"/>
                 <w:sz w:val="30"/>
               </w:rPr>
-              <w:t>46×79=3634</w:t>
+              <w:t>46×16=736</w:t>
             </w:r>
           </w:p>
         </w:tc>
@@ -438,7 +438,7 @@
                 <w:rFonts w:ascii="TimeNewRoman" w:hAnsi="TimeNewRoman"/>
                 <w:sz w:val="30"/>
               </w:rPr>
-              <w:t>68×84=5712</w:t>
+              <w:t>35×68=2380</w:t>
             </w:r>
           </w:p>
         </w:tc>
@@ -455,7 +455,7 @@
                 <w:rFonts w:ascii="TimeNewRoman" w:hAnsi="TimeNewRoman"/>
                 <w:sz w:val="30"/>
               </w:rPr>
-              <w:t>28×37=1036</w:t>
+              <w:t>50×69=3450</w:t>
             </w:r>
           </w:p>
         </w:tc>
@@ -472,7 +472,7 @@
                 <w:rFonts w:ascii="TimeNewRoman" w:hAnsi="TimeNewRoman"/>
                 <w:sz w:val="30"/>
               </w:rPr>
-              <w:t>46×33=1518</w:t>
+              <w:t>56×36=2016</w:t>
             </w:r>
           </w:p>
         </w:tc>
@@ -489,7 +489,7 @@
                 <w:rFonts w:ascii="TimeNewRoman" w:hAnsi="TimeNewRoman"/>
                 <w:sz w:val="30"/>
               </w:rPr>
-              <w:t>85×81=6885</w:t>
+              <w:t>75×40=3000</w:t>
             </w:r>
           </w:p>
         </w:tc>
@@ -506,7 +506,7 @@
                 <w:rFonts w:ascii="TimeNewRoman" w:hAnsi="TimeNewRoman"/>
                 <w:sz w:val="30"/>
               </w:rPr>
-              <w:t>37×22=814</w:t>
+              <w:t>55×60=3300</w:t>
             </w:r>
           </w:p>
         </w:tc>
@@ -653,7 +653,7 @@
                 <w:rFonts w:ascii="TimeNewRoman" w:hAnsi="TimeNewRoman"/>
                 <w:sz w:val="30"/>
               </w:rPr>
-              <w:t>45×52=2340</w:t>
+              <w:t>86×61=5246</w:t>
             </w:r>
           </w:p>
         </w:tc>
@@ -670,7 +670,7 @@
                 <w:rFonts w:ascii="TimeNewRoman" w:hAnsi="TimeNewRoman"/>
                 <w:sz w:val="30"/>
               </w:rPr>
-              <w:t>38×54=2052</w:t>
+              <w:t>58×70=4060</w:t>
             </w:r>
           </w:p>
         </w:tc>
@@ -687,7 +687,7 @@
                 <w:rFonts w:ascii="TimeNewRoman" w:hAnsi="TimeNewRoman"/>
                 <w:sz w:val="30"/>
               </w:rPr>
-              <w:t>25×47=1175</w:t>
+              <w:t>35×46=1610</w:t>
             </w:r>
           </w:p>
         </w:tc>
@@ -704,7 +704,7 @@
                 <w:rFonts w:ascii="TimeNewRoman" w:hAnsi="TimeNewRoman"/>
                 <w:sz w:val="30"/>
               </w:rPr>
-              <w:t>51×23=1173</w:t>
+              <w:t>69×34=2346</w:t>
             </w:r>
           </w:p>
         </w:tc>
@@ -721,7 +721,7 @@
                 <w:rFonts w:ascii="TimeNewRoman" w:hAnsi="TimeNewRoman"/>
                 <w:sz w:val="30"/>
               </w:rPr>
-              <w:t>86×93=7998</w:t>
+              <w:t>16×18=288</w:t>
             </w:r>
           </w:p>
         </w:tc>
@@ -868,7 +868,7 @@
                 <w:rFonts w:ascii="TimeNewRoman" w:hAnsi="TimeNewRoman"/>
                 <w:sz w:val="30"/>
               </w:rPr>
-              <w:t>42×44=1848</w:t>
+              <w:t>20×84=1680</w:t>
             </w:r>
           </w:p>
         </w:tc>
@@ -885,7 +885,7 @@
                 <w:rFonts w:ascii="TimeNewRoman" w:hAnsi="TimeNewRoman"/>
                 <w:sz w:val="30"/>
               </w:rPr>
-              <w:t>79×96=7584</w:t>
+              <w:t>89×45=4005</w:t>
             </w:r>
           </w:p>
         </w:tc>
@@ -902,7 +902,7 @@
                 <w:rFonts w:ascii="TimeNewRoman" w:hAnsi="TimeNewRoman"/>
                 <w:sz w:val="30"/>
               </w:rPr>
-              <w:t>36×47=1692</w:t>
+              <w:t>46×78=3588</w:t>
             </w:r>
           </w:p>
         </w:tc>
@@ -919,7 +919,7 @@
                 <w:rFonts w:ascii="TimeNewRoman" w:hAnsi="TimeNewRoman"/>
                 <w:sz w:val="30"/>
               </w:rPr>
-              <w:t>95×36=3420</w:t>
+              <w:t>89×32=2848</w:t>
             </w:r>
           </w:p>
         </w:tc>
@@ -936,7 +936,7 @@
                 <w:rFonts w:ascii="TimeNewRoman" w:hAnsi="TimeNewRoman"/>
                 <w:sz w:val="30"/>
               </w:rPr>
-              <w:t>73×14=1022</w:t>
+              <w:t>17×90=1530</w:t>
             </w:r>
           </w:p>
         </w:tc>

--- a/answers-of-two-digit_number_multiplied_by_two-digit_number.docx
+++ b/answers-of-two-digit_number_multiplied_by_two-digit_number.docx
@@ -40,7 +40,7 @@
                 <w:rFonts w:ascii="TimeNewRoman" w:hAnsi="TimeNewRoman"/>
                 <w:sz w:val="30"/>
               </w:rPr>
-              <w:t>49×90=4410</w:t>
+              <w:t>69×48=3312</w:t>
             </w:r>
           </w:p>
         </w:tc>
@@ -57,7 +57,7 @@
                 <w:rFonts w:ascii="TimeNewRoman" w:hAnsi="TimeNewRoman"/>
                 <w:sz w:val="30"/>
               </w:rPr>
-              <w:t>47×49=2303</w:t>
+              <w:t>86×81=6966</w:t>
             </w:r>
           </w:p>
         </w:tc>
@@ -74,7 +74,7 @@
                 <w:rFonts w:ascii="TimeNewRoman" w:hAnsi="TimeNewRoman"/>
                 <w:sz w:val="30"/>
               </w:rPr>
-              <w:t>86×64=5504</w:t>
+              <w:t>88×30=2640</w:t>
             </w:r>
           </w:p>
         </w:tc>
@@ -91,7 +91,7 @@
                 <w:rFonts w:ascii="TimeNewRoman" w:hAnsi="TimeNewRoman"/>
                 <w:sz w:val="30"/>
               </w:rPr>
-              <w:t>31×88=2728</w:t>
+              <w:t>34×74=2516</w:t>
             </w:r>
           </w:p>
         </w:tc>
@@ -108,7 +108,7 @@
                 <w:rFonts w:ascii="TimeNewRoman" w:hAnsi="TimeNewRoman"/>
                 <w:sz w:val="30"/>
               </w:rPr>
-              <w:t>51×29=1479</w:t>
+              <w:t>43×67=2881</w:t>
             </w:r>
           </w:p>
         </w:tc>
@@ -223,7 +223,7 @@
                 <w:rFonts w:ascii="TimeNewRoman" w:hAnsi="TimeNewRoman"/>
                 <w:sz w:val="30"/>
               </w:rPr>
-              <w:t>93×22=2046</w:t>
+              <w:t>21×55=1155</w:t>
             </w:r>
           </w:p>
         </w:tc>
@@ -240,7 +240,7 @@
                 <w:rFonts w:ascii="TimeNewRoman" w:hAnsi="TimeNewRoman"/>
                 <w:sz w:val="30"/>
               </w:rPr>
-              <w:t>70×95=6650</w:t>
+              <w:t>26×91=2366</w:t>
             </w:r>
           </w:p>
         </w:tc>
@@ -257,7 +257,7 @@
                 <w:rFonts w:ascii="TimeNewRoman" w:hAnsi="TimeNewRoman"/>
                 <w:sz w:val="30"/>
               </w:rPr>
-              <w:t>11×55=605</w:t>
+              <w:t>24×94=2256</w:t>
             </w:r>
           </w:p>
         </w:tc>
@@ -274,7 +274,7 @@
                 <w:rFonts w:ascii="TimeNewRoman" w:hAnsi="TimeNewRoman"/>
                 <w:sz w:val="30"/>
               </w:rPr>
-              <w:t>17×20=340</w:t>
+              <w:t>17×28=476</w:t>
             </w:r>
           </w:p>
         </w:tc>
@@ -291,7 +291,7 @@
                 <w:rFonts w:ascii="TimeNewRoman" w:hAnsi="TimeNewRoman"/>
                 <w:sz w:val="30"/>
               </w:rPr>
-              <w:t>46×16=736</w:t>
+              <w:t>25×11=275</w:t>
             </w:r>
           </w:p>
         </w:tc>
@@ -438,7 +438,7 @@
                 <w:rFonts w:ascii="TimeNewRoman" w:hAnsi="TimeNewRoman"/>
                 <w:sz w:val="30"/>
               </w:rPr>
-              <w:t>35×68=2380</w:t>
+              <w:t>32×39=1248</w:t>
             </w:r>
           </w:p>
         </w:tc>
@@ -455,7 +455,7 @@
                 <w:rFonts w:ascii="TimeNewRoman" w:hAnsi="TimeNewRoman"/>
                 <w:sz w:val="30"/>
               </w:rPr>
-              <w:t>50×69=3450</w:t>
+              <w:t>34×44=1496</w:t>
             </w:r>
           </w:p>
         </w:tc>
@@ -472,7 +472,7 @@
                 <w:rFonts w:ascii="TimeNewRoman" w:hAnsi="TimeNewRoman"/>
                 <w:sz w:val="30"/>
               </w:rPr>
-              <w:t>56×36=2016</w:t>
+              <w:t>96×61=5856</w:t>
             </w:r>
           </w:p>
         </w:tc>
@@ -489,7 +489,7 @@
                 <w:rFonts w:ascii="TimeNewRoman" w:hAnsi="TimeNewRoman"/>
                 <w:sz w:val="30"/>
               </w:rPr>
-              <w:t>75×40=3000</w:t>
+              <w:t>63×54=3402</w:t>
             </w:r>
           </w:p>
         </w:tc>
@@ -506,7 +506,7 @@
                 <w:rFonts w:ascii="TimeNewRoman" w:hAnsi="TimeNewRoman"/>
                 <w:sz w:val="30"/>
               </w:rPr>
-              <w:t>55×60=3300</w:t>
+              <w:t>76×44=3344</w:t>
             </w:r>
           </w:p>
         </w:tc>
@@ -653,7 +653,7 @@
                 <w:rFonts w:ascii="TimeNewRoman" w:hAnsi="TimeNewRoman"/>
                 <w:sz w:val="30"/>
               </w:rPr>
-              <w:t>86×61=5246</w:t>
+              <w:t>67×37=2479</w:t>
             </w:r>
           </w:p>
         </w:tc>
@@ -670,7 +670,7 @@
                 <w:rFonts w:ascii="TimeNewRoman" w:hAnsi="TimeNewRoman"/>
                 <w:sz w:val="30"/>
               </w:rPr>
-              <w:t>58×70=4060</w:t>
+              <w:t>69×96=6624</w:t>
             </w:r>
           </w:p>
         </w:tc>
@@ -687,7 +687,7 @@
                 <w:rFonts w:ascii="TimeNewRoman" w:hAnsi="TimeNewRoman"/>
                 <w:sz w:val="30"/>
               </w:rPr>
-              <w:t>35×46=1610</w:t>
+              <w:t>44×55=2420</w:t>
             </w:r>
           </w:p>
         </w:tc>
@@ -704,7 +704,7 @@
                 <w:rFonts w:ascii="TimeNewRoman" w:hAnsi="TimeNewRoman"/>
                 <w:sz w:val="30"/>
               </w:rPr>
-              <w:t>69×34=2346</w:t>
+              <w:t>69×79=5451</w:t>
             </w:r>
           </w:p>
         </w:tc>
@@ -721,7 +721,7 @@
                 <w:rFonts w:ascii="TimeNewRoman" w:hAnsi="TimeNewRoman"/>
                 <w:sz w:val="30"/>
               </w:rPr>
-              <w:t>16×18=288</w:t>
+              <w:t>84×11=924</w:t>
             </w:r>
           </w:p>
         </w:tc>
@@ -868,7 +868,7 @@
                 <w:rFonts w:ascii="TimeNewRoman" w:hAnsi="TimeNewRoman"/>
                 <w:sz w:val="30"/>
               </w:rPr>
-              <w:t>20×84=1680</w:t>
+              <w:t>69×41=2829</w:t>
             </w:r>
           </w:p>
         </w:tc>
@@ -885,7 +885,7 @@
                 <w:rFonts w:ascii="TimeNewRoman" w:hAnsi="TimeNewRoman"/>
                 <w:sz w:val="30"/>
               </w:rPr>
-              <w:t>89×45=4005</w:t>
+              <w:t>49×76=3724</w:t>
             </w:r>
           </w:p>
         </w:tc>
@@ -902,7 +902,7 @@
                 <w:rFonts w:ascii="TimeNewRoman" w:hAnsi="TimeNewRoman"/>
                 <w:sz w:val="30"/>
               </w:rPr>
-              <w:t>46×78=3588</w:t>
+              <w:t>98×61=5978</w:t>
             </w:r>
           </w:p>
         </w:tc>
@@ -919,7 +919,7 @@
                 <w:rFonts w:ascii="TimeNewRoman" w:hAnsi="TimeNewRoman"/>
                 <w:sz w:val="30"/>
               </w:rPr>
-              <w:t>89×32=2848</w:t>
+              <w:t>65×42=2730</w:t>
             </w:r>
           </w:p>
         </w:tc>
@@ -936,7 +936,7 @@
                 <w:rFonts w:ascii="TimeNewRoman" w:hAnsi="TimeNewRoman"/>
                 <w:sz w:val="30"/>
               </w:rPr>
-              <w:t>17×90=1530</w:t>
+              <w:t>92×36=3312</w:t>
             </w:r>
           </w:p>
         </w:tc>

--- a/answers-of-two-digit_number_multiplied_by_two-digit_number.docx
+++ b/answers-of-two-digit_number_multiplied_by_two-digit_number.docx
@@ -11,7 +11,7 @@
           <w:rFonts w:ascii="Arial" w:hAnsi="Arial"/>
           <w:sz w:val="30"/>
         </w:rPr>
-        <w:t>2026-09-22 Tuesday</w:t>
+        <w:t>2026-09-23 Wednesday</w:t>
       </w:r>
     </w:p>
     <w:tbl>
@@ -40,7 +40,7 @@
                 <w:rFonts w:ascii="TimeNewRoman" w:hAnsi="TimeNewRoman"/>
                 <w:sz w:val="30"/>
               </w:rPr>
-              <w:t>69×48=3312</w:t>
+              <w:t>77×71=5467</w:t>
             </w:r>
           </w:p>
         </w:tc>
@@ -57,7 +57,7 @@
                 <w:rFonts w:ascii="TimeNewRoman" w:hAnsi="TimeNewRoman"/>
                 <w:sz w:val="30"/>
               </w:rPr>
-              <w:t>86×81=6966</w:t>
+              <w:t>15×61=915</w:t>
             </w:r>
           </w:p>
         </w:tc>
@@ -74,7 +74,7 @@
                 <w:rFonts w:ascii="TimeNewRoman" w:hAnsi="TimeNewRoman"/>
                 <w:sz w:val="30"/>
               </w:rPr>
-              <w:t>88×30=2640</w:t>
+              <w:t>70×82=5740</w:t>
             </w:r>
           </w:p>
         </w:tc>
@@ -91,7 +91,7 @@
                 <w:rFonts w:ascii="TimeNewRoman" w:hAnsi="TimeNewRoman"/>
                 <w:sz w:val="30"/>
               </w:rPr>
-              <w:t>34×74=2516</w:t>
+              <w:t>31×38=1178</w:t>
             </w:r>
           </w:p>
         </w:tc>
@@ -108,7 +108,7 @@
                 <w:rFonts w:ascii="TimeNewRoman" w:hAnsi="TimeNewRoman"/>
                 <w:sz w:val="30"/>
               </w:rPr>
-              <w:t>43×67=2881</w:t>
+              <w:t>16×65=1040</w:t>
             </w:r>
           </w:p>
         </w:tc>
@@ -223,7 +223,7 @@
                 <w:rFonts w:ascii="TimeNewRoman" w:hAnsi="TimeNewRoman"/>
                 <w:sz w:val="30"/>
               </w:rPr>
-              <w:t>21×55=1155</w:t>
+              <w:t>12×71=852</w:t>
             </w:r>
           </w:p>
         </w:tc>
@@ -240,7 +240,7 @@
                 <w:rFonts w:ascii="TimeNewRoman" w:hAnsi="TimeNewRoman"/>
                 <w:sz w:val="30"/>
               </w:rPr>
-              <w:t>26×91=2366</w:t>
+              <w:t>96×94=9024</w:t>
             </w:r>
           </w:p>
         </w:tc>
@@ -257,7 +257,7 @@
                 <w:rFonts w:ascii="TimeNewRoman" w:hAnsi="TimeNewRoman"/>
                 <w:sz w:val="30"/>
               </w:rPr>
-              <w:t>24×94=2256</w:t>
+              <w:t>52×56=2912</w:t>
             </w:r>
           </w:p>
         </w:tc>
@@ -274,7 +274,7 @@
                 <w:rFonts w:ascii="TimeNewRoman" w:hAnsi="TimeNewRoman"/>
                 <w:sz w:val="30"/>
               </w:rPr>
-              <w:t>17×28=476</w:t>
+              <w:t>17×71=1207</w:t>
             </w:r>
           </w:p>
         </w:tc>
@@ -291,7 +291,7 @@
                 <w:rFonts w:ascii="TimeNewRoman" w:hAnsi="TimeNewRoman"/>
                 <w:sz w:val="30"/>
               </w:rPr>
-              <w:t>25×11=275</w:t>
+              <w:t>35×75=2625</w:t>
             </w:r>
           </w:p>
         </w:tc>
@@ -438,7 +438,7 @@
                 <w:rFonts w:ascii="TimeNewRoman" w:hAnsi="TimeNewRoman"/>
                 <w:sz w:val="30"/>
               </w:rPr>
-              <w:t>32×39=1248</w:t>
+              <w:t>35×34=1190</w:t>
             </w:r>
           </w:p>
         </w:tc>
@@ -455,7 +455,7 @@
                 <w:rFonts w:ascii="TimeNewRoman" w:hAnsi="TimeNewRoman"/>
                 <w:sz w:val="30"/>
               </w:rPr>
-              <w:t>34×44=1496</w:t>
+              <w:t>85×17=1445</w:t>
             </w:r>
           </w:p>
         </w:tc>
@@ -472,7 +472,7 @@
                 <w:rFonts w:ascii="TimeNewRoman" w:hAnsi="TimeNewRoman"/>
                 <w:sz w:val="30"/>
               </w:rPr>
-              <w:t>96×61=5856</w:t>
+              <w:t>88×88=7744</w:t>
             </w:r>
           </w:p>
         </w:tc>
@@ -489,7 +489,7 @@
                 <w:rFonts w:ascii="TimeNewRoman" w:hAnsi="TimeNewRoman"/>
                 <w:sz w:val="30"/>
               </w:rPr>
-              <w:t>63×54=3402</w:t>
+              <w:t>15×23=345</w:t>
             </w:r>
           </w:p>
         </w:tc>
@@ -506,7 +506,7 @@
                 <w:rFonts w:ascii="TimeNewRoman" w:hAnsi="TimeNewRoman"/>
                 <w:sz w:val="30"/>
               </w:rPr>
-              <w:t>76×44=3344</w:t>
+              <w:t>18×53=954</w:t>
             </w:r>
           </w:p>
         </w:tc>
@@ -653,7 +653,7 @@
                 <w:rFonts w:ascii="TimeNewRoman" w:hAnsi="TimeNewRoman"/>
                 <w:sz w:val="30"/>
               </w:rPr>
-              <w:t>67×37=2479</w:t>
+              <w:t>42×53=2226</w:t>
             </w:r>
           </w:p>
         </w:tc>
@@ -670,7 +670,7 @@
                 <w:rFonts w:ascii="TimeNewRoman" w:hAnsi="TimeNewRoman"/>
                 <w:sz w:val="30"/>
               </w:rPr>
-              <w:t>69×96=6624</w:t>
+              <w:t>49×96=4704</w:t>
             </w:r>
           </w:p>
         </w:tc>
@@ -687,7 +687,7 @@
                 <w:rFonts w:ascii="TimeNewRoman" w:hAnsi="TimeNewRoman"/>
                 <w:sz w:val="30"/>
               </w:rPr>
-              <w:t>44×55=2420</w:t>
+              <w:t>28×15=420</w:t>
             </w:r>
           </w:p>
         </w:tc>
@@ -704,7 +704,7 @@
                 <w:rFonts w:ascii="TimeNewRoman" w:hAnsi="TimeNewRoman"/>
                 <w:sz w:val="30"/>
               </w:rPr>
-              <w:t>69×79=5451</w:t>
+              <w:t>48×45=2160</w:t>
             </w:r>
           </w:p>
         </w:tc>
@@ -721,7 +721,7 @@
                 <w:rFonts w:ascii="TimeNewRoman" w:hAnsi="TimeNewRoman"/>
                 <w:sz w:val="30"/>
               </w:rPr>
-              <w:t>84×11=924</w:t>
+              <w:t>65×30=1950</w:t>
             </w:r>
           </w:p>
         </w:tc>
@@ -868,7 +868,7 @@
                 <w:rFonts w:ascii="TimeNewRoman" w:hAnsi="TimeNewRoman"/>
                 <w:sz w:val="30"/>
               </w:rPr>
-              <w:t>69×41=2829</w:t>
+              <w:t>19×97=1843</w:t>
             </w:r>
           </w:p>
         </w:tc>
@@ -885,7 +885,7 @@
                 <w:rFonts w:ascii="TimeNewRoman" w:hAnsi="TimeNewRoman"/>
                 <w:sz w:val="30"/>
               </w:rPr>
-              <w:t>49×76=3724</w:t>
+              <w:t>77×23=1771</w:t>
             </w:r>
           </w:p>
         </w:tc>
@@ -902,7 +902,7 @@
                 <w:rFonts w:ascii="TimeNewRoman" w:hAnsi="TimeNewRoman"/>
                 <w:sz w:val="30"/>
               </w:rPr>
-              <w:t>98×61=5978</w:t>
+              <w:t>20×82=1640</w:t>
             </w:r>
           </w:p>
         </w:tc>
@@ -919,7 +919,7 @@
                 <w:rFonts w:ascii="TimeNewRoman" w:hAnsi="TimeNewRoman"/>
                 <w:sz w:val="30"/>
               </w:rPr>
-              <w:t>65×42=2730</w:t>
+              <w:t>53×71=3763</w:t>
             </w:r>
           </w:p>
         </w:tc>
@@ -936,7 +936,7 @@
                 <w:rFonts w:ascii="TimeNewRoman" w:hAnsi="TimeNewRoman"/>
                 <w:sz w:val="30"/>
               </w:rPr>
-              <w:t>92×36=3312</w:t>
+              <w:t>16×76=1216</w:t>
             </w:r>
           </w:p>
         </w:tc>

--- a/answers-of-two-digit_number_multiplied_by_two-digit_number.docx
+++ b/answers-of-two-digit_number_multiplied_by_two-digit_number.docx
@@ -40,7 +40,7 @@
                 <w:rFonts w:ascii="TimeNewRoman" w:hAnsi="TimeNewRoman"/>
                 <w:sz w:val="30"/>
               </w:rPr>
-              <w:t>77×71=5467</w:t>
+              <w:t>80×96=7680</w:t>
             </w:r>
           </w:p>
         </w:tc>
@@ -57,7 +57,7 @@
                 <w:rFonts w:ascii="TimeNewRoman" w:hAnsi="TimeNewRoman"/>
                 <w:sz w:val="30"/>
               </w:rPr>
-              <w:t>15×61=915</w:t>
+              <w:t>14×79=1106</w:t>
             </w:r>
           </w:p>
         </w:tc>
@@ -74,7 +74,7 @@
                 <w:rFonts w:ascii="TimeNewRoman" w:hAnsi="TimeNewRoman"/>
                 <w:sz w:val="30"/>
               </w:rPr>
-              <w:t>70×82=5740</w:t>
+              <w:t>44×27=1188</w:t>
             </w:r>
           </w:p>
         </w:tc>
@@ -91,7 +91,7 @@
                 <w:rFonts w:ascii="TimeNewRoman" w:hAnsi="TimeNewRoman"/>
                 <w:sz w:val="30"/>
               </w:rPr>
-              <w:t>31×38=1178</w:t>
+              <w:t>51×30=1530</w:t>
             </w:r>
           </w:p>
         </w:tc>
@@ -108,7 +108,7 @@
                 <w:rFonts w:ascii="TimeNewRoman" w:hAnsi="TimeNewRoman"/>
                 <w:sz w:val="30"/>
               </w:rPr>
-              <w:t>16×65=1040</w:t>
+              <w:t>14×41=574</w:t>
             </w:r>
           </w:p>
         </w:tc>
@@ -223,7 +223,7 @@
                 <w:rFonts w:ascii="TimeNewRoman" w:hAnsi="TimeNewRoman"/>
                 <w:sz w:val="30"/>
               </w:rPr>
-              <w:t>12×71=852</w:t>
+              <w:t>91×94=8554</w:t>
             </w:r>
           </w:p>
         </w:tc>
@@ -240,7 +240,7 @@
                 <w:rFonts w:ascii="TimeNewRoman" w:hAnsi="TimeNewRoman"/>
                 <w:sz w:val="30"/>
               </w:rPr>
-              <w:t>96×94=9024</w:t>
+              <w:t>69×94=6486</w:t>
             </w:r>
           </w:p>
         </w:tc>
@@ -257,7 +257,7 @@
                 <w:rFonts w:ascii="TimeNewRoman" w:hAnsi="TimeNewRoman"/>
                 <w:sz w:val="30"/>
               </w:rPr>
-              <w:t>52×56=2912</w:t>
+              <w:t>47×87=4089</w:t>
             </w:r>
           </w:p>
         </w:tc>
@@ -274,7 +274,7 @@
                 <w:rFonts w:ascii="TimeNewRoman" w:hAnsi="TimeNewRoman"/>
                 <w:sz w:val="30"/>
               </w:rPr>
-              <w:t>17×71=1207</w:t>
+              <w:t>18×11=198</w:t>
             </w:r>
           </w:p>
         </w:tc>
@@ -291,7 +291,7 @@
                 <w:rFonts w:ascii="TimeNewRoman" w:hAnsi="TimeNewRoman"/>
                 <w:sz w:val="30"/>
               </w:rPr>
-              <w:t>35×75=2625</w:t>
+              <w:t>79×87=6873</w:t>
             </w:r>
           </w:p>
         </w:tc>
@@ -438,7 +438,7 @@
                 <w:rFonts w:ascii="TimeNewRoman" w:hAnsi="TimeNewRoman"/>
                 <w:sz w:val="30"/>
               </w:rPr>
-              <w:t>35×34=1190</w:t>
+              <w:t>95×91=8645</w:t>
             </w:r>
           </w:p>
         </w:tc>
@@ -455,7 +455,7 @@
                 <w:rFonts w:ascii="TimeNewRoman" w:hAnsi="TimeNewRoman"/>
                 <w:sz w:val="30"/>
               </w:rPr>
-              <w:t>85×17=1445</w:t>
+              <w:t>26×16=416</w:t>
             </w:r>
           </w:p>
         </w:tc>
@@ -472,7 +472,7 @@
                 <w:rFonts w:ascii="TimeNewRoman" w:hAnsi="TimeNewRoman"/>
                 <w:sz w:val="30"/>
               </w:rPr>
-              <w:t>88×88=7744</w:t>
+              <w:t>58×34=1972</w:t>
             </w:r>
           </w:p>
         </w:tc>
@@ -489,7 +489,7 @@
                 <w:rFonts w:ascii="TimeNewRoman" w:hAnsi="TimeNewRoman"/>
                 <w:sz w:val="30"/>
               </w:rPr>
-              <w:t>15×23=345</w:t>
+              <w:t>76×80=6080</w:t>
             </w:r>
           </w:p>
         </w:tc>
@@ -506,7 +506,7 @@
                 <w:rFonts w:ascii="TimeNewRoman" w:hAnsi="TimeNewRoman"/>
                 <w:sz w:val="30"/>
               </w:rPr>
-              <w:t>18×53=954</w:t>
+              <w:t>88×44=3872</w:t>
             </w:r>
           </w:p>
         </w:tc>
@@ -653,7 +653,7 @@
                 <w:rFonts w:ascii="TimeNewRoman" w:hAnsi="TimeNewRoman"/>
                 <w:sz w:val="30"/>
               </w:rPr>
-              <w:t>42×53=2226</w:t>
+              <w:t>57×14=798</w:t>
             </w:r>
           </w:p>
         </w:tc>
@@ -670,7 +670,7 @@
                 <w:rFonts w:ascii="TimeNewRoman" w:hAnsi="TimeNewRoman"/>
                 <w:sz w:val="30"/>
               </w:rPr>
-              <w:t>49×96=4704</w:t>
+              <w:t>76×13=988</w:t>
             </w:r>
           </w:p>
         </w:tc>
@@ -687,7 +687,7 @@
                 <w:rFonts w:ascii="TimeNewRoman" w:hAnsi="TimeNewRoman"/>
                 <w:sz w:val="30"/>
               </w:rPr>
-              <w:t>28×15=420</w:t>
+              <w:t>16×94=1504</w:t>
             </w:r>
           </w:p>
         </w:tc>
@@ -704,7 +704,7 @@
                 <w:rFonts w:ascii="TimeNewRoman" w:hAnsi="TimeNewRoman"/>
                 <w:sz w:val="30"/>
               </w:rPr>
-              <w:t>48×45=2160</w:t>
+              <w:t>45×41=1845</w:t>
             </w:r>
           </w:p>
         </w:tc>
@@ -721,7 +721,7 @@
                 <w:rFonts w:ascii="TimeNewRoman" w:hAnsi="TimeNewRoman"/>
                 <w:sz w:val="30"/>
               </w:rPr>
-              <w:t>65×30=1950</w:t>
+              <w:t>79×59=4661</w:t>
             </w:r>
           </w:p>
         </w:tc>
@@ -868,7 +868,7 @@
                 <w:rFonts w:ascii="TimeNewRoman" w:hAnsi="TimeNewRoman"/>
                 <w:sz w:val="30"/>
               </w:rPr>
-              <w:t>19×97=1843</w:t>
+              <w:t>78×18=1404</w:t>
             </w:r>
           </w:p>
         </w:tc>
@@ -885,7 +885,7 @@
                 <w:rFonts w:ascii="TimeNewRoman" w:hAnsi="TimeNewRoman"/>
                 <w:sz w:val="30"/>
               </w:rPr>
-              <w:t>77×23=1771</w:t>
+              <w:t>38×96=3648</w:t>
             </w:r>
           </w:p>
         </w:tc>
@@ -902,7 +902,7 @@
                 <w:rFonts w:ascii="TimeNewRoman" w:hAnsi="TimeNewRoman"/>
                 <w:sz w:val="30"/>
               </w:rPr>
-              <w:t>20×82=1640</w:t>
+              <w:t>88×99=8712</w:t>
             </w:r>
           </w:p>
         </w:tc>
@@ -919,7 +919,7 @@
                 <w:rFonts w:ascii="TimeNewRoman" w:hAnsi="TimeNewRoman"/>
                 <w:sz w:val="30"/>
               </w:rPr>
-              <w:t>53×71=3763</w:t>
+              <w:t>25×72=1800</w:t>
             </w:r>
           </w:p>
         </w:tc>
@@ -936,7 +936,7 @@
                 <w:rFonts w:ascii="TimeNewRoman" w:hAnsi="TimeNewRoman"/>
                 <w:sz w:val="30"/>
               </w:rPr>
-              <w:t>16×76=1216</w:t>
+              <w:t>24×55=1320</w:t>
             </w:r>
           </w:p>
         </w:tc>

--- a/answers-of-two-digit_number_multiplied_by_two-digit_number.docx
+++ b/answers-of-two-digit_number_multiplied_by_two-digit_number.docx
@@ -11,7 +11,7 @@
           <w:rFonts w:ascii="Arial" w:hAnsi="Arial"/>
           <w:sz w:val="30"/>
         </w:rPr>
-        <w:t>2026-09-23 Wednesday</w:t>
+        <w:t>2026-09-24 Thursday</w:t>
       </w:r>
     </w:p>
     <w:tbl>
@@ -40,7 +40,7 @@
                 <w:rFonts w:ascii="TimeNewRoman" w:hAnsi="TimeNewRoman"/>
                 <w:sz w:val="30"/>
               </w:rPr>
-              <w:t>80×96=7680</w:t>
+              <w:t>94×27=2538</w:t>
             </w:r>
           </w:p>
         </w:tc>
@@ -57,7 +57,7 @@
                 <w:rFonts w:ascii="TimeNewRoman" w:hAnsi="TimeNewRoman"/>
                 <w:sz w:val="30"/>
               </w:rPr>
-              <w:t>14×79=1106</w:t>
+              <w:t>86×34=2924</w:t>
             </w:r>
           </w:p>
         </w:tc>
@@ -74,7 +74,7 @@
                 <w:rFonts w:ascii="TimeNewRoman" w:hAnsi="TimeNewRoman"/>
                 <w:sz w:val="30"/>
               </w:rPr>
-              <w:t>44×27=1188</w:t>
+              <w:t>75×11=825</w:t>
             </w:r>
           </w:p>
         </w:tc>
@@ -91,7 +91,7 @@
                 <w:rFonts w:ascii="TimeNewRoman" w:hAnsi="TimeNewRoman"/>
                 <w:sz w:val="30"/>
               </w:rPr>
-              <w:t>51×30=1530</w:t>
+              <w:t>40×18=720</w:t>
             </w:r>
           </w:p>
         </w:tc>
@@ -108,7 +108,7 @@
                 <w:rFonts w:ascii="TimeNewRoman" w:hAnsi="TimeNewRoman"/>
                 <w:sz w:val="30"/>
               </w:rPr>
-              <w:t>14×41=574</w:t>
+              <w:t>40×51=2040</w:t>
             </w:r>
           </w:p>
         </w:tc>
@@ -223,7 +223,7 @@
                 <w:rFonts w:ascii="TimeNewRoman" w:hAnsi="TimeNewRoman"/>
                 <w:sz w:val="30"/>
               </w:rPr>
-              <w:t>91×94=8554</w:t>
+              <w:t>98×99=9702</w:t>
             </w:r>
           </w:p>
         </w:tc>
@@ -240,7 +240,7 @@
                 <w:rFonts w:ascii="TimeNewRoman" w:hAnsi="TimeNewRoman"/>
                 <w:sz w:val="30"/>
               </w:rPr>
-              <w:t>69×94=6486</w:t>
+              <w:t>75×35=2625</w:t>
             </w:r>
           </w:p>
         </w:tc>
@@ -257,7 +257,7 @@
                 <w:rFonts w:ascii="TimeNewRoman" w:hAnsi="TimeNewRoman"/>
                 <w:sz w:val="30"/>
               </w:rPr>
-              <w:t>47×87=4089</w:t>
+              <w:t>55×86=4730</w:t>
             </w:r>
           </w:p>
         </w:tc>
@@ -274,7 +274,7 @@
                 <w:rFonts w:ascii="TimeNewRoman" w:hAnsi="TimeNewRoman"/>
                 <w:sz w:val="30"/>
               </w:rPr>
-              <w:t>18×11=198</w:t>
+              <w:t>69×22=1518</w:t>
             </w:r>
           </w:p>
         </w:tc>
@@ -291,7 +291,7 @@
                 <w:rFonts w:ascii="TimeNewRoman" w:hAnsi="TimeNewRoman"/>
                 <w:sz w:val="30"/>
               </w:rPr>
-              <w:t>79×87=6873</w:t>
+              <w:t>67×16=1072</w:t>
             </w:r>
           </w:p>
         </w:tc>
@@ -438,7 +438,7 @@
                 <w:rFonts w:ascii="TimeNewRoman" w:hAnsi="TimeNewRoman"/>
                 <w:sz w:val="30"/>
               </w:rPr>
-              <w:t>95×91=8645</w:t>
+              <w:t>12×18=216</w:t>
             </w:r>
           </w:p>
         </w:tc>
@@ -455,7 +455,7 @@
                 <w:rFonts w:ascii="TimeNewRoman" w:hAnsi="TimeNewRoman"/>
                 <w:sz w:val="30"/>
               </w:rPr>
-              <w:t>26×16=416</w:t>
+              <w:t>93×15=1395</w:t>
             </w:r>
           </w:p>
         </w:tc>
@@ -472,7 +472,7 @@
                 <w:rFonts w:ascii="TimeNewRoman" w:hAnsi="TimeNewRoman"/>
                 <w:sz w:val="30"/>
               </w:rPr>
-              <w:t>58×34=1972</w:t>
+              <w:t>63×75=4725</w:t>
             </w:r>
           </w:p>
         </w:tc>
@@ -489,7 +489,7 @@
                 <w:rFonts w:ascii="TimeNewRoman" w:hAnsi="TimeNewRoman"/>
                 <w:sz w:val="30"/>
               </w:rPr>
-              <w:t>76×80=6080</w:t>
+              <w:t>15×87=1305</w:t>
             </w:r>
           </w:p>
         </w:tc>
@@ -506,7 +506,7 @@
                 <w:rFonts w:ascii="TimeNewRoman" w:hAnsi="TimeNewRoman"/>
                 <w:sz w:val="30"/>
               </w:rPr>
-              <w:t>88×44=3872</w:t>
+              <w:t>51×39=1989</w:t>
             </w:r>
           </w:p>
         </w:tc>
@@ -653,7 +653,7 @@
                 <w:rFonts w:ascii="TimeNewRoman" w:hAnsi="TimeNewRoman"/>
                 <w:sz w:val="30"/>
               </w:rPr>
-              <w:t>57×14=798</w:t>
+              <w:t>23×57=1311</w:t>
             </w:r>
           </w:p>
         </w:tc>
@@ -670,7 +670,7 @@
                 <w:rFonts w:ascii="TimeNewRoman" w:hAnsi="TimeNewRoman"/>
                 <w:sz w:val="30"/>
               </w:rPr>
-              <w:t>76×13=988</w:t>
+              <w:t>88×38=3344</w:t>
             </w:r>
           </w:p>
         </w:tc>
@@ -687,7 +687,7 @@
                 <w:rFonts w:ascii="TimeNewRoman" w:hAnsi="TimeNewRoman"/>
                 <w:sz w:val="30"/>
               </w:rPr>
-              <w:t>16×94=1504</w:t>
+              <w:t>96×22=2112</w:t>
             </w:r>
           </w:p>
         </w:tc>
@@ -704,7 +704,7 @@
                 <w:rFonts w:ascii="TimeNewRoman" w:hAnsi="TimeNewRoman"/>
                 <w:sz w:val="30"/>
               </w:rPr>
-              <w:t>45×41=1845</w:t>
+              <w:t>95×13=1235</w:t>
             </w:r>
           </w:p>
         </w:tc>
@@ -721,7 +721,7 @@
                 <w:rFonts w:ascii="TimeNewRoman" w:hAnsi="TimeNewRoman"/>
                 <w:sz w:val="30"/>
               </w:rPr>
-              <w:t>79×59=4661</w:t>
+              <w:t>27×21=567</w:t>
             </w:r>
           </w:p>
         </w:tc>
@@ -868,7 +868,7 @@
                 <w:rFonts w:ascii="TimeNewRoman" w:hAnsi="TimeNewRoman"/>
                 <w:sz w:val="30"/>
               </w:rPr>
-              <w:t>78×18=1404</w:t>
+              <w:t>67×85=5695</w:t>
             </w:r>
           </w:p>
         </w:tc>
@@ -885,7 +885,7 @@
                 <w:rFonts w:ascii="TimeNewRoman" w:hAnsi="TimeNewRoman"/>
                 <w:sz w:val="30"/>
               </w:rPr>
-              <w:t>38×96=3648</w:t>
+              <w:t>23×21=483</w:t>
             </w:r>
           </w:p>
         </w:tc>
@@ -902,7 +902,7 @@
                 <w:rFonts w:ascii="TimeNewRoman" w:hAnsi="TimeNewRoman"/>
                 <w:sz w:val="30"/>
               </w:rPr>
-              <w:t>88×99=8712</w:t>
+              <w:t>38×55=2090</w:t>
             </w:r>
           </w:p>
         </w:tc>
@@ -919,7 +919,7 @@
                 <w:rFonts w:ascii="TimeNewRoman" w:hAnsi="TimeNewRoman"/>
                 <w:sz w:val="30"/>
               </w:rPr>
-              <w:t>25×72=1800</w:t>
+              <w:t>38×95=3610</w:t>
             </w:r>
           </w:p>
         </w:tc>
@@ -936,7 +936,7 @@
                 <w:rFonts w:ascii="TimeNewRoman" w:hAnsi="TimeNewRoman"/>
                 <w:sz w:val="30"/>
               </w:rPr>
-              <w:t>24×55=1320</w:t>
+              <w:t>59×20=1180</w:t>
             </w:r>
           </w:p>
         </w:tc>

--- a/answers-of-two-digit_number_multiplied_by_two-digit_number.docx
+++ b/answers-of-two-digit_number_multiplied_by_two-digit_number.docx
@@ -40,7 +40,7 @@
                 <w:rFonts w:ascii="TimeNewRoman" w:hAnsi="TimeNewRoman"/>
                 <w:sz w:val="30"/>
               </w:rPr>
-              <w:t>94×27=2538</w:t>
+              <w:t>93×56=5208</w:t>
             </w:r>
           </w:p>
         </w:tc>
@@ -57,7 +57,7 @@
                 <w:rFonts w:ascii="TimeNewRoman" w:hAnsi="TimeNewRoman"/>
                 <w:sz w:val="30"/>
               </w:rPr>
-              <w:t>86×34=2924</w:t>
+              <w:t>22×18=396</w:t>
             </w:r>
           </w:p>
         </w:tc>
@@ -74,7 +74,7 @@
                 <w:rFonts w:ascii="TimeNewRoman" w:hAnsi="TimeNewRoman"/>
                 <w:sz w:val="30"/>
               </w:rPr>
-              <w:t>75×11=825</w:t>
+              <w:t>55×18=990</w:t>
             </w:r>
           </w:p>
         </w:tc>
@@ -91,7 +91,7 @@
                 <w:rFonts w:ascii="TimeNewRoman" w:hAnsi="TimeNewRoman"/>
                 <w:sz w:val="30"/>
               </w:rPr>
-              <w:t>40×18=720</w:t>
+              <w:t>68×55=3740</w:t>
             </w:r>
           </w:p>
         </w:tc>
@@ -108,7 +108,7 @@
                 <w:rFonts w:ascii="TimeNewRoman" w:hAnsi="TimeNewRoman"/>
                 <w:sz w:val="30"/>
               </w:rPr>
-              <w:t>40×51=2040</w:t>
+              <w:t>36×56=2016</w:t>
             </w:r>
           </w:p>
         </w:tc>
@@ -223,7 +223,7 @@
                 <w:rFonts w:ascii="TimeNewRoman" w:hAnsi="TimeNewRoman"/>
                 <w:sz w:val="30"/>
               </w:rPr>
-              <w:t>98×99=9702</w:t>
+              <w:t>42×97=4074</w:t>
             </w:r>
           </w:p>
         </w:tc>
@@ -240,7 +240,7 @@
                 <w:rFonts w:ascii="TimeNewRoman" w:hAnsi="TimeNewRoman"/>
                 <w:sz w:val="30"/>
               </w:rPr>
-              <w:t>75×35=2625</w:t>
+              <w:t>78×19=1482</w:t>
             </w:r>
           </w:p>
         </w:tc>
@@ -257,7 +257,7 @@
                 <w:rFonts w:ascii="TimeNewRoman" w:hAnsi="TimeNewRoman"/>
                 <w:sz w:val="30"/>
               </w:rPr>
-              <w:t>55×86=4730</w:t>
+              <w:t>42×15=630</w:t>
             </w:r>
           </w:p>
         </w:tc>
@@ -274,7 +274,7 @@
                 <w:rFonts w:ascii="TimeNewRoman" w:hAnsi="TimeNewRoman"/>
                 <w:sz w:val="30"/>
               </w:rPr>
-              <w:t>69×22=1518</w:t>
+              <w:t>48×26=1248</w:t>
             </w:r>
           </w:p>
         </w:tc>
@@ -291,7 +291,7 @@
                 <w:rFonts w:ascii="TimeNewRoman" w:hAnsi="TimeNewRoman"/>
                 <w:sz w:val="30"/>
               </w:rPr>
-              <w:t>67×16=1072</w:t>
+              <w:t>50×82=4100</w:t>
             </w:r>
           </w:p>
         </w:tc>
@@ -438,7 +438,7 @@
                 <w:rFonts w:ascii="TimeNewRoman" w:hAnsi="TimeNewRoman"/>
                 <w:sz w:val="30"/>
               </w:rPr>
-              <w:t>12×18=216</w:t>
+              <w:t>12×12=144</w:t>
             </w:r>
           </w:p>
         </w:tc>
@@ -455,7 +455,7 @@
                 <w:rFonts w:ascii="TimeNewRoman" w:hAnsi="TimeNewRoman"/>
                 <w:sz w:val="30"/>
               </w:rPr>
-              <w:t>93×15=1395</w:t>
+              <w:t>15×16=240</w:t>
             </w:r>
           </w:p>
         </w:tc>
@@ -472,7 +472,7 @@
                 <w:rFonts w:ascii="TimeNewRoman" w:hAnsi="TimeNewRoman"/>
                 <w:sz w:val="30"/>
               </w:rPr>
-              <w:t>63×75=4725</w:t>
+              <w:t>84×95=7980</w:t>
             </w:r>
           </w:p>
         </w:tc>
@@ -489,7 +489,7 @@
                 <w:rFonts w:ascii="TimeNewRoman" w:hAnsi="TimeNewRoman"/>
                 <w:sz w:val="30"/>
               </w:rPr>
-              <w:t>15×87=1305</w:t>
+              <w:t>93×22=2046</w:t>
             </w:r>
           </w:p>
         </w:tc>
@@ -506,7 +506,7 @@
                 <w:rFonts w:ascii="TimeNewRoman" w:hAnsi="TimeNewRoman"/>
                 <w:sz w:val="30"/>
               </w:rPr>
-              <w:t>51×39=1989</w:t>
+              <w:t>79×83=6557</w:t>
             </w:r>
           </w:p>
         </w:tc>
@@ -653,7 +653,7 @@
                 <w:rFonts w:ascii="TimeNewRoman" w:hAnsi="TimeNewRoman"/>
                 <w:sz w:val="30"/>
               </w:rPr>
-              <w:t>23×57=1311</w:t>
+              <w:t>51×11=561</w:t>
             </w:r>
           </w:p>
         </w:tc>
@@ -670,7 +670,7 @@
                 <w:rFonts w:ascii="TimeNewRoman" w:hAnsi="TimeNewRoman"/>
                 <w:sz w:val="30"/>
               </w:rPr>
-              <w:t>88×38=3344</w:t>
+              <w:t>81×27=2187</w:t>
             </w:r>
           </w:p>
         </w:tc>
@@ -687,7 +687,7 @@
                 <w:rFonts w:ascii="TimeNewRoman" w:hAnsi="TimeNewRoman"/>
                 <w:sz w:val="30"/>
               </w:rPr>
-              <w:t>96×22=2112</w:t>
+              <w:t>48×50=2400</w:t>
             </w:r>
           </w:p>
         </w:tc>
@@ -704,7 +704,7 @@
                 <w:rFonts w:ascii="TimeNewRoman" w:hAnsi="TimeNewRoman"/>
                 <w:sz w:val="30"/>
               </w:rPr>
-              <w:t>95×13=1235</w:t>
+              <w:t>21×87=1827</w:t>
             </w:r>
           </w:p>
         </w:tc>
@@ -721,7 +721,7 @@
                 <w:rFonts w:ascii="TimeNewRoman" w:hAnsi="TimeNewRoman"/>
                 <w:sz w:val="30"/>
               </w:rPr>
-              <w:t>27×21=567</w:t>
+              <w:t>97×27=2619</w:t>
             </w:r>
           </w:p>
         </w:tc>
@@ -868,7 +868,7 @@
                 <w:rFonts w:ascii="TimeNewRoman" w:hAnsi="TimeNewRoman"/>
                 <w:sz w:val="30"/>
               </w:rPr>
-              <w:t>67×85=5695</w:t>
+              <w:t>30×94=2820</w:t>
             </w:r>
           </w:p>
         </w:tc>
@@ -885,7 +885,7 @@
                 <w:rFonts w:ascii="TimeNewRoman" w:hAnsi="TimeNewRoman"/>
                 <w:sz w:val="30"/>
               </w:rPr>
-              <w:t>23×21=483</w:t>
+              <w:t>74×17=1258</w:t>
             </w:r>
           </w:p>
         </w:tc>
@@ -902,7 +902,7 @@
                 <w:rFonts w:ascii="TimeNewRoman" w:hAnsi="TimeNewRoman"/>
                 <w:sz w:val="30"/>
               </w:rPr>
-              <w:t>38×55=2090</w:t>
+              <w:t>54×70=3780</w:t>
             </w:r>
           </w:p>
         </w:tc>
@@ -919,7 +919,7 @@
                 <w:rFonts w:ascii="TimeNewRoman" w:hAnsi="TimeNewRoman"/>
                 <w:sz w:val="30"/>
               </w:rPr>
-              <w:t>38×95=3610</w:t>
+              <w:t>23×17=391</w:t>
             </w:r>
           </w:p>
         </w:tc>
@@ -936,7 +936,7 @@
                 <w:rFonts w:ascii="TimeNewRoman" w:hAnsi="TimeNewRoman"/>
                 <w:sz w:val="30"/>
               </w:rPr>
-              <w:t>59×20=1180</w:t>
+              <w:t>60×17=1020</w:t>
             </w:r>
           </w:p>
         </w:tc>

--- a/answers-of-two-digit_number_multiplied_by_two-digit_number.docx
+++ b/answers-of-two-digit_number_multiplied_by_two-digit_number.docx
@@ -11,7 +11,7 @@
           <w:rFonts w:ascii="Arial" w:hAnsi="Arial"/>
           <w:sz w:val="30"/>
         </w:rPr>
-        <w:t>2026-09-24 Thursday</w:t>
+        <w:t>2026-09-25 Friday</w:t>
       </w:r>
     </w:p>
     <w:tbl>
@@ -40,7 +40,7 @@
                 <w:rFonts w:ascii="TimeNewRoman" w:hAnsi="TimeNewRoman"/>
                 <w:sz w:val="30"/>
               </w:rPr>
-              <w:t>93×56=5208</w:t>
+              <w:t>52×49=2548</w:t>
             </w:r>
           </w:p>
         </w:tc>
@@ -57,7 +57,7 @@
                 <w:rFonts w:ascii="TimeNewRoman" w:hAnsi="TimeNewRoman"/>
                 <w:sz w:val="30"/>
               </w:rPr>
-              <w:t>22×18=396</w:t>
+              <w:t>99×46=4554</w:t>
             </w:r>
           </w:p>
         </w:tc>
@@ -74,7 +74,7 @@
                 <w:rFonts w:ascii="TimeNewRoman" w:hAnsi="TimeNewRoman"/>
                 <w:sz w:val="30"/>
               </w:rPr>
-              <w:t>55×18=990</w:t>
+              <w:t>62×58=3596</w:t>
             </w:r>
           </w:p>
         </w:tc>
@@ -91,7 +91,7 @@
                 <w:rFonts w:ascii="TimeNewRoman" w:hAnsi="TimeNewRoman"/>
                 <w:sz w:val="30"/>
               </w:rPr>
-              <w:t>68×55=3740</w:t>
+              <w:t>42×15=630</w:t>
             </w:r>
           </w:p>
         </w:tc>
@@ -108,7 +108,7 @@
                 <w:rFonts w:ascii="TimeNewRoman" w:hAnsi="TimeNewRoman"/>
                 <w:sz w:val="30"/>
               </w:rPr>
-              <w:t>36×56=2016</w:t>
+              <w:t>29×23=667</w:t>
             </w:r>
           </w:p>
         </w:tc>
@@ -223,7 +223,7 @@
                 <w:rFonts w:ascii="TimeNewRoman" w:hAnsi="TimeNewRoman"/>
                 <w:sz w:val="30"/>
               </w:rPr>
-              <w:t>42×97=4074</w:t>
+              <w:t>14×86=1204</w:t>
             </w:r>
           </w:p>
         </w:tc>
@@ -240,7 +240,7 @@
                 <w:rFonts w:ascii="TimeNewRoman" w:hAnsi="TimeNewRoman"/>
                 <w:sz w:val="30"/>
               </w:rPr>
-              <w:t>78×19=1482</w:t>
+              <w:t>25×54=1350</w:t>
             </w:r>
           </w:p>
         </w:tc>
@@ -257,7 +257,7 @@
                 <w:rFonts w:ascii="TimeNewRoman" w:hAnsi="TimeNewRoman"/>
                 <w:sz w:val="30"/>
               </w:rPr>
-              <w:t>42×15=630</w:t>
+              <w:t>86×24=2064</w:t>
             </w:r>
           </w:p>
         </w:tc>
@@ -274,7 +274,7 @@
                 <w:rFonts w:ascii="TimeNewRoman" w:hAnsi="TimeNewRoman"/>
                 <w:sz w:val="30"/>
               </w:rPr>
-              <w:t>48×26=1248</w:t>
+              <w:t>72×82=5904</w:t>
             </w:r>
           </w:p>
         </w:tc>
@@ -291,7 +291,7 @@
                 <w:rFonts w:ascii="TimeNewRoman" w:hAnsi="TimeNewRoman"/>
                 <w:sz w:val="30"/>
               </w:rPr>
-              <w:t>50×82=4100</w:t>
+              <w:t>79×91=7189</w:t>
             </w:r>
           </w:p>
         </w:tc>
@@ -438,7 +438,7 @@
                 <w:rFonts w:ascii="TimeNewRoman" w:hAnsi="TimeNewRoman"/>
                 <w:sz w:val="30"/>
               </w:rPr>
-              <w:t>12×12=144</w:t>
+              <w:t>80×74=5920</w:t>
             </w:r>
           </w:p>
         </w:tc>
@@ -455,7 +455,7 @@
                 <w:rFonts w:ascii="TimeNewRoman" w:hAnsi="TimeNewRoman"/>
                 <w:sz w:val="30"/>
               </w:rPr>
-              <w:t>15×16=240</w:t>
+              <w:t>76×15=1140</w:t>
             </w:r>
           </w:p>
         </w:tc>
@@ -472,7 +472,7 @@
                 <w:rFonts w:ascii="TimeNewRoman" w:hAnsi="TimeNewRoman"/>
                 <w:sz w:val="30"/>
               </w:rPr>
-              <w:t>84×95=7980</w:t>
+              <w:t>84×99=8316</w:t>
             </w:r>
           </w:p>
         </w:tc>
@@ -489,7 +489,7 @@
                 <w:rFonts w:ascii="TimeNewRoman" w:hAnsi="TimeNewRoman"/>
                 <w:sz w:val="30"/>
               </w:rPr>
-              <w:t>93×22=2046</w:t>
+              <w:t>96×77=7392</w:t>
             </w:r>
           </w:p>
         </w:tc>
@@ -506,7 +506,7 @@
                 <w:rFonts w:ascii="TimeNewRoman" w:hAnsi="TimeNewRoman"/>
                 <w:sz w:val="30"/>
               </w:rPr>
-              <w:t>79×83=6557</w:t>
+              <w:t>91×15=1365</w:t>
             </w:r>
           </w:p>
         </w:tc>
@@ -653,7 +653,7 @@
                 <w:rFonts w:ascii="TimeNewRoman" w:hAnsi="TimeNewRoman"/>
                 <w:sz w:val="30"/>
               </w:rPr>
-              <w:t>51×11=561</w:t>
+              <w:t>66×45=2970</w:t>
             </w:r>
           </w:p>
         </w:tc>
@@ -670,7 +670,7 @@
                 <w:rFonts w:ascii="TimeNewRoman" w:hAnsi="TimeNewRoman"/>
                 <w:sz w:val="30"/>
               </w:rPr>
-              <w:t>81×27=2187</w:t>
+              <w:t>93×78=7254</w:t>
             </w:r>
           </w:p>
         </w:tc>
@@ -687,7 +687,7 @@
                 <w:rFonts w:ascii="TimeNewRoman" w:hAnsi="TimeNewRoman"/>
                 <w:sz w:val="30"/>
               </w:rPr>
-              <w:t>48×50=2400</w:t>
+              <w:t>12×78=936</w:t>
             </w:r>
           </w:p>
         </w:tc>
@@ -704,7 +704,7 @@
                 <w:rFonts w:ascii="TimeNewRoman" w:hAnsi="TimeNewRoman"/>
                 <w:sz w:val="30"/>
               </w:rPr>
-              <w:t>21×87=1827</w:t>
+              <w:t>49×82=4018</w:t>
             </w:r>
           </w:p>
         </w:tc>
@@ -721,7 +721,7 @@
                 <w:rFonts w:ascii="TimeNewRoman" w:hAnsi="TimeNewRoman"/>
                 <w:sz w:val="30"/>
               </w:rPr>
-              <w:t>97×27=2619</w:t>
+              <w:t>29×12=348</w:t>
             </w:r>
           </w:p>
         </w:tc>
@@ -868,7 +868,7 @@
                 <w:rFonts w:ascii="TimeNewRoman" w:hAnsi="TimeNewRoman"/>
                 <w:sz w:val="30"/>
               </w:rPr>
-              <w:t>30×94=2820</w:t>
+              <w:t>48×18=864</w:t>
             </w:r>
           </w:p>
         </w:tc>
@@ -885,7 +885,7 @@
                 <w:rFonts w:ascii="TimeNewRoman" w:hAnsi="TimeNewRoman"/>
                 <w:sz w:val="30"/>
               </w:rPr>
-              <w:t>74×17=1258</w:t>
+              <w:t>66×81=5346</w:t>
             </w:r>
           </w:p>
         </w:tc>
@@ -902,7 +902,7 @@
                 <w:rFonts w:ascii="TimeNewRoman" w:hAnsi="TimeNewRoman"/>
                 <w:sz w:val="30"/>
               </w:rPr>
-              <w:t>54×70=3780</w:t>
+              <w:t>11×88=968</w:t>
             </w:r>
           </w:p>
         </w:tc>
@@ -919,7 +919,7 @@
                 <w:rFonts w:ascii="TimeNewRoman" w:hAnsi="TimeNewRoman"/>
                 <w:sz w:val="30"/>
               </w:rPr>
-              <w:t>23×17=391</w:t>
+              <w:t>42×97=4074</w:t>
             </w:r>
           </w:p>
         </w:tc>
@@ -936,7 +936,7 @@
                 <w:rFonts w:ascii="TimeNewRoman" w:hAnsi="TimeNewRoman"/>
                 <w:sz w:val="30"/>
               </w:rPr>
-              <w:t>60×17=1020</w:t>
+              <w:t>85×71=6035</w:t>
             </w:r>
           </w:p>
         </w:tc>

--- a/answers-of-two-digit_number_multiplied_by_two-digit_number.docx
+++ b/answers-of-two-digit_number_multiplied_by_two-digit_number.docx
@@ -40,7 +40,7 @@
                 <w:rFonts w:ascii="TimeNewRoman" w:hAnsi="TimeNewRoman"/>
                 <w:sz w:val="30"/>
               </w:rPr>
-              <w:t>52×49=2548</w:t>
+              <w:t>20×76=1520</w:t>
             </w:r>
           </w:p>
         </w:tc>
@@ -57,7 +57,7 @@
                 <w:rFonts w:ascii="TimeNewRoman" w:hAnsi="TimeNewRoman"/>
                 <w:sz w:val="30"/>
               </w:rPr>
-              <w:t>99×46=4554</w:t>
+              <w:t>54×87=4698</w:t>
             </w:r>
           </w:p>
         </w:tc>
@@ -74,7 +74,7 @@
                 <w:rFonts w:ascii="TimeNewRoman" w:hAnsi="TimeNewRoman"/>
                 <w:sz w:val="30"/>
               </w:rPr>
-              <w:t>62×58=3596</w:t>
+              <w:t>90×62=5580</w:t>
             </w:r>
           </w:p>
         </w:tc>
@@ -91,7 +91,7 @@
                 <w:rFonts w:ascii="TimeNewRoman" w:hAnsi="TimeNewRoman"/>
                 <w:sz w:val="30"/>
               </w:rPr>
-              <w:t>42×15=630</w:t>
+              <w:t>89×76=6764</w:t>
             </w:r>
           </w:p>
         </w:tc>
@@ -108,7 +108,7 @@
                 <w:rFonts w:ascii="TimeNewRoman" w:hAnsi="TimeNewRoman"/>
                 <w:sz w:val="30"/>
               </w:rPr>
-              <w:t>29×23=667</w:t>
+              <w:t>94×86=8084</w:t>
             </w:r>
           </w:p>
         </w:tc>
@@ -223,7 +223,7 @@
                 <w:rFonts w:ascii="TimeNewRoman" w:hAnsi="TimeNewRoman"/>
                 <w:sz w:val="30"/>
               </w:rPr>
-              <w:t>14×86=1204</w:t>
+              <w:t>56×90=5040</w:t>
             </w:r>
           </w:p>
         </w:tc>
@@ -240,7 +240,7 @@
                 <w:rFonts w:ascii="TimeNewRoman" w:hAnsi="TimeNewRoman"/>
                 <w:sz w:val="30"/>
               </w:rPr>
-              <w:t>25×54=1350</w:t>
+              <w:t>72×11=792</w:t>
             </w:r>
           </w:p>
         </w:tc>
@@ -257,7 +257,7 @@
                 <w:rFonts w:ascii="TimeNewRoman" w:hAnsi="TimeNewRoman"/>
                 <w:sz w:val="30"/>
               </w:rPr>
-              <w:t>86×24=2064</w:t>
+              <w:t>44×78=3432</w:t>
             </w:r>
           </w:p>
         </w:tc>
@@ -274,7 +274,7 @@
                 <w:rFonts w:ascii="TimeNewRoman" w:hAnsi="TimeNewRoman"/>
                 <w:sz w:val="30"/>
               </w:rPr>
-              <w:t>72×82=5904</w:t>
+              <w:t>56×92=5152</w:t>
             </w:r>
           </w:p>
         </w:tc>
@@ -291,7 +291,7 @@
                 <w:rFonts w:ascii="TimeNewRoman" w:hAnsi="TimeNewRoman"/>
                 <w:sz w:val="30"/>
               </w:rPr>
-              <w:t>79×91=7189</w:t>
+              <w:t>80×66=5280</w:t>
             </w:r>
           </w:p>
         </w:tc>
@@ -438,7 +438,7 @@
                 <w:rFonts w:ascii="TimeNewRoman" w:hAnsi="TimeNewRoman"/>
                 <w:sz w:val="30"/>
               </w:rPr>
-              <w:t>80×74=5920</w:t>
+              <w:t>58×48=2784</w:t>
             </w:r>
           </w:p>
         </w:tc>
@@ -455,7 +455,7 @@
                 <w:rFonts w:ascii="TimeNewRoman" w:hAnsi="TimeNewRoman"/>
                 <w:sz w:val="30"/>
               </w:rPr>
-              <w:t>76×15=1140</w:t>
+              <w:t>71×91=6461</w:t>
             </w:r>
           </w:p>
         </w:tc>
@@ -472,7 +472,7 @@
                 <w:rFonts w:ascii="TimeNewRoman" w:hAnsi="TimeNewRoman"/>
                 <w:sz w:val="30"/>
               </w:rPr>
-              <w:t>84×99=8316</w:t>
+              <w:t>14×89=1246</w:t>
             </w:r>
           </w:p>
         </w:tc>
@@ -489,7 +489,7 @@
                 <w:rFonts w:ascii="TimeNewRoman" w:hAnsi="TimeNewRoman"/>
                 <w:sz w:val="30"/>
               </w:rPr>
-              <w:t>96×77=7392</w:t>
+              <w:t>21×65=1365</w:t>
             </w:r>
           </w:p>
         </w:tc>
@@ -506,7 +506,7 @@
                 <w:rFonts w:ascii="TimeNewRoman" w:hAnsi="TimeNewRoman"/>
                 <w:sz w:val="30"/>
               </w:rPr>
-              <w:t>91×15=1365</w:t>
+              <w:t>23×36=828</w:t>
             </w:r>
           </w:p>
         </w:tc>
@@ -653,7 +653,7 @@
                 <w:rFonts w:ascii="TimeNewRoman" w:hAnsi="TimeNewRoman"/>
                 <w:sz w:val="30"/>
               </w:rPr>
-              <w:t>66×45=2970</w:t>
+              <w:t>69×75=5175</w:t>
             </w:r>
           </w:p>
         </w:tc>
@@ -670,7 +670,7 @@
                 <w:rFonts w:ascii="TimeNewRoman" w:hAnsi="TimeNewRoman"/>
                 <w:sz w:val="30"/>
               </w:rPr>
-              <w:t>93×78=7254</w:t>
+              <w:t>78×91=7098</w:t>
             </w:r>
           </w:p>
         </w:tc>
@@ -687,7 +687,7 @@
                 <w:rFonts w:ascii="TimeNewRoman" w:hAnsi="TimeNewRoman"/>
                 <w:sz w:val="30"/>
               </w:rPr>
-              <w:t>12×78=936</w:t>
+              <w:t>84×60=5040</w:t>
             </w:r>
           </w:p>
         </w:tc>
@@ -704,7 +704,7 @@
                 <w:rFonts w:ascii="TimeNewRoman" w:hAnsi="TimeNewRoman"/>
                 <w:sz w:val="30"/>
               </w:rPr>
-              <w:t>49×82=4018</w:t>
+              <w:t>18×13=234</w:t>
             </w:r>
           </w:p>
         </w:tc>
@@ -721,7 +721,7 @@
                 <w:rFonts w:ascii="TimeNewRoman" w:hAnsi="TimeNewRoman"/>
                 <w:sz w:val="30"/>
               </w:rPr>
-              <w:t>29×12=348</w:t>
+              <w:t>17×64=1088</w:t>
             </w:r>
           </w:p>
         </w:tc>
@@ -868,7 +868,7 @@
                 <w:rFonts w:ascii="TimeNewRoman" w:hAnsi="TimeNewRoman"/>
                 <w:sz w:val="30"/>
               </w:rPr>
-              <w:t>48×18=864</w:t>
+              <w:t>35×75=2625</w:t>
             </w:r>
           </w:p>
         </w:tc>
@@ -885,7 +885,7 @@
                 <w:rFonts w:ascii="TimeNewRoman" w:hAnsi="TimeNewRoman"/>
                 <w:sz w:val="30"/>
               </w:rPr>
-              <w:t>66×81=5346</w:t>
+              <w:t>50×55=2750</w:t>
             </w:r>
           </w:p>
         </w:tc>
@@ -902,7 +902,7 @@
                 <w:rFonts w:ascii="TimeNewRoman" w:hAnsi="TimeNewRoman"/>
                 <w:sz w:val="30"/>
               </w:rPr>
-              <w:t>11×88=968</w:t>
+              <w:t>22×24=528</w:t>
             </w:r>
           </w:p>
         </w:tc>
@@ -919,7 +919,7 @@
                 <w:rFonts w:ascii="TimeNewRoman" w:hAnsi="TimeNewRoman"/>
                 <w:sz w:val="30"/>
               </w:rPr>
-              <w:t>42×97=4074</w:t>
+              <w:t>45×40=1800</w:t>
             </w:r>
           </w:p>
         </w:tc>
@@ -936,7 +936,7 @@
                 <w:rFonts w:ascii="TimeNewRoman" w:hAnsi="TimeNewRoman"/>
                 <w:sz w:val="30"/>
               </w:rPr>
-              <w:t>85×71=6035</w:t>
+              <w:t>49×46=2254</w:t>
             </w:r>
           </w:p>
         </w:tc>

--- a/answers-of-two-digit_number_multiplied_by_two-digit_number.docx
+++ b/answers-of-two-digit_number_multiplied_by_two-digit_number.docx
@@ -11,7 +11,7 @@
           <w:rFonts w:ascii="Arial" w:hAnsi="Arial"/>
           <w:sz w:val="30"/>
         </w:rPr>
-        <w:t>2026-09-25 Friday</w:t>
+        <w:t>2026-09-26 Saturday</w:t>
       </w:r>
     </w:p>
     <w:tbl>
@@ -40,7 +40,7 @@
                 <w:rFonts w:ascii="TimeNewRoman" w:hAnsi="TimeNewRoman"/>
                 <w:sz w:val="30"/>
               </w:rPr>
-              <w:t>20×76=1520</w:t>
+              <w:t>49×52=2548</w:t>
             </w:r>
           </w:p>
         </w:tc>
@@ -57,7 +57,7 @@
                 <w:rFonts w:ascii="TimeNewRoman" w:hAnsi="TimeNewRoman"/>
                 <w:sz w:val="30"/>
               </w:rPr>
-              <w:t>54×87=4698</w:t>
+              <w:t>54×31=1674</w:t>
             </w:r>
           </w:p>
         </w:tc>
@@ -74,7 +74,7 @@
                 <w:rFonts w:ascii="TimeNewRoman" w:hAnsi="TimeNewRoman"/>
                 <w:sz w:val="30"/>
               </w:rPr>
-              <w:t>90×62=5580</w:t>
+              <w:t>34×16=544</w:t>
             </w:r>
           </w:p>
         </w:tc>
@@ -91,7 +91,7 @@
                 <w:rFonts w:ascii="TimeNewRoman" w:hAnsi="TimeNewRoman"/>
                 <w:sz w:val="30"/>
               </w:rPr>
-              <w:t>89×76=6764</w:t>
+              <w:t>13×96=1248</w:t>
             </w:r>
           </w:p>
         </w:tc>
@@ -108,7 +108,7 @@
                 <w:rFonts w:ascii="TimeNewRoman" w:hAnsi="TimeNewRoman"/>
                 <w:sz w:val="30"/>
               </w:rPr>
-              <w:t>94×86=8084</w:t>
+              <w:t>16×31=496</w:t>
             </w:r>
           </w:p>
         </w:tc>
@@ -223,7 +223,7 @@
                 <w:rFonts w:ascii="TimeNewRoman" w:hAnsi="TimeNewRoman"/>
                 <w:sz w:val="30"/>
               </w:rPr>
-              <w:t>56×90=5040</w:t>
+              <w:t>74×24=1776</w:t>
             </w:r>
           </w:p>
         </w:tc>
@@ -240,7 +240,7 @@
                 <w:rFonts w:ascii="TimeNewRoman" w:hAnsi="TimeNewRoman"/>
                 <w:sz w:val="30"/>
               </w:rPr>
-              <w:t>72×11=792</w:t>
+              <w:t>65×13=845</w:t>
             </w:r>
           </w:p>
         </w:tc>
@@ -257,7 +257,7 @@
                 <w:rFonts w:ascii="TimeNewRoman" w:hAnsi="TimeNewRoman"/>
                 <w:sz w:val="30"/>
               </w:rPr>
-              <w:t>44×78=3432</w:t>
+              <w:t>59×49=2891</w:t>
             </w:r>
           </w:p>
         </w:tc>
@@ -274,7 +274,7 @@
                 <w:rFonts w:ascii="TimeNewRoman" w:hAnsi="TimeNewRoman"/>
                 <w:sz w:val="30"/>
               </w:rPr>
-              <w:t>56×92=5152</w:t>
+              <w:t>59×94=5546</w:t>
             </w:r>
           </w:p>
         </w:tc>
@@ -291,7 +291,7 @@
                 <w:rFonts w:ascii="TimeNewRoman" w:hAnsi="TimeNewRoman"/>
                 <w:sz w:val="30"/>
               </w:rPr>
-              <w:t>80×66=5280</w:t>
+              <w:t>32×41=1312</w:t>
             </w:r>
           </w:p>
         </w:tc>
@@ -438,7 +438,7 @@
                 <w:rFonts w:ascii="TimeNewRoman" w:hAnsi="TimeNewRoman"/>
                 <w:sz w:val="30"/>
               </w:rPr>
-              <w:t>58×48=2784</w:t>
+              <w:t>17×11=187</w:t>
             </w:r>
           </w:p>
         </w:tc>
@@ -455,7 +455,7 @@
                 <w:rFonts w:ascii="TimeNewRoman" w:hAnsi="TimeNewRoman"/>
                 <w:sz w:val="30"/>
               </w:rPr>
-              <w:t>71×91=6461</w:t>
+              <w:t>41×32=1312</w:t>
             </w:r>
           </w:p>
         </w:tc>
@@ -472,7 +472,7 @@
                 <w:rFonts w:ascii="TimeNewRoman" w:hAnsi="TimeNewRoman"/>
                 <w:sz w:val="30"/>
               </w:rPr>
-              <w:t>14×89=1246</w:t>
+              <w:t>70×57=3990</w:t>
             </w:r>
           </w:p>
         </w:tc>
@@ -489,7 +489,7 @@
                 <w:rFonts w:ascii="TimeNewRoman" w:hAnsi="TimeNewRoman"/>
                 <w:sz w:val="30"/>
               </w:rPr>
-              <w:t>21×65=1365</w:t>
+              <w:t>41×85=3485</w:t>
             </w:r>
           </w:p>
         </w:tc>
@@ -506,7 +506,7 @@
                 <w:rFonts w:ascii="TimeNewRoman" w:hAnsi="TimeNewRoman"/>
                 <w:sz w:val="30"/>
               </w:rPr>
-              <w:t>23×36=828</w:t>
+              <w:t>43×47=2021</w:t>
             </w:r>
           </w:p>
         </w:tc>
@@ -653,7 +653,7 @@
                 <w:rFonts w:ascii="TimeNewRoman" w:hAnsi="TimeNewRoman"/>
                 <w:sz w:val="30"/>
               </w:rPr>
-              <w:t>69×75=5175</w:t>
+              <w:t>41×92=3772</w:t>
             </w:r>
           </w:p>
         </w:tc>
@@ -670,7 +670,7 @@
                 <w:rFonts w:ascii="TimeNewRoman" w:hAnsi="TimeNewRoman"/>
                 <w:sz w:val="30"/>
               </w:rPr>
-              <w:t>78×91=7098</w:t>
+              <w:t>62×51=3162</w:t>
             </w:r>
           </w:p>
         </w:tc>
@@ -687,7 +687,7 @@
                 <w:rFonts w:ascii="TimeNewRoman" w:hAnsi="TimeNewRoman"/>
                 <w:sz w:val="30"/>
               </w:rPr>
-              <w:t>84×60=5040</w:t>
+              <w:t>53×78=4134</w:t>
             </w:r>
           </w:p>
         </w:tc>
@@ -704,7 +704,7 @@
                 <w:rFonts w:ascii="TimeNewRoman" w:hAnsi="TimeNewRoman"/>
                 <w:sz w:val="30"/>
               </w:rPr>
-              <w:t>18×13=234</w:t>
+              <w:t>60×13=780</w:t>
             </w:r>
           </w:p>
         </w:tc>
@@ -721,7 +721,7 @@
                 <w:rFonts w:ascii="TimeNewRoman" w:hAnsi="TimeNewRoman"/>
                 <w:sz w:val="30"/>
               </w:rPr>
-              <w:t>17×64=1088</w:t>
+              <w:t>78×78=6084</w:t>
             </w:r>
           </w:p>
         </w:tc>
@@ -868,7 +868,7 @@
                 <w:rFonts w:ascii="TimeNewRoman" w:hAnsi="TimeNewRoman"/>
                 <w:sz w:val="30"/>
               </w:rPr>
-              <w:t>35×75=2625</w:t>
+              <w:t>28×23=644</w:t>
             </w:r>
           </w:p>
         </w:tc>
@@ -885,7 +885,7 @@
                 <w:rFonts w:ascii="TimeNewRoman" w:hAnsi="TimeNewRoman"/>
                 <w:sz w:val="30"/>
               </w:rPr>
-              <w:t>50×55=2750</w:t>
+              <w:t>55×18=990</w:t>
             </w:r>
           </w:p>
         </w:tc>
@@ -902,7 +902,7 @@
                 <w:rFonts w:ascii="TimeNewRoman" w:hAnsi="TimeNewRoman"/>
                 <w:sz w:val="30"/>
               </w:rPr>
-              <w:t>22×24=528</w:t>
+              <w:t>63×42=2646</w:t>
             </w:r>
           </w:p>
         </w:tc>
@@ -919,7 +919,7 @@
                 <w:rFonts w:ascii="TimeNewRoman" w:hAnsi="TimeNewRoman"/>
                 <w:sz w:val="30"/>
               </w:rPr>
-              <w:t>45×40=1800</w:t>
+              <w:t>87×29=2523</w:t>
             </w:r>
           </w:p>
         </w:tc>
@@ -936,7 +936,7 @@
                 <w:rFonts w:ascii="TimeNewRoman" w:hAnsi="TimeNewRoman"/>
                 <w:sz w:val="30"/>
               </w:rPr>
-              <w:t>49×46=2254</w:t>
+              <w:t>82×32=2624</w:t>
             </w:r>
           </w:p>
         </w:tc>

--- a/answers-of-two-digit_number_multiplied_by_two-digit_number.docx
+++ b/answers-of-two-digit_number_multiplied_by_two-digit_number.docx
@@ -40,7 +40,7 @@
                 <w:rFonts w:ascii="TimeNewRoman" w:hAnsi="TimeNewRoman"/>
                 <w:sz w:val="30"/>
               </w:rPr>
-              <w:t>49×52=2548</w:t>
+              <w:t>96×22=2112</w:t>
             </w:r>
           </w:p>
         </w:tc>
@@ -57,7 +57,7 @@
                 <w:rFonts w:ascii="TimeNewRoman" w:hAnsi="TimeNewRoman"/>
                 <w:sz w:val="30"/>
               </w:rPr>
-              <w:t>54×31=1674</w:t>
+              <w:t>97×30=2910</w:t>
             </w:r>
           </w:p>
         </w:tc>
@@ -74,7 +74,7 @@
                 <w:rFonts w:ascii="TimeNewRoman" w:hAnsi="TimeNewRoman"/>
                 <w:sz w:val="30"/>
               </w:rPr>
-              <w:t>34×16=544</w:t>
+              <w:t>60×45=2700</w:t>
             </w:r>
           </w:p>
         </w:tc>
@@ -91,7 +91,7 @@
                 <w:rFonts w:ascii="TimeNewRoman" w:hAnsi="TimeNewRoman"/>
                 <w:sz w:val="30"/>
               </w:rPr>
-              <w:t>13×96=1248</w:t>
+              <w:t>47×79=3713</w:t>
             </w:r>
           </w:p>
         </w:tc>
@@ -108,7 +108,7 @@
                 <w:rFonts w:ascii="TimeNewRoman" w:hAnsi="TimeNewRoman"/>
                 <w:sz w:val="30"/>
               </w:rPr>
-              <w:t>16×31=496</w:t>
+              <w:t>28×77=2156</w:t>
             </w:r>
           </w:p>
         </w:tc>
@@ -223,7 +223,7 @@
                 <w:rFonts w:ascii="TimeNewRoman" w:hAnsi="TimeNewRoman"/>
                 <w:sz w:val="30"/>
               </w:rPr>
-              <w:t>74×24=1776</w:t>
+              <w:t>63×18=1134</w:t>
             </w:r>
           </w:p>
         </w:tc>
@@ -240,7 +240,7 @@
                 <w:rFonts w:ascii="TimeNewRoman" w:hAnsi="TimeNewRoman"/>
                 <w:sz w:val="30"/>
               </w:rPr>
-              <w:t>65×13=845</w:t>
+              <w:t>34×88=2992</w:t>
             </w:r>
           </w:p>
         </w:tc>
@@ -257,7 +257,7 @@
                 <w:rFonts w:ascii="TimeNewRoman" w:hAnsi="TimeNewRoman"/>
                 <w:sz w:val="30"/>
               </w:rPr>
-              <w:t>59×49=2891</w:t>
+              <w:t>95×86=8170</w:t>
             </w:r>
           </w:p>
         </w:tc>
@@ -274,7 +274,7 @@
                 <w:rFonts w:ascii="TimeNewRoman" w:hAnsi="TimeNewRoman"/>
                 <w:sz w:val="30"/>
               </w:rPr>
-              <w:t>59×94=5546</w:t>
+              <w:t>86×78=6708</w:t>
             </w:r>
           </w:p>
         </w:tc>
@@ -291,7 +291,7 @@
                 <w:rFonts w:ascii="TimeNewRoman" w:hAnsi="TimeNewRoman"/>
                 <w:sz w:val="30"/>
               </w:rPr>
-              <w:t>32×41=1312</w:t>
+              <w:t>25×44=1100</w:t>
             </w:r>
           </w:p>
         </w:tc>
@@ -438,7 +438,7 @@
                 <w:rFonts w:ascii="TimeNewRoman" w:hAnsi="TimeNewRoman"/>
                 <w:sz w:val="30"/>
               </w:rPr>
-              <w:t>17×11=187</w:t>
+              <w:t>14×73=1022</w:t>
             </w:r>
           </w:p>
         </w:tc>
@@ -455,7 +455,7 @@
                 <w:rFonts w:ascii="TimeNewRoman" w:hAnsi="TimeNewRoman"/>
                 <w:sz w:val="30"/>
               </w:rPr>
-              <w:t>41×32=1312</w:t>
+              <w:t>69×66=4554</w:t>
             </w:r>
           </w:p>
         </w:tc>
@@ -472,7 +472,7 @@
                 <w:rFonts w:ascii="TimeNewRoman" w:hAnsi="TimeNewRoman"/>
                 <w:sz w:val="30"/>
               </w:rPr>
-              <w:t>70×57=3990</w:t>
+              <w:t>88×81=7128</w:t>
             </w:r>
           </w:p>
         </w:tc>
@@ -489,7 +489,7 @@
                 <w:rFonts w:ascii="TimeNewRoman" w:hAnsi="TimeNewRoman"/>
                 <w:sz w:val="30"/>
               </w:rPr>
-              <w:t>41×85=3485</w:t>
+              <w:t>27×45=1215</w:t>
             </w:r>
           </w:p>
         </w:tc>
@@ -506,7 +506,7 @@
                 <w:rFonts w:ascii="TimeNewRoman" w:hAnsi="TimeNewRoman"/>
                 <w:sz w:val="30"/>
               </w:rPr>
-              <w:t>43×47=2021</w:t>
+              <w:t>23×85=1955</w:t>
             </w:r>
           </w:p>
         </w:tc>
@@ -653,7 +653,7 @@
                 <w:rFonts w:ascii="TimeNewRoman" w:hAnsi="TimeNewRoman"/>
                 <w:sz w:val="30"/>
               </w:rPr>
-              <w:t>41×92=3772</w:t>
+              <w:t>82×48=3936</w:t>
             </w:r>
           </w:p>
         </w:tc>
@@ -670,7 +670,7 @@
                 <w:rFonts w:ascii="TimeNewRoman" w:hAnsi="TimeNewRoman"/>
                 <w:sz w:val="30"/>
               </w:rPr>
-              <w:t>62×51=3162</w:t>
+              <w:t>85×99=8415</w:t>
             </w:r>
           </w:p>
         </w:tc>
@@ -687,7 +687,7 @@
                 <w:rFonts w:ascii="TimeNewRoman" w:hAnsi="TimeNewRoman"/>
                 <w:sz w:val="30"/>
               </w:rPr>
-              <w:t>53×78=4134</w:t>
+              <w:t>95×68=6460</w:t>
             </w:r>
           </w:p>
         </w:tc>
@@ -704,7 +704,7 @@
                 <w:rFonts w:ascii="TimeNewRoman" w:hAnsi="TimeNewRoman"/>
                 <w:sz w:val="30"/>
               </w:rPr>
-              <w:t>60×13=780</w:t>
+              <w:t>78×30=2340</w:t>
             </w:r>
           </w:p>
         </w:tc>
@@ -721,7 +721,7 @@
                 <w:rFonts w:ascii="TimeNewRoman" w:hAnsi="TimeNewRoman"/>
                 <w:sz w:val="30"/>
               </w:rPr>
-              <w:t>78×78=6084</w:t>
+              <w:t>62×31=1922</w:t>
             </w:r>
           </w:p>
         </w:tc>
@@ -868,7 +868,7 @@
                 <w:rFonts w:ascii="TimeNewRoman" w:hAnsi="TimeNewRoman"/>
                 <w:sz w:val="30"/>
               </w:rPr>
-              <w:t>28×23=644</w:t>
+              <w:t>82×92=7544</w:t>
             </w:r>
           </w:p>
         </w:tc>
@@ -885,7 +885,7 @@
                 <w:rFonts w:ascii="TimeNewRoman" w:hAnsi="TimeNewRoman"/>
                 <w:sz w:val="30"/>
               </w:rPr>
-              <w:t>55×18=990</w:t>
+              <w:t>53×33=1749</w:t>
             </w:r>
           </w:p>
         </w:tc>
@@ -902,7 +902,7 @@
                 <w:rFonts w:ascii="TimeNewRoman" w:hAnsi="TimeNewRoman"/>
                 <w:sz w:val="30"/>
               </w:rPr>
-              <w:t>63×42=2646</w:t>
+              <w:t>51×16=816</w:t>
             </w:r>
           </w:p>
         </w:tc>
@@ -919,7 +919,7 @@
                 <w:rFonts w:ascii="TimeNewRoman" w:hAnsi="TimeNewRoman"/>
                 <w:sz w:val="30"/>
               </w:rPr>
-              <w:t>87×29=2523</w:t>
+              <w:t>16×82=1312</w:t>
             </w:r>
           </w:p>
         </w:tc>
@@ -936,7 +936,7 @@
                 <w:rFonts w:ascii="TimeNewRoman" w:hAnsi="TimeNewRoman"/>
                 <w:sz w:val="30"/>
               </w:rPr>
-              <w:t>82×32=2624</w:t>
+              <w:t>65×40=2600</w:t>
             </w:r>
           </w:p>
         </w:tc>

--- a/answers-of-two-digit_number_multiplied_by_two-digit_number.docx
+++ b/answers-of-two-digit_number_multiplied_by_two-digit_number.docx
@@ -11,7 +11,7 @@
           <w:rFonts w:ascii="Arial" w:hAnsi="Arial"/>
           <w:sz w:val="30"/>
         </w:rPr>
-        <w:t>2026-09-26 Saturday</w:t>
+        <w:t>2026-09-27 Sunday</w:t>
       </w:r>
     </w:p>
     <w:tbl>
@@ -40,7 +40,7 @@
                 <w:rFonts w:ascii="TimeNewRoman" w:hAnsi="TimeNewRoman"/>
                 <w:sz w:val="30"/>
               </w:rPr>
-              <w:t>96×22=2112</w:t>
+              <w:t>13×38=494</w:t>
             </w:r>
           </w:p>
         </w:tc>
@@ -57,7 +57,7 @@
                 <w:rFonts w:ascii="TimeNewRoman" w:hAnsi="TimeNewRoman"/>
                 <w:sz w:val="30"/>
               </w:rPr>
-              <w:t>97×30=2910</w:t>
+              <w:t>60×95=5700</w:t>
             </w:r>
           </w:p>
         </w:tc>
@@ -74,7 +74,7 @@
                 <w:rFonts w:ascii="TimeNewRoman" w:hAnsi="TimeNewRoman"/>
                 <w:sz w:val="30"/>
               </w:rPr>
-              <w:t>60×45=2700</w:t>
+              <w:t>55×29=1595</w:t>
             </w:r>
           </w:p>
         </w:tc>
@@ -91,7 +91,7 @@
                 <w:rFonts w:ascii="TimeNewRoman" w:hAnsi="TimeNewRoman"/>
                 <w:sz w:val="30"/>
               </w:rPr>
-              <w:t>47×79=3713</w:t>
+              <w:t>26×58=1508</w:t>
             </w:r>
           </w:p>
         </w:tc>
@@ -108,7 +108,7 @@
                 <w:rFonts w:ascii="TimeNewRoman" w:hAnsi="TimeNewRoman"/>
                 <w:sz w:val="30"/>
               </w:rPr>
-              <w:t>28×77=2156</w:t>
+              <w:t>91×42=3822</w:t>
             </w:r>
           </w:p>
         </w:tc>
@@ -223,7 +223,7 @@
                 <w:rFonts w:ascii="TimeNewRoman" w:hAnsi="TimeNewRoman"/>
                 <w:sz w:val="30"/>
               </w:rPr>
-              <w:t>63×18=1134</w:t>
+              <w:t>83×67=5561</w:t>
             </w:r>
           </w:p>
         </w:tc>
@@ -240,7 +240,7 @@
                 <w:rFonts w:ascii="TimeNewRoman" w:hAnsi="TimeNewRoman"/>
                 <w:sz w:val="30"/>
               </w:rPr>
-              <w:t>34×88=2992</w:t>
+              <w:t>85×93=7905</w:t>
             </w:r>
           </w:p>
         </w:tc>
@@ -257,7 +257,7 @@
                 <w:rFonts w:ascii="TimeNewRoman" w:hAnsi="TimeNewRoman"/>
                 <w:sz w:val="30"/>
               </w:rPr>
-              <w:t>95×86=8170</w:t>
+              <w:t>65×47=3055</w:t>
             </w:r>
           </w:p>
         </w:tc>
@@ -274,7 +274,7 @@
                 <w:rFonts w:ascii="TimeNewRoman" w:hAnsi="TimeNewRoman"/>
                 <w:sz w:val="30"/>
               </w:rPr>
-              <w:t>86×78=6708</w:t>
+              <w:t>71×19=1349</w:t>
             </w:r>
           </w:p>
         </w:tc>
@@ -291,7 +291,7 @@
                 <w:rFonts w:ascii="TimeNewRoman" w:hAnsi="TimeNewRoman"/>
                 <w:sz w:val="30"/>
               </w:rPr>
-              <w:t>25×44=1100</w:t>
+              <w:t>88×14=1232</w:t>
             </w:r>
           </w:p>
         </w:tc>
@@ -438,7 +438,7 @@
                 <w:rFonts w:ascii="TimeNewRoman" w:hAnsi="TimeNewRoman"/>
                 <w:sz w:val="30"/>
               </w:rPr>
-              <w:t>14×73=1022</w:t>
+              <w:t>73×93=6789</w:t>
             </w:r>
           </w:p>
         </w:tc>
@@ -455,7 +455,7 @@
                 <w:rFonts w:ascii="TimeNewRoman" w:hAnsi="TimeNewRoman"/>
                 <w:sz w:val="30"/>
               </w:rPr>
-              <w:t>69×66=4554</w:t>
+              <w:t>49×29=1421</w:t>
             </w:r>
           </w:p>
         </w:tc>
@@ -472,7 +472,7 @@
                 <w:rFonts w:ascii="TimeNewRoman" w:hAnsi="TimeNewRoman"/>
                 <w:sz w:val="30"/>
               </w:rPr>
-              <w:t>88×81=7128</w:t>
+              <w:t>50×17=850</w:t>
             </w:r>
           </w:p>
         </w:tc>
@@ -489,7 +489,7 @@
                 <w:rFonts w:ascii="TimeNewRoman" w:hAnsi="TimeNewRoman"/>
                 <w:sz w:val="30"/>
               </w:rPr>
-              <w:t>27×45=1215</w:t>
+              <w:t>67×79=5293</w:t>
             </w:r>
           </w:p>
         </w:tc>
@@ -506,7 +506,7 @@
                 <w:rFonts w:ascii="TimeNewRoman" w:hAnsi="TimeNewRoman"/>
                 <w:sz w:val="30"/>
               </w:rPr>
-              <w:t>23×85=1955</w:t>
+              <w:t>63×67=4221</w:t>
             </w:r>
           </w:p>
         </w:tc>
@@ -653,7 +653,7 @@
                 <w:rFonts w:ascii="TimeNewRoman" w:hAnsi="TimeNewRoman"/>
                 <w:sz w:val="30"/>
               </w:rPr>
-              <w:t>82×48=3936</w:t>
+              <w:t>61×98=5978</w:t>
             </w:r>
           </w:p>
         </w:tc>
@@ -670,7 +670,7 @@
                 <w:rFonts w:ascii="TimeNewRoman" w:hAnsi="TimeNewRoman"/>
                 <w:sz w:val="30"/>
               </w:rPr>
-              <w:t>85×99=8415</w:t>
+              <w:t>92×74=6808</w:t>
             </w:r>
           </w:p>
         </w:tc>
@@ -687,7 +687,7 @@
                 <w:rFonts w:ascii="TimeNewRoman" w:hAnsi="TimeNewRoman"/>
                 <w:sz w:val="30"/>
               </w:rPr>
-              <w:t>95×68=6460</w:t>
+              <w:t>56×83=4648</w:t>
             </w:r>
           </w:p>
         </w:tc>
@@ -704,7 +704,7 @@
                 <w:rFonts w:ascii="TimeNewRoman" w:hAnsi="TimeNewRoman"/>
                 <w:sz w:val="30"/>
               </w:rPr>
-              <w:t>78×30=2340</w:t>
+              <w:t>29×70=2030</w:t>
             </w:r>
           </w:p>
         </w:tc>
@@ -721,7 +721,7 @@
                 <w:rFonts w:ascii="TimeNewRoman" w:hAnsi="TimeNewRoman"/>
                 <w:sz w:val="30"/>
               </w:rPr>
-              <w:t>62×31=1922</w:t>
+              <w:t>93×91=8463</w:t>
             </w:r>
           </w:p>
         </w:tc>
@@ -868,7 +868,7 @@
                 <w:rFonts w:ascii="TimeNewRoman" w:hAnsi="TimeNewRoman"/>
                 <w:sz w:val="30"/>
               </w:rPr>
-              <w:t>82×92=7544</w:t>
+              <w:t>23×51=1173</w:t>
             </w:r>
           </w:p>
         </w:tc>
@@ -885,7 +885,7 @@
                 <w:rFonts w:ascii="TimeNewRoman" w:hAnsi="TimeNewRoman"/>
                 <w:sz w:val="30"/>
               </w:rPr>
-              <w:t>53×33=1749</w:t>
+              <w:t>14×92=1288</w:t>
             </w:r>
           </w:p>
         </w:tc>
@@ -902,7 +902,7 @@
                 <w:rFonts w:ascii="TimeNewRoman" w:hAnsi="TimeNewRoman"/>
                 <w:sz w:val="30"/>
               </w:rPr>
-              <w:t>51×16=816</w:t>
+              <w:t>11×34=374</w:t>
             </w:r>
           </w:p>
         </w:tc>
@@ -919,7 +919,7 @@
                 <w:rFonts w:ascii="TimeNewRoman" w:hAnsi="TimeNewRoman"/>
                 <w:sz w:val="30"/>
               </w:rPr>
-              <w:t>16×82=1312</w:t>
+              <w:t>57×70=3990</w:t>
             </w:r>
           </w:p>
         </w:tc>
@@ -936,7 +936,7 @@
                 <w:rFonts w:ascii="TimeNewRoman" w:hAnsi="TimeNewRoman"/>
                 <w:sz w:val="30"/>
               </w:rPr>
-              <w:t>65×40=2600</w:t>
+              <w:t>60×21=1260</w:t>
             </w:r>
           </w:p>
         </w:tc>

--- a/answers-of-two-digit_number_multiplied_by_two-digit_number.docx
+++ b/answers-of-two-digit_number_multiplied_by_two-digit_number.docx
@@ -40,7 +40,7 @@
                 <w:rFonts w:ascii="TimeNewRoman" w:hAnsi="TimeNewRoman"/>
                 <w:sz w:val="30"/>
               </w:rPr>
-              <w:t>13×38=494</w:t>
+              <w:t>76×61=4636</w:t>
             </w:r>
           </w:p>
         </w:tc>
@@ -57,7 +57,7 @@
                 <w:rFonts w:ascii="TimeNewRoman" w:hAnsi="TimeNewRoman"/>
                 <w:sz w:val="30"/>
               </w:rPr>
-              <w:t>60×95=5700</w:t>
+              <w:t>28×89=2492</w:t>
             </w:r>
           </w:p>
         </w:tc>
@@ -74,7 +74,7 @@
                 <w:rFonts w:ascii="TimeNewRoman" w:hAnsi="TimeNewRoman"/>
                 <w:sz w:val="30"/>
               </w:rPr>
-              <w:t>55×29=1595</w:t>
+              <w:t>41×47=1927</w:t>
             </w:r>
           </w:p>
         </w:tc>
@@ -91,7 +91,7 @@
                 <w:rFonts w:ascii="TimeNewRoman" w:hAnsi="TimeNewRoman"/>
                 <w:sz w:val="30"/>
               </w:rPr>
-              <w:t>26×58=1508</w:t>
+              <w:t>63×18=1134</w:t>
             </w:r>
           </w:p>
         </w:tc>
@@ -108,7 +108,7 @@
                 <w:rFonts w:ascii="TimeNewRoman" w:hAnsi="TimeNewRoman"/>
                 <w:sz w:val="30"/>
               </w:rPr>
-              <w:t>91×42=3822</w:t>
+              <w:t>32×50=1600</w:t>
             </w:r>
           </w:p>
         </w:tc>
@@ -223,7 +223,7 @@
                 <w:rFonts w:ascii="TimeNewRoman" w:hAnsi="TimeNewRoman"/>
                 <w:sz w:val="30"/>
               </w:rPr>
-              <w:t>83×67=5561</w:t>
+              <w:t>35×62=2170</w:t>
             </w:r>
           </w:p>
         </w:tc>
@@ -240,7 +240,7 @@
                 <w:rFonts w:ascii="TimeNewRoman" w:hAnsi="TimeNewRoman"/>
                 <w:sz w:val="30"/>
               </w:rPr>
-              <w:t>85×93=7905</w:t>
+              <w:t>73×49=3577</w:t>
             </w:r>
           </w:p>
         </w:tc>
@@ -257,7 +257,7 @@
                 <w:rFonts w:ascii="TimeNewRoman" w:hAnsi="TimeNewRoman"/>
                 <w:sz w:val="30"/>
               </w:rPr>
-              <w:t>65×47=3055</w:t>
+              <w:t>85×64=5440</w:t>
             </w:r>
           </w:p>
         </w:tc>
@@ -274,7 +274,7 @@
                 <w:rFonts w:ascii="TimeNewRoman" w:hAnsi="TimeNewRoman"/>
                 <w:sz w:val="30"/>
               </w:rPr>
-              <w:t>71×19=1349</w:t>
+              <w:t>43×25=1075</w:t>
             </w:r>
           </w:p>
         </w:tc>
@@ -291,7 +291,7 @@
                 <w:rFonts w:ascii="TimeNewRoman" w:hAnsi="TimeNewRoman"/>
                 <w:sz w:val="30"/>
               </w:rPr>
-              <w:t>88×14=1232</w:t>
+              <w:t>20×69=1380</w:t>
             </w:r>
           </w:p>
         </w:tc>
@@ -438,7 +438,7 @@
                 <w:rFonts w:ascii="TimeNewRoman" w:hAnsi="TimeNewRoman"/>
                 <w:sz w:val="30"/>
               </w:rPr>
-              <w:t>73×93=6789</w:t>
+              <w:t>45×28=1260</w:t>
             </w:r>
           </w:p>
         </w:tc>
@@ -455,7 +455,7 @@
                 <w:rFonts w:ascii="TimeNewRoman" w:hAnsi="TimeNewRoman"/>
                 <w:sz w:val="30"/>
               </w:rPr>
-              <w:t>49×29=1421</w:t>
+              <w:t>19×72=1368</w:t>
             </w:r>
           </w:p>
         </w:tc>
@@ -472,7 +472,7 @@
                 <w:rFonts w:ascii="TimeNewRoman" w:hAnsi="TimeNewRoman"/>
                 <w:sz w:val="30"/>
               </w:rPr>
-              <w:t>50×17=850</w:t>
+              <w:t>51×11=561</w:t>
             </w:r>
           </w:p>
         </w:tc>
@@ -489,7 +489,7 @@
                 <w:rFonts w:ascii="TimeNewRoman" w:hAnsi="TimeNewRoman"/>
                 <w:sz w:val="30"/>
               </w:rPr>
-              <w:t>67×79=5293</w:t>
+              <w:t>84×67=5628</w:t>
             </w:r>
           </w:p>
         </w:tc>
@@ -506,7 +506,7 @@
                 <w:rFonts w:ascii="TimeNewRoman" w:hAnsi="TimeNewRoman"/>
                 <w:sz w:val="30"/>
               </w:rPr>
-              <w:t>63×67=4221</w:t>
+              <w:t>85×82=6970</w:t>
             </w:r>
           </w:p>
         </w:tc>
@@ -653,7 +653,7 @@
                 <w:rFonts w:ascii="TimeNewRoman" w:hAnsi="TimeNewRoman"/>
                 <w:sz w:val="30"/>
               </w:rPr>
-              <w:t>61×98=5978</w:t>
+              <w:t>40×54=2160</w:t>
             </w:r>
           </w:p>
         </w:tc>
@@ -670,7 +670,7 @@
                 <w:rFonts w:ascii="TimeNewRoman" w:hAnsi="TimeNewRoman"/>
                 <w:sz w:val="30"/>
               </w:rPr>
-              <w:t>92×74=6808</w:t>
+              <w:t>72×16=1152</w:t>
             </w:r>
           </w:p>
         </w:tc>
@@ -687,7 +687,7 @@
                 <w:rFonts w:ascii="TimeNewRoman" w:hAnsi="TimeNewRoman"/>
                 <w:sz w:val="30"/>
               </w:rPr>
-              <w:t>56×83=4648</w:t>
+              <w:t>70×86=6020</w:t>
             </w:r>
           </w:p>
         </w:tc>
@@ -704,7 +704,7 @@
                 <w:rFonts w:ascii="TimeNewRoman" w:hAnsi="TimeNewRoman"/>
                 <w:sz w:val="30"/>
               </w:rPr>
-              <w:t>29×70=2030</w:t>
+              <w:t>21×70=1470</w:t>
             </w:r>
           </w:p>
         </w:tc>
@@ -721,7 +721,7 @@
                 <w:rFonts w:ascii="TimeNewRoman" w:hAnsi="TimeNewRoman"/>
                 <w:sz w:val="30"/>
               </w:rPr>
-              <w:t>93×91=8463</w:t>
+              <w:t>14×70=980</w:t>
             </w:r>
           </w:p>
         </w:tc>
@@ -868,7 +868,7 @@
                 <w:rFonts w:ascii="TimeNewRoman" w:hAnsi="TimeNewRoman"/>
                 <w:sz w:val="30"/>
               </w:rPr>
-              <w:t>23×51=1173</w:t>
+              <w:t>53×65=3445</w:t>
             </w:r>
           </w:p>
         </w:tc>
@@ -885,7 +885,7 @@
                 <w:rFonts w:ascii="TimeNewRoman" w:hAnsi="TimeNewRoman"/>
                 <w:sz w:val="30"/>
               </w:rPr>
-              <w:t>14×92=1288</w:t>
+              <w:t>78×96=7488</w:t>
             </w:r>
           </w:p>
         </w:tc>
@@ -902,7 +902,7 @@
                 <w:rFonts w:ascii="TimeNewRoman" w:hAnsi="TimeNewRoman"/>
                 <w:sz w:val="30"/>
               </w:rPr>
-              <w:t>11×34=374</w:t>
+              <w:t>51×24=1224</w:t>
             </w:r>
           </w:p>
         </w:tc>
@@ -919,7 +919,7 @@
                 <w:rFonts w:ascii="TimeNewRoman" w:hAnsi="TimeNewRoman"/>
                 <w:sz w:val="30"/>
               </w:rPr>
-              <w:t>57×70=3990</w:t>
+              <w:t>58×53=3074</w:t>
             </w:r>
           </w:p>
         </w:tc>
@@ -936,7 +936,7 @@
                 <w:rFonts w:ascii="TimeNewRoman" w:hAnsi="TimeNewRoman"/>
                 <w:sz w:val="30"/>
               </w:rPr>
-              <w:t>60×21=1260</w:t>
+              <w:t>71×60=4260</w:t>
             </w:r>
           </w:p>
         </w:tc>

--- a/answers-of-two-digit_number_multiplied_by_two-digit_number.docx
+++ b/answers-of-two-digit_number_multiplied_by_two-digit_number.docx
@@ -11,7 +11,7 @@
           <w:rFonts w:ascii="Arial" w:hAnsi="Arial"/>
           <w:sz w:val="30"/>
         </w:rPr>
-        <w:t>2026-09-27 Sunday</w:t>
+        <w:t>2026-09-28 Monday</w:t>
       </w:r>
     </w:p>
     <w:tbl>
@@ -40,7 +40,7 @@
                 <w:rFonts w:ascii="TimeNewRoman" w:hAnsi="TimeNewRoman"/>
                 <w:sz w:val="30"/>
               </w:rPr>
-              <w:t>76×61=4636</w:t>
+              <w:t>74×61=4514</w:t>
             </w:r>
           </w:p>
         </w:tc>
@@ -57,7 +57,7 @@
                 <w:rFonts w:ascii="TimeNewRoman" w:hAnsi="TimeNewRoman"/>
                 <w:sz w:val="30"/>
               </w:rPr>
-              <w:t>28×89=2492</w:t>
+              <w:t>92×69=6348</w:t>
             </w:r>
           </w:p>
         </w:tc>
@@ -74,7 +74,7 @@
                 <w:rFonts w:ascii="TimeNewRoman" w:hAnsi="TimeNewRoman"/>
                 <w:sz w:val="30"/>
               </w:rPr>
-              <w:t>41×47=1927</w:t>
+              <w:t>79×35=2765</w:t>
             </w:r>
           </w:p>
         </w:tc>
@@ -91,7 +91,7 @@
                 <w:rFonts w:ascii="TimeNewRoman" w:hAnsi="TimeNewRoman"/>
                 <w:sz w:val="30"/>
               </w:rPr>
-              <w:t>63×18=1134</w:t>
+              <w:t>63×80=5040</w:t>
             </w:r>
           </w:p>
         </w:tc>
@@ -108,7 +108,7 @@
                 <w:rFonts w:ascii="TimeNewRoman" w:hAnsi="TimeNewRoman"/>
                 <w:sz w:val="30"/>
               </w:rPr>
-              <w:t>32×50=1600</w:t>
+              <w:t>11×79=869</w:t>
             </w:r>
           </w:p>
         </w:tc>
@@ -223,7 +223,7 @@
                 <w:rFonts w:ascii="TimeNewRoman" w:hAnsi="TimeNewRoman"/>
                 <w:sz w:val="30"/>
               </w:rPr>
-              <w:t>35×62=2170</w:t>
+              <w:t>71×16=1136</w:t>
             </w:r>
           </w:p>
         </w:tc>
@@ -240,7 +240,7 @@
                 <w:rFonts w:ascii="TimeNewRoman" w:hAnsi="TimeNewRoman"/>
                 <w:sz w:val="30"/>
               </w:rPr>
-              <w:t>73×49=3577</w:t>
+              <w:t>41×31=1271</w:t>
             </w:r>
           </w:p>
         </w:tc>
@@ -257,7 +257,7 @@
                 <w:rFonts w:ascii="TimeNewRoman" w:hAnsi="TimeNewRoman"/>
                 <w:sz w:val="30"/>
               </w:rPr>
-              <w:t>85×64=5440</w:t>
+              <w:t>60×77=4620</w:t>
             </w:r>
           </w:p>
         </w:tc>
@@ -274,7 +274,7 @@
                 <w:rFonts w:ascii="TimeNewRoman" w:hAnsi="TimeNewRoman"/>
                 <w:sz w:val="30"/>
               </w:rPr>
-              <w:t>43×25=1075</w:t>
+              <w:t>50×35=1750</w:t>
             </w:r>
           </w:p>
         </w:tc>
@@ -291,7 +291,7 @@
                 <w:rFonts w:ascii="TimeNewRoman" w:hAnsi="TimeNewRoman"/>
                 <w:sz w:val="30"/>
               </w:rPr>
-              <w:t>20×69=1380</w:t>
+              <w:t>59×86=5074</w:t>
             </w:r>
           </w:p>
         </w:tc>
@@ -438,7 +438,7 @@
                 <w:rFonts w:ascii="TimeNewRoman" w:hAnsi="TimeNewRoman"/>
                 <w:sz w:val="30"/>
               </w:rPr>
-              <w:t>45×28=1260</w:t>
+              <w:t>14×12=168</w:t>
             </w:r>
           </w:p>
         </w:tc>
@@ -455,7 +455,7 @@
                 <w:rFonts w:ascii="TimeNewRoman" w:hAnsi="TimeNewRoman"/>
                 <w:sz w:val="30"/>
               </w:rPr>
-              <w:t>19×72=1368</w:t>
+              <w:t>90×22=1980</w:t>
             </w:r>
           </w:p>
         </w:tc>
@@ -472,7 +472,7 @@
                 <w:rFonts w:ascii="TimeNewRoman" w:hAnsi="TimeNewRoman"/>
                 <w:sz w:val="30"/>
               </w:rPr>
-              <w:t>51×11=561</w:t>
+              <w:t>53×20=1060</w:t>
             </w:r>
           </w:p>
         </w:tc>
@@ -489,7 +489,7 @@
                 <w:rFonts w:ascii="TimeNewRoman" w:hAnsi="TimeNewRoman"/>
                 <w:sz w:val="30"/>
               </w:rPr>
-              <w:t>84×67=5628</w:t>
+              <w:t>78×63=4914</w:t>
             </w:r>
           </w:p>
         </w:tc>
@@ -506,7 +506,7 @@
                 <w:rFonts w:ascii="TimeNewRoman" w:hAnsi="TimeNewRoman"/>
                 <w:sz w:val="30"/>
               </w:rPr>
-              <w:t>85×82=6970</w:t>
+              <w:t>96×61=5856</w:t>
             </w:r>
           </w:p>
         </w:tc>
@@ -653,7 +653,7 @@
                 <w:rFonts w:ascii="TimeNewRoman" w:hAnsi="TimeNewRoman"/>
                 <w:sz w:val="30"/>
               </w:rPr>
-              <w:t>40×54=2160</w:t>
+              <w:t>99×13=1287</w:t>
             </w:r>
           </w:p>
         </w:tc>
@@ -670,7 +670,7 @@
                 <w:rFonts w:ascii="TimeNewRoman" w:hAnsi="TimeNewRoman"/>
                 <w:sz w:val="30"/>
               </w:rPr>
-              <w:t>72×16=1152</w:t>
+              <w:t>85×50=4250</w:t>
             </w:r>
           </w:p>
         </w:tc>
@@ -687,7 +687,7 @@
                 <w:rFonts w:ascii="TimeNewRoman" w:hAnsi="TimeNewRoman"/>
                 <w:sz w:val="30"/>
               </w:rPr>
-              <w:t>70×86=6020</w:t>
+              <w:t>60×91=5460</w:t>
             </w:r>
           </w:p>
         </w:tc>
@@ -704,7 +704,7 @@
                 <w:rFonts w:ascii="TimeNewRoman" w:hAnsi="TimeNewRoman"/>
                 <w:sz w:val="30"/>
               </w:rPr>
-              <w:t>21×70=1470</w:t>
+              <w:t>12×46=552</w:t>
             </w:r>
           </w:p>
         </w:tc>
@@ -721,7 +721,7 @@
                 <w:rFonts w:ascii="TimeNewRoman" w:hAnsi="TimeNewRoman"/>
                 <w:sz w:val="30"/>
               </w:rPr>
-              <w:t>14×70=980</w:t>
+              <w:t>61×27=1647</w:t>
             </w:r>
           </w:p>
         </w:tc>
@@ -868,7 +868,7 @@
                 <w:rFonts w:ascii="TimeNewRoman" w:hAnsi="TimeNewRoman"/>
                 <w:sz w:val="30"/>
               </w:rPr>
-              <w:t>53×65=3445</w:t>
+              <w:t>66×52=3432</w:t>
             </w:r>
           </w:p>
         </w:tc>
@@ -885,7 +885,7 @@
                 <w:rFonts w:ascii="TimeNewRoman" w:hAnsi="TimeNewRoman"/>
                 <w:sz w:val="30"/>
               </w:rPr>
-              <w:t>78×96=7488</w:t>
+              <w:t>31×22=682</w:t>
             </w:r>
           </w:p>
         </w:tc>
@@ -902,7 +902,7 @@
                 <w:rFonts w:ascii="TimeNewRoman" w:hAnsi="TimeNewRoman"/>
                 <w:sz w:val="30"/>
               </w:rPr>
-              <w:t>51×24=1224</w:t>
+              <w:t>33×41=1353</w:t>
             </w:r>
           </w:p>
         </w:tc>
@@ -919,7 +919,7 @@
                 <w:rFonts w:ascii="TimeNewRoman" w:hAnsi="TimeNewRoman"/>
                 <w:sz w:val="30"/>
               </w:rPr>
-              <w:t>58×53=3074</w:t>
+              <w:t>88×33=2904</w:t>
             </w:r>
           </w:p>
         </w:tc>
@@ -936,7 +936,7 @@
                 <w:rFonts w:ascii="TimeNewRoman" w:hAnsi="TimeNewRoman"/>
                 <w:sz w:val="30"/>
               </w:rPr>
-              <w:t>71×60=4260</w:t>
+              <w:t>97×95=9215</w:t>
             </w:r>
           </w:p>
         </w:tc>

--- a/answers-of-two-digit_number_multiplied_by_two-digit_number.docx
+++ b/answers-of-two-digit_number_multiplied_by_two-digit_number.docx
@@ -40,7 +40,7 @@
                 <w:rFonts w:ascii="TimeNewRoman" w:hAnsi="TimeNewRoman"/>
                 <w:sz w:val="30"/>
               </w:rPr>
-              <w:t>74×61=4514</w:t>
+              <w:t>95×75=7125</w:t>
             </w:r>
           </w:p>
         </w:tc>
@@ -57,7 +57,7 @@
                 <w:rFonts w:ascii="TimeNewRoman" w:hAnsi="TimeNewRoman"/>
                 <w:sz w:val="30"/>
               </w:rPr>
-              <w:t>92×69=6348</w:t>
+              <w:t>28×88=2464</w:t>
             </w:r>
           </w:p>
         </w:tc>
@@ -74,7 +74,7 @@
                 <w:rFonts w:ascii="TimeNewRoman" w:hAnsi="TimeNewRoman"/>
                 <w:sz w:val="30"/>
               </w:rPr>
-              <w:t>79×35=2765</w:t>
+              <w:t>48×26=1248</w:t>
             </w:r>
           </w:p>
         </w:tc>
@@ -91,7 +91,7 @@
                 <w:rFonts w:ascii="TimeNewRoman" w:hAnsi="TimeNewRoman"/>
                 <w:sz w:val="30"/>
               </w:rPr>
-              <w:t>63×80=5040</w:t>
+              <w:t>67×55=3685</w:t>
             </w:r>
           </w:p>
         </w:tc>
@@ -108,7 +108,7 @@
                 <w:rFonts w:ascii="TimeNewRoman" w:hAnsi="TimeNewRoman"/>
                 <w:sz w:val="30"/>
               </w:rPr>
-              <w:t>11×79=869</w:t>
+              <w:t>25×68=1700</w:t>
             </w:r>
           </w:p>
         </w:tc>
@@ -223,7 +223,7 @@
                 <w:rFonts w:ascii="TimeNewRoman" w:hAnsi="TimeNewRoman"/>
                 <w:sz w:val="30"/>
               </w:rPr>
-              <w:t>71×16=1136</w:t>
+              <w:t>50×81=4050</w:t>
             </w:r>
           </w:p>
         </w:tc>
@@ -240,7 +240,7 @@
                 <w:rFonts w:ascii="TimeNewRoman" w:hAnsi="TimeNewRoman"/>
                 <w:sz w:val="30"/>
               </w:rPr>
-              <w:t>41×31=1271</w:t>
+              <w:t>51×29=1479</w:t>
             </w:r>
           </w:p>
         </w:tc>
@@ -257,7 +257,7 @@
                 <w:rFonts w:ascii="TimeNewRoman" w:hAnsi="TimeNewRoman"/>
                 <w:sz w:val="30"/>
               </w:rPr>
-              <w:t>60×77=4620</w:t>
+              <w:t>21×73=1533</w:t>
             </w:r>
           </w:p>
         </w:tc>
@@ -274,7 +274,7 @@
                 <w:rFonts w:ascii="TimeNewRoman" w:hAnsi="TimeNewRoman"/>
                 <w:sz w:val="30"/>
               </w:rPr>
-              <w:t>50×35=1750</w:t>
+              <w:t>16×59=944</w:t>
             </w:r>
           </w:p>
         </w:tc>
@@ -291,7 +291,7 @@
                 <w:rFonts w:ascii="TimeNewRoman" w:hAnsi="TimeNewRoman"/>
                 <w:sz w:val="30"/>
               </w:rPr>
-              <w:t>59×86=5074</w:t>
+              <w:t>47×70=3290</w:t>
             </w:r>
           </w:p>
         </w:tc>
@@ -438,7 +438,7 @@
                 <w:rFonts w:ascii="TimeNewRoman" w:hAnsi="TimeNewRoman"/>
                 <w:sz w:val="30"/>
               </w:rPr>
-              <w:t>14×12=168</w:t>
+              <w:t>34×83=2822</w:t>
             </w:r>
           </w:p>
         </w:tc>
@@ -455,7 +455,7 @@
                 <w:rFonts w:ascii="TimeNewRoman" w:hAnsi="TimeNewRoman"/>
                 <w:sz w:val="30"/>
               </w:rPr>
-              <w:t>90×22=1980</w:t>
+              <w:t>20×85=1700</w:t>
             </w:r>
           </w:p>
         </w:tc>
@@ -472,7 +472,7 @@
                 <w:rFonts w:ascii="TimeNewRoman" w:hAnsi="TimeNewRoman"/>
                 <w:sz w:val="30"/>
               </w:rPr>
-              <w:t>53×20=1060</w:t>
+              <w:t>69×38=2622</w:t>
             </w:r>
           </w:p>
         </w:tc>
@@ -489,7 +489,7 @@
                 <w:rFonts w:ascii="TimeNewRoman" w:hAnsi="TimeNewRoman"/>
                 <w:sz w:val="30"/>
               </w:rPr>
-              <w:t>78×63=4914</w:t>
+              <w:t>39×32=1248</w:t>
             </w:r>
           </w:p>
         </w:tc>
@@ -506,7 +506,7 @@
                 <w:rFonts w:ascii="TimeNewRoman" w:hAnsi="TimeNewRoman"/>
                 <w:sz w:val="30"/>
               </w:rPr>
-              <w:t>96×61=5856</w:t>
+              <w:t>30×30=900</w:t>
             </w:r>
           </w:p>
         </w:tc>
@@ -653,7 +653,7 @@
                 <w:rFonts w:ascii="TimeNewRoman" w:hAnsi="TimeNewRoman"/>
                 <w:sz w:val="30"/>
               </w:rPr>
-              <w:t>99×13=1287</w:t>
+              <w:t>67×22=1474</w:t>
             </w:r>
           </w:p>
         </w:tc>
@@ -670,7 +670,7 @@
                 <w:rFonts w:ascii="TimeNewRoman" w:hAnsi="TimeNewRoman"/>
                 <w:sz w:val="30"/>
               </w:rPr>
-              <w:t>85×50=4250</w:t>
+              <w:t>22×36=792</w:t>
             </w:r>
           </w:p>
         </w:tc>
@@ -687,7 +687,7 @@
                 <w:rFonts w:ascii="TimeNewRoman" w:hAnsi="TimeNewRoman"/>
                 <w:sz w:val="30"/>
               </w:rPr>
-              <w:t>60×91=5460</w:t>
+              <w:t>43×95=4085</w:t>
             </w:r>
           </w:p>
         </w:tc>
@@ -704,7 +704,7 @@
                 <w:rFonts w:ascii="TimeNewRoman" w:hAnsi="TimeNewRoman"/>
                 <w:sz w:val="30"/>
               </w:rPr>
-              <w:t>12×46=552</w:t>
+              <w:t>22×31=682</w:t>
             </w:r>
           </w:p>
         </w:tc>
@@ -721,7 +721,7 @@
                 <w:rFonts w:ascii="TimeNewRoman" w:hAnsi="TimeNewRoman"/>
                 <w:sz w:val="30"/>
               </w:rPr>
-              <w:t>61×27=1647</w:t>
+              <w:t>79×33=2607</w:t>
             </w:r>
           </w:p>
         </w:tc>
@@ -868,7 +868,7 @@
                 <w:rFonts w:ascii="TimeNewRoman" w:hAnsi="TimeNewRoman"/>
                 <w:sz w:val="30"/>
               </w:rPr>
-              <w:t>66×52=3432</w:t>
+              <w:t>91×60=5460</w:t>
             </w:r>
           </w:p>
         </w:tc>
@@ -885,7 +885,7 @@
                 <w:rFonts w:ascii="TimeNewRoman" w:hAnsi="TimeNewRoman"/>
                 <w:sz w:val="30"/>
               </w:rPr>
-              <w:t>31×22=682</w:t>
+              <w:t>58×98=5684</w:t>
             </w:r>
           </w:p>
         </w:tc>
@@ -902,7 +902,7 @@
                 <w:rFonts w:ascii="TimeNewRoman" w:hAnsi="TimeNewRoman"/>
                 <w:sz w:val="30"/>
               </w:rPr>
-              <w:t>33×41=1353</w:t>
+              <w:t>39×48=1872</w:t>
             </w:r>
           </w:p>
         </w:tc>
@@ -919,7 +919,7 @@
                 <w:rFonts w:ascii="TimeNewRoman" w:hAnsi="TimeNewRoman"/>
                 <w:sz w:val="30"/>
               </w:rPr>
-              <w:t>88×33=2904</w:t>
+              <w:t>61×21=1281</w:t>
             </w:r>
           </w:p>
         </w:tc>
@@ -936,7 +936,7 @@
                 <w:rFonts w:ascii="TimeNewRoman" w:hAnsi="TimeNewRoman"/>
                 <w:sz w:val="30"/>
               </w:rPr>
-              <w:t>97×95=9215</w:t>
+              <w:t>31×42=1302</w:t>
             </w:r>
           </w:p>
         </w:tc>

--- a/answers-of-two-digit_number_multiplied_by_two-digit_number.docx
+++ b/answers-of-two-digit_number_multiplied_by_two-digit_number.docx
@@ -11,7 +11,7 @@
           <w:rFonts w:ascii="Arial" w:hAnsi="Arial"/>
           <w:sz w:val="30"/>
         </w:rPr>
-        <w:t>2026-09-28 Monday</w:t>
+        <w:t>2026-09-29 Tuesday</w:t>
       </w:r>
     </w:p>
     <w:tbl>
@@ -40,7 +40,7 @@
                 <w:rFonts w:ascii="TimeNewRoman" w:hAnsi="TimeNewRoman"/>
                 <w:sz w:val="30"/>
               </w:rPr>
-              <w:t>95×75=7125</w:t>
+              <w:t>62×69=4278</w:t>
             </w:r>
           </w:p>
         </w:tc>
@@ -57,7 +57,7 @@
                 <w:rFonts w:ascii="TimeNewRoman" w:hAnsi="TimeNewRoman"/>
                 <w:sz w:val="30"/>
               </w:rPr>
-              <w:t>28×88=2464</w:t>
+              <w:t>79×29=2291</w:t>
             </w:r>
           </w:p>
         </w:tc>
@@ -74,7 +74,7 @@
                 <w:rFonts w:ascii="TimeNewRoman" w:hAnsi="TimeNewRoman"/>
                 <w:sz w:val="30"/>
               </w:rPr>
-              <w:t>48×26=1248</w:t>
+              <w:t>11×45=495</w:t>
             </w:r>
           </w:p>
         </w:tc>
@@ -91,7 +91,7 @@
                 <w:rFonts w:ascii="TimeNewRoman" w:hAnsi="TimeNewRoman"/>
                 <w:sz w:val="30"/>
               </w:rPr>
-              <w:t>67×55=3685</w:t>
+              <w:t>93×36=3348</w:t>
             </w:r>
           </w:p>
         </w:tc>
@@ -108,7 +108,7 @@
                 <w:rFonts w:ascii="TimeNewRoman" w:hAnsi="TimeNewRoman"/>
                 <w:sz w:val="30"/>
               </w:rPr>
-              <w:t>25×68=1700</w:t>
+              <w:t>51×45=2295</w:t>
             </w:r>
           </w:p>
         </w:tc>
@@ -223,7 +223,7 @@
                 <w:rFonts w:ascii="TimeNewRoman" w:hAnsi="TimeNewRoman"/>
                 <w:sz w:val="30"/>
               </w:rPr>
-              <w:t>50×81=4050</w:t>
+              <w:t>65×67=4355</w:t>
             </w:r>
           </w:p>
         </w:tc>
@@ -240,7 +240,7 @@
                 <w:rFonts w:ascii="TimeNewRoman" w:hAnsi="TimeNewRoman"/>
                 <w:sz w:val="30"/>
               </w:rPr>
-              <w:t>51×29=1479</w:t>
+              <w:t>86×72=6192</w:t>
             </w:r>
           </w:p>
         </w:tc>
@@ -257,7 +257,7 @@
                 <w:rFonts w:ascii="TimeNewRoman" w:hAnsi="TimeNewRoman"/>
                 <w:sz w:val="30"/>
               </w:rPr>
-              <w:t>21×73=1533</w:t>
+              <w:t>30×26=780</w:t>
             </w:r>
           </w:p>
         </w:tc>
@@ -274,7 +274,7 @@
                 <w:rFonts w:ascii="TimeNewRoman" w:hAnsi="TimeNewRoman"/>
                 <w:sz w:val="30"/>
               </w:rPr>
-              <w:t>16×59=944</w:t>
+              <w:t>85×45=3825</w:t>
             </w:r>
           </w:p>
         </w:tc>
@@ -291,7 +291,7 @@
                 <w:rFonts w:ascii="TimeNewRoman" w:hAnsi="TimeNewRoman"/>
                 <w:sz w:val="30"/>
               </w:rPr>
-              <w:t>47×70=3290</w:t>
+              <w:t>44×97=4268</w:t>
             </w:r>
           </w:p>
         </w:tc>
@@ -438,7 +438,7 @@
                 <w:rFonts w:ascii="TimeNewRoman" w:hAnsi="TimeNewRoman"/>
                 <w:sz w:val="30"/>
               </w:rPr>
-              <w:t>34×83=2822</w:t>
+              <w:t>64×92=5888</w:t>
             </w:r>
           </w:p>
         </w:tc>
@@ -455,7 +455,7 @@
                 <w:rFonts w:ascii="TimeNewRoman" w:hAnsi="TimeNewRoman"/>
                 <w:sz w:val="30"/>
               </w:rPr>
-              <w:t>20×85=1700</w:t>
+              <w:t>62×79=4898</w:t>
             </w:r>
           </w:p>
         </w:tc>
@@ -472,7 +472,7 @@
                 <w:rFonts w:ascii="TimeNewRoman" w:hAnsi="TimeNewRoman"/>
                 <w:sz w:val="30"/>
               </w:rPr>
-              <w:t>69×38=2622</w:t>
+              <w:t>47×14=658</w:t>
             </w:r>
           </w:p>
         </w:tc>
@@ -489,7 +489,7 @@
                 <w:rFonts w:ascii="TimeNewRoman" w:hAnsi="TimeNewRoman"/>
                 <w:sz w:val="30"/>
               </w:rPr>
-              <w:t>39×32=1248</w:t>
+              <w:t>35×58=2030</w:t>
             </w:r>
           </w:p>
         </w:tc>
@@ -506,7 +506,7 @@
                 <w:rFonts w:ascii="TimeNewRoman" w:hAnsi="TimeNewRoman"/>
                 <w:sz w:val="30"/>
               </w:rPr>
-              <w:t>30×30=900</w:t>
+              <w:t>77×59=4543</w:t>
             </w:r>
           </w:p>
         </w:tc>
@@ -653,7 +653,7 @@
                 <w:rFonts w:ascii="TimeNewRoman" w:hAnsi="TimeNewRoman"/>
                 <w:sz w:val="30"/>
               </w:rPr>
-              <w:t>67×22=1474</w:t>
+              <w:t>85×84=7140</w:t>
             </w:r>
           </w:p>
         </w:tc>
@@ -670,7 +670,7 @@
                 <w:rFonts w:ascii="TimeNewRoman" w:hAnsi="TimeNewRoman"/>
                 <w:sz w:val="30"/>
               </w:rPr>
-              <w:t>22×36=792</w:t>
+              <w:t>63×78=4914</w:t>
             </w:r>
           </w:p>
         </w:tc>
@@ -687,7 +687,7 @@
                 <w:rFonts w:ascii="TimeNewRoman" w:hAnsi="TimeNewRoman"/>
                 <w:sz w:val="30"/>
               </w:rPr>
-              <w:t>43×95=4085</w:t>
+              <w:t>89×65=5785</w:t>
             </w:r>
           </w:p>
         </w:tc>
@@ -704,7 +704,7 @@
                 <w:rFonts w:ascii="TimeNewRoman" w:hAnsi="TimeNewRoman"/>
                 <w:sz w:val="30"/>
               </w:rPr>
-              <w:t>22×31=682</w:t>
+              <w:t>72×30=2160</w:t>
             </w:r>
           </w:p>
         </w:tc>
@@ -721,7 +721,7 @@
                 <w:rFonts w:ascii="TimeNewRoman" w:hAnsi="TimeNewRoman"/>
                 <w:sz w:val="30"/>
               </w:rPr>
-              <w:t>79×33=2607</w:t>
+              <w:t>22×92=2024</w:t>
             </w:r>
           </w:p>
         </w:tc>
@@ -868,7 +868,7 @@
                 <w:rFonts w:ascii="TimeNewRoman" w:hAnsi="TimeNewRoman"/>
                 <w:sz w:val="30"/>
               </w:rPr>
-              <w:t>91×60=5460</w:t>
+              <w:t>78×29=2262</w:t>
             </w:r>
           </w:p>
         </w:tc>
@@ -885,7 +885,7 @@
                 <w:rFonts w:ascii="TimeNewRoman" w:hAnsi="TimeNewRoman"/>
                 <w:sz w:val="30"/>
               </w:rPr>
-              <w:t>58×98=5684</w:t>
+              <w:t>83×65=5395</w:t>
             </w:r>
           </w:p>
         </w:tc>
@@ -902,7 +902,7 @@
                 <w:rFonts w:ascii="TimeNewRoman" w:hAnsi="TimeNewRoman"/>
                 <w:sz w:val="30"/>
               </w:rPr>
-              <w:t>39×48=1872</w:t>
+              <w:t>84×14=1176</w:t>
             </w:r>
           </w:p>
         </w:tc>
@@ -919,7 +919,7 @@
                 <w:rFonts w:ascii="TimeNewRoman" w:hAnsi="TimeNewRoman"/>
                 <w:sz w:val="30"/>
               </w:rPr>
-              <w:t>61×21=1281</w:t>
+              <w:t>38×64=2432</w:t>
             </w:r>
           </w:p>
         </w:tc>
@@ -936,7 +936,7 @@
                 <w:rFonts w:ascii="TimeNewRoman" w:hAnsi="TimeNewRoman"/>
                 <w:sz w:val="30"/>
               </w:rPr>
-              <w:t>31×42=1302</w:t>
+              <w:t>70×96=6720</w:t>
             </w:r>
           </w:p>
         </w:tc>

--- a/answers-of-two-digit_number_multiplied_by_two-digit_number.docx
+++ b/answers-of-two-digit_number_multiplied_by_two-digit_number.docx
@@ -40,7 +40,7 @@
                 <w:rFonts w:ascii="TimeNewRoman" w:hAnsi="TimeNewRoman"/>
                 <w:sz w:val="30"/>
               </w:rPr>
-              <w:t>62×69=4278</w:t>
+              <w:t>75×44=3300</w:t>
             </w:r>
           </w:p>
         </w:tc>
@@ -57,7 +57,7 @@
                 <w:rFonts w:ascii="TimeNewRoman" w:hAnsi="TimeNewRoman"/>
                 <w:sz w:val="30"/>
               </w:rPr>
-              <w:t>79×29=2291</w:t>
+              <w:t>87×27=2349</w:t>
             </w:r>
           </w:p>
         </w:tc>
@@ -74,7 +74,7 @@
                 <w:rFonts w:ascii="TimeNewRoman" w:hAnsi="TimeNewRoman"/>
                 <w:sz w:val="30"/>
               </w:rPr>
-              <w:t>11×45=495</w:t>
+              <w:t>71×99=7029</w:t>
             </w:r>
           </w:p>
         </w:tc>
@@ -91,7 +91,7 @@
                 <w:rFonts w:ascii="TimeNewRoman" w:hAnsi="TimeNewRoman"/>
                 <w:sz w:val="30"/>
               </w:rPr>
-              <w:t>93×36=3348</w:t>
+              <w:t>11×25=275</w:t>
             </w:r>
           </w:p>
         </w:tc>
@@ -108,7 +108,7 @@
                 <w:rFonts w:ascii="TimeNewRoman" w:hAnsi="TimeNewRoman"/>
                 <w:sz w:val="30"/>
               </w:rPr>
-              <w:t>51×45=2295</w:t>
+              <w:t>83×36=2988</w:t>
             </w:r>
           </w:p>
         </w:tc>
@@ -223,7 +223,7 @@
                 <w:rFonts w:ascii="TimeNewRoman" w:hAnsi="TimeNewRoman"/>
                 <w:sz w:val="30"/>
               </w:rPr>
-              <w:t>65×67=4355</w:t>
+              <w:t>74×48=3552</w:t>
             </w:r>
           </w:p>
         </w:tc>
@@ -240,7 +240,7 @@
                 <w:rFonts w:ascii="TimeNewRoman" w:hAnsi="TimeNewRoman"/>
                 <w:sz w:val="30"/>
               </w:rPr>
-              <w:t>86×72=6192</w:t>
+              <w:t>98×18=1764</w:t>
             </w:r>
           </w:p>
         </w:tc>
@@ -257,7 +257,7 @@
                 <w:rFonts w:ascii="TimeNewRoman" w:hAnsi="TimeNewRoman"/>
                 <w:sz w:val="30"/>
               </w:rPr>
-              <w:t>30×26=780</w:t>
+              <w:t>31×38=1178</w:t>
             </w:r>
           </w:p>
         </w:tc>
@@ -274,7 +274,7 @@
                 <w:rFonts w:ascii="TimeNewRoman" w:hAnsi="TimeNewRoman"/>
                 <w:sz w:val="30"/>
               </w:rPr>
-              <w:t>85×45=3825</w:t>
+              <w:t>91×75=6825</w:t>
             </w:r>
           </w:p>
         </w:tc>
@@ -291,7 +291,7 @@
                 <w:rFonts w:ascii="TimeNewRoman" w:hAnsi="TimeNewRoman"/>
                 <w:sz w:val="30"/>
               </w:rPr>
-              <w:t>44×97=4268</w:t>
+              <w:t>36×83=2988</w:t>
             </w:r>
           </w:p>
         </w:tc>
@@ -438,7 +438,7 @@
                 <w:rFonts w:ascii="TimeNewRoman" w:hAnsi="TimeNewRoman"/>
                 <w:sz w:val="30"/>
               </w:rPr>
-              <w:t>64×92=5888</w:t>
+              <w:t>62×30=1860</w:t>
             </w:r>
           </w:p>
         </w:tc>
@@ -455,7 +455,7 @@
                 <w:rFonts w:ascii="TimeNewRoman" w:hAnsi="TimeNewRoman"/>
                 <w:sz w:val="30"/>
               </w:rPr>
-              <w:t>62×79=4898</w:t>
+              <w:t>48×81=3888</w:t>
             </w:r>
           </w:p>
         </w:tc>
@@ -472,7 +472,7 @@
                 <w:rFonts w:ascii="TimeNewRoman" w:hAnsi="TimeNewRoman"/>
                 <w:sz w:val="30"/>
               </w:rPr>
-              <w:t>47×14=658</w:t>
+              <w:t>81×56=4536</w:t>
             </w:r>
           </w:p>
         </w:tc>
@@ -489,7 +489,7 @@
                 <w:rFonts w:ascii="TimeNewRoman" w:hAnsi="TimeNewRoman"/>
                 <w:sz w:val="30"/>
               </w:rPr>
-              <w:t>35×58=2030</w:t>
+              <w:t>55×12=660</w:t>
             </w:r>
           </w:p>
         </w:tc>
@@ -506,7 +506,7 @@
                 <w:rFonts w:ascii="TimeNewRoman" w:hAnsi="TimeNewRoman"/>
                 <w:sz w:val="30"/>
               </w:rPr>
-              <w:t>77×59=4543</w:t>
+              <w:t>92×18=1656</w:t>
             </w:r>
           </w:p>
         </w:tc>
@@ -653,7 +653,7 @@
                 <w:rFonts w:ascii="TimeNewRoman" w:hAnsi="TimeNewRoman"/>
                 <w:sz w:val="30"/>
               </w:rPr>
-              <w:t>85×84=7140</w:t>
+              <w:t>72×62=4464</w:t>
             </w:r>
           </w:p>
         </w:tc>
@@ -670,7 +670,7 @@
                 <w:rFonts w:ascii="TimeNewRoman" w:hAnsi="TimeNewRoman"/>
                 <w:sz w:val="30"/>
               </w:rPr>
-              <w:t>63×78=4914</w:t>
+              <w:t>12×96=1152</w:t>
             </w:r>
           </w:p>
         </w:tc>
@@ -687,7 +687,7 @@
                 <w:rFonts w:ascii="TimeNewRoman" w:hAnsi="TimeNewRoman"/>
                 <w:sz w:val="30"/>
               </w:rPr>
-              <w:t>89×65=5785</w:t>
+              <w:t>85×50=4250</w:t>
             </w:r>
           </w:p>
         </w:tc>
@@ -704,7 +704,7 @@
                 <w:rFonts w:ascii="TimeNewRoman" w:hAnsi="TimeNewRoman"/>
                 <w:sz w:val="30"/>
               </w:rPr>
-              <w:t>72×30=2160</w:t>
+              <w:t>78×24=1872</w:t>
             </w:r>
           </w:p>
         </w:tc>
@@ -721,7 +721,7 @@
                 <w:rFonts w:ascii="TimeNewRoman" w:hAnsi="TimeNewRoman"/>
                 <w:sz w:val="30"/>
               </w:rPr>
-              <w:t>22×92=2024</w:t>
+              <w:t>84×72=6048</w:t>
             </w:r>
           </w:p>
         </w:tc>
@@ -868,7 +868,7 @@
                 <w:rFonts w:ascii="TimeNewRoman" w:hAnsi="TimeNewRoman"/>
                 <w:sz w:val="30"/>
               </w:rPr>
-              <w:t>78×29=2262</w:t>
+              <w:t>82×97=7954</w:t>
             </w:r>
           </w:p>
         </w:tc>
@@ -885,7 +885,7 @@
                 <w:rFonts w:ascii="TimeNewRoman" w:hAnsi="TimeNewRoman"/>
                 <w:sz w:val="30"/>
               </w:rPr>
-              <w:t>83×65=5395</w:t>
+              <w:t>90×82=7380</w:t>
             </w:r>
           </w:p>
         </w:tc>
@@ -902,7 +902,7 @@
                 <w:rFonts w:ascii="TimeNewRoman" w:hAnsi="TimeNewRoman"/>
                 <w:sz w:val="30"/>
               </w:rPr>
-              <w:t>84×14=1176</w:t>
+              <w:t>84×59=4956</w:t>
             </w:r>
           </w:p>
         </w:tc>
@@ -919,7 +919,7 @@
                 <w:rFonts w:ascii="TimeNewRoman" w:hAnsi="TimeNewRoman"/>
                 <w:sz w:val="30"/>
               </w:rPr>
-              <w:t>38×64=2432</w:t>
+              <w:t>35×17=595</w:t>
             </w:r>
           </w:p>
         </w:tc>
@@ -936,7 +936,7 @@
                 <w:rFonts w:ascii="TimeNewRoman" w:hAnsi="TimeNewRoman"/>
                 <w:sz w:val="30"/>
               </w:rPr>
-              <w:t>70×96=6720</w:t>
+              <w:t>98×32=3136</w:t>
             </w:r>
           </w:p>
         </w:tc>

--- a/answers-of-two-digit_number_multiplied_by_two-digit_number.docx
+++ b/answers-of-two-digit_number_multiplied_by_two-digit_number.docx
@@ -11,7 +11,7 @@
           <w:rFonts w:ascii="Arial" w:hAnsi="Arial"/>
           <w:sz w:val="30"/>
         </w:rPr>
-        <w:t>2026-09-29 Tuesday</w:t>
+        <w:t>2026-09-30 Wednesday</w:t>
       </w:r>
     </w:p>
     <w:tbl>
@@ -40,7 +40,7 @@
                 <w:rFonts w:ascii="TimeNewRoman" w:hAnsi="TimeNewRoman"/>
                 <w:sz w:val="30"/>
               </w:rPr>
-              <w:t>75×44=3300</w:t>
+              <w:t>77×75=5775</w:t>
             </w:r>
           </w:p>
         </w:tc>
@@ -57,7 +57,7 @@
                 <w:rFonts w:ascii="TimeNewRoman" w:hAnsi="TimeNewRoman"/>
                 <w:sz w:val="30"/>
               </w:rPr>
-              <w:t>87×27=2349</w:t>
+              <w:t>56×88=4928</w:t>
             </w:r>
           </w:p>
         </w:tc>
@@ -74,7 +74,7 @@
                 <w:rFonts w:ascii="TimeNewRoman" w:hAnsi="TimeNewRoman"/>
                 <w:sz w:val="30"/>
               </w:rPr>
-              <w:t>71×99=7029</w:t>
+              <w:t>41×76=3116</w:t>
             </w:r>
           </w:p>
         </w:tc>
@@ -91,7 +91,7 @@
                 <w:rFonts w:ascii="TimeNewRoman" w:hAnsi="TimeNewRoman"/>
                 <w:sz w:val="30"/>
               </w:rPr>
-              <w:t>11×25=275</w:t>
+              <w:t>58×19=1102</w:t>
             </w:r>
           </w:p>
         </w:tc>
@@ -108,7 +108,7 @@
                 <w:rFonts w:ascii="TimeNewRoman" w:hAnsi="TimeNewRoman"/>
                 <w:sz w:val="30"/>
               </w:rPr>
-              <w:t>83×36=2988</w:t>
+              <w:t>74×80=5920</w:t>
             </w:r>
           </w:p>
         </w:tc>
@@ -223,7 +223,7 @@
                 <w:rFonts w:ascii="TimeNewRoman" w:hAnsi="TimeNewRoman"/>
                 <w:sz w:val="30"/>
               </w:rPr>
-              <w:t>74×48=3552</w:t>
+              <w:t>56×98=5488</w:t>
             </w:r>
           </w:p>
         </w:tc>
@@ -240,7 +240,7 @@
                 <w:rFonts w:ascii="TimeNewRoman" w:hAnsi="TimeNewRoman"/>
                 <w:sz w:val="30"/>
               </w:rPr>
-              <w:t>98×18=1764</w:t>
+              <w:t>20×62=1240</w:t>
             </w:r>
           </w:p>
         </w:tc>
@@ -257,7 +257,7 @@
                 <w:rFonts w:ascii="TimeNewRoman" w:hAnsi="TimeNewRoman"/>
                 <w:sz w:val="30"/>
               </w:rPr>
-              <w:t>31×38=1178</w:t>
+              <w:t>96×78=7488</w:t>
             </w:r>
           </w:p>
         </w:tc>
@@ -274,7 +274,7 @@
                 <w:rFonts w:ascii="TimeNewRoman" w:hAnsi="TimeNewRoman"/>
                 <w:sz w:val="30"/>
               </w:rPr>
-              <w:t>91×75=6825</w:t>
+              <w:t>75×85=6375</w:t>
             </w:r>
           </w:p>
         </w:tc>
@@ -291,7 +291,7 @@
                 <w:rFonts w:ascii="TimeNewRoman" w:hAnsi="TimeNewRoman"/>
                 <w:sz w:val="30"/>
               </w:rPr>
-              <w:t>36×83=2988</w:t>
+              <w:t>75×33=2475</w:t>
             </w:r>
           </w:p>
         </w:tc>
@@ -438,7 +438,7 @@
                 <w:rFonts w:ascii="TimeNewRoman" w:hAnsi="TimeNewRoman"/>
                 <w:sz w:val="30"/>
               </w:rPr>
-              <w:t>62×30=1860</w:t>
+              <w:t>55×37=2035</w:t>
             </w:r>
           </w:p>
         </w:tc>
@@ -455,7 +455,7 @@
                 <w:rFonts w:ascii="TimeNewRoman" w:hAnsi="TimeNewRoman"/>
                 <w:sz w:val="30"/>
               </w:rPr>
-              <w:t>48×81=3888</w:t>
+              <w:t>59×48=2832</w:t>
             </w:r>
           </w:p>
         </w:tc>
@@ -472,7 +472,7 @@
                 <w:rFonts w:ascii="TimeNewRoman" w:hAnsi="TimeNewRoman"/>
                 <w:sz w:val="30"/>
               </w:rPr>
-              <w:t>81×56=4536</w:t>
+              <w:t>63×29=1827</w:t>
             </w:r>
           </w:p>
         </w:tc>
@@ -489,7 +489,7 @@
                 <w:rFonts w:ascii="TimeNewRoman" w:hAnsi="TimeNewRoman"/>
                 <w:sz w:val="30"/>
               </w:rPr>
-              <w:t>55×12=660</w:t>
+              <w:t>78×59=4602</w:t>
             </w:r>
           </w:p>
         </w:tc>
@@ -506,7 +506,7 @@
                 <w:rFonts w:ascii="TimeNewRoman" w:hAnsi="TimeNewRoman"/>
                 <w:sz w:val="30"/>
               </w:rPr>
-              <w:t>92×18=1656</w:t>
+              <w:t>82×52=4264</w:t>
             </w:r>
           </w:p>
         </w:tc>
@@ -653,7 +653,7 @@
                 <w:rFonts w:ascii="TimeNewRoman" w:hAnsi="TimeNewRoman"/>
                 <w:sz w:val="30"/>
               </w:rPr>
-              <w:t>72×62=4464</w:t>
+              <w:t>74×86=6364</w:t>
             </w:r>
           </w:p>
         </w:tc>
@@ -670,7 +670,7 @@
                 <w:rFonts w:ascii="TimeNewRoman" w:hAnsi="TimeNewRoman"/>
                 <w:sz w:val="30"/>
               </w:rPr>
-              <w:t>12×96=1152</w:t>
+              <w:t>83×99=8217</w:t>
             </w:r>
           </w:p>
         </w:tc>
@@ -687,7 +687,7 @@
                 <w:rFonts w:ascii="TimeNewRoman" w:hAnsi="TimeNewRoman"/>
                 <w:sz w:val="30"/>
               </w:rPr>
-              <w:t>85×50=4250</w:t>
+              <w:t>62×54=3348</w:t>
             </w:r>
           </w:p>
         </w:tc>
@@ -704,7 +704,7 @@
                 <w:rFonts w:ascii="TimeNewRoman" w:hAnsi="TimeNewRoman"/>
                 <w:sz w:val="30"/>
               </w:rPr>
-              <w:t>78×24=1872</w:t>
+              <w:t>97×87=8439</w:t>
             </w:r>
           </w:p>
         </w:tc>
@@ -721,7 +721,7 @@
                 <w:rFonts w:ascii="TimeNewRoman" w:hAnsi="TimeNewRoman"/>
                 <w:sz w:val="30"/>
               </w:rPr>
-              <w:t>84×72=6048</w:t>
+              <w:t>51×38=1938</w:t>
             </w:r>
           </w:p>
         </w:tc>
@@ -868,7 +868,7 @@
                 <w:rFonts w:ascii="TimeNewRoman" w:hAnsi="TimeNewRoman"/>
                 <w:sz w:val="30"/>
               </w:rPr>
-              <w:t>82×97=7954</w:t>
+              <w:t>58×86=4988</w:t>
             </w:r>
           </w:p>
         </w:tc>
@@ -885,7 +885,7 @@
                 <w:rFonts w:ascii="TimeNewRoman" w:hAnsi="TimeNewRoman"/>
                 <w:sz w:val="30"/>
               </w:rPr>
-              <w:t>90×82=7380</w:t>
+              <w:t>50×84=4200</w:t>
             </w:r>
           </w:p>
         </w:tc>
@@ -902,7 +902,7 @@
                 <w:rFonts w:ascii="TimeNewRoman" w:hAnsi="TimeNewRoman"/>
                 <w:sz w:val="30"/>
               </w:rPr>
-              <w:t>84×59=4956</w:t>
+              <w:t>55×80=4400</w:t>
             </w:r>
           </w:p>
         </w:tc>
@@ -919,7 +919,7 @@
                 <w:rFonts w:ascii="TimeNewRoman" w:hAnsi="TimeNewRoman"/>
                 <w:sz w:val="30"/>
               </w:rPr>
-              <w:t>35×17=595</w:t>
+              <w:t>88×41=3608</w:t>
             </w:r>
           </w:p>
         </w:tc>
@@ -936,7 +936,7 @@
                 <w:rFonts w:ascii="TimeNewRoman" w:hAnsi="TimeNewRoman"/>
                 <w:sz w:val="30"/>
               </w:rPr>
-              <w:t>98×32=3136</w:t>
+              <w:t>71×62=4402</w:t>
             </w:r>
           </w:p>
         </w:tc>

--- a/answers-of-two-digit_number_multiplied_by_two-digit_number.docx
+++ b/answers-of-two-digit_number_multiplied_by_two-digit_number.docx
@@ -40,7 +40,7 @@
                 <w:rFonts w:ascii="TimeNewRoman" w:hAnsi="TimeNewRoman"/>
                 <w:sz w:val="30"/>
               </w:rPr>
-              <w:t>77×75=5775</w:t>
+              <w:t>12×77=924</w:t>
             </w:r>
           </w:p>
         </w:tc>
@@ -57,7 +57,7 @@
                 <w:rFonts w:ascii="TimeNewRoman" w:hAnsi="TimeNewRoman"/>
                 <w:sz w:val="30"/>
               </w:rPr>
-              <w:t>56×88=4928</w:t>
+              <w:t>14×42=588</w:t>
             </w:r>
           </w:p>
         </w:tc>
@@ -74,7 +74,7 @@
                 <w:rFonts w:ascii="TimeNewRoman" w:hAnsi="TimeNewRoman"/>
                 <w:sz w:val="30"/>
               </w:rPr>
-              <w:t>41×76=3116</w:t>
+              <w:t>84×36=3024</w:t>
             </w:r>
           </w:p>
         </w:tc>
@@ -91,7 +91,7 @@
                 <w:rFonts w:ascii="TimeNewRoman" w:hAnsi="TimeNewRoman"/>
                 <w:sz w:val="30"/>
               </w:rPr>
-              <w:t>58×19=1102</w:t>
+              <w:t>80×74=5920</w:t>
             </w:r>
           </w:p>
         </w:tc>
@@ -108,7 +108,7 @@
                 <w:rFonts w:ascii="TimeNewRoman" w:hAnsi="TimeNewRoman"/>
                 <w:sz w:val="30"/>
               </w:rPr>
-              <w:t>74×80=5920</w:t>
+              <w:t>98×79=7742</w:t>
             </w:r>
           </w:p>
         </w:tc>
@@ -223,7 +223,7 @@
                 <w:rFonts w:ascii="TimeNewRoman" w:hAnsi="TimeNewRoman"/>
                 <w:sz w:val="30"/>
               </w:rPr>
-              <w:t>56×98=5488</w:t>
+              <w:t>40×70=2800</w:t>
             </w:r>
           </w:p>
         </w:tc>
@@ -240,7 +240,7 @@
                 <w:rFonts w:ascii="TimeNewRoman" w:hAnsi="TimeNewRoman"/>
                 <w:sz w:val="30"/>
               </w:rPr>
-              <w:t>20×62=1240</w:t>
+              <w:t>93×72=6696</w:t>
             </w:r>
           </w:p>
         </w:tc>
@@ -257,7 +257,7 @@
                 <w:rFonts w:ascii="TimeNewRoman" w:hAnsi="TimeNewRoman"/>
                 <w:sz w:val="30"/>
               </w:rPr>
-              <w:t>96×78=7488</w:t>
+              <w:t>46×47=2162</w:t>
             </w:r>
           </w:p>
         </w:tc>
@@ -274,7 +274,7 @@
                 <w:rFonts w:ascii="TimeNewRoman" w:hAnsi="TimeNewRoman"/>
                 <w:sz w:val="30"/>
               </w:rPr>
-              <w:t>75×85=6375</w:t>
+              <w:t>62×97=6014</w:t>
             </w:r>
           </w:p>
         </w:tc>
@@ -291,7 +291,7 @@
                 <w:rFonts w:ascii="TimeNewRoman" w:hAnsi="TimeNewRoman"/>
                 <w:sz w:val="30"/>
               </w:rPr>
-              <w:t>75×33=2475</w:t>
+              <w:t>15×11=165</w:t>
             </w:r>
           </w:p>
         </w:tc>
@@ -438,7 +438,7 @@
                 <w:rFonts w:ascii="TimeNewRoman" w:hAnsi="TimeNewRoman"/>
                 <w:sz w:val="30"/>
               </w:rPr>
-              <w:t>55×37=2035</w:t>
+              <w:t>23×25=575</w:t>
             </w:r>
           </w:p>
         </w:tc>
@@ -455,7 +455,7 @@
                 <w:rFonts w:ascii="TimeNewRoman" w:hAnsi="TimeNewRoman"/>
                 <w:sz w:val="30"/>
               </w:rPr>
-              <w:t>59×48=2832</w:t>
+              <w:t>64×31=1984</w:t>
             </w:r>
           </w:p>
         </w:tc>
@@ -472,7 +472,7 @@
                 <w:rFonts w:ascii="TimeNewRoman" w:hAnsi="TimeNewRoman"/>
                 <w:sz w:val="30"/>
               </w:rPr>
-              <w:t>63×29=1827</w:t>
+              <w:t>93×80=7440</w:t>
             </w:r>
           </w:p>
         </w:tc>
@@ -489,7 +489,7 @@
                 <w:rFonts w:ascii="TimeNewRoman" w:hAnsi="TimeNewRoman"/>
                 <w:sz w:val="30"/>
               </w:rPr>
-              <w:t>78×59=4602</w:t>
+              <w:t>82×63=5166</w:t>
             </w:r>
           </w:p>
         </w:tc>
@@ -506,7 +506,7 @@
                 <w:rFonts w:ascii="TimeNewRoman" w:hAnsi="TimeNewRoman"/>
                 <w:sz w:val="30"/>
               </w:rPr>
-              <w:t>82×52=4264</w:t>
+              <w:t>16×46=736</w:t>
             </w:r>
           </w:p>
         </w:tc>
@@ -653,7 +653,7 @@
                 <w:rFonts w:ascii="TimeNewRoman" w:hAnsi="TimeNewRoman"/>
                 <w:sz w:val="30"/>
               </w:rPr>
-              <w:t>74×86=6364</w:t>
+              <w:t>53×68=3604</w:t>
             </w:r>
           </w:p>
         </w:tc>
@@ -670,7 +670,7 @@
                 <w:rFonts w:ascii="TimeNewRoman" w:hAnsi="TimeNewRoman"/>
                 <w:sz w:val="30"/>
               </w:rPr>
-              <w:t>83×99=8217</w:t>
+              <w:t>92×74=6808</w:t>
             </w:r>
           </w:p>
         </w:tc>
@@ -687,7 +687,7 @@
                 <w:rFonts w:ascii="TimeNewRoman" w:hAnsi="TimeNewRoman"/>
                 <w:sz w:val="30"/>
               </w:rPr>
-              <w:t>62×54=3348</w:t>
+              <w:t>39×27=1053</w:t>
             </w:r>
           </w:p>
         </w:tc>
@@ -704,7 +704,7 @@
                 <w:rFonts w:ascii="TimeNewRoman" w:hAnsi="TimeNewRoman"/>
                 <w:sz w:val="30"/>
               </w:rPr>
-              <w:t>97×87=8439</w:t>
+              <w:t>75×84=6300</w:t>
             </w:r>
           </w:p>
         </w:tc>
@@ -721,7 +721,7 @@
                 <w:rFonts w:ascii="TimeNewRoman" w:hAnsi="TimeNewRoman"/>
                 <w:sz w:val="30"/>
               </w:rPr>
-              <w:t>51×38=1938</w:t>
+              <w:t>68×37=2516</w:t>
             </w:r>
           </w:p>
         </w:tc>
@@ -868,7 +868,7 @@
                 <w:rFonts w:ascii="TimeNewRoman" w:hAnsi="TimeNewRoman"/>
                 <w:sz w:val="30"/>
               </w:rPr>
-              <w:t>58×86=4988</w:t>
+              <w:t>45×43=1935</w:t>
             </w:r>
           </w:p>
         </w:tc>
@@ -885,7 +885,7 @@
                 <w:rFonts w:ascii="TimeNewRoman" w:hAnsi="TimeNewRoman"/>
                 <w:sz w:val="30"/>
               </w:rPr>
-              <w:t>50×84=4200</w:t>
+              <w:t>58×98=5684</w:t>
             </w:r>
           </w:p>
         </w:tc>
@@ -902,7 +902,7 @@
                 <w:rFonts w:ascii="TimeNewRoman" w:hAnsi="TimeNewRoman"/>
                 <w:sz w:val="30"/>
               </w:rPr>
-              <w:t>55×80=4400</w:t>
+              <w:t>56×69=3864</w:t>
             </w:r>
           </w:p>
         </w:tc>
@@ -919,7 +919,7 @@
                 <w:rFonts w:ascii="TimeNewRoman" w:hAnsi="TimeNewRoman"/>
                 <w:sz w:val="30"/>
               </w:rPr>
-              <w:t>88×41=3608</w:t>
+              <w:t>79×78=6162</w:t>
             </w:r>
           </w:p>
         </w:tc>
@@ -936,7 +936,7 @@
                 <w:rFonts w:ascii="TimeNewRoman" w:hAnsi="TimeNewRoman"/>
                 <w:sz w:val="30"/>
               </w:rPr>
-              <w:t>71×62=4402</w:t>
+              <w:t>53×36=1908</w:t>
             </w:r>
           </w:p>
         </w:tc>

--- a/answers-of-two-digit_number_multiplied_by_two-digit_number.docx
+++ b/answers-of-two-digit_number_multiplied_by_two-digit_number.docx
@@ -11,7 +11,7 @@
           <w:rFonts w:ascii="Arial" w:hAnsi="Arial"/>
           <w:sz w:val="30"/>
         </w:rPr>
-        <w:t>2026-09-30 Wednesday</w:t>
+        <w:t>2026-10-01 Thursday</w:t>
       </w:r>
     </w:p>
     <w:tbl>
@@ -40,7 +40,7 @@
                 <w:rFonts w:ascii="TimeNewRoman" w:hAnsi="TimeNewRoman"/>
                 <w:sz w:val="30"/>
               </w:rPr>
-              <w:t>12×77=924</w:t>
+              <w:t>20×49=980</w:t>
             </w:r>
           </w:p>
         </w:tc>
@@ -57,7 +57,7 @@
                 <w:rFonts w:ascii="TimeNewRoman" w:hAnsi="TimeNewRoman"/>
                 <w:sz w:val="30"/>
               </w:rPr>
-              <w:t>14×42=588</w:t>
+              <w:t>33×24=792</w:t>
             </w:r>
           </w:p>
         </w:tc>
@@ -74,7 +74,7 @@
                 <w:rFonts w:ascii="TimeNewRoman" w:hAnsi="TimeNewRoman"/>
                 <w:sz w:val="30"/>
               </w:rPr>
-              <w:t>84×36=3024</w:t>
+              <w:t>96×88=8448</w:t>
             </w:r>
           </w:p>
         </w:tc>
@@ -91,7 +91,7 @@
                 <w:rFonts w:ascii="TimeNewRoman" w:hAnsi="TimeNewRoman"/>
                 <w:sz w:val="30"/>
               </w:rPr>
-              <w:t>80×74=5920</w:t>
+              <w:t>57×38=2166</w:t>
             </w:r>
           </w:p>
         </w:tc>
@@ -108,7 +108,7 @@
                 <w:rFonts w:ascii="TimeNewRoman" w:hAnsi="TimeNewRoman"/>
                 <w:sz w:val="30"/>
               </w:rPr>
-              <w:t>98×79=7742</w:t>
+              <w:t>21×13=273</w:t>
             </w:r>
           </w:p>
         </w:tc>
@@ -223,7 +223,7 @@
                 <w:rFonts w:ascii="TimeNewRoman" w:hAnsi="TimeNewRoman"/>
                 <w:sz w:val="30"/>
               </w:rPr>
-              <w:t>40×70=2800</w:t>
+              <w:t>66×51=3366</w:t>
             </w:r>
           </w:p>
         </w:tc>
@@ -240,7 +240,7 @@
                 <w:rFonts w:ascii="TimeNewRoman" w:hAnsi="TimeNewRoman"/>
                 <w:sz w:val="30"/>
               </w:rPr>
-              <w:t>93×72=6696</w:t>
+              <w:t>21×74=1554</w:t>
             </w:r>
           </w:p>
         </w:tc>
@@ -257,7 +257,7 @@
                 <w:rFonts w:ascii="TimeNewRoman" w:hAnsi="TimeNewRoman"/>
                 <w:sz w:val="30"/>
               </w:rPr>
-              <w:t>46×47=2162</w:t>
+              <w:t>53×52=2756</w:t>
             </w:r>
           </w:p>
         </w:tc>
@@ -274,7 +274,7 @@
                 <w:rFonts w:ascii="TimeNewRoman" w:hAnsi="TimeNewRoman"/>
                 <w:sz w:val="30"/>
               </w:rPr>
-              <w:t>62×97=6014</w:t>
+              <w:t>26×99=2574</w:t>
             </w:r>
           </w:p>
         </w:tc>
@@ -291,7 +291,7 @@
                 <w:rFonts w:ascii="TimeNewRoman" w:hAnsi="TimeNewRoman"/>
                 <w:sz w:val="30"/>
               </w:rPr>
-              <w:t>15×11=165</w:t>
+              <w:t>48×82=3936</w:t>
             </w:r>
           </w:p>
         </w:tc>
@@ -438,7 +438,7 @@
                 <w:rFonts w:ascii="TimeNewRoman" w:hAnsi="TimeNewRoman"/>
                 <w:sz w:val="30"/>
               </w:rPr>
-              <w:t>23×25=575</w:t>
+              <w:t>81×66=5346</w:t>
             </w:r>
           </w:p>
         </w:tc>
@@ -455,7 +455,7 @@
                 <w:rFonts w:ascii="TimeNewRoman" w:hAnsi="TimeNewRoman"/>
                 <w:sz w:val="30"/>
               </w:rPr>
-              <w:t>64×31=1984</w:t>
+              <w:t>45×16=720</w:t>
             </w:r>
           </w:p>
         </w:tc>
@@ -472,7 +472,7 @@
                 <w:rFonts w:ascii="TimeNewRoman" w:hAnsi="TimeNewRoman"/>
                 <w:sz w:val="30"/>
               </w:rPr>
-              <w:t>93×80=7440</w:t>
+              <w:t>27×38=1026</w:t>
             </w:r>
           </w:p>
         </w:tc>
@@ -489,7 +489,7 @@
                 <w:rFonts w:ascii="TimeNewRoman" w:hAnsi="TimeNewRoman"/>
                 <w:sz w:val="30"/>
               </w:rPr>
-              <w:t>82×63=5166</w:t>
+              <w:t>69×19=1311</w:t>
             </w:r>
           </w:p>
         </w:tc>
@@ -506,7 +506,7 @@
                 <w:rFonts w:ascii="TimeNewRoman" w:hAnsi="TimeNewRoman"/>
                 <w:sz w:val="30"/>
               </w:rPr>
-              <w:t>16×46=736</w:t>
+              <w:t>70×45=3150</w:t>
             </w:r>
           </w:p>
         </w:tc>
@@ -653,7 +653,7 @@
                 <w:rFonts w:ascii="TimeNewRoman" w:hAnsi="TimeNewRoman"/>
                 <w:sz w:val="30"/>
               </w:rPr>
-              <w:t>53×68=3604</w:t>
+              <w:t>16×37=592</w:t>
             </w:r>
           </w:p>
         </w:tc>
@@ -670,7 +670,7 @@
                 <w:rFonts w:ascii="TimeNewRoman" w:hAnsi="TimeNewRoman"/>
                 <w:sz w:val="30"/>
               </w:rPr>
-              <w:t>92×74=6808</w:t>
+              <w:t>72×12=864</w:t>
             </w:r>
           </w:p>
         </w:tc>
@@ -687,7 +687,7 @@
                 <w:rFonts w:ascii="TimeNewRoman" w:hAnsi="TimeNewRoman"/>
                 <w:sz w:val="30"/>
               </w:rPr>
-              <w:t>39×27=1053</w:t>
+              <w:t>50×47=2350</w:t>
             </w:r>
           </w:p>
         </w:tc>
@@ -704,7 +704,7 @@
                 <w:rFonts w:ascii="TimeNewRoman" w:hAnsi="TimeNewRoman"/>
                 <w:sz w:val="30"/>
               </w:rPr>
-              <w:t>75×84=6300</w:t>
+              <w:t>46×36=1656</w:t>
             </w:r>
           </w:p>
         </w:tc>
@@ -721,7 +721,7 @@
                 <w:rFonts w:ascii="TimeNewRoman" w:hAnsi="TimeNewRoman"/>
                 <w:sz w:val="30"/>
               </w:rPr>
-              <w:t>68×37=2516</w:t>
+              <w:t>31×61=1891</w:t>
             </w:r>
           </w:p>
         </w:tc>
@@ -868,7 +868,7 @@
                 <w:rFonts w:ascii="TimeNewRoman" w:hAnsi="TimeNewRoman"/>
                 <w:sz w:val="30"/>
               </w:rPr>
-              <w:t>45×43=1935</w:t>
+              <w:t>22×65=1430</w:t>
             </w:r>
           </w:p>
         </w:tc>
@@ -885,7 +885,7 @@
                 <w:rFonts w:ascii="TimeNewRoman" w:hAnsi="TimeNewRoman"/>
                 <w:sz w:val="30"/>
               </w:rPr>
-              <w:t>58×98=5684</w:t>
+              <w:t>38×60=2280</w:t>
             </w:r>
           </w:p>
         </w:tc>
@@ -902,7 +902,7 @@
                 <w:rFonts w:ascii="TimeNewRoman" w:hAnsi="TimeNewRoman"/>
                 <w:sz w:val="30"/>
               </w:rPr>
-              <w:t>56×69=3864</w:t>
+              <w:t>43×89=3827</w:t>
             </w:r>
           </w:p>
         </w:tc>
@@ -919,7 +919,7 @@
                 <w:rFonts w:ascii="TimeNewRoman" w:hAnsi="TimeNewRoman"/>
                 <w:sz w:val="30"/>
               </w:rPr>
-              <w:t>79×78=6162</w:t>
+              <w:t>35×27=945</w:t>
             </w:r>
           </w:p>
         </w:tc>
@@ -936,7 +936,7 @@
                 <w:rFonts w:ascii="TimeNewRoman" w:hAnsi="TimeNewRoman"/>
                 <w:sz w:val="30"/>
               </w:rPr>
-              <w:t>53×36=1908</w:t>
+              <w:t>21×74=1554</w:t>
             </w:r>
           </w:p>
         </w:tc>

--- a/answers-of-two-digit_number_multiplied_by_two-digit_number.docx
+++ b/answers-of-two-digit_number_multiplied_by_two-digit_number.docx
@@ -40,7 +40,7 @@
                 <w:rFonts w:ascii="TimeNewRoman" w:hAnsi="TimeNewRoman"/>
                 <w:sz w:val="30"/>
               </w:rPr>
-              <w:t>20×49=980</w:t>
+              <w:t>81×90=7290</w:t>
             </w:r>
           </w:p>
         </w:tc>
@@ -57,7 +57,7 @@
                 <w:rFonts w:ascii="TimeNewRoman" w:hAnsi="TimeNewRoman"/>
                 <w:sz w:val="30"/>
               </w:rPr>
-              <w:t>33×24=792</w:t>
+              <w:t>26×44=1144</w:t>
             </w:r>
           </w:p>
         </w:tc>
@@ -74,7 +74,7 @@
                 <w:rFonts w:ascii="TimeNewRoman" w:hAnsi="TimeNewRoman"/>
                 <w:sz w:val="30"/>
               </w:rPr>
-              <w:t>96×88=8448</w:t>
+              <w:t>92×61=5612</w:t>
             </w:r>
           </w:p>
         </w:tc>
@@ -91,7 +91,7 @@
                 <w:rFonts w:ascii="TimeNewRoman" w:hAnsi="TimeNewRoman"/>
                 <w:sz w:val="30"/>
               </w:rPr>
-              <w:t>57×38=2166</w:t>
+              <w:t>24×85=2040</w:t>
             </w:r>
           </w:p>
         </w:tc>
@@ -108,7 +108,7 @@
                 <w:rFonts w:ascii="TimeNewRoman" w:hAnsi="TimeNewRoman"/>
                 <w:sz w:val="30"/>
               </w:rPr>
-              <w:t>21×13=273</w:t>
+              <w:t>14×96=1344</w:t>
             </w:r>
           </w:p>
         </w:tc>
@@ -223,7 +223,7 @@
                 <w:rFonts w:ascii="TimeNewRoman" w:hAnsi="TimeNewRoman"/>
                 <w:sz w:val="30"/>
               </w:rPr>
-              <w:t>66×51=3366</w:t>
+              <w:t>22×74=1628</w:t>
             </w:r>
           </w:p>
         </w:tc>
@@ -240,7 +240,7 @@
                 <w:rFonts w:ascii="TimeNewRoman" w:hAnsi="TimeNewRoman"/>
                 <w:sz w:val="30"/>
               </w:rPr>
-              <w:t>21×74=1554</w:t>
+              <w:t>51×80=4080</w:t>
             </w:r>
           </w:p>
         </w:tc>
@@ -257,7 +257,7 @@
                 <w:rFonts w:ascii="TimeNewRoman" w:hAnsi="TimeNewRoman"/>
                 <w:sz w:val="30"/>
               </w:rPr>
-              <w:t>53×52=2756</w:t>
+              <w:t>38×27=1026</w:t>
             </w:r>
           </w:p>
         </w:tc>
@@ -274,7 +274,7 @@
                 <w:rFonts w:ascii="TimeNewRoman" w:hAnsi="TimeNewRoman"/>
                 <w:sz w:val="30"/>
               </w:rPr>
-              <w:t>26×99=2574</w:t>
+              <w:t>64×53=3392</w:t>
             </w:r>
           </w:p>
         </w:tc>
@@ -291,7 +291,7 @@
                 <w:rFonts w:ascii="TimeNewRoman" w:hAnsi="TimeNewRoman"/>
                 <w:sz w:val="30"/>
               </w:rPr>
-              <w:t>48×82=3936</w:t>
+              <w:t>66×77=5082</w:t>
             </w:r>
           </w:p>
         </w:tc>
@@ -438,7 +438,7 @@
                 <w:rFonts w:ascii="TimeNewRoman" w:hAnsi="TimeNewRoman"/>
                 <w:sz w:val="30"/>
               </w:rPr>
-              <w:t>81×66=5346</w:t>
+              <w:t>45×14=630</w:t>
             </w:r>
           </w:p>
         </w:tc>
@@ -455,7 +455,7 @@
                 <w:rFonts w:ascii="TimeNewRoman" w:hAnsi="TimeNewRoman"/>
                 <w:sz w:val="30"/>
               </w:rPr>
-              <w:t>45×16=720</w:t>
+              <w:t>46×18=828</w:t>
             </w:r>
           </w:p>
         </w:tc>
@@ -472,7 +472,7 @@
                 <w:rFonts w:ascii="TimeNewRoman" w:hAnsi="TimeNewRoman"/>
                 <w:sz w:val="30"/>
               </w:rPr>
-              <w:t>27×38=1026</w:t>
+              <w:t>97×77=7469</w:t>
             </w:r>
           </w:p>
         </w:tc>
@@ -489,7 +489,7 @@
                 <w:rFonts w:ascii="TimeNewRoman" w:hAnsi="TimeNewRoman"/>
                 <w:sz w:val="30"/>
               </w:rPr>
-              <w:t>69×19=1311</w:t>
+              <w:t>50×97=4850</w:t>
             </w:r>
           </w:p>
         </w:tc>
@@ -506,7 +506,7 @@
                 <w:rFonts w:ascii="TimeNewRoman" w:hAnsi="TimeNewRoman"/>
                 <w:sz w:val="30"/>
               </w:rPr>
-              <w:t>70×45=3150</w:t>
+              <w:t>67×33=2211</w:t>
             </w:r>
           </w:p>
         </w:tc>
@@ -653,7 +653,7 @@
                 <w:rFonts w:ascii="TimeNewRoman" w:hAnsi="TimeNewRoman"/>
                 <w:sz w:val="30"/>
               </w:rPr>
-              <w:t>16×37=592</w:t>
+              <w:t>63×69=4347</w:t>
             </w:r>
           </w:p>
         </w:tc>
@@ -670,7 +670,7 @@
                 <w:rFonts w:ascii="TimeNewRoman" w:hAnsi="TimeNewRoman"/>
                 <w:sz w:val="30"/>
               </w:rPr>
-              <w:t>72×12=864</w:t>
+              <w:t>71×66=4686</w:t>
             </w:r>
           </w:p>
         </w:tc>
@@ -687,7 +687,7 @@
                 <w:rFonts w:ascii="TimeNewRoman" w:hAnsi="TimeNewRoman"/>
                 <w:sz w:val="30"/>
               </w:rPr>
-              <w:t>50×47=2350</w:t>
+              <w:t>89×79=7031</w:t>
             </w:r>
           </w:p>
         </w:tc>
@@ -704,7 +704,7 @@
                 <w:rFonts w:ascii="TimeNewRoman" w:hAnsi="TimeNewRoman"/>
                 <w:sz w:val="30"/>
               </w:rPr>
-              <w:t>46×36=1656</w:t>
+              <w:t>67×94=6298</w:t>
             </w:r>
           </w:p>
         </w:tc>
@@ -721,7 +721,7 @@
                 <w:rFonts w:ascii="TimeNewRoman" w:hAnsi="TimeNewRoman"/>
                 <w:sz w:val="30"/>
               </w:rPr>
-              <w:t>31×61=1891</w:t>
+              <w:t>33×49=1617</w:t>
             </w:r>
           </w:p>
         </w:tc>
@@ -868,7 +868,7 @@
                 <w:rFonts w:ascii="TimeNewRoman" w:hAnsi="TimeNewRoman"/>
                 <w:sz w:val="30"/>
               </w:rPr>
-              <w:t>22×65=1430</w:t>
+              <w:t>19×74=1406</w:t>
             </w:r>
           </w:p>
         </w:tc>
@@ -885,7 +885,7 @@
                 <w:rFonts w:ascii="TimeNewRoman" w:hAnsi="TimeNewRoman"/>
                 <w:sz w:val="30"/>
               </w:rPr>
-              <w:t>38×60=2280</w:t>
+              <w:t>94×37=3478</w:t>
             </w:r>
           </w:p>
         </w:tc>
@@ -902,7 +902,7 @@
                 <w:rFonts w:ascii="TimeNewRoman" w:hAnsi="TimeNewRoman"/>
                 <w:sz w:val="30"/>
               </w:rPr>
-              <w:t>43×89=3827</w:t>
+              <w:t>39×47=1833</w:t>
             </w:r>
           </w:p>
         </w:tc>
@@ -919,7 +919,7 @@
                 <w:rFonts w:ascii="TimeNewRoman" w:hAnsi="TimeNewRoman"/>
                 <w:sz w:val="30"/>
               </w:rPr>
-              <w:t>35×27=945</w:t>
+              <w:t>80×40=3200</w:t>
             </w:r>
           </w:p>
         </w:tc>
@@ -936,7 +936,7 @@
                 <w:rFonts w:ascii="TimeNewRoman" w:hAnsi="TimeNewRoman"/>
                 <w:sz w:val="30"/>
               </w:rPr>
-              <w:t>21×74=1554</w:t>
+              <w:t>96×47=4512</w:t>
             </w:r>
           </w:p>
         </w:tc>

--- a/answers-of-two-digit_number_multiplied_by_two-digit_number.docx
+++ b/answers-of-two-digit_number_multiplied_by_two-digit_number.docx
@@ -11,7 +11,7 @@
           <w:rFonts w:ascii="Arial" w:hAnsi="Arial"/>
           <w:sz w:val="30"/>
         </w:rPr>
-        <w:t>2026-10-01 Thursday</w:t>
+        <w:t>2026-10-02 Friday</w:t>
       </w:r>
     </w:p>
     <w:tbl>
@@ -40,7 +40,7 @@
                 <w:rFonts w:ascii="TimeNewRoman" w:hAnsi="TimeNewRoman"/>
                 <w:sz w:val="30"/>
               </w:rPr>
-              <w:t>81×90=7290</w:t>
+              <w:t>28×92=2576</w:t>
             </w:r>
           </w:p>
         </w:tc>
@@ -57,7 +57,7 @@
                 <w:rFonts w:ascii="TimeNewRoman" w:hAnsi="TimeNewRoman"/>
                 <w:sz w:val="30"/>
               </w:rPr>
-              <w:t>26×44=1144</w:t>
+              <w:t>66×18=1188</w:t>
             </w:r>
           </w:p>
         </w:tc>
@@ -74,7 +74,7 @@
                 <w:rFonts w:ascii="TimeNewRoman" w:hAnsi="TimeNewRoman"/>
                 <w:sz w:val="30"/>
               </w:rPr>
-              <w:t>92×61=5612</w:t>
+              <w:t>33×72=2376</w:t>
             </w:r>
           </w:p>
         </w:tc>
@@ -91,7 +91,7 @@
                 <w:rFonts w:ascii="TimeNewRoman" w:hAnsi="TimeNewRoman"/>
                 <w:sz w:val="30"/>
               </w:rPr>
-              <w:t>24×85=2040</w:t>
+              <w:t>79×77=6083</w:t>
             </w:r>
           </w:p>
         </w:tc>
@@ -108,7 +108,7 @@
                 <w:rFonts w:ascii="TimeNewRoman" w:hAnsi="TimeNewRoman"/>
                 <w:sz w:val="30"/>
               </w:rPr>
-              <w:t>14×96=1344</w:t>
+              <w:t>44×96=4224</w:t>
             </w:r>
           </w:p>
         </w:tc>
@@ -223,7 +223,7 @@
                 <w:rFonts w:ascii="TimeNewRoman" w:hAnsi="TimeNewRoman"/>
                 <w:sz w:val="30"/>
               </w:rPr>
-              <w:t>22×74=1628</w:t>
+              <w:t>72×40=2880</w:t>
             </w:r>
           </w:p>
         </w:tc>
@@ -240,7 +240,7 @@
                 <w:rFonts w:ascii="TimeNewRoman" w:hAnsi="TimeNewRoman"/>
                 <w:sz w:val="30"/>
               </w:rPr>
-              <w:t>51×80=4080</w:t>
+              <w:t>26×34=884</w:t>
             </w:r>
           </w:p>
         </w:tc>
@@ -257,7 +257,7 @@
                 <w:rFonts w:ascii="TimeNewRoman" w:hAnsi="TimeNewRoman"/>
                 <w:sz w:val="30"/>
               </w:rPr>
-              <w:t>38×27=1026</w:t>
+              <w:t>37×53=1961</w:t>
             </w:r>
           </w:p>
         </w:tc>
@@ -274,7 +274,7 @@
                 <w:rFonts w:ascii="TimeNewRoman" w:hAnsi="TimeNewRoman"/>
                 <w:sz w:val="30"/>
               </w:rPr>
-              <w:t>64×53=3392</w:t>
+              <w:t>47×40=1880</w:t>
             </w:r>
           </w:p>
         </w:tc>
@@ -291,7 +291,7 @@
                 <w:rFonts w:ascii="TimeNewRoman" w:hAnsi="TimeNewRoman"/>
                 <w:sz w:val="30"/>
               </w:rPr>
-              <w:t>66×77=5082</w:t>
+              <w:t>24×74=1776</w:t>
             </w:r>
           </w:p>
         </w:tc>
@@ -438,7 +438,7 @@
                 <w:rFonts w:ascii="TimeNewRoman" w:hAnsi="TimeNewRoman"/>
                 <w:sz w:val="30"/>
               </w:rPr>
-              <w:t>45×14=630</w:t>
+              <w:t>16×24=384</w:t>
             </w:r>
           </w:p>
         </w:tc>
@@ -455,7 +455,7 @@
                 <w:rFonts w:ascii="TimeNewRoman" w:hAnsi="TimeNewRoman"/>
                 <w:sz w:val="30"/>
               </w:rPr>
-              <w:t>46×18=828</w:t>
+              <w:t>80×29=2320</w:t>
             </w:r>
           </w:p>
         </w:tc>
@@ -472,7 +472,7 @@
                 <w:rFonts w:ascii="TimeNewRoman" w:hAnsi="TimeNewRoman"/>
                 <w:sz w:val="30"/>
               </w:rPr>
-              <w:t>97×77=7469</w:t>
+              <w:t>61×96=5856</w:t>
             </w:r>
           </w:p>
         </w:tc>
@@ -489,7 +489,7 @@
                 <w:rFonts w:ascii="TimeNewRoman" w:hAnsi="TimeNewRoman"/>
                 <w:sz w:val="30"/>
               </w:rPr>
-              <w:t>50×97=4850</w:t>
+              <w:t>76×80=6080</w:t>
             </w:r>
           </w:p>
         </w:tc>
@@ -506,7 +506,7 @@
                 <w:rFonts w:ascii="TimeNewRoman" w:hAnsi="TimeNewRoman"/>
                 <w:sz w:val="30"/>
               </w:rPr>
-              <w:t>67×33=2211</w:t>
+              <w:t>90×52=4680</w:t>
             </w:r>
           </w:p>
         </w:tc>
@@ -653,7 +653,7 @@
                 <w:rFonts w:ascii="TimeNewRoman" w:hAnsi="TimeNewRoman"/>
                 <w:sz w:val="30"/>
               </w:rPr>
-              <w:t>63×69=4347</w:t>
+              <w:t>43×73=3139</w:t>
             </w:r>
           </w:p>
         </w:tc>
@@ -670,7 +670,7 @@
                 <w:rFonts w:ascii="TimeNewRoman" w:hAnsi="TimeNewRoman"/>
                 <w:sz w:val="30"/>
               </w:rPr>
-              <w:t>71×66=4686</w:t>
+              <w:t>97×28=2716</w:t>
             </w:r>
           </w:p>
         </w:tc>
@@ -687,7 +687,7 @@
                 <w:rFonts w:ascii="TimeNewRoman" w:hAnsi="TimeNewRoman"/>
                 <w:sz w:val="30"/>
               </w:rPr>
-              <w:t>89×79=7031</w:t>
+              <w:t>20×72=1440</w:t>
             </w:r>
           </w:p>
         </w:tc>
@@ -704,7 +704,7 @@
                 <w:rFonts w:ascii="TimeNewRoman" w:hAnsi="TimeNewRoman"/>
                 <w:sz w:val="30"/>
               </w:rPr>
-              <w:t>67×94=6298</w:t>
+              <w:t>99×57=5643</w:t>
             </w:r>
           </w:p>
         </w:tc>
@@ -721,7 +721,7 @@
                 <w:rFonts w:ascii="TimeNewRoman" w:hAnsi="TimeNewRoman"/>
                 <w:sz w:val="30"/>
               </w:rPr>
-              <w:t>33×49=1617</w:t>
+              <w:t>46×23=1058</w:t>
             </w:r>
           </w:p>
         </w:tc>
@@ -868,7 +868,7 @@
                 <w:rFonts w:ascii="TimeNewRoman" w:hAnsi="TimeNewRoman"/>
                 <w:sz w:val="30"/>
               </w:rPr>
-              <w:t>19×74=1406</w:t>
+              <w:t>36×48=1728</w:t>
             </w:r>
           </w:p>
         </w:tc>
@@ -885,7 +885,7 @@
                 <w:rFonts w:ascii="TimeNewRoman" w:hAnsi="TimeNewRoman"/>
                 <w:sz w:val="30"/>
               </w:rPr>
-              <w:t>94×37=3478</w:t>
+              <w:t>53×76=4028</w:t>
             </w:r>
           </w:p>
         </w:tc>
@@ -902,7 +902,7 @@
                 <w:rFonts w:ascii="TimeNewRoman" w:hAnsi="TimeNewRoman"/>
                 <w:sz w:val="30"/>
               </w:rPr>
-              <w:t>39×47=1833</w:t>
+              <w:t>15×32=480</w:t>
             </w:r>
           </w:p>
         </w:tc>
@@ -919,7 +919,7 @@
                 <w:rFonts w:ascii="TimeNewRoman" w:hAnsi="TimeNewRoman"/>
                 <w:sz w:val="30"/>
               </w:rPr>
-              <w:t>80×40=3200</w:t>
+              <w:t>75×30=2250</w:t>
             </w:r>
           </w:p>
         </w:tc>
@@ -936,7 +936,7 @@
                 <w:rFonts w:ascii="TimeNewRoman" w:hAnsi="TimeNewRoman"/>
                 <w:sz w:val="30"/>
               </w:rPr>
-              <w:t>96×47=4512</w:t>
+              <w:t>76×66=5016</w:t>
             </w:r>
           </w:p>
         </w:tc>

--- a/answers-of-two-digit_number_multiplied_by_two-digit_number.docx
+++ b/answers-of-two-digit_number_multiplied_by_two-digit_number.docx
@@ -40,7 +40,7 @@
                 <w:rFonts w:ascii="TimeNewRoman" w:hAnsi="TimeNewRoman"/>
                 <w:sz w:val="30"/>
               </w:rPr>
-              <w:t>28×92=2576</w:t>
+              <w:t>45×22=990</w:t>
             </w:r>
           </w:p>
         </w:tc>
@@ -57,7 +57,7 @@
                 <w:rFonts w:ascii="TimeNewRoman" w:hAnsi="TimeNewRoman"/>
                 <w:sz w:val="30"/>
               </w:rPr>
-              <w:t>66×18=1188</w:t>
+              <w:t>62×51=3162</w:t>
             </w:r>
           </w:p>
         </w:tc>
@@ -74,7 +74,7 @@
                 <w:rFonts w:ascii="TimeNewRoman" w:hAnsi="TimeNewRoman"/>
                 <w:sz w:val="30"/>
               </w:rPr>
-              <w:t>33×72=2376</w:t>
+              <w:t>71×11=781</w:t>
             </w:r>
           </w:p>
         </w:tc>
@@ -91,7 +91,7 @@
                 <w:rFonts w:ascii="TimeNewRoman" w:hAnsi="TimeNewRoman"/>
                 <w:sz w:val="30"/>
               </w:rPr>
-              <w:t>79×77=6083</w:t>
+              <w:t>32×77=2464</w:t>
             </w:r>
           </w:p>
         </w:tc>
@@ -108,7 +108,7 @@
                 <w:rFonts w:ascii="TimeNewRoman" w:hAnsi="TimeNewRoman"/>
                 <w:sz w:val="30"/>
               </w:rPr>
-              <w:t>44×96=4224</w:t>
+              <w:t>65×18=1170</w:t>
             </w:r>
           </w:p>
         </w:tc>
@@ -223,7 +223,7 @@
                 <w:rFonts w:ascii="TimeNewRoman" w:hAnsi="TimeNewRoman"/>
                 <w:sz w:val="30"/>
               </w:rPr>
-              <w:t>72×40=2880</w:t>
+              <w:t>41×65=2665</w:t>
             </w:r>
           </w:p>
         </w:tc>
@@ -240,7 +240,7 @@
                 <w:rFonts w:ascii="TimeNewRoman" w:hAnsi="TimeNewRoman"/>
                 <w:sz w:val="30"/>
               </w:rPr>
-              <w:t>26×34=884</w:t>
+              <w:t>13×19=247</w:t>
             </w:r>
           </w:p>
         </w:tc>
@@ -257,7 +257,7 @@
                 <w:rFonts w:ascii="TimeNewRoman" w:hAnsi="TimeNewRoman"/>
                 <w:sz w:val="30"/>
               </w:rPr>
-              <w:t>37×53=1961</w:t>
+              <w:t>64×93=5952</w:t>
             </w:r>
           </w:p>
         </w:tc>
@@ -274,7 +274,7 @@
                 <w:rFonts w:ascii="TimeNewRoman" w:hAnsi="TimeNewRoman"/>
                 <w:sz w:val="30"/>
               </w:rPr>
-              <w:t>47×40=1880</w:t>
+              <w:t>59×11=649</w:t>
             </w:r>
           </w:p>
         </w:tc>
@@ -291,7 +291,7 @@
                 <w:rFonts w:ascii="TimeNewRoman" w:hAnsi="TimeNewRoman"/>
                 <w:sz w:val="30"/>
               </w:rPr>
-              <w:t>24×74=1776</w:t>
+              <w:t>80×41=3280</w:t>
             </w:r>
           </w:p>
         </w:tc>
@@ -438,7 +438,7 @@
                 <w:rFonts w:ascii="TimeNewRoman" w:hAnsi="TimeNewRoman"/>
                 <w:sz w:val="30"/>
               </w:rPr>
-              <w:t>16×24=384</w:t>
+              <w:t>83×70=5810</w:t>
             </w:r>
           </w:p>
         </w:tc>
@@ -455,7 +455,7 @@
                 <w:rFonts w:ascii="TimeNewRoman" w:hAnsi="TimeNewRoman"/>
                 <w:sz w:val="30"/>
               </w:rPr>
-              <w:t>80×29=2320</w:t>
+              <w:t>85×44=3740</w:t>
             </w:r>
           </w:p>
         </w:tc>
@@ -472,7 +472,7 @@
                 <w:rFonts w:ascii="TimeNewRoman" w:hAnsi="TimeNewRoman"/>
                 <w:sz w:val="30"/>
               </w:rPr>
-              <w:t>61×96=5856</w:t>
+              <w:t>98×57=5586</w:t>
             </w:r>
           </w:p>
         </w:tc>
@@ -489,7 +489,7 @@
                 <w:rFonts w:ascii="TimeNewRoman" w:hAnsi="TimeNewRoman"/>
                 <w:sz w:val="30"/>
               </w:rPr>
-              <w:t>76×80=6080</w:t>
+              <w:t>92×60=5520</w:t>
             </w:r>
           </w:p>
         </w:tc>
@@ -506,7 +506,7 @@
                 <w:rFonts w:ascii="TimeNewRoman" w:hAnsi="TimeNewRoman"/>
                 <w:sz w:val="30"/>
               </w:rPr>
-              <w:t>90×52=4680</w:t>
+              <w:t>69×58=4002</w:t>
             </w:r>
           </w:p>
         </w:tc>
@@ -653,7 +653,7 @@
                 <w:rFonts w:ascii="TimeNewRoman" w:hAnsi="TimeNewRoman"/>
                 <w:sz w:val="30"/>
               </w:rPr>
-              <w:t>43×73=3139</w:t>
+              <w:t>56×28=1568</w:t>
             </w:r>
           </w:p>
         </w:tc>
@@ -670,7 +670,7 @@
                 <w:rFonts w:ascii="TimeNewRoman" w:hAnsi="TimeNewRoman"/>
                 <w:sz w:val="30"/>
               </w:rPr>
-              <w:t>97×28=2716</w:t>
+              <w:t>90×85=7650</w:t>
             </w:r>
           </w:p>
         </w:tc>
@@ -687,7 +687,7 @@
                 <w:rFonts w:ascii="TimeNewRoman" w:hAnsi="TimeNewRoman"/>
                 <w:sz w:val="30"/>
               </w:rPr>
-              <w:t>20×72=1440</w:t>
+              <w:t>60×87=5220</w:t>
             </w:r>
           </w:p>
         </w:tc>
@@ -704,7 +704,7 @@
                 <w:rFonts w:ascii="TimeNewRoman" w:hAnsi="TimeNewRoman"/>
                 <w:sz w:val="30"/>
               </w:rPr>
-              <w:t>99×57=5643</w:t>
+              <w:t>87×46=4002</w:t>
             </w:r>
           </w:p>
         </w:tc>
@@ -721,7 +721,7 @@
                 <w:rFonts w:ascii="TimeNewRoman" w:hAnsi="TimeNewRoman"/>
                 <w:sz w:val="30"/>
               </w:rPr>
-              <w:t>46×23=1058</w:t>
+              <w:t>81×53=4293</w:t>
             </w:r>
           </w:p>
         </w:tc>
@@ -868,7 +868,7 @@
                 <w:rFonts w:ascii="TimeNewRoman" w:hAnsi="TimeNewRoman"/>
                 <w:sz w:val="30"/>
               </w:rPr>
-              <w:t>36×48=1728</w:t>
+              <w:t>17×60=1020</w:t>
             </w:r>
           </w:p>
         </w:tc>
@@ -885,7 +885,7 @@
                 <w:rFonts w:ascii="TimeNewRoman" w:hAnsi="TimeNewRoman"/>
                 <w:sz w:val="30"/>
               </w:rPr>
-              <w:t>53×76=4028</w:t>
+              <w:t>90×21=1890</w:t>
             </w:r>
           </w:p>
         </w:tc>
@@ -902,7 +902,7 @@
                 <w:rFonts w:ascii="TimeNewRoman" w:hAnsi="TimeNewRoman"/>
                 <w:sz w:val="30"/>
               </w:rPr>
-              <w:t>15×32=480</w:t>
+              <w:t>52×14=728</w:t>
             </w:r>
           </w:p>
         </w:tc>
@@ -919,7 +919,7 @@
                 <w:rFonts w:ascii="TimeNewRoman" w:hAnsi="TimeNewRoman"/>
                 <w:sz w:val="30"/>
               </w:rPr>
-              <w:t>75×30=2250</w:t>
+              <w:t>29×36=1044</w:t>
             </w:r>
           </w:p>
         </w:tc>
@@ -936,7 +936,7 @@
                 <w:rFonts w:ascii="TimeNewRoman" w:hAnsi="TimeNewRoman"/>
                 <w:sz w:val="30"/>
               </w:rPr>
-              <w:t>76×66=5016</w:t>
+              <w:t>85×70=5950</w:t>
             </w:r>
           </w:p>
         </w:tc>

--- a/answers-of-two-digit_number_multiplied_by_two-digit_number.docx
+++ b/answers-of-two-digit_number_multiplied_by_two-digit_number.docx
@@ -11,7 +11,7 @@
           <w:rFonts w:ascii="Arial" w:hAnsi="Arial"/>
           <w:sz w:val="30"/>
         </w:rPr>
-        <w:t>2026-10-02 Friday</w:t>
+        <w:t>2026-10-03 Saturday</w:t>
       </w:r>
     </w:p>
     <w:tbl>
@@ -40,7 +40,7 @@
                 <w:rFonts w:ascii="TimeNewRoman" w:hAnsi="TimeNewRoman"/>
                 <w:sz w:val="30"/>
               </w:rPr>
-              <w:t>45×22=990</w:t>
+              <w:t>83×50=4150</w:t>
             </w:r>
           </w:p>
         </w:tc>
@@ -57,7 +57,7 @@
                 <w:rFonts w:ascii="TimeNewRoman" w:hAnsi="TimeNewRoman"/>
                 <w:sz w:val="30"/>
               </w:rPr>
-              <w:t>62×51=3162</w:t>
+              <w:t>69×36=2484</w:t>
             </w:r>
           </w:p>
         </w:tc>
@@ -74,7 +74,7 @@
                 <w:rFonts w:ascii="TimeNewRoman" w:hAnsi="TimeNewRoman"/>
                 <w:sz w:val="30"/>
               </w:rPr>
-              <w:t>71×11=781</w:t>
+              <w:t>72×17=1224</w:t>
             </w:r>
           </w:p>
         </w:tc>
@@ -91,7 +91,7 @@
                 <w:rFonts w:ascii="TimeNewRoman" w:hAnsi="TimeNewRoman"/>
                 <w:sz w:val="30"/>
               </w:rPr>
-              <w:t>32×77=2464</w:t>
+              <w:t>83×84=6972</w:t>
             </w:r>
           </w:p>
         </w:tc>
@@ -108,7 +108,7 @@
                 <w:rFonts w:ascii="TimeNewRoman" w:hAnsi="TimeNewRoman"/>
                 <w:sz w:val="30"/>
               </w:rPr>
-              <w:t>65×18=1170</w:t>
+              <w:t>72×94=6768</w:t>
             </w:r>
           </w:p>
         </w:tc>
@@ -223,7 +223,7 @@
                 <w:rFonts w:ascii="TimeNewRoman" w:hAnsi="TimeNewRoman"/>
                 <w:sz w:val="30"/>
               </w:rPr>
-              <w:t>41×65=2665</w:t>
+              <w:t>71×86=6106</w:t>
             </w:r>
           </w:p>
         </w:tc>
@@ -240,7 +240,7 @@
                 <w:rFonts w:ascii="TimeNewRoman" w:hAnsi="TimeNewRoman"/>
                 <w:sz w:val="30"/>
               </w:rPr>
-              <w:t>13×19=247</w:t>
+              <w:t>61×73=4453</w:t>
             </w:r>
           </w:p>
         </w:tc>
@@ -257,7 +257,7 @@
                 <w:rFonts w:ascii="TimeNewRoman" w:hAnsi="TimeNewRoman"/>
                 <w:sz w:val="30"/>
               </w:rPr>
-              <w:t>64×93=5952</w:t>
+              <w:t>81×42=3402</w:t>
             </w:r>
           </w:p>
         </w:tc>
@@ -274,7 +274,7 @@
                 <w:rFonts w:ascii="TimeNewRoman" w:hAnsi="TimeNewRoman"/>
                 <w:sz w:val="30"/>
               </w:rPr>
-              <w:t>59×11=649</w:t>
+              <w:t>75×92=6900</w:t>
             </w:r>
           </w:p>
         </w:tc>
@@ -291,7 +291,7 @@
                 <w:rFonts w:ascii="TimeNewRoman" w:hAnsi="TimeNewRoman"/>
                 <w:sz w:val="30"/>
               </w:rPr>
-              <w:t>80×41=3280</w:t>
+              <w:t>28×69=1932</w:t>
             </w:r>
           </w:p>
         </w:tc>
@@ -438,7 +438,7 @@
                 <w:rFonts w:ascii="TimeNewRoman" w:hAnsi="TimeNewRoman"/>
                 <w:sz w:val="30"/>
               </w:rPr>
-              <w:t>83×70=5810</w:t>
+              <w:t>72×24=1728</w:t>
             </w:r>
           </w:p>
         </w:tc>
@@ -455,7 +455,7 @@
                 <w:rFonts w:ascii="TimeNewRoman" w:hAnsi="TimeNewRoman"/>
                 <w:sz w:val="30"/>
               </w:rPr>
-              <w:t>85×44=3740</w:t>
+              <w:t>38×51=1938</w:t>
             </w:r>
           </w:p>
         </w:tc>
@@ -472,7 +472,7 @@
                 <w:rFonts w:ascii="TimeNewRoman" w:hAnsi="TimeNewRoman"/>
                 <w:sz w:val="30"/>
               </w:rPr>
-              <w:t>98×57=5586</w:t>
+              <w:t>98×42=4116</w:t>
             </w:r>
           </w:p>
         </w:tc>
@@ -489,7 +489,7 @@
                 <w:rFonts w:ascii="TimeNewRoman" w:hAnsi="TimeNewRoman"/>
                 <w:sz w:val="30"/>
               </w:rPr>
-              <w:t>92×60=5520</w:t>
+              <w:t>64×86=5504</w:t>
             </w:r>
           </w:p>
         </w:tc>
@@ -506,7 +506,7 @@
                 <w:rFonts w:ascii="TimeNewRoman" w:hAnsi="TimeNewRoman"/>
                 <w:sz w:val="30"/>
               </w:rPr>
-              <w:t>69×58=4002</w:t>
+              <w:t>41×13=533</w:t>
             </w:r>
           </w:p>
         </w:tc>
@@ -653,7 +653,7 @@
                 <w:rFonts w:ascii="TimeNewRoman" w:hAnsi="TimeNewRoman"/>
                 <w:sz w:val="30"/>
               </w:rPr>
-              <w:t>56×28=1568</w:t>
+              <w:t>52×37=1924</w:t>
             </w:r>
           </w:p>
         </w:tc>
@@ -670,7 +670,7 @@
                 <w:rFonts w:ascii="TimeNewRoman" w:hAnsi="TimeNewRoman"/>
                 <w:sz w:val="30"/>
               </w:rPr>
-              <w:t>90×85=7650</w:t>
+              <w:t>32×36=1152</w:t>
             </w:r>
           </w:p>
         </w:tc>
@@ -687,7 +687,7 @@
                 <w:rFonts w:ascii="TimeNewRoman" w:hAnsi="TimeNewRoman"/>
                 <w:sz w:val="30"/>
               </w:rPr>
-              <w:t>60×87=5220</w:t>
+              <w:t>70×62=4340</w:t>
             </w:r>
           </w:p>
         </w:tc>
@@ -704,7 +704,7 @@
                 <w:rFonts w:ascii="TimeNewRoman" w:hAnsi="TimeNewRoman"/>
                 <w:sz w:val="30"/>
               </w:rPr>
-              <w:t>87×46=4002</w:t>
+              <w:t>24×97=2328</w:t>
             </w:r>
           </w:p>
         </w:tc>
@@ -721,7 +721,7 @@
                 <w:rFonts w:ascii="TimeNewRoman" w:hAnsi="TimeNewRoman"/>
                 <w:sz w:val="30"/>
               </w:rPr>
-              <w:t>81×53=4293</w:t>
+              <w:t>91×50=4550</w:t>
             </w:r>
           </w:p>
         </w:tc>
@@ -868,7 +868,7 @@
                 <w:rFonts w:ascii="TimeNewRoman" w:hAnsi="TimeNewRoman"/>
                 <w:sz w:val="30"/>
               </w:rPr>
-              <w:t>17×60=1020</w:t>
+              <w:t>14×32=448</w:t>
             </w:r>
           </w:p>
         </w:tc>
@@ -885,7 +885,7 @@
                 <w:rFonts w:ascii="TimeNewRoman" w:hAnsi="TimeNewRoman"/>
                 <w:sz w:val="30"/>
               </w:rPr>
-              <w:t>90×21=1890</w:t>
+              <w:t>51×23=1173</w:t>
             </w:r>
           </w:p>
         </w:tc>
@@ -902,7 +902,7 @@
                 <w:rFonts w:ascii="TimeNewRoman" w:hAnsi="TimeNewRoman"/>
                 <w:sz w:val="30"/>
               </w:rPr>
-              <w:t>52×14=728</w:t>
+              <w:t>11×26=286</w:t>
             </w:r>
           </w:p>
         </w:tc>
@@ -919,7 +919,7 @@
                 <w:rFonts w:ascii="TimeNewRoman" w:hAnsi="TimeNewRoman"/>
                 <w:sz w:val="30"/>
               </w:rPr>
-              <w:t>29×36=1044</w:t>
+              <w:t>14×33=462</w:t>
             </w:r>
           </w:p>
         </w:tc>
@@ -936,7 +936,7 @@
                 <w:rFonts w:ascii="TimeNewRoman" w:hAnsi="TimeNewRoman"/>
                 <w:sz w:val="30"/>
               </w:rPr>
-              <w:t>85×70=5950</w:t>
+              <w:t>94×41=3854</w:t>
             </w:r>
           </w:p>
         </w:tc>

--- a/answers-of-two-digit_number_multiplied_by_two-digit_number.docx
+++ b/answers-of-two-digit_number_multiplied_by_two-digit_number.docx
@@ -40,7 +40,7 @@
                 <w:rFonts w:ascii="TimeNewRoman" w:hAnsi="TimeNewRoman"/>
                 <w:sz w:val="30"/>
               </w:rPr>
-              <w:t>83×50=4150</w:t>
+              <w:t>51×62=3162</w:t>
             </w:r>
           </w:p>
         </w:tc>
@@ -57,7 +57,7 @@
                 <w:rFonts w:ascii="TimeNewRoman" w:hAnsi="TimeNewRoman"/>
                 <w:sz w:val="30"/>
               </w:rPr>
-              <w:t>69×36=2484</w:t>
+              <w:t>99×43=4257</w:t>
             </w:r>
           </w:p>
         </w:tc>
@@ -74,7 +74,7 @@
                 <w:rFonts w:ascii="TimeNewRoman" w:hAnsi="TimeNewRoman"/>
                 <w:sz w:val="30"/>
               </w:rPr>
-              <w:t>72×17=1224</w:t>
+              <w:t>49×87=4263</w:t>
             </w:r>
           </w:p>
         </w:tc>
@@ -91,7 +91,7 @@
                 <w:rFonts w:ascii="TimeNewRoman" w:hAnsi="TimeNewRoman"/>
                 <w:sz w:val="30"/>
               </w:rPr>
-              <w:t>83×84=6972</w:t>
+              <w:t>66×84=5544</w:t>
             </w:r>
           </w:p>
         </w:tc>
@@ -108,7 +108,7 @@
                 <w:rFonts w:ascii="TimeNewRoman" w:hAnsi="TimeNewRoman"/>
                 <w:sz w:val="30"/>
               </w:rPr>
-              <w:t>72×94=6768</w:t>
+              <w:t>41×14=574</w:t>
             </w:r>
           </w:p>
         </w:tc>
@@ -223,7 +223,7 @@
                 <w:rFonts w:ascii="TimeNewRoman" w:hAnsi="TimeNewRoman"/>
                 <w:sz w:val="30"/>
               </w:rPr>
-              <w:t>71×86=6106</w:t>
+              <w:t>80×68=5440</w:t>
             </w:r>
           </w:p>
         </w:tc>
@@ -240,7 +240,7 @@
                 <w:rFonts w:ascii="TimeNewRoman" w:hAnsi="TimeNewRoman"/>
                 <w:sz w:val="30"/>
               </w:rPr>
-              <w:t>61×73=4453</w:t>
+              <w:t>78×47=3666</w:t>
             </w:r>
           </w:p>
         </w:tc>
@@ -257,7 +257,7 @@
                 <w:rFonts w:ascii="TimeNewRoman" w:hAnsi="TimeNewRoman"/>
                 <w:sz w:val="30"/>
               </w:rPr>
-              <w:t>81×42=3402</w:t>
+              <w:t>65×95=6175</w:t>
             </w:r>
           </w:p>
         </w:tc>
@@ -274,7 +274,7 @@
                 <w:rFonts w:ascii="TimeNewRoman" w:hAnsi="TimeNewRoman"/>
                 <w:sz w:val="30"/>
               </w:rPr>
-              <w:t>75×92=6900</w:t>
+              <w:t>72×23=1656</w:t>
             </w:r>
           </w:p>
         </w:tc>
@@ -291,7 +291,7 @@
                 <w:rFonts w:ascii="TimeNewRoman" w:hAnsi="TimeNewRoman"/>
                 <w:sz w:val="30"/>
               </w:rPr>
-              <w:t>28×69=1932</w:t>
+              <w:t>87×44=3828</w:t>
             </w:r>
           </w:p>
         </w:tc>
@@ -438,7 +438,7 @@
                 <w:rFonts w:ascii="TimeNewRoman" w:hAnsi="TimeNewRoman"/>
                 <w:sz w:val="30"/>
               </w:rPr>
-              <w:t>72×24=1728</w:t>
+              <w:t>49×45=2205</w:t>
             </w:r>
           </w:p>
         </w:tc>
@@ -455,7 +455,7 @@
                 <w:rFonts w:ascii="TimeNewRoman" w:hAnsi="TimeNewRoman"/>
                 <w:sz w:val="30"/>
               </w:rPr>
-              <w:t>38×51=1938</w:t>
+              <w:t>93×55=5115</w:t>
             </w:r>
           </w:p>
         </w:tc>
@@ -472,7 +472,7 @@
                 <w:rFonts w:ascii="TimeNewRoman" w:hAnsi="TimeNewRoman"/>
                 <w:sz w:val="30"/>
               </w:rPr>
-              <w:t>98×42=4116</w:t>
+              <w:t>52×14=728</w:t>
             </w:r>
           </w:p>
         </w:tc>
@@ -489,7 +489,7 @@
                 <w:rFonts w:ascii="TimeNewRoman" w:hAnsi="TimeNewRoman"/>
                 <w:sz w:val="30"/>
               </w:rPr>
-              <w:t>64×86=5504</w:t>
+              <w:t>56×90=5040</w:t>
             </w:r>
           </w:p>
         </w:tc>
@@ -506,7 +506,7 @@
                 <w:rFonts w:ascii="TimeNewRoman" w:hAnsi="TimeNewRoman"/>
                 <w:sz w:val="30"/>
               </w:rPr>
-              <w:t>41×13=533</w:t>
+              <w:t>92×51=4692</w:t>
             </w:r>
           </w:p>
         </w:tc>
@@ -653,7 +653,7 @@
                 <w:rFonts w:ascii="TimeNewRoman" w:hAnsi="TimeNewRoman"/>
                 <w:sz w:val="30"/>
               </w:rPr>
-              <w:t>52×37=1924</w:t>
+              <w:t>62×58=3596</w:t>
             </w:r>
           </w:p>
         </w:tc>
@@ -670,7 +670,7 @@
                 <w:rFonts w:ascii="TimeNewRoman" w:hAnsi="TimeNewRoman"/>
                 <w:sz w:val="30"/>
               </w:rPr>
-              <w:t>32×36=1152</w:t>
+              <w:t>33×88=2904</w:t>
             </w:r>
           </w:p>
         </w:tc>
@@ -687,7 +687,7 @@
                 <w:rFonts w:ascii="TimeNewRoman" w:hAnsi="TimeNewRoman"/>
                 <w:sz w:val="30"/>
               </w:rPr>
-              <w:t>70×62=4340</w:t>
+              <w:t>84×18=1512</w:t>
             </w:r>
           </w:p>
         </w:tc>
@@ -704,7 +704,7 @@
                 <w:rFonts w:ascii="TimeNewRoman" w:hAnsi="TimeNewRoman"/>
                 <w:sz w:val="30"/>
               </w:rPr>
-              <w:t>24×97=2328</w:t>
+              <w:t>67×26=1742</w:t>
             </w:r>
           </w:p>
         </w:tc>
@@ -721,7 +721,7 @@
                 <w:rFonts w:ascii="TimeNewRoman" w:hAnsi="TimeNewRoman"/>
                 <w:sz w:val="30"/>
               </w:rPr>
-              <w:t>91×50=4550</w:t>
+              <w:t>40×38=1520</w:t>
             </w:r>
           </w:p>
         </w:tc>
@@ -868,7 +868,7 @@
                 <w:rFonts w:ascii="TimeNewRoman" w:hAnsi="TimeNewRoman"/>
                 <w:sz w:val="30"/>
               </w:rPr>
-              <w:t>14×32=448</w:t>
+              <w:t>83×95=7885</w:t>
             </w:r>
           </w:p>
         </w:tc>
@@ -885,7 +885,7 @@
                 <w:rFonts w:ascii="TimeNewRoman" w:hAnsi="TimeNewRoman"/>
                 <w:sz w:val="30"/>
               </w:rPr>
-              <w:t>51×23=1173</w:t>
+              <w:t>90×63=5670</w:t>
             </w:r>
           </w:p>
         </w:tc>
@@ -902,7 +902,7 @@
                 <w:rFonts w:ascii="TimeNewRoman" w:hAnsi="TimeNewRoman"/>
                 <w:sz w:val="30"/>
               </w:rPr>
-              <w:t>11×26=286</w:t>
+              <w:t>23×47=1081</w:t>
             </w:r>
           </w:p>
         </w:tc>
@@ -919,7 +919,7 @@
                 <w:rFonts w:ascii="TimeNewRoman" w:hAnsi="TimeNewRoman"/>
                 <w:sz w:val="30"/>
               </w:rPr>
-              <w:t>14×33=462</w:t>
+              <w:t>49×85=4165</w:t>
             </w:r>
           </w:p>
         </w:tc>
@@ -936,7 +936,7 @@
                 <w:rFonts w:ascii="TimeNewRoman" w:hAnsi="TimeNewRoman"/>
                 <w:sz w:val="30"/>
               </w:rPr>
-              <w:t>94×41=3854</w:t>
+              <w:t>16×50=800</w:t>
             </w:r>
           </w:p>
         </w:tc>

--- a/answers-of-two-digit_number_multiplied_by_two-digit_number.docx
+++ b/answers-of-two-digit_number_multiplied_by_two-digit_number.docx
@@ -11,7 +11,7 @@
           <w:rFonts w:ascii="Arial" w:hAnsi="Arial"/>
           <w:sz w:val="30"/>
         </w:rPr>
-        <w:t>2026-10-03 Saturday</w:t>
+        <w:t>2026-10-04 Sunday</w:t>
       </w:r>
     </w:p>
     <w:tbl>
@@ -40,7 +40,7 @@
                 <w:rFonts w:ascii="TimeNewRoman" w:hAnsi="TimeNewRoman"/>
                 <w:sz w:val="30"/>
               </w:rPr>
-              <w:t>51×62=3162</w:t>
+              <w:t>27×66=1782</w:t>
             </w:r>
           </w:p>
         </w:tc>
@@ -57,7 +57,7 @@
                 <w:rFonts w:ascii="TimeNewRoman" w:hAnsi="TimeNewRoman"/>
                 <w:sz w:val="30"/>
               </w:rPr>
-              <w:t>99×43=4257</w:t>
+              <w:t>88×46=4048</w:t>
             </w:r>
           </w:p>
         </w:tc>
@@ -74,7 +74,7 @@
                 <w:rFonts w:ascii="TimeNewRoman" w:hAnsi="TimeNewRoman"/>
                 <w:sz w:val="30"/>
               </w:rPr>
-              <w:t>49×87=4263</w:t>
+              <w:t>65×71=4615</w:t>
             </w:r>
           </w:p>
         </w:tc>
@@ -91,7 +91,7 @@
                 <w:rFonts w:ascii="TimeNewRoman" w:hAnsi="TimeNewRoman"/>
                 <w:sz w:val="30"/>
               </w:rPr>
-              <w:t>66×84=5544</w:t>
+              <w:t>41×60=2460</w:t>
             </w:r>
           </w:p>
         </w:tc>
@@ -108,7 +108,7 @@
                 <w:rFonts w:ascii="TimeNewRoman" w:hAnsi="TimeNewRoman"/>
                 <w:sz w:val="30"/>
               </w:rPr>
-              <w:t>41×14=574</w:t>
+              <w:t>89×17=1513</w:t>
             </w:r>
           </w:p>
         </w:tc>
@@ -223,7 +223,7 @@
                 <w:rFonts w:ascii="TimeNewRoman" w:hAnsi="TimeNewRoman"/>
                 <w:sz w:val="30"/>
               </w:rPr>
-              <w:t>80×68=5440</w:t>
+              <w:t>91×57=5187</w:t>
             </w:r>
           </w:p>
         </w:tc>
@@ -240,7 +240,7 @@
                 <w:rFonts w:ascii="TimeNewRoman" w:hAnsi="TimeNewRoman"/>
                 <w:sz w:val="30"/>
               </w:rPr>
-              <w:t>78×47=3666</w:t>
+              <w:t>22×89=1958</w:t>
             </w:r>
           </w:p>
         </w:tc>
@@ -257,7 +257,7 @@
                 <w:rFonts w:ascii="TimeNewRoman" w:hAnsi="TimeNewRoman"/>
                 <w:sz w:val="30"/>
               </w:rPr>
-              <w:t>65×95=6175</w:t>
+              <w:t>52×58=3016</w:t>
             </w:r>
           </w:p>
         </w:tc>
@@ -274,7 +274,7 @@
                 <w:rFonts w:ascii="TimeNewRoman" w:hAnsi="TimeNewRoman"/>
                 <w:sz w:val="30"/>
               </w:rPr>
-              <w:t>72×23=1656</w:t>
+              <w:t>81×80=6480</w:t>
             </w:r>
           </w:p>
         </w:tc>
@@ -291,7 +291,7 @@
                 <w:rFonts w:ascii="TimeNewRoman" w:hAnsi="TimeNewRoman"/>
                 <w:sz w:val="30"/>
               </w:rPr>
-              <w:t>87×44=3828</w:t>
+              <w:t>72×19=1368</w:t>
             </w:r>
           </w:p>
         </w:tc>
@@ -438,7 +438,7 @@
                 <w:rFonts w:ascii="TimeNewRoman" w:hAnsi="TimeNewRoman"/>
                 <w:sz w:val="30"/>
               </w:rPr>
-              <w:t>49×45=2205</w:t>
+              <w:t>11×74=814</w:t>
             </w:r>
           </w:p>
         </w:tc>
@@ -455,7 +455,7 @@
                 <w:rFonts w:ascii="TimeNewRoman" w:hAnsi="TimeNewRoman"/>
                 <w:sz w:val="30"/>
               </w:rPr>
-              <w:t>93×55=5115</w:t>
+              <w:t>93×82=7626</w:t>
             </w:r>
           </w:p>
         </w:tc>
@@ -472,7 +472,7 @@
                 <w:rFonts w:ascii="TimeNewRoman" w:hAnsi="TimeNewRoman"/>
                 <w:sz w:val="30"/>
               </w:rPr>
-              <w:t>52×14=728</w:t>
+              <w:t>59×31=1829</w:t>
             </w:r>
           </w:p>
         </w:tc>
@@ -489,7 +489,7 @@
                 <w:rFonts w:ascii="TimeNewRoman" w:hAnsi="TimeNewRoman"/>
                 <w:sz w:val="30"/>
               </w:rPr>
-              <w:t>56×90=5040</w:t>
+              <w:t>81×53=4293</w:t>
             </w:r>
           </w:p>
         </w:tc>
@@ -506,7 +506,7 @@
                 <w:rFonts w:ascii="TimeNewRoman" w:hAnsi="TimeNewRoman"/>
                 <w:sz w:val="30"/>
               </w:rPr>
-              <w:t>92×51=4692</w:t>
+              <w:t>19×37=703</w:t>
             </w:r>
           </w:p>
         </w:tc>
@@ -653,7 +653,7 @@
                 <w:rFonts w:ascii="TimeNewRoman" w:hAnsi="TimeNewRoman"/>
                 <w:sz w:val="30"/>
               </w:rPr>
-              <w:t>62×58=3596</w:t>
+              <w:t>91×82=7462</w:t>
             </w:r>
           </w:p>
         </w:tc>
@@ -670,7 +670,7 @@
                 <w:rFonts w:ascii="TimeNewRoman" w:hAnsi="TimeNewRoman"/>
                 <w:sz w:val="30"/>
               </w:rPr>
-              <w:t>33×88=2904</w:t>
+              <w:t>96×42=4032</w:t>
             </w:r>
           </w:p>
         </w:tc>
@@ -687,7 +687,7 @@
                 <w:rFonts w:ascii="TimeNewRoman" w:hAnsi="TimeNewRoman"/>
                 <w:sz w:val="30"/>
               </w:rPr>
-              <w:t>84×18=1512</w:t>
+              <w:t>12×13=156</w:t>
             </w:r>
           </w:p>
         </w:tc>
@@ -704,7 +704,7 @@
                 <w:rFonts w:ascii="TimeNewRoman" w:hAnsi="TimeNewRoman"/>
                 <w:sz w:val="30"/>
               </w:rPr>
-              <w:t>67×26=1742</w:t>
+              <w:t>91×18=1638</w:t>
             </w:r>
           </w:p>
         </w:tc>
@@ -721,7 +721,7 @@
                 <w:rFonts w:ascii="TimeNewRoman" w:hAnsi="TimeNewRoman"/>
                 <w:sz w:val="30"/>
               </w:rPr>
-              <w:t>40×38=1520</w:t>
+              <w:t>87×36=3132</w:t>
             </w:r>
           </w:p>
         </w:tc>
@@ -868,7 +868,7 @@
                 <w:rFonts w:ascii="TimeNewRoman" w:hAnsi="TimeNewRoman"/>
                 <w:sz w:val="30"/>
               </w:rPr>
-              <w:t>83×95=7885</w:t>
+              <w:t>85×79=6715</w:t>
             </w:r>
           </w:p>
         </w:tc>
@@ -885,7 +885,7 @@
                 <w:rFonts w:ascii="TimeNewRoman" w:hAnsi="TimeNewRoman"/>
                 <w:sz w:val="30"/>
               </w:rPr>
-              <w:t>90×63=5670</w:t>
+              <w:t>26×93=2418</w:t>
             </w:r>
           </w:p>
         </w:tc>
@@ -902,7 +902,7 @@
                 <w:rFonts w:ascii="TimeNewRoman" w:hAnsi="TimeNewRoman"/>
                 <w:sz w:val="30"/>
               </w:rPr>
-              <w:t>23×47=1081</w:t>
+              <w:t>98×98=9604</w:t>
             </w:r>
           </w:p>
         </w:tc>
@@ -919,7 +919,7 @@
                 <w:rFonts w:ascii="TimeNewRoman" w:hAnsi="TimeNewRoman"/>
                 <w:sz w:val="30"/>
               </w:rPr>
-              <w:t>49×85=4165</w:t>
+              <w:t>63×89=5607</w:t>
             </w:r>
           </w:p>
         </w:tc>
@@ -936,7 +936,7 @@
                 <w:rFonts w:ascii="TimeNewRoman" w:hAnsi="TimeNewRoman"/>
                 <w:sz w:val="30"/>
               </w:rPr>
-              <w:t>16×50=800</w:t>
+              <w:t>75×83=6225</w:t>
             </w:r>
           </w:p>
         </w:tc>

--- a/answers-of-two-digit_number_multiplied_by_two-digit_number.docx
+++ b/answers-of-two-digit_number_multiplied_by_two-digit_number.docx
@@ -40,7 +40,7 @@
                 <w:rFonts w:ascii="TimeNewRoman" w:hAnsi="TimeNewRoman"/>
                 <w:sz w:val="30"/>
               </w:rPr>
-              <w:t>27×66=1782</w:t>
+              <w:t>27×75=2025</w:t>
             </w:r>
           </w:p>
         </w:tc>
@@ -57,7 +57,7 @@
                 <w:rFonts w:ascii="TimeNewRoman" w:hAnsi="TimeNewRoman"/>
                 <w:sz w:val="30"/>
               </w:rPr>
-              <w:t>88×46=4048</w:t>
+              <w:t>37×35=1295</w:t>
             </w:r>
           </w:p>
         </w:tc>
@@ -74,7 +74,7 @@
                 <w:rFonts w:ascii="TimeNewRoman" w:hAnsi="TimeNewRoman"/>
                 <w:sz w:val="30"/>
               </w:rPr>
-              <w:t>65×71=4615</w:t>
+              <w:t>69×30=2070</w:t>
             </w:r>
           </w:p>
         </w:tc>
@@ -91,7 +91,7 @@
                 <w:rFonts w:ascii="TimeNewRoman" w:hAnsi="TimeNewRoman"/>
                 <w:sz w:val="30"/>
               </w:rPr>
-              <w:t>41×60=2460</w:t>
+              <w:t>55×40=2200</w:t>
             </w:r>
           </w:p>
         </w:tc>
@@ -108,7 +108,7 @@
                 <w:rFonts w:ascii="TimeNewRoman" w:hAnsi="TimeNewRoman"/>
                 <w:sz w:val="30"/>
               </w:rPr>
-              <w:t>89×17=1513</w:t>
+              <w:t>79×21=1659</w:t>
             </w:r>
           </w:p>
         </w:tc>
@@ -223,7 +223,7 @@
                 <w:rFonts w:ascii="TimeNewRoman" w:hAnsi="TimeNewRoman"/>
                 <w:sz w:val="30"/>
               </w:rPr>
-              <w:t>91×57=5187</w:t>
+              <w:t>67×33=2211</w:t>
             </w:r>
           </w:p>
         </w:tc>
@@ -240,7 +240,7 @@
                 <w:rFonts w:ascii="TimeNewRoman" w:hAnsi="TimeNewRoman"/>
                 <w:sz w:val="30"/>
               </w:rPr>
-              <w:t>22×89=1958</w:t>
+              <w:t>19×77=1463</w:t>
             </w:r>
           </w:p>
         </w:tc>
@@ -257,7 +257,7 @@
                 <w:rFonts w:ascii="TimeNewRoman" w:hAnsi="TimeNewRoman"/>
                 <w:sz w:val="30"/>
               </w:rPr>
-              <w:t>52×58=3016</w:t>
+              <w:t>64×96=6144</w:t>
             </w:r>
           </w:p>
         </w:tc>
@@ -274,7 +274,7 @@
                 <w:rFonts w:ascii="TimeNewRoman" w:hAnsi="TimeNewRoman"/>
                 <w:sz w:val="30"/>
               </w:rPr>
-              <w:t>81×80=6480</w:t>
+              <w:t>25×60=1500</w:t>
             </w:r>
           </w:p>
         </w:tc>
@@ -291,7 +291,7 @@
                 <w:rFonts w:ascii="TimeNewRoman" w:hAnsi="TimeNewRoman"/>
                 <w:sz w:val="30"/>
               </w:rPr>
-              <w:t>72×19=1368</w:t>
+              <w:t>55×28=1540</w:t>
             </w:r>
           </w:p>
         </w:tc>
@@ -438,7 +438,7 @@
                 <w:rFonts w:ascii="TimeNewRoman" w:hAnsi="TimeNewRoman"/>
                 <w:sz w:val="30"/>
               </w:rPr>
-              <w:t>11×74=814</w:t>
+              <w:t>12×62=744</w:t>
             </w:r>
           </w:p>
         </w:tc>
@@ -455,7 +455,7 @@
                 <w:rFonts w:ascii="TimeNewRoman" w:hAnsi="TimeNewRoman"/>
                 <w:sz w:val="30"/>
               </w:rPr>
-              <w:t>93×82=7626</w:t>
+              <w:t>30×47=1410</w:t>
             </w:r>
           </w:p>
         </w:tc>
@@ -472,7 +472,7 @@
                 <w:rFonts w:ascii="TimeNewRoman" w:hAnsi="TimeNewRoman"/>
                 <w:sz w:val="30"/>
               </w:rPr>
-              <w:t>59×31=1829</w:t>
+              <w:t>18×41=738</w:t>
             </w:r>
           </w:p>
         </w:tc>
@@ -489,7 +489,7 @@
                 <w:rFonts w:ascii="TimeNewRoman" w:hAnsi="TimeNewRoman"/>
                 <w:sz w:val="30"/>
               </w:rPr>
-              <w:t>81×53=4293</w:t>
+              <w:t>46×96=4416</w:t>
             </w:r>
           </w:p>
         </w:tc>
@@ -506,7 +506,7 @@
                 <w:rFonts w:ascii="TimeNewRoman" w:hAnsi="TimeNewRoman"/>
                 <w:sz w:val="30"/>
               </w:rPr>
-              <w:t>19×37=703</w:t>
+              <w:t>48×62=2976</w:t>
             </w:r>
           </w:p>
         </w:tc>
@@ -653,7 +653,7 @@
                 <w:rFonts w:ascii="TimeNewRoman" w:hAnsi="TimeNewRoman"/>
                 <w:sz w:val="30"/>
               </w:rPr>
-              <w:t>91×82=7462</w:t>
+              <w:t>67×18=1206</w:t>
             </w:r>
           </w:p>
         </w:tc>
@@ -670,7 +670,7 @@
                 <w:rFonts w:ascii="TimeNewRoman" w:hAnsi="TimeNewRoman"/>
                 <w:sz w:val="30"/>
               </w:rPr>
-              <w:t>96×42=4032</w:t>
+              <w:t>45×16=720</w:t>
             </w:r>
           </w:p>
         </w:tc>
@@ -687,7 +687,7 @@
                 <w:rFonts w:ascii="TimeNewRoman" w:hAnsi="TimeNewRoman"/>
                 <w:sz w:val="30"/>
               </w:rPr>
-              <w:t>12×13=156</w:t>
+              <w:t>18×41=738</w:t>
             </w:r>
           </w:p>
         </w:tc>
@@ -704,7 +704,7 @@
                 <w:rFonts w:ascii="TimeNewRoman" w:hAnsi="TimeNewRoman"/>
                 <w:sz w:val="30"/>
               </w:rPr>
-              <w:t>91×18=1638</w:t>
+              <w:t>57×25=1425</w:t>
             </w:r>
           </w:p>
         </w:tc>
@@ -721,7 +721,7 @@
                 <w:rFonts w:ascii="TimeNewRoman" w:hAnsi="TimeNewRoman"/>
                 <w:sz w:val="30"/>
               </w:rPr>
-              <w:t>87×36=3132</w:t>
+              <w:t>54×35=1890</w:t>
             </w:r>
           </w:p>
         </w:tc>
@@ -868,7 +868,7 @@
                 <w:rFonts w:ascii="TimeNewRoman" w:hAnsi="TimeNewRoman"/>
                 <w:sz w:val="30"/>
               </w:rPr>
-              <w:t>85×79=6715</w:t>
+              <w:t>50×69=3450</w:t>
             </w:r>
           </w:p>
         </w:tc>
@@ -885,7 +885,7 @@
                 <w:rFonts w:ascii="TimeNewRoman" w:hAnsi="TimeNewRoman"/>
                 <w:sz w:val="30"/>
               </w:rPr>
-              <w:t>26×93=2418</w:t>
+              <w:t>74×76=5624</w:t>
             </w:r>
           </w:p>
         </w:tc>
@@ -902,7 +902,7 @@
                 <w:rFonts w:ascii="TimeNewRoman" w:hAnsi="TimeNewRoman"/>
                 <w:sz w:val="30"/>
               </w:rPr>
-              <w:t>98×98=9604</w:t>
+              <w:t>23×62=1426</w:t>
             </w:r>
           </w:p>
         </w:tc>
@@ -919,7 +919,7 @@
                 <w:rFonts w:ascii="TimeNewRoman" w:hAnsi="TimeNewRoman"/>
                 <w:sz w:val="30"/>
               </w:rPr>
-              <w:t>63×89=5607</w:t>
+              <w:t>57×41=2337</w:t>
             </w:r>
           </w:p>
         </w:tc>
@@ -936,7 +936,7 @@
                 <w:rFonts w:ascii="TimeNewRoman" w:hAnsi="TimeNewRoman"/>
                 <w:sz w:val="30"/>
               </w:rPr>
-              <w:t>75×83=6225</w:t>
+              <w:t>66×91=6006</w:t>
             </w:r>
           </w:p>
         </w:tc>

--- a/answers-of-two-digit_number_multiplied_by_two-digit_number.docx
+++ b/answers-of-two-digit_number_multiplied_by_two-digit_number.docx
@@ -11,7 +11,7 @@
           <w:rFonts w:ascii="Arial" w:hAnsi="Arial"/>
           <w:sz w:val="30"/>
         </w:rPr>
-        <w:t>2026-10-04 Sunday</w:t>
+        <w:t>2026-10-05 Monday</w:t>
       </w:r>
     </w:p>
     <w:tbl>
@@ -40,7 +40,7 @@
                 <w:rFonts w:ascii="TimeNewRoman" w:hAnsi="TimeNewRoman"/>
                 <w:sz w:val="30"/>
               </w:rPr>
-              <w:t>27×75=2025</w:t>
+              <w:t>82×36=2952</w:t>
             </w:r>
           </w:p>
         </w:tc>
@@ -57,7 +57,7 @@
                 <w:rFonts w:ascii="TimeNewRoman" w:hAnsi="TimeNewRoman"/>
                 <w:sz w:val="30"/>
               </w:rPr>
-              <w:t>37×35=1295</w:t>
+              <w:t>26×52=1352</w:t>
             </w:r>
           </w:p>
         </w:tc>
@@ -74,7 +74,7 @@
                 <w:rFonts w:ascii="TimeNewRoman" w:hAnsi="TimeNewRoman"/>
                 <w:sz w:val="30"/>
               </w:rPr>
-              <w:t>69×30=2070</w:t>
+              <w:t>30×19=570</w:t>
             </w:r>
           </w:p>
         </w:tc>
@@ -91,7 +91,7 @@
                 <w:rFonts w:ascii="TimeNewRoman" w:hAnsi="TimeNewRoman"/>
                 <w:sz w:val="30"/>
               </w:rPr>
-              <w:t>55×40=2200</w:t>
+              <w:t>60×61=3660</w:t>
             </w:r>
           </w:p>
         </w:tc>
@@ -108,7 +108,7 @@
                 <w:rFonts w:ascii="TimeNewRoman" w:hAnsi="TimeNewRoman"/>
                 <w:sz w:val="30"/>
               </w:rPr>
-              <w:t>79×21=1659</w:t>
+              <w:t>59×40=2360</w:t>
             </w:r>
           </w:p>
         </w:tc>
@@ -223,7 +223,7 @@
                 <w:rFonts w:ascii="TimeNewRoman" w:hAnsi="TimeNewRoman"/>
                 <w:sz w:val="30"/>
               </w:rPr>
-              <w:t>67×33=2211</w:t>
+              <w:t>19×12=228</w:t>
             </w:r>
           </w:p>
         </w:tc>
@@ -240,7 +240,7 @@
                 <w:rFonts w:ascii="TimeNewRoman" w:hAnsi="TimeNewRoman"/>
                 <w:sz w:val="30"/>
               </w:rPr>
-              <w:t>19×77=1463</w:t>
+              <w:t>73×95=6935</w:t>
             </w:r>
           </w:p>
         </w:tc>
@@ -257,7 +257,7 @@
                 <w:rFonts w:ascii="TimeNewRoman" w:hAnsi="TimeNewRoman"/>
                 <w:sz w:val="30"/>
               </w:rPr>
-              <w:t>64×96=6144</w:t>
+              <w:t>78×42=3276</w:t>
             </w:r>
           </w:p>
         </w:tc>
@@ -274,7 +274,7 @@
                 <w:rFonts w:ascii="TimeNewRoman" w:hAnsi="TimeNewRoman"/>
                 <w:sz w:val="30"/>
               </w:rPr>
-              <w:t>25×60=1500</w:t>
+              <w:t>98×69=6762</w:t>
             </w:r>
           </w:p>
         </w:tc>
@@ -291,7 +291,7 @@
                 <w:rFonts w:ascii="TimeNewRoman" w:hAnsi="TimeNewRoman"/>
                 <w:sz w:val="30"/>
               </w:rPr>
-              <w:t>55×28=1540</w:t>
+              <w:t>72×53=3816</w:t>
             </w:r>
           </w:p>
         </w:tc>
@@ -438,7 +438,7 @@
                 <w:rFonts w:ascii="TimeNewRoman" w:hAnsi="TimeNewRoman"/>
                 <w:sz w:val="30"/>
               </w:rPr>
-              <w:t>12×62=744</w:t>
+              <w:t>27×61=1647</w:t>
             </w:r>
           </w:p>
         </w:tc>
@@ -455,7 +455,7 @@
                 <w:rFonts w:ascii="TimeNewRoman" w:hAnsi="TimeNewRoman"/>
                 <w:sz w:val="30"/>
               </w:rPr>
-              <w:t>30×47=1410</w:t>
+              <w:t>71×72=5112</w:t>
             </w:r>
           </w:p>
         </w:tc>
@@ -472,7 +472,7 @@
                 <w:rFonts w:ascii="TimeNewRoman" w:hAnsi="TimeNewRoman"/>
                 <w:sz w:val="30"/>
               </w:rPr>
-              <w:t>18×41=738</w:t>
+              <w:t>31×99=3069</w:t>
             </w:r>
           </w:p>
         </w:tc>
@@ -489,7 +489,7 @@
                 <w:rFonts w:ascii="TimeNewRoman" w:hAnsi="TimeNewRoman"/>
                 <w:sz w:val="30"/>
               </w:rPr>
-              <w:t>46×96=4416</w:t>
+              <w:t>20×26=520</w:t>
             </w:r>
           </w:p>
         </w:tc>
@@ -506,7 +506,7 @@
                 <w:rFonts w:ascii="TimeNewRoman" w:hAnsi="TimeNewRoman"/>
                 <w:sz w:val="30"/>
               </w:rPr>
-              <w:t>48×62=2976</w:t>
+              <w:t>45×14=630</w:t>
             </w:r>
           </w:p>
         </w:tc>
@@ -653,7 +653,7 @@
                 <w:rFonts w:ascii="TimeNewRoman" w:hAnsi="TimeNewRoman"/>
                 <w:sz w:val="30"/>
               </w:rPr>
-              <w:t>67×18=1206</w:t>
+              <w:t>79×69=5451</w:t>
             </w:r>
           </w:p>
         </w:tc>
@@ -670,7 +670,7 @@
                 <w:rFonts w:ascii="TimeNewRoman" w:hAnsi="TimeNewRoman"/>
                 <w:sz w:val="30"/>
               </w:rPr>
-              <w:t>45×16=720</w:t>
+              <w:t>73×15=1095</w:t>
             </w:r>
           </w:p>
         </w:tc>
@@ -687,7 +687,7 @@
                 <w:rFonts w:ascii="TimeNewRoman" w:hAnsi="TimeNewRoman"/>
                 <w:sz w:val="30"/>
               </w:rPr>
-              <w:t>18×41=738</w:t>
+              <w:t>65×49=3185</w:t>
             </w:r>
           </w:p>
         </w:tc>
@@ -704,7 +704,7 @@
                 <w:rFonts w:ascii="TimeNewRoman" w:hAnsi="TimeNewRoman"/>
                 <w:sz w:val="30"/>
               </w:rPr>
-              <w:t>57×25=1425</w:t>
+              <w:t>73×40=2920</w:t>
             </w:r>
           </w:p>
         </w:tc>
@@ -721,7 +721,7 @@
                 <w:rFonts w:ascii="TimeNewRoman" w:hAnsi="TimeNewRoman"/>
                 <w:sz w:val="30"/>
               </w:rPr>
-              <w:t>54×35=1890</w:t>
+              <w:t>26×67=1742</w:t>
             </w:r>
           </w:p>
         </w:tc>
@@ -868,7 +868,7 @@
                 <w:rFonts w:ascii="TimeNewRoman" w:hAnsi="TimeNewRoman"/>
                 <w:sz w:val="30"/>
               </w:rPr>
-              <w:t>50×69=3450</w:t>
+              <w:t>86×76=6536</w:t>
             </w:r>
           </w:p>
         </w:tc>
@@ -885,7 +885,7 @@
                 <w:rFonts w:ascii="TimeNewRoman" w:hAnsi="TimeNewRoman"/>
                 <w:sz w:val="30"/>
               </w:rPr>
-              <w:t>74×76=5624</w:t>
+              <w:t>32×15=480</w:t>
             </w:r>
           </w:p>
         </w:tc>
@@ -902,7 +902,7 @@
                 <w:rFonts w:ascii="TimeNewRoman" w:hAnsi="TimeNewRoman"/>
                 <w:sz w:val="30"/>
               </w:rPr>
-              <w:t>23×62=1426</w:t>
+              <w:t>16×50=800</w:t>
             </w:r>
           </w:p>
         </w:tc>
@@ -919,7 +919,7 @@
                 <w:rFonts w:ascii="TimeNewRoman" w:hAnsi="TimeNewRoman"/>
                 <w:sz w:val="30"/>
               </w:rPr>
-              <w:t>57×41=2337</w:t>
+              <w:t>14×74=1036</w:t>
             </w:r>
           </w:p>
         </w:tc>
@@ -936,7 +936,7 @@
                 <w:rFonts w:ascii="TimeNewRoman" w:hAnsi="TimeNewRoman"/>
                 <w:sz w:val="30"/>
               </w:rPr>
-              <w:t>66×91=6006</w:t>
+              <w:t>85×18=1530</w:t>
             </w:r>
           </w:p>
         </w:tc>

--- a/answers-of-two-digit_number_multiplied_by_two-digit_number.docx
+++ b/answers-of-two-digit_number_multiplied_by_two-digit_number.docx
@@ -40,7 +40,7 @@
                 <w:rFonts w:ascii="TimeNewRoman" w:hAnsi="TimeNewRoman"/>
                 <w:sz w:val="30"/>
               </w:rPr>
-              <w:t>82×36=2952</w:t>
+              <w:t>48×26=1248</w:t>
             </w:r>
           </w:p>
         </w:tc>
@@ -57,7 +57,7 @@
                 <w:rFonts w:ascii="TimeNewRoman" w:hAnsi="TimeNewRoman"/>
                 <w:sz w:val="30"/>
               </w:rPr>
-              <w:t>26×52=1352</w:t>
+              <w:t>20×59=1180</w:t>
             </w:r>
           </w:p>
         </w:tc>
@@ -74,7 +74,7 @@
                 <w:rFonts w:ascii="TimeNewRoman" w:hAnsi="TimeNewRoman"/>
                 <w:sz w:val="30"/>
               </w:rPr>
-              <w:t>30×19=570</w:t>
+              <w:t>41×11=451</w:t>
             </w:r>
           </w:p>
         </w:tc>
@@ -91,7 +91,7 @@
                 <w:rFonts w:ascii="TimeNewRoman" w:hAnsi="TimeNewRoman"/>
                 <w:sz w:val="30"/>
               </w:rPr>
-              <w:t>60×61=3660</w:t>
+              <w:t>12×29=348</w:t>
             </w:r>
           </w:p>
         </w:tc>
@@ -108,7 +108,7 @@
                 <w:rFonts w:ascii="TimeNewRoman" w:hAnsi="TimeNewRoman"/>
                 <w:sz w:val="30"/>
               </w:rPr>
-              <w:t>59×40=2360</w:t>
+              <w:t>98×55=5390</w:t>
             </w:r>
           </w:p>
         </w:tc>
@@ -223,7 +223,7 @@
                 <w:rFonts w:ascii="TimeNewRoman" w:hAnsi="TimeNewRoman"/>
                 <w:sz w:val="30"/>
               </w:rPr>
-              <w:t>19×12=228</w:t>
+              <w:t>14×81=1134</w:t>
             </w:r>
           </w:p>
         </w:tc>
@@ -240,7 +240,7 @@
                 <w:rFonts w:ascii="TimeNewRoman" w:hAnsi="TimeNewRoman"/>
                 <w:sz w:val="30"/>
               </w:rPr>
-              <w:t>73×95=6935</w:t>
+              <w:t>53×48=2544</w:t>
             </w:r>
           </w:p>
         </w:tc>
@@ -257,7 +257,7 @@
                 <w:rFonts w:ascii="TimeNewRoman" w:hAnsi="TimeNewRoman"/>
                 <w:sz w:val="30"/>
               </w:rPr>
-              <w:t>78×42=3276</w:t>
+              <w:t>83×60=4980</w:t>
             </w:r>
           </w:p>
         </w:tc>
@@ -274,7 +274,7 @@
                 <w:rFonts w:ascii="TimeNewRoman" w:hAnsi="TimeNewRoman"/>
                 <w:sz w:val="30"/>
               </w:rPr>
-              <w:t>98×69=6762</w:t>
+              <w:t>48×51=2448</w:t>
             </w:r>
           </w:p>
         </w:tc>
@@ -291,7 +291,7 @@
                 <w:rFonts w:ascii="TimeNewRoman" w:hAnsi="TimeNewRoman"/>
                 <w:sz w:val="30"/>
               </w:rPr>
-              <w:t>72×53=3816</w:t>
+              <w:t>50×91=4550</w:t>
             </w:r>
           </w:p>
         </w:tc>
@@ -438,7 +438,7 @@
                 <w:rFonts w:ascii="TimeNewRoman" w:hAnsi="TimeNewRoman"/>
                 <w:sz w:val="30"/>
               </w:rPr>
-              <w:t>27×61=1647</w:t>
+              <w:t>56×93=5208</w:t>
             </w:r>
           </w:p>
         </w:tc>
@@ -455,7 +455,7 @@
                 <w:rFonts w:ascii="TimeNewRoman" w:hAnsi="TimeNewRoman"/>
                 <w:sz w:val="30"/>
               </w:rPr>
-              <w:t>71×72=5112</w:t>
+              <w:t>39×31=1209</w:t>
             </w:r>
           </w:p>
         </w:tc>
@@ -472,7 +472,7 @@
                 <w:rFonts w:ascii="TimeNewRoman" w:hAnsi="TimeNewRoman"/>
                 <w:sz w:val="30"/>
               </w:rPr>
-              <w:t>31×99=3069</w:t>
+              <w:t>44×19=836</w:t>
             </w:r>
           </w:p>
         </w:tc>
@@ -489,7 +489,7 @@
                 <w:rFonts w:ascii="TimeNewRoman" w:hAnsi="TimeNewRoman"/>
                 <w:sz w:val="30"/>
               </w:rPr>
-              <w:t>20×26=520</w:t>
+              <w:t>38×40=1520</w:t>
             </w:r>
           </w:p>
         </w:tc>
@@ -506,7 +506,7 @@
                 <w:rFonts w:ascii="TimeNewRoman" w:hAnsi="TimeNewRoman"/>
                 <w:sz w:val="30"/>
               </w:rPr>
-              <w:t>45×14=630</w:t>
+              <w:t>47×88=4136</w:t>
             </w:r>
           </w:p>
         </w:tc>
@@ -653,7 +653,7 @@
                 <w:rFonts w:ascii="TimeNewRoman" w:hAnsi="TimeNewRoman"/>
                 <w:sz w:val="30"/>
               </w:rPr>
-              <w:t>79×69=5451</w:t>
+              <w:t>52×91=4732</w:t>
             </w:r>
           </w:p>
         </w:tc>
@@ -670,7 +670,7 @@
                 <w:rFonts w:ascii="TimeNewRoman" w:hAnsi="TimeNewRoman"/>
                 <w:sz w:val="30"/>
               </w:rPr>
-              <w:t>73×15=1095</w:t>
+              <w:t>21×82=1722</w:t>
             </w:r>
           </w:p>
         </w:tc>
@@ -687,7 +687,7 @@
                 <w:rFonts w:ascii="TimeNewRoman" w:hAnsi="TimeNewRoman"/>
                 <w:sz w:val="30"/>
               </w:rPr>
-              <w:t>65×49=3185</w:t>
+              <w:t>63×30=1890</w:t>
             </w:r>
           </w:p>
         </w:tc>
@@ -704,7 +704,7 @@
                 <w:rFonts w:ascii="TimeNewRoman" w:hAnsi="TimeNewRoman"/>
                 <w:sz w:val="30"/>
               </w:rPr>
-              <w:t>73×40=2920</w:t>
+              <w:t>79×50=3950</w:t>
             </w:r>
           </w:p>
         </w:tc>
@@ -721,7 +721,7 @@
                 <w:rFonts w:ascii="TimeNewRoman" w:hAnsi="TimeNewRoman"/>
                 <w:sz w:val="30"/>
               </w:rPr>
-              <w:t>26×67=1742</w:t>
+              <w:t>65×23=1495</w:t>
             </w:r>
           </w:p>
         </w:tc>
@@ -868,7 +868,7 @@
                 <w:rFonts w:ascii="TimeNewRoman" w:hAnsi="TimeNewRoman"/>
                 <w:sz w:val="30"/>
               </w:rPr>
-              <w:t>86×76=6536</w:t>
+              <w:t>71×27=1917</w:t>
             </w:r>
           </w:p>
         </w:tc>
@@ -885,7 +885,7 @@
                 <w:rFonts w:ascii="TimeNewRoman" w:hAnsi="TimeNewRoman"/>
                 <w:sz w:val="30"/>
               </w:rPr>
-              <w:t>32×15=480</w:t>
+              <w:t>57×74=4218</w:t>
             </w:r>
           </w:p>
         </w:tc>
@@ -902,7 +902,7 @@
                 <w:rFonts w:ascii="TimeNewRoman" w:hAnsi="TimeNewRoman"/>
                 <w:sz w:val="30"/>
               </w:rPr>
-              <w:t>16×50=800</w:t>
+              <w:t>47×17=799</w:t>
             </w:r>
           </w:p>
         </w:tc>
@@ -919,7 +919,7 @@
                 <w:rFonts w:ascii="TimeNewRoman" w:hAnsi="TimeNewRoman"/>
                 <w:sz w:val="30"/>
               </w:rPr>
-              <w:t>14×74=1036</w:t>
+              <w:t>85×53=4505</w:t>
             </w:r>
           </w:p>
         </w:tc>
@@ -936,7 +936,7 @@
                 <w:rFonts w:ascii="TimeNewRoman" w:hAnsi="TimeNewRoman"/>
                 <w:sz w:val="30"/>
               </w:rPr>
-              <w:t>85×18=1530</w:t>
+              <w:t>63×32=2016</w:t>
             </w:r>
           </w:p>
         </w:tc>

--- a/answers-of-two-digit_number_multiplied_by_two-digit_number.docx
+++ b/answers-of-two-digit_number_multiplied_by_two-digit_number.docx
@@ -11,7 +11,7 @@
           <w:rFonts w:ascii="Arial" w:hAnsi="Arial"/>
           <w:sz w:val="30"/>
         </w:rPr>
-        <w:t>2026-10-05 Monday</w:t>
+        <w:t>2026-10-06 Tuesday</w:t>
       </w:r>
     </w:p>
     <w:tbl>
@@ -40,7 +40,7 @@
                 <w:rFonts w:ascii="TimeNewRoman" w:hAnsi="TimeNewRoman"/>
                 <w:sz w:val="30"/>
               </w:rPr>
-              <w:t>48×26=1248</w:t>
+              <w:t>37×79=2923</w:t>
             </w:r>
           </w:p>
         </w:tc>
@@ -57,7 +57,7 @@
                 <w:rFonts w:ascii="TimeNewRoman" w:hAnsi="TimeNewRoman"/>
                 <w:sz w:val="30"/>
               </w:rPr>
-              <w:t>20×59=1180</w:t>
+              <w:t>42×78=3276</w:t>
             </w:r>
           </w:p>
         </w:tc>
@@ -74,7 +74,7 @@
                 <w:rFonts w:ascii="TimeNewRoman" w:hAnsi="TimeNewRoman"/>
                 <w:sz w:val="30"/>
               </w:rPr>
-              <w:t>41×11=451</w:t>
+              <w:t>97×16=1552</w:t>
             </w:r>
           </w:p>
         </w:tc>
@@ -91,7 +91,7 @@
                 <w:rFonts w:ascii="TimeNewRoman" w:hAnsi="TimeNewRoman"/>
                 <w:sz w:val="30"/>
               </w:rPr>
-              <w:t>12×29=348</w:t>
+              <w:t>13×84=1092</w:t>
             </w:r>
           </w:p>
         </w:tc>
@@ -108,7 +108,7 @@
                 <w:rFonts w:ascii="TimeNewRoman" w:hAnsi="TimeNewRoman"/>
                 <w:sz w:val="30"/>
               </w:rPr>
-              <w:t>98×55=5390</w:t>
+              <w:t>86×88=7568</w:t>
             </w:r>
           </w:p>
         </w:tc>
@@ -223,7 +223,7 @@
                 <w:rFonts w:ascii="TimeNewRoman" w:hAnsi="TimeNewRoman"/>
                 <w:sz w:val="30"/>
               </w:rPr>
-              <w:t>14×81=1134</w:t>
+              <w:t>81×63=5103</w:t>
             </w:r>
           </w:p>
         </w:tc>
@@ -240,7 +240,7 @@
                 <w:rFonts w:ascii="TimeNewRoman" w:hAnsi="TimeNewRoman"/>
                 <w:sz w:val="30"/>
               </w:rPr>
-              <w:t>53×48=2544</w:t>
+              <w:t>42×43=1806</w:t>
             </w:r>
           </w:p>
         </w:tc>
@@ -257,7 +257,7 @@
                 <w:rFonts w:ascii="TimeNewRoman" w:hAnsi="TimeNewRoman"/>
                 <w:sz w:val="30"/>
               </w:rPr>
-              <w:t>83×60=4980</w:t>
+              <w:t>19×69=1311</w:t>
             </w:r>
           </w:p>
         </w:tc>
@@ -274,7 +274,7 @@
                 <w:rFonts w:ascii="TimeNewRoman" w:hAnsi="TimeNewRoman"/>
                 <w:sz w:val="30"/>
               </w:rPr>
-              <w:t>48×51=2448</w:t>
+              <w:t>37×68=2516</w:t>
             </w:r>
           </w:p>
         </w:tc>
@@ -291,7 +291,7 @@
                 <w:rFonts w:ascii="TimeNewRoman" w:hAnsi="TimeNewRoman"/>
                 <w:sz w:val="30"/>
               </w:rPr>
-              <w:t>50×91=4550</w:t>
+              <w:t>12×40=480</w:t>
             </w:r>
           </w:p>
         </w:tc>
@@ -438,7 +438,7 @@
                 <w:rFonts w:ascii="TimeNewRoman" w:hAnsi="TimeNewRoman"/>
                 <w:sz w:val="30"/>
               </w:rPr>
-              <w:t>56×93=5208</w:t>
+              <w:t>71×93=6603</w:t>
             </w:r>
           </w:p>
         </w:tc>
@@ -455,7 +455,7 @@
                 <w:rFonts w:ascii="TimeNewRoman" w:hAnsi="TimeNewRoman"/>
                 <w:sz w:val="30"/>
               </w:rPr>
-              <w:t>39×31=1209</w:t>
+              <w:t>89×33=2937</w:t>
             </w:r>
           </w:p>
         </w:tc>
@@ -472,7 +472,7 @@
                 <w:rFonts w:ascii="TimeNewRoman" w:hAnsi="TimeNewRoman"/>
                 <w:sz w:val="30"/>
               </w:rPr>
-              <w:t>44×19=836</w:t>
+              <w:t>72×92=6624</w:t>
             </w:r>
           </w:p>
         </w:tc>
@@ -489,7 +489,7 @@
                 <w:rFonts w:ascii="TimeNewRoman" w:hAnsi="TimeNewRoman"/>
                 <w:sz w:val="30"/>
               </w:rPr>
-              <w:t>38×40=1520</w:t>
+              <w:t>48×67=3216</w:t>
             </w:r>
           </w:p>
         </w:tc>
@@ -506,7 +506,7 @@
                 <w:rFonts w:ascii="TimeNewRoman" w:hAnsi="TimeNewRoman"/>
                 <w:sz w:val="30"/>
               </w:rPr>
-              <w:t>47×88=4136</w:t>
+              <w:t>92×60=5520</w:t>
             </w:r>
           </w:p>
         </w:tc>
@@ -653,7 +653,7 @@
                 <w:rFonts w:ascii="TimeNewRoman" w:hAnsi="TimeNewRoman"/>
                 <w:sz w:val="30"/>
               </w:rPr>
-              <w:t>52×91=4732</w:t>
+              <w:t>85×45=3825</w:t>
             </w:r>
           </w:p>
         </w:tc>
@@ -670,7 +670,7 @@
                 <w:rFonts w:ascii="TimeNewRoman" w:hAnsi="TimeNewRoman"/>
                 <w:sz w:val="30"/>
               </w:rPr>
-              <w:t>21×82=1722</w:t>
+              <w:t>73×53=3869</w:t>
             </w:r>
           </w:p>
         </w:tc>
@@ -687,7 +687,7 @@
                 <w:rFonts w:ascii="TimeNewRoman" w:hAnsi="TimeNewRoman"/>
                 <w:sz w:val="30"/>
               </w:rPr>
-              <w:t>63×30=1890</w:t>
+              <w:t>34×48=1632</w:t>
             </w:r>
           </w:p>
         </w:tc>
@@ -704,7 +704,7 @@
                 <w:rFonts w:ascii="TimeNewRoman" w:hAnsi="TimeNewRoman"/>
                 <w:sz w:val="30"/>
               </w:rPr>
-              <w:t>79×50=3950</w:t>
+              <w:t>72×95=6840</w:t>
             </w:r>
           </w:p>
         </w:tc>
@@ -721,7 +721,7 @@
                 <w:rFonts w:ascii="TimeNewRoman" w:hAnsi="TimeNewRoman"/>
                 <w:sz w:val="30"/>
               </w:rPr>
-              <w:t>65×23=1495</w:t>
+              <w:t>12×36=432</w:t>
             </w:r>
           </w:p>
         </w:tc>
@@ -868,7 +868,7 @@
                 <w:rFonts w:ascii="TimeNewRoman" w:hAnsi="TimeNewRoman"/>
                 <w:sz w:val="30"/>
               </w:rPr>
-              <w:t>71×27=1917</w:t>
+              <w:t>26×34=884</w:t>
             </w:r>
           </w:p>
         </w:tc>
@@ -885,7 +885,7 @@
                 <w:rFonts w:ascii="TimeNewRoman" w:hAnsi="TimeNewRoman"/>
                 <w:sz w:val="30"/>
               </w:rPr>
-              <w:t>57×74=4218</w:t>
+              <w:t>54×70=3780</w:t>
             </w:r>
           </w:p>
         </w:tc>
@@ -902,7 +902,7 @@
                 <w:rFonts w:ascii="TimeNewRoman" w:hAnsi="TimeNewRoman"/>
                 <w:sz w:val="30"/>
               </w:rPr>
-              <w:t>47×17=799</w:t>
+              <w:t>80×22=1760</w:t>
             </w:r>
           </w:p>
         </w:tc>
@@ -919,7 +919,7 @@
                 <w:rFonts w:ascii="TimeNewRoman" w:hAnsi="TimeNewRoman"/>
                 <w:sz w:val="30"/>
               </w:rPr>
-              <w:t>85×53=4505</w:t>
+              <w:t>49×70=3430</w:t>
             </w:r>
           </w:p>
         </w:tc>
@@ -936,7 +936,7 @@
                 <w:rFonts w:ascii="TimeNewRoman" w:hAnsi="TimeNewRoman"/>
                 <w:sz w:val="30"/>
               </w:rPr>
-              <w:t>63×32=2016</w:t>
+              <w:t>33×92=3036</w:t>
             </w:r>
           </w:p>
         </w:tc>

--- a/answers-of-two-digit_number_multiplied_by_two-digit_number.docx
+++ b/answers-of-two-digit_number_multiplied_by_two-digit_number.docx
@@ -40,7 +40,7 @@
                 <w:rFonts w:ascii="TimeNewRoman" w:hAnsi="TimeNewRoman"/>
                 <w:sz w:val="30"/>
               </w:rPr>
-              <w:t>37×79=2923</w:t>
+              <w:t>94×32=3008</w:t>
             </w:r>
           </w:p>
         </w:tc>
@@ -57,7 +57,7 @@
                 <w:rFonts w:ascii="TimeNewRoman" w:hAnsi="TimeNewRoman"/>
                 <w:sz w:val="30"/>
               </w:rPr>
-              <w:t>42×78=3276</w:t>
+              <w:t>60×40=2400</w:t>
             </w:r>
           </w:p>
         </w:tc>
@@ -74,7 +74,7 @@
                 <w:rFonts w:ascii="TimeNewRoman" w:hAnsi="TimeNewRoman"/>
                 <w:sz w:val="30"/>
               </w:rPr>
-              <w:t>97×16=1552</w:t>
+              <w:t>15×63=945</w:t>
             </w:r>
           </w:p>
         </w:tc>
@@ -91,7 +91,7 @@
                 <w:rFonts w:ascii="TimeNewRoman" w:hAnsi="TimeNewRoman"/>
                 <w:sz w:val="30"/>
               </w:rPr>
-              <w:t>13×84=1092</w:t>
+              <w:t>14×40=560</w:t>
             </w:r>
           </w:p>
         </w:tc>
@@ -108,7 +108,7 @@
                 <w:rFonts w:ascii="TimeNewRoman" w:hAnsi="TimeNewRoman"/>
                 <w:sz w:val="30"/>
               </w:rPr>
-              <w:t>86×88=7568</w:t>
+              <w:t>16×47=752</w:t>
             </w:r>
           </w:p>
         </w:tc>
@@ -223,7 +223,7 @@
                 <w:rFonts w:ascii="TimeNewRoman" w:hAnsi="TimeNewRoman"/>
                 <w:sz w:val="30"/>
               </w:rPr>
-              <w:t>81×63=5103</w:t>
+              <w:t>43×32=1376</w:t>
             </w:r>
           </w:p>
         </w:tc>
@@ -240,7 +240,7 @@
                 <w:rFonts w:ascii="TimeNewRoman" w:hAnsi="TimeNewRoman"/>
                 <w:sz w:val="30"/>
               </w:rPr>
-              <w:t>42×43=1806</w:t>
+              <w:t>13×61=793</w:t>
             </w:r>
           </w:p>
         </w:tc>
@@ -257,7 +257,7 @@
                 <w:rFonts w:ascii="TimeNewRoman" w:hAnsi="TimeNewRoman"/>
                 <w:sz w:val="30"/>
               </w:rPr>
-              <w:t>19×69=1311</w:t>
+              <w:t>93×70=6510</w:t>
             </w:r>
           </w:p>
         </w:tc>
@@ -274,7 +274,7 @@
                 <w:rFonts w:ascii="TimeNewRoman" w:hAnsi="TimeNewRoman"/>
                 <w:sz w:val="30"/>
               </w:rPr>
-              <w:t>37×68=2516</w:t>
+              <w:t>15×32=480</w:t>
             </w:r>
           </w:p>
         </w:tc>
@@ -291,7 +291,7 @@
                 <w:rFonts w:ascii="TimeNewRoman" w:hAnsi="TimeNewRoman"/>
                 <w:sz w:val="30"/>
               </w:rPr>
-              <w:t>12×40=480</w:t>
+              <w:t>49×17=833</w:t>
             </w:r>
           </w:p>
         </w:tc>
@@ -438,7 +438,7 @@
                 <w:rFonts w:ascii="TimeNewRoman" w:hAnsi="TimeNewRoman"/>
                 <w:sz w:val="30"/>
               </w:rPr>
-              <w:t>71×93=6603</w:t>
+              <w:t>15×74=1110</w:t>
             </w:r>
           </w:p>
         </w:tc>
@@ -455,7 +455,7 @@
                 <w:rFonts w:ascii="TimeNewRoman" w:hAnsi="TimeNewRoman"/>
                 <w:sz w:val="30"/>
               </w:rPr>
-              <w:t>89×33=2937</w:t>
+              <w:t>76×83=6308</w:t>
             </w:r>
           </w:p>
         </w:tc>
@@ -472,7 +472,7 @@
                 <w:rFonts w:ascii="TimeNewRoman" w:hAnsi="TimeNewRoman"/>
                 <w:sz w:val="30"/>
               </w:rPr>
-              <w:t>72×92=6624</w:t>
+              <w:t>40×72=2880</w:t>
             </w:r>
           </w:p>
         </w:tc>
@@ -489,7 +489,7 @@
                 <w:rFonts w:ascii="TimeNewRoman" w:hAnsi="TimeNewRoman"/>
                 <w:sz w:val="30"/>
               </w:rPr>
-              <w:t>48×67=3216</w:t>
+              <w:t>39×90=3510</w:t>
             </w:r>
           </w:p>
         </w:tc>
@@ -506,7 +506,7 @@
                 <w:rFonts w:ascii="TimeNewRoman" w:hAnsi="TimeNewRoman"/>
                 <w:sz w:val="30"/>
               </w:rPr>
-              <w:t>92×60=5520</w:t>
+              <w:t>59×40=2360</w:t>
             </w:r>
           </w:p>
         </w:tc>
@@ -653,7 +653,7 @@
                 <w:rFonts w:ascii="TimeNewRoman" w:hAnsi="TimeNewRoman"/>
                 <w:sz w:val="30"/>
               </w:rPr>
-              <w:t>85×45=3825</w:t>
+              <w:t>23×27=621</w:t>
             </w:r>
           </w:p>
         </w:tc>
@@ -670,7 +670,7 @@
                 <w:rFonts w:ascii="TimeNewRoman" w:hAnsi="TimeNewRoman"/>
                 <w:sz w:val="30"/>
               </w:rPr>
-              <w:t>73×53=3869</w:t>
+              <w:t>97×84=8148</w:t>
             </w:r>
           </w:p>
         </w:tc>
@@ -687,7 +687,7 @@
                 <w:rFonts w:ascii="TimeNewRoman" w:hAnsi="TimeNewRoman"/>
                 <w:sz w:val="30"/>
               </w:rPr>
-              <w:t>34×48=1632</w:t>
+              <w:t>15×58=870</w:t>
             </w:r>
           </w:p>
         </w:tc>
@@ -704,7 +704,7 @@
                 <w:rFonts w:ascii="TimeNewRoman" w:hAnsi="TimeNewRoman"/>
                 <w:sz w:val="30"/>
               </w:rPr>
-              <w:t>72×95=6840</w:t>
+              <w:t>43×18=774</w:t>
             </w:r>
           </w:p>
         </w:tc>
@@ -721,7 +721,7 @@
                 <w:rFonts w:ascii="TimeNewRoman" w:hAnsi="TimeNewRoman"/>
                 <w:sz w:val="30"/>
               </w:rPr>
-              <w:t>12×36=432</w:t>
+              <w:t>47×98=4606</w:t>
             </w:r>
           </w:p>
         </w:tc>
@@ -868,7 +868,7 @@
                 <w:rFonts w:ascii="TimeNewRoman" w:hAnsi="TimeNewRoman"/>
                 <w:sz w:val="30"/>
               </w:rPr>
-              <w:t>26×34=884</w:t>
+              <w:t>74×38=2812</w:t>
             </w:r>
           </w:p>
         </w:tc>
@@ -885,7 +885,7 @@
                 <w:rFonts w:ascii="TimeNewRoman" w:hAnsi="TimeNewRoman"/>
                 <w:sz w:val="30"/>
               </w:rPr>
-              <w:t>54×70=3780</w:t>
+              <w:t>97×18=1746</w:t>
             </w:r>
           </w:p>
         </w:tc>
@@ -902,7 +902,7 @@
                 <w:rFonts w:ascii="TimeNewRoman" w:hAnsi="TimeNewRoman"/>
                 <w:sz w:val="30"/>
               </w:rPr>
-              <w:t>80×22=1760</w:t>
+              <w:t>34×47=1598</w:t>
             </w:r>
           </w:p>
         </w:tc>
@@ -919,7 +919,7 @@
                 <w:rFonts w:ascii="TimeNewRoman" w:hAnsi="TimeNewRoman"/>
                 <w:sz w:val="30"/>
               </w:rPr>
-              <w:t>49×70=3430</w:t>
+              <w:t>17×83=1411</w:t>
             </w:r>
           </w:p>
         </w:tc>
@@ -936,7 +936,7 @@
                 <w:rFonts w:ascii="TimeNewRoman" w:hAnsi="TimeNewRoman"/>
                 <w:sz w:val="30"/>
               </w:rPr>
-              <w:t>33×92=3036</w:t>
+              <w:t>48×80=3840</w:t>
             </w:r>
           </w:p>
         </w:tc>

--- a/answers-of-two-digit_number_multiplied_by_two-digit_number.docx
+++ b/answers-of-two-digit_number_multiplied_by_two-digit_number.docx
@@ -11,7 +11,7 @@
           <w:rFonts w:ascii="Arial" w:hAnsi="Arial"/>
           <w:sz w:val="30"/>
         </w:rPr>
-        <w:t>2026-10-06 Tuesday</w:t>
+        <w:t>2026-10-07 Wednesday</w:t>
       </w:r>
     </w:p>
     <w:tbl>
@@ -40,7 +40,7 @@
                 <w:rFonts w:ascii="TimeNewRoman" w:hAnsi="TimeNewRoman"/>
                 <w:sz w:val="30"/>
               </w:rPr>
-              <w:t>94×32=3008</w:t>
+              <w:t>77×27=2079</w:t>
             </w:r>
           </w:p>
         </w:tc>
@@ -57,7 +57,7 @@
                 <w:rFonts w:ascii="TimeNewRoman" w:hAnsi="TimeNewRoman"/>
                 <w:sz w:val="30"/>
               </w:rPr>
-              <w:t>60×40=2400</w:t>
+              <w:t>12×23=276</w:t>
             </w:r>
           </w:p>
         </w:tc>
@@ -74,7 +74,7 @@
                 <w:rFonts w:ascii="TimeNewRoman" w:hAnsi="TimeNewRoman"/>
                 <w:sz w:val="30"/>
               </w:rPr>
-              <w:t>15×63=945</w:t>
+              <w:t>11×20=220</w:t>
             </w:r>
           </w:p>
         </w:tc>
@@ -91,7 +91,7 @@
                 <w:rFonts w:ascii="TimeNewRoman" w:hAnsi="TimeNewRoman"/>
                 <w:sz w:val="30"/>
               </w:rPr>
-              <w:t>14×40=560</w:t>
+              <w:t>22×55=1210</w:t>
             </w:r>
           </w:p>
         </w:tc>
@@ -108,7 +108,7 @@
                 <w:rFonts w:ascii="TimeNewRoman" w:hAnsi="TimeNewRoman"/>
                 <w:sz w:val="30"/>
               </w:rPr>
-              <w:t>16×47=752</w:t>
+              <w:t>22×39=858</w:t>
             </w:r>
           </w:p>
         </w:tc>
@@ -223,7 +223,7 @@
                 <w:rFonts w:ascii="TimeNewRoman" w:hAnsi="TimeNewRoman"/>
                 <w:sz w:val="30"/>
               </w:rPr>
-              <w:t>43×32=1376</w:t>
+              <w:t>60×65=3900</w:t>
             </w:r>
           </w:p>
         </w:tc>
@@ -240,7 +240,7 @@
                 <w:rFonts w:ascii="TimeNewRoman" w:hAnsi="TimeNewRoman"/>
                 <w:sz w:val="30"/>
               </w:rPr>
-              <w:t>13×61=793</w:t>
+              <w:t>99×74=7326</w:t>
             </w:r>
           </w:p>
         </w:tc>
@@ -257,7 +257,7 @@
                 <w:rFonts w:ascii="TimeNewRoman" w:hAnsi="TimeNewRoman"/>
                 <w:sz w:val="30"/>
               </w:rPr>
-              <w:t>93×70=6510</w:t>
+              <w:t>29×85=2465</w:t>
             </w:r>
           </w:p>
         </w:tc>
@@ -274,7 +274,7 @@
                 <w:rFonts w:ascii="TimeNewRoman" w:hAnsi="TimeNewRoman"/>
                 <w:sz w:val="30"/>
               </w:rPr>
-              <w:t>15×32=480</w:t>
+              <w:t>41×16=656</w:t>
             </w:r>
           </w:p>
         </w:tc>
@@ -291,7 +291,7 @@
                 <w:rFonts w:ascii="TimeNewRoman" w:hAnsi="TimeNewRoman"/>
                 <w:sz w:val="30"/>
               </w:rPr>
-              <w:t>49×17=833</w:t>
+              <w:t>70×34=2380</w:t>
             </w:r>
           </w:p>
         </w:tc>
@@ -438,7 +438,7 @@
                 <w:rFonts w:ascii="TimeNewRoman" w:hAnsi="TimeNewRoman"/>
                 <w:sz w:val="30"/>
               </w:rPr>
-              <w:t>15×74=1110</w:t>
+              <w:t>20×15=300</w:t>
             </w:r>
           </w:p>
         </w:tc>
@@ -455,7 +455,7 @@
                 <w:rFonts w:ascii="TimeNewRoman" w:hAnsi="TimeNewRoman"/>
                 <w:sz w:val="30"/>
               </w:rPr>
-              <w:t>76×83=6308</w:t>
+              <w:t>85×94=7990</w:t>
             </w:r>
           </w:p>
         </w:tc>
@@ -472,7 +472,7 @@
                 <w:rFonts w:ascii="TimeNewRoman" w:hAnsi="TimeNewRoman"/>
                 <w:sz w:val="30"/>
               </w:rPr>
-              <w:t>40×72=2880</w:t>
+              <w:t>21×48=1008</w:t>
             </w:r>
           </w:p>
         </w:tc>
@@ -489,7 +489,7 @@
                 <w:rFonts w:ascii="TimeNewRoman" w:hAnsi="TimeNewRoman"/>
                 <w:sz w:val="30"/>
               </w:rPr>
-              <w:t>39×90=3510</w:t>
+              <w:t>83×20=1660</w:t>
             </w:r>
           </w:p>
         </w:tc>
@@ -506,7 +506,7 @@
                 <w:rFonts w:ascii="TimeNewRoman" w:hAnsi="TimeNewRoman"/>
                 <w:sz w:val="30"/>
               </w:rPr>
-              <w:t>59×40=2360</w:t>
+              <w:t>30×82=2460</w:t>
             </w:r>
           </w:p>
         </w:tc>
@@ -653,7 +653,7 @@
                 <w:rFonts w:ascii="TimeNewRoman" w:hAnsi="TimeNewRoman"/>
                 <w:sz w:val="30"/>
               </w:rPr>
-              <w:t>23×27=621</w:t>
+              <w:t>26×97=2522</w:t>
             </w:r>
           </w:p>
         </w:tc>
@@ -670,7 +670,7 @@
                 <w:rFonts w:ascii="TimeNewRoman" w:hAnsi="TimeNewRoman"/>
                 <w:sz w:val="30"/>
               </w:rPr>
-              <w:t>97×84=8148</w:t>
+              <w:t>37×89=3293</w:t>
             </w:r>
           </w:p>
         </w:tc>
@@ -687,7 +687,7 @@
                 <w:rFonts w:ascii="TimeNewRoman" w:hAnsi="TimeNewRoman"/>
                 <w:sz w:val="30"/>
               </w:rPr>
-              <w:t>15×58=870</w:t>
+              <w:t>96×71=6816</w:t>
             </w:r>
           </w:p>
         </w:tc>
@@ -704,7 +704,7 @@
                 <w:rFonts w:ascii="TimeNewRoman" w:hAnsi="TimeNewRoman"/>
                 <w:sz w:val="30"/>
               </w:rPr>
-              <w:t>43×18=774</w:t>
+              <w:t>64×40=2560</w:t>
             </w:r>
           </w:p>
         </w:tc>
@@ -721,7 +721,7 @@
                 <w:rFonts w:ascii="TimeNewRoman" w:hAnsi="TimeNewRoman"/>
                 <w:sz w:val="30"/>
               </w:rPr>
-              <w:t>47×98=4606</w:t>
+              <w:t>76×71=5396</w:t>
             </w:r>
           </w:p>
         </w:tc>
@@ -868,7 +868,7 @@
                 <w:rFonts w:ascii="TimeNewRoman" w:hAnsi="TimeNewRoman"/>
                 <w:sz w:val="30"/>
               </w:rPr>
-              <w:t>74×38=2812</w:t>
+              <w:t>43×27=1161</w:t>
             </w:r>
           </w:p>
         </w:tc>
@@ -885,7 +885,7 @@
                 <w:rFonts w:ascii="TimeNewRoman" w:hAnsi="TimeNewRoman"/>
                 <w:sz w:val="30"/>
               </w:rPr>
-              <w:t>97×18=1746</w:t>
+              <w:t>75×38=2850</w:t>
             </w:r>
           </w:p>
         </w:tc>
@@ -902,7 +902,7 @@
                 <w:rFonts w:ascii="TimeNewRoman" w:hAnsi="TimeNewRoman"/>
                 <w:sz w:val="30"/>
               </w:rPr>
-              <w:t>34×47=1598</w:t>
+              <w:t>13×27=351</w:t>
             </w:r>
           </w:p>
         </w:tc>
@@ -919,7 +919,7 @@
                 <w:rFonts w:ascii="TimeNewRoman" w:hAnsi="TimeNewRoman"/>
                 <w:sz w:val="30"/>
               </w:rPr>
-              <w:t>17×83=1411</w:t>
+              <w:t>63×87=5481</w:t>
             </w:r>
           </w:p>
         </w:tc>
@@ -936,7 +936,7 @@
                 <w:rFonts w:ascii="TimeNewRoman" w:hAnsi="TimeNewRoman"/>
                 <w:sz w:val="30"/>
               </w:rPr>
-              <w:t>48×80=3840</w:t>
+              <w:t>66×89=5874</w:t>
             </w:r>
           </w:p>
         </w:tc>

--- a/answers-of-two-digit_number_multiplied_by_two-digit_number.docx
+++ b/answers-of-two-digit_number_multiplied_by_two-digit_number.docx
@@ -40,7 +40,7 @@
                 <w:rFonts w:ascii="TimeNewRoman" w:hAnsi="TimeNewRoman"/>
                 <w:sz w:val="30"/>
               </w:rPr>
-              <w:t>77×27=2079</w:t>
+              <w:t>74×28=2072</w:t>
             </w:r>
           </w:p>
         </w:tc>
@@ -57,7 +57,7 @@
                 <w:rFonts w:ascii="TimeNewRoman" w:hAnsi="TimeNewRoman"/>
                 <w:sz w:val="30"/>
               </w:rPr>
-              <w:t>12×23=276</w:t>
+              <w:t>57×62=3534</w:t>
             </w:r>
           </w:p>
         </w:tc>
@@ -74,7 +74,7 @@
                 <w:rFonts w:ascii="TimeNewRoman" w:hAnsi="TimeNewRoman"/>
                 <w:sz w:val="30"/>
               </w:rPr>
-              <w:t>11×20=220</w:t>
+              <w:t>66×48=3168</w:t>
             </w:r>
           </w:p>
         </w:tc>
@@ -91,7 +91,7 @@
                 <w:rFonts w:ascii="TimeNewRoman" w:hAnsi="TimeNewRoman"/>
                 <w:sz w:val="30"/>
               </w:rPr>
-              <w:t>22×55=1210</w:t>
+              <w:t>22×74=1628</w:t>
             </w:r>
           </w:p>
         </w:tc>
@@ -108,7 +108,7 @@
                 <w:rFonts w:ascii="TimeNewRoman" w:hAnsi="TimeNewRoman"/>
                 <w:sz w:val="30"/>
               </w:rPr>
-              <w:t>22×39=858</w:t>
+              <w:t>65×86=5590</w:t>
             </w:r>
           </w:p>
         </w:tc>
@@ -223,7 +223,7 @@
                 <w:rFonts w:ascii="TimeNewRoman" w:hAnsi="TimeNewRoman"/>
                 <w:sz w:val="30"/>
               </w:rPr>
-              <w:t>60×65=3900</w:t>
+              <w:t>36×16=576</w:t>
             </w:r>
           </w:p>
         </w:tc>
@@ -240,7 +240,7 @@
                 <w:rFonts w:ascii="TimeNewRoman" w:hAnsi="TimeNewRoman"/>
                 <w:sz w:val="30"/>
               </w:rPr>
-              <w:t>99×74=7326</w:t>
+              <w:t>93×19=1767</w:t>
             </w:r>
           </w:p>
         </w:tc>
@@ -257,7 +257,7 @@
                 <w:rFonts w:ascii="TimeNewRoman" w:hAnsi="TimeNewRoman"/>
                 <w:sz w:val="30"/>
               </w:rPr>
-              <w:t>29×85=2465</w:t>
+              <w:t>17×57=969</w:t>
             </w:r>
           </w:p>
         </w:tc>
@@ -274,7 +274,7 @@
                 <w:rFonts w:ascii="TimeNewRoman" w:hAnsi="TimeNewRoman"/>
                 <w:sz w:val="30"/>
               </w:rPr>
-              <w:t>41×16=656</w:t>
+              <w:t>46×86=3956</w:t>
             </w:r>
           </w:p>
         </w:tc>
@@ -291,7 +291,7 @@
                 <w:rFonts w:ascii="TimeNewRoman" w:hAnsi="TimeNewRoman"/>
                 <w:sz w:val="30"/>
               </w:rPr>
-              <w:t>70×34=2380</w:t>
+              <w:t>12×47=564</w:t>
             </w:r>
           </w:p>
         </w:tc>
@@ -438,7 +438,7 @@
                 <w:rFonts w:ascii="TimeNewRoman" w:hAnsi="TimeNewRoman"/>
                 <w:sz w:val="30"/>
               </w:rPr>
-              <w:t>20×15=300</w:t>
+              <w:t>99×95=9405</w:t>
             </w:r>
           </w:p>
         </w:tc>
@@ -455,7 +455,7 @@
                 <w:rFonts w:ascii="TimeNewRoman" w:hAnsi="TimeNewRoman"/>
                 <w:sz w:val="30"/>
               </w:rPr>
-              <w:t>85×94=7990</w:t>
+              <w:t>47×44=2068</w:t>
             </w:r>
           </w:p>
         </w:tc>
@@ -472,7 +472,7 @@
                 <w:rFonts w:ascii="TimeNewRoman" w:hAnsi="TimeNewRoman"/>
                 <w:sz w:val="30"/>
               </w:rPr>
-              <w:t>21×48=1008</w:t>
+              <w:t>50×21=1050</w:t>
             </w:r>
           </w:p>
         </w:tc>
@@ -489,7 +489,7 @@
                 <w:rFonts w:ascii="TimeNewRoman" w:hAnsi="TimeNewRoman"/>
                 <w:sz w:val="30"/>
               </w:rPr>
-              <w:t>83×20=1660</w:t>
+              <w:t>36×92=3312</w:t>
             </w:r>
           </w:p>
         </w:tc>
@@ -506,7 +506,7 @@
                 <w:rFonts w:ascii="TimeNewRoman" w:hAnsi="TimeNewRoman"/>
                 <w:sz w:val="30"/>
               </w:rPr>
-              <w:t>30×82=2460</w:t>
+              <w:t>95×51=4845</w:t>
             </w:r>
           </w:p>
         </w:tc>
@@ -653,7 +653,7 @@
                 <w:rFonts w:ascii="TimeNewRoman" w:hAnsi="TimeNewRoman"/>
                 <w:sz w:val="30"/>
               </w:rPr>
-              <w:t>26×97=2522</w:t>
+              <w:t>87×65=5655</w:t>
             </w:r>
           </w:p>
         </w:tc>
@@ -670,7 +670,7 @@
                 <w:rFonts w:ascii="TimeNewRoman" w:hAnsi="TimeNewRoman"/>
                 <w:sz w:val="30"/>
               </w:rPr>
-              <w:t>37×89=3293</w:t>
+              <w:t>92×35=3220</w:t>
             </w:r>
           </w:p>
         </w:tc>
@@ -687,7 +687,7 @@
                 <w:rFonts w:ascii="TimeNewRoman" w:hAnsi="TimeNewRoman"/>
                 <w:sz w:val="30"/>
               </w:rPr>
-              <w:t>96×71=6816</w:t>
+              <w:t>85×39=3315</w:t>
             </w:r>
           </w:p>
         </w:tc>
@@ -704,7 +704,7 @@
                 <w:rFonts w:ascii="TimeNewRoman" w:hAnsi="TimeNewRoman"/>
                 <w:sz w:val="30"/>
               </w:rPr>
-              <w:t>64×40=2560</w:t>
+              <w:t>64×90=5760</w:t>
             </w:r>
           </w:p>
         </w:tc>
@@ -721,7 +721,7 @@
                 <w:rFonts w:ascii="TimeNewRoman" w:hAnsi="TimeNewRoman"/>
                 <w:sz w:val="30"/>
               </w:rPr>
-              <w:t>76×71=5396</w:t>
+              <w:t>25×15=375</w:t>
             </w:r>
           </w:p>
         </w:tc>
@@ -868,7 +868,7 @@
                 <w:rFonts w:ascii="TimeNewRoman" w:hAnsi="TimeNewRoman"/>
                 <w:sz w:val="30"/>
               </w:rPr>
-              <w:t>43×27=1161</w:t>
+              <w:t>86×30=2580</w:t>
             </w:r>
           </w:p>
         </w:tc>
@@ -885,7 +885,7 @@
                 <w:rFonts w:ascii="TimeNewRoman" w:hAnsi="TimeNewRoman"/>
                 <w:sz w:val="30"/>
               </w:rPr>
-              <w:t>75×38=2850</w:t>
+              <w:t>90×17=1530</w:t>
             </w:r>
           </w:p>
         </w:tc>
@@ -902,7 +902,7 @@
                 <w:rFonts w:ascii="TimeNewRoman" w:hAnsi="TimeNewRoman"/>
                 <w:sz w:val="30"/>
               </w:rPr>
-              <w:t>13×27=351</w:t>
+              <w:t>40×53=2120</w:t>
             </w:r>
           </w:p>
         </w:tc>
@@ -919,7 +919,7 @@
                 <w:rFonts w:ascii="TimeNewRoman" w:hAnsi="TimeNewRoman"/>
                 <w:sz w:val="30"/>
               </w:rPr>
-              <w:t>63×87=5481</w:t>
+              <w:t>87×48=4176</w:t>
             </w:r>
           </w:p>
         </w:tc>
@@ -936,7 +936,7 @@
                 <w:rFonts w:ascii="TimeNewRoman" w:hAnsi="TimeNewRoman"/>
                 <w:sz w:val="30"/>
               </w:rPr>
-              <w:t>66×89=5874</w:t>
+              <w:t>69×19=1311</w:t>
             </w:r>
           </w:p>
         </w:tc>

--- a/answers-of-two-digit_number_multiplied_by_two-digit_number.docx
+++ b/answers-of-two-digit_number_multiplied_by_two-digit_number.docx
@@ -11,7 +11,7 @@
           <w:rFonts w:ascii="Arial" w:hAnsi="Arial"/>
           <w:sz w:val="30"/>
         </w:rPr>
-        <w:t>2026-10-07 Wednesday</w:t>
+        <w:t>2026-10-08 Thursday</w:t>
       </w:r>
     </w:p>
     <w:tbl>
@@ -40,7 +40,7 @@
                 <w:rFonts w:ascii="TimeNewRoman" w:hAnsi="TimeNewRoman"/>
                 <w:sz w:val="30"/>
               </w:rPr>
-              <w:t>74×28=2072</w:t>
+              <w:t>52×52=2704</w:t>
             </w:r>
           </w:p>
         </w:tc>
@@ -57,7 +57,7 @@
                 <w:rFonts w:ascii="TimeNewRoman" w:hAnsi="TimeNewRoman"/>
                 <w:sz w:val="30"/>
               </w:rPr>
-              <w:t>57×62=3534</w:t>
+              <w:t>91×78=7098</w:t>
             </w:r>
           </w:p>
         </w:tc>
@@ -74,7 +74,7 @@
                 <w:rFonts w:ascii="TimeNewRoman" w:hAnsi="TimeNewRoman"/>
                 <w:sz w:val="30"/>
               </w:rPr>
-              <w:t>66×48=3168</w:t>
+              <w:t>58×27=1566</w:t>
             </w:r>
           </w:p>
         </w:tc>
@@ -91,7 +91,7 @@
                 <w:rFonts w:ascii="TimeNewRoman" w:hAnsi="TimeNewRoman"/>
                 <w:sz w:val="30"/>
               </w:rPr>
-              <w:t>22×74=1628</w:t>
+              <w:t>46×12=552</w:t>
             </w:r>
           </w:p>
         </w:tc>
@@ -108,7 +108,7 @@
                 <w:rFonts w:ascii="TimeNewRoman" w:hAnsi="TimeNewRoman"/>
                 <w:sz w:val="30"/>
               </w:rPr>
-              <w:t>65×86=5590</w:t>
+              <w:t>52×54=2808</w:t>
             </w:r>
           </w:p>
         </w:tc>
@@ -223,7 +223,7 @@
                 <w:rFonts w:ascii="TimeNewRoman" w:hAnsi="TimeNewRoman"/>
                 <w:sz w:val="30"/>
               </w:rPr>
-              <w:t>36×16=576</w:t>
+              <w:t>54×97=5238</w:t>
             </w:r>
           </w:p>
         </w:tc>
@@ -240,7 +240,7 @@
                 <w:rFonts w:ascii="TimeNewRoman" w:hAnsi="TimeNewRoman"/>
                 <w:sz w:val="30"/>
               </w:rPr>
-              <w:t>93×19=1767</w:t>
+              <w:t>41×67=2747</w:t>
             </w:r>
           </w:p>
         </w:tc>
@@ -257,7 +257,7 @@
                 <w:rFonts w:ascii="TimeNewRoman" w:hAnsi="TimeNewRoman"/>
                 <w:sz w:val="30"/>
               </w:rPr>
-              <w:t>17×57=969</w:t>
+              <w:t>78×14=1092</w:t>
             </w:r>
           </w:p>
         </w:tc>
@@ -274,7 +274,7 @@
                 <w:rFonts w:ascii="TimeNewRoman" w:hAnsi="TimeNewRoman"/>
                 <w:sz w:val="30"/>
               </w:rPr>
-              <w:t>46×86=3956</w:t>
+              <w:t>78×44=3432</w:t>
             </w:r>
           </w:p>
         </w:tc>
@@ -291,7 +291,7 @@
                 <w:rFonts w:ascii="TimeNewRoman" w:hAnsi="TimeNewRoman"/>
                 <w:sz w:val="30"/>
               </w:rPr>
-              <w:t>12×47=564</w:t>
+              <w:t>29×47=1363</w:t>
             </w:r>
           </w:p>
         </w:tc>
@@ -438,7 +438,7 @@
                 <w:rFonts w:ascii="TimeNewRoman" w:hAnsi="TimeNewRoman"/>
                 <w:sz w:val="30"/>
               </w:rPr>
-              <w:t>99×95=9405</w:t>
+              <w:t>17×85=1445</w:t>
             </w:r>
           </w:p>
         </w:tc>
@@ -455,7 +455,7 @@
                 <w:rFonts w:ascii="TimeNewRoman" w:hAnsi="TimeNewRoman"/>
                 <w:sz w:val="30"/>
               </w:rPr>
-              <w:t>47×44=2068</w:t>
+              <w:t>39×86=3354</w:t>
             </w:r>
           </w:p>
         </w:tc>
@@ -472,7 +472,7 @@
                 <w:rFonts w:ascii="TimeNewRoman" w:hAnsi="TimeNewRoman"/>
                 <w:sz w:val="30"/>
               </w:rPr>
-              <w:t>50×21=1050</w:t>
+              <w:t>59×85=5015</w:t>
             </w:r>
           </w:p>
         </w:tc>
@@ -489,7 +489,7 @@
                 <w:rFonts w:ascii="TimeNewRoman" w:hAnsi="TimeNewRoman"/>
                 <w:sz w:val="30"/>
               </w:rPr>
-              <w:t>36×92=3312</w:t>
+              <w:t>89×89=7921</w:t>
             </w:r>
           </w:p>
         </w:tc>
@@ -506,7 +506,7 @@
                 <w:rFonts w:ascii="TimeNewRoman" w:hAnsi="TimeNewRoman"/>
                 <w:sz w:val="30"/>
               </w:rPr>
-              <w:t>95×51=4845</w:t>
+              <w:t>67×46=3082</w:t>
             </w:r>
           </w:p>
         </w:tc>
@@ -653,7 +653,7 @@
                 <w:rFonts w:ascii="TimeNewRoman" w:hAnsi="TimeNewRoman"/>
                 <w:sz w:val="30"/>
               </w:rPr>
-              <w:t>87×65=5655</w:t>
+              <w:t>65×32=2080</w:t>
             </w:r>
           </w:p>
         </w:tc>
@@ -670,7 +670,7 @@
                 <w:rFonts w:ascii="TimeNewRoman" w:hAnsi="TimeNewRoman"/>
                 <w:sz w:val="30"/>
               </w:rPr>
-              <w:t>92×35=3220</w:t>
+              <w:t>61×72=4392</w:t>
             </w:r>
           </w:p>
         </w:tc>
@@ -687,7 +687,7 @@
                 <w:rFonts w:ascii="TimeNewRoman" w:hAnsi="TimeNewRoman"/>
                 <w:sz w:val="30"/>
               </w:rPr>
-              <w:t>85×39=3315</w:t>
+              <w:t>50×78=3900</w:t>
             </w:r>
           </w:p>
         </w:tc>
@@ -704,7 +704,7 @@
                 <w:rFonts w:ascii="TimeNewRoman" w:hAnsi="TimeNewRoman"/>
                 <w:sz w:val="30"/>
               </w:rPr>
-              <w:t>64×90=5760</w:t>
+              <w:t>93×94=8742</w:t>
             </w:r>
           </w:p>
         </w:tc>
@@ -721,7 +721,7 @@
                 <w:rFonts w:ascii="TimeNewRoman" w:hAnsi="TimeNewRoman"/>
                 <w:sz w:val="30"/>
               </w:rPr>
-              <w:t>25×15=375</w:t>
+              <w:t>83×81=6723</w:t>
             </w:r>
           </w:p>
         </w:tc>
@@ -868,7 +868,7 @@
                 <w:rFonts w:ascii="TimeNewRoman" w:hAnsi="TimeNewRoman"/>
                 <w:sz w:val="30"/>
               </w:rPr>
-              <w:t>86×30=2580</w:t>
+              <w:t>79×57=4503</w:t>
             </w:r>
           </w:p>
         </w:tc>
@@ -885,7 +885,7 @@
                 <w:rFonts w:ascii="TimeNewRoman" w:hAnsi="TimeNewRoman"/>
                 <w:sz w:val="30"/>
               </w:rPr>
-              <w:t>90×17=1530</w:t>
+              <w:t>96×42=4032</w:t>
             </w:r>
           </w:p>
         </w:tc>
@@ -902,7 +902,7 @@
                 <w:rFonts w:ascii="TimeNewRoman" w:hAnsi="TimeNewRoman"/>
                 <w:sz w:val="30"/>
               </w:rPr>
-              <w:t>40×53=2120</w:t>
+              <w:t>33×62=2046</w:t>
             </w:r>
           </w:p>
         </w:tc>
@@ -919,7 +919,7 @@
                 <w:rFonts w:ascii="TimeNewRoman" w:hAnsi="TimeNewRoman"/>
                 <w:sz w:val="30"/>
               </w:rPr>
-              <w:t>87×48=4176</w:t>
+              <w:t>16×91=1456</w:t>
             </w:r>
           </w:p>
         </w:tc>
@@ -936,7 +936,7 @@
                 <w:rFonts w:ascii="TimeNewRoman" w:hAnsi="TimeNewRoman"/>
                 <w:sz w:val="30"/>
               </w:rPr>
-              <w:t>69×19=1311</w:t>
+              <w:t>58×68=3944</w:t>
             </w:r>
           </w:p>
         </w:tc>

--- a/answers-of-two-digit_number_multiplied_by_two-digit_number.docx
+++ b/answers-of-two-digit_number_multiplied_by_two-digit_number.docx
@@ -40,7 +40,7 @@
                 <w:rFonts w:ascii="TimeNewRoman" w:hAnsi="TimeNewRoman"/>
                 <w:sz w:val="30"/>
               </w:rPr>
-              <w:t>52×52=2704</w:t>
+              <w:t>57×40=2280</w:t>
             </w:r>
           </w:p>
         </w:tc>
@@ -57,7 +57,7 @@
                 <w:rFonts w:ascii="TimeNewRoman" w:hAnsi="TimeNewRoman"/>
                 <w:sz w:val="30"/>
               </w:rPr>
-              <w:t>91×78=7098</w:t>
+              <w:t>66×84=5544</w:t>
             </w:r>
           </w:p>
         </w:tc>
@@ -74,7 +74,7 @@
                 <w:rFonts w:ascii="TimeNewRoman" w:hAnsi="TimeNewRoman"/>
                 <w:sz w:val="30"/>
               </w:rPr>
-              <w:t>58×27=1566</w:t>
+              <w:t>30×37=1110</w:t>
             </w:r>
           </w:p>
         </w:tc>
@@ -91,7 +91,7 @@
                 <w:rFonts w:ascii="TimeNewRoman" w:hAnsi="TimeNewRoman"/>
                 <w:sz w:val="30"/>
               </w:rPr>
-              <w:t>46×12=552</w:t>
+              <w:t>89×74=6586</w:t>
             </w:r>
           </w:p>
         </w:tc>
@@ -108,7 +108,7 @@
                 <w:rFonts w:ascii="TimeNewRoman" w:hAnsi="TimeNewRoman"/>
                 <w:sz w:val="30"/>
               </w:rPr>
-              <w:t>52×54=2808</w:t>
+              <w:t>59×80=4720</w:t>
             </w:r>
           </w:p>
         </w:tc>
@@ -223,7 +223,7 @@
                 <w:rFonts w:ascii="TimeNewRoman" w:hAnsi="TimeNewRoman"/>
                 <w:sz w:val="30"/>
               </w:rPr>
-              <w:t>54×97=5238</w:t>
+              <w:t>13×94=1222</w:t>
             </w:r>
           </w:p>
         </w:tc>
@@ -240,7 +240,7 @@
                 <w:rFonts w:ascii="TimeNewRoman" w:hAnsi="TimeNewRoman"/>
                 <w:sz w:val="30"/>
               </w:rPr>
-              <w:t>41×67=2747</w:t>
+              <w:t>39×84=3276</w:t>
             </w:r>
           </w:p>
         </w:tc>
@@ -257,7 +257,7 @@
                 <w:rFonts w:ascii="TimeNewRoman" w:hAnsi="TimeNewRoman"/>
                 <w:sz w:val="30"/>
               </w:rPr>
-              <w:t>78×14=1092</w:t>
+              <w:t>74×67=4958</w:t>
             </w:r>
           </w:p>
         </w:tc>
@@ -274,7 +274,7 @@
                 <w:rFonts w:ascii="TimeNewRoman" w:hAnsi="TimeNewRoman"/>
                 <w:sz w:val="30"/>
               </w:rPr>
-              <w:t>78×44=3432</w:t>
+              <w:t>18×94=1692</w:t>
             </w:r>
           </w:p>
         </w:tc>
@@ -291,7 +291,7 @@
                 <w:rFonts w:ascii="TimeNewRoman" w:hAnsi="TimeNewRoman"/>
                 <w:sz w:val="30"/>
               </w:rPr>
-              <w:t>29×47=1363</w:t>
+              <w:t>91×71=6461</w:t>
             </w:r>
           </w:p>
         </w:tc>
@@ -438,7 +438,7 @@
                 <w:rFonts w:ascii="TimeNewRoman" w:hAnsi="TimeNewRoman"/>
                 <w:sz w:val="30"/>
               </w:rPr>
-              <w:t>17×85=1445</w:t>
+              <w:t>98×78=7644</w:t>
             </w:r>
           </w:p>
         </w:tc>
@@ -455,7 +455,7 @@
                 <w:rFonts w:ascii="TimeNewRoman" w:hAnsi="TimeNewRoman"/>
                 <w:sz w:val="30"/>
               </w:rPr>
-              <w:t>39×86=3354</w:t>
+              <w:t>90×84=7560</w:t>
             </w:r>
           </w:p>
         </w:tc>
@@ -472,7 +472,7 @@
                 <w:rFonts w:ascii="TimeNewRoman" w:hAnsi="TimeNewRoman"/>
                 <w:sz w:val="30"/>
               </w:rPr>
-              <w:t>59×85=5015</w:t>
+              <w:t>59×66=3894</w:t>
             </w:r>
           </w:p>
         </w:tc>
@@ -489,7 +489,7 @@
                 <w:rFonts w:ascii="TimeNewRoman" w:hAnsi="TimeNewRoman"/>
                 <w:sz w:val="30"/>
               </w:rPr>
-              <w:t>89×89=7921</w:t>
+              <w:t>52×31=1612</w:t>
             </w:r>
           </w:p>
         </w:tc>
@@ -506,7 +506,7 @@
                 <w:rFonts w:ascii="TimeNewRoman" w:hAnsi="TimeNewRoman"/>
                 <w:sz w:val="30"/>
               </w:rPr>
-              <w:t>67×46=3082</w:t>
+              <w:t>55×65=3575</w:t>
             </w:r>
           </w:p>
         </w:tc>
@@ -653,7 +653,7 @@
                 <w:rFonts w:ascii="TimeNewRoman" w:hAnsi="TimeNewRoman"/>
                 <w:sz w:val="30"/>
               </w:rPr>
-              <w:t>65×32=2080</w:t>
+              <w:t>62×72=4464</w:t>
             </w:r>
           </w:p>
         </w:tc>
@@ -670,7 +670,7 @@
                 <w:rFonts w:ascii="TimeNewRoman" w:hAnsi="TimeNewRoman"/>
                 <w:sz w:val="30"/>
               </w:rPr>
-              <w:t>61×72=4392</w:t>
+              <w:t>90×66=5940</w:t>
             </w:r>
           </w:p>
         </w:tc>
@@ -687,7 +687,7 @@
                 <w:rFonts w:ascii="TimeNewRoman" w:hAnsi="TimeNewRoman"/>
                 <w:sz w:val="30"/>
               </w:rPr>
-              <w:t>50×78=3900</w:t>
+              <w:t>90×26=2340</w:t>
             </w:r>
           </w:p>
         </w:tc>
@@ -704,7 +704,7 @@
                 <w:rFonts w:ascii="TimeNewRoman" w:hAnsi="TimeNewRoman"/>
                 <w:sz w:val="30"/>
               </w:rPr>
-              <w:t>93×94=8742</w:t>
+              <w:t>53×92=4876</w:t>
             </w:r>
           </w:p>
         </w:tc>
@@ -721,7 +721,7 @@
                 <w:rFonts w:ascii="TimeNewRoman" w:hAnsi="TimeNewRoman"/>
                 <w:sz w:val="30"/>
               </w:rPr>
-              <w:t>83×81=6723</w:t>
+              <w:t>45×44=1980</w:t>
             </w:r>
           </w:p>
         </w:tc>
@@ -868,7 +868,7 @@
                 <w:rFonts w:ascii="TimeNewRoman" w:hAnsi="TimeNewRoman"/>
                 <w:sz w:val="30"/>
               </w:rPr>
-              <w:t>79×57=4503</w:t>
+              <w:t>29×75=2175</w:t>
             </w:r>
           </w:p>
         </w:tc>
@@ -885,7 +885,7 @@
                 <w:rFonts w:ascii="TimeNewRoman" w:hAnsi="TimeNewRoman"/>
                 <w:sz w:val="30"/>
               </w:rPr>
-              <w:t>96×42=4032</w:t>
+              <w:t>97×27=2619</w:t>
             </w:r>
           </w:p>
         </w:tc>
@@ -902,7 +902,7 @@
                 <w:rFonts w:ascii="TimeNewRoman" w:hAnsi="TimeNewRoman"/>
                 <w:sz w:val="30"/>
               </w:rPr>
-              <w:t>33×62=2046</w:t>
+              <w:t>44×98=4312</w:t>
             </w:r>
           </w:p>
         </w:tc>
@@ -919,7 +919,7 @@
                 <w:rFonts w:ascii="TimeNewRoman" w:hAnsi="TimeNewRoman"/>
                 <w:sz w:val="30"/>
               </w:rPr>
-              <w:t>16×91=1456</w:t>
+              <w:t>25×76=1900</w:t>
             </w:r>
           </w:p>
         </w:tc>
@@ -936,7 +936,7 @@
                 <w:rFonts w:ascii="TimeNewRoman" w:hAnsi="TimeNewRoman"/>
                 <w:sz w:val="30"/>
               </w:rPr>
-              <w:t>58×68=3944</w:t>
+              <w:t>30×21=630</w:t>
             </w:r>
           </w:p>
         </w:tc>

--- a/answers-of-two-digit_number_multiplied_by_two-digit_number.docx
+++ b/answers-of-two-digit_number_multiplied_by_two-digit_number.docx
@@ -11,7 +11,7 @@
           <w:rFonts w:ascii="Arial" w:hAnsi="Arial"/>
           <w:sz w:val="30"/>
         </w:rPr>
-        <w:t>2026-10-08 Thursday</w:t>
+        <w:t>2026-10-09 Friday</w:t>
       </w:r>
     </w:p>
     <w:tbl>
@@ -40,7 +40,7 @@
                 <w:rFonts w:ascii="TimeNewRoman" w:hAnsi="TimeNewRoman"/>
                 <w:sz w:val="30"/>
               </w:rPr>
-              <w:t>57×40=2280</w:t>
+              <w:t>63×53=3339</w:t>
             </w:r>
           </w:p>
         </w:tc>
@@ -57,7 +57,7 @@
                 <w:rFonts w:ascii="TimeNewRoman" w:hAnsi="TimeNewRoman"/>
                 <w:sz w:val="30"/>
               </w:rPr>
-              <w:t>66×84=5544</w:t>
+              <w:t>48×86=4128</w:t>
             </w:r>
           </w:p>
         </w:tc>
@@ -74,7 +74,7 @@
                 <w:rFonts w:ascii="TimeNewRoman" w:hAnsi="TimeNewRoman"/>
                 <w:sz w:val="30"/>
               </w:rPr>
-              <w:t>30×37=1110</w:t>
+              <w:t>78×51=3978</w:t>
             </w:r>
           </w:p>
         </w:tc>
@@ -91,7 +91,7 @@
                 <w:rFonts w:ascii="TimeNewRoman" w:hAnsi="TimeNewRoman"/>
                 <w:sz w:val="30"/>
               </w:rPr>
-              <w:t>89×74=6586</w:t>
+              <w:t>82×62=5084</w:t>
             </w:r>
           </w:p>
         </w:tc>
@@ -108,7 +108,7 @@
                 <w:rFonts w:ascii="TimeNewRoman" w:hAnsi="TimeNewRoman"/>
                 <w:sz w:val="30"/>
               </w:rPr>
-              <w:t>59×80=4720</w:t>
+              <w:t>80×35=2800</w:t>
             </w:r>
           </w:p>
         </w:tc>
@@ -223,7 +223,7 @@
                 <w:rFonts w:ascii="TimeNewRoman" w:hAnsi="TimeNewRoman"/>
                 <w:sz w:val="30"/>
               </w:rPr>
-              <w:t>13×94=1222</w:t>
+              <w:t>85×16=1360</w:t>
             </w:r>
           </w:p>
         </w:tc>
@@ -240,7 +240,7 @@
                 <w:rFonts w:ascii="TimeNewRoman" w:hAnsi="TimeNewRoman"/>
                 <w:sz w:val="30"/>
               </w:rPr>
-              <w:t>39×84=3276</w:t>
+              <w:t>38×60=2280</w:t>
             </w:r>
           </w:p>
         </w:tc>
@@ -257,7 +257,7 @@
                 <w:rFonts w:ascii="TimeNewRoman" w:hAnsi="TimeNewRoman"/>
                 <w:sz w:val="30"/>
               </w:rPr>
-              <w:t>74×67=4958</w:t>
+              <w:t>70×77=5390</w:t>
             </w:r>
           </w:p>
         </w:tc>
@@ -274,7 +274,7 @@
                 <w:rFonts w:ascii="TimeNewRoman" w:hAnsi="TimeNewRoman"/>
                 <w:sz w:val="30"/>
               </w:rPr>
-              <w:t>18×94=1692</w:t>
+              <w:t>20×98=1960</w:t>
             </w:r>
           </w:p>
         </w:tc>
@@ -291,7 +291,7 @@
                 <w:rFonts w:ascii="TimeNewRoman" w:hAnsi="TimeNewRoman"/>
                 <w:sz w:val="30"/>
               </w:rPr>
-              <w:t>91×71=6461</w:t>
+              <w:t>78×25=1950</w:t>
             </w:r>
           </w:p>
         </w:tc>
@@ -438,7 +438,7 @@
                 <w:rFonts w:ascii="TimeNewRoman" w:hAnsi="TimeNewRoman"/>
                 <w:sz w:val="30"/>
               </w:rPr>
-              <w:t>98×78=7644</w:t>
+              <w:t>70×27=1890</w:t>
             </w:r>
           </w:p>
         </w:tc>
@@ -455,7 +455,7 @@
                 <w:rFonts w:ascii="TimeNewRoman" w:hAnsi="TimeNewRoman"/>
                 <w:sz w:val="30"/>
               </w:rPr>
-              <w:t>90×84=7560</w:t>
+              <w:t>49×61=2989</w:t>
             </w:r>
           </w:p>
         </w:tc>
@@ -472,7 +472,7 @@
                 <w:rFonts w:ascii="TimeNewRoman" w:hAnsi="TimeNewRoman"/>
                 <w:sz w:val="30"/>
               </w:rPr>
-              <w:t>59×66=3894</w:t>
+              <w:t>70×28=1960</w:t>
             </w:r>
           </w:p>
         </w:tc>
@@ -489,7 +489,7 @@
                 <w:rFonts w:ascii="TimeNewRoman" w:hAnsi="TimeNewRoman"/>
                 <w:sz w:val="30"/>
               </w:rPr>
-              <w:t>52×31=1612</w:t>
+              <w:t>21×60=1260</w:t>
             </w:r>
           </w:p>
         </w:tc>
@@ -506,7 +506,7 @@
                 <w:rFonts w:ascii="TimeNewRoman" w:hAnsi="TimeNewRoman"/>
                 <w:sz w:val="30"/>
               </w:rPr>
-              <w:t>55×65=3575</w:t>
+              <w:t>75×30=2250</w:t>
             </w:r>
           </w:p>
         </w:tc>
@@ -653,7 +653,7 @@
                 <w:rFonts w:ascii="TimeNewRoman" w:hAnsi="TimeNewRoman"/>
                 <w:sz w:val="30"/>
               </w:rPr>
-              <w:t>62×72=4464</w:t>
+              <w:t>94×84=7896</w:t>
             </w:r>
           </w:p>
         </w:tc>
@@ -670,7 +670,7 @@
                 <w:rFonts w:ascii="TimeNewRoman" w:hAnsi="TimeNewRoman"/>
                 <w:sz w:val="30"/>
               </w:rPr>
-              <w:t>90×66=5940</w:t>
+              <w:t>23×80=1840</w:t>
             </w:r>
           </w:p>
         </w:tc>
@@ -687,7 +687,7 @@
                 <w:rFonts w:ascii="TimeNewRoman" w:hAnsi="TimeNewRoman"/>
                 <w:sz w:val="30"/>
               </w:rPr>
-              <w:t>90×26=2340</w:t>
+              <w:t>17×12=204</w:t>
             </w:r>
           </w:p>
         </w:tc>
@@ -704,7 +704,7 @@
                 <w:rFonts w:ascii="TimeNewRoman" w:hAnsi="TimeNewRoman"/>
                 <w:sz w:val="30"/>
               </w:rPr>
-              <w:t>53×92=4876</w:t>
+              <w:t>25×44=1100</w:t>
             </w:r>
           </w:p>
         </w:tc>
@@ -721,7 +721,7 @@
                 <w:rFonts w:ascii="TimeNewRoman" w:hAnsi="TimeNewRoman"/>
                 <w:sz w:val="30"/>
               </w:rPr>
-              <w:t>45×44=1980</w:t>
+              <w:t>51×11=561</w:t>
             </w:r>
           </w:p>
         </w:tc>
@@ -868,7 +868,7 @@
                 <w:rFonts w:ascii="TimeNewRoman" w:hAnsi="TimeNewRoman"/>
                 <w:sz w:val="30"/>
               </w:rPr>
-              <w:t>29×75=2175</w:t>
+              <w:t>65×57=3705</w:t>
             </w:r>
           </w:p>
         </w:tc>
@@ -885,7 +885,7 @@
                 <w:rFonts w:ascii="TimeNewRoman" w:hAnsi="TimeNewRoman"/>
                 <w:sz w:val="30"/>
               </w:rPr>
-              <w:t>97×27=2619</w:t>
+              <w:t>16×26=416</w:t>
             </w:r>
           </w:p>
         </w:tc>
@@ -902,7 +902,7 @@
                 <w:rFonts w:ascii="TimeNewRoman" w:hAnsi="TimeNewRoman"/>
                 <w:sz w:val="30"/>
               </w:rPr>
-              <w:t>44×98=4312</w:t>
+              <w:t>19×77=1463</w:t>
             </w:r>
           </w:p>
         </w:tc>
@@ -919,7 +919,7 @@
                 <w:rFonts w:ascii="TimeNewRoman" w:hAnsi="TimeNewRoman"/>
                 <w:sz w:val="30"/>
               </w:rPr>
-              <w:t>25×76=1900</w:t>
+              <w:t>95×31=2945</w:t>
             </w:r>
           </w:p>
         </w:tc>
@@ -936,7 +936,7 @@
                 <w:rFonts w:ascii="TimeNewRoman" w:hAnsi="TimeNewRoman"/>
                 <w:sz w:val="30"/>
               </w:rPr>
-              <w:t>30×21=630</w:t>
+              <w:t>57×69=3933</w:t>
             </w:r>
           </w:p>
         </w:tc>

--- a/answers-of-two-digit_number_multiplied_by_two-digit_number.docx
+++ b/answers-of-two-digit_number_multiplied_by_two-digit_number.docx
@@ -40,7 +40,7 @@
                 <w:rFonts w:ascii="TimeNewRoman" w:hAnsi="TimeNewRoman"/>
                 <w:sz w:val="30"/>
               </w:rPr>
-              <w:t>63×53=3339</w:t>
+              <w:t>33×95=3135</w:t>
             </w:r>
           </w:p>
         </w:tc>
@@ -57,7 +57,7 @@
                 <w:rFonts w:ascii="TimeNewRoman" w:hAnsi="TimeNewRoman"/>
                 <w:sz w:val="30"/>
               </w:rPr>
-              <w:t>48×86=4128</w:t>
+              <w:t>49×43=2107</w:t>
             </w:r>
           </w:p>
         </w:tc>
@@ -74,7 +74,7 @@
                 <w:rFonts w:ascii="TimeNewRoman" w:hAnsi="TimeNewRoman"/>
                 <w:sz w:val="30"/>
               </w:rPr>
-              <w:t>78×51=3978</w:t>
+              <w:t>65×40=2600</w:t>
             </w:r>
           </w:p>
         </w:tc>
@@ -91,7 +91,7 @@
                 <w:rFonts w:ascii="TimeNewRoman" w:hAnsi="TimeNewRoman"/>
                 <w:sz w:val="30"/>
               </w:rPr>
-              <w:t>82×62=5084</w:t>
+              <w:t>20×56=1120</w:t>
             </w:r>
           </w:p>
         </w:tc>
@@ -108,7 +108,7 @@
                 <w:rFonts w:ascii="TimeNewRoman" w:hAnsi="TimeNewRoman"/>
                 <w:sz w:val="30"/>
               </w:rPr>
-              <w:t>80×35=2800</w:t>
+              <w:t>97×74=7178</w:t>
             </w:r>
           </w:p>
         </w:tc>
@@ -223,7 +223,7 @@
                 <w:rFonts w:ascii="TimeNewRoman" w:hAnsi="TimeNewRoman"/>
                 <w:sz w:val="30"/>
               </w:rPr>
-              <w:t>85×16=1360</w:t>
+              <w:t>82×33=2706</w:t>
             </w:r>
           </w:p>
         </w:tc>
@@ -240,7 +240,7 @@
                 <w:rFonts w:ascii="TimeNewRoman" w:hAnsi="TimeNewRoman"/>
                 <w:sz w:val="30"/>
               </w:rPr>
-              <w:t>38×60=2280</w:t>
+              <w:t>83×63=5229</w:t>
             </w:r>
           </w:p>
         </w:tc>
@@ -257,7 +257,7 @@
                 <w:rFonts w:ascii="TimeNewRoman" w:hAnsi="TimeNewRoman"/>
                 <w:sz w:val="30"/>
               </w:rPr>
-              <w:t>70×77=5390</w:t>
+              <w:t>18×92=1656</w:t>
             </w:r>
           </w:p>
         </w:tc>
@@ -274,7 +274,7 @@
                 <w:rFonts w:ascii="TimeNewRoman" w:hAnsi="TimeNewRoman"/>
                 <w:sz w:val="30"/>
               </w:rPr>
-              <w:t>20×98=1960</w:t>
+              <w:t>55×35=1925</w:t>
             </w:r>
           </w:p>
         </w:tc>
@@ -291,7 +291,7 @@
                 <w:rFonts w:ascii="TimeNewRoman" w:hAnsi="TimeNewRoman"/>
                 <w:sz w:val="30"/>
               </w:rPr>
-              <w:t>78×25=1950</w:t>
+              <w:t>48×25=1200</w:t>
             </w:r>
           </w:p>
         </w:tc>
@@ -438,7 +438,7 @@
                 <w:rFonts w:ascii="TimeNewRoman" w:hAnsi="TimeNewRoman"/>
                 <w:sz w:val="30"/>
               </w:rPr>
-              <w:t>70×27=1890</w:t>
+              <w:t>22×72=1584</w:t>
             </w:r>
           </w:p>
         </w:tc>
@@ -455,7 +455,7 @@
                 <w:rFonts w:ascii="TimeNewRoman" w:hAnsi="TimeNewRoman"/>
                 <w:sz w:val="30"/>
               </w:rPr>
-              <w:t>49×61=2989</w:t>
+              <w:t>79×31=2449</w:t>
             </w:r>
           </w:p>
         </w:tc>
@@ -472,7 +472,7 @@
                 <w:rFonts w:ascii="TimeNewRoman" w:hAnsi="TimeNewRoman"/>
                 <w:sz w:val="30"/>
               </w:rPr>
-              <w:t>70×28=1960</w:t>
+              <w:t>77×18=1386</w:t>
             </w:r>
           </w:p>
         </w:tc>
@@ -489,7 +489,7 @@
                 <w:rFonts w:ascii="TimeNewRoman" w:hAnsi="TimeNewRoman"/>
                 <w:sz w:val="30"/>
               </w:rPr>
-              <w:t>21×60=1260</w:t>
+              <w:t>18×25=450</w:t>
             </w:r>
           </w:p>
         </w:tc>
@@ -506,7 +506,7 @@
                 <w:rFonts w:ascii="TimeNewRoman" w:hAnsi="TimeNewRoman"/>
                 <w:sz w:val="30"/>
               </w:rPr>
-              <w:t>75×30=2250</w:t>
+              <w:t>92×22=2024</w:t>
             </w:r>
           </w:p>
         </w:tc>
@@ -653,7 +653,7 @@
                 <w:rFonts w:ascii="TimeNewRoman" w:hAnsi="TimeNewRoman"/>
                 <w:sz w:val="30"/>
               </w:rPr>
-              <w:t>94×84=7896</w:t>
+              <w:t>59×53=3127</w:t>
             </w:r>
           </w:p>
         </w:tc>
@@ -670,7 +670,7 @@
                 <w:rFonts w:ascii="TimeNewRoman" w:hAnsi="TimeNewRoman"/>
                 <w:sz w:val="30"/>
               </w:rPr>
-              <w:t>23×80=1840</w:t>
+              <w:t>19×78=1482</w:t>
             </w:r>
           </w:p>
         </w:tc>
@@ -687,7 +687,7 @@
                 <w:rFonts w:ascii="TimeNewRoman" w:hAnsi="TimeNewRoman"/>
                 <w:sz w:val="30"/>
               </w:rPr>
-              <w:t>17×12=204</w:t>
+              <w:t>85×65=5525</w:t>
             </w:r>
           </w:p>
         </w:tc>
@@ -704,7 +704,7 @@
                 <w:rFonts w:ascii="TimeNewRoman" w:hAnsi="TimeNewRoman"/>
                 <w:sz w:val="30"/>
               </w:rPr>
-              <w:t>25×44=1100</w:t>
+              <w:t>65×72=4680</w:t>
             </w:r>
           </w:p>
         </w:tc>
@@ -721,7 +721,7 @@
                 <w:rFonts w:ascii="TimeNewRoman" w:hAnsi="TimeNewRoman"/>
                 <w:sz w:val="30"/>
               </w:rPr>
-              <w:t>51×11=561</w:t>
+              <w:t>62×61=3782</w:t>
             </w:r>
           </w:p>
         </w:tc>
@@ -868,7 +868,7 @@
                 <w:rFonts w:ascii="TimeNewRoman" w:hAnsi="TimeNewRoman"/>
                 <w:sz w:val="30"/>
               </w:rPr>
-              <w:t>65×57=3705</w:t>
+              <w:t>45×57=2565</w:t>
             </w:r>
           </w:p>
         </w:tc>
@@ -885,7 +885,7 @@
                 <w:rFonts w:ascii="TimeNewRoman" w:hAnsi="TimeNewRoman"/>
                 <w:sz w:val="30"/>
               </w:rPr>
-              <w:t>16×26=416</w:t>
+              <w:t>69×37=2553</w:t>
             </w:r>
           </w:p>
         </w:tc>
@@ -902,7 +902,7 @@
                 <w:rFonts w:ascii="TimeNewRoman" w:hAnsi="TimeNewRoman"/>
                 <w:sz w:val="30"/>
               </w:rPr>
-              <w:t>19×77=1463</w:t>
+              <w:t>50×17=850</w:t>
             </w:r>
           </w:p>
         </w:tc>
@@ -919,7 +919,7 @@
                 <w:rFonts w:ascii="TimeNewRoman" w:hAnsi="TimeNewRoman"/>
                 <w:sz w:val="30"/>
               </w:rPr>
-              <w:t>95×31=2945</w:t>
+              <w:t>57×76=4332</w:t>
             </w:r>
           </w:p>
         </w:tc>
@@ -936,7 +936,7 @@
                 <w:rFonts w:ascii="TimeNewRoman" w:hAnsi="TimeNewRoman"/>
                 <w:sz w:val="30"/>
               </w:rPr>
-              <w:t>57×69=3933</w:t>
+              <w:t>67×69=4623</w:t>
             </w:r>
           </w:p>
         </w:tc>

--- a/answers-of-two-digit_number_multiplied_by_two-digit_number.docx
+++ b/answers-of-two-digit_number_multiplied_by_two-digit_number.docx
@@ -11,7 +11,7 @@
           <w:rFonts w:ascii="Arial" w:hAnsi="Arial"/>
           <w:sz w:val="30"/>
         </w:rPr>
-        <w:t>2026-10-09 Friday</w:t>
+        <w:t>2026-10-10 Saturday</w:t>
       </w:r>
     </w:p>
     <w:tbl>
@@ -40,7 +40,7 @@
                 <w:rFonts w:ascii="TimeNewRoman" w:hAnsi="TimeNewRoman"/>
                 <w:sz w:val="30"/>
               </w:rPr>
-              <w:t>33×95=3135</w:t>
+              <w:t>40×23=920</w:t>
             </w:r>
           </w:p>
         </w:tc>
@@ -57,7 +57,7 @@
                 <w:rFonts w:ascii="TimeNewRoman" w:hAnsi="TimeNewRoman"/>
                 <w:sz w:val="30"/>
               </w:rPr>
-              <w:t>49×43=2107</w:t>
+              <w:t>68×21=1428</w:t>
             </w:r>
           </w:p>
         </w:tc>
@@ -74,7 +74,7 @@
                 <w:rFonts w:ascii="TimeNewRoman" w:hAnsi="TimeNewRoman"/>
                 <w:sz w:val="30"/>
               </w:rPr>
-              <w:t>65×40=2600</w:t>
+              <w:t>84×49=4116</w:t>
             </w:r>
           </w:p>
         </w:tc>
@@ -91,7 +91,7 @@
                 <w:rFonts w:ascii="TimeNewRoman" w:hAnsi="TimeNewRoman"/>
                 <w:sz w:val="30"/>
               </w:rPr>
-              <w:t>20×56=1120</w:t>
+              <w:t>63×66=4158</w:t>
             </w:r>
           </w:p>
         </w:tc>
@@ -108,7 +108,7 @@
                 <w:rFonts w:ascii="TimeNewRoman" w:hAnsi="TimeNewRoman"/>
                 <w:sz w:val="30"/>
               </w:rPr>
-              <w:t>97×74=7178</w:t>
+              <w:t>49×93=4557</w:t>
             </w:r>
           </w:p>
         </w:tc>
@@ -223,7 +223,7 @@
                 <w:rFonts w:ascii="TimeNewRoman" w:hAnsi="TimeNewRoman"/>
                 <w:sz w:val="30"/>
               </w:rPr>
-              <w:t>82×33=2706</w:t>
+              <w:t>72×28=2016</w:t>
             </w:r>
           </w:p>
         </w:tc>
@@ -240,7 +240,7 @@
                 <w:rFonts w:ascii="TimeNewRoman" w:hAnsi="TimeNewRoman"/>
                 <w:sz w:val="30"/>
               </w:rPr>
-              <w:t>83×63=5229</w:t>
+              <w:t>47×16=752</w:t>
             </w:r>
           </w:p>
         </w:tc>
@@ -257,7 +257,7 @@
                 <w:rFonts w:ascii="TimeNewRoman" w:hAnsi="TimeNewRoman"/>
                 <w:sz w:val="30"/>
               </w:rPr>
-              <w:t>18×92=1656</w:t>
+              <w:t>35×75=2625</w:t>
             </w:r>
           </w:p>
         </w:tc>
@@ -274,7 +274,7 @@
                 <w:rFonts w:ascii="TimeNewRoman" w:hAnsi="TimeNewRoman"/>
                 <w:sz w:val="30"/>
               </w:rPr>
-              <w:t>55×35=1925</w:t>
+              <w:t>45×61=2745</w:t>
             </w:r>
           </w:p>
         </w:tc>
@@ -291,7 +291,7 @@
                 <w:rFonts w:ascii="TimeNewRoman" w:hAnsi="TimeNewRoman"/>
                 <w:sz w:val="30"/>
               </w:rPr>
-              <w:t>48×25=1200</w:t>
+              <w:t>93×99=9207</w:t>
             </w:r>
           </w:p>
         </w:tc>
@@ -438,7 +438,7 @@
                 <w:rFonts w:ascii="TimeNewRoman" w:hAnsi="TimeNewRoman"/>
                 <w:sz w:val="30"/>
               </w:rPr>
-              <w:t>22×72=1584</w:t>
+              <w:t>18×39=702</w:t>
             </w:r>
           </w:p>
         </w:tc>
@@ -455,7 +455,7 @@
                 <w:rFonts w:ascii="TimeNewRoman" w:hAnsi="TimeNewRoman"/>
                 <w:sz w:val="30"/>
               </w:rPr>
-              <w:t>79×31=2449</w:t>
+              <w:t>88×53=4664</w:t>
             </w:r>
           </w:p>
         </w:tc>
@@ -472,7 +472,7 @@
                 <w:rFonts w:ascii="TimeNewRoman" w:hAnsi="TimeNewRoman"/>
                 <w:sz w:val="30"/>
               </w:rPr>
-              <w:t>77×18=1386</w:t>
+              <w:t>56×27=1512</w:t>
             </w:r>
           </w:p>
         </w:tc>
@@ -489,7 +489,7 @@
                 <w:rFonts w:ascii="TimeNewRoman" w:hAnsi="TimeNewRoman"/>
                 <w:sz w:val="30"/>
               </w:rPr>
-              <w:t>18×25=450</w:t>
+              <w:t>95×85=8075</w:t>
             </w:r>
           </w:p>
         </w:tc>
@@ -506,7 +506,7 @@
                 <w:rFonts w:ascii="TimeNewRoman" w:hAnsi="TimeNewRoman"/>
                 <w:sz w:val="30"/>
               </w:rPr>
-              <w:t>92×22=2024</w:t>
+              <w:t>90×23=2070</w:t>
             </w:r>
           </w:p>
         </w:tc>
@@ -653,7 +653,7 @@
                 <w:rFonts w:ascii="TimeNewRoman" w:hAnsi="TimeNewRoman"/>
                 <w:sz w:val="30"/>
               </w:rPr>
-              <w:t>59×53=3127</w:t>
+              <w:t>82×27=2214</w:t>
             </w:r>
           </w:p>
         </w:tc>
@@ -670,7 +670,7 @@
                 <w:rFonts w:ascii="TimeNewRoman" w:hAnsi="TimeNewRoman"/>
                 <w:sz w:val="30"/>
               </w:rPr>
-              <w:t>19×78=1482</w:t>
+              <w:t>70×13=910</w:t>
             </w:r>
           </w:p>
         </w:tc>
@@ -687,7 +687,7 @@
                 <w:rFonts w:ascii="TimeNewRoman" w:hAnsi="TimeNewRoman"/>
                 <w:sz w:val="30"/>
               </w:rPr>
-              <w:t>85×65=5525</w:t>
+              <w:t>14×34=476</w:t>
             </w:r>
           </w:p>
         </w:tc>
@@ -704,7 +704,7 @@
                 <w:rFonts w:ascii="TimeNewRoman" w:hAnsi="TimeNewRoman"/>
                 <w:sz w:val="30"/>
               </w:rPr>
-              <w:t>65×72=4680</w:t>
+              <w:t>45×39=1755</w:t>
             </w:r>
           </w:p>
         </w:tc>
@@ -721,7 +721,7 @@
                 <w:rFonts w:ascii="TimeNewRoman" w:hAnsi="TimeNewRoman"/>
                 <w:sz w:val="30"/>
               </w:rPr>
-              <w:t>62×61=3782</w:t>
+              <w:t>91×91=8281</w:t>
             </w:r>
           </w:p>
         </w:tc>
@@ -868,7 +868,7 @@
                 <w:rFonts w:ascii="TimeNewRoman" w:hAnsi="TimeNewRoman"/>
                 <w:sz w:val="30"/>
               </w:rPr>
-              <w:t>45×57=2565</w:t>
+              <w:t>67×65=4355</w:t>
             </w:r>
           </w:p>
         </w:tc>
@@ -885,7 +885,7 @@
                 <w:rFonts w:ascii="TimeNewRoman" w:hAnsi="TimeNewRoman"/>
                 <w:sz w:val="30"/>
               </w:rPr>
-              <w:t>69×37=2553</w:t>
+              <w:t>40×61=2440</w:t>
             </w:r>
           </w:p>
         </w:tc>
@@ -902,7 +902,7 @@
                 <w:rFonts w:ascii="TimeNewRoman" w:hAnsi="TimeNewRoman"/>
                 <w:sz w:val="30"/>
               </w:rPr>
-              <w:t>50×17=850</w:t>
+              <w:t>18×70=1260</w:t>
             </w:r>
           </w:p>
         </w:tc>
@@ -919,7 +919,7 @@
                 <w:rFonts w:ascii="TimeNewRoman" w:hAnsi="TimeNewRoman"/>
                 <w:sz w:val="30"/>
               </w:rPr>
-              <w:t>57×76=4332</w:t>
+              <w:t>88×14=1232</w:t>
             </w:r>
           </w:p>
         </w:tc>
@@ -936,7 +936,7 @@
                 <w:rFonts w:ascii="TimeNewRoman" w:hAnsi="TimeNewRoman"/>
                 <w:sz w:val="30"/>
               </w:rPr>
-              <w:t>67×69=4623</w:t>
+              <w:t>99×64=6336</w:t>
             </w:r>
           </w:p>
         </w:tc>

--- a/answers-of-two-digit_number_multiplied_by_two-digit_number.docx
+++ b/answers-of-two-digit_number_multiplied_by_two-digit_number.docx
@@ -40,7 +40,7 @@
                 <w:rFonts w:ascii="TimeNewRoman" w:hAnsi="TimeNewRoman"/>
                 <w:sz w:val="30"/>
               </w:rPr>
-              <w:t>40×23=920</w:t>
+              <w:t>63×25=1575</w:t>
             </w:r>
           </w:p>
         </w:tc>
@@ -57,7 +57,7 @@
                 <w:rFonts w:ascii="TimeNewRoman" w:hAnsi="TimeNewRoman"/>
                 <w:sz w:val="30"/>
               </w:rPr>
-              <w:t>68×21=1428</w:t>
+              <w:t>56×60=3360</w:t>
             </w:r>
           </w:p>
         </w:tc>
@@ -74,7 +74,7 @@
                 <w:rFonts w:ascii="TimeNewRoman" w:hAnsi="TimeNewRoman"/>
                 <w:sz w:val="30"/>
               </w:rPr>
-              <w:t>84×49=4116</w:t>
+              <w:t>27×55=1485</w:t>
             </w:r>
           </w:p>
         </w:tc>
@@ -91,7 +91,7 @@
                 <w:rFonts w:ascii="TimeNewRoman" w:hAnsi="TimeNewRoman"/>
                 <w:sz w:val="30"/>
               </w:rPr>
-              <w:t>63×66=4158</w:t>
+              <w:t>64×65=4160</w:t>
             </w:r>
           </w:p>
         </w:tc>
@@ -108,7 +108,7 @@
                 <w:rFonts w:ascii="TimeNewRoman" w:hAnsi="TimeNewRoman"/>
                 <w:sz w:val="30"/>
               </w:rPr>
-              <w:t>49×93=4557</w:t>
+              <w:t>12×49=588</w:t>
             </w:r>
           </w:p>
         </w:tc>
@@ -223,7 +223,7 @@
                 <w:rFonts w:ascii="TimeNewRoman" w:hAnsi="TimeNewRoman"/>
                 <w:sz w:val="30"/>
               </w:rPr>
-              <w:t>72×28=2016</w:t>
+              <w:t>87×83=7221</w:t>
             </w:r>
           </w:p>
         </w:tc>
@@ -240,7 +240,7 @@
                 <w:rFonts w:ascii="TimeNewRoman" w:hAnsi="TimeNewRoman"/>
                 <w:sz w:val="30"/>
               </w:rPr>
-              <w:t>47×16=752</w:t>
+              <w:t>52×18=936</w:t>
             </w:r>
           </w:p>
         </w:tc>
@@ -257,7 +257,7 @@
                 <w:rFonts w:ascii="TimeNewRoman" w:hAnsi="TimeNewRoman"/>
                 <w:sz w:val="30"/>
               </w:rPr>
-              <w:t>35×75=2625</w:t>
+              <w:t>93×46=4278</w:t>
             </w:r>
           </w:p>
         </w:tc>
@@ -274,7 +274,7 @@
                 <w:rFonts w:ascii="TimeNewRoman" w:hAnsi="TimeNewRoman"/>
                 <w:sz w:val="30"/>
               </w:rPr>
-              <w:t>45×61=2745</w:t>
+              <w:t>29×92=2668</w:t>
             </w:r>
           </w:p>
         </w:tc>
@@ -291,7 +291,7 @@
                 <w:rFonts w:ascii="TimeNewRoman" w:hAnsi="TimeNewRoman"/>
                 <w:sz w:val="30"/>
               </w:rPr>
-              <w:t>93×99=9207</w:t>
+              <w:t>41×88=3608</w:t>
             </w:r>
           </w:p>
         </w:tc>
@@ -438,7 +438,7 @@
                 <w:rFonts w:ascii="TimeNewRoman" w:hAnsi="TimeNewRoman"/>
                 <w:sz w:val="30"/>
               </w:rPr>
-              <w:t>18×39=702</w:t>
+              <w:t>25×81=2025</w:t>
             </w:r>
           </w:p>
         </w:tc>
@@ -455,7 +455,7 @@
                 <w:rFonts w:ascii="TimeNewRoman" w:hAnsi="TimeNewRoman"/>
                 <w:sz w:val="30"/>
               </w:rPr>
-              <w:t>88×53=4664</w:t>
+              <w:t>51×67=3417</w:t>
             </w:r>
           </w:p>
         </w:tc>
@@ -472,7 +472,7 @@
                 <w:rFonts w:ascii="TimeNewRoman" w:hAnsi="TimeNewRoman"/>
                 <w:sz w:val="30"/>
               </w:rPr>
-              <w:t>56×27=1512</w:t>
+              <w:t>41×43=1763</w:t>
             </w:r>
           </w:p>
         </w:tc>
@@ -489,7 +489,7 @@
                 <w:rFonts w:ascii="TimeNewRoman" w:hAnsi="TimeNewRoman"/>
                 <w:sz w:val="30"/>
               </w:rPr>
-              <w:t>95×85=8075</w:t>
+              <w:t>96×34=3264</w:t>
             </w:r>
           </w:p>
         </w:tc>
@@ -506,7 +506,7 @@
                 <w:rFonts w:ascii="TimeNewRoman" w:hAnsi="TimeNewRoman"/>
                 <w:sz w:val="30"/>
               </w:rPr>
-              <w:t>90×23=2070</w:t>
+              <w:t>73×49=3577</w:t>
             </w:r>
           </w:p>
         </w:tc>
@@ -653,7 +653,7 @@
                 <w:rFonts w:ascii="TimeNewRoman" w:hAnsi="TimeNewRoman"/>
                 <w:sz w:val="30"/>
               </w:rPr>
-              <w:t>82×27=2214</w:t>
+              <w:t>83×24=1992</w:t>
             </w:r>
           </w:p>
         </w:tc>
@@ -670,7 +670,7 @@
                 <w:rFonts w:ascii="TimeNewRoman" w:hAnsi="TimeNewRoman"/>
                 <w:sz w:val="30"/>
               </w:rPr>
-              <w:t>70×13=910</w:t>
+              <w:t>72×31=2232</w:t>
             </w:r>
           </w:p>
         </w:tc>
@@ -687,7 +687,7 @@
                 <w:rFonts w:ascii="TimeNewRoman" w:hAnsi="TimeNewRoman"/>
                 <w:sz w:val="30"/>
               </w:rPr>
-              <w:t>14×34=476</w:t>
+              <w:t>45×33=1485</w:t>
             </w:r>
           </w:p>
         </w:tc>
@@ -704,7 +704,7 @@
                 <w:rFonts w:ascii="TimeNewRoman" w:hAnsi="TimeNewRoman"/>
                 <w:sz w:val="30"/>
               </w:rPr>
-              <w:t>45×39=1755</w:t>
+              <w:t>73×22=1606</w:t>
             </w:r>
           </w:p>
         </w:tc>
@@ -721,7 +721,7 @@
                 <w:rFonts w:ascii="TimeNewRoman" w:hAnsi="TimeNewRoman"/>
                 <w:sz w:val="30"/>
               </w:rPr>
-              <w:t>91×91=8281</w:t>
+              <w:t>59×68=4012</w:t>
             </w:r>
           </w:p>
         </w:tc>
@@ -868,7 +868,7 @@
                 <w:rFonts w:ascii="TimeNewRoman" w:hAnsi="TimeNewRoman"/>
                 <w:sz w:val="30"/>
               </w:rPr>
-              <w:t>67×65=4355</w:t>
+              <w:t>55×22=1210</w:t>
             </w:r>
           </w:p>
         </w:tc>
@@ -885,7 +885,7 @@
                 <w:rFonts w:ascii="TimeNewRoman" w:hAnsi="TimeNewRoman"/>
                 <w:sz w:val="30"/>
               </w:rPr>
-              <w:t>40×61=2440</w:t>
+              <w:t>53×16=848</w:t>
             </w:r>
           </w:p>
         </w:tc>
@@ -902,7 +902,7 @@
                 <w:rFonts w:ascii="TimeNewRoman" w:hAnsi="TimeNewRoman"/>
                 <w:sz w:val="30"/>
               </w:rPr>
-              <w:t>18×70=1260</w:t>
+              <w:t>92×20=1840</w:t>
             </w:r>
           </w:p>
         </w:tc>
@@ -919,7 +919,7 @@
                 <w:rFonts w:ascii="TimeNewRoman" w:hAnsi="TimeNewRoman"/>
                 <w:sz w:val="30"/>
               </w:rPr>
-              <w:t>88×14=1232</w:t>
+              <w:t>34×27=918</w:t>
             </w:r>
           </w:p>
         </w:tc>
@@ -936,7 +936,7 @@
                 <w:rFonts w:ascii="TimeNewRoman" w:hAnsi="TimeNewRoman"/>
                 <w:sz w:val="30"/>
               </w:rPr>
-              <w:t>99×64=6336</w:t>
+              <w:t>20×92=1840</w:t>
             </w:r>
           </w:p>
         </w:tc>

--- a/answers-of-two-digit_number_multiplied_by_two-digit_number.docx
+++ b/answers-of-two-digit_number_multiplied_by_two-digit_number.docx
@@ -11,7 +11,7 @@
           <w:rFonts w:ascii="Arial" w:hAnsi="Arial"/>
           <w:sz w:val="30"/>
         </w:rPr>
-        <w:t>2026-10-10 Saturday</w:t>
+        <w:t>2026-10-11 Sunday</w:t>
       </w:r>
     </w:p>
     <w:tbl>
@@ -40,7 +40,7 @@
                 <w:rFonts w:ascii="TimeNewRoman" w:hAnsi="TimeNewRoman"/>
                 <w:sz w:val="30"/>
               </w:rPr>
-              <w:t>63×25=1575</w:t>
+              <w:t>18×79=1422</w:t>
             </w:r>
           </w:p>
         </w:tc>
@@ -57,7 +57,7 @@
                 <w:rFonts w:ascii="TimeNewRoman" w:hAnsi="TimeNewRoman"/>
                 <w:sz w:val="30"/>
               </w:rPr>
-              <w:t>56×60=3360</w:t>
+              <w:t>97×80=7760</w:t>
             </w:r>
           </w:p>
         </w:tc>
@@ -74,7 +74,7 @@
                 <w:rFonts w:ascii="TimeNewRoman" w:hAnsi="TimeNewRoman"/>
                 <w:sz w:val="30"/>
               </w:rPr>
-              <w:t>27×55=1485</w:t>
+              <w:t>29×57=1653</w:t>
             </w:r>
           </w:p>
         </w:tc>
@@ -91,7 +91,7 @@
                 <w:rFonts w:ascii="TimeNewRoman" w:hAnsi="TimeNewRoman"/>
                 <w:sz w:val="30"/>
               </w:rPr>
-              <w:t>64×65=4160</w:t>
+              <w:t>57×97=5529</w:t>
             </w:r>
           </w:p>
         </w:tc>
@@ -108,7 +108,7 @@
                 <w:rFonts w:ascii="TimeNewRoman" w:hAnsi="TimeNewRoman"/>
                 <w:sz w:val="30"/>
               </w:rPr>
-              <w:t>12×49=588</w:t>
+              <w:t>48×85=4080</w:t>
             </w:r>
           </w:p>
         </w:tc>
@@ -223,7 +223,7 @@
                 <w:rFonts w:ascii="TimeNewRoman" w:hAnsi="TimeNewRoman"/>
                 <w:sz w:val="30"/>
               </w:rPr>
-              <w:t>87×83=7221</w:t>
+              <w:t>78×61=4758</w:t>
             </w:r>
           </w:p>
         </w:tc>
@@ -240,7 +240,7 @@
                 <w:rFonts w:ascii="TimeNewRoman" w:hAnsi="TimeNewRoman"/>
                 <w:sz w:val="30"/>
               </w:rPr>
-              <w:t>52×18=936</w:t>
+              <w:t>25×74=1850</w:t>
             </w:r>
           </w:p>
         </w:tc>
@@ -257,7 +257,7 @@
                 <w:rFonts w:ascii="TimeNewRoman" w:hAnsi="TimeNewRoman"/>
                 <w:sz w:val="30"/>
               </w:rPr>
-              <w:t>93×46=4278</w:t>
+              <w:t>79×81=6399</w:t>
             </w:r>
           </w:p>
         </w:tc>
@@ -274,7 +274,7 @@
                 <w:rFonts w:ascii="TimeNewRoman" w:hAnsi="TimeNewRoman"/>
                 <w:sz w:val="30"/>
               </w:rPr>
-              <w:t>29×92=2668</w:t>
+              <w:t>17×47=799</w:t>
             </w:r>
           </w:p>
         </w:tc>
@@ -291,7 +291,7 @@
                 <w:rFonts w:ascii="TimeNewRoman" w:hAnsi="TimeNewRoman"/>
                 <w:sz w:val="30"/>
               </w:rPr>
-              <w:t>41×88=3608</w:t>
+              <w:t>20×34=680</w:t>
             </w:r>
           </w:p>
         </w:tc>
@@ -438,7 +438,7 @@
                 <w:rFonts w:ascii="TimeNewRoman" w:hAnsi="TimeNewRoman"/>
                 <w:sz w:val="30"/>
               </w:rPr>
-              <w:t>25×81=2025</w:t>
+              <w:t>13×42=546</w:t>
             </w:r>
           </w:p>
         </w:tc>
@@ -455,7 +455,7 @@
                 <w:rFonts w:ascii="TimeNewRoman" w:hAnsi="TimeNewRoman"/>
                 <w:sz w:val="30"/>
               </w:rPr>
-              <w:t>51×67=3417</w:t>
+              <w:t>90×26=2340</w:t>
             </w:r>
           </w:p>
         </w:tc>
@@ -472,7 +472,7 @@
                 <w:rFonts w:ascii="TimeNewRoman" w:hAnsi="TimeNewRoman"/>
                 <w:sz w:val="30"/>
               </w:rPr>
-              <w:t>41×43=1763</w:t>
+              <w:t>51×99=5049</w:t>
             </w:r>
           </w:p>
         </w:tc>
@@ -489,7 +489,7 @@
                 <w:rFonts w:ascii="TimeNewRoman" w:hAnsi="TimeNewRoman"/>
                 <w:sz w:val="30"/>
               </w:rPr>
-              <w:t>96×34=3264</w:t>
+              <w:t>73×22=1606</w:t>
             </w:r>
           </w:p>
         </w:tc>
@@ -506,7 +506,7 @@
                 <w:rFonts w:ascii="TimeNewRoman" w:hAnsi="TimeNewRoman"/>
                 <w:sz w:val="30"/>
               </w:rPr>
-              <w:t>73×49=3577</w:t>
+              <w:t>31×64=1984</w:t>
             </w:r>
           </w:p>
         </w:tc>
@@ -653,7 +653,7 @@
                 <w:rFonts w:ascii="TimeNewRoman" w:hAnsi="TimeNewRoman"/>
                 <w:sz w:val="30"/>
               </w:rPr>
-              <w:t>83×24=1992</w:t>
+              <w:t>53×68=3604</w:t>
             </w:r>
           </w:p>
         </w:tc>
@@ -670,7 +670,7 @@
                 <w:rFonts w:ascii="TimeNewRoman" w:hAnsi="TimeNewRoman"/>
                 <w:sz w:val="30"/>
               </w:rPr>
-              <w:t>72×31=2232</w:t>
+              <w:t>26×95=2470</w:t>
             </w:r>
           </w:p>
         </w:tc>
@@ -687,7 +687,7 @@
                 <w:rFonts w:ascii="TimeNewRoman" w:hAnsi="TimeNewRoman"/>
                 <w:sz w:val="30"/>
               </w:rPr>
-              <w:t>45×33=1485</w:t>
+              <w:t>72×47=3384</w:t>
             </w:r>
           </w:p>
         </w:tc>
@@ -704,7 +704,7 @@
                 <w:rFonts w:ascii="TimeNewRoman" w:hAnsi="TimeNewRoman"/>
                 <w:sz w:val="30"/>
               </w:rPr>
-              <w:t>73×22=1606</w:t>
+              <w:t>19×26=494</w:t>
             </w:r>
           </w:p>
         </w:tc>
@@ -721,7 +721,7 @@
                 <w:rFonts w:ascii="TimeNewRoman" w:hAnsi="TimeNewRoman"/>
                 <w:sz w:val="30"/>
               </w:rPr>
-              <w:t>59×68=4012</w:t>
+              <w:t>18×75=1350</w:t>
             </w:r>
           </w:p>
         </w:tc>
@@ -868,7 +868,7 @@
                 <w:rFonts w:ascii="TimeNewRoman" w:hAnsi="TimeNewRoman"/>
                 <w:sz w:val="30"/>
               </w:rPr>
-              <w:t>55×22=1210</w:t>
+              <w:t>44×66=2904</w:t>
             </w:r>
           </w:p>
         </w:tc>
@@ -885,7 +885,7 @@
                 <w:rFonts w:ascii="TimeNewRoman" w:hAnsi="TimeNewRoman"/>
                 <w:sz w:val="30"/>
               </w:rPr>
-              <w:t>53×16=848</w:t>
+              <w:t>73×84=6132</w:t>
             </w:r>
           </w:p>
         </w:tc>
@@ -902,7 +902,7 @@
                 <w:rFonts w:ascii="TimeNewRoman" w:hAnsi="TimeNewRoman"/>
                 <w:sz w:val="30"/>
               </w:rPr>
-              <w:t>92×20=1840</w:t>
+              <w:t>54×70=3780</w:t>
             </w:r>
           </w:p>
         </w:tc>
@@ -919,7 +919,7 @@
                 <w:rFonts w:ascii="TimeNewRoman" w:hAnsi="TimeNewRoman"/>
                 <w:sz w:val="30"/>
               </w:rPr>
-              <w:t>34×27=918</w:t>
+              <w:t>52×49=2548</w:t>
             </w:r>
           </w:p>
         </w:tc>
@@ -936,7 +936,7 @@
                 <w:rFonts w:ascii="TimeNewRoman" w:hAnsi="TimeNewRoman"/>
                 <w:sz w:val="30"/>
               </w:rPr>
-              <w:t>20×92=1840</w:t>
+              <w:t>82×69=5658</w:t>
             </w:r>
           </w:p>
         </w:tc>

--- a/answers-of-two-digit_number_multiplied_by_two-digit_number.docx
+++ b/answers-of-two-digit_number_multiplied_by_two-digit_number.docx
@@ -40,7 +40,7 @@
                 <w:rFonts w:ascii="TimeNewRoman" w:hAnsi="TimeNewRoman"/>
                 <w:sz w:val="30"/>
               </w:rPr>
-              <w:t>18×79=1422</w:t>
+              <w:t>53×25=1325</w:t>
             </w:r>
           </w:p>
         </w:tc>
@@ -57,7 +57,7 @@
                 <w:rFonts w:ascii="TimeNewRoman" w:hAnsi="TimeNewRoman"/>
                 <w:sz w:val="30"/>
               </w:rPr>
-              <w:t>97×80=7760</w:t>
+              <w:t>57×42=2394</w:t>
             </w:r>
           </w:p>
         </w:tc>
@@ -74,7 +74,7 @@
                 <w:rFonts w:ascii="TimeNewRoman" w:hAnsi="TimeNewRoman"/>
                 <w:sz w:val="30"/>
               </w:rPr>
-              <w:t>29×57=1653</w:t>
+              <w:t>62×46=2852</w:t>
             </w:r>
           </w:p>
         </w:tc>
@@ -91,7 +91,7 @@
                 <w:rFonts w:ascii="TimeNewRoman" w:hAnsi="TimeNewRoman"/>
                 <w:sz w:val="30"/>
               </w:rPr>
-              <w:t>57×97=5529</w:t>
+              <w:t>32×85=2720</w:t>
             </w:r>
           </w:p>
         </w:tc>
@@ -108,7 +108,7 @@
                 <w:rFonts w:ascii="TimeNewRoman" w:hAnsi="TimeNewRoman"/>
                 <w:sz w:val="30"/>
               </w:rPr>
-              <w:t>48×85=4080</w:t>
+              <w:t>63×15=945</w:t>
             </w:r>
           </w:p>
         </w:tc>
@@ -223,7 +223,7 @@
                 <w:rFonts w:ascii="TimeNewRoman" w:hAnsi="TimeNewRoman"/>
                 <w:sz w:val="30"/>
               </w:rPr>
-              <w:t>78×61=4758</w:t>
+              <w:t>97×78=7566</w:t>
             </w:r>
           </w:p>
         </w:tc>
@@ -240,7 +240,7 @@
                 <w:rFonts w:ascii="TimeNewRoman" w:hAnsi="TimeNewRoman"/>
                 <w:sz w:val="30"/>
               </w:rPr>
-              <w:t>25×74=1850</w:t>
+              <w:t>33×25=825</w:t>
             </w:r>
           </w:p>
         </w:tc>
@@ -257,7 +257,7 @@
                 <w:rFonts w:ascii="TimeNewRoman" w:hAnsi="TimeNewRoman"/>
                 <w:sz w:val="30"/>
               </w:rPr>
-              <w:t>79×81=6399</w:t>
+              <w:t>74×59=4366</w:t>
             </w:r>
           </w:p>
         </w:tc>
@@ -274,7 +274,7 @@
                 <w:rFonts w:ascii="TimeNewRoman" w:hAnsi="TimeNewRoman"/>
                 <w:sz w:val="30"/>
               </w:rPr>
-              <w:t>17×47=799</w:t>
+              <w:t>98×91=8918</w:t>
             </w:r>
           </w:p>
         </w:tc>
@@ -291,7 +291,7 @@
                 <w:rFonts w:ascii="TimeNewRoman" w:hAnsi="TimeNewRoman"/>
                 <w:sz w:val="30"/>
               </w:rPr>
-              <w:t>20×34=680</w:t>
+              <w:t>89×50=4450</w:t>
             </w:r>
           </w:p>
         </w:tc>
@@ -438,7 +438,7 @@
                 <w:rFonts w:ascii="TimeNewRoman" w:hAnsi="TimeNewRoman"/>
                 <w:sz w:val="30"/>
               </w:rPr>
-              <w:t>13×42=546</w:t>
+              <w:t>42×93=3906</w:t>
             </w:r>
           </w:p>
         </w:tc>
@@ -455,7 +455,7 @@
                 <w:rFonts w:ascii="TimeNewRoman" w:hAnsi="TimeNewRoman"/>
                 <w:sz w:val="30"/>
               </w:rPr>
-              <w:t>90×26=2340</w:t>
+              <w:t>97×66=6402</w:t>
             </w:r>
           </w:p>
         </w:tc>
@@ -472,7 +472,7 @@
                 <w:rFonts w:ascii="TimeNewRoman" w:hAnsi="TimeNewRoman"/>
                 <w:sz w:val="30"/>
               </w:rPr>
-              <w:t>51×99=5049</w:t>
+              <w:t>15×26=390</w:t>
             </w:r>
           </w:p>
         </w:tc>
@@ -489,7 +489,7 @@
                 <w:rFonts w:ascii="TimeNewRoman" w:hAnsi="TimeNewRoman"/>
                 <w:sz w:val="30"/>
               </w:rPr>
-              <w:t>73×22=1606</w:t>
+              <w:t>33×57=1881</w:t>
             </w:r>
           </w:p>
         </w:tc>
@@ -506,7 +506,7 @@
                 <w:rFonts w:ascii="TimeNewRoman" w:hAnsi="TimeNewRoman"/>
                 <w:sz w:val="30"/>
               </w:rPr>
-              <w:t>31×64=1984</w:t>
+              <w:t>26×82=2132</w:t>
             </w:r>
           </w:p>
         </w:tc>
@@ -653,7 +653,7 @@
                 <w:rFonts w:ascii="TimeNewRoman" w:hAnsi="TimeNewRoman"/>
                 <w:sz w:val="30"/>
               </w:rPr>
-              <w:t>53×68=3604</w:t>
+              <w:t>25×60=1500</w:t>
             </w:r>
           </w:p>
         </w:tc>
@@ -670,7 +670,7 @@
                 <w:rFonts w:ascii="TimeNewRoman" w:hAnsi="TimeNewRoman"/>
                 <w:sz w:val="30"/>
               </w:rPr>
-              <w:t>26×95=2470</w:t>
+              <w:t>32×62=1984</w:t>
             </w:r>
           </w:p>
         </w:tc>
@@ -687,7 +687,7 @@
                 <w:rFonts w:ascii="TimeNewRoman" w:hAnsi="TimeNewRoman"/>
                 <w:sz w:val="30"/>
               </w:rPr>
-              <w:t>72×47=3384</w:t>
+              <w:t>85×21=1785</w:t>
             </w:r>
           </w:p>
         </w:tc>
@@ -704,7 +704,7 @@
                 <w:rFonts w:ascii="TimeNewRoman" w:hAnsi="TimeNewRoman"/>
                 <w:sz w:val="30"/>
               </w:rPr>
-              <w:t>19×26=494</w:t>
+              <w:t>22×55=1210</w:t>
             </w:r>
           </w:p>
         </w:tc>
@@ -721,7 +721,7 @@
                 <w:rFonts w:ascii="TimeNewRoman" w:hAnsi="TimeNewRoman"/>
                 <w:sz w:val="30"/>
               </w:rPr>
-              <w:t>18×75=1350</w:t>
+              <w:t>95×60=5700</w:t>
             </w:r>
           </w:p>
         </w:tc>
@@ -868,7 +868,7 @@
                 <w:rFonts w:ascii="TimeNewRoman" w:hAnsi="TimeNewRoman"/>
                 <w:sz w:val="30"/>
               </w:rPr>
-              <w:t>44×66=2904</w:t>
+              <w:t>47×75=3525</w:t>
             </w:r>
           </w:p>
         </w:tc>
@@ -885,7 +885,7 @@
                 <w:rFonts w:ascii="TimeNewRoman" w:hAnsi="TimeNewRoman"/>
                 <w:sz w:val="30"/>
               </w:rPr>
-              <w:t>73×84=6132</w:t>
+              <w:t>14×79=1106</w:t>
             </w:r>
           </w:p>
         </w:tc>
@@ -902,7 +902,7 @@
                 <w:rFonts w:ascii="TimeNewRoman" w:hAnsi="TimeNewRoman"/>
                 <w:sz w:val="30"/>
               </w:rPr>
-              <w:t>54×70=3780</w:t>
+              <w:t>90×52=4680</w:t>
             </w:r>
           </w:p>
         </w:tc>
@@ -919,7 +919,7 @@
                 <w:rFonts w:ascii="TimeNewRoman" w:hAnsi="TimeNewRoman"/>
                 <w:sz w:val="30"/>
               </w:rPr>
-              <w:t>52×49=2548</w:t>
+              <w:t>73×47=3431</w:t>
             </w:r>
           </w:p>
         </w:tc>
@@ -936,7 +936,7 @@
                 <w:rFonts w:ascii="TimeNewRoman" w:hAnsi="TimeNewRoman"/>
                 <w:sz w:val="30"/>
               </w:rPr>
-              <w:t>82×69=5658</w:t>
+              <w:t>90×37=3330</w:t>
             </w:r>
           </w:p>
         </w:tc>

--- a/answers-of-two-digit_number_multiplied_by_two-digit_number.docx
+++ b/answers-of-two-digit_number_multiplied_by_two-digit_number.docx
@@ -11,7 +11,7 @@
           <w:rFonts w:ascii="Arial" w:hAnsi="Arial"/>
           <w:sz w:val="30"/>
         </w:rPr>
-        <w:t>2026-10-11 Sunday</w:t>
+        <w:t>2026-10-12 Monday</w:t>
       </w:r>
     </w:p>
     <w:tbl>
@@ -40,7 +40,7 @@
                 <w:rFonts w:ascii="TimeNewRoman" w:hAnsi="TimeNewRoman"/>
                 <w:sz w:val="30"/>
               </w:rPr>
-              <w:t>53×25=1325</w:t>
+              <w:t>77×48=3696</w:t>
             </w:r>
           </w:p>
         </w:tc>
@@ -57,7 +57,7 @@
                 <w:rFonts w:ascii="TimeNewRoman" w:hAnsi="TimeNewRoman"/>
                 <w:sz w:val="30"/>
               </w:rPr>
-              <w:t>57×42=2394</w:t>
+              <w:t>84×32=2688</w:t>
             </w:r>
           </w:p>
         </w:tc>
@@ -74,7 +74,7 @@
                 <w:rFonts w:ascii="TimeNewRoman" w:hAnsi="TimeNewRoman"/>
                 <w:sz w:val="30"/>
               </w:rPr>
-              <w:t>62×46=2852</w:t>
+              <w:t>28×94=2632</w:t>
             </w:r>
           </w:p>
         </w:tc>
@@ -91,7 +91,7 @@
                 <w:rFonts w:ascii="TimeNewRoman" w:hAnsi="TimeNewRoman"/>
                 <w:sz w:val="30"/>
               </w:rPr>
-              <w:t>32×85=2720</w:t>
+              <w:t>76×13=988</w:t>
             </w:r>
           </w:p>
         </w:tc>
@@ -108,7 +108,7 @@
                 <w:rFonts w:ascii="TimeNewRoman" w:hAnsi="TimeNewRoman"/>
                 <w:sz w:val="30"/>
               </w:rPr>
-              <w:t>63×15=945</w:t>
+              <w:t>29×26=754</w:t>
             </w:r>
           </w:p>
         </w:tc>
@@ -223,7 +223,7 @@
                 <w:rFonts w:ascii="TimeNewRoman" w:hAnsi="TimeNewRoman"/>
                 <w:sz w:val="30"/>
               </w:rPr>
-              <w:t>97×78=7566</w:t>
+              <w:t>93×78=7254</w:t>
             </w:r>
           </w:p>
         </w:tc>
@@ -240,7 +240,7 @@
                 <w:rFonts w:ascii="TimeNewRoman" w:hAnsi="TimeNewRoman"/>
                 <w:sz w:val="30"/>
               </w:rPr>
-              <w:t>33×25=825</w:t>
+              <w:t>60×30=1800</w:t>
             </w:r>
           </w:p>
         </w:tc>
@@ -257,7 +257,7 @@
                 <w:rFonts w:ascii="TimeNewRoman" w:hAnsi="TimeNewRoman"/>
                 <w:sz w:val="30"/>
               </w:rPr>
-              <w:t>74×59=4366</w:t>
+              <w:t>19×69=1311</w:t>
             </w:r>
           </w:p>
         </w:tc>
@@ -274,7 +274,7 @@
                 <w:rFonts w:ascii="TimeNewRoman" w:hAnsi="TimeNewRoman"/>
                 <w:sz w:val="30"/>
               </w:rPr>
-              <w:t>98×91=8918</w:t>
+              <w:t>68×99=6732</w:t>
             </w:r>
           </w:p>
         </w:tc>
@@ -291,7 +291,7 @@
                 <w:rFonts w:ascii="TimeNewRoman" w:hAnsi="TimeNewRoman"/>
                 <w:sz w:val="30"/>
               </w:rPr>
-              <w:t>89×50=4450</w:t>
+              <w:t>65×70=4550</w:t>
             </w:r>
           </w:p>
         </w:tc>
@@ -438,7 +438,7 @@
                 <w:rFonts w:ascii="TimeNewRoman" w:hAnsi="TimeNewRoman"/>
                 <w:sz w:val="30"/>
               </w:rPr>
-              <w:t>42×93=3906</w:t>
+              <w:t>41×39=1599</w:t>
             </w:r>
           </w:p>
         </w:tc>
@@ -455,7 +455,7 @@
                 <w:rFonts w:ascii="TimeNewRoman" w:hAnsi="TimeNewRoman"/>
                 <w:sz w:val="30"/>
               </w:rPr>
-              <w:t>97×66=6402</w:t>
+              <w:t>25×12=300</w:t>
             </w:r>
           </w:p>
         </w:tc>
@@ -472,7 +472,7 @@
                 <w:rFonts w:ascii="TimeNewRoman" w:hAnsi="TimeNewRoman"/>
                 <w:sz w:val="30"/>
               </w:rPr>
-              <w:t>15×26=390</w:t>
+              <w:t>76×40=3040</w:t>
             </w:r>
           </w:p>
         </w:tc>
@@ -489,7 +489,7 @@
                 <w:rFonts w:ascii="TimeNewRoman" w:hAnsi="TimeNewRoman"/>
                 <w:sz w:val="30"/>
               </w:rPr>
-              <w:t>33×57=1881</w:t>
+              <w:t>54×75=4050</w:t>
             </w:r>
           </w:p>
         </w:tc>
@@ -506,7 +506,7 @@
                 <w:rFonts w:ascii="TimeNewRoman" w:hAnsi="TimeNewRoman"/>
                 <w:sz w:val="30"/>
               </w:rPr>
-              <w:t>26×82=2132</w:t>
+              <w:t>74×31=2294</w:t>
             </w:r>
           </w:p>
         </w:tc>
@@ -653,7 +653,7 @@
                 <w:rFonts w:ascii="TimeNewRoman" w:hAnsi="TimeNewRoman"/>
                 <w:sz w:val="30"/>
               </w:rPr>
-              <w:t>25×60=1500</w:t>
+              <w:t>14×63=882</w:t>
             </w:r>
           </w:p>
         </w:tc>
@@ -670,7 +670,7 @@
                 <w:rFonts w:ascii="TimeNewRoman" w:hAnsi="TimeNewRoman"/>
                 <w:sz w:val="30"/>
               </w:rPr>
-              <w:t>32×62=1984</w:t>
+              <w:t>14×26=364</w:t>
             </w:r>
           </w:p>
         </w:tc>
@@ -687,7 +687,7 @@
                 <w:rFonts w:ascii="TimeNewRoman" w:hAnsi="TimeNewRoman"/>
                 <w:sz w:val="30"/>
               </w:rPr>
-              <w:t>85×21=1785</w:t>
+              <w:t>39×35=1365</w:t>
             </w:r>
           </w:p>
         </w:tc>
@@ -704,7 +704,7 @@
                 <w:rFonts w:ascii="TimeNewRoman" w:hAnsi="TimeNewRoman"/>
                 <w:sz w:val="30"/>
               </w:rPr>
-              <w:t>22×55=1210</w:t>
+              <w:t>53×84=4452</w:t>
             </w:r>
           </w:p>
         </w:tc>
@@ -721,7 +721,7 @@
                 <w:rFonts w:ascii="TimeNewRoman" w:hAnsi="TimeNewRoman"/>
                 <w:sz w:val="30"/>
               </w:rPr>
-              <w:t>95×60=5700</w:t>
+              <w:t>53×26=1378</w:t>
             </w:r>
           </w:p>
         </w:tc>
@@ -868,7 +868,7 @@
                 <w:rFonts w:ascii="TimeNewRoman" w:hAnsi="TimeNewRoman"/>
                 <w:sz w:val="30"/>
               </w:rPr>
-              <w:t>47×75=3525</w:t>
+              <w:t>74×38=2812</w:t>
             </w:r>
           </w:p>
         </w:tc>
@@ -885,7 +885,7 @@
                 <w:rFonts w:ascii="TimeNewRoman" w:hAnsi="TimeNewRoman"/>
                 <w:sz w:val="30"/>
               </w:rPr>
-              <w:t>14×79=1106</w:t>
+              <w:t>70×49=3430</w:t>
             </w:r>
           </w:p>
         </w:tc>
@@ -902,7 +902,7 @@
                 <w:rFonts w:ascii="TimeNewRoman" w:hAnsi="TimeNewRoman"/>
                 <w:sz w:val="30"/>
               </w:rPr>
-              <w:t>90×52=4680</w:t>
+              <w:t>36×72=2592</w:t>
             </w:r>
           </w:p>
         </w:tc>
@@ -919,7 +919,7 @@
                 <w:rFonts w:ascii="TimeNewRoman" w:hAnsi="TimeNewRoman"/>
                 <w:sz w:val="30"/>
               </w:rPr>
-              <w:t>73×47=3431</w:t>
+              <w:t>47×80=3760</w:t>
             </w:r>
           </w:p>
         </w:tc>
@@ -936,7 +936,7 @@
                 <w:rFonts w:ascii="TimeNewRoman" w:hAnsi="TimeNewRoman"/>
                 <w:sz w:val="30"/>
               </w:rPr>
-              <w:t>90×37=3330</w:t>
+              <w:t>38×78=2964</w:t>
             </w:r>
           </w:p>
         </w:tc>

--- a/answers-of-two-digit_number_multiplied_by_two-digit_number.docx
+++ b/answers-of-two-digit_number_multiplied_by_two-digit_number.docx
@@ -40,7 +40,7 @@
                 <w:rFonts w:ascii="TimeNewRoman" w:hAnsi="TimeNewRoman"/>
                 <w:sz w:val="30"/>
               </w:rPr>
-              <w:t>77×48=3696</w:t>
+              <w:t>88×14=1232</w:t>
             </w:r>
           </w:p>
         </w:tc>
@@ -57,7 +57,7 @@
                 <w:rFonts w:ascii="TimeNewRoman" w:hAnsi="TimeNewRoman"/>
                 <w:sz w:val="30"/>
               </w:rPr>
-              <w:t>84×32=2688</w:t>
+              <w:t>92×43=3956</w:t>
             </w:r>
           </w:p>
         </w:tc>
@@ -74,7 +74,7 @@
                 <w:rFonts w:ascii="TimeNewRoman" w:hAnsi="TimeNewRoman"/>
                 <w:sz w:val="30"/>
               </w:rPr>
-              <w:t>28×94=2632</w:t>
+              <w:t>13×90=1170</w:t>
             </w:r>
           </w:p>
         </w:tc>
@@ -91,7 +91,7 @@
                 <w:rFonts w:ascii="TimeNewRoman" w:hAnsi="TimeNewRoman"/>
                 <w:sz w:val="30"/>
               </w:rPr>
-              <w:t>76×13=988</w:t>
+              <w:t>82×92=7544</w:t>
             </w:r>
           </w:p>
         </w:tc>
@@ -108,7 +108,7 @@
                 <w:rFonts w:ascii="TimeNewRoman" w:hAnsi="TimeNewRoman"/>
                 <w:sz w:val="30"/>
               </w:rPr>
-              <w:t>29×26=754</w:t>
+              <w:t>19×73=1387</w:t>
             </w:r>
           </w:p>
         </w:tc>
@@ -223,7 +223,7 @@
                 <w:rFonts w:ascii="TimeNewRoman" w:hAnsi="TimeNewRoman"/>
                 <w:sz w:val="30"/>
               </w:rPr>
-              <w:t>93×78=7254</w:t>
+              <w:t>92×40=3680</w:t>
             </w:r>
           </w:p>
         </w:tc>
@@ -240,7 +240,7 @@
                 <w:rFonts w:ascii="TimeNewRoman" w:hAnsi="TimeNewRoman"/>
                 <w:sz w:val="30"/>
               </w:rPr>
-              <w:t>60×30=1800</w:t>
+              <w:t>40×31=1240</w:t>
             </w:r>
           </w:p>
         </w:tc>
@@ -257,7 +257,7 @@
                 <w:rFonts w:ascii="TimeNewRoman" w:hAnsi="TimeNewRoman"/>
                 <w:sz w:val="30"/>
               </w:rPr>
-              <w:t>19×69=1311</w:t>
+              <w:t>14×46=644</w:t>
             </w:r>
           </w:p>
         </w:tc>
@@ -274,7 +274,7 @@
                 <w:rFonts w:ascii="TimeNewRoman" w:hAnsi="TimeNewRoman"/>
                 <w:sz w:val="30"/>
               </w:rPr>
-              <w:t>68×99=6732</w:t>
+              <w:t>50×54=2700</w:t>
             </w:r>
           </w:p>
         </w:tc>
@@ -291,7 +291,7 @@
                 <w:rFonts w:ascii="TimeNewRoman" w:hAnsi="TimeNewRoman"/>
                 <w:sz w:val="30"/>
               </w:rPr>
-              <w:t>65×70=4550</w:t>
+              <w:t>67×92=6164</w:t>
             </w:r>
           </w:p>
         </w:tc>
@@ -438,7 +438,7 @@
                 <w:rFonts w:ascii="TimeNewRoman" w:hAnsi="TimeNewRoman"/>
                 <w:sz w:val="30"/>
               </w:rPr>
-              <w:t>41×39=1599</w:t>
+              <w:t>86×36=3096</w:t>
             </w:r>
           </w:p>
         </w:tc>
@@ -455,7 +455,7 @@
                 <w:rFonts w:ascii="TimeNewRoman" w:hAnsi="TimeNewRoman"/>
                 <w:sz w:val="30"/>
               </w:rPr>
-              <w:t>25×12=300</w:t>
+              <w:t>48×62=2976</w:t>
             </w:r>
           </w:p>
         </w:tc>
@@ -472,7 +472,7 @@
                 <w:rFonts w:ascii="TimeNewRoman" w:hAnsi="TimeNewRoman"/>
                 <w:sz w:val="30"/>
               </w:rPr>
-              <w:t>76×40=3040</w:t>
+              <w:t>22×54=1188</w:t>
             </w:r>
           </w:p>
         </w:tc>
@@ -489,7 +489,7 @@
                 <w:rFonts w:ascii="TimeNewRoman" w:hAnsi="TimeNewRoman"/>
                 <w:sz w:val="30"/>
               </w:rPr>
-              <w:t>54×75=4050</w:t>
+              <w:t>46×66=3036</w:t>
             </w:r>
           </w:p>
         </w:tc>
@@ -506,7 +506,7 @@
                 <w:rFonts w:ascii="TimeNewRoman" w:hAnsi="TimeNewRoman"/>
                 <w:sz w:val="30"/>
               </w:rPr>
-              <w:t>74×31=2294</w:t>
+              <w:t>25×92=2300</w:t>
             </w:r>
           </w:p>
         </w:tc>
@@ -653,7 +653,7 @@
                 <w:rFonts w:ascii="TimeNewRoman" w:hAnsi="TimeNewRoman"/>
                 <w:sz w:val="30"/>
               </w:rPr>
-              <w:t>14×63=882</w:t>
+              <w:t>39×69=2691</w:t>
             </w:r>
           </w:p>
         </w:tc>
@@ -670,7 +670,7 @@
                 <w:rFonts w:ascii="TimeNewRoman" w:hAnsi="TimeNewRoman"/>
                 <w:sz w:val="30"/>
               </w:rPr>
-              <w:t>14×26=364</w:t>
+              <w:t>34×29=986</w:t>
             </w:r>
           </w:p>
         </w:tc>
@@ -687,7 +687,7 @@
                 <w:rFonts w:ascii="TimeNewRoman" w:hAnsi="TimeNewRoman"/>
                 <w:sz w:val="30"/>
               </w:rPr>
-              <w:t>39×35=1365</w:t>
+              <w:t>75×12=900</w:t>
             </w:r>
           </w:p>
         </w:tc>
@@ -704,7 +704,7 @@
                 <w:rFonts w:ascii="TimeNewRoman" w:hAnsi="TimeNewRoman"/>
                 <w:sz w:val="30"/>
               </w:rPr>
-              <w:t>53×84=4452</w:t>
+              <w:t>45×15=675</w:t>
             </w:r>
           </w:p>
         </w:tc>
@@ -721,7 +721,7 @@
                 <w:rFonts w:ascii="TimeNewRoman" w:hAnsi="TimeNewRoman"/>
                 <w:sz w:val="30"/>
               </w:rPr>
-              <w:t>53×26=1378</w:t>
+              <w:t>53×12=636</w:t>
             </w:r>
           </w:p>
         </w:tc>
@@ -868,7 +868,7 @@
                 <w:rFonts w:ascii="TimeNewRoman" w:hAnsi="TimeNewRoman"/>
                 <w:sz w:val="30"/>
               </w:rPr>
-              <w:t>74×38=2812</w:t>
+              <w:t>53×26=1378</w:t>
             </w:r>
           </w:p>
         </w:tc>
@@ -885,7 +885,7 @@
                 <w:rFonts w:ascii="TimeNewRoman" w:hAnsi="TimeNewRoman"/>
                 <w:sz w:val="30"/>
               </w:rPr>
-              <w:t>70×49=3430</w:t>
+              <w:t>39×64=2496</w:t>
             </w:r>
           </w:p>
         </w:tc>
@@ -902,7 +902,7 @@
                 <w:rFonts w:ascii="TimeNewRoman" w:hAnsi="TimeNewRoman"/>
                 <w:sz w:val="30"/>
               </w:rPr>
-              <w:t>36×72=2592</w:t>
+              <w:t>88×33=2904</w:t>
             </w:r>
           </w:p>
         </w:tc>
@@ -919,7 +919,7 @@
                 <w:rFonts w:ascii="TimeNewRoman" w:hAnsi="TimeNewRoman"/>
                 <w:sz w:val="30"/>
               </w:rPr>
-              <w:t>47×80=3760</w:t>
+              <w:t>53×23=1219</w:t>
             </w:r>
           </w:p>
         </w:tc>
@@ -936,7 +936,7 @@
                 <w:rFonts w:ascii="TimeNewRoman" w:hAnsi="TimeNewRoman"/>
                 <w:sz w:val="30"/>
               </w:rPr>
-              <w:t>38×78=2964</w:t>
+              <w:t>45×53=2385</w:t>
             </w:r>
           </w:p>
         </w:tc>

--- a/answers-of-two-digit_number_multiplied_by_two-digit_number.docx
+++ b/answers-of-two-digit_number_multiplied_by_two-digit_number.docx
@@ -11,7 +11,7 @@
           <w:rFonts w:ascii="Arial" w:hAnsi="Arial"/>
           <w:sz w:val="30"/>
         </w:rPr>
-        <w:t>2026-10-12 Monday</w:t>
+        <w:t>2026-10-13 Tuesday</w:t>
       </w:r>
     </w:p>
     <w:tbl>
@@ -40,7 +40,7 @@
                 <w:rFonts w:ascii="TimeNewRoman" w:hAnsi="TimeNewRoman"/>
                 <w:sz w:val="30"/>
               </w:rPr>
-              <w:t>88×14=1232</w:t>
+              <w:t>19×68=1292</w:t>
             </w:r>
           </w:p>
         </w:tc>
@@ -57,7 +57,7 @@
                 <w:rFonts w:ascii="TimeNewRoman" w:hAnsi="TimeNewRoman"/>
                 <w:sz w:val="30"/>
               </w:rPr>
-              <w:t>92×43=3956</w:t>
+              <w:t>18×14=252</w:t>
             </w:r>
           </w:p>
         </w:tc>
@@ -74,7 +74,7 @@
                 <w:rFonts w:ascii="TimeNewRoman" w:hAnsi="TimeNewRoman"/>
                 <w:sz w:val="30"/>
               </w:rPr>
-              <w:t>13×90=1170</w:t>
+              <w:t>52×95=4940</w:t>
             </w:r>
           </w:p>
         </w:tc>
@@ -91,7 +91,7 @@
                 <w:rFonts w:ascii="TimeNewRoman" w:hAnsi="TimeNewRoman"/>
                 <w:sz w:val="30"/>
               </w:rPr>
-              <w:t>82×92=7544</w:t>
+              <w:t>14×21=294</w:t>
             </w:r>
           </w:p>
         </w:tc>
@@ -108,7 +108,7 @@
                 <w:rFonts w:ascii="TimeNewRoman" w:hAnsi="TimeNewRoman"/>
                 <w:sz w:val="30"/>
               </w:rPr>
-              <w:t>19×73=1387</w:t>
+              <w:t>23×17=391</w:t>
             </w:r>
           </w:p>
         </w:tc>
@@ -223,7 +223,7 @@
                 <w:rFonts w:ascii="TimeNewRoman" w:hAnsi="TimeNewRoman"/>
                 <w:sz w:val="30"/>
               </w:rPr>
-              <w:t>92×40=3680</w:t>
+              <w:t>34×48=1632</w:t>
             </w:r>
           </w:p>
         </w:tc>
@@ -240,7 +240,7 @@
                 <w:rFonts w:ascii="TimeNewRoman" w:hAnsi="TimeNewRoman"/>
                 <w:sz w:val="30"/>
               </w:rPr>
-              <w:t>40×31=1240</w:t>
+              <w:t>42×13=546</w:t>
             </w:r>
           </w:p>
         </w:tc>
@@ -257,7 +257,7 @@
                 <w:rFonts w:ascii="TimeNewRoman" w:hAnsi="TimeNewRoman"/>
                 <w:sz w:val="30"/>
               </w:rPr>
-              <w:t>14×46=644</w:t>
+              <w:t>77×21=1617</w:t>
             </w:r>
           </w:p>
         </w:tc>
@@ -274,7 +274,7 @@
                 <w:rFonts w:ascii="TimeNewRoman" w:hAnsi="TimeNewRoman"/>
                 <w:sz w:val="30"/>
               </w:rPr>
-              <w:t>50×54=2700</w:t>
+              <w:t>34×32=1088</w:t>
             </w:r>
           </w:p>
         </w:tc>
@@ -291,7 +291,7 @@
                 <w:rFonts w:ascii="TimeNewRoman" w:hAnsi="TimeNewRoman"/>
                 <w:sz w:val="30"/>
               </w:rPr>
-              <w:t>67×92=6164</w:t>
+              <w:t>63×69=4347</w:t>
             </w:r>
           </w:p>
         </w:tc>
@@ -438,7 +438,7 @@
                 <w:rFonts w:ascii="TimeNewRoman" w:hAnsi="TimeNewRoman"/>
                 <w:sz w:val="30"/>
               </w:rPr>
-              <w:t>86×36=3096</w:t>
+              <w:t>84×21=1764</w:t>
             </w:r>
           </w:p>
         </w:tc>
@@ -455,7 +455,7 @@
                 <w:rFonts w:ascii="TimeNewRoman" w:hAnsi="TimeNewRoman"/>
                 <w:sz w:val="30"/>
               </w:rPr>
-              <w:t>48×62=2976</w:t>
+              <w:t>56×54=3024</w:t>
             </w:r>
           </w:p>
         </w:tc>
@@ -472,7 +472,7 @@
                 <w:rFonts w:ascii="TimeNewRoman" w:hAnsi="TimeNewRoman"/>
                 <w:sz w:val="30"/>
               </w:rPr>
-              <w:t>22×54=1188</w:t>
+              <w:t>57×79=4503</w:t>
             </w:r>
           </w:p>
         </w:tc>
@@ -489,7 +489,7 @@
                 <w:rFonts w:ascii="TimeNewRoman" w:hAnsi="TimeNewRoman"/>
                 <w:sz w:val="30"/>
               </w:rPr>
-              <w:t>46×66=3036</w:t>
+              <w:t>83×56=4648</w:t>
             </w:r>
           </w:p>
         </w:tc>
@@ -506,7 +506,7 @@
                 <w:rFonts w:ascii="TimeNewRoman" w:hAnsi="TimeNewRoman"/>
                 <w:sz w:val="30"/>
               </w:rPr>
-              <w:t>25×92=2300</w:t>
+              <w:t>33×46=1518</w:t>
             </w:r>
           </w:p>
         </w:tc>
@@ -653,7 +653,7 @@
                 <w:rFonts w:ascii="TimeNewRoman" w:hAnsi="TimeNewRoman"/>
                 <w:sz w:val="30"/>
               </w:rPr>
-              <w:t>39×69=2691</w:t>
+              <w:t>71×34=2414</w:t>
             </w:r>
           </w:p>
         </w:tc>
@@ -670,7 +670,7 @@
                 <w:rFonts w:ascii="TimeNewRoman" w:hAnsi="TimeNewRoman"/>
                 <w:sz w:val="30"/>
               </w:rPr>
-              <w:t>34×29=986</w:t>
+              <w:t>96×72=6912</w:t>
             </w:r>
           </w:p>
         </w:tc>
@@ -687,7 +687,7 @@
                 <w:rFonts w:ascii="TimeNewRoman" w:hAnsi="TimeNewRoman"/>
                 <w:sz w:val="30"/>
               </w:rPr>
-              <w:t>75×12=900</w:t>
+              <w:t>94×50=4700</w:t>
             </w:r>
           </w:p>
         </w:tc>
@@ -704,7 +704,7 @@
                 <w:rFonts w:ascii="TimeNewRoman" w:hAnsi="TimeNewRoman"/>
                 <w:sz w:val="30"/>
               </w:rPr>
-              <w:t>45×15=675</w:t>
+              <w:t>95×12=1140</w:t>
             </w:r>
           </w:p>
         </w:tc>
@@ -721,7 +721,7 @@
                 <w:rFonts w:ascii="TimeNewRoman" w:hAnsi="TimeNewRoman"/>
                 <w:sz w:val="30"/>
               </w:rPr>
-              <w:t>53×12=636</w:t>
+              <w:t>88×14=1232</w:t>
             </w:r>
           </w:p>
         </w:tc>
@@ -868,7 +868,7 @@
                 <w:rFonts w:ascii="TimeNewRoman" w:hAnsi="TimeNewRoman"/>
                 <w:sz w:val="30"/>
               </w:rPr>
-              <w:t>53×26=1378</w:t>
+              <w:t>74×73=5402</w:t>
             </w:r>
           </w:p>
         </w:tc>
@@ -885,7 +885,7 @@
                 <w:rFonts w:ascii="TimeNewRoman" w:hAnsi="TimeNewRoman"/>
                 <w:sz w:val="30"/>
               </w:rPr>
-              <w:t>39×64=2496</w:t>
+              <w:t>17×57=969</w:t>
             </w:r>
           </w:p>
         </w:tc>
@@ -902,7 +902,7 @@
                 <w:rFonts w:ascii="TimeNewRoman" w:hAnsi="TimeNewRoman"/>
                 <w:sz w:val="30"/>
               </w:rPr>
-              <w:t>88×33=2904</w:t>
+              <w:t>50×30=1500</w:t>
             </w:r>
           </w:p>
         </w:tc>
@@ -919,7 +919,7 @@
                 <w:rFonts w:ascii="TimeNewRoman" w:hAnsi="TimeNewRoman"/>
                 <w:sz w:val="30"/>
               </w:rPr>
-              <w:t>53×23=1219</w:t>
+              <w:t>53×42=2226</w:t>
             </w:r>
           </w:p>
         </w:tc>
@@ -936,7 +936,7 @@
                 <w:rFonts w:ascii="TimeNewRoman" w:hAnsi="TimeNewRoman"/>
                 <w:sz w:val="30"/>
               </w:rPr>
-              <w:t>45×53=2385</w:t>
+              <w:t>95×68=6460</w:t>
             </w:r>
           </w:p>
         </w:tc>

--- a/answers-of-two-digit_number_multiplied_by_two-digit_number.docx
+++ b/answers-of-two-digit_number_multiplied_by_two-digit_number.docx
@@ -40,7 +40,7 @@
                 <w:rFonts w:ascii="TimeNewRoman" w:hAnsi="TimeNewRoman"/>
                 <w:sz w:val="30"/>
               </w:rPr>
-              <w:t>19×68=1292</w:t>
+              <w:t>48×70=3360</w:t>
             </w:r>
           </w:p>
         </w:tc>
@@ -57,7 +57,7 @@
                 <w:rFonts w:ascii="TimeNewRoman" w:hAnsi="TimeNewRoman"/>
                 <w:sz w:val="30"/>
               </w:rPr>
-              <w:t>18×14=252</w:t>
+              <w:t>77×30=2310</w:t>
             </w:r>
           </w:p>
         </w:tc>
@@ -74,7 +74,7 @@
                 <w:rFonts w:ascii="TimeNewRoman" w:hAnsi="TimeNewRoman"/>
                 <w:sz w:val="30"/>
               </w:rPr>
-              <w:t>52×95=4940</w:t>
+              <w:t>23×51=1173</w:t>
             </w:r>
           </w:p>
         </w:tc>
@@ -91,7 +91,7 @@
                 <w:rFonts w:ascii="TimeNewRoman" w:hAnsi="TimeNewRoman"/>
                 <w:sz w:val="30"/>
               </w:rPr>
-              <w:t>14×21=294</w:t>
+              <w:t>36×56=2016</w:t>
             </w:r>
           </w:p>
         </w:tc>
@@ -108,7 +108,7 @@
                 <w:rFonts w:ascii="TimeNewRoman" w:hAnsi="TimeNewRoman"/>
                 <w:sz w:val="30"/>
               </w:rPr>
-              <w:t>23×17=391</w:t>
+              <w:t>28×12=336</w:t>
             </w:r>
           </w:p>
         </w:tc>
@@ -223,7 +223,7 @@
                 <w:rFonts w:ascii="TimeNewRoman" w:hAnsi="TimeNewRoman"/>
                 <w:sz w:val="30"/>
               </w:rPr>
-              <w:t>34×48=1632</w:t>
+              <w:t>59×25=1475</w:t>
             </w:r>
           </w:p>
         </w:tc>
@@ -240,7 +240,7 @@
                 <w:rFonts w:ascii="TimeNewRoman" w:hAnsi="TimeNewRoman"/>
                 <w:sz w:val="30"/>
               </w:rPr>
-              <w:t>42×13=546</w:t>
+              <w:t>54×71=3834</w:t>
             </w:r>
           </w:p>
         </w:tc>
@@ -257,7 +257,7 @@
                 <w:rFonts w:ascii="TimeNewRoman" w:hAnsi="TimeNewRoman"/>
                 <w:sz w:val="30"/>
               </w:rPr>
-              <w:t>77×21=1617</w:t>
+              <w:t>90×41=3690</w:t>
             </w:r>
           </w:p>
         </w:tc>
@@ -274,7 +274,7 @@
                 <w:rFonts w:ascii="TimeNewRoman" w:hAnsi="TimeNewRoman"/>
                 <w:sz w:val="30"/>
               </w:rPr>
-              <w:t>34×32=1088</w:t>
+              <w:t>27×36=972</w:t>
             </w:r>
           </w:p>
         </w:tc>
@@ -291,7 +291,7 @@
                 <w:rFonts w:ascii="TimeNewRoman" w:hAnsi="TimeNewRoman"/>
                 <w:sz w:val="30"/>
               </w:rPr>
-              <w:t>63×69=4347</w:t>
+              <w:t>17×50=850</w:t>
             </w:r>
           </w:p>
         </w:tc>
@@ -438,7 +438,7 @@
                 <w:rFonts w:ascii="TimeNewRoman" w:hAnsi="TimeNewRoman"/>
                 <w:sz w:val="30"/>
               </w:rPr>
-              <w:t>84×21=1764</w:t>
+              <w:t>91×17=1547</w:t>
             </w:r>
           </w:p>
         </w:tc>
@@ -455,7 +455,7 @@
                 <w:rFonts w:ascii="TimeNewRoman" w:hAnsi="TimeNewRoman"/>
                 <w:sz w:val="30"/>
               </w:rPr>
-              <w:t>56×54=3024</w:t>
+              <w:t>72×64=4608</w:t>
             </w:r>
           </w:p>
         </w:tc>
@@ -472,7 +472,7 @@
                 <w:rFonts w:ascii="TimeNewRoman" w:hAnsi="TimeNewRoman"/>
                 <w:sz w:val="30"/>
               </w:rPr>
-              <w:t>57×79=4503</w:t>
+              <w:t>16×19=304</w:t>
             </w:r>
           </w:p>
         </w:tc>
@@ -489,7 +489,7 @@
                 <w:rFonts w:ascii="TimeNewRoman" w:hAnsi="TimeNewRoman"/>
                 <w:sz w:val="30"/>
               </w:rPr>
-              <w:t>83×56=4648</w:t>
+              <w:t>43×86=3698</w:t>
             </w:r>
           </w:p>
         </w:tc>
@@ -506,7 +506,7 @@
                 <w:rFonts w:ascii="TimeNewRoman" w:hAnsi="TimeNewRoman"/>
                 <w:sz w:val="30"/>
               </w:rPr>
-              <w:t>33×46=1518</w:t>
+              <w:t>86×80=6880</w:t>
             </w:r>
           </w:p>
         </w:tc>
@@ -653,7 +653,7 @@
                 <w:rFonts w:ascii="TimeNewRoman" w:hAnsi="TimeNewRoman"/>
                 <w:sz w:val="30"/>
               </w:rPr>
-              <w:t>71×34=2414</w:t>
+              <w:t>51×78=3978</w:t>
             </w:r>
           </w:p>
         </w:tc>
@@ -670,7 +670,7 @@
                 <w:rFonts w:ascii="TimeNewRoman" w:hAnsi="TimeNewRoman"/>
                 <w:sz w:val="30"/>
               </w:rPr>
-              <w:t>96×72=6912</w:t>
+              <w:t>84×97=8148</w:t>
             </w:r>
           </w:p>
         </w:tc>
@@ -687,7 +687,7 @@
                 <w:rFonts w:ascii="TimeNewRoman" w:hAnsi="TimeNewRoman"/>
                 <w:sz w:val="30"/>
               </w:rPr>
-              <w:t>94×50=4700</w:t>
+              <w:t>27×85=2295</w:t>
             </w:r>
           </w:p>
         </w:tc>
@@ -704,7 +704,7 @@
                 <w:rFonts w:ascii="TimeNewRoman" w:hAnsi="TimeNewRoman"/>
                 <w:sz w:val="30"/>
               </w:rPr>
-              <w:t>95×12=1140</w:t>
+              <w:t>71×95=6745</w:t>
             </w:r>
           </w:p>
         </w:tc>
@@ -721,7 +721,7 @@
                 <w:rFonts w:ascii="TimeNewRoman" w:hAnsi="TimeNewRoman"/>
                 <w:sz w:val="30"/>
               </w:rPr>
-              <w:t>88×14=1232</w:t>
+              <w:t>25×70=1750</w:t>
             </w:r>
           </w:p>
         </w:tc>
@@ -868,7 +868,7 @@
                 <w:rFonts w:ascii="TimeNewRoman" w:hAnsi="TimeNewRoman"/>
                 <w:sz w:val="30"/>
               </w:rPr>
-              <w:t>74×73=5402</w:t>
+              <w:t>23×67=1541</w:t>
             </w:r>
           </w:p>
         </w:tc>
@@ -885,7 +885,7 @@
                 <w:rFonts w:ascii="TimeNewRoman" w:hAnsi="TimeNewRoman"/>
                 <w:sz w:val="30"/>
               </w:rPr>
-              <w:t>17×57=969</w:t>
+              <w:t>42×50=2100</w:t>
             </w:r>
           </w:p>
         </w:tc>
@@ -902,7 +902,7 @@
                 <w:rFonts w:ascii="TimeNewRoman" w:hAnsi="TimeNewRoman"/>
                 <w:sz w:val="30"/>
               </w:rPr>
-              <w:t>50×30=1500</w:t>
+              <w:t>63×41=2583</w:t>
             </w:r>
           </w:p>
         </w:tc>
@@ -919,7 +919,7 @@
                 <w:rFonts w:ascii="TimeNewRoman" w:hAnsi="TimeNewRoman"/>
                 <w:sz w:val="30"/>
               </w:rPr>
-              <w:t>53×42=2226</w:t>
+              <w:t>41×53=2173</w:t>
             </w:r>
           </w:p>
         </w:tc>
@@ -936,7 +936,7 @@
                 <w:rFonts w:ascii="TimeNewRoman" w:hAnsi="TimeNewRoman"/>
                 <w:sz w:val="30"/>
               </w:rPr>
-              <w:t>95×68=6460</w:t>
+              <w:t>14×26=364</w:t>
             </w:r>
           </w:p>
         </w:tc>

--- a/answers-of-two-digit_number_multiplied_by_two-digit_number.docx
+++ b/answers-of-two-digit_number_multiplied_by_two-digit_number.docx
@@ -11,7 +11,7 @@
           <w:rFonts w:ascii="Arial" w:hAnsi="Arial"/>
           <w:sz w:val="30"/>
         </w:rPr>
-        <w:t>2026-10-13 Tuesday</w:t>
+        <w:t>2026-10-14 Wednesday</w:t>
       </w:r>
     </w:p>
     <w:tbl>
@@ -40,7 +40,7 @@
                 <w:rFonts w:ascii="TimeNewRoman" w:hAnsi="TimeNewRoman"/>
                 <w:sz w:val="30"/>
               </w:rPr>
-              <w:t>48×70=3360</w:t>
+              <w:t>51×77=3927</w:t>
             </w:r>
           </w:p>
         </w:tc>
@@ -57,7 +57,7 @@
                 <w:rFonts w:ascii="TimeNewRoman" w:hAnsi="TimeNewRoman"/>
                 <w:sz w:val="30"/>
               </w:rPr>
-              <w:t>77×30=2310</w:t>
+              <w:t>25×88=2200</w:t>
             </w:r>
           </w:p>
         </w:tc>
@@ -74,7 +74,7 @@
                 <w:rFonts w:ascii="TimeNewRoman" w:hAnsi="TimeNewRoman"/>
                 <w:sz w:val="30"/>
               </w:rPr>
-              <w:t>23×51=1173</w:t>
+              <w:t>50×89=4450</w:t>
             </w:r>
           </w:p>
         </w:tc>
@@ -91,7 +91,7 @@
                 <w:rFonts w:ascii="TimeNewRoman" w:hAnsi="TimeNewRoman"/>
                 <w:sz w:val="30"/>
               </w:rPr>
-              <w:t>36×56=2016</w:t>
+              <w:t>85×19=1615</w:t>
             </w:r>
           </w:p>
         </w:tc>
@@ -108,7 +108,7 @@
                 <w:rFonts w:ascii="TimeNewRoman" w:hAnsi="TimeNewRoman"/>
                 <w:sz w:val="30"/>
               </w:rPr>
-              <w:t>28×12=336</w:t>
+              <w:t>72×65=4680</w:t>
             </w:r>
           </w:p>
         </w:tc>
@@ -223,7 +223,7 @@
                 <w:rFonts w:ascii="TimeNewRoman" w:hAnsi="TimeNewRoman"/>
                 <w:sz w:val="30"/>
               </w:rPr>
-              <w:t>59×25=1475</w:t>
+              <w:t>77×55=4235</w:t>
             </w:r>
           </w:p>
         </w:tc>
@@ -240,7 +240,7 @@
                 <w:rFonts w:ascii="TimeNewRoman" w:hAnsi="TimeNewRoman"/>
                 <w:sz w:val="30"/>
               </w:rPr>
-              <w:t>54×71=3834</w:t>
+              <w:t>11×24=264</w:t>
             </w:r>
           </w:p>
         </w:tc>
@@ -257,7 +257,7 @@
                 <w:rFonts w:ascii="TimeNewRoman" w:hAnsi="TimeNewRoman"/>
                 <w:sz w:val="30"/>
               </w:rPr>
-              <w:t>90×41=3690</w:t>
+              <w:t>76×93=7068</w:t>
             </w:r>
           </w:p>
         </w:tc>
@@ -274,7 +274,7 @@
                 <w:rFonts w:ascii="TimeNewRoman" w:hAnsi="TimeNewRoman"/>
                 <w:sz w:val="30"/>
               </w:rPr>
-              <w:t>27×36=972</w:t>
+              <w:t>25×65=1625</w:t>
             </w:r>
           </w:p>
         </w:tc>
@@ -438,7 +438,7 @@
                 <w:rFonts w:ascii="TimeNewRoman" w:hAnsi="TimeNewRoman"/>
                 <w:sz w:val="30"/>
               </w:rPr>
-              <w:t>91×17=1547</w:t>
+              <w:t>50×85=4250</w:t>
             </w:r>
           </w:p>
         </w:tc>
@@ -455,7 +455,7 @@
                 <w:rFonts w:ascii="TimeNewRoman" w:hAnsi="TimeNewRoman"/>
                 <w:sz w:val="30"/>
               </w:rPr>
-              <w:t>72×64=4608</w:t>
+              <w:t>83×85=7055</w:t>
             </w:r>
           </w:p>
         </w:tc>
@@ -472,7 +472,7 @@
                 <w:rFonts w:ascii="TimeNewRoman" w:hAnsi="TimeNewRoman"/>
                 <w:sz w:val="30"/>
               </w:rPr>
-              <w:t>16×19=304</w:t>
+              <w:t>34×58=1972</w:t>
             </w:r>
           </w:p>
         </w:tc>
@@ -489,7 +489,7 @@
                 <w:rFonts w:ascii="TimeNewRoman" w:hAnsi="TimeNewRoman"/>
                 <w:sz w:val="30"/>
               </w:rPr>
-              <w:t>43×86=3698</w:t>
+              <w:t>36×63=2268</w:t>
             </w:r>
           </w:p>
         </w:tc>
@@ -506,7 +506,7 @@
                 <w:rFonts w:ascii="TimeNewRoman" w:hAnsi="TimeNewRoman"/>
                 <w:sz w:val="30"/>
               </w:rPr>
-              <w:t>86×80=6880</w:t>
+              <w:t>83×68=5644</w:t>
             </w:r>
           </w:p>
         </w:tc>
@@ -653,7 +653,7 @@
                 <w:rFonts w:ascii="TimeNewRoman" w:hAnsi="TimeNewRoman"/>
                 <w:sz w:val="30"/>
               </w:rPr>
-              <w:t>51×78=3978</w:t>
+              <w:t>34×80=2720</w:t>
             </w:r>
           </w:p>
         </w:tc>
@@ -670,7 +670,7 @@
                 <w:rFonts w:ascii="TimeNewRoman" w:hAnsi="TimeNewRoman"/>
                 <w:sz w:val="30"/>
               </w:rPr>
-              <w:t>84×97=8148</w:t>
+              <w:t>92×74=6808</w:t>
             </w:r>
           </w:p>
         </w:tc>
@@ -687,7 +687,7 @@
                 <w:rFonts w:ascii="TimeNewRoman" w:hAnsi="TimeNewRoman"/>
                 <w:sz w:val="30"/>
               </w:rPr>
-              <w:t>27×85=2295</w:t>
+              <w:t>83×17=1411</w:t>
             </w:r>
           </w:p>
         </w:tc>
@@ -704,7 +704,7 @@
                 <w:rFonts w:ascii="TimeNewRoman" w:hAnsi="TimeNewRoman"/>
                 <w:sz w:val="30"/>
               </w:rPr>
-              <w:t>71×95=6745</w:t>
+              <w:t>87×62=5394</w:t>
             </w:r>
           </w:p>
         </w:tc>
@@ -721,7 +721,7 @@
                 <w:rFonts w:ascii="TimeNewRoman" w:hAnsi="TimeNewRoman"/>
                 <w:sz w:val="30"/>
               </w:rPr>
-              <w:t>25×70=1750</w:t>
+              <w:t>14×38=532</w:t>
             </w:r>
           </w:p>
         </w:tc>
@@ -868,7 +868,7 @@
                 <w:rFonts w:ascii="TimeNewRoman" w:hAnsi="TimeNewRoman"/>
                 <w:sz w:val="30"/>
               </w:rPr>
-              <w:t>23×67=1541</w:t>
+              <w:t>44×69=3036</w:t>
             </w:r>
           </w:p>
         </w:tc>
@@ -885,7 +885,7 @@
                 <w:rFonts w:ascii="TimeNewRoman" w:hAnsi="TimeNewRoman"/>
                 <w:sz w:val="30"/>
               </w:rPr>
-              <w:t>42×50=2100</w:t>
+              <w:t>84×72=6048</w:t>
             </w:r>
           </w:p>
         </w:tc>
@@ -902,7 +902,7 @@
                 <w:rFonts w:ascii="TimeNewRoman" w:hAnsi="TimeNewRoman"/>
                 <w:sz w:val="30"/>
               </w:rPr>
-              <w:t>63×41=2583</w:t>
+              <w:t>53×91=4823</w:t>
             </w:r>
           </w:p>
         </w:tc>
@@ -919,7 +919,7 @@
                 <w:rFonts w:ascii="TimeNewRoman" w:hAnsi="TimeNewRoman"/>
                 <w:sz w:val="30"/>
               </w:rPr>
-              <w:t>41×53=2173</w:t>
+              <w:t>36×79=2844</w:t>
             </w:r>
           </w:p>
         </w:tc>
@@ -936,7 +936,7 @@
                 <w:rFonts w:ascii="TimeNewRoman" w:hAnsi="TimeNewRoman"/>
                 <w:sz w:val="30"/>
               </w:rPr>
-              <w:t>14×26=364</w:t>
+              <w:t>76×40=3040</w:t>
             </w:r>
           </w:p>
         </w:tc>

--- a/answers-of-two-digit_number_multiplied_by_two-digit_number.docx
+++ b/answers-of-two-digit_number_multiplied_by_two-digit_number.docx
@@ -40,7 +40,7 @@
                 <w:rFonts w:ascii="TimeNewRoman" w:hAnsi="TimeNewRoman"/>
                 <w:sz w:val="30"/>
               </w:rPr>
-              <w:t>51×77=3927</w:t>
+              <w:t>70×34=2380</w:t>
             </w:r>
           </w:p>
         </w:tc>
@@ -57,7 +57,7 @@
                 <w:rFonts w:ascii="TimeNewRoman" w:hAnsi="TimeNewRoman"/>
                 <w:sz w:val="30"/>
               </w:rPr>
-              <w:t>25×88=2200</w:t>
+              <w:t>39×80=3120</w:t>
             </w:r>
           </w:p>
         </w:tc>
@@ -74,7 +74,7 @@
                 <w:rFonts w:ascii="TimeNewRoman" w:hAnsi="TimeNewRoman"/>
                 <w:sz w:val="30"/>
               </w:rPr>
-              <w:t>50×89=4450</w:t>
+              <w:t>93×13=1209</w:t>
             </w:r>
           </w:p>
         </w:tc>
@@ -91,7 +91,7 @@
                 <w:rFonts w:ascii="TimeNewRoman" w:hAnsi="TimeNewRoman"/>
                 <w:sz w:val="30"/>
               </w:rPr>
-              <w:t>85×19=1615</w:t>
+              <w:t>82×66=5412</w:t>
             </w:r>
           </w:p>
         </w:tc>
@@ -108,7 +108,7 @@
                 <w:rFonts w:ascii="TimeNewRoman" w:hAnsi="TimeNewRoman"/>
                 <w:sz w:val="30"/>
               </w:rPr>
-              <w:t>72×65=4680</w:t>
+              <w:t>87×60=5220</w:t>
             </w:r>
           </w:p>
         </w:tc>
@@ -223,7 +223,7 @@
                 <w:rFonts w:ascii="TimeNewRoman" w:hAnsi="TimeNewRoman"/>
                 <w:sz w:val="30"/>
               </w:rPr>
-              <w:t>77×55=4235</w:t>
+              <w:t>59×91=5369</w:t>
             </w:r>
           </w:p>
         </w:tc>
@@ -240,7 +240,7 @@
                 <w:rFonts w:ascii="TimeNewRoman" w:hAnsi="TimeNewRoman"/>
                 <w:sz w:val="30"/>
               </w:rPr>
-              <w:t>11×24=264</w:t>
+              <w:t>59×41=2419</w:t>
             </w:r>
           </w:p>
         </w:tc>
@@ -257,7 +257,7 @@
                 <w:rFonts w:ascii="TimeNewRoman" w:hAnsi="TimeNewRoman"/>
                 <w:sz w:val="30"/>
               </w:rPr>
-              <w:t>76×93=7068</w:t>
+              <w:t>34×79=2686</w:t>
             </w:r>
           </w:p>
         </w:tc>
@@ -274,7 +274,7 @@
                 <w:rFonts w:ascii="TimeNewRoman" w:hAnsi="TimeNewRoman"/>
                 <w:sz w:val="30"/>
               </w:rPr>
-              <w:t>25×65=1625</w:t>
+              <w:t>59×66=3894</w:t>
             </w:r>
           </w:p>
         </w:tc>
@@ -291,7 +291,7 @@
                 <w:rFonts w:ascii="TimeNewRoman" w:hAnsi="TimeNewRoman"/>
                 <w:sz w:val="30"/>
               </w:rPr>
-              <w:t>17×50=850</w:t>
+              <w:t>69×68=4692</w:t>
             </w:r>
           </w:p>
         </w:tc>
@@ -438,7 +438,7 @@
                 <w:rFonts w:ascii="TimeNewRoman" w:hAnsi="TimeNewRoman"/>
                 <w:sz w:val="30"/>
               </w:rPr>
-              <w:t>50×85=4250</w:t>
+              <w:t>85×72=6120</w:t>
             </w:r>
           </w:p>
         </w:tc>
@@ -455,7 +455,7 @@
                 <w:rFonts w:ascii="TimeNewRoman" w:hAnsi="TimeNewRoman"/>
                 <w:sz w:val="30"/>
               </w:rPr>
-              <w:t>83×85=7055</w:t>
+              <w:t>34×49=1666</w:t>
             </w:r>
           </w:p>
         </w:tc>
@@ -472,7 +472,7 @@
                 <w:rFonts w:ascii="TimeNewRoman" w:hAnsi="TimeNewRoman"/>
                 <w:sz w:val="30"/>
               </w:rPr>
-              <w:t>34×58=1972</w:t>
+              <w:t>27×45=1215</w:t>
             </w:r>
           </w:p>
         </w:tc>
@@ -489,7 +489,7 @@
                 <w:rFonts w:ascii="TimeNewRoman" w:hAnsi="TimeNewRoman"/>
                 <w:sz w:val="30"/>
               </w:rPr>
-              <w:t>36×63=2268</w:t>
+              <w:t>56×38=2128</w:t>
             </w:r>
           </w:p>
         </w:tc>
@@ -506,7 +506,7 @@
                 <w:rFonts w:ascii="TimeNewRoman" w:hAnsi="TimeNewRoman"/>
                 <w:sz w:val="30"/>
               </w:rPr>
-              <w:t>83×68=5644</w:t>
+              <w:t>25×70=1750</w:t>
             </w:r>
           </w:p>
         </w:tc>
@@ -653,7 +653,7 @@
                 <w:rFonts w:ascii="TimeNewRoman" w:hAnsi="TimeNewRoman"/>
                 <w:sz w:val="30"/>
               </w:rPr>
-              <w:t>34×80=2720</w:t>
+              <w:t>93×94=8742</w:t>
             </w:r>
           </w:p>
         </w:tc>
@@ -670,7 +670,7 @@
                 <w:rFonts w:ascii="TimeNewRoman" w:hAnsi="TimeNewRoman"/>
                 <w:sz w:val="30"/>
               </w:rPr>
-              <w:t>92×74=6808</w:t>
+              <w:t>77×63=4851</w:t>
             </w:r>
           </w:p>
         </w:tc>
@@ -687,7 +687,7 @@
                 <w:rFonts w:ascii="TimeNewRoman" w:hAnsi="TimeNewRoman"/>
                 <w:sz w:val="30"/>
               </w:rPr>
-              <w:t>83×17=1411</w:t>
+              <w:t>12×27=324</w:t>
             </w:r>
           </w:p>
         </w:tc>
@@ -704,7 +704,7 @@
                 <w:rFonts w:ascii="TimeNewRoman" w:hAnsi="TimeNewRoman"/>
                 <w:sz w:val="30"/>
               </w:rPr>
-              <w:t>87×62=5394</w:t>
+              <w:t>59×86=5074</w:t>
             </w:r>
           </w:p>
         </w:tc>
@@ -721,7 +721,7 @@
                 <w:rFonts w:ascii="TimeNewRoman" w:hAnsi="TimeNewRoman"/>
                 <w:sz w:val="30"/>
               </w:rPr>
-              <w:t>14×38=532</w:t>
+              <w:t>53×23=1219</w:t>
             </w:r>
           </w:p>
         </w:tc>
@@ -868,7 +868,7 @@
                 <w:rFonts w:ascii="TimeNewRoman" w:hAnsi="TimeNewRoman"/>
                 <w:sz w:val="30"/>
               </w:rPr>
-              <w:t>44×69=3036</w:t>
+              <w:t>57×43=2451</w:t>
             </w:r>
           </w:p>
         </w:tc>
@@ -885,7 +885,7 @@
                 <w:rFonts w:ascii="TimeNewRoman" w:hAnsi="TimeNewRoman"/>
                 <w:sz w:val="30"/>
               </w:rPr>
-              <w:t>84×72=6048</w:t>
+              <w:t>31×16=496</w:t>
             </w:r>
           </w:p>
         </w:tc>
@@ -902,7 +902,7 @@
                 <w:rFonts w:ascii="TimeNewRoman" w:hAnsi="TimeNewRoman"/>
                 <w:sz w:val="30"/>
               </w:rPr>
-              <w:t>53×91=4823</w:t>
+              <w:t>71×60=4260</w:t>
             </w:r>
           </w:p>
         </w:tc>
@@ -919,7 +919,7 @@
                 <w:rFonts w:ascii="TimeNewRoman" w:hAnsi="TimeNewRoman"/>
                 <w:sz w:val="30"/>
               </w:rPr>
-              <w:t>36×79=2844</w:t>
+              <w:t>50×37=1850</w:t>
             </w:r>
           </w:p>
         </w:tc>
@@ -936,7 +936,7 @@
                 <w:rFonts w:ascii="TimeNewRoman" w:hAnsi="TimeNewRoman"/>
                 <w:sz w:val="30"/>
               </w:rPr>
-              <w:t>76×40=3040</w:t>
+              <w:t>51×85=4335</w:t>
             </w:r>
           </w:p>
         </w:tc>

--- a/answers-of-two-digit_number_multiplied_by_two-digit_number.docx
+++ b/answers-of-two-digit_number_multiplied_by_two-digit_number.docx
@@ -11,7 +11,7 @@
           <w:rFonts w:ascii="Arial" w:hAnsi="Arial"/>
           <w:sz w:val="30"/>
         </w:rPr>
-        <w:t>2026-10-14 Wednesday</w:t>
+        <w:t>2026-10-15 Thursday</w:t>
       </w:r>
     </w:p>
     <w:tbl>
@@ -40,7 +40,7 @@
                 <w:rFonts w:ascii="TimeNewRoman" w:hAnsi="TimeNewRoman"/>
                 <w:sz w:val="30"/>
               </w:rPr>
-              <w:t>70×34=2380</w:t>
+              <w:t>90×28=2520</w:t>
             </w:r>
           </w:p>
         </w:tc>
@@ -57,7 +57,7 @@
                 <w:rFonts w:ascii="TimeNewRoman" w:hAnsi="TimeNewRoman"/>
                 <w:sz w:val="30"/>
               </w:rPr>
-              <w:t>39×80=3120</w:t>
+              <w:t>45×78=3510</w:t>
             </w:r>
           </w:p>
         </w:tc>
@@ -74,7 +74,7 @@
                 <w:rFonts w:ascii="TimeNewRoman" w:hAnsi="TimeNewRoman"/>
                 <w:sz w:val="30"/>
               </w:rPr>
-              <w:t>93×13=1209</w:t>
+              <w:t>71×11=781</w:t>
             </w:r>
           </w:p>
         </w:tc>
@@ -91,7 +91,7 @@
                 <w:rFonts w:ascii="TimeNewRoman" w:hAnsi="TimeNewRoman"/>
                 <w:sz w:val="30"/>
               </w:rPr>
-              <w:t>82×66=5412</w:t>
+              <w:t>24×86=2064</w:t>
             </w:r>
           </w:p>
         </w:tc>
@@ -108,7 +108,7 @@
                 <w:rFonts w:ascii="TimeNewRoman" w:hAnsi="TimeNewRoman"/>
                 <w:sz w:val="30"/>
               </w:rPr>
-              <w:t>87×60=5220</w:t>
+              <w:t>68×87=5916</w:t>
             </w:r>
           </w:p>
         </w:tc>
@@ -223,7 +223,7 @@
                 <w:rFonts w:ascii="TimeNewRoman" w:hAnsi="TimeNewRoman"/>
                 <w:sz w:val="30"/>
               </w:rPr>
-              <w:t>59×91=5369</w:t>
+              <w:t>18×29=522</w:t>
             </w:r>
           </w:p>
         </w:tc>
@@ -240,7 +240,7 @@
                 <w:rFonts w:ascii="TimeNewRoman" w:hAnsi="TimeNewRoman"/>
                 <w:sz w:val="30"/>
               </w:rPr>
-              <w:t>59×41=2419</w:t>
+              <w:t>63×17=1071</w:t>
             </w:r>
           </w:p>
         </w:tc>
@@ -257,7 +257,7 @@
                 <w:rFonts w:ascii="TimeNewRoman" w:hAnsi="TimeNewRoman"/>
                 <w:sz w:val="30"/>
               </w:rPr>
-              <w:t>34×79=2686</w:t>
+              <w:t>89×83=7387</w:t>
             </w:r>
           </w:p>
         </w:tc>
@@ -274,7 +274,7 @@
                 <w:rFonts w:ascii="TimeNewRoman" w:hAnsi="TimeNewRoman"/>
                 <w:sz w:val="30"/>
               </w:rPr>
-              <w:t>59×66=3894</w:t>
+              <w:t>66×58=3828</w:t>
             </w:r>
           </w:p>
         </w:tc>
@@ -291,7 +291,7 @@
                 <w:rFonts w:ascii="TimeNewRoman" w:hAnsi="TimeNewRoman"/>
                 <w:sz w:val="30"/>
               </w:rPr>
-              <w:t>69×68=4692</w:t>
+              <w:t>85×26=2210</w:t>
             </w:r>
           </w:p>
         </w:tc>
@@ -438,7 +438,7 @@
                 <w:rFonts w:ascii="TimeNewRoman" w:hAnsi="TimeNewRoman"/>
                 <w:sz w:val="30"/>
               </w:rPr>
-              <w:t>85×72=6120</w:t>
+              <w:t>41×89=3649</w:t>
             </w:r>
           </w:p>
         </w:tc>
@@ -455,7 +455,7 @@
                 <w:rFonts w:ascii="TimeNewRoman" w:hAnsi="TimeNewRoman"/>
                 <w:sz w:val="30"/>
               </w:rPr>
-              <w:t>34×49=1666</w:t>
+              <w:t>28×53=1484</w:t>
             </w:r>
           </w:p>
         </w:tc>
@@ -472,7 +472,7 @@
                 <w:rFonts w:ascii="TimeNewRoman" w:hAnsi="TimeNewRoman"/>
                 <w:sz w:val="30"/>
               </w:rPr>
-              <w:t>27×45=1215</w:t>
+              <w:t>50×47=2350</w:t>
             </w:r>
           </w:p>
         </w:tc>
@@ -489,7 +489,7 @@
                 <w:rFonts w:ascii="TimeNewRoman" w:hAnsi="TimeNewRoman"/>
                 <w:sz w:val="30"/>
               </w:rPr>
-              <w:t>56×38=2128</w:t>
+              <w:t>41×88=3608</w:t>
             </w:r>
           </w:p>
         </w:tc>
@@ -506,7 +506,7 @@
                 <w:rFonts w:ascii="TimeNewRoman" w:hAnsi="TimeNewRoman"/>
                 <w:sz w:val="30"/>
               </w:rPr>
-              <w:t>25×70=1750</w:t>
+              <w:t>37×98=3626</w:t>
             </w:r>
           </w:p>
         </w:tc>
@@ -653,7 +653,7 @@
                 <w:rFonts w:ascii="TimeNewRoman" w:hAnsi="TimeNewRoman"/>
                 <w:sz w:val="30"/>
               </w:rPr>
-              <w:t>93×94=8742</w:t>
+              <w:t>67×81=5427</w:t>
             </w:r>
           </w:p>
         </w:tc>
@@ -670,7 +670,7 @@
                 <w:rFonts w:ascii="TimeNewRoman" w:hAnsi="TimeNewRoman"/>
                 <w:sz w:val="30"/>
               </w:rPr>
-              <w:t>77×63=4851</w:t>
+              <w:t>48×56=2688</w:t>
             </w:r>
           </w:p>
         </w:tc>
@@ -687,7 +687,7 @@
                 <w:rFonts w:ascii="TimeNewRoman" w:hAnsi="TimeNewRoman"/>
                 <w:sz w:val="30"/>
               </w:rPr>
-              <w:t>12×27=324</w:t>
+              <w:t>46×93=4278</w:t>
             </w:r>
           </w:p>
         </w:tc>
@@ -704,7 +704,7 @@
                 <w:rFonts w:ascii="TimeNewRoman" w:hAnsi="TimeNewRoman"/>
                 <w:sz w:val="30"/>
               </w:rPr>
-              <w:t>59×86=5074</w:t>
+              <w:t>84×87=7308</w:t>
             </w:r>
           </w:p>
         </w:tc>
@@ -721,7 +721,7 @@
                 <w:rFonts w:ascii="TimeNewRoman" w:hAnsi="TimeNewRoman"/>
                 <w:sz w:val="30"/>
               </w:rPr>
-              <w:t>53×23=1219</w:t>
+              <w:t>57×59=3363</w:t>
             </w:r>
           </w:p>
         </w:tc>
@@ -868,7 +868,7 @@
                 <w:rFonts w:ascii="TimeNewRoman" w:hAnsi="TimeNewRoman"/>
                 <w:sz w:val="30"/>
               </w:rPr>
-              <w:t>57×43=2451</w:t>
+              <w:t>41×88=3608</w:t>
             </w:r>
           </w:p>
         </w:tc>
@@ -885,7 +885,7 @@
                 <w:rFonts w:ascii="TimeNewRoman" w:hAnsi="TimeNewRoman"/>
                 <w:sz w:val="30"/>
               </w:rPr>
-              <w:t>31×16=496</w:t>
+              <w:t>58×88=5104</w:t>
             </w:r>
           </w:p>
         </w:tc>
@@ -902,7 +902,7 @@
                 <w:rFonts w:ascii="TimeNewRoman" w:hAnsi="TimeNewRoman"/>
                 <w:sz w:val="30"/>
               </w:rPr>
-              <w:t>71×60=4260</w:t>
+              <w:t>87×47=4089</w:t>
             </w:r>
           </w:p>
         </w:tc>
@@ -919,7 +919,7 @@
                 <w:rFonts w:ascii="TimeNewRoman" w:hAnsi="TimeNewRoman"/>
                 <w:sz w:val="30"/>
               </w:rPr>
-              <w:t>50×37=1850</w:t>
+              <w:t>44×44=1936</w:t>
             </w:r>
           </w:p>
         </w:tc>
@@ -936,7 +936,7 @@
                 <w:rFonts w:ascii="TimeNewRoman" w:hAnsi="TimeNewRoman"/>
                 <w:sz w:val="30"/>
               </w:rPr>
-              <w:t>51×85=4335</w:t>
+              <w:t>46×16=736</w:t>
             </w:r>
           </w:p>
         </w:tc>

--- a/answers-of-two-digit_number_multiplied_by_two-digit_number.docx
+++ b/answers-of-two-digit_number_multiplied_by_two-digit_number.docx
@@ -40,7 +40,7 @@
                 <w:rFonts w:ascii="TimeNewRoman" w:hAnsi="TimeNewRoman"/>
                 <w:sz w:val="30"/>
               </w:rPr>
-              <w:t>90×28=2520</w:t>
+              <w:t>44×49=2156</w:t>
             </w:r>
           </w:p>
         </w:tc>
@@ -57,7 +57,7 @@
                 <w:rFonts w:ascii="TimeNewRoman" w:hAnsi="TimeNewRoman"/>
                 <w:sz w:val="30"/>
               </w:rPr>
-              <w:t>45×78=3510</w:t>
+              <w:t>70×94=6580</w:t>
             </w:r>
           </w:p>
         </w:tc>
@@ -74,7 +74,7 @@
                 <w:rFonts w:ascii="TimeNewRoman" w:hAnsi="TimeNewRoman"/>
                 <w:sz w:val="30"/>
               </w:rPr>
-              <w:t>71×11=781</w:t>
+              <w:t>37×20=740</w:t>
             </w:r>
           </w:p>
         </w:tc>
@@ -91,7 +91,7 @@
                 <w:rFonts w:ascii="TimeNewRoman" w:hAnsi="TimeNewRoman"/>
                 <w:sz w:val="30"/>
               </w:rPr>
-              <w:t>24×86=2064</w:t>
+              <w:t>64×52=3328</w:t>
             </w:r>
           </w:p>
         </w:tc>
@@ -108,7 +108,7 @@
                 <w:rFonts w:ascii="TimeNewRoman" w:hAnsi="TimeNewRoman"/>
                 <w:sz w:val="30"/>
               </w:rPr>
-              <w:t>68×87=5916</w:t>
+              <w:t>78×23=1794</w:t>
             </w:r>
           </w:p>
         </w:tc>
@@ -223,7 +223,7 @@
                 <w:rFonts w:ascii="TimeNewRoman" w:hAnsi="TimeNewRoman"/>
                 <w:sz w:val="30"/>
               </w:rPr>
-              <w:t>18×29=522</w:t>
+              <w:t>97×21=2037</w:t>
             </w:r>
           </w:p>
         </w:tc>
@@ -240,7 +240,7 @@
                 <w:rFonts w:ascii="TimeNewRoman" w:hAnsi="TimeNewRoman"/>
                 <w:sz w:val="30"/>
               </w:rPr>
-              <w:t>63×17=1071</w:t>
+              <w:t>30×57=1710</w:t>
             </w:r>
           </w:p>
         </w:tc>
@@ -257,7 +257,7 @@
                 <w:rFonts w:ascii="TimeNewRoman" w:hAnsi="TimeNewRoman"/>
                 <w:sz w:val="30"/>
               </w:rPr>
-              <w:t>89×83=7387</w:t>
+              <w:t>40×97=3880</w:t>
             </w:r>
           </w:p>
         </w:tc>
@@ -274,7 +274,7 @@
                 <w:rFonts w:ascii="TimeNewRoman" w:hAnsi="TimeNewRoman"/>
                 <w:sz w:val="30"/>
               </w:rPr>
-              <w:t>66×58=3828</w:t>
+              <w:t>30×83=2490</w:t>
             </w:r>
           </w:p>
         </w:tc>
@@ -291,7 +291,7 @@
                 <w:rFonts w:ascii="TimeNewRoman" w:hAnsi="TimeNewRoman"/>
                 <w:sz w:val="30"/>
               </w:rPr>
-              <w:t>85×26=2210</w:t>
+              <w:t>34×50=1700</w:t>
             </w:r>
           </w:p>
         </w:tc>
@@ -438,7 +438,7 @@
                 <w:rFonts w:ascii="TimeNewRoman" w:hAnsi="TimeNewRoman"/>
                 <w:sz w:val="30"/>
               </w:rPr>
-              <w:t>41×89=3649</w:t>
+              <w:t>59×39=2301</w:t>
             </w:r>
           </w:p>
         </w:tc>
@@ -455,7 +455,7 @@
                 <w:rFonts w:ascii="TimeNewRoman" w:hAnsi="TimeNewRoman"/>
                 <w:sz w:val="30"/>
               </w:rPr>
-              <w:t>28×53=1484</w:t>
+              <w:t>85×93=7905</w:t>
             </w:r>
           </w:p>
         </w:tc>
@@ -472,7 +472,7 @@
                 <w:rFonts w:ascii="TimeNewRoman" w:hAnsi="TimeNewRoman"/>
                 <w:sz w:val="30"/>
               </w:rPr>
-              <w:t>50×47=2350</w:t>
+              <w:t>87×13=1131</w:t>
             </w:r>
           </w:p>
         </w:tc>
@@ -489,7 +489,7 @@
                 <w:rFonts w:ascii="TimeNewRoman" w:hAnsi="TimeNewRoman"/>
                 <w:sz w:val="30"/>
               </w:rPr>
-              <w:t>41×88=3608</w:t>
+              <w:t>25×97=2425</w:t>
             </w:r>
           </w:p>
         </w:tc>
@@ -506,7 +506,7 @@
                 <w:rFonts w:ascii="TimeNewRoman" w:hAnsi="TimeNewRoman"/>
                 <w:sz w:val="30"/>
               </w:rPr>
-              <w:t>37×98=3626</w:t>
+              <w:t>82×78=6396</w:t>
             </w:r>
           </w:p>
         </w:tc>
@@ -653,7 +653,7 @@
                 <w:rFonts w:ascii="TimeNewRoman" w:hAnsi="TimeNewRoman"/>
                 <w:sz w:val="30"/>
               </w:rPr>
-              <w:t>67×81=5427</w:t>
+              <w:t>31×67=2077</w:t>
             </w:r>
           </w:p>
         </w:tc>
@@ -670,7 +670,7 @@
                 <w:rFonts w:ascii="TimeNewRoman" w:hAnsi="TimeNewRoman"/>
                 <w:sz w:val="30"/>
               </w:rPr>
-              <w:t>48×56=2688</w:t>
+              <w:t>15×84=1260</w:t>
             </w:r>
           </w:p>
         </w:tc>
@@ -687,7 +687,7 @@
                 <w:rFonts w:ascii="TimeNewRoman" w:hAnsi="TimeNewRoman"/>
                 <w:sz w:val="30"/>
               </w:rPr>
-              <w:t>46×93=4278</w:t>
+              <w:t>27×81=2187</w:t>
             </w:r>
           </w:p>
         </w:tc>
@@ -704,7 +704,7 @@
                 <w:rFonts w:ascii="TimeNewRoman" w:hAnsi="TimeNewRoman"/>
                 <w:sz w:val="30"/>
               </w:rPr>
-              <w:t>84×87=7308</w:t>
+              <w:t>55×88=4840</w:t>
             </w:r>
           </w:p>
         </w:tc>
@@ -721,7 +721,7 @@
                 <w:rFonts w:ascii="TimeNewRoman" w:hAnsi="TimeNewRoman"/>
                 <w:sz w:val="30"/>
               </w:rPr>
-              <w:t>57×59=3363</w:t>
+              <w:t>33×36=1188</w:t>
             </w:r>
           </w:p>
         </w:tc>
@@ -868,7 +868,7 @@
                 <w:rFonts w:ascii="TimeNewRoman" w:hAnsi="TimeNewRoman"/>
                 <w:sz w:val="30"/>
               </w:rPr>
-              <w:t>41×88=3608</w:t>
+              <w:t>51×39=1989</w:t>
             </w:r>
           </w:p>
         </w:tc>
@@ -885,7 +885,7 @@
                 <w:rFonts w:ascii="TimeNewRoman" w:hAnsi="TimeNewRoman"/>
                 <w:sz w:val="30"/>
               </w:rPr>
-              <w:t>58×88=5104</w:t>
+              <w:t>90×28=2520</w:t>
             </w:r>
           </w:p>
         </w:tc>
@@ -902,7 +902,7 @@
                 <w:rFonts w:ascii="TimeNewRoman" w:hAnsi="TimeNewRoman"/>
                 <w:sz w:val="30"/>
               </w:rPr>
-              <w:t>87×47=4089</w:t>
+              <w:t>79×63=4977</w:t>
             </w:r>
           </w:p>
         </w:tc>
@@ -919,7 +919,7 @@
                 <w:rFonts w:ascii="TimeNewRoman" w:hAnsi="TimeNewRoman"/>
                 <w:sz w:val="30"/>
               </w:rPr>
-              <w:t>44×44=1936</w:t>
+              <w:t>72×52=3744</w:t>
             </w:r>
           </w:p>
         </w:tc>
@@ -936,7 +936,7 @@
                 <w:rFonts w:ascii="TimeNewRoman" w:hAnsi="TimeNewRoman"/>
                 <w:sz w:val="30"/>
               </w:rPr>
-              <w:t>46×16=736</w:t>
+              <w:t>64×92=5888</w:t>
             </w:r>
           </w:p>
         </w:tc>

--- a/answers-of-two-digit_number_multiplied_by_two-digit_number.docx
+++ b/answers-of-two-digit_number_multiplied_by_two-digit_number.docx
@@ -11,7 +11,7 @@
           <w:rFonts w:ascii="Arial" w:hAnsi="Arial"/>
           <w:sz w:val="30"/>
         </w:rPr>
-        <w:t>2026-10-15 Thursday</w:t>
+        <w:t>2026-10-16 Friday</w:t>
       </w:r>
     </w:p>
     <w:tbl>
@@ -40,7 +40,7 @@
                 <w:rFonts w:ascii="TimeNewRoman" w:hAnsi="TimeNewRoman"/>
                 <w:sz w:val="30"/>
               </w:rPr>
-              <w:t>44×49=2156</w:t>
+              <w:t>35×72=2520</w:t>
             </w:r>
           </w:p>
         </w:tc>
@@ -57,7 +57,7 @@
                 <w:rFonts w:ascii="TimeNewRoman" w:hAnsi="TimeNewRoman"/>
                 <w:sz w:val="30"/>
               </w:rPr>
-              <w:t>70×94=6580</w:t>
+              <w:t>57×72=4104</w:t>
             </w:r>
           </w:p>
         </w:tc>
@@ -74,7 +74,7 @@
                 <w:rFonts w:ascii="TimeNewRoman" w:hAnsi="TimeNewRoman"/>
                 <w:sz w:val="30"/>
               </w:rPr>
-              <w:t>37×20=740</w:t>
+              <w:t>57×76=4332</w:t>
             </w:r>
           </w:p>
         </w:tc>
@@ -91,7 +91,7 @@
                 <w:rFonts w:ascii="TimeNewRoman" w:hAnsi="TimeNewRoman"/>
                 <w:sz w:val="30"/>
               </w:rPr>
-              <w:t>64×52=3328</w:t>
+              <w:t>84×92=7728</w:t>
             </w:r>
           </w:p>
         </w:tc>
@@ -108,7 +108,7 @@
                 <w:rFonts w:ascii="TimeNewRoman" w:hAnsi="TimeNewRoman"/>
                 <w:sz w:val="30"/>
               </w:rPr>
-              <w:t>78×23=1794</w:t>
+              <w:t>20×28=560</w:t>
             </w:r>
           </w:p>
         </w:tc>
@@ -223,7 +223,7 @@
                 <w:rFonts w:ascii="TimeNewRoman" w:hAnsi="TimeNewRoman"/>
                 <w:sz w:val="30"/>
               </w:rPr>
-              <w:t>97×21=2037</w:t>
+              <w:t>62×89=5518</w:t>
             </w:r>
           </w:p>
         </w:tc>
@@ -240,7 +240,7 @@
                 <w:rFonts w:ascii="TimeNewRoman" w:hAnsi="TimeNewRoman"/>
                 <w:sz w:val="30"/>
               </w:rPr>
-              <w:t>30×57=1710</w:t>
+              <w:t>16×43=688</w:t>
             </w:r>
           </w:p>
         </w:tc>
@@ -257,7 +257,7 @@
                 <w:rFonts w:ascii="TimeNewRoman" w:hAnsi="TimeNewRoman"/>
                 <w:sz w:val="30"/>
               </w:rPr>
-              <w:t>40×97=3880</w:t>
+              <w:t>43×45=1935</w:t>
             </w:r>
           </w:p>
         </w:tc>
@@ -274,7 +274,7 @@
                 <w:rFonts w:ascii="TimeNewRoman" w:hAnsi="TimeNewRoman"/>
                 <w:sz w:val="30"/>
               </w:rPr>
-              <w:t>30×83=2490</w:t>
+              <w:t>38×12=456</w:t>
             </w:r>
           </w:p>
         </w:tc>
@@ -291,7 +291,7 @@
                 <w:rFonts w:ascii="TimeNewRoman" w:hAnsi="TimeNewRoman"/>
                 <w:sz w:val="30"/>
               </w:rPr>
-              <w:t>34×50=1700</w:t>
+              <w:t>40×29=1160</w:t>
             </w:r>
           </w:p>
         </w:tc>
@@ -438,7 +438,7 @@
                 <w:rFonts w:ascii="TimeNewRoman" w:hAnsi="TimeNewRoman"/>
                 <w:sz w:val="30"/>
               </w:rPr>
-              <w:t>59×39=2301</w:t>
+              <w:t>69×24=1656</w:t>
             </w:r>
           </w:p>
         </w:tc>
@@ -455,7 +455,7 @@
                 <w:rFonts w:ascii="TimeNewRoman" w:hAnsi="TimeNewRoman"/>
                 <w:sz w:val="30"/>
               </w:rPr>
-              <w:t>85×93=7905</w:t>
+              <w:t>30×64=1920</w:t>
             </w:r>
           </w:p>
         </w:tc>
@@ -472,7 +472,7 @@
                 <w:rFonts w:ascii="TimeNewRoman" w:hAnsi="TimeNewRoman"/>
                 <w:sz w:val="30"/>
               </w:rPr>
-              <w:t>87×13=1131</w:t>
+              <w:t>53×85=4505</w:t>
             </w:r>
           </w:p>
         </w:tc>
@@ -489,7 +489,7 @@
                 <w:rFonts w:ascii="TimeNewRoman" w:hAnsi="TimeNewRoman"/>
                 <w:sz w:val="30"/>
               </w:rPr>
-              <w:t>25×97=2425</w:t>
+              <w:t>60×91=5460</w:t>
             </w:r>
           </w:p>
         </w:tc>
@@ -506,7 +506,7 @@
                 <w:rFonts w:ascii="TimeNewRoman" w:hAnsi="TimeNewRoman"/>
                 <w:sz w:val="30"/>
               </w:rPr>
-              <w:t>82×78=6396</w:t>
+              <w:t>34×36=1224</w:t>
             </w:r>
           </w:p>
         </w:tc>
@@ -653,7 +653,7 @@
                 <w:rFonts w:ascii="TimeNewRoman" w:hAnsi="TimeNewRoman"/>
                 <w:sz w:val="30"/>
               </w:rPr>
-              <w:t>31×67=2077</w:t>
+              <w:t>73×73=5329</w:t>
             </w:r>
           </w:p>
         </w:tc>
@@ -670,7 +670,7 @@
                 <w:rFonts w:ascii="TimeNewRoman" w:hAnsi="TimeNewRoman"/>
                 <w:sz w:val="30"/>
               </w:rPr>
-              <w:t>15×84=1260</w:t>
+              <w:t>18×91=1638</w:t>
             </w:r>
           </w:p>
         </w:tc>
@@ -687,7 +687,7 @@
                 <w:rFonts w:ascii="TimeNewRoman" w:hAnsi="TimeNewRoman"/>
                 <w:sz w:val="30"/>
               </w:rPr>
-              <w:t>27×81=2187</w:t>
+              <w:t>97×32=3104</w:t>
             </w:r>
           </w:p>
         </w:tc>
@@ -704,7 +704,7 @@
                 <w:rFonts w:ascii="TimeNewRoman" w:hAnsi="TimeNewRoman"/>
                 <w:sz w:val="30"/>
               </w:rPr>
-              <w:t>55×88=4840</w:t>
+              <w:t>20×74=1480</w:t>
             </w:r>
           </w:p>
         </w:tc>
@@ -721,7 +721,7 @@
                 <w:rFonts w:ascii="TimeNewRoman" w:hAnsi="TimeNewRoman"/>
                 <w:sz w:val="30"/>
               </w:rPr>
-              <w:t>33×36=1188</w:t>
+              <w:t>50×91=4550</w:t>
             </w:r>
           </w:p>
         </w:tc>
@@ -868,7 +868,7 @@
                 <w:rFonts w:ascii="TimeNewRoman" w:hAnsi="TimeNewRoman"/>
                 <w:sz w:val="30"/>
               </w:rPr>
-              <w:t>51×39=1989</w:t>
+              <w:t>43×14=602</w:t>
             </w:r>
           </w:p>
         </w:tc>
@@ -885,7 +885,7 @@
                 <w:rFonts w:ascii="TimeNewRoman" w:hAnsi="TimeNewRoman"/>
                 <w:sz w:val="30"/>
               </w:rPr>
-              <w:t>90×28=2520</w:t>
+              <w:t>24×14=336</w:t>
             </w:r>
           </w:p>
         </w:tc>
@@ -902,7 +902,7 @@
                 <w:rFonts w:ascii="TimeNewRoman" w:hAnsi="TimeNewRoman"/>
                 <w:sz w:val="30"/>
               </w:rPr>
-              <w:t>79×63=4977</w:t>
+              <w:t>56×86=4816</w:t>
             </w:r>
           </w:p>
         </w:tc>
@@ -919,7 +919,7 @@
                 <w:rFonts w:ascii="TimeNewRoman" w:hAnsi="TimeNewRoman"/>
                 <w:sz w:val="30"/>
               </w:rPr>
-              <w:t>72×52=3744</w:t>
+              <w:t>53×86=4558</w:t>
             </w:r>
           </w:p>
         </w:tc>
@@ -936,7 +936,7 @@
                 <w:rFonts w:ascii="TimeNewRoman" w:hAnsi="TimeNewRoman"/>
                 <w:sz w:val="30"/>
               </w:rPr>
-              <w:t>64×92=5888</w:t>
+              <w:t>99×98=9702</w:t>
             </w:r>
           </w:p>
         </w:tc>

--- a/answers-of-two-digit_number_multiplied_by_two-digit_number.docx
+++ b/answers-of-two-digit_number_multiplied_by_two-digit_number.docx
@@ -40,7 +40,7 @@
                 <w:rFonts w:ascii="TimeNewRoman" w:hAnsi="TimeNewRoman"/>
                 <w:sz w:val="30"/>
               </w:rPr>
-              <w:t>35×72=2520</w:t>
+              <w:t>78×97=7566</w:t>
             </w:r>
           </w:p>
         </w:tc>
@@ -57,7 +57,7 @@
                 <w:rFonts w:ascii="TimeNewRoman" w:hAnsi="TimeNewRoman"/>
                 <w:sz w:val="30"/>
               </w:rPr>
-              <w:t>57×72=4104</w:t>
+              <w:t>28×33=924</w:t>
             </w:r>
           </w:p>
         </w:tc>
@@ -74,7 +74,7 @@
                 <w:rFonts w:ascii="TimeNewRoman" w:hAnsi="TimeNewRoman"/>
                 <w:sz w:val="30"/>
               </w:rPr>
-              <w:t>57×76=4332</w:t>
+              <w:t>51×20=1020</w:t>
             </w:r>
           </w:p>
         </w:tc>
@@ -91,7 +91,7 @@
                 <w:rFonts w:ascii="TimeNewRoman" w:hAnsi="TimeNewRoman"/>
                 <w:sz w:val="30"/>
               </w:rPr>
-              <w:t>84×92=7728</w:t>
+              <w:t>32×16=512</w:t>
             </w:r>
           </w:p>
         </w:tc>
@@ -108,7 +108,7 @@
                 <w:rFonts w:ascii="TimeNewRoman" w:hAnsi="TimeNewRoman"/>
                 <w:sz w:val="30"/>
               </w:rPr>
-              <w:t>20×28=560</w:t>
+              <w:t>46×90=4140</w:t>
             </w:r>
           </w:p>
         </w:tc>
@@ -223,7 +223,7 @@
                 <w:rFonts w:ascii="TimeNewRoman" w:hAnsi="TimeNewRoman"/>
                 <w:sz w:val="30"/>
               </w:rPr>
-              <w:t>62×89=5518</w:t>
+              <w:t>13×19=247</w:t>
             </w:r>
           </w:p>
         </w:tc>
@@ -240,7 +240,7 @@
                 <w:rFonts w:ascii="TimeNewRoman" w:hAnsi="TimeNewRoman"/>
                 <w:sz w:val="30"/>
               </w:rPr>
-              <w:t>16×43=688</w:t>
+              <w:t>12×81=972</w:t>
             </w:r>
           </w:p>
         </w:tc>
@@ -257,7 +257,7 @@
                 <w:rFonts w:ascii="TimeNewRoman" w:hAnsi="TimeNewRoman"/>
                 <w:sz w:val="30"/>
               </w:rPr>
-              <w:t>43×45=1935</w:t>
+              <w:t>37×12=444</w:t>
             </w:r>
           </w:p>
         </w:tc>
@@ -274,7 +274,7 @@
                 <w:rFonts w:ascii="TimeNewRoman" w:hAnsi="TimeNewRoman"/>
                 <w:sz w:val="30"/>
               </w:rPr>
-              <w:t>38×12=456</w:t>
+              <w:t>25×33=825</w:t>
             </w:r>
           </w:p>
         </w:tc>
@@ -291,7 +291,7 @@
                 <w:rFonts w:ascii="TimeNewRoman" w:hAnsi="TimeNewRoman"/>
                 <w:sz w:val="30"/>
               </w:rPr>
-              <w:t>40×29=1160</w:t>
+              <w:t>64×37=2368</w:t>
             </w:r>
           </w:p>
         </w:tc>
@@ -438,7 +438,7 @@
                 <w:rFonts w:ascii="TimeNewRoman" w:hAnsi="TimeNewRoman"/>
                 <w:sz w:val="30"/>
               </w:rPr>
-              <w:t>69×24=1656</w:t>
+              <w:t>13×29=377</w:t>
             </w:r>
           </w:p>
         </w:tc>
@@ -455,7 +455,7 @@
                 <w:rFonts w:ascii="TimeNewRoman" w:hAnsi="TimeNewRoman"/>
                 <w:sz w:val="30"/>
               </w:rPr>
-              <w:t>30×64=1920</w:t>
+              <w:t>38×14=532</w:t>
             </w:r>
           </w:p>
         </w:tc>
@@ -472,7 +472,7 @@
                 <w:rFonts w:ascii="TimeNewRoman" w:hAnsi="TimeNewRoman"/>
                 <w:sz w:val="30"/>
               </w:rPr>
-              <w:t>53×85=4505</w:t>
+              <w:t>34×92=3128</w:t>
             </w:r>
           </w:p>
         </w:tc>
@@ -489,7 +489,7 @@
                 <w:rFonts w:ascii="TimeNewRoman" w:hAnsi="TimeNewRoman"/>
                 <w:sz w:val="30"/>
               </w:rPr>
-              <w:t>60×91=5460</w:t>
+              <w:t>84×19=1596</w:t>
             </w:r>
           </w:p>
         </w:tc>
@@ -506,7 +506,7 @@
                 <w:rFonts w:ascii="TimeNewRoman" w:hAnsi="TimeNewRoman"/>
                 <w:sz w:val="30"/>
               </w:rPr>
-              <w:t>34×36=1224</w:t>
+              <w:t>98×40=3920</w:t>
             </w:r>
           </w:p>
         </w:tc>
@@ -653,7 +653,7 @@
                 <w:rFonts w:ascii="TimeNewRoman" w:hAnsi="TimeNewRoman"/>
                 <w:sz w:val="30"/>
               </w:rPr>
-              <w:t>73×73=5329</w:t>
+              <w:t>27×40=1080</w:t>
             </w:r>
           </w:p>
         </w:tc>
@@ -670,7 +670,7 @@
                 <w:rFonts w:ascii="TimeNewRoman" w:hAnsi="TimeNewRoman"/>
                 <w:sz w:val="30"/>
               </w:rPr>
-              <w:t>18×91=1638</w:t>
+              <w:t>42×29=1218</w:t>
             </w:r>
           </w:p>
         </w:tc>
@@ -687,7 +687,7 @@
                 <w:rFonts w:ascii="TimeNewRoman" w:hAnsi="TimeNewRoman"/>
                 <w:sz w:val="30"/>
               </w:rPr>
-              <w:t>97×32=3104</w:t>
+              <w:t>71×17=1207</w:t>
             </w:r>
           </w:p>
         </w:tc>
@@ -704,7 +704,7 @@
                 <w:rFonts w:ascii="TimeNewRoman" w:hAnsi="TimeNewRoman"/>
                 <w:sz w:val="30"/>
               </w:rPr>
-              <w:t>20×74=1480</w:t>
+              <w:t>92×33=3036</w:t>
             </w:r>
           </w:p>
         </w:tc>
@@ -721,7 +721,7 @@
                 <w:rFonts w:ascii="TimeNewRoman" w:hAnsi="TimeNewRoman"/>
                 <w:sz w:val="30"/>
               </w:rPr>
-              <w:t>50×91=4550</w:t>
+              <w:t>99×90=8910</w:t>
             </w:r>
           </w:p>
         </w:tc>
@@ -868,7 +868,7 @@
                 <w:rFonts w:ascii="TimeNewRoman" w:hAnsi="TimeNewRoman"/>
                 <w:sz w:val="30"/>
               </w:rPr>
-              <w:t>43×14=602</w:t>
+              <w:t>68×77=5236</w:t>
             </w:r>
           </w:p>
         </w:tc>
@@ -885,7 +885,7 @@
                 <w:rFonts w:ascii="TimeNewRoman" w:hAnsi="TimeNewRoman"/>
                 <w:sz w:val="30"/>
               </w:rPr>
-              <w:t>24×14=336</w:t>
+              <w:t>11×63=693</w:t>
             </w:r>
           </w:p>
         </w:tc>
@@ -902,7 +902,7 @@
                 <w:rFonts w:ascii="TimeNewRoman" w:hAnsi="TimeNewRoman"/>
                 <w:sz w:val="30"/>
               </w:rPr>
-              <w:t>56×86=4816</w:t>
+              <w:t>21×82=1722</w:t>
             </w:r>
           </w:p>
         </w:tc>
@@ -919,7 +919,7 @@
                 <w:rFonts w:ascii="TimeNewRoman" w:hAnsi="TimeNewRoman"/>
                 <w:sz w:val="30"/>
               </w:rPr>
-              <w:t>53×86=4558</w:t>
+              <w:t>37×31=1147</w:t>
             </w:r>
           </w:p>
         </w:tc>
@@ -936,7 +936,7 @@
                 <w:rFonts w:ascii="TimeNewRoman" w:hAnsi="TimeNewRoman"/>
                 <w:sz w:val="30"/>
               </w:rPr>
-              <w:t>99×98=9702</w:t>
+              <w:t>68×34=2312</w:t>
             </w:r>
           </w:p>
         </w:tc>

--- a/answers-of-two-digit_number_multiplied_by_two-digit_number.docx
+++ b/answers-of-two-digit_number_multiplied_by_two-digit_number.docx
@@ -11,7 +11,7 @@
           <w:rFonts w:ascii="Arial" w:hAnsi="Arial"/>
           <w:sz w:val="30"/>
         </w:rPr>
-        <w:t>2026-10-16 Friday</w:t>
+        <w:t>2026-10-17 Saturday</w:t>
       </w:r>
     </w:p>
     <w:tbl>
@@ -40,7 +40,7 @@
                 <w:rFonts w:ascii="TimeNewRoman" w:hAnsi="TimeNewRoman"/>
                 <w:sz w:val="30"/>
               </w:rPr>
-              <w:t>78×97=7566</w:t>
+              <w:t>40×74=2960</w:t>
             </w:r>
           </w:p>
         </w:tc>
@@ -57,7 +57,7 @@
                 <w:rFonts w:ascii="TimeNewRoman" w:hAnsi="TimeNewRoman"/>
                 <w:sz w:val="30"/>
               </w:rPr>
-              <w:t>28×33=924</w:t>
+              <w:t>83×94=7802</w:t>
             </w:r>
           </w:p>
         </w:tc>
@@ -74,7 +74,7 @@
                 <w:rFonts w:ascii="TimeNewRoman" w:hAnsi="TimeNewRoman"/>
                 <w:sz w:val="30"/>
               </w:rPr>
-              <w:t>51×20=1020</w:t>
+              <w:t>79×86=6794</w:t>
             </w:r>
           </w:p>
         </w:tc>
@@ -91,7 +91,7 @@
                 <w:rFonts w:ascii="TimeNewRoman" w:hAnsi="TimeNewRoman"/>
                 <w:sz w:val="30"/>
               </w:rPr>
-              <w:t>32×16=512</w:t>
+              <w:t>67×22=1474</w:t>
             </w:r>
           </w:p>
         </w:tc>
@@ -108,7 +108,7 @@
                 <w:rFonts w:ascii="TimeNewRoman" w:hAnsi="TimeNewRoman"/>
                 <w:sz w:val="30"/>
               </w:rPr>
-              <w:t>46×90=4140</w:t>
+              <w:t>94×22=2068</w:t>
             </w:r>
           </w:p>
         </w:tc>
@@ -223,7 +223,7 @@
                 <w:rFonts w:ascii="TimeNewRoman" w:hAnsi="TimeNewRoman"/>
                 <w:sz w:val="30"/>
               </w:rPr>
-              <w:t>13×19=247</w:t>
+              <w:t>27×58=1566</w:t>
             </w:r>
           </w:p>
         </w:tc>
@@ -240,7 +240,7 @@
                 <w:rFonts w:ascii="TimeNewRoman" w:hAnsi="TimeNewRoman"/>
                 <w:sz w:val="30"/>
               </w:rPr>
-              <w:t>12×81=972</w:t>
+              <w:t>83×71=5893</w:t>
             </w:r>
           </w:p>
         </w:tc>
@@ -257,7 +257,7 @@
                 <w:rFonts w:ascii="TimeNewRoman" w:hAnsi="TimeNewRoman"/>
                 <w:sz w:val="30"/>
               </w:rPr>
-              <w:t>37×12=444</w:t>
+              <w:t>97×44=4268</w:t>
             </w:r>
           </w:p>
         </w:tc>
@@ -274,7 +274,7 @@
                 <w:rFonts w:ascii="TimeNewRoman" w:hAnsi="TimeNewRoman"/>
                 <w:sz w:val="30"/>
               </w:rPr>
-              <w:t>25×33=825</w:t>
+              <w:t>48×65=3120</w:t>
             </w:r>
           </w:p>
         </w:tc>
@@ -291,7 +291,7 @@
                 <w:rFonts w:ascii="TimeNewRoman" w:hAnsi="TimeNewRoman"/>
                 <w:sz w:val="30"/>
               </w:rPr>
-              <w:t>64×37=2368</w:t>
+              <w:t>27×32=864</w:t>
             </w:r>
           </w:p>
         </w:tc>
@@ -438,7 +438,7 @@
                 <w:rFonts w:ascii="TimeNewRoman" w:hAnsi="TimeNewRoman"/>
                 <w:sz w:val="30"/>
               </w:rPr>
-              <w:t>13×29=377</w:t>
+              <w:t>21×74=1554</w:t>
             </w:r>
           </w:p>
         </w:tc>
@@ -455,7 +455,7 @@
                 <w:rFonts w:ascii="TimeNewRoman" w:hAnsi="TimeNewRoman"/>
                 <w:sz w:val="30"/>
               </w:rPr>
-              <w:t>38×14=532</w:t>
+              <w:t>37×49=1813</w:t>
             </w:r>
           </w:p>
         </w:tc>
@@ -472,7 +472,7 @@
                 <w:rFonts w:ascii="TimeNewRoman" w:hAnsi="TimeNewRoman"/>
                 <w:sz w:val="30"/>
               </w:rPr>
-              <w:t>34×92=3128</w:t>
+              <w:t>61×26=1586</w:t>
             </w:r>
           </w:p>
         </w:tc>
@@ -489,7 +489,7 @@
                 <w:rFonts w:ascii="TimeNewRoman" w:hAnsi="TimeNewRoman"/>
                 <w:sz w:val="30"/>
               </w:rPr>
-              <w:t>84×19=1596</w:t>
+              <w:t>21×76=1596</w:t>
             </w:r>
           </w:p>
         </w:tc>
@@ -506,7 +506,7 @@
                 <w:rFonts w:ascii="TimeNewRoman" w:hAnsi="TimeNewRoman"/>
                 <w:sz w:val="30"/>
               </w:rPr>
-              <w:t>98×40=3920</w:t>
+              <w:t>43×62=2666</w:t>
             </w:r>
           </w:p>
         </w:tc>
@@ -653,7 +653,7 @@
                 <w:rFonts w:ascii="TimeNewRoman" w:hAnsi="TimeNewRoman"/>
                 <w:sz w:val="30"/>
               </w:rPr>
-              <w:t>27×40=1080</w:t>
+              <w:t>40×13=520</w:t>
             </w:r>
           </w:p>
         </w:tc>
@@ -670,7 +670,7 @@
                 <w:rFonts w:ascii="TimeNewRoman" w:hAnsi="TimeNewRoman"/>
                 <w:sz w:val="30"/>
               </w:rPr>
-              <w:t>42×29=1218</w:t>
+              <w:t>12×52=624</w:t>
             </w:r>
           </w:p>
         </w:tc>
@@ -687,7 +687,7 @@
                 <w:rFonts w:ascii="TimeNewRoman" w:hAnsi="TimeNewRoman"/>
                 <w:sz w:val="30"/>
               </w:rPr>
-              <w:t>71×17=1207</w:t>
+              <w:t>98×20=1960</w:t>
             </w:r>
           </w:p>
         </w:tc>
@@ -704,7 +704,7 @@
                 <w:rFonts w:ascii="TimeNewRoman" w:hAnsi="TimeNewRoman"/>
                 <w:sz w:val="30"/>
               </w:rPr>
-              <w:t>92×33=3036</w:t>
+              <w:t>94×43=4042</w:t>
             </w:r>
           </w:p>
         </w:tc>
@@ -721,7 +721,7 @@
                 <w:rFonts w:ascii="TimeNewRoman" w:hAnsi="TimeNewRoman"/>
                 <w:sz w:val="30"/>
               </w:rPr>
-              <w:t>99×90=8910</w:t>
+              <w:t>60×22=1320</w:t>
             </w:r>
           </w:p>
         </w:tc>
@@ -868,7 +868,7 @@
                 <w:rFonts w:ascii="TimeNewRoman" w:hAnsi="TimeNewRoman"/>
                 <w:sz w:val="30"/>
               </w:rPr>
-              <w:t>68×77=5236</w:t>
+              <w:t>32×67=2144</w:t>
             </w:r>
           </w:p>
         </w:tc>
@@ -885,7 +885,7 @@
                 <w:rFonts w:ascii="TimeNewRoman" w:hAnsi="TimeNewRoman"/>
                 <w:sz w:val="30"/>
               </w:rPr>
-              <w:t>11×63=693</w:t>
+              <w:t>24×97=2328</w:t>
             </w:r>
           </w:p>
         </w:tc>
@@ -902,7 +902,7 @@
                 <w:rFonts w:ascii="TimeNewRoman" w:hAnsi="TimeNewRoman"/>
                 <w:sz w:val="30"/>
               </w:rPr>
-              <w:t>21×82=1722</w:t>
+              <w:t>97×59=5723</w:t>
             </w:r>
           </w:p>
         </w:tc>
@@ -919,7 +919,7 @@
                 <w:rFonts w:ascii="TimeNewRoman" w:hAnsi="TimeNewRoman"/>
                 <w:sz w:val="30"/>
               </w:rPr>
-              <w:t>37×31=1147</w:t>
+              <w:t>78×11=858</w:t>
             </w:r>
           </w:p>
         </w:tc>
@@ -936,7 +936,7 @@
                 <w:rFonts w:ascii="TimeNewRoman" w:hAnsi="TimeNewRoman"/>
                 <w:sz w:val="30"/>
               </w:rPr>
-              <w:t>68×34=2312</w:t>
+              <w:t>91×99=9009</w:t>
             </w:r>
           </w:p>
         </w:tc>

--- a/answers-of-two-digit_number_multiplied_by_two-digit_number.docx
+++ b/answers-of-two-digit_number_multiplied_by_two-digit_number.docx
@@ -40,7 +40,7 @@
                 <w:rFonts w:ascii="TimeNewRoman" w:hAnsi="TimeNewRoman"/>
                 <w:sz w:val="30"/>
               </w:rPr>
-              <w:t>40×74=2960</w:t>
+              <w:t>91×46=4186</w:t>
             </w:r>
           </w:p>
         </w:tc>
@@ -57,7 +57,7 @@
                 <w:rFonts w:ascii="TimeNewRoman" w:hAnsi="TimeNewRoman"/>
                 <w:sz w:val="30"/>
               </w:rPr>
-              <w:t>83×94=7802</w:t>
+              <w:t>13×67=871</w:t>
             </w:r>
           </w:p>
         </w:tc>
@@ -74,7 +74,7 @@
                 <w:rFonts w:ascii="TimeNewRoman" w:hAnsi="TimeNewRoman"/>
                 <w:sz w:val="30"/>
               </w:rPr>
-              <w:t>79×86=6794</w:t>
+              <w:t>61×48=2928</w:t>
             </w:r>
           </w:p>
         </w:tc>
@@ -91,7 +91,7 @@
                 <w:rFonts w:ascii="TimeNewRoman" w:hAnsi="TimeNewRoman"/>
                 <w:sz w:val="30"/>
               </w:rPr>
-              <w:t>67×22=1474</w:t>
+              <w:t>98×90=8820</w:t>
             </w:r>
           </w:p>
         </w:tc>
@@ -108,7 +108,7 @@
                 <w:rFonts w:ascii="TimeNewRoman" w:hAnsi="TimeNewRoman"/>
                 <w:sz w:val="30"/>
               </w:rPr>
-              <w:t>94×22=2068</w:t>
+              <w:t>99×20=1980</w:t>
             </w:r>
           </w:p>
         </w:tc>
@@ -223,7 +223,7 @@
                 <w:rFonts w:ascii="TimeNewRoman" w:hAnsi="TimeNewRoman"/>
                 <w:sz w:val="30"/>
               </w:rPr>
-              <w:t>27×58=1566</w:t>
+              <w:t>82×86=7052</w:t>
             </w:r>
           </w:p>
         </w:tc>
@@ -240,7 +240,7 @@
                 <w:rFonts w:ascii="TimeNewRoman" w:hAnsi="TimeNewRoman"/>
                 <w:sz w:val="30"/>
               </w:rPr>
-              <w:t>83×71=5893</w:t>
+              <w:t>73×50=3650</w:t>
             </w:r>
           </w:p>
         </w:tc>
@@ -257,7 +257,7 @@
                 <w:rFonts w:ascii="TimeNewRoman" w:hAnsi="TimeNewRoman"/>
                 <w:sz w:val="30"/>
               </w:rPr>
-              <w:t>97×44=4268</w:t>
+              <w:t>45×13=585</w:t>
             </w:r>
           </w:p>
         </w:tc>
@@ -274,7 +274,7 @@
                 <w:rFonts w:ascii="TimeNewRoman" w:hAnsi="TimeNewRoman"/>
                 <w:sz w:val="30"/>
               </w:rPr>
-              <w:t>48×65=3120</w:t>
+              <w:t>44×93=4092</w:t>
             </w:r>
           </w:p>
         </w:tc>
@@ -291,7 +291,7 @@
                 <w:rFonts w:ascii="TimeNewRoman" w:hAnsi="TimeNewRoman"/>
                 <w:sz w:val="30"/>
               </w:rPr>
-              <w:t>27×32=864</w:t>
+              <w:t>60×32=1920</w:t>
             </w:r>
           </w:p>
         </w:tc>
@@ -438,7 +438,7 @@
                 <w:rFonts w:ascii="TimeNewRoman" w:hAnsi="TimeNewRoman"/>
                 <w:sz w:val="30"/>
               </w:rPr>
-              <w:t>21×74=1554</w:t>
+              <w:t>86×91=7826</w:t>
             </w:r>
           </w:p>
         </w:tc>
@@ -455,7 +455,7 @@
                 <w:rFonts w:ascii="TimeNewRoman" w:hAnsi="TimeNewRoman"/>
                 <w:sz w:val="30"/>
               </w:rPr>
-              <w:t>37×49=1813</w:t>
+              <w:t>33×56=1848</w:t>
             </w:r>
           </w:p>
         </w:tc>
@@ -472,7 +472,7 @@
                 <w:rFonts w:ascii="TimeNewRoman" w:hAnsi="TimeNewRoman"/>
                 <w:sz w:val="30"/>
               </w:rPr>
-              <w:t>61×26=1586</w:t>
+              <w:t>94×97=9118</w:t>
             </w:r>
           </w:p>
         </w:tc>
@@ -489,7 +489,7 @@
                 <w:rFonts w:ascii="TimeNewRoman" w:hAnsi="TimeNewRoman"/>
                 <w:sz w:val="30"/>
               </w:rPr>
-              <w:t>21×76=1596</w:t>
+              <w:t>27×99=2673</w:t>
             </w:r>
           </w:p>
         </w:tc>
@@ -506,7 +506,7 @@
                 <w:rFonts w:ascii="TimeNewRoman" w:hAnsi="TimeNewRoman"/>
                 <w:sz w:val="30"/>
               </w:rPr>
-              <w:t>43×62=2666</w:t>
+              <w:t>23×81=1863</w:t>
             </w:r>
           </w:p>
         </w:tc>
@@ -653,7 +653,7 @@
                 <w:rFonts w:ascii="TimeNewRoman" w:hAnsi="TimeNewRoman"/>
                 <w:sz w:val="30"/>
               </w:rPr>
-              <w:t>40×13=520</w:t>
+              <w:t>24×14=336</w:t>
             </w:r>
           </w:p>
         </w:tc>
@@ -670,7 +670,7 @@
                 <w:rFonts w:ascii="TimeNewRoman" w:hAnsi="TimeNewRoman"/>
                 <w:sz w:val="30"/>
               </w:rPr>
-              <w:t>12×52=624</w:t>
+              <w:t>11×30=330</w:t>
             </w:r>
           </w:p>
         </w:tc>
@@ -687,7 +687,7 @@
                 <w:rFonts w:ascii="TimeNewRoman" w:hAnsi="TimeNewRoman"/>
                 <w:sz w:val="30"/>
               </w:rPr>
-              <w:t>98×20=1960</w:t>
+              <w:t>92×84=7728</w:t>
             </w:r>
           </w:p>
         </w:tc>
@@ -704,7 +704,7 @@
                 <w:rFonts w:ascii="TimeNewRoman" w:hAnsi="TimeNewRoman"/>
                 <w:sz w:val="30"/>
               </w:rPr>
-              <w:t>94×43=4042</w:t>
+              <w:t>36×43=1548</w:t>
             </w:r>
           </w:p>
         </w:tc>
@@ -721,7 +721,7 @@
                 <w:rFonts w:ascii="TimeNewRoman" w:hAnsi="TimeNewRoman"/>
                 <w:sz w:val="30"/>
               </w:rPr>
-              <w:t>60×22=1320</w:t>
+              <w:t>95×31=2945</w:t>
             </w:r>
           </w:p>
         </w:tc>
@@ -868,7 +868,7 @@
                 <w:rFonts w:ascii="TimeNewRoman" w:hAnsi="TimeNewRoman"/>
                 <w:sz w:val="30"/>
               </w:rPr>
-              <w:t>32×67=2144</w:t>
+              <w:t>42×16=672</w:t>
             </w:r>
           </w:p>
         </w:tc>
@@ -885,7 +885,7 @@
                 <w:rFonts w:ascii="TimeNewRoman" w:hAnsi="TimeNewRoman"/>
                 <w:sz w:val="30"/>
               </w:rPr>
-              <w:t>24×97=2328</w:t>
+              <w:t>68×64=4352</w:t>
             </w:r>
           </w:p>
         </w:tc>
@@ -902,7 +902,7 @@
                 <w:rFonts w:ascii="TimeNewRoman" w:hAnsi="TimeNewRoman"/>
                 <w:sz w:val="30"/>
               </w:rPr>
-              <w:t>97×59=5723</w:t>
+              <w:t>52×32=1664</w:t>
             </w:r>
           </w:p>
         </w:tc>
@@ -919,7 +919,7 @@
                 <w:rFonts w:ascii="TimeNewRoman" w:hAnsi="TimeNewRoman"/>
                 <w:sz w:val="30"/>
               </w:rPr>
-              <w:t>78×11=858</w:t>
+              <w:t>37×85=3145</w:t>
             </w:r>
           </w:p>
         </w:tc>
@@ -936,7 +936,7 @@
                 <w:rFonts w:ascii="TimeNewRoman" w:hAnsi="TimeNewRoman"/>
                 <w:sz w:val="30"/>
               </w:rPr>
-              <w:t>91×99=9009</w:t>
+              <w:t>25×99=2475</w:t>
             </w:r>
           </w:p>
         </w:tc>

--- a/answers-of-two-digit_number_multiplied_by_two-digit_number.docx
+++ b/answers-of-two-digit_number_multiplied_by_two-digit_number.docx
@@ -11,7 +11,7 @@
           <w:rFonts w:ascii="Arial" w:hAnsi="Arial"/>
           <w:sz w:val="30"/>
         </w:rPr>
-        <w:t>2026-10-17 Saturday</w:t>
+        <w:t>2026-10-18 Sunday</w:t>
       </w:r>
     </w:p>
     <w:tbl>
@@ -40,7 +40,7 @@
                 <w:rFonts w:ascii="TimeNewRoman" w:hAnsi="TimeNewRoman"/>
                 <w:sz w:val="30"/>
               </w:rPr>
-              <w:t>91×46=4186</w:t>
+              <w:t>39×50=1950</w:t>
             </w:r>
           </w:p>
         </w:tc>
@@ -57,7 +57,7 @@
                 <w:rFonts w:ascii="TimeNewRoman" w:hAnsi="TimeNewRoman"/>
                 <w:sz w:val="30"/>
               </w:rPr>
-              <w:t>13×67=871</w:t>
+              <w:t>68×38=2584</w:t>
             </w:r>
           </w:p>
         </w:tc>
@@ -74,7 +74,7 @@
                 <w:rFonts w:ascii="TimeNewRoman" w:hAnsi="TimeNewRoman"/>
                 <w:sz w:val="30"/>
               </w:rPr>
-              <w:t>61×48=2928</w:t>
+              <w:t>64×28=1792</w:t>
             </w:r>
           </w:p>
         </w:tc>
@@ -91,7 +91,7 @@
                 <w:rFonts w:ascii="TimeNewRoman" w:hAnsi="TimeNewRoman"/>
                 <w:sz w:val="30"/>
               </w:rPr>
-              <w:t>98×90=8820</w:t>
+              <w:t>31×97=3007</w:t>
             </w:r>
           </w:p>
         </w:tc>
@@ -108,7 +108,7 @@
                 <w:rFonts w:ascii="TimeNewRoman" w:hAnsi="TimeNewRoman"/>
                 <w:sz w:val="30"/>
               </w:rPr>
-              <w:t>99×20=1980</w:t>
+              <w:t>12×96=1152</w:t>
             </w:r>
           </w:p>
         </w:tc>
@@ -223,7 +223,7 @@
                 <w:rFonts w:ascii="TimeNewRoman" w:hAnsi="TimeNewRoman"/>
                 <w:sz w:val="30"/>
               </w:rPr>
-              <w:t>82×86=7052</w:t>
+              <w:t>55×45=2475</w:t>
             </w:r>
           </w:p>
         </w:tc>
@@ -240,7 +240,7 @@
                 <w:rFonts w:ascii="TimeNewRoman" w:hAnsi="TimeNewRoman"/>
                 <w:sz w:val="30"/>
               </w:rPr>
-              <w:t>73×50=3650</w:t>
+              <w:t>38×27=1026</w:t>
             </w:r>
           </w:p>
         </w:tc>
@@ -257,7 +257,7 @@
                 <w:rFonts w:ascii="TimeNewRoman" w:hAnsi="TimeNewRoman"/>
                 <w:sz w:val="30"/>
               </w:rPr>
-              <w:t>45×13=585</w:t>
+              <w:t>23×45=1035</w:t>
             </w:r>
           </w:p>
         </w:tc>
@@ -274,7 +274,7 @@
                 <w:rFonts w:ascii="TimeNewRoman" w:hAnsi="TimeNewRoman"/>
                 <w:sz w:val="30"/>
               </w:rPr>
-              <w:t>44×93=4092</w:t>
+              <w:t>46×63=2898</w:t>
             </w:r>
           </w:p>
         </w:tc>
@@ -291,7 +291,7 @@
                 <w:rFonts w:ascii="TimeNewRoman" w:hAnsi="TimeNewRoman"/>
                 <w:sz w:val="30"/>
               </w:rPr>
-              <w:t>60×32=1920</w:t>
+              <w:t>92×16=1472</w:t>
             </w:r>
           </w:p>
         </w:tc>
@@ -438,7 +438,7 @@
                 <w:rFonts w:ascii="TimeNewRoman" w:hAnsi="TimeNewRoman"/>
                 <w:sz w:val="30"/>
               </w:rPr>
-              <w:t>86×91=7826</w:t>
+              <w:t>74×54=3996</w:t>
             </w:r>
           </w:p>
         </w:tc>
@@ -455,7 +455,7 @@
                 <w:rFonts w:ascii="TimeNewRoman" w:hAnsi="TimeNewRoman"/>
                 <w:sz w:val="30"/>
               </w:rPr>
-              <w:t>33×56=1848</w:t>
+              <w:t>44×52=2288</w:t>
             </w:r>
           </w:p>
         </w:tc>
@@ -472,7 +472,7 @@
                 <w:rFonts w:ascii="TimeNewRoman" w:hAnsi="TimeNewRoman"/>
                 <w:sz w:val="30"/>
               </w:rPr>
-              <w:t>94×97=9118</w:t>
+              <w:t>57×99=5643</w:t>
             </w:r>
           </w:p>
         </w:tc>
@@ -489,7 +489,7 @@
                 <w:rFonts w:ascii="TimeNewRoman" w:hAnsi="TimeNewRoman"/>
                 <w:sz w:val="30"/>
               </w:rPr>
-              <w:t>27×99=2673</w:t>
+              <w:t>36×16=576</w:t>
             </w:r>
           </w:p>
         </w:tc>
@@ -506,7 +506,7 @@
                 <w:rFonts w:ascii="TimeNewRoman" w:hAnsi="TimeNewRoman"/>
                 <w:sz w:val="30"/>
               </w:rPr>
-              <w:t>23×81=1863</w:t>
+              <w:t>81×30=2430</w:t>
             </w:r>
           </w:p>
         </w:tc>
@@ -653,7 +653,7 @@
                 <w:rFonts w:ascii="TimeNewRoman" w:hAnsi="TimeNewRoman"/>
                 <w:sz w:val="30"/>
               </w:rPr>
-              <w:t>24×14=336</w:t>
+              <w:t>54×62=3348</w:t>
             </w:r>
           </w:p>
         </w:tc>
@@ -670,7 +670,7 @@
                 <w:rFonts w:ascii="TimeNewRoman" w:hAnsi="TimeNewRoman"/>
                 <w:sz w:val="30"/>
               </w:rPr>
-              <w:t>11×30=330</w:t>
+              <w:t>24×47=1128</w:t>
             </w:r>
           </w:p>
         </w:tc>
@@ -687,7 +687,7 @@
                 <w:rFonts w:ascii="TimeNewRoman" w:hAnsi="TimeNewRoman"/>
                 <w:sz w:val="30"/>
               </w:rPr>
-              <w:t>92×84=7728</w:t>
+              <w:t>18×94=1692</w:t>
             </w:r>
           </w:p>
         </w:tc>
@@ -704,7 +704,7 @@
                 <w:rFonts w:ascii="TimeNewRoman" w:hAnsi="TimeNewRoman"/>
                 <w:sz w:val="30"/>
               </w:rPr>
-              <w:t>36×43=1548</w:t>
+              <w:t>55×80=4400</w:t>
             </w:r>
           </w:p>
         </w:tc>
@@ -721,7 +721,7 @@
                 <w:rFonts w:ascii="TimeNewRoman" w:hAnsi="TimeNewRoman"/>
                 <w:sz w:val="30"/>
               </w:rPr>
-              <w:t>95×31=2945</w:t>
+              <w:t>58×96=5568</w:t>
             </w:r>
           </w:p>
         </w:tc>
@@ -868,7 +868,7 @@
                 <w:rFonts w:ascii="TimeNewRoman" w:hAnsi="TimeNewRoman"/>
                 <w:sz w:val="30"/>
               </w:rPr>
-              <w:t>42×16=672</w:t>
+              <w:t>26×84=2184</w:t>
             </w:r>
           </w:p>
         </w:tc>
@@ -885,7 +885,7 @@
                 <w:rFonts w:ascii="TimeNewRoman" w:hAnsi="TimeNewRoman"/>
                 <w:sz w:val="30"/>
               </w:rPr>
-              <w:t>68×64=4352</w:t>
+              <w:t>69×99=6831</w:t>
             </w:r>
           </w:p>
         </w:tc>
@@ -902,7 +902,7 @@
                 <w:rFonts w:ascii="TimeNewRoman" w:hAnsi="TimeNewRoman"/>
                 <w:sz w:val="30"/>
               </w:rPr>
-              <w:t>52×32=1664</w:t>
+              <w:t>93×77=7161</w:t>
             </w:r>
           </w:p>
         </w:tc>
@@ -919,7 +919,7 @@
                 <w:rFonts w:ascii="TimeNewRoman" w:hAnsi="TimeNewRoman"/>
                 <w:sz w:val="30"/>
               </w:rPr>
-              <w:t>37×85=3145</w:t>
+              <w:t>24×74=1776</w:t>
             </w:r>
           </w:p>
         </w:tc>
@@ -936,7 +936,7 @@
                 <w:rFonts w:ascii="TimeNewRoman" w:hAnsi="TimeNewRoman"/>
                 <w:sz w:val="30"/>
               </w:rPr>
-              <w:t>25×99=2475</w:t>
+              <w:t>83×34=2822</w:t>
             </w:r>
           </w:p>
         </w:tc>

--- a/answers-of-two-digit_number_multiplied_by_two-digit_number.docx
+++ b/answers-of-two-digit_number_multiplied_by_two-digit_number.docx
@@ -40,7 +40,7 @@
                 <w:rFonts w:ascii="TimeNewRoman" w:hAnsi="TimeNewRoman"/>
                 <w:sz w:val="30"/>
               </w:rPr>
-              <w:t>39×50=1950</w:t>
+              <w:t>18×22=396</w:t>
             </w:r>
           </w:p>
         </w:tc>
@@ -57,7 +57,7 @@
                 <w:rFonts w:ascii="TimeNewRoman" w:hAnsi="TimeNewRoman"/>
                 <w:sz w:val="30"/>
               </w:rPr>
-              <w:t>68×38=2584</w:t>
+              <w:t>96×53=5088</w:t>
             </w:r>
           </w:p>
         </w:tc>
@@ -74,7 +74,7 @@
                 <w:rFonts w:ascii="TimeNewRoman" w:hAnsi="TimeNewRoman"/>
                 <w:sz w:val="30"/>
               </w:rPr>
-              <w:t>64×28=1792</w:t>
+              <w:t>93×17=1581</w:t>
             </w:r>
           </w:p>
         </w:tc>
@@ -91,7 +91,7 @@
                 <w:rFonts w:ascii="TimeNewRoman" w:hAnsi="TimeNewRoman"/>
                 <w:sz w:val="30"/>
               </w:rPr>
-              <w:t>31×97=3007</w:t>
+              <w:t>14×88=1232</w:t>
             </w:r>
           </w:p>
         </w:tc>
@@ -108,7 +108,7 @@
                 <w:rFonts w:ascii="TimeNewRoman" w:hAnsi="TimeNewRoman"/>
                 <w:sz w:val="30"/>
               </w:rPr>
-              <w:t>12×96=1152</w:t>
+              <w:t>34×43=1462</w:t>
             </w:r>
           </w:p>
         </w:tc>
@@ -223,7 +223,7 @@
                 <w:rFonts w:ascii="TimeNewRoman" w:hAnsi="TimeNewRoman"/>
                 <w:sz w:val="30"/>
               </w:rPr>
-              <w:t>55×45=2475</w:t>
+              <w:t>17×18=306</w:t>
             </w:r>
           </w:p>
         </w:tc>
@@ -240,7 +240,7 @@
                 <w:rFonts w:ascii="TimeNewRoman" w:hAnsi="TimeNewRoman"/>
                 <w:sz w:val="30"/>
               </w:rPr>
-              <w:t>38×27=1026</w:t>
+              <w:t>38×77=2926</w:t>
             </w:r>
           </w:p>
         </w:tc>
@@ -257,7 +257,7 @@
                 <w:rFonts w:ascii="TimeNewRoman" w:hAnsi="TimeNewRoman"/>
                 <w:sz w:val="30"/>
               </w:rPr>
-              <w:t>23×45=1035</w:t>
+              <w:t>13×59=767</w:t>
             </w:r>
           </w:p>
         </w:tc>
@@ -274,7 +274,7 @@
                 <w:rFonts w:ascii="TimeNewRoman" w:hAnsi="TimeNewRoman"/>
                 <w:sz w:val="30"/>
               </w:rPr>
-              <w:t>46×63=2898</w:t>
+              <w:t>70×60=4200</w:t>
             </w:r>
           </w:p>
         </w:tc>
@@ -291,7 +291,7 @@
                 <w:rFonts w:ascii="TimeNewRoman" w:hAnsi="TimeNewRoman"/>
                 <w:sz w:val="30"/>
               </w:rPr>
-              <w:t>92×16=1472</w:t>
+              <w:t>36×83=2988</w:t>
             </w:r>
           </w:p>
         </w:tc>
@@ -438,7 +438,7 @@
                 <w:rFonts w:ascii="TimeNewRoman" w:hAnsi="TimeNewRoman"/>
                 <w:sz w:val="30"/>
               </w:rPr>
-              <w:t>74×54=3996</w:t>
+              <w:t>84×55=4620</w:t>
             </w:r>
           </w:p>
         </w:tc>
@@ -455,7 +455,7 @@
                 <w:rFonts w:ascii="TimeNewRoman" w:hAnsi="TimeNewRoman"/>
                 <w:sz w:val="30"/>
               </w:rPr>
-              <w:t>44×52=2288</w:t>
+              <w:t>50×19=950</w:t>
             </w:r>
           </w:p>
         </w:tc>
@@ -472,7 +472,7 @@
                 <w:rFonts w:ascii="TimeNewRoman" w:hAnsi="TimeNewRoman"/>
                 <w:sz w:val="30"/>
               </w:rPr>
-              <w:t>57×99=5643</w:t>
+              <w:t>85×36=3060</w:t>
             </w:r>
           </w:p>
         </w:tc>
@@ -489,7 +489,7 @@
                 <w:rFonts w:ascii="TimeNewRoman" w:hAnsi="TimeNewRoman"/>
                 <w:sz w:val="30"/>
               </w:rPr>
-              <w:t>36×16=576</w:t>
+              <w:t>67×86=5762</w:t>
             </w:r>
           </w:p>
         </w:tc>
@@ -506,7 +506,7 @@
                 <w:rFonts w:ascii="TimeNewRoman" w:hAnsi="TimeNewRoman"/>
                 <w:sz w:val="30"/>
               </w:rPr>
-              <w:t>81×30=2430</w:t>
+              <w:t>96×71=6816</w:t>
             </w:r>
           </w:p>
         </w:tc>
@@ -653,7 +653,7 @@
                 <w:rFonts w:ascii="TimeNewRoman" w:hAnsi="TimeNewRoman"/>
                 <w:sz w:val="30"/>
               </w:rPr>
-              <w:t>54×62=3348</w:t>
+              <w:t>57×41=2337</w:t>
             </w:r>
           </w:p>
         </w:tc>
@@ -670,7 +670,7 @@
                 <w:rFonts w:ascii="TimeNewRoman" w:hAnsi="TimeNewRoman"/>
                 <w:sz w:val="30"/>
               </w:rPr>
-              <w:t>24×47=1128</w:t>
+              <w:t>57×74=4218</w:t>
             </w:r>
           </w:p>
         </w:tc>
@@ -687,7 +687,7 @@
                 <w:rFonts w:ascii="TimeNewRoman" w:hAnsi="TimeNewRoman"/>
                 <w:sz w:val="30"/>
               </w:rPr>
-              <w:t>18×94=1692</w:t>
+              <w:t>67×34=2278</w:t>
             </w:r>
           </w:p>
         </w:tc>
@@ -704,7 +704,7 @@
                 <w:rFonts w:ascii="TimeNewRoman" w:hAnsi="TimeNewRoman"/>
                 <w:sz w:val="30"/>
               </w:rPr>
-              <w:t>55×80=4400</w:t>
+              <w:t>87×41=3567</w:t>
             </w:r>
           </w:p>
         </w:tc>
@@ -721,7 +721,7 @@
                 <w:rFonts w:ascii="TimeNewRoman" w:hAnsi="TimeNewRoman"/>
                 <w:sz w:val="30"/>
               </w:rPr>
-              <w:t>58×96=5568</w:t>
+              <w:t>79×58=4582</w:t>
             </w:r>
           </w:p>
         </w:tc>
@@ -868,7 +868,7 @@
                 <w:rFonts w:ascii="TimeNewRoman" w:hAnsi="TimeNewRoman"/>
                 <w:sz w:val="30"/>
               </w:rPr>
-              <w:t>26×84=2184</w:t>
+              <w:t>76×40=3040</w:t>
             </w:r>
           </w:p>
         </w:tc>
@@ -885,7 +885,7 @@
                 <w:rFonts w:ascii="TimeNewRoman" w:hAnsi="TimeNewRoman"/>
                 <w:sz w:val="30"/>
               </w:rPr>
-              <w:t>69×99=6831</w:t>
+              <w:t>28×68=1904</w:t>
             </w:r>
           </w:p>
         </w:tc>
@@ -902,7 +902,7 @@
                 <w:rFonts w:ascii="TimeNewRoman" w:hAnsi="TimeNewRoman"/>
                 <w:sz w:val="30"/>
               </w:rPr>
-              <w:t>93×77=7161</w:t>
+              <w:t>26×56=1456</w:t>
             </w:r>
           </w:p>
         </w:tc>
@@ -919,7 +919,7 @@
                 <w:rFonts w:ascii="TimeNewRoman" w:hAnsi="TimeNewRoman"/>
                 <w:sz w:val="30"/>
               </w:rPr>
-              <w:t>24×74=1776</w:t>
+              <w:t>33×14=462</w:t>
             </w:r>
           </w:p>
         </w:tc>
@@ -936,7 +936,7 @@
                 <w:rFonts w:ascii="TimeNewRoman" w:hAnsi="TimeNewRoman"/>
                 <w:sz w:val="30"/>
               </w:rPr>
-              <w:t>83×34=2822</w:t>
+              <w:t>93×76=7068</w:t>
             </w:r>
           </w:p>
         </w:tc>

--- a/answers-of-two-digit_number_multiplied_by_two-digit_number.docx
+++ b/answers-of-two-digit_number_multiplied_by_two-digit_number.docx
@@ -11,7 +11,7 @@
           <w:rFonts w:ascii="Arial" w:hAnsi="Arial"/>
           <w:sz w:val="30"/>
         </w:rPr>
-        <w:t>2026-10-18 Sunday</w:t>
+        <w:t>2026-10-19 Monday</w:t>
       </w:r>
     </w:p>
     <w:tbl>
@@ -40,7 +40,7 @@
                 <w:rFonts w:ascii="TimeNewRoman" w:hAnsi="TimeNewRoman"/>
                 <w:sz w:val="30"/>
               </w:rPr>
-              <w:t>18×22=396</w:t>
+              <w:t>84×90=7560</w:t>
             </w:r>
           </w:p>
         </w:tc>
@@ -57,7 +57,7 @@
                 <w:rFonts w:ascii="TimeNewRoman" w:hAnsi="TimeNewRoman"/>
                 <w:sz w:val="30"/>
               </w:rPr>
-              <w:t>96×53=5088</w:t>
+              <w:t>69×85=5865</w:t>
             </w:r>
           </w:p>
         </w:tc>
@@ -74,7 +74,7 @@
                 <w:rFonts w:ascii="TimeNewRoman" w:hAnsi="TimeNewRoman"/>
                 <w:sz w:val="30"/>
               </w:rPr>
-              <w:t>93×17=1581</w:t>
+              <w:t>68×30=2040</w:t>
             </w:r>
           </w:p>
         </w:tc>
@@ -91,7 +91,7 @@
                 <w:rFonts w:ascii="TimeNewRoman" w:hAnsi="TimeNewRoman"/>
                 <w:sz w:val="30"/>
               </w:rPr>
-              <w:t>14×88=1232</w:t>
+              <w:t>34×17=578</w:t>
             </w:r>
           </w:p>
         </w:tc>
@@ -108,7 +108,7 @@
                 <w:rFonts w:ascii="TimeNewRoman" w:hAnsi="TimeNewRoman"/>
                 <w:sz w:val="30"/>
               </w:rPr>
-              <w:t>34×43=1462</w:t>
+              <w:t>63×29=1827</w:t>
             </w:r>
           </w:p>
         </w:tc>
@@ -223,7 +223,7 @@
                 <w:rFonts w:ascii="TimeNewRoman" w:hAnsi="TimeNewRoman"/>
                 <w:sz w:val="30"/>
               </w:rPr>
-              <w:t>17×18=306</w:t>
+              <w:t>15×62=930</w:t>
             </w:r>
           </w:p>
         </w:tc>
@@ -240,7 +240,7 @@
                 <w:rFonts w:ascii="TimeNewRoman" w:hAnsi="TimeNewRoman"/>
                 <w:sz w:val="30"/>
               </w:rPr>
-              <w:t>38×77=2926</w:t>
+              <w:t>20×94=1880</w:t>
             </w:r>
           </w:p>
         </w:tc>
@@ -257,7 +257,7 @@
                 <w:rFonts w:ascii="TimeNewRoman" w:hAnsi="TimeNewRoman"/>
                 <w:sz w:val="30"/>
               </w:rPr>
-              <w:t>13×59=767</w:t>
+              <w:t>79×99=7821</w:t>
             </w:r>
           </w:p>
         </w:tc>
@@ -274,7 +274,7 @@
                 <w:rFonts w:ascii="TimeNewRoman" w:hAnsi="TimeNewRoman"/>
                 <w:sz w:val="30"/>
               </w:rPr>
-              <w:t>70×60=4200</w:t>
+              <w:t>71×32=2272</w:t>
             </w:r>
           </w:p>
         </w:tc>
@@ -291,7 +291,7 @@
                 <w:rFonts w:ascii="TimeNewRoman" w:hAnsi="TimeNewRoman"/>
                 <w:sz w:val="30"/>
               </w:rPr>
-              <w:t>36×83=2988</w:t>
+              <w:t>31×56=1736</w:t>
             </w:r>
           </w:p>
         </w:tc>
@@ -438,7 +438,7 @@
                 <w:rFonts w:ascii="TimeNewRoman" w:hAnsi="TimeNewRoman"/>
                 <w:sz w:val="30"/>
               </w:rPr>
-              <w:t>84×55=4620</w:t>
+              <w:t>56×35=1960</w:t>
             </w:r>
           </w:p>
         </w:tc>
@@ -455,7 +455,7 @@
                 <w:rFonts w:ascii="TimeNewRoman" w:hAnsi="TimeNewRoman"/>
                 <w:sz w:val="30"/>
               </w:rPr>
-              <w:t>50×19=950</w:t>
+              <w:t>46×28=1288</w:t>
             </w:r>
           </w:p>
         </w:tc>
@@ -472,7 +472,7 @@
                 <w:rFonts w:ascii="TimeNewRoman" w:hAnsi="TimeNewRoman"/>
                 <w:sz w:val="30"/>
               </w:rPr>
-              <w:t>85×36=3060</w:t>
+              <w:t>29×87=2523</w:t>
             </w:r>
           </w:p>
         </w:tc>
@@ -489,7 +489,7 @@
                 <w:rFonts w:ascii="TimeNewRoman" w:hAnsi="TimeNewRoman"/>
                 <w:sz w:val="30"/>
               </w:rPr>
-              <w:t>67×86=5762</w:t>
+              <w:t>72×96=6912</w:t>
             </w:r>
           </w:p>
         </w:tc>
@@ -506,7 +506,7 @@
                 <w:rFonts w:ascii="TimeNewRoman" w:hAnsi="TimeNewRoman"/>
                 <w:sz w:val="30"/>
               </w:rPr>
-              <w:t>96×71=6816</w:t>
+              <w:t>65×45=2925</w:t>
             </w:r>
           </w:p>
         </w:tc>
@@ -653,7 +653,7 @@
                 <w:rFonts w:ascii="TimeNewRoman" w:hAnsi="TimeNewRoman"/>
                 <w:sz w:val="30"/>
               </w:rPr>
-              <w:t>57×41=2337</w:t>
+              <w:t>56×41=2296</w:t>
             </w:r>
           </w:p>
         </w:tc>
@@ -670,7 +670,7 @@
                 <w:rFonts w:ascii="TimeNewRoman" w:hAnsi="TimeNewRoman"/>
                 <w:sz w:val="30"/>
               </w:rPr>
-              <w:t>57×74=4218</w:t>
+              <w:t>92×17=1564</w:t>
             </w:r>
           </w:p>
         </w:tc>
@@ -687,7 +687,7 @@
                 <w:rFonts w:ascii="TimeNewRoman" w:hAnsi="TimeNewRoman"/>
                 <w:sz w:val="30"/>
               </w:rPr>
-              <w:t>67×34=2278</w:t>
+              <w:t>64×96=6144</w:t>
             </w:r>
           </w:p>
         </w:tc>
@@ -704,7 +704,7 @@
                 <w:rFonts w:ascii="TimeNewRoman" w:hAnsi="TimeNewRoman"/>
                 <w:sz w:val="30"/>
               </w:rPr>
-              <w:t>87×41=3567</w:t>
+              <w:t>57×54=3078</w:t>
             </w:r>
           </w:p>
         </w:tc>
@@ -721,7 +721,7 @@
                 <w:rFonts w:ascii="TimeNewRoman" w:hAnsi="TimeNewRoman"/>
                 <w:sz w:val="30"/>
               </w:rPr>
-              <w:t>79×58=4582</w:t>
+              <w:t>89×99=8811</w:t>
             </w:r>
           </w:p>
         </w:tc>
@@ -868,7 +868,7 @@
                 <w:rFonts w:ascii="TimeNewRoman" w:hAnsi="TimeNewRoman"/>
                 <w:sz w:val="30"/>
               </w:rPr>
-              <w:t>76×40=3040</w:t>
+              <w:t>87×82=7134</w:t>
             </w:r>
           </w:p>
         </w:tc>
@@ -885,7 +885,7 @@
                 <w:rFonts w:ascii="TimeNewRoman" w:hAnsi="TimeNewRoman"/>
                 <w:sz w:val="30"/>
               </w:rPr>
-              <w:t>28×68=1904</w:t>
+              <w:t>86×14=1204</w:t>
             </w:r>
           </w:p>
         </w:tc>
@@ -902,7 +902,7 @@
                 <w:rFonts w:ascii="TimeNewRoman" w:hAnsi="TimeNewRoman"/>
                 <w:sz w:val="30"/>
               </w:rPr>
-              <w:t>26×56=1456</w:t>
+              <w:t>20×41=820</w:t>
             </w:r>
           </w:p>
         </w:tc>
@@ -919,7 +919,7 @@
                 <w:rFonts w:ascii="TimeNewRoman" w:hAnsi="TimeNewRoman"/>
                 <w:sz w:val="30"/>
               </w:rPr>
-              <w:t>33×14=462</w:t>
+              <w:t>77×93=7161</w:t>
             </w:r>
           </w:p>
         </w:tc>
@@ -936,7 +936,7 @@
                 <w:rFonts w:ascii="TimeNewRoman" w:hAnsi="TimeNewRoman"/>
                 <w:sz w:val="30"/>
               </w:rPr>
-              <w:t>93×76=7068</w:t>
+              <w:t>60×32=1920</w:t>
             </w:r>
           </w:p>
         </w:tc>

--- a/answers-of-two-digit_number_multiplied_by_two-digit_number.docx
+++ b/answers-of-two-digit_number_multiplied_by_two-digit_number.docx
@@ -40,7 +40,7 @@
                 <w:rFonts w:ascii="TimeNewRoman" w:hAnsi="TimeNewRoman"/>
                 <w:sz w:val="30"/>
               </w:rPr>
-              <w:t>84×90=7560</w:t>
+              <w:t>84×28=2352</w:t>
             </w:r>
           </w:p>
         </w:tc>
@@ -57,7 +57,7 @@
                 <w:rFonts w:ascii="TimeNewRoman" w:hAnsi="TimeNewRoman"/>
                 <w:sz w:val="30"/>
               </w:rPr>
-              <w:t>69×85=5865</w:t>
+              <w:t>69×65=4485</w:t>
             </w:r>
           </w:p>
         </w:tc>
@@ -74,7 +74,7 @@
                 <w:rFonts w:ascii="TimeNewRoman" w:hAnsi="TimeNewRoman"/>
                 <w:sz w:val="30"/>
               </w:rPr>
-              <w:t>68×30=2040</w:t>
+              <w:t>43×58=2494</w:t>
             </w:r>
           </w:p>
         </w:tc>
@@ -91,7 +91,7 @@
                 <w:rFonts w:ascii="TimeNewRoman" w:hAnsi="TimeNewRoman"/>
                 <w:sz w:val="30"/>
               </w:rPr>
-              <w:t>34×17=578</w:t>
+              <w:t>14×56=784</w:t>
             </w:r>
           </w:p>
         </w:tc>
@@ -108,7 +108,7 @@
                 <w:rFonts w:ascii="TimeNewRoman" w:hAnsi="TimeNewRoman"/>
                 <w:sz w:val="30"/>
               </w:rPr>
-              <w:t>63×29=1827</w:t>
+              <w:t>58×14=812</w:t>
             </w:r>
           </w:p>
         </w:tc>
@@ -223,7 +223,7 @@
                 <w:rFonts w:ascii="TimeNewRoman" w:hAnsi="TimeNewRoman"/>
                 <w:sz w:val="30"/>
               </w:rPr>
-              <w:t>15×62=930</w:t>
+              <w:t>58×64=3712</w:t>
             </w:r>
           </w:p>
         </w:tc>
@@ -240,7 +240,7 @@
                 <w:rFonts w:ascii="TimeNewRoman" w:hAnsi="TimeNewRoman"/>
                 <w:sz w:val="30"/>
               </w:rPr>
-              <w:t>20×94=1880</w:t>
+              <w:t>38×24=912</w:t>
             </w:r>
           </w:p>
         </w:tc>
@@ -257,7 +257,7 @@
                 <w:rFonts w:ascii="TimeNewRoman" w:hAnsi="TimeNewRoman"/>
                 <w:sz w:val="30"/>
               </w:rPr>
-              <w:t>79×99=7821</w:t>
+              <w:t>31×68=2108</w:t>
             </w:r>
           </w:p>
         </w:tc>
@@ -274,7 +274,7 @@
                 <w:rFonts w:ascii="TimeNewRoman" w:hAnsi="TimeNewRoman"/>
                 <w:sz w:val="30"/>
               </w:rPr>
-              <w:t>71×32=2272</w:t>
+              <w:t>50×91=4550</w:t>
             </w:r>
           </w:p>
         </w:tc>
@@ -291,7 +291,7 @@
                 <w:rFonts w:ascii="TimeNewRoman" w:hAnsi="TimeNewRoman"/>
                 <w:sz w:val="30"/>
               </w:rPr>
-              <w:t>31×56=1736</w:t>
+              <w:t>40×93=3720</w:t>
             </w:r>
           </w:p>
         </w:tc>
@@ -438,7 +438,7 @@
                 <w:rFonts w:ascii="TimeNewRoman" w:hAnsi="TimeNewRoman"/>
                 <w:sz w:val="30"/>
               </w:rPr>
-              <w:t>56×35=1960</w:t>
+              <w:t>78×69=5382</w:t>
             </w:r>
           </w:p>
         </w:tc>
@@ -455,7 +455,7 @@
                 <w:rFonts w:ascii="TimeNewRoman" w:hAnsi="TimeNewRoman"/>
                 <w:sz w:val="30"/>
               </w:rPr>
-              <w:t>46×28=1288</w:t>
+              <w:t>72×43=3096</w:t>
             </w:r>
           </w:p>
         </w:tc>
@@ -472,7 +472,7 @@
                 <w:rFonts w:ascii="TimeNewRoman" w:hAnsi="TimeNewRoman"/>
                 <w:sz w:val="30"/>
               </w:rPr>
-              <w:t>29×87=2523</w:t>
+              <w:t>69×49=3381</w:t>
             </w:r>
           </w:p>
         </w:tc>
@@ -489,7 +489,7 @@
                 <w:rFonts w:ascii="TimeNewRoman" w:hAnsi="TimeNewRoman"/>
                 <w:sz w:val="30"/>
               </w:rPr>
-              <w:t>72×96=6912</w:t>
+              <w:t>92×16=1472</w:t>
             </w:r>
           </w:p>
         </w:tc>
@@ -506,7 +506,7 @@
                 <w:rFonts w:ascii="TimeNewRoman" w:hAnsi="TimeNewRoman"/>
                 <w:sz w:val="30"/>
               </w:rPr>
-              <w:t>65×45=2925</w:t>
+              <w:t>68×36=2448</w:t>
             </w:r>
           </w:p>
         </w:tc>
@@ -653,7 +653,7 @@
                 <w:rFonts w:ascii="TimeNewRoman" w:hAnsi="TimeNewRoman"/>
                 <w:sz w:val="30"/>
               </w:rPr>
-              <w:t>56×41=2296</w:t>
+              <w:t>88×28=2464</w:t>
             </w:r>
           </w:p>
         </w:tc>
@@ -670,7 +670,7 @@
                 <w:rFonts w:ascii="TimeNewRoman" w:hAnsi="TimeNewRoman"/>
                 <w:sz w:val="30"/>
               </w:rPr>
-              <w:t>92×17=1564</w:t>
+              <w:t>34×55=1870</w:t>
             </w:r>
           </w:p>
         </w:tc>
@@ -687,7 +687,7 @@
                 <w:rFonts w:ascii="TimeNewRoman" w:hAnsi="TimeNewRoman"/>
                 <w:sz w:val="30"/>
               </w:rPr>
-              <w:t>64×96=6144</w:t>
+              <w:t>60×33=1980</w:t>
             </w:r>
           </w:p>
         </w:tc>
@@ -704,7 +704,7 @@
                 <w:rFonts w:ascii="TimeNewRoman" w:hAnsi="TimeNewRoman"/>
                 <w:sz w:val="30"/>
               </w:rPr>
-              <w:t>57×54=3078</w:t>
+              <w:t>70×70=4900</w:t>
             </w:r>
           </w:p>
         </w:tc>
@@ -721,7 +721,7 @@
                 <w:rFonts w:ascii="TimeNewRoman" w:hAnsi="TimeNewRoman"/>
                 <w:sz w:val="30"/>
               </w:rPr>
-              <w:t>89×99=8811</w:t>
+              <w:t>58×26=1508</w:t>
             </w:r>
           </w:p>
         </w:tc>
@@ -868,7 +868,7 @@
                 <w:rFonts w:ascii="TimeNewRoman" w:hAnsi="TimeNewRoman"/>
                 <w:sz w:val="30"/>
               </w:rPr>
-              <w:t>87×82=7134</w:t>
+              <w:t>19×38=722</w:t>
             </w:r>
           </w:p>
         </w:tc>
@@ -885,7 +885,7 @@
                 <w:rFonts w:ascii="TimeNewRoman" w:hAnsi="TimeNewRoman"/>
                 <w:sz w:val="30"/>
               </w:rPr>
-              <w:t>86×14=1204</w:t>
+              <w:t>54×22=1188</w:t>
             </w:r>
           </w:p>
         </w:tc>
@@ -902,7 +902,7 @@
                 <w:rFonts w:ascii="TimeNewRoman" w:hAnsi="TimeNewRoman"/>
                 <w:sz w:val="30"/>
               </w:rPr>
-              <w:t>20×41=820</w:t>
+              <w:t>86×50=4300</w:t>
             </w:r>
           </w:p>
         </w:tc>
@@ -919,7 +919,7 @@
                 <w:rFonts w:ascii="TimeNewRoman" w:hAnsi="TimeNewRoman"/>
                 <w:sz w:val="30"/>
               </w:rPr>
-              <w:t>77×93=7161</w:t>
+              <w:t>21×85=1785</w:t>
             </w:r>
           </w:p>
         </w:tc>
@@ -936,7 +936,7 @@
                 <w:rFonts w:ascii="TimeNewRoman" w:hAnsi="TimeNewRoman"/>
                 <w:sz w:val="30"/>
               </w:rPr>
-              <w:t>60×32=1920</w:t>
+              <w:t>94×82=7708</w:t>
             </w:r>
           </w:p>
         </w:tc>

--- a/answers-of-two-digit_number_multiplied_by_two-digit_number.docx
+++ b/answers-of-two-digit_number_multiplied_by_two-digit_number.docx
@@ -11,7 +11,7 @@
           <w:rFonts w:ascii="Arial" w:hAnsi="Arial"/>
           <w:sz w:val="30"/>
         </w:rPr>
-        <w:t>2026-10-19 Monday</w:t>
+        <w:t>2026-10-20 Tuesday</w:t>
       </w:r>
     </w:p>
     <w:tbl>
@@ -40,7 +40,7 @@
                 <w:rFonts w:ascii="TimeNewRoman" w:hAnsi="TimeNewRoman"/>
                 <w:sz w:val="30"/>
               </w:rPr>
-              <w:t>84×28=2352</w:t>
+              <w:t>65×28=1820</w:t>
             </w:r>
           </w:p>
         </w:tc>
@@ -57,7 +57,7 @@
                 <w:rFonts w:ascii="TimeNewRoman" w:hAnsi="TimeNewRoman"/>
                 <w:sz w:val="30"/>
               </w:rPr>
-              <w:t>69×65=4485</w:t>
+              <w:t>71×17=1207</w:t>
             </w:r>
           </w:p>
         </w:tc>
@@ -74,7 +74,7 @@
                 <w:rFonts w:ascii="TimeNewRoman" w:hAnsi="TimeNewRoman"/>
                 <w:sz w:val="30"/>
               </w:rPr>
-              <w:t>43×58=2494</w:t>
+              <w:t>13×93=1209</w:t>
             </w:r>
           </w:p>
         </w:tc>
@@ -91,7 +91,7 @@
                 <w:rFonts w:ascii="TimeNewRoman" w:hAnsi="TimeNewRoman"/>
                 <w:sz w:val="30"/>
               </w:rPr>
-              <w:t>14×56=784</w:t>
+              <w:t>28×70=1960</w:t>
             </w:r>
           </w:p>
         </w:tc>
@@ -108,7 +108,7 @@
                 <w:rFonts w:ascii="TimeNewRoman" w:hAnsi="TimeNewRoman"/>
                 <w:sz w:val="30"/>
               </w:rPr>
-              <w:t>58×14=812</w:t>
+              <w:t>31×49=1519</w:t>
             </w:r>
           </w:p>
         </w:tc>
@@ -223,7 +223,7 @@
                 <w:rFonts w:ascii="TimeNewRoman" w:hAnsi="TimeNewRoman"/>
                 <w:sz w:val="30"/>
               </w:rPr>
-              <w:t>58×64=3712</w:t>
+              <w:t>60×96=5760</w:t>
             </w:r>
           </w:p>
         </w:tc>
@@ -240,7 +240,7 @@
                 <w:rFonts w:ascii="TimeNewRoman" w:hAnsi="TimeNewRoman"/>
                 <w:sz w:val="30"/>
               </w:rPr>
-              <w:t>38×24=912</w:t>
+              <w:t>55×84=4620</w:t>
             </w:r>
           </w:p>
         </w:tc>
@@ -257,7 +257,7 @@
                 <w:rFonts w:ascii="TimeNewRoman" w:hAnsi="TimeNewRoman"/>
                 <w:sz w:val="30"/>
               </w:rPr>
-              <w:t>31×68=2108</w:t>
+              <w:t>17×27=459</w:t>
             </w:r>
           </w:p>
         </w:tc>
@@ -274,7 +274,7 @@
                 <w:rFonts w:ascii="TimeNewRoman" w:hAnsi="TimeNewRoman"/>
                 <w:sz w:val="30"/>
               </w:rPr>
-              <w:t>50×91=4550</w:t>
+              <w:t>68×94=6392</w:t>
             </w:r>
           </w:p>
         </w:tc>
@@ -291,7 +291,7 @@
                 <w:rFonts w:ascii="TimeNewRoman" w:hAnsi="TimeNewRoman"/>
                 <w:sz w:val="30"/>
               </w:rPr>
-              <w:t>40×93=3720</w:t>
+              <w:t>45×25=1125</w:t>
             </w:r>
           </w:p>
         </w:tc>
@@ -438,7 +438,7 @@
                 <w:rFonts w:ascii="TimeNewRoman" w:hAnsi="TimeNewRoman"/>
                 <w:sz w:val="30"/>
               </w:rPr>
-              <w:t>78×69=5382</w:t>
+              <w:t>39×25=975</w:t>
             </w:r>
           </w:p>
         </w:tc>
@@ -455,7 +455,7 @@
                 <w:rFonts w:ascii="TimeNewRoman" w:hAnsi="TimeNewRoman"/>
                 <w:sz w:val="30"/>
               </w:rPr>
-              <w:t>72×43=3096</w:t>
+              <w:t>68×55=3740</w:t>
             </w:r>
           </w:p>
         </w:tc>
@@ -472,7 +472,7 @@
                 <w:rFonts w:ascii="TimeNewRoman" w:hAnsi="TimeNewRoman"/>
                 <w:sz w:val="30"/>
               </w:rPr>
-              <w:t>69×49=3381</w:t>
+              <w:t>46×11=506</w:t>
             </w:r>
           </w:p>
         </w:tc>
@@ -489,7 +489,7 @@
                 <w:rFonts w:ascii="TimeNewRoman" w:hAnsi="TimeNewRoman"/>
                 <w:sz w:val="30"/>
               </w:rPr>
-              <w:t>92×16=1472</w:t>
+              <w:t>81×25=2025</w:t>
             </w:r>
           </w:p>
         </w:tc>
@@ -506,7 +506,7 @@
                 <w:rFonts w:ascii="TimeNewRoman" w:hAnsi="TimeNewRoman"/>
                 <w:sz w:val="30"/>
               </w:rPr>
-              <w:t>68×36=2448</w:t>
+              <w:t>27×59=1593</w:t>
             </w:r>
           </w:p>
         </w:tc>
@@ -653,7 +653,7 @@
                 <w:rFonts w:ascii="TimeNewRoman" w:hAnsi="TimeNewRoman"/>
                 <w:sz w:val="30"/>
               </w:rPr>
-              <w:t>88×28=2464</w:t>
+              <w:t>51×67=3417</w:t>
             </w:r>
           </w:p>
         </w:tc>
@@ -670,7 +670,7 @@
                 <w:rFonts w:ascii="TimeNewRoman" w:hAnsi="TimeNewRoman"/>
                 <w:sz w:val="30"/>
               </w:rPr>
-              <w:t>34×55=1870</w:t>
+              <w:t>67×15=1005</w:t>
             </w:r>
           </w:p>
         </w:tc>
@@ -687,7 +687,7 @@
                 <w:rFonts w:ascii="TimeNewRoman" w:hAnsi="TimeNewRoman"/>
                 <w:sz w:val="30"/>
               </w:rPr>
-              <w:t>60×33=1980</w:t>
+              <w:t>98×92=9016</w:t>
             </w:r>
           </w:p>
         </w:tc>
@@ -704,7 +704,7 @@
                 <w:rFonts w:ascii="TimeNewRoman" w:hAnsi="TimeNewRoman"/>
                 <w:sz w:val="30"/>
               </w:rPr>
-              <w:t>70×70=4900</w:t>
+              <w:t>51×46=2346</w:t>
             </w:r>
           </w:p>
         </w:tc>
@@ -721,7 +721,7 @@
                 <w:rFonts w:ascii="TimeNewRoman" w:hAnsi="TimeNewRoman"/>
                 <w:sz w:val="30"/>
               </w:rPr>
-              <w:t>58×26=1508</w:t>
+              <w:t>79×55=4345</w:t>
             </w:r>
           </w:p>
         </w:tc>
@@ -868,7 +868,7 @@
                 <w:rFonts w:ascii="TimeNewRoman" w:hAnsi="TimeNewRoman"/>
                 <w:sz w:val="30"/>
               </w:rPr>
-              <w:t>19×38=722</w:t>
+              <w:t>20×89=1780</w:t>
             </w:r>
           </w:p>
         </w:tc>
@@ -885,7 +885,7 @@
                 <w:rFonts w:ascii="TimeNewRoman" w:hAnsi="TimeNewRoman"/>
                 <w:sz w:val="30"/>
               </w:rPr>
-              <w:t>54×22=1188</w:t>
+              <w:t>51×56=2856</w:t>
             </w:r>
           </w:p>
         </w:tc>
@@ -902,7 +902,7 @@
                 <w:rFonts w:ascii="TimeNewRoman" w:hAnsi="TimeNewRoman"/>
                 <w:sz w:val="30"/>
               </w:rPr>
-              <w:t>86×50=4300</w:t>
+              <w:t>94×51=4794</w:t>
             </w:r>
           </w:p>
         </w:tc>
@@ -919,7 +919,7 @@
                 <w:rFonts w:ascii="TimeNewRoman" w:hAnsi="TimeNewRoman"/>
                 <w:sz w:val="30"/>
               </w:rPr>
-              <w:t>21×85=1785</w:t>
+              <w:t>91×54=4914</w:t>
             </w:r>
           </w:p>
         </w:tc>
@@ -936,7 +936,7 @@
                 <w:rFonts w:ascii="TimeNewRoman" w:hAnsi="TimeNewRoman"/>
                 <w:sz w:val="30"/>
               </w:rPr>
-              <w:t>94×82=7708</w:t>
+              <w:t>62×14=868</w:t>
             </w:r>
           </w:p>
         </w:tc>

--- a/answers-of-two-digit_number_multiplied_by_two-digit_number.docx
+++ b/answers-of-two-digit_number_multiplied_by_two-digit_number.docx
@@ -40,7 +40,7 @@
                 <w:rFonts w:ascii="TimeNewRoman" w:hAnsi="TimeNewRoman"/>
                 <w:sz w:val="30"/>
               </w:rPr>
-              <w:t>65×28=1820</w:t>
+              <w:t>75×29=2175</w:t>
             </w:r>
           </w:p>
         </w:tc>
@@ -57,7 +57,7 @@
                 <w:rFonts w:ascii="TimeNewRoman" w:hAnsi="TimeNewRoman"/>
                 <w:sz w:val="30"/>
               </w:rPr>
-              <w:t>71×17=1207</w:t>
+              <w:t>55×30=1650</w:t>
             </w:r>
           </w:p>
         </w:tc>
@@ -74,7 +74,7 @@
                 <w:rFonts w:ascii="TimeNewRoman" w:hAnsi="TimeNewRoman"/>
                 <w:sz w:val="30"/>
               </w:rPr>
-              <w:t>13×93=1209</w:t>
+              <w:t>45×42=1890</w:t>
             </w:r>
           </w:p>
         </w:tc>
@@ -91,7 +91,7 @@
                 <w:rFonts w:ascii="TimeNewRoman" w:hAnsi="TimeNewRoman"/>
                 <w:sz w:val="30"/>
               </w:rPr>
-              <w:t>28×70=1960</w:t>
+              <w:t>35×22=770</w:t>
             </w:r>
           </w:p>
         </w:tc>
@@ -108,7 +108,7 @@
                 <w:rFonts w:ascii="TimeNewRoman" w:hAnsi="TimeNewRoman"/>
                 <w:sz w:val="30"/>
               </w:rPr>
-              <w:t>31×49=1519</w:t>
+              <w:t>57×58=3306</w:t>
             </w:r>
           </w:p>
         </w:tc>
@@ -223,7 +223,7 @@
                 <w:rFonts w:ascii="TimeNewRoman" w:hAnsi="TimeNewRoman"/>
                 <w:sz w:val="30"/>
               </w:rPr>
-              <w:t>60×96=5760</w:t>
+              <w:t>18×99=1782</w:t>
             </w:r>
           </w:p>
         </w:tc>
@@ -240,7 +240,7 @@
                 <w:rFonts w:ascii="TimeNewRoman" w:hAnsi="TimeNewRoman"/>
                 <w:sz w:val="30"/>
               </w:rPr>
-              <w:t>55×84=4620</w:t>
+              <w:t>86×62=5332</w:t>
             </w:r>
           </w:p>
         </w:tc>
@@ -257,7 +257,7 @@
                 <w:rFonts w:ascii="TimeNewRoman" w:hAnsi="TimeNewRoman"/>
                 <w:sz w:val="30"/>
               </w:rPr>
-              <w:t>17×27=459</w:t>
+              <w:t>55×75=4125</w:t>
             </w:r>
           </w:p>
         </w:tc>
@@ -274,7 +274,7 @@
                 <w:rFonts w:ascii="TimeNewRoman" w:hAnsi="TimeNewRoman"/>
                 <w:sz w:val="30"/>
               </w:rPr>
-              <w:t>68×94=6392</w:t>
+              <w:t>11×40=440</w:t>
             </w:r>
           </w:p>
         </w:tc>
@@ -291,7 +291,7 @@
                 <w:rFonts w:ascii="TimeNewRoman" w:hAnsi="TimeNewRoman"/>
                 <w:sz w:val="30"/>
               </w:rPr>
-              <w:t>45×25=1125</w:t>
+              <w:t>40×22=880</w:t>
             </w:r>
           </w:p>
         </w:tc>
@@ -438,7 +438,7 @@
                 <w:rFonts w:ascii="TimeNewRoman" w:hAnsi="TimeNewRoman"/>
                 <w:sz w:val="30"/>
               </w:rPr>
-              <w:t>39×25=975</w:t>
+              <w:t>86×13=1118</w:t>
             </w:r>
           </w:p>
         </w:tc>
@@ -455,7 +455,7 @@
                 <w:rFonts w:ascii="TimeNewRoman" w:hAnsi="TimeNewRoman"/>
                 <w:sz w:val="30"/>
               </w:rPr>
-              <w:t>68×55=3740</w:t>
+              <w:t>99×67=6633</w:t>
             </w:r>
           </w:p>
         </w:tc>
@@ -472,7 +472,7 @@
                 <w:rFonts w:ascii="TimeNewRoman" w:hAnsi="TimeNewRoman"/>
                 <w:sz w:val="30"/>
               </w:rPr>
-              <w:t>46×11=506</w:t>
+              <w:t>13×79=1027</w:t>
             </w:r>
           </w:p>
         </w:tc>
@@ -489,7 +489,7 @@
                 <w:rFonts w:ascii="TimeNewRoman" w:hAnsi="TimeNewRoman"/>
                 <w:sz w:val="30"/>
               </w:rPr>
-              <w:t>81×25=2025</w:t>
+              <w:t>63×93=5859</w:t>
             </w:r>
           </w:p>
         </w:tc>
@@ -506,7 +506,7 @@
                 <w:rFonts w:ascii="TimeNewRoman" w:hAnsi="TimeNewRoman"/>
                 <w:sz w:val="30"/>
               </w:rPr>
-              <w:t>27×59=1593</w:t>
+              <w:t>56×96=5376</w:t>
             </w:r>
           </w:p>
         </w:tc>
@@ -653,7 +653,7 @@
                 <w:rFonts w:ascii="TimeNewRoman" w:hAnsi="TimeNewRoman"/>
                 <w:sz w:val="30"/>
               </w:rPr>
-              <w:t>51×67=3417</w:t>
+              <w:t>71×21=1491</w:t>
             </w:r>
           </w:p>
         </w:tc>
@@ -670,7 +670,7 @@
                 <w:rFonts w:ascii="TimeNewRoman" w:hAnsi="TimeNewRoman"/>
                 <w:sz w:val="30"/>
               </w:rPr>
-              <w:t>67×15=1005</w:t>
+              <w:t>73×78=5694</w:t>
             </w:r>
           </w:p>
         </w:tc>
@@ -687,7 +687,7 @@
                 <w:rFonts w:ascii="TimeNewRoman" w:hAnsi="TimeNewRoman"/>
                 <w:sz w:val="30"/>
               </w:rPr>
-              <w:t>98×92=9016</w:t>
+              <w:t>64×28=1792</w:t>
             </w:r>
           </w:p>
         </w:tc>
@@ -704,7 +704,7 @@
                 <w:rFonts w:ascii="TimeNewRoman" w:hAnsi="TimeNewRoman"/>
                 <w:sz w:val="30"/>
               </w:rPr>
-              <w:t>51×46=2346</w:t>
+              <w:t>33×33=1089</w:t>
             </w:r>
           </w:p>
         </w:tc>
@@ -721,7 +721,7 @@
                 <w:rFonts w:ascii="TimeNewRoman" w:hAnsi="TimeNewRoman"/>
                 <w:sz w:val="30"/>
               </w:rPr>
-              <w:t>79×55=4345</w:t>
+              <w:t>17×92=1564</w:t>
             </w:r>
           </w:p>
         </w:tc>
@@ -868,7 +868,7 @@
                 <w:rFonts w:ascii="TimeNewRoman" w:hAnsi="TimeNewRoman"/>
                 <w:sz w:val="30"/>
               </w:rPr>
-              <w:t>20×89=1780</w:t>
+              <w:t>59×45=2655</w:t>
             </w:r>
           </w:p>
         </w:tc>
@@ -885,7 +885,7 @@
                 <w:rFonts w:ascii="TimeNewRoman" w:hAnsi="TimeNewRoman"/>
                 <w:sz w:val="30"/>
               </w:rPr>
-              <w:t>51×56=2856</w:t>
+              <w:t>73×35=2555</w:t>
             </w:r>
           </w:p>
         </w:tc>
@@ -902,7 +902,7 @@
                 <w:rFonts w:ascii="TimeNewRoman" w:hAnsi="TimeNewRoman"/>
                 <w:sz w:val="30"/>
               </w:rPr>
-              <w:t>94×51=4794</w:t>
+              <w:t>86×47=4042</w:t>
             </w:r>
           </w:p>
         </w:tc>
@@ -919,7 +919,7 @@
                 <w:rFonts w:ascii="TimeNewRoman" w:hAnsi="TimeNewRoman"/>
                 <w:sz w:val="30"/>
               </w:rPr>
-              <w:t>91×54=4914</w:t>
+              <w:t>62×65=4030</w:t>
             </w:r>
           </w:p>
         </w:tc>
@@ -936,7 +936,7 @@
                 <w:rFonts w:ascii="TimeNewRoman" w:hAnsi="TimeNewRoman"/>
                 <w:sz w:val="30"/>
               </w:rPr>
-              <w:t>62×14=868</w:t>
+              <w:t>28×84=2352</w:t>
             </w:r>
           </w:p>
         </w:tc>

--- a/answers-of-two-digit_number_multiplied_by_two-digit_number.docx
+++ b/answers-of-two-digit_number_multiplied_by_two-digit_number.docx
@@ -11,7 +11,7 @@
           <w:rFonts w:ascii="Arial" w:hAnsi="Arial"/>
           <w:sz w:val="30"/>
         </w:rPr>
-        <w:t>2026-10-20 Tuesday</w:t>
+        <w:t>2026-10-21 Wednesday</w:t>
       </w:r>
     </w:p>
     <w:tbl>
@@ -40,7 +40,7 @@
                 <w:rFonts w:ascii="TimeNewRoman" w:hAnsi="TimeNewRoman"/>
                 <w:sz w:val="30"/>
               </w:rPr>
-              <w:t>75×29=2175</w:t>
+              <w:t>54×14=756</w:t>
             </w:r>
           </w:p>
         </w:tc>
@@ -57,7 +57,7 @@
                 <w:rFonts w:ascii="TimeNewRoman" w:hAnsi="TimeNewRoman"/>
                 <w:sz w:val="30"/>
               </w:rPr>
-              <w:t>55×30=1650</w:t>
+              <w:t>61×96=5856</w:t>
             </w:r>
           </w:p>
         </w:tc>
@@ -74,7 +74,7 @@
                 <w:rFonts w:ascii="TimeNewRoman" w:hAnsi="TimeNewRoman"/>
                 <w:sz w:val="30"/>
               </w:rPr>
-              <w:t>45×42=1890</w:t>
+              <w:t>46×83=3818</w:t>
             </w:r>
           </w:p>
         </w:tc>
@@ -91,7 +91,7 @@
                 <w:rFonts w:ascii="TimeNewRoman" w:hAnsi="TimeNewRoman"/>
                 <w:sz w:val="30"/>
               </w:rPr>
-              <w:t>35×22=770</w:t>
+              <w:t>52×64=3328</w:t>
             </w:r>
           </w:p>
         </w:tc>
@@ -108,7 +108,7 @@
                 <w:rFonts w:ascii="TimeNewRoman" w:hAnsi="TimeNewRoman"/>
                 <w:sz w:val="30"/>
               </w:rPr>
-              <w:t>57×58=3306</w:t>
+              <w:t>68×22=1496</w:t>
             </w:r>
           </w:p>
         </w:tc>
@@ -223,7 +223,7 @@
                 <w:rFonts w:ascii="TimeNewRoman" w:hAnsi="TimeNewRoman"/>
                 <w:sz w:val="30"/>
               </w:rPr>
-              <w:t>18×99=1782</w:t>
+              <w:t>78×58=4524</w:t>
             </w:r>
           </w:p>
         </w:tc>
@@ -240,7 +240,7 @@
                 <w:rFonts w:ascii="TimeNewRoman" w:hAnsi="TimeNewRoman"/>
                 <w:sz w:val="30"/>
               </w:rPr>
-              <w:t>86×62=5332</w:t>
+              <w:t>63×86=5418</w:t>
             </w:r>
           </w:p>
         </w:tc>
@@ -257,7 +257,7 @@
                 <w:rFonts w:ascii="TimeNewRoman" w:hAnsi="TimeNewRoman"/>
                 <w:sz w:val="30"/>
               </w:rPr>
-              <w:t>55×75=4125</w:t>
+              <w:t>66×82=5412</w:t>
             </w:r>
           </w:p>
         </w:tc>
@@ -274,7 +274,7 @@
                 <w:rFonts w:ascii="TimeNewRoman" w:hAnsi="TimeNewRoman"/>
                 <w:sz w:val="30"/>
               </w:rPr>
-              <w:t>11×40=440</w:t>
+              <w:t>90×48=4320</w:t>
             </w:r>
           </w:p>
         </w:tc>
@@ -291,7 +291,7 @@
                 <w:rFonts w:ascii="TimeNewRoman" w:hAnsi="TimeNewRoman"/>
                 <w:sz w:val="30"/>
               </w:rPr>
-              <w:t>40×22=880</w:t>
+              <w:t>11×34=374</w:t>
             </w:r>
           </w:p>
         </w:tc>
@@ -438,7 +438,7 @@
                 <w:rFonts w:ascii="TimeNewRoman" w:hAnsi="TimeNewRoman"/>
                 <w:sz w:val="30"/>
               </w:rPr>
-              <w:t>86×13=1118</w:t>
+              <w:t>32×14=448</w:t>
             </w:r>
           </w:p>
         </w:tc>
@@ -455,7 +455,7 @@
                 <w:rFonts w:ascii="TimeNewRoman" w:hAnsi="TimeNewRoman"/>
                 <w:sz w:val="30"/>
               </w:rPr>
-              <w:t>99×67=6633</w:t>
+              <w:t>26×57=1482</w:t>
             </w:r>
           </w:p>
         </w:tc>
@@ -472,7 +472,7 @@
                 <w:rFonts w:ascii="TimeNewRoman" w:hAnsi="TimeNewRoman"/>
                 <w:sz w:val="30"/>
               </w:rPr>
-              <w:t>13×79=1027</w:t>
+              <w:t>69×75=5175</w:t>
             </w:r>
           </w:p>
         </w:tc>
@@ -489,7 +489,7 @@
                 <w:rFonts w:ascii="TimeNewRoman" w:hAnsi="TimeNewRoman"/>
                 <w:sz w:val="30"/>
               </w:rPr>
-              <w:t>63×93=5859</w:t>
+              <w:t>15×15=225</w:t>
             </w:r>
           </w:p>
         </w:tc>
@@ -506,7 +506,7 @@
                 <w:rFonts w:ascii="TimeNewRoman" w:hAnsi="TimeNewRoman"/>
                 <w:sz w:val="30"/>
               </w:rPr>
-              <w:t>56×96=5376</w:t>
+              <w:t>57×59=3363</w:t>
             </w:r>
           </w:p>
         </w:tc>
@@ -653,7 +653,7 @@
                 <w:rFonts w:ascii="TimeNewRoman" w:hAnsi="TimeNewRoman"/>
                 <w:sz w:val="30"/>
               </w:rPr>
-              <w:t>71×21=1491</w:t>
+              <w:t>41×62=2542</w:t>
             </w:r>
           </w:p>
         </w:tc>
@@ -670,7 +670,7 @@
                 <w:rFonts w:ascii="TimeNewRoman" w:hAnsi="TimeNewRoman"/>
                 <w:sz w:val="30"/>
               </w:rPr>
-              <w:t>73×78=5694</w:t>
+              <w:t>82×79=6478</w:t>
             </w:r>
           </w:p>
         </w:tc>
@@ -687,7 +687,7 @@
                 <w:rFonts w:ascii="TimeNewRoman" w:hAnsi="TimeNewRoman"/>
                 <w:sz w:val="30"/>
               </w:rPr>
-              <w:t>64×28=1792</w:t>
+              <w:t>51×93=4743</w:t>
             </w:r>
           </w:p>
         </w:tc>
@@ -704,7 +704,7 @@
                 <w:rFonts w:ascii="TimeNewRoman" w:hAnsi="TimeNewRoman"/>
                 <w:sz w:val="30"/>
               </w:rPr>
-              <w:t>33×33=1089</w:t>
+              <w:t>80×64=5120</w:t>
             </w:r>
           </w:p>
         </w:tc>
@@ -721,7 +721,7 @@
                 <w:rFonts w:ascii="TimeNewRoman" w:hAnsi="TimeNewRoman"/>
                 <w:sz w:val="30"/>
               </w:rPr>
-              <w:t>17×92=1564</w:t>
+              <w:t>60×41=2460</w:t>
             </w:r>
           </w:p>
         </w:tc>
@@ -868,7 +868,7 @@
                 <w:rFonts w:ascii="TimeNewRoman" w:hAnsi="TimeNewRoman"/>
                 <w:sz w:val="30"/>
               </w:rPr>
-              <w:t>59×45=2655</w:t>
+              <w:t>60×53=3180</w:t>
             </w:r>
           </w:p>
         </w:tc>
@@ -885,7 +885,7 @@
                 <w:rFonts w:ascii="TimeNewRoman" w:hAnsi="TimeNewRoman"/>
                 <w:sz w:val="30"/>
               </w:rPr>
-              <w:t>73×35=2555</w:t>
+              <w:t>72×91=6552</w:t>
             </w:r>
           </w:p>
         </w:tc>
@@ -902,7 +902,7 @@
                 <w:rFonts w:ascii="TimeNewRoman" w:hAnsi="TimeNewRoman"/>
                 <w:sz w:val="30"/>
               </w:rPr>
-              <w:t>86×47=4042</w:t>
+              <w:t>54×33=1782</w:t>
             </w:r>
           </w:p>
         </w:tc>
@@ -919,7 +919,7 @@
                 <w:rFonts w:ascii="TimeNewRoman" w:hAnsi="TimeNewRoman"/>
                 <w:sz w:val="30"/>
               </w:rPr>
-              <w:t>62×65=4030</w:t>
+              <w:t>94×36=3384</w:t>
             </w:r>
           </w:p>
         </w:tc>
@@ -936,7 +936,7 @@
                 <w:rFonts w:ascii="TimeNewRoman" w:hAnsi="TimeNewRoman"/>
                 <w:sz w:val="30"/>
               </w:rPr>
-              <w:t>28×84=2352</w:t>
+              <w:t>35×11=385</w:t>
             </w:r>
           </w:p>
         </w:tc>

--- a/answers-of-two-digit_number_multiplied_by_two-digit_number.docx
+++ b/answers-of-two-digit_number_multiplied_by_two-digit_number.docx
@@ -40,7 +40,7 @@
                 <w:rFonts w:ascii="TimeNewRoman" w:hAnsi="TimeNewRoman"/>
                 <w:sz w:val="30"/>
               </w:rPr>
-              <w:t>54×14=756</w:t>
+              <w:t>63×33=2079</w:t>
             </w:r>
           </w:p>
         </w:tc>
@@ -57,7 +57,7 @@
                 <w:rFonts w:ascii="TimeNewRoman" w:hAnsi="TimeNewRoman"/>
                 <w:sz w:val="30"/>
               </w:rPr>
-              <w:t>61×96=5856</w:t>
+              <w:t>71×48=3408</w:t>
             </w:r>
           </w:p>
         </w:tc>
@@ -74,7 +74,7 @@
                 <w:rFonts w:ascii="TimeNewRoman" w:hAnsi="TimeNewRoman"/>
                 <w:sz w:val="30"/>
               </w:rPr>
-              <w:t>46×83=3818</w:t>
+              <w:t>58×58=3364</w:t>
             </w:r>
           </w:p>
         </w:tc>
@@ -91,7 +91,7 @@
                 <w:rFonts w:ascii="TimeNewRoman" w:hAnsi="TimeNewRoman"/>
                 <w:sz w:val="30"/>
               </w:rPr>
-              <w:t>52×64=3328</w:t>
+              <w:t>83×66=5478</w:t>
             </w:r>
           </w:p>
         </w:tc>
@@ -108,7 +108,7 @@
                 <w:rFonts w:ascii="TimeNewRoman" w:hAnsi="TimeNewRoman"/>
                 <w:sz w:val="30"/>
               </w:rPr>
-              <w:t>68×22=1496</w:t>
+              <w:t>30×46=1380</w:t>
             </w:r>
           </w:p>
         </w:tc>
@@ -223,7 +223,7 @@
                 <w:rFonts w:ascii="TimeNewRoman" w:hAnsi="TimeNewRoman"/>
                 <w:sz w:val="30"/>
               </w:rPr>
-              <w:t>78×58=4524</w:t>
+              <w:t>71×90=6390</w:t>
             </w:r>
           </w:p>
         </w:tc>
@@ -240,7 +240,7 @@
                 <w:rFonts w:ascii="TimeNewRoman" w:hAnsi="TimeNewRoman"/>
                 <w:sz w:val="30"/>
               </w:rPr>
-              <w:t>63×86=5418</w:t>
+              <w:t>66×70=4620</w:t>
             </w:r>
           </w:p>
         </w:tc>
@@ -257,7 +257,7 @@
                 <w:rFonts w:ascii="TimeNewRoman" w:hAnsi="TimeNewRoman"/>
                 <w:sz w:val="30"/>
               </w:rPr>
-              <w:t>66×82=5412</w:t>
+              <w:t>95×82=7790</w:t>
             </w:r>
           </w:p>
         </w:tc>
@@ -274,7 +274,7 @@
                 <w:rFonts w:ascii="TimeNewRoman" w:hAnsi="TimeNewRoman"/>
                 <w:sz w:val="30"/>
               </w:rPr>
-              <w:t>90×48=4320</w:t>
+              <w:t>98×83=8134</w:t>
             </w:r>
           </w:p>
         </w:tc>
@@ -291,7 +291,7 @@
                 <w:rFonts w:ascii="TimeNewRoman" w:hAnsi="TimeNewRoman"/>
                 <w:sz w:val="30"/>
               </w:rPr>
-              <w:t>11×34=374</w:t>
+              <w:t>14×54=756</w:t>
             </w:r>
           </w:p>
         </w:tc>
@@ -438,7 +438,7 @@
                 <w:rFonts w:ascii="TimeNewRoman" w:hAnsi="TimeNewRoman"/>
                 <w:sz w:val="30"/>
               </w:rPr>
-              <w:t>32×14=448</w:t>
+              <w:t>72×18=1296</w:t>
             </w:r>
           </w:p>
         </w:tc>
@@ -455,7 +455,7 @@
                 <w:rFonts w:ascii="TimeNewRoman" w:hAnsi="TimeNewRoman"/>
                 <w:sz w:val="30"/>
               </w:rPr>
-              <w:t>26×57=1482</w:t>
+              <w:t>69×35=2415</w:t>
             </w:r>
           </w:p>
         </w:tc>
@@ -472,7 +472,7 @@
                 <w:rFonts w:ascii="TimeNewRoman" w:hAnsi="TimeNewRoman"/>
                 <w:sz w:val="30"/>
               </w:rPr>
-              <w:t>69×75=5175</w:t>
+              <w:t>66×80=5280</w:t>
             </w:r>
           </w:p>
         </w:tc>
@@ -489,7 +489,7 @@
                 <w:rFonts w:ascii="TimeNewRoman" w:hAnsi="TimeNewRoman"/>
                 <w:sz w:val="30"/>
               </w:rPr>
-              <w:t>15×15=225</w:t>
+              <w:t>55×28=1540</w:t>
             </w:r>
           </w:p>
         </w:tc>
@@ -506,7 +506,7 @@
                 <w:rFonts w:ascii="TimeNewRoman" w:hAnsi="TimeNewRoman"/>
                 <w:sz w:val="30"/>
               </w:rPr>
-              <w:t>57×59=3363</w:t>
+              <w:t>17×56=952</w:t>
             </w:r>
           </w:p>
         </w:tc>
@@ -653,7 +653,7 @@
                 <w:rFonts w:ascii="TimeNewRoman" w:hAnsi="TimeNewRoman"/>
                 <w:sz w:val="30"/>
               </w:rPr>
-              <w:t>41×62=2542</w:t>
+              <w:t>84×13=1092</w:t>
             </w:r>
           </w:p>
         </w:tc>
@@ -670,7 +670,7 @@
                 <w:rFonts w:ascii="TimeNewRoman" w:hAnsi="TimeNewRoman"/>
                 <w:sz w:val="30"/>
               </w:rPr>
-              <w:t>82×79=6478</w:t>
+              <w:t>45×40=1800</w:t>
             </w:r>
           </w:p>
         </w:tc>
@@ -687,7 +687,7 @@
                 <w:rFonts w:ascii="TimeNewRoman" w:hAnsi="TimeNewRoman"/>
                 <w:sz w:val="30"/>
               </w:rPr>
-              <w:t>51×93=4743</w:t>
+              <w:t>61×79=4819</w:t>
             </w:r>
           </w:p>
         </w:tc>
@@ -704,7 +704,7 @@
                 <w:rFonts w:ascii="TimeNewRoman" w:hAnsi="TimeNewRoman"/>
                 <w:sz w:val="30"/>
               </w:rPr>
-              <w:t>80×64=5120</w:t>
+              <w:t>81×26=2106</w:t>
             </w:r>
           </w:p>
         </w:tc>
@@ -721,7 +721,7 @@
                 <w:rFonts w:ascii="TimeNewRoman" w:hAnsi="TimeNewRoman"/>
                 <w:sz w:val="30"/>
               </w:rPr>
-              <w:t>60×41=2460</w:t>
+              <w:t>98×48=4704</w:t>
             </w:r>
           </w:p>
         </w:tc>
@@ -868,7 +868,7 @@
                 <w:rFonts w:ascii="TimeNewRoman" w:hAnsi="TimeNewRoman"/>
                 <w:sz w:val="30"/>
               </w:rPr>
-              <w:t>60×53=3180</w:t>
+              <w:t>12×88=1056</w:t>
             </w:r>
           </w:p>
         </w:tc>
@@ -885,7 +885,7 @@
                 <w:rFonts w:ascii="TimeNewRoman" w:hAnsi="TimeNewRoman"/>
                 <w:sz w:val="30"/>
               </w:rPr>
-              <w:t>72×91=6552</w:t>
+              <w:t>53×66=3498</w:t>
             </w:r>
           </w:p>
         </w:tc>
@@ -902,7 +902,7 @@
                 <w:rFonts w:ascii="TimeNewRoman" w:hAnsi="TimeNewRoman"/>
                 <w:sz w:val="30"/>
               </w:rPr>
-              <w:t>54×33=1782</w:t>
+              <w:t>76×60=4560</w:t>
             </w:r>
           </w:p>
         </w:tc>
@@ -919,7 +919,7 @@
                 <w:rFonts w:ascii="TimeNewRoman" w:hAnsi="TimeNewRoman"/>
                 <w:sz w:val="30"/>
               </w:rPr>
-              <w:t>94×36=3384</w:t>
+              <w:t>66×76=5016</w:t>
             </w:r>
           </w:p>
         </w:tc>
@@ -936,7 +936,7 @@
                 <w:rFonts w:ascii="TimeNewRoman" w:hAnsi="TimeNewRoman"/>
                 <w:sz w:val="30"/>
               </w:rPr>
-              <w:t>35×11=385</w:t>
+              <w:t>49×50=2450</w:t>
             </w:r>
           </w:p>
         </w:tc>

--- a/answers-of-two-digit_number_multiplied_by_two-digit_number.docx
+++ b/answers-of-two-digit_number_multiplied_by_two-digit_number.docx
@@ -11,7 +11,7 @@
           <w:rFonts w:ascii="Arial" w:hAnsi="Arial"/>
           <w:sz w:val="30"/>
         </w:rPr>
-        <w:t>2026-10-21 Wednesday</w:t>
+        <w:t>2026-10-22 Thursday</w:t>
       </w:r>
     </w:p>
     <w:tbl>
@@ -40,7 +40,7 @@
                 <w:rFonts w:ascii="TimeNewRoman" w:hAnsi="TimeNewRoman"/>
                 <w:sz w:val="30"/>
               </w:rPr>
-              <w:t>63×33=2079</w:t>
+              <w:t>45×97=4365</w:t>
             </w:r>
           </w:p>
         </w:tc>
@@ -57,7 +57,7 @@
                 <w:rFonts w:ascii="TimeNewRoman" w:hAnsi="TimeNewRoman"/>
                 <w:sz w:val="30"/>
               </w:rPr>
-              <w:t>71×48=3408</w:t>
+              <w:t>99×33=3267</w:t>
             </w:r>
           </w:p>
         </w:tc>
@@ -74,7 +74,7 @@
                 <w:rFonts w:ascii="TimeNewRoman" w:hAnsi="TimeNewRoman"/>
                 <w:sz w:val="30"/>
               </w:rPr>
-              <w:t>58×58=3364</w:t>
+              <w:t>65×49=3185</w:t>
             </w:r>
           </w:p>
         </w:tc>
@@ -91,7 +91,7 @@
                 <w:rFonts w:ascii="TimeNewRoman" w:hAnsi="TimeNewRoman"/>
                 <w:sz w:val="30"/>
               </w:rPr>
-              <w:t>83×66=5478</w:t>
+              <w:t>85×49=4165</w:t>
             </w:r>
           </w:p>
         </w:tc>
@@ -108,7 +108,7 @@
                 <w:rFonts w:ascii="TimeNewRoman" w:hAnsi="TimeNewRoman"/>
                 <w:sz w:val="30"/>
               </w:rPr>
-              <w:t>30×46=1380</w:t>
+              <w:t>31×13=403</w:t>
             </w:r>
           </w:p>
         </w:tc>
@@ -223,7 +223,7 @@
                 <w:rFonts w:ascii="TimeNewRoman" w:hAnsi="TimeNewRoman"/>
                 <w:sz w:val="30"/>
               </w:rPr>
-              <w:t>71×90=6390</w:t>
+              <w:t>33×82=2706</w:t>
             </w:r>
           </w:p>
         </w:tc>
@@ -240,7 +240,7 @@
                 <w:rFonts w:ascii="TimeNewRoman" w:hAnsi="TimeNewRoman"/>
                 <w:sz w:val="30"/>
               </w:rPr>
-              <w:t>66×70=4620</w:t>
+              <w:t>80×93=7440</w:t>
             </w:r>
           </w:p>
         </w:tc>
@@ -257,7 +257,7 @@
                 <w:rFonts w:ascii="TimeNewRoman" w:hAnsi="TimeNewRoman"/>
                 <w:sz w:val="30"/>
               </w:rPr>
-              <w:t>95×82=7790</w:t>
+              <w:t>19×67=1273</w:t>
             </w:r>
           </w:p>
         </w:tc>
@@ -274,7 +274,7 @@
                 <w:rFonts w:ascii="TimeNewRoman" w:hAnsi="TimeNewRoman"/>
                 <w:sz w:val="30"/>
               </w:rPr>
-              <w:t>98×83=8134</w:t>
+              <w:t>43×33=1419</w:t>
             </w:r>
           </w:p>
         </w:tc>
@@ -291,7 +291,7 @@
                 <w:rFonts w:ascii="TimeNewRoman" w:hAnsi="TimeNewRoman"/>
                 <w:sz w:val="30"/>
               </w:rPr>
-              <w:t>14×54=756</w:t>
+              <w:t>61×71=4331</w:t>
             </w:r>
           </w:p>
         </w:tc>
@@ -438,7 +438,7 @@
                 <w:rFonts w:ascii="TimeNewRoman" w:hAnsi="TimeNewRoman"/>
                 <w:sz w:val="30"/>
               </w:rPr>
-              <w:t>72×18=1296</w:t>
+              <w:t>47×45=2115</w:t>
             </w:r>
           </w:p>
         </w:tc>
@@ -455,7 +455,7 @@
                 <w:rFonts w:ascii="TimeNewRoman" w:hAnsi="TimeNewRoman"/>
                 <w:sz w:val="30"/>
               </w:rPr>
-              <w:t>69×35=2415</w:t>
+              <w:t>45×18=810</w:t>
             </w:r>
           </w:p>
         </w:tc>
@@ -472,7 +472,7 @@
                 <w:rFonts w:ascii="TimeNewRoman" w:hAnsi="TimeNewRoman"/>
                 <w:sz w:val="30"/>
               </w:rPr>
-              <w:t>66×80=5280</w:t>
+              <w:t>94×16=1504</w:t>
             </w:r>
           </w:p>
         </w:tc>
@@ -489,7 +489,7 @@
                 <w:rFonts w:ascii="TimeNewRoman" w:hAnsi="TimeNewRoman"/>
                 <w:sz w:val="30"/>
               </w:rPr>
-              <w:t>55×28=1540</w:t>
+              <w:t>75×52=3900</w:t>
             </w:r>
           </w:p>
         </w:tc>
@@ -506,7 +506,7 @@
                 <w:rFonts w:ascii="TimeNewRoman" w:hAnsi="TimeNewRoman"/>
                 <w:sz w:val="30"/>
               </w:rPr>
-              <w:t>17×56=952</w:t>
+              <w:t>37×20=740</w:t>
             </w:r>
           </w:p>
         </w:tc>
@@ -653,7 +653,7 @@
                 <w:rFonts w:ascii="TimeNewRoman" w:hAnsi="TimeNewRoman"/>
                 <w:sz w:val="30"/>
               </w:rPr>
-              <w:t>84×13=1092</w:t>
+              <w:t>32×87=2784</w:t>
             </w:r>
           </w:p>
         </w:tc>
@@ -670,7 +670,7 @@
                 <w:rFonts w:ascii="TimeNewRoman" w:hAnsi="TimeNewRoman"/>
                 <w:sz w:val="30"/>
               </w:rPr>
-              <w:t>45×40=1800</w:t>
+              <w:t>44×45=1980</w:t>
             </w:r>
           </w:p>
         </w:tc>
@@ -687,7 +687,7 @@
                 <w:rFonts w:ascii="TimeNewRoman" w:hAnsi="TimeNewRoman"/>
                 <w:sz w:val="30"/>
               </w:rPr>
-              <w:t>61×79=4819</w:t>
+              <w:t>20×65=1300</w:t>
             </w:r>
           </w:p>
         </w:tc>
@@ -704,7 +704,7 @@
                 <w:rFonts w:ascii="TimeNewRoman" w:hAnsi="TimeNewRoman"/>
                 <w:sz w:val="30"/>
               </w:rPr>
-              <w:t>81×26=2106</w:t>
+              <w:t>45×93=4185</w:t>
             </w:r>
           </w:p>
         </w:tc>
@@ -721,7 +721,7 @@
                 <w:rFonts w:ascii="TimeNewRoman" w:hAnsi="TimeNewRoman"/>
                 <w:sz w:val="30"/>
               </w:rPr>
-              <w:t>98×48=4704</w:t>
+              <w:t>66×69=4554</w:t>
             </w:r>
           </w:p>
         </w:tc>
@@ -868,7 +868,7 @@
                 <w:rFonts w:ascii="TimeNewRoman" w:hAnsi="TimeNewRoman"/>
                 <w:sz w:val="30"/>
               </w:rPr>
-              <w:t>12×88=1056</w:t>
+              <w:t>45×87=3915</w:t>
             </w:r>
           </w:p>
         </w:tc>
@@ -885,7 +885,7 @@
                 <w:rFonts w:ascii="TimeNewRoman" w:hAnsi="TimeNewRoman"/>
                 <w:sz w:val="30"/>
               </w:rPr>
-              <w:t>53×66=3498</w:t>
+              <w:t>23×54=1242</w:t>
             </w:r>
           </w:p>
         </w:tc>
@@ -902,7 +902,7 @@
                 <w:rFonts w:ascii="TimeNewRoman" w:hAnsi="TimeNewRoman"/>
                 <w:sz w:val="30"/>
               </w:rPr>
-              <w:t>76×60=4560</w:t>
+              <w:t>92×52=4784</w:t>
             </w:r>
           </w:p>
         </w:tc>
@@ -919,7 +919,7 @@
                 <w:rFonts w:ascii="TimeNewRoman" w:hAnsi="TimeNewRoman"/>
                 <w:sz w:val="30"/>
               </w:rPr>
-              <w:t>66×76=5016</w:t>
+              <w:t>89×36=3204</w:t>
             </w:r>
           </w:p>
         </w:tc>
@@ -936,7 +936,7 @@
                 <w:rFonts w:ascii="TimeNewRoman" w:hAnsi="TimeNewRoman"/>
                 <w:sz w:val="30"/>
               </w:rPr>
-              <w:t>49×50=2450</w:t>
+              <w:t>70×19=1330</w:t>
             </w:r>
           </w:p>
         </w:tc>

--- a/answers-of-two-digit_number_multiplied_by_two-digit_number.docx
+++ b/answers-of-two-digit_number_multiplied_by_two-digit_number.docx
@@ -40,7 +40,7 @@
                 <w:rFonts w:ascii="TimeNewRoman" w:hAnsi="TimeNewRoman"/>
                 <w:sz w:val="30"/>
               </w:rPr>
-              <w:t>45×97=4365</w:t>
+              <w:t>35×32=1120</w:t>
             </w:r>
           </w:p>
         </w:tc>
@@ -57,7 +57,7 @@
                 <w:rFonts w:ascii="TimeNewRoman" w:hAnsi="TimeNewRoman"/>
                 <w:sz w:val="30"/>
               </w:rPr>
-              <w:t>99×33=3267</w:t>
+              <w:t>33×92=3036</w:t>
             </w:r>
           </w:p>
         </w:tc>
@@ -74,7 +74,7 @@
                 <w:rFonts w:ascii="TimeNewRoman" w:hAnsi="TimeNewRoman"/>
                 <w:sz w:val="30"/>
               </w:rPr>
-              <w:t>65×49=3185</w:t>
+              <w:t>58×20=1160</w:t>
             </w:r>
           </w:p>
         </w:tc>
@@ -91,7 +91,7 @@
                 <w:rFonts w:ascii="TimeNewRoman" w:hAnsi="TimeNewRoman"/>
                 <w:sz w:val="30"/>
               </w:rPr>
-              <w:t>85×49=4165</w:t>
+              <w:t>82×71=5822</w:t>
             </w:r>
           </w:p>
         </w:tc>
@@ -108,7 +108,7 @@
                 <w:rFonts w:ascii="TimeNewRoman" w:hAnsi="TimeNewRoman"/>
                 <w:sz w:val="30"/>
               </w:rPr>
-              <w:t>31×13=403</w:t>
+              <w:t>78×96=7488</w:t>
             </w:r>
           </w:p>
         </w:tc>
@@ -223,7 +223,7 @@
                 <w:rFonts w:ascii="TimeNewRoman" w:hAnsi="TimeNewRoman"/>
                 <w:sz w:val="30"/>
               </w:rPr>
-              <w:t>33×82=2706</w:t>
+              <w:t>73×24=1752</w:t>
             </w:r>
           </w:p>
         </w:tc>
@@ -240,7 +240,7 @@
                 <w:rFonts w:ascii="TimeNewRoman" w:hAnsi="TimeNewRoman"/>
                 <w:sz w:val="30"/>
               </w:rPr>
-              <w:t>80×93=7440</w:t>
+              <w:t>58×77=4466</w:t>
             </w:r>
           </w:p>
         </w:tc>
@@ -257,7 +257,7 @@
                 <w:rFonts w:ascii="TimeNewRoman" w:hAnsi="TimeNewRoman"/>
                 <w:sz w:val="30"/>
               </w:rPr>
-              <w:t>19×67=1273</w:t>
+              <w:t>35×90=3150</w:t>
             </w:r>
           </w:p>
         </w:tc>
@@ -274,7 +274,7 @@
                 <w:rFonts w:ascii="TimeNewRoman" w:hAnsi="TimeNewRoman"/>
                 <w:sz w:val="30"/>
               </w:rPr>
-              <w:t>43×33=1419</w:t>
+              <w:t>39×77=3003</w:t>
             </w:r>
           </w:p>
         </w:tc>
@@ -291,7 +291,7 @@
                 <w:rFonts w:ascii="TimeNewRoman" w:hAnsi="TimeNewRoman"/>
                 <w:sz w:val="30"/>
               </w:rPr>
-              <w:t>61×71=4331</w:t>
+              <w:t>85×59=5015</w:t>
             </w:r>
           </w:p>
         </w:tc>
@@ -438,7 +438,7 @@
                 <w:rFonts w:ascii="TimeNewRoman" w:hAnsi="TimeNewRoman"/>
                 <w:sz w:val="30"/>
               </w:rPr>
-              <w:t>47×45=2115</w:t>
+              <w:t>13×89=1157</w:t>
             </w:r>
           </w:p>
         </w:tc>
@@ -455,7 +455,7 @@
                 <w:rFonts w:ascii="TimeNewRoman" w:hAnsi="TimeNewRoman"/>
                 <w:sz w:val="30"/>
               </w:rPr>
-              <w:t>45×18=810</w:t>
+              <w:t>16×23=368</w:t>
             </w:r>
           </w:p>
         </w:tc>
@@ -472,7 +472,7 @@
                 <w:rFonts w:ascii="TimeNewRoman" w:hAnsi="TimeNewRoman"/>
                 <w:sz w:val="30"/>
               </w:rPr>
-              <w:t>94×16=1504</w:t>
+              <w:t>11×40=440</w:t>
             </w:r>
           </w:p>
         </w:tc>
@@ -489,7 +489,7 @@
                 <w:rFonts w:ascii="TimeNewRoman" w:hAnsi="TimeNewRoman"/>
                 <w:sz w:val="30"/>
               </w:rPr>
-              <w:t>75×52=3900</w:t>
+              <w:t>76×51=3876</w:t>
             </w:r>
           </w:p>
         </w:tc>
@@ -506,7 +506,7 @@
                 <w:rFonts w:ascii="TimeNewRoman" w:hAnsi="TimeNewRoman"/>
                 <w:sz w:val="30"/>
               </w:rPr>
-              <w:t>37×20=740</w:t>
+              <w:t>23×43=989</w:t>
             </w:r>
           </w:p>
         </w:tc>
@@ -653,7 +653,7 @@
                 <w:rFonts w:ascii="TimeNewRoman" w:hAnsi="TimeNewRoman"/>
                 <w:sz w:val="30"/>
               </w:rPr>
-              <w:t>32×87=2784</w:t>
+              <w:t>95×52=4940</w:t>
             </w:r>
           </w:p>
         </w:tc>
@@ -670,7 +670,7 @@
                 <w:rFonts w:ascii="TimeNewRoman" w:hAnsi="TimeNewRoman"/>
                 <w:sz w:val="30"/>
               </w:rPr>
-              <w:t>44×45=1980</w:t>
+              <w:t>65×81=5265</w:t>
             </w:r>
           </w:p>
         </w:tc>
@@ -687,7 +687,7 @@
                 <w:rFonts w:ascii="TimeNewRoman" w:hAnsi="TimeNewRoman"/>
                 <w:sz w:val="30"/>
               </w:rPr>
-              <w:t>20×65=1300</w:t>
+              <w:t>47×93=4371</w:t>
             </w:r>
           </w:p>
         </w:tc>
@@ -704,7 +704,7 @@
                 <w:rFonts w:ascii="TimeNewRoman" w:hAnsi="TimeNewRoman"/>
                 <w:sz w:val="30"/>
               </w:rPr>
-              <w:t>45×93=4185</w:t>
+              <w:t>83×74=6142</w:t>
             </w:r>
           </w:p>
         </w:tc>
@@ -721,7 +721,7 @@
                 <w:rFonts w:ascii="TimeNewRoman" w:hAnsi="TimeNewRoman"/>
                 <w:sz w:val="30"/>
               </w:rPr>
-              <w:t>66×69=4554</w:t>
+              <w:t>22×22=484</w:t>
             </w:r>
           </w:p>
         </w:tc>
@@ -868,7 +868,7 @@
                 <w:rFonts w:ascii="TimeNewRoman" w:hAnsi="TimeNewRoman"/>
                 <w:sz w:val="30"/>
               </w:rPr>
-              <w:t>45×87=3915</w:t>
+              <w:t>17×96=1632</w:t>
             </w:r>
           </w:p>
         </w:tc>
@@ -885,7 +885,7 @@
                 <w:rFonts w:ascii="TimeNewRoman" w:hAnsi="TimeNewRoman"/>
                 <w:sz w:val="30"/>
               </w:rPr>
-              <w:t>23×54=1242</w:t>
+              <w:t>28×59=1652</w:t>
             </w:r>
           </w:p>
         </w:tc>
@@ -902,7 +902,7 @@
                 <w:rFonts w:ascii="TimeNewRoman" w:hAnsi="TimeNewRoman"/>
                 <w:sz w:val="30"/>
               </w:rPr>
-              <w:t>92×52=4784</w:t>
+              <w:t>34×60=2040</w:t>
             </w:r>
           </w:p>
         </w:tc>
@@ -919,7 +919,7 @@
                 <w:rFonts w:ascii="TimeNewRoman" w:hAnsi="TimeNewRoman"/>
                 <w:sz w:val="30"/>
               </w:rPr>
-              <w:t>89×36=3204</w:t>
+              <w:t>60×37=2220</w:t>
             </w:r>
           </w:p>
         </w:tc>
@@ -936,7 +936,7 @@
                 <w:rFonts w:ascii="TimeNewRoman" w:hAnsi="TimeNewRoman"/>
                 <w:sz w:val="30"/>
               </w:rPr>
-              <w:t>70×19=1330</w:t>
+              <w:t>53×35=1855</w:t>
             </w:r>
           </w:p>
         </w:tc>

--- a/answers-of-two-digit_number_multiplied_by_two-digit_number.docx
+++ b/answers-of-two-digit_number_multiplied_by_two-digit_number.docx
@@ -11,7 +11,7 @@
           <w:rFonts w:ascii="Arial" w:hAnsi="Arial"/>
           <w:sz w:val="30"/>
         </w:rPr>
-        <w:t>2026-10-22 Thursday</w:t>
+        <w:t>2026-10-23 Friday</w:t>
       </w:r>
     </w:p>
     <w:tbl>
@@ -40,7 +40,7 @@
                 <w:rFonts w:ascii="TimeNewRoman" w:hAnsi="TimeNewRoman"/>
                 <w:sz w:val="30"/>
               </w:rPr>
-              <w:t>35×32=1120</w:t>
+              <w:t>20×86=1720</w:t>
             </w:r>
           </w:p>
         </w:tc>
@@ -57,7 +57,7 @@
                 <w:rFonts w:ascii="TimeNewRoman" w:hAnsi="TimeNewRoman"/>
                 <w:sz w:val="30"/>
               </w:rPr>
-              <w:t>33×92=3036</w:t>
+              <w:t>47×38=1786</w:t>
             </w:r>
           </w:p>
         </w:tc>
@@ -74,7 +74,7 @@
                 <w:rFonts w:ascii="TimeNewRoman" w:hAnsi="TimeNewRoman"/>
                 <w:sz w:val="30"/>
               </w:rPr>
-              <w:t>58×20=1160</w:t>
+              <w:t>82×26=2132</w:t>
             </w:r>
           </w:p>
         </w:tc>
@@ -91,7 +91,7 @@
                 <w:rFonts w:ascii="TimeNewRoman" w:hAnsi="TimeNewRoman"/>
                 <w:sz w:val="30"/>
               </w:rPr>
-              <w:t>82×71=5822</w:t>
+              <w:t>98×84=8232</w:t>
             </w:r>
           </w:p>
         </w:tc>
@@ -108,7 +108,7 @@
                 <w:rFonts w:ascii="TimeNewRoman" w:hAnsi="TimeNewRoman"/>
                 <w:sz w:val="30"/>
               </w:rPr>
-              <w:t>78×96=7488</w:t>
+              <w:t>44×98=4312</w:t>
             </w:r>
           </w:p>
         </w:tc>
@@ -223,7 +223,7 @@
                 <w:rFonts w:ascii="TimeNewRoman" w:hAnsi="TimeNewRoman"/>
                 <w:sz w:val="30"/>
               </w:rPr>
-              <w:t>73×24=1752</w:t>
+              <w:t>74×57=4218</w:t>
             </w:r>
           </w:p>
         </w:tc>
@@ -240,7 +240,7 @@
                 <w:rFonts w:ascii="TimeNewRoman" w:hAnsi="TimeNewRoman"/>
                 <w:sz w:val="30"/>
               </w:rPr>
-              <w:t>58×77=4466</w:t>
+              <w:t>58×28=1624</w:t>
             </w:r>
           </w:p>
         </w:tc>
@@ -257,7 +257,7 @@
                 <w:rFonts w:ascii="TimeNewRoman" w:hAnsi="TimeNewRoman"/>
                 <w:sz w:val="30"/>
               </w:rPr>
-              <w:t>35×90=3150</w:t>
+              <w:t>17×26=442</w:t>
             </w:r>
           </w:p>
         </w:tc>
@@ -274,7 +274,7 @@
                 <w:rFonts w:ascii="TimeNewRoman" w:hAnsi="TimeNewRoman"/>
                 <w:sz w:val="30"/>
               </w:rPr>
-              <w:t>39×77=3003</w:t>
+              <w:t>22×24=528</w:t>
             </w:r>
           </w:p>
         </w:tc>
@@ -291,7 +291,7 @@
                 <w:rFonts w:ascii="TimeNewRoman" w:hAnsi="TimeNewRoman"/>
                 <w:sz w:val="30"/>
               </w:rPr>
-              <w:t>85×59=5015</w:t>
+              <w:t>46×64=2944</w:t>
             </w:r>
           </w:p>
         </w:tc>
@@ -438,7 +438,7 @@
                 <w:rFonts w:ascii="TimeNewRoman" w:hAnsi="TimeNewRoman"/>
                 <w:sz w:val="30"/>
               </w:rPr>
-              <w:t>13×89=1157</w:t>
+              <w:t>60×30=1800</w:t>
             </w:r>
           </w:p>
         </w:tc>
@@ -455,7 +455,7 @@
                 <w:rFonts w:ascii="TimeNewRoman" w:hAnsi="TimeNewRoman"/>
                 <w:sz w:val="30"/>
               </w:rPr>
-              <w:t>16×23=368</w:t>
+              <w:t>71×34=2414</w:t>
             </w:r>
           </w:p>
         </w:tc>
@@ -472,7 +472,7 @@
                 <w:rFonts w:ascii="TimeNewRoman" w:hAnsi="TimeNewRoman"/>
                 <w:sz w:val="30"/>
               </w:rPr>
-              <w:t>11×40=440</w:t>
+              <w:t>40×78=3120</w:t>
             </w:r>
           </w:p>
         </w:tc>
@@ -489,7 +489,7 @@
                 <w:rFonts w:ascii="TimeNewRoman" w:hAnsi="TimeNewRoman"/>
                 <w:sz w:val="30"/>
               </w:rPr>
-              <w:t>76×51=3876</w:t>
+              <w:t>71×43=3053</w:t>
             </w:r>
           </w:p>
         </w:tc>
@@ -506,7 +506,7 @@
                 <w:rFonts w:ascii="TimeNewRoman" w:hAnsi="TimeNewRoman"/>
                 <w:sz w:val="30"/>
               </w:rPr>
-              <w:t>23×43=989</w:t>
+              <w:t>94×41=3854</w:t>
             </w:r>
           </w:p>
         </w:tc>
@@ -653,7 +653,7 @@
                 <w:rFonts w:ascii="TimeNewRoman" w:hAnsi="TimeNewRoman"/>
                 <w:sz w:val="30"/>
               </w:rPr>
-              <w:t>95×52=4940</w:t>
+              <w:t>39×33=1287</w:t>
             </w:r>
           </w:p>
         </w:tc>
@@ -670,7 +670,7 @@
                 <w:rFonts w:ascii="TimeNewRoman" w:hAnsi="TimeNewRoman"/>
                 <w:sz w:val="30"/>
               </w:rPr>
-              <w:t>65×81=5265</w:t>
+              <w:t>29×66=1914</w:t>
             </w:r>
           </w:p>
         </w:tc>
@@ -687,7 +687,7 @@
                 <w:rFonts w:ascii="TimeNewRoman" w:hAnsi="TimeNewRoman"/>
                 <w:sz w:val="30"/>
               </w:rPr>
-              <w:t>47×93=4371</w:t>
+              <w:t>84×42=3528</w:t>
             </w:r>
           </w:p>
         </w:tc>
@@ -704,7 +704,7 @@
                 <w:rFonts w:ascii="TimeNewRoman" w:hAnsi="TimeNewRoman"/>
                 <w:sz w:val="30"/>
               </w:rPr>
-              <w:t>83×74=6142</w:t>
+              <w:t>27×41=1107</w:t>
             </w:r>
           </w:p>
         </w:tc>
@@ -721,7 +721,7 @@
                 <w:rFonts w:ascii="TimeNewRoman" w:hAnsi="TimeNewRoman"/>
                 <w:sz w:val="30"/>
               </w:rPr>
-              <w:t>22×22=484</w:t>
+              <w:t>15×69=1035</w:t>
             </w:r>
           </w:p>
         </w:tc>
@@ -868,7 +868,7 @@
                 <w:rFonts w:ascii="TimeNewRoman" w:hAnsi="TimeNewRoman"/>
                 <w:sz w:val="30"/>
               </w:rPr>
-              <w:t>17×96=1632</w:t>
+              <w:t>24×69=1656</w:t>
             </w:r>
           </w:p>
         </w:tc>
@@ -885,7 +885,7 @@
                 <w:rFonts w:ascii="TimeNewRoman" w:hAnsi="TimeNewRoman"/>
                 <w:sz w:val="30"/>
               </w:rPr>
-              <w:t>28×59=1652</w:t>
+              <w:t>29×22=638</w:t>
             </w:r>
           </w:p>
         </w:tc>
@@ -902,7 +902,7 @@
                 <w:rFonts w:ascii="TimeNewRoman" w:hAnsi="TimeNewRoman"/>
                 <w:sz w:val="30"/>
               </w:rPr>
-              <w:t>34×60=2040</w:t>
+              <w:t>29×22=638</w:t>
             </w:r>
           </w:p>
         </w:tc>
@@ -919,7 +919,7 @@
                 <w:rFonts w:ascii="TimeNewRoman" w:hAnsi="TimeNewRoman"/>
                 <w:sz w:val="30"/>
               </w:rPr>
-              <w:t>60×37=2220</w:t>
+              <w:t>16×82=1312</w:t>
             </w:r>
           </w:p>
         </w:tc>
@@ -936,7 +936,7 @@
                 <w:rFonts w:ascii="TimeNewRoman" w:hAnsi="TimeNewRoman"/>
                 <w:sz w:val="30"/>
               </w:rPr>
-              <w:t>53×35=1855</w:t>
+              <w:t>77×92=7084</w:t>
             </w:r>
           </w:p>
         </w:tc>

--- a/answers-of-two-digit_number_multiplied_by_two-digit_number.docx
+++ b/answers-of-two-digit_number_multiplied_by_two-digit_number.docx
@@ -40,7 +40,7 @@
                 <w:rFonts w:ascii="TimeNewRoman" w:hAnsi="TimeNewRoman"/>
                 <w:sz w:val="30"/>
               </w:rPr>
-              <w:t>20×86=1720</w:t>
+              <w:t>75×89=6675</w:t>
             </w:r>
           </w:p>
         </w:tc>
@@ -57,7 +57,7 @@
                 <w:rFonts w:ascii="TimeNewRoman" w:hAnsi="TimeNewRoman"/>
                 <w:sz w:val="30"/>
               </w:rPr>
-              <w:t>47×38=1786</w:t>
+              <w:t>31×33=1023</w:t>
             </w:r>
           </w:p>
         </w:tc>
@@ -74,7 +74,7 @@
                 <w:rFonts w:ascii="TimeNewRoman" w:hAnsi="TimeNewRoman"/>
                 <w:sz w:val="30"/>
               </w:rPr>
-              <w:t>82×26=2132</w:t>
+              <w:t>47×43=2021</w:t>
             </w:r>
           </w:p>
         </w:tc>
@@ -91,7 +91,7 @@
                 <w:rFonts w:ascii="TimeNewRoman" w:hAnsi="TimeNewRoman"/>
                 <w:sz w:val="30"/>
               </w:rPr>
-              <w:t>98×84=8232</w:t>
+              <w:t>59×17=1003</w:t>
             </w:r>
           </w:p>
         </w:tc>
@@ -108,7 +108,7 @@
                 <w:rFonts w:ascii="TimeNewRoman" w:hAnsi="TimeNewRoman"/>
                 <w:sz w:val="30"/>
               </w:rPr>
-              <w:t>44×98=4312</w:t>
+              <w:t>45×90=4050</w:t>
             </w:r>
           </w:p>
         </w:tc>
@@ -223,7 +223,7 @@
                 <w:rFonts w:ascii="TimeNewRoman" w:hAnsi="TimeNewRoman"/>
                 <w:sz w:val="30"/>
               </w:rPr>
-              <w:t>74×57=4218</w:t>
+              <w:t>40×83=3320</w:t>
             </w:r>
           </w:p>
         </w:tc>
@@ -240,7 +240,7 @@
                 <w:rFonts w:ascii="TimeNewRoman" w:hAnsi="TimeNewRoman"/>
                 <w:sz w:val="30"/>
               </w:rPr>
-              <w:t>58×28=1624</w:t>
+              <w:t>32×27=864</w:t>
             </w:r>
           </w:p>
         </w:tc>
@@ -257,7 +257,7 @@
                 <w:rFonts w:ascii="TimeNewRoman" w:hAnsi="TimeNewRoman"/>
                 <w:sz w:val="30"/>
               </w:rPr>
-              <w:t>17×26=442</w:t>
+              <w:t>94×62=5828</w:t>
             </w:r>
           </w:p>
         </w:tc>
@@ -274,7 +274,7 @@
                 <w:rFonts w:ascii="TimeNewRoman" w:hAnsi="TimeNewRoman"/>
                 <w:sz w:val="30"/>
               </w:rPr>
-              <w:t>22×24=528</w:t>
+              <w:t>46×81=3726</w:t>
             </w:r>
           </w:p>
         </w:tc>
@@ -291,7 +291,7 @@
                 <w:rFonts w:ascii="TimeNewRoman" w:hAnsi="TimeNewRoman"/>
                 <w:sz w:val="30"/>
               </w:rPr>
-              <w:t>46×64=2944</w:t>
+              <w:t>74×30=2220</w:t>
             </w:r>
           </w:p>
         </w:tc>
@@ -438,7 +438,7 @@
                 <w:rFonts w:ascii="TimeNewRoman" w:hAnsi="TimeNewRoman"/>
                 <w:sz w:val="30"/>
               </w:rPr>
-              <w:t>60×30=1800</w:t>
+              <w:t>81×52=4212</w:t>
             </w:r>
           </w:p>
         </w:tc>
@@ -455,7 +455,7 @@
                 <w:rFonts w:ascii="TimeNewRoman" w:hAnsi="TimeNewRoman"/>
                 <w:sz w:val="30"/>
               </w:rPr>
-              <w:t>71×34=2414</w:t>
+              <w:t>49×62=3038</w:t>
             </w:r>
           </w:p>
         </w:tc>
@@ -472,7 +472,7 @@
                 <w:rFonts w:ascii="TimeNewRoman" w:hAnsi="TimeNewRoman"/>
                 <w:sz w:val="30"/>
               </w:rPr>
-              <w:t>40×78=3120</w:t>
+              <w:t>41×83=3403</w:t>
             </w:r>
           </w:p>
         </w:tc>
@@ -489,7 +489,7 @@
                 <w:rFonts w:ascii="TimeNewRoman" w:hAnsi="TimeNewRoman"/>
                 <w:sz w:val="30"/>
               </w:rPr>
-              <w:t>71×43=3053</w:t>
+              <w:t>93×47=4371</w:t>
             </w:r>
           </w:p>
         </w:tc>
@@ -506,7 +506,7 @@
                 <w:rFonts w:ascii="TimeNewRoman" w:hAnsi="TimeNewRoman"/>
                 <w:sz w:val="30"/>
               </w:rPr>
-              <w:t>94×41=3854</w:t>
+              <w:t>63×47=2961</w:t>
             </w:r>
           </w:p>
         </w:tc>
@@ -653,7 +653,7 @@
                 <w:rFonts w:ascii="TimeNewRoman" w:hAnsi="TimeNewRoman"/>
                 <w:sz w:val="30"/>
               </w:rPr>
-              <w:t>39×33=1287</w:t>
+              <w:t>96×46=4416</w:t>
             </w:r>
           </w:p>
         </w:tc>
@@ -670,7 +670,7 @@
                 <w:rFonts w:ascii="TimeNewRoman" w:hAnsi="TimeNewRoman"/>
                 <w:sz w:val="30"/>
               </w:rPr>
-              <w:t>29×66=1914</w:t>
+              <w:t>40×22=880</w:t>
             </w:r>
           </w:p>
         </w:tc>
@@ -687,7 +687,7 @@
                 <w:rFonts w:ascii="TimeNewRoman" w:hAnsi="TimeNewRoman"/>
                 <w:sz w:val="30"/>
               </w:rPr>
-              <w:t>84×42=3528</w:t>
+              <w:t>75×60=4500</w:t>
             </w:r>
           </w:p>
         </w:tc>
@@ -704,7 +704,7 @@
                 <w:rFonts w:ascii="TimeNewRoman" w:hAnsi="TimeNewRoman"/>
                 <w:sz w:val="30"/>
               </w:rPr>
-              <w:t>27×41=1107</w:t>
+              <w:t>42×18=756</w:t>
             </w:r>
           </w:p>
         </w:tc>
@@ -721,7 +721,7 @@
                 <w:rFonts w:ascii="TimeNewRoman" w:hAnsi="TimeNewRoman"/>
                 <w:sz w:val="30"/>
               </w:rPr>
-              <w:t>15×69=1035</w:t>
+              <w:t>80×99=7920</w:t>
             </w:r>
           </w:p>
         </w:tc>
@@ -868,7 +868,7 @@
                 <w:rFonts w:ascii="TimeNewRoman" w:hAnsi="TimeNewRoman"/>
                 <w:sz w:val="30"/>
               </w:rPr>
-              <w:t>24×69=1656</w:t>
+              <w:t>41×60=2460</w:t>
             </w:r>
           </w:p>
         </w:tc>
@@ -885,7 +885,7 @@
                 <w:rFonts w:ascii="TimeNewRoman" w:hAnsi="TimeNewRoman"/>
                 <w:sz w:val="30"/>
               </w:rPr>
-              <w:t>29×22=638</w:t>
+              <w:t>21×68=1428</w:t>
             </w:r>
           </w:p>
         </w:tc>
@@ -902,7 +902,7 @@
                 <w:rFonts w:ascii="TimeNewRoman" w:hAnsi="TimeNewRoman"/>
                 <w:sz w:val="30"/>
               </w:rPr>
-              <w:t>29×22=638</w:t>
+              <w:t>64×20=1280</w:t>
             </w:r>
           </w:p>
         </w:tc>
@@ -919,7 +919,7 @@
                 <w:rFonts w:ascii="TimeNewRoman" w:hAnsi="TimeNewRoman"/>
                 <w:sz w:val="30"/>
               </w:rPr>
-              <w:t>16×82=1312</w:t>
+              <w:t>44×57=2508</w:t>
             </w:r>
           </w:p>
         </w:tc>
@@ -936,7 +936,7 @@
                 <w:rFonts w:ascii="TimeNewRoman" w:hAnsi="TimeNewRoman"/>
                 <w:sz w:val="30"/>
               </w:rPr>
-              <w:t>77×92=7084</w:t>
+              <w:t>74×58=4292</w:t>
             </w:r>
           </w:p>
         </w:tc>

--- a/answers-of-two-digit_number_multiplied_by_two-digit_number.docx
+++ b/answers-of-two-digit_number_multiplied_by_two-digit_number.docx
@@ -11,7 +11,7 @@
           <w:rFonts w:ascii="Arial" w:hAnsi="Arial"/>
           <w:sz w:val="30"/>
         </w:rPr>
-        <w:t>2026-10-23 Friday</w:t>
+        <w:t>2026-10-24 Saturday</w:t>
       </w:r>
     </w:p>
     <w:tbl>
@@ -40,7 +40,7 @@
                 <w:rFonts w:ascii="TimeNewRoman" w:hAnsi="TimeNewRoman"/>
                 <w:sz w:val="30"/>
               </w:rPr>
-              <w:t>75×89=6675</w:t>
+              <w:t>44×58=2552</w:t>
             </w:r>
           </w:p>
         </w:tc>
@@ -57,7 +57,7 @@
                 <w:rFonts w:ascii="TimeNewRoman" w:hAnsi="TimeNewRoman"/>
                 <w:sz w:val="30"/>
               </w:rPr>
-              <w:t>31×33=1023</w:t>
+              <w:t>23×72=1656</w:t>
             </w:r>
           </w:p>
         </w:tc>
@@ -74,7 +74,7 @@
                 <w:rFonts w:ascii="TimeNewRoman" w:hAnsi="TimeNewRoman"/>
                 <w:sz w:val="30"/>
               </w:rPr>
-              <w:t>47×43=2021</w:t>
+              <w:t>78×61=4758</w:t>
             </w:r>
           </w:p>
         </w:tc>
@@ -91,7 +91,7 @@
                 <w:rFonts w:ascii="TimeNewRoman" w:hAnsi="TimeNewRoman"/>
                 <w:sz w:val="30"/>
               </w:rPr>
-              <w:t>59×17=1003</w:t>
+              <w:t>51×90=4590</w:t>
             </w:r>
           </w:p>
         </w:tc>
@@ -108,7 +108,7 @@
                 <w:rFonts w:ascii="TimeNewRoman" w:hAnsi="TimeNewRoman"/>
                 <w:sz w:val="30"/>
               </w:rPr>
-              <w:t>45×90=4050</w:t>
+              <w:t>30×55=1650</w:t>
             </w:r>
           </w:p>
         </w:tc>
@@ -223,7 +223,7 @@
                 <w:rFonts w:ascii="TimeNewRoman" w:hAnsi="TimeNewRoman"/>
                 <w:sz w:val="30"/>
               </w:rPr>
-              <w:t>40×83=3320</w:t>
+              <w:t>18×19=342</w:t>
             </w:r>
           </w:p>
         </w:tc>
@@ -240,7 +240,7 @@
                 <w:rFonts w:ascii="TimeNewRoman" w:hAnsi="TimeNewRoman"/>
                 <w:sz w:val="30"/>
               </w:rPr>
-              <w:t>32×27=864</w:t>
+              <w:t>27×18=486</w:t>
             </w:r>
           </w:p>
         </w:tc>
@@ -257,7 +257,7 @@
                 <w:rFonts w:ascii="TimeNewRoman" w:hAnsi="TimeNewRoman"/>
                 <w:sz w:val="30"/>
               </w:rPr>
-              <w:t>94×62=5828</w:t>
+              <w:t>68×21=1428</w:t>
             </w:r>
           </w:p>
         </w:tc>
@@ -274,7 +274,7 @@
                 <w:rFonts w:ascii="TimeNewRoman" w:hAnsi="TimeNewRoman"/>
                 <w:sz w:val="30"/>
               </w:rPr>
-              <w:t>46×81=3726</w:t>
+              <w:t>83×44=3652</w:t>
             </w:r>
           </w:p>
         </w:tc>
@@ -291,7 +291,7 @@
                 <w:rFonts w:ascii="TimeNewRoman" w:hAnsi="TimeNewRoman"/>
                 <w:sz w:val="30"/>
               </w:rPr>
-              <w:t>74×30=2220</w:t>
+              <w:t>73×62=4526</w:t>
             </w:r>
           </w:p>
         </w:tc>
@@ -438,7 +438,7 @@
                 <w:rFonts w:ascii="TimeNewRoman" w:hAnsi="TimeNewRoman"/>
                 <w:sz w:val="30"/>
               </w:rPr>
-              <w:t>81×52=4212</w:t>
+              <w:t>23×22=506</w:t>
             </w:r>
           </w:p>
         </w:tc>
@@ -455,7 +455,7 @@
                 <w:rFonts w:ascii="TimeNewRoman" w:hAnsi="TimeNewRoman"/>
                 <w:sz w:val="30"/>
               </w:rPr>
-              <w:t>49×62=3038</w:t>
+              <w:t>95×88=8360</w:t>
             </w:r>
           </w:p>
         </w:tc>
@@ -472,7 +472,7 @@
                 <w:rFonts w:ascii="TimeNewRoman" w:hAnsi="TimeNewRoman"/>
                 <w:sz w:val="30"/>
               </w:rPr>
-              <w:t>41×83=3403</w:t>
+              <w:t>20×44=880</w:t>
             </w:r>
           </w:p>
         </w:tc>
@@ -489,7 +489,7 @@
                 <w:rFonts w:ascii="TimeNewRoman" w:hAnsi="TimeNewRoman"/>
                 <w:sz w:val="30"/>
               </w:rPr>
-              <w:t>93×47=4371</w:t>
+              <w:t>17×47=799</w:t>
             </w:r>
           </w:p>
         </w:tc>
@@ -506,7 +506,7 @@
                 <w:rFonts w:ascii="TimeNewRoman" w:hAnsi="TimeNewRoman"/>
                 <w:sz w:val="30"/>
               </w:rPr>
-              <w:t>63×47=2961</w:t>
+              <w:t>57×51=2907</w:t>
             </w:r>
           </w:p>
         </w:tc>
@@ -653,7 +653,7 @@
                 <w:rFonts w:ascii="TimeNewRoman" w:hAnsi="TimeNewRoman"/>
                 <w:sz w:val="30"/>
               </w:rPr>
-              <w:t>96×46=4416</w:t>
+              <w:t>43×34=1462</w:t>
             </w:r>
           </w:p>
         </w:tc>
@@ -670,7 +670,7 @@
                 <w:rFonts w:ascii="TimeNewRoman" w:hAnsi="TimeNewRoman"/>
                 <w:sz w:val="30"/>
               </w:rPr>
-              <w:t>40×22=880</w:t>
+              <w:t>97×39=3783</w:t>
             </w:r>
           </w:p>
         </w:tc>
@@ -687,7 +687,7 @@
                 <w:rFonts w:ascii="TimeNewRoman" w:hAnsi="TimeNewRoman"/>
                 <w:sz w:val="30"/>
               </w:rPr>
-              <w:t>75×60=4500</w:t>
+              <w:t>30×26=780</w:t>
             </w:r>
           </w:p>
         </w:tc>
@@ -704,7 +704,7 @@
                 <w:rFonts w:ascii="TimeNewRoman" w:hAnsi="TimeNewRoman"/>
                 <w:sz w:val="30"/>
               </w:rPr>
-              <w:t>42×18=756</w:t>
+              <w:t>99×68=6732</w:t>
             </w:r>
           </w:p>
         </w:tc>
@@ -721,7 +721,7 @@
                 <w:rFonts w:ascii="TimeNewRoman" w:hAnsi="TimeNewRoman"/>
                 <w:sz w:val="30"/>
               </w:rPr>
-              <w:t>80×99=7920</w:t>
+              <w:t>76×29=2204</w:t>
             </w:r>
           </w:p>
         </w:tc>
@@ -868,7 +868,7 @@
                 <w:rFonts w:ascii="TimeNewRoman" w:hAnsi="TimeNewRoman"/>
                 <w:sz w:val="30"/>
               </w:rPr>
-              <w:t>41×60=2460</w:t>
+              <w:t>87×32=2784</w:t>
             </w:r>
           </w:p>
         </w:tc>
@@ -885,7 +885,7 @@
                 <w:rFonts w:ascii="TimeNewRoman" w:hAnsi="TimeNewRoman"/>
                 <w:sz w:val="30"/>
               </w:rPr>
-              <w:t>21×68=1428</w:t>
+              <w:t>51×64=3264</w:t>
             </w:r>
           </w:p>
         </w:tc>
@@ -902,7 +902,7 @@
                 <w:rFonts w:ascii="TimeNewRoman" w:hAnsi="TimeNewRoman"/>
                 <w:sz w:val="30"/>
               </w:rPr>
-              <w:t>64×20=1280</w:t>
+              <w:t>69×40=2760</w:t>
             </w:r>
           </w:p>
         </w:tc>
@@ -919,7 +919,7 @@
                 <w:rFonts w:ascii="TimeNewRoman" w:hAnsi="TimeNewRoman"/>
                 <w:sz w:val="30"/>
               </w:rPr>
-              <w:t>44×57=2508</w:t>
+              <w:t>33×89=2937</w:t>
             </w:r>
           </w:p>
         </w:tc>
@@ -936,7 +936,7 @@
                 <w:rFonts w:ascii="TimeNewRoman" w:hAnsi="TimeNewRoman"/>
                 <w:sz w:val="30"/>
               </w:rPr>
-              <w:t>74×58=4292</w:t>
+              <w:t>79×21=1659</w:t>
             </w:r>
           </w:p>
         </w:tc>

--- a/answers-of-two-digit_number_multiplied_by_two-digit_number.docx
+++ b/answers-of-two-digit_number_multiplied_by_two-digit_number.docx
@@ -40,7 +40,7 @@
                 <w:rFonts w:ascii="TimeNewRoman" w:hAnsi="TimeNewRoman"/>
                 <w:sz w:val="30"/>
               </w:rPr>
-              <w:t>44×58=2552</w:t>
+              <w:t>15×13=195</w:t>
             </w:r>
           </w:p>
         </w:tc>
@@ -57,7 +57,7 @@
                 <w:rFonts w:ascii="TimeNewRoman" w:hAnsi="TimeNewRoman"/>
                 <w:sz w:val="30"/>
               </w:rPr>
-              <w:t>23×72=1656</w:t>
+              <w:t>24×42=1008</w:t>
             </w:r>
           </w:p>
         </w:tc>
@@ -74,7 +74,7 @@
                 <w:rFonts w:ascii="TimeNewRoman" w:hAnsi="TimeNewRoman"/>
                 <w:sz w:val="30"/>
               </w:rPr>
-              <w:t>78×61=4758</w:t>
+              <w:t>59×34=2006</w:t>
             </w:r>
           </w:p>
         </w:tc>
@@ -91,7 +91,7 @@
                 <w:rFonts w:ascii="TimeNewRoman" w:hAnsi="TimeNewRoman"/>
                 <w:sz w:val="30"/>
               </w:rPr>
-              <w:t>51×90=4590</w:t>
+              <w:t>91×34=3094</w:t>
             </w:r>
           </w:p>
         </w:tc>
@@ -108,7 +108,7 @@
                 <w:rFonts w:ascii="TimeNewRoman" w:hAnsi="TimeNewRoman"/>
                 <w:sz w:val="30"/>
               </w:rPr>
-              <w:t>30×55=1650</w:t>
+              <w:t>73×33=2409</w:t>
             </w:r>
           </w:p>
         </w:tc>
@@ -223,7 +223,7 @@
                 <w:rFonts w:ascii="TimeNewRoman" w:hAnsi="TimeNewRoman"/>
                 <w:sz w:val="30"/>
               </w:rPr>
-              <w:t>18×19=342</w:t>
+              <w:t>46×71=3266</w:t>
             </w:r>
           </w:p>
         </w:tc>
@@ -240,7 +240,7 @@
                 <w:rFonts w:ascii="TimeNewRoman" w:hAnsi="TimeNewRoman"/>
                 <w:sz w:val="30"/>
               </w:rPr>
-              <w:t>27×18=486</w:t>
+              <w:t>95×59=5605</w:t>
             </w:r>
           </w:p>
         </w:tc>
@@ -257,7 +257,7 @@
                 <w:rFonts w:ascii="TimeNewRoman" w:hAnsi="TimeNewRoman"/>
                 <w:sz w:val="30"/>
               </w:rPr>
-              <w:t>68×21=1428</w:t>
+              <w:t>73×78=5694</w:t>
             </w:r>
           </w:p>
         </w:tc>
@@ -274,7 +274,7 @@
                 <w:rFonts w:ascii="TimeNewRoman" w:hAnsi="TimeNewRoman"/>
                 <w:sz w:val="30"/>
               </w:rPr>
-              <w:t>83×44=3652</w:t>
+              <w:t>88×37=3256</w:t>
             </w:r>
           </w:p>
         </w:tc>
@@ -291,7 +291,7 @@
                 <w:rFonts w:ascii="TimeNewRoman" w:hAnsi="TimeNewRoman"/>
                 <w:sz w:val="30"/>
               </w:rPr>
-              <w:t>73×62=4526</w:t>
+              <w:t>30×63=1890</w:t>
             </w:r>
           </w:p>
         </w:tc>
@@ -438,7 +438,7 @@
                 <w:rFonts w:ascii="TimeNewRoman" w:hAnsi="TimeNewRoman"/>
                 <w:sz w:val="30"/>
               </w:rPr>
-              <w:t>23×22=506</w:t>
+              <w:t>26×30=780</w:t>
             </w:r>
           </w:p>
         </w:tc>
@@ -455,7 +455,7 @@
                 <w:rFonts w:ascii="TimeNewRoman" w:hAnsi="TimeNewRoman"/>
                 <w:sz w:val="30"/>
               </w:rPr>
-              <w:t>95×88=8360</w:t>
+              <w:t>30×59=1770</w:t>
             </w:r>
           </w:p>
         </w:tc>
@@ -472,7 +472,7 @@
                 <w:rFonts w:ascii="TimeNewRoman" w:hAnsi="TimeNewRoman"/>
                 <w:sz w:val="30"/>
               </w:rPr>
-              <w:t>20×44=880</w:t>
+              <w:t>49×89=4361</w:t>
             </w:r>
           </w:p>
         </w:tc>
@@ -489,7 +489,7 @@
                 <w:rFonts w:ascii="TimeNewRoman" w:hAnsi="TimeNewRoman"/>
                 <w:sz w:val="30"/>
               </w:rPr>
-              <w:t>17×47=799</w:t>
+              <w:t>20×77=1540</w:t>
             </w:r>
           </w:p>
         </w:tc>
@@ -506,7 +506,7 @@
                 <w:rFonts w:ascii="TimeNewRoman" w:hAnsi="TimeNewRoman"/>
                 <w:sz w:val="30"/>
               </w:rPr>
-              <w:t>57×51=2907</w:t>
+              <w:t>19×17=323</w:t>
             </w:r>
           </w:p>
         </w:tc>
@@ -653,7 +653,7 @@
                 <w:rFonts w:ascii="TimeNewRoman" w:hAnsi="TimeNewRoman"/>
                 <w:sz w:val="30"/>
               </w:rPr>
-              <w:t>43×34=1462</w:t>
+              <w:t>55×97=5335</w:t>
             </w:r>
           </w:p>
         </w:tc>
@@ -670,7 +670,7 @@
                 <w:rFonts w:ascii="TimeNewRoman" w:hAnsi="TimeNewRoman"/>
                 <w:sz w:val="30"/>
               </w:rPr>
-              <w:t>97×39=3783</w:t>
+              <w:t>75×77=5775</w:t>
             </w:r>
           </w:p>
         </w:tc>
@@ -687,7 +687,7 @@
                 <w:rFonts w:ascii="TimeNewRoman" w:hAnsi="TimeNewRoman"/>
                 <w:sz w:val="30"/>
               </w:rPr>
-              <w:t>30×26=780</w:t>
+              <w:t>61×33=2013</w:t>
             </w:r>
           </w:p>
         </w:tc>
@@ -704,7 +704,7 @@
                 <w:rFonts w:ascii="TimeNewRoman" w:hAnsi="TimeNewRoman"/>
                 <w:sz w:val="30"/>
               </w:rPr>
-              <w:t>99×68=6732</w:t>
+              <w:t>31×94=2914</w:t>
             </w:r>
           </w:p>
         </w:tc>
@@ -721,7 +721,7 @@
                 <w:rFonts w:ascii="TimeNewRoman" w:hAnsi="TimeNewRoman"/>
                 <w:sz w:val="30"/>
               </w:rPr>
-              <w:t>76×29=2204</w:t>
+              <w:t>58×83=4814</w:t>
             </w:r>
           </w:p>
         </w:tc>
@@ -868,7 +868,7 @@
                 <w:rFonts w:ascii="TimeNewRoman" w:hAnsi="TimeNewRoman"/>
                 <w:sz w:val="30"/>
               </w:rPr>
-              <w:t>87×32=2784</w:t>
+              <w:t>73×51=3723</w:t>
             </w:r>
           </w:p>
         </w:tc>
@@ -885,7 +885,7 @@
                 <w:rFonts w:ascii="TimeNewRoman" w:hAnsi="TimeNewRoman"/>
                 <w:sz w:val="30"/>
               </w:rPr>
-              <w:t>51×64=3264</w:t>
+              <w:t>30×39=1170</w:t>
             </w:r>
           </w:p>
         </w:tc>
@@ -902,7 +902,7 @@
                 <w:rFonts w:ascii="TimeNewRoman" w:hAnsi="TimeNewRoman"/>
                 <w:sz w:val="30"/>
               </w:rPr>
-              <w:t>69×40=2760</w:t>
+              <w:t>16×34=544</w:t>
             </w:r>
           </w:p>
         </w:tc>
@@ -919,7 +919,7 @@
                 <w:rFonts w:ascii="TimeNewRoman" w:hAnsi="TimeNewRoman"/>
                 <w:sz w:val="30"/>
               </w:rPr>
-              <w:t>33×89=2937</w:t>
+              <w:t>64×80=5120</w:t>
             </w:r>
           </w:p>
         </w:tc>
@@ -936,7 +936,7 @@
                 <w:rFonts w:ascii="TimeNewRoman" w:hAnsi="TimeNewRoman"/>
                 <w:sz w:val="30"/>
               </w:rPr>
-              <w:t>79×21=1659</w:t>
+              <w:t>33×24=792</w:t>
             </w:r>
           </w:p>
         </w:tc>

--- a/answers-of-two-digit_number_multiplied_by_two-digit_number.docx
+++ b/answers-of-two-digit_number_multiplied_by_two-digit_number.docx
@@ -11,7 +11,7 @@
           <w:rFonts w:ascii="Arial" w:hAnsi="Arial"/>
           <w:sz w:val="30"/>
         </w:rPr>
-        <w:t>2026-10-24 Saturday</w:t>
+        <w:t>2026-10-25 Sunday</w:t>
       </w:r>
     </w:p>
     <w:tbl>
@@ -40,7 +40,7 @@
                 <w:rFonts w:ascii="TimeNewRoman" w:hAnsi="TimeNewRoman"/>
                 <w:sz w:val="30"/>
               </w:rPr>
-              <w:t>15×13=195</w:t>
+              <w:t>11×50=550</w:t>
             </w:r>
           </w:p>
         </w:tc>
@@ -57,7 +57,7 @@
                 <w:rFonts w:ascii="TimeNewRoman" w:hAnsi="TimeNewRoman"/>
                 <w:sz w:val="30"/>
               </w:rPr>
-              <w:t>24×42=1008</w:t>
+              <w:t>37×36=1332</w:t>
             </w:r>
           </w:p>
         </w:tc>
@@ -74,7 +74,7 @@
                 <w:rFonts w:ascii="TimeNewRoman" w:hAnsi="TimeNewRoman"/>
                 <w:sz w:val="30"/>
               </w:rPr>
-              <w:t>59×34=2006</w:t>
+              <w:t>44×12=528</w:t>
             </w:r>
           </w:p>
         </w:tc>
@@ -91,7 +91,7 @@
                 <w:rFonts w:ascii="TimeNewRoman" w:hAnsi="TimeNewRoman"/>
                 <w:sz w:val="30"/>
               </w:rPr>
-              <w:t>91×34=3094</w:t>
+              <w:t>83×13=1079</w:t>
             </w:r>
           </w:p>
         </w:tc>
@@ -108,7 +108,7 @@
                 <w:rFonts w:ascii="TimeNewRoman" w:hAnsi="TimeNewRoman"/>
                 <w:sz w:val="30"/>
               </w:rPr>
-              <w:t>73×33=2409</w:t>
+              <w:t>48×98=4704</w:t>
             </w:r>
           </w:p>
         </w:tc>
@@ -223,7 +223,7 @@
                 <w:rFonts w:ascii="TimeNewRoman" w:hAnsi="TimeNewRoman"/>
                 <w:sz w:val="30"/>
               </w:rPr>
-              <w:t>46×71=3266</w:t>
+              <w:t>90×20=1800</w:t>
             </w:r>
           </w:p>
         </w:tc>
@@ -240,7 +240,7 @@
                 <w:rFonts w:ascii="TimeNewRoman" w:hAnsi="TimeNewRoman"/>
                 <w:sz w:val="30"/>
               </w:rPr>
-              <w:t>95×59=5605</w:t>
+              <w:t>26×13=338</w:t>
             </w:r>
           </w:p>
         </w:tc>
@@ -257,7 +257,7 @@
                 <w:rFonts w:ascii="TimeNewRoman" w:hAnsi="TimeNewRoman"/>
                 <w:sz w:val="30"/>
               </w:rPr>
-              <w:t>73×78=5694</w:t>
+              <w:t>34×41=1394</w:t>
             </w:r>
           </w:p>
         </w:tc>
@@ -274,7 +274,7 @@
                 <w:rFonts w:ascii="TimeNewRoman" w:hAnsi="TimeNewRoman"/>
                 <w:sz w:val="30"/>
               </w:rPr>
-              <w:t>88×37=3256</w:t>
+              <w:t>83×87=7221</w:t>
             </w:r>
           </w:p>
         </w:tc>
@@ -291,7 +291,7 @@
                 <w:rFonts w:ascii="TimeNewRoman" w:hAnsi="TimeNewRoman"/>
                 <w:sz w:val="30"/>
               </w:rPr>
-              <w:t>30×63=1890</w:t>
+              <w:t>71×17=1207</w:t>
             </w:r>
           </w:p>
         </w:tc>
@@ -438,7 +438,7 @@
                 <w:rFonts w:ascii="TimeNewRoman" w:hAnsi="TimeNewRoman"/>
                 <w:sz w:val="30"/>
               </w:rPr>
-              <w:t>26×30=780</w:t>
+              <w:t>15×12=180</w:t>
             </w:r>
           </w:p>
         </w:tc>
@@ -455,7 +455,7 @@
                 <w:rFonts w:ascii="TimeNewRoman" w:hAnsi="TimeNewRoman"/>
                 <w:sz w:val="30"/>
               </w:rPr>
-              <w:t>30×59=1770</w:t>
+              <w:t>43×42=1806</w:t>
             </w:r>
           </w:p>
         </w:tc>
@@ -472,7 +472,7 @@
                 <w:rFonts w:ascii="TimeNewRoman" w:hAnsi="TimeNewRoman"/>
                 <w:sz w:val="30"/>
               </w:rPr>
-              <w:t>49×89=4361</w:t>
+              <w:t>87×65=5655</w:t>
             </w:r>
           </w:p>
         </w:tc>
@@ -489,7 +489,7 @@
                 <w:rFonts w:ascii="TimeNewRoman" w:hAnsi="TimeNewRoman"/>
                 <w:sz w:val="30"/>
               </w:rPr>
-              <w:t>20×77=1540</w:t>
+              <w:t>18×25=450</w:t>
             </w:r>
           </w:p>
         </w:tc>
@@ -506,7 +506,7 @@
                 <w:rFonts w:ascii="TimeNewRoman" w:hAnsi="TimeNewRoman"/>
                 <w:sz w:val="30"/>
               </w:rPr>
-              <w:t>19×17=323</w:t>
+              <w:t>74×95=7030</w:t>
             </w:r>
           </w:p>
         </w:tc>
@@ -653,7 +653,7 @@
                 <w:rFonts w:ascii="TimeNewRoman" w:hAnsi="TimeNewRoman"/>
                 <w:sz w:val="30"/>
               </w:rPr>
-              <w:t>55×97=5335</w:t>
+              <w:t>28×47=1316</w:t>
             </w:r>
           </w:p>
         </w:tc>
@@ -670,7 +670,7 @@
                 <w:rFonts w:ascii="TimeNewRoman" w:hAnsi="TimeNewRoman"/>
                 <w:sz w:val="30"/>
               </w:rPr>
-              <w:t>75×77=5775</w:t>
+              <w:t>38×99=3762</w:t>
             </w:r>
           </w:p>
         </w:tc>
@@ -687,7 +687,7 @@
                 <w:rFonts w:ascii="TimeNewRoman" w:hAnsi="TimeNewRoman"/>
                 <w:sz w:val="30"/>
               </w:rPr>
-              <w:t>61×33=2013</w:t>
+              <w:t>13×44=572</w:t>
             </w:r>
           </w:p>
         </w:tc>
@@ -704,7 +704,7 @@
                 <w:rFonts w:ascii="TimeNewRoman" w:hAnsi="TimeNewRoman"/>
                 <w:sz w:val="30"/>
               </w:rPr>
-              <w:t>31×94=2914</w:t>
+              <w:t>57×99=5643</w:t>
             </w:r>
           </w:p>
         </w:tc>
@@ -721,7 +721,7 @@
                 <w:rFonts w:ascii="TimeNewRoman" w:hAnsi="TimeNewRoman"/>
                 <w:sz w:val="30"/>
               </w:rPr>
-              <w:t>58×83=4814</w:t>
+              <w:t>60×21=1260</w:t>
             </w:r>
           </w:p>
         </w:tc>
@@ -868,7 +868,7 @@
                 <w:rFonts w:ascii="TimeNewRoman" w:hAnsi="TimeNewRoman"/>
                 <w:sz w:val="30"/>
               </w:rPr>
-              <w:t>73×51=3723</w:t>
+              <w:t>45×48=2160</w:t>
             </w:r>
           </w:p>
         </w:tc>
@@ -885,7 +885,7 @@
                 <w:rFonts w:ascii="TimeNewRoman" w:hAnsi="TimeNewRoman"/>
                 <w:sz w:val="30"/>
               </w:rPr>
-              <w:t>30×39=1170</w:t>
+              <w:t>49×12=588</w:t>
             </w:r>
           </w:p>
         </w:tc>
@@ -902,7 +902,7 @@
                 <w:rFonts w:ascii="TimeNewRoman" w:hAnsi="TimeNewRoman"/>
                 <w:sz w:val="30"/>
               </w:rPr>
-              <w:t>16×34=544</w:t>
+              <w:t>92×67=6164</w:t>
             </w:r>
           </w:p>
         </w:tc>
@@ -919,7 +919,7 @@
                 <w:rFonts w:ascii="TimeNewRoman" w:hAnsi="TimeNewRoman"/>
                 <w:sz w:val="30"/>
               </w:rPr>
-              <w:t>64×80=5120</w:t>
+              <w:t>76×66=5016</w:t>
             </w:r>
           </w:p>
         </w:tc>
@@ -936,7 +936,7 @@
                 <w:rFonts w:ascii="TimeNewRoman" w:hAnsi="TimeNewRoman"/>
                 <w:sz w:val="30"/>
               </w:rPr>
-              <w:t>33×24=792</w:t>
+              <w:t>41×92=3772</w:t>
             </w:r>
           </w:p>
         </w:tc>

--- a/answers-of-two-digit_number_multiplied_by_two-digit_number.docx
+++ b/answers-of-two-digit_number_multiplied_by_two-digit_number.docx
@@ -40,7 +40,7 @@
                 <w:rFonts w:ascii="TimeNewRoman" w:hAnsi="TimeNewRoman"/>
                 <w:sz w:val="30"/>
               </w:rPr>
-              <w:t>11×50=550</w:t>
+              <w:t>47×44=2068</w:t>
             </w:r>
           </w:p>
         </w:tc>
@@ -57,7 +57,7 @@
                 <w:rFonts w:ascii="TimeNewRoman" w:hAnsi="TimeNewRoman"/>
                 <w:sz w:val="30"/>
               </w:rPr>
-              <w:t>37×36=1332</w:t>
+              <w:t>71×64=4544</w:t>
             </w:r>
           </w:p>
         </w:tc>
@@ -74,7 +74,7 @@
                 <w:rFonts w:ascii="TimeNewRoman" w:hAnsi="TimeNewRoman"/>
                 <w:sz w:val="30"/>
               </w:rPr>
-              <w:t>44×12=528</w:t>
+              <w:t>52×89=4628</w:t>
             </w:r>
           </w:p>
         </w:tc>
@@ -91,7 +91,7 @@
                 <w:rFonts w:ascii="TimeNewRoman" w:hAnsi="TimeNewRoman"/>
                 <w:sz w:val="30"/>
               </w:rPr>
-              <w:t>83×13=1079</w:t>
+              <w:t>38×55=2090</w:t>
             </w:r>
           </w:p>
         </w:tc>
@@ -108,7 +108,7 @@
                 <w:rFonts w:ascii="TimeNewRoman" w:hAnsi="TimeNewRoman"/>
                 <w:sz w:val="30"/>
               </w:rPr>
-              <w:t>48×98=4704</w:t>
+              <w:t>85×28=2380</w:t>
             </w:r>
           </w:p>
         </w:tc>
@@ -223,7 +223,7 @@
                 <w:rFonts w:ascii="TimeNewRoman" w:hAnsi="TimeNewRoman"/>
                 <w:sz w:val="30"/>
               </w:rPr>
-              <w:t>90×20=1800</w:t>
+              <w:t>23×77=1771</w:t>
             </w:r>
           </w:p>
         </w:tc>
@@ -240,7 +240,7 @@
                 <w:rFonts w:ascii="TimeNewRoman" w:hAnsi="TimeNewRoman"/>
                 <w:sz w:val="30"/>
               </w:rPr>
-              <w:t>26×13=338</w:t>
+              <w:t>60×43=2580</w:t>
             </w:r>
           </w:p>
         </w:tc>
@@ -257,7 +257,7 @@
                 <w:rFonts w:ascii="TimeNewRoman" w:hAnsi="TimeNewRoman"/>
                 <w:sz w:val="30"/>
               </w:rPr>
-              <w:t>34×41=1394</w:t>
+              <w:t>14×58=812</w:t>
             </w:r>
           </w:p>
         </w:tc>
@@ -274,7 +274,7 @@
                 <w:rFonts w:ascii="TimeNewRoman" w:hAnsi="TimeNewRoman"/>
                 <w:sz w:val="30"/>
               </w:rPr>
-              <w:t>83×87=7221</w:t>
+              <w:t>69×39=2691</w:t>
             </w:r>
           </w:p>
         </w:tc>
@@ -291,7 +291,7 @@
                 <w:rFonts w:ascii="TimeNewRoman" w:hAnsi="TimeNewRoman"/>
                 <w:sz w:val="30"/>
               </w:rPr>
-              <w:t>71×17=1207</w:t>
+              <w:t>11×80=880</w:t>
             </w:r>
           </w:p>
         </w:tc>
@@ -438,7 +438,7 @@
                 <w:rFonts w:ascii="TimeNewRoman" w:hAnsi="TimeNewRoman"/>
                 <w:sz w:val="30"/>
               </w:rPr>
-              <w:t>15×12=180</w:t>
+              <w:t>32×30=960</w:t>
             </w:r>
           </w:p>
         </w:tc>
@@ -455,7 +455,7 @@
                 <w:rFonts w:ascii="TimeNewRoman" w:hAnsi="TimeNewRoman"/>
                 <w:sz w:val="30"/>
               </w:rPr>
-              <w:t>43×42=1806</w:t>
+              <w:t>62×56=3472</w:t>
             </w:r>
           </w:p>
         </w:tc>
@@ -472,7 +472,7 @@
                 <w:rFonts w:ascii="TimeNewRoman" w:hAnsi="TimeNewRoman"/>
                 <w:sz w:val="30"/>
               </w:rPr>
-              <w:t>87×65=5655</w:t>
+              <w:t>28×88=2464</w:t>
             </w:r>
           </w:p>
         </w:tc>
@@ -489,7 +489,7 @@
                 <w:rFonts w:ascii="TimeNewRoman" w:hAnsi="TimeNewRoman"/>
                 <w:sz w:val="30"/>
               </w:rPr>
-              <w:t>18×25=450</w:t>
+              <w:t>24×34=816</w:t>
             </w:r>
           </w:p>
         </w:tc>
@@ -506,7 +506,7 @@
                 <w:rFonts w:ascii="TimeNewRoman" w:hAnsi="TimeNewRoman"/>
                 <w:sz w:val="30"/>
               </w:rPr>
-              <w:t>74×95=7030</w:t>
+              <w:t>69×18=1242</w:t>
             </w:r>
           </w:p>
         </w:tc>
@@ -653,7 +653,7 @@
                 <w:rFonts w:ascii="TimeNewRoman" w:hAnsi="TimeNewRoman"/>
                 <w:sz w:val="30"/>
               </w:rPr>
-              <w:t>28×47=1316</w:t>
+              <w:t>16×25=400</w:t>
             </w:r>
           </w:p>
         </w:tc>
@@ -670,7 +670,7 @@
                 <w:rFonts w:ascii="TimeNewRoman" w:hAnsi="TimeNewRoman"/>
                 <w:sz w:val="30"/>
               </w:rPr>
-              <w:t>38×99=3762</w:t>
+              <w:t>83×68=5644</w:t>
             </w:r>
           </w:p>
         </w:tc>
@@ -687,7 +687,7 @@
                 <w:rFonts w:ascii="TimeNewRoman" w:hAnsi="TimeNewRoman"/>
                 <w:sz w:val="30"/>
               </w:rPr>
-              <w:t>13×44=572</w:t>
+              <w:t>82×46=3772</w:t>
             </w:r>
           </w:p>
         </w:tc>
@@ -704,7 +704,7 @@
                 <w:rFonts w:ascii="TimeNewRoman" w:hAnsi="TimeNewRoman"/>
                 <w:sz w:val="30"/>
               </w:rPr>
-              <w:t>57×99=5643</w:t>
+              <w:t>20×69=1380</w:t>
             </w:r>
           </w:p>
         </w:tc>
@@ -721,7 +721,7 @@
                 <w:rFonts w:ascii="TimeNewRoman" w:hAnsi="TimeNewRoman"/>
                 <w:sz w:val="30"/>
               </w:rPr>
-              <w:t>60×21=1260</w:t>
+              <w:t>22×18=396</w:t>
             </w:r>
           </w:p>
         </w:tc>
@@ -868,7 +868,7 @@
                 <w:rFonts w:ascii="TimeNewRoman" w:hAnsi="TimeNewRoman"/>
                 <w:sz w:val="30"/>
               </w:rPr>
-              <w:t>45×48=2160</w:t>
+              <w:t>76×98=7448</w:t>
             </w:r>
           </w:p>
         </w:tc>
@@ -885,7 +885,7 @@
                 <w:rFonts w:ascii="TimeNewRoman" w:hAnsi="TimeNewRoman"/>
                 <w:sz w:val="30"/>
               </w:rPr>
-              <w:t>49×12=588</w:t>
+              <w:t>34×51=1734</w:t>
             </w:r>
           </w:p>
         </w:tc>
@@ -902,7 +902,7 @@
                 <w:rFonts w:ascii="TimeNewRoman" w:hAnsi="TimeNewRoman"/>
                 <w:sz w:val="30"/>
               </w:rPr>
-              <w:t>92×67=6164</w:t>
+              <w:t>61×99=6039</w:t>
             </w:r>
           </w:p>
         </w:tc>
@@ -919,7 +919,7 @@
                 <w:rFonts w:ascii="TimeNewRoman" w:hAnsi="TimeNewRoman"/>
                 <w:sz w:val="30"/>
               </w:rPr>
-              <w:t>76×66=5016</w:t>
+              <w:t>83×20=1660</w:t>
             </w:r>
           </w:p>
         </w:tc>
@@ -936,7 +936,7 @@
                 <w:rFonts w:ascii="TimeNewRoman" w:hAnsi="TimeNewRoman"/>
                 <w:sz w:val="30"/>
               </w:rPr>
-              <w:t>41×92=3772</w:t>
+              <w:t>30×63=1890</w:t>
             </w:r>
           </w:p>
         </w:tc>

--- a/answers-of-two-digit_number_multiplied_by_two-digit_number.docx
+++ b/answers-of-two-digit_number_multiplied_by_two-digit_number.docx
@@ -11,7 +11,7 @@
           <w:rFonts w:ascii="Arial" w:hAnsi="Arial"/>
           <w:sz w:val="30"/>
         </w:rPr>
-        <w:t>2026-10-25 Sunday</w:t>
+        <w:t>2026-10-26 Monday</w:t>
       </w:r>
     </w:p>
     <w:tbl>
@@ -40,7 +40,7 @@
                 <w:rFonts w:ascii="TimeNewRoman" w:hAnsi="TimeNewRoman"/>
                 <w:sz w:val="30"/>
               </w:rPr>
-              <w:t>47×44=2068</w:t>
+              <w:t>87×64=5568</w:t>
             </w:r>
           </w:p>
         </w:tc>
@@ -57,7 +57,7 @@
                 <w:rFonts w:ascii="TimeNewRoman" w:hAnsi="TimeNewRoman"/>
                 <w:sz w:val="30"/>
               </w:rPr>
-              <w:t>71×64=4544</w:t>
+              <w:t>64×97=6208</w:t>
             </w:r>
           </w:p>
         </w:tc>
@@ -74,7 +74,7 @@
                 <w:rFonts w:ascii="TimeNewRoman" w:hAnsi="TimeNewRoman"/>
                 <w:sz w:val="30"/>
               </w:rPr>
-              <w:t>52×89=4628</w:t>
+              <w:t>60×40=2400</w:t>
             </w:r>
           </w:p>
         </w:tc>
@@ -91,7 +91,7 @@
                 <w:rFonts w:ascii="TimeNewRoman" w:hAnsi="TimeNewRoman"/>
                 <w:sz w:val="30"/>
               </w:rPr>
-              <w:t>38×55=2090</w:t>
+              <w:t>15×72=1080</w:t>
             </w:r>
           </w:p>
         </w:tc>
@@ -108,7 +108,7 @@
                 <w:rFonts w:ascii="TimeNewRoman" w:hAnsi="TimeNewRoman"/>
                 <w:sz w:val="30"/>
               </w:rPr>
-              <w:t>85×28=2380</w:t>
+              <w:t>11×90=990</w:t>
             </w:r>
           </w:p>
         </w:tc>
@@ -223,7 +223,7 @@
                 <w:rFonts w:ascii="TimeNewRoman" w:hAnsi="TimeNewRoman"/>
                 <w:sz w:val="30"/>
               </w:rPr>
-              <w:t>23×77=1771</w:t>
+              <w:t>64×45=2880</w:t>
             </w:r>
           </w:p>
         </w:tc>
@@ -240,7 +240,7 @@
                 <w:rFonts w:ascii="TimeNewRoman" w:hAnsi="TimeNewRoman"/>
                 <w:sz w:val="30"/>
               </w:rPr>
-              <w:t>60×43=2580</w:t>
+              <w:t>71×84=5964</w:t>
             </w:r>
           </w:p>
         </w:tc>
@@ -257,7 +257,7 @@
                 <w:rFonts w:ascii="TimeNewRoman" w:hAnsi="TimeNewRoman"/>
                 <w:sz w:val="30"/>
               </w:rPr>
-              <w:t>14×58=812</w:t>
+              <w:t>96×83=7968</w:t>
             </w:r>
           </w:p>
         </w:tc>
@@ -274,7 +274,7 @@
                 <w:rFonts w:ascii="TimeNewRoman" w:hAnsi="TimeNewRoman"/>
                 <w:sz w:val="30"/>
               </w:rPr>
-              <w:t>69×39=2691</w:t>
+              <w:t>41×78=3198</w:t>
             </w:r>
           </w:p>
         </w:tc>
@@ -291,7 +291,7 @@
                 <w:rFonts w:ascii="TimeNewRoman" w:hAnsi="TimeNewRoman"/>
                 <w:sz w:val="30"/>
               </w:rPr>
-              <w:t>11×80=880</w:t>
+              <w:t>28×68=1904</w:t>
             </w:r>
           </w:p>
         </w:tc>
@@ -438,7 +438,7 @@
                 <w:rFonts w:ascii="TimeNewRoman" w:hAnsi="TimeNewRoman"/>
                 <w:sz w:val="30"/>
               </w:rPr>
-              <w:t>32×30=960</w:t>
+              <w:t>21×41=861</w:t>
             </w:r>
           </w:p>
         </w:tc>
@@ -455,7 +455,7 @@
                 <w:rFonts w:ascii="TimeNewRoman" w:hAnsi="TimeNewRoman"/>
                 <w:sz w:val="30"/>
               </w:rPr>
-              <w:t>62×56=3472</w:t>
+              <w:t>26×12=312</w:t>
             </w:r>
           </w:p>
         </w:tc>
@@ -472,7 +472,7 @@
                 <w:rFonts w:ascii="TimeNewRoman" w:hAnsi="TimeNewRoman"/>
                 <w:sz w:val="30"/>
               </w:rPr>
-              <w:t>28×88=2464</w:t>
+              <w:t>59×39=2301</w:t>
             </w:r>
           </w:p>
         </w:tc>
@@ -489,7 +489,7 @@
                 <w:rFonts w:ascii="TimeNewRoman" w:hAnsi="TimeNewRoman"/>
                 <w:sz w:val="30"/>
               </w:rPr>
-              <w:t>24×34=816</w:t>
+              <w:t>82×84=6888</w:t>
             </w:r>
           </w:p>
         </w:tc>
@@ -506,7 +506,7 @@
                 <w:rFonts w:ascii="TimeNewRoman" w:hAnsi="TimeNewRoman"/>
                 <w:sz w:val="30"/>
               </w:rPr>
-              <w:t>69×18=1242</w:t>
+              <w:t>74×58=4292</w:t>
             </w:r>
           </w:p>
         </w:tc>
@@ -653,7 +653,7 @@
                 <w:rFonts w:ascii="TimeNewRoman" w:hAnsi="TimeNewRoman"/>
                 <w:sz w:val="30"/>
               </w:rPr>
-              <w:t>16×25=400</w:t>
+              <w:t>55×58=3190</w:t>
             </w:r>
           </w:p>
         </w:tc>
@@ -670,7 +670,7 @@
                 <w:rFonts w:ascii="TimeNewRoman" w:hAnsi="TimeNewRoman"/>
                 <w:sz w:val="30"/>
               </w:rPr>
-              <w:t>83×68=5644</w:t>
+              <w:t>69×25=1725</w:t>
             </w:r>
           </w:p>
         </w:tc>
@@ -687,7 +687,7 @@
                 <w:rFonts w:ascii="TimeNewRoman" w:hAnsi="TimeNewRoman"/>
                 <w:sz w:val="30"/>
               </w:rPr>
-              <w:t>82×46=3772</w:t>
+              <w:t>98×58=5684</w:t>
             </w:r>
           </w:p>
         </w:tc>
@@ -704,7 +704,7 @@
                 <w:rFonts w:ascii="TimeNewRoman" w:hAnsi="TimeNewRoman"/>
                 <w:sz w:val="30"/>
               </w:rPr>
-              <w:t>20×69=1380</w:t>
+              <w:t>51×20=1020</w:t>
             </w:r>
           </w:p>
         </w:tc>
@@ -721,7 +721,7 @@
                 <w:rFonts w:ascii="TimeNewRoman" w:hAnsi="TimeNewRoman"/>
                 <w:sz w:val="30"/>
               </w:rPr>
-              <w:t>22×18=396</w:t>
+              <w:t>94×86=8084</w:t>
             </w:r>
           </w:p>
         </w:tc>
@@ -868,7 +868,7 @@
                 <w:rFonts w:ascii="TimeNewRoman" w:hAnsi="TimeNewRoman"/>
                 <w:sz w:val="30"/>
               </w:rPr>
-              <w:t>76×98=7448</w:t>
+              <w:t>21×31=651</w:t>
             </w:r>
           </w:p>
         </w:tc>
@@ -885,7 +885,7 @@
                 <w:rFonts w:ascii="TimeNewRoman" w:hAnsi="TimeNewRoman"/>
                 <w:sz w:val="30"/>
               </w:rPr>
-              <w:t>34×51=1734</w:t>
+              <w:t>62×71=4402</w:t>
             </w:r>
           </w:p>
         </w:tc>
@@ -902,7 +902,7 @@
                 <w:rFonts w:ascii="TimeNewRoman" w:hAnsi="TimeNewRoman"/>
                 <w:sz w:val="30"/>
               </w:rPr>
-              <w:t>61×99=6039</w:t>
+              <w:t>93×24=2232</w:t>
             </w:r>
           </w:p>
         </w:tc>
@@ -919,7 +919,7 @@
                 <w:rFonts w:ascii="TimeNewRoman" w:hAnsi="TimeNewRoman"/>
                 <w:sz w:val="30"/>
               </w:rPr>
-              <w:t>83×20=1660</w:t>
+              <w:t>30×92=2760</w:t>
             </w:r>
           </w:p>
         </w:tc>
@@ -936,7 +936,7 @@
                 <w:rFonts w:ascii="TimeNewRoman" w:hAnsi="TimeNewRoman"/>
                 <w:sz w:val="30"/>
               </w:rPr>
-              <w:t>30×63=1890</w:t>
+              <w:t>41×52=2132</w:t>
             </w:r>
           </w:p>
         </w:tc>

--- a/answers-of-two-digit_number_multiplied_by_two-digit_number.docx
+++ b/answers-of-two-digit_number_multiplied_by_two-digit_number.docx
@@ -40,7 +40,7 @@
                 <w:rFonts w:ascii="TimeNewRoman" w:hAnsi="TimeNewRoman"/>
                 <w:sz w:val="30"/>
               </w:rPr>
-              <w:t>87×64=5568</w:t>
+              <w:t>88×65=5720</w:t>
             </w:r>
           </w:p>
         </w:tc>
@@ -57,7 +57,7 @@
                 <w:rFonts w:ascii="TimeNewRoman" w:hAnsi="TimeNewRoman"/>
                 <w:sz w:val="30"/>
               </w:rPr>
-              <w:t>64×97=6208</w:t>
+              <w:t>59×47=2773</w:t>
             </w:r>
           </w:p>
         </w:tc>
@@ -74,7 +74,7 @@
                 <w:rFonts w:ascii="TimeNewRoman" w:hAnsi="TimeNewRoman"/>
                 <w:sz w:val="30"/>
               </w:rPr>
-              <w:t>60×40=2400</w:t>
+              <w:t>50×76=3800</w:t>
             </w:r>
           </w:p>
         </w:tc>
@@ -91,7 +91,7 @@
                 <w:rFonts w:ascii="TimeNewRoman" w:hAnsi="TimeNewRoman"/>
                 <w:sz w:val="30"/>
               </w:rPr>
-              <w:t>15×72=1080</w:t>
+              <w:t>68×62=4216</w:t>
             </w:r>
           </w:p>
         </w:tc>
@@ -108,7 +108,7 @@
                 <w:rFonts w:ascii="TimeNewRoman" w:hAnsi="TimeNewRoman"/>
                 <w:sz w:val="30"/>
               </w:rPr>
-              <w:t>11×90=990</w:t>
+              <w:t>65×97=6305</w:t>
             </w:r>
           </w:p>
         </w:tc>
@@ -223,7 +223,7 @@
                 <w:rFonts w:ascii="TimeNewRoman" w:hAnsi="TimeNewRoman"/>
                 <w:sz w:val="30"/>
               </w:rPr>
-              <w:t>64×45=2880</w:t>
+              <w:t>73×68=4964</w:t>
             </w:r>
           </w:p>
         </w:tc>
@@ -240,7 +240,7 @@
                 <w:rFonts w:ascii="TimeNewRoman" w:hAnsi="TimeNewRoman"/>
                 <w:sz w:val="30"/>
               </w:rPr>
-              <w:t>71×84=5964</w:t>
+              <w:t>15×86=1290</w:t>
             </w:r>
           </w:p>
         </w:tc>
@@ -257,7 +257,7 @@
                 <w:rFonts w:ascii="TimeNewRoman" w:hAnsi="TimeNewRoman"/>
                 <w:sz w:val="30"/>
               </w:rPr>
-              <w:t>96×83=7968</w:t>
+              <w:t>71×30=2130</w:t>
             </w:r>
           </w:p>
         </w:tc>
@@ -274,7 +274,7 @@
                 <w:rFonts w:ascii="TimeNewRoman" w:hAnsi="TimeNewRoman"/>
                 <w:sz w:val="30"/>
               </w:rPr>
-              <w:t>41×78=3198</w:t>
+              <w:t>89×71=6319</w:t>
             </w:r>
           </w:p>
         </w:tc>
@@ -291,7 +291,7 @@
                 <w:rFonts w:ascii="TimeNewRoman" w:hAnsi="TimeNewRoman"/>
                 <w:sz w:val="30"/>
               </w:rPr>
-              <w:t>28×68=1904</w:t>
+              <w:t>29×14=406</w:t>
             </w:r>
           </w:p>
         </w:tc>
@@ -438,7 +438,7 @@
                 <w:rFonts w:ascii="TimeNewRoman" w:hAnsi="TimeNewRoman"/>
                 <w:sz w:val="30"/>
               </w:rPr>
-              <w:t>21×41=861</w:t>
+              <w:t>59×29=1711</w:t>
             </w:r>
           </w:p>
         </w:tc>
@@ -455,7 +455,7 @@
                 <w:rFonts w:ascii="TimeNewRoman" w:hAnsi="TimeNewRoman"/>
                 <w:sz w:val="30"/>
               </w:rPr>
-              <w:t>26×12=312</w:t>
+              <w:t>50×14=700</w:t>
             </w:r>
           </w:p>
         </w:tc>
@@ -472,7 +472,7 @@
                 <w:rFonts w:ascii="TimeNewRoman" w:hAnsi="TimeNewRoman"/>
                 <w:sz w:val="30"/>
               </w:rPr>
-              <w:t>59×39=2301</w:t>
+              <w:t>37×96=3552</w:t>
             </w:r>
           </w:p>
         </w:tc>
@@ -489,7 +489,7 @@
                 <w:rFonts w:ascii="TimeNewRoman" w:hAnsi="TimeNewRoman"/>
                 <w:sz w:val="30"/>
               </w:rPr>
-              <w:t>82×84=6888</w:t>
+              <w:t>58×46=2668</w:t>
             </w:r>
           </w:p>
         </w:tc>
@@ -506,7 +506,7 @@
                 <w:rFonts w:ascii="TimeNewRoman" w:hAnsi="TimeNewRoman"/>
                 <w:sz w:val="30"/>
               </w:rPr>
-              <w:t>74×58=4292</w:t>
+              <w:t>13×46=598</w:t>
             </w:r>
           </w:p>
         </w:tc>
@@ -653,7 +653,7 @@
                 <w:rFonts w:ascii="TimeNewRoman" w:hAnsi="TimeNewRoman"/>
                 <w:sz w:val="30"/>
               </w:rPr>
-              <w:t>55×58=3190</w:t>
+              <w:t>84×42=3528</w:t>
             </w:r>
           </w:p>
         </w:tc>
@@ -670,7 +670,7 @@
                 <w:rFonts w:ascii="TimeNewRoman" w:hAnsi="TimeNewRoman"/>
                 <w:sz w:val="30"/>
               </w:rPr>
-              <w:t>69×25=1725</w:t>
+              <w:t>79×24=1896</w:t>
             </w:r>
           </w:p>
         </w:tc>
@@ -687,7 +687,7 @@
                 <w:rFonts w:ascii="TimeNewRoman" w:hAnsi="TimeNewRoman"/>
                 <w:sz w:val="30"/>
               </w:rPr>
-              <w:t>98×58=5684</w:t>
+              <w:t>81×34=2754</w:t>
             </w:r>
           </w:p>
         </w:tc>
@@ -704,7 +704,7 @@
                 <w:rFonts w:ascii="TimeNewRoman" w:hAnsi="TimeNewRoman"/>
                 <w:sz w:val="30"/>
               </w:rPr>
-              <w:t>51×20=1020</w:t>
+              <w:t>59×16=944</w:t>
             </w:r>
           </w:p>
         </w:tc>
@@ -721,7 +721,7 @@
                 <w:rFonts w:ascii="TimeNewRoman" w:hAnsi="TimeNewRoman"/>
                 <w:sz w:val="30"/>
               </w:rPr>
-              <w:t>94×86=8084</w:t>
+              <w:t>96×47=4512</w:t>
             </w:r>
           </w:p>
         </w:tc>
@@ -868,7 +868,7 @@
                 <w:rFonts w:ascii="TimeNewRoman" w:hAnsi="TimeNewRoman"/>
                 <w:sz w:val="30"/>
               </w:rPr>
-              <w:t>21×31=651</w:t>
+              <w:t>69×52=3588</w:t>
             </w:r>
           </w:p>
         </w:tc>
@@ -885,7 +885,7 @@
                 <w:rFonts w:ascii="TimeNewRoman" w:hAnsi="TimeNewRoman"/>
                 <w:sz w:val="30"/>
               </w:rPr>
-              <w:t>62×71=4402</w:t>
+              <w:t>29×43=1247</w:t>
             </w:r>
           </w:p>
         </w:tc>
@@ -902,7 +902,7 @@
                 <w:rFonts w:ascii="TimeNewRoman" w:hAnsi="TimeNewRoman"/>
                 <w:sz w:val="30"/>
               </w:rPr>
-              <w:t>93×24=2232</w:t>
+              <w:t>62×55=3410</w:t>
             </w:r>
           </w:p>
         </w:tc>
@@ -919,7 +919,7 @@
                 <w:rFonts w:ascii="TimeNewRoman" w:hAnsi="TimeNewRoman"/>
                 <w:sz w:val="30"/>
               </w:rPr>
-              <w:t>30×92=2760</w:t>
+              <w:t>22×48=1056</w:t>
             </w:r>
           </w:p>
         </w:tc>
@@ -936,7 +936,7 @@
                 <w:rFonts w:ascii="TimeNewRoman" w:hAnsi="TimeNewRoman"/>
                 <w:sz w:val="30"/>
               </w:rPr>
-              <w:t>41×52=2132</w:t>
+              <w:t>22×52=1144</w:t>
             </w:r>
           </w:p>
         </w:tc>

--- a/answers-of-two-digit_number_multiplied_by_two-digit_number.docx
+++ b/answers-of-two-digit_number_multiplied_by_two-digit_number.docx
@@ -11,7 +11,7 @@
           <w:rFonts w:ascii="Arial" w:hAnsi="Arial"/>
           <w:sz w:val="30"/>
         </w:rPr>
-        <w:t>2026-10-26 Monday</w:t>
+        <w:t>2026-10-27 Tuesday</w:t>
       </w:r>
     </w:p>
     <w:tbl>
@@ -40,7 +40,7 @@
                 <w:rFonts w:ascii="TimeNewRoman" w:hAnsi="TimeNewRoman"/>
                 <w:sz w:val="30"/>
               </w:rPr>
-              <w:t>88×65=5720</w:t>
+              <w:t>53×99=5247</w:t>
             </w:r>
           </w:p>
         </w:tc>
@@ -57,7 +57,7 @@
                 <w:rFonts w:ascii="TimeNewRoman" w:hAnsi="TimeNewRoman"/>
                 <w:sz w:val="30"/>
               </w:rPr>
-              <w:t>59×47=2773</w:t>
+              <w:t>83×66=5478</w:t>
             </w:r>
           </w:p>
         </w:tc>
@@ -74,7 +74,7 @@
                 <w:rFonts w:ascii="TimeNewRoman" w:hAnsi="TimeNewRoman"/>
                 <w:sz w:val="30"/>
               </w:rPr>
-              <w:t>50×76=3800</w:t>
+              <w:t>16×68=1088</w:t>
             </w:r>
           </w:p>
         </w:tc>
@@ -91,7 +91,7 @@
                 <w:rFonts w:ascii="TimeNewRoman" w:hAnsi="TimeNewRoman"/>
                 <w:sz w:val="30"/>
               </w:rPr>
-              <w:t>68×62=4216</w:t>
+              <w:t>94×24=2256</w:t>
             </w:r>
           </w:p>
         </w:tc>
@@ -108,7 +108,7 @@
                 <w:rFonts w:ascii="TimeNewRoman" w:hAnsi="TimeNewRoman"/>
                 <w:sz w:val="30"/>
               </w:rPr>
-              <w:t>65×97=6305</w:t>
+              <w:t>71×25=1775</w:t>
             </w:r>
           </w:p>
         </w:tc>
@@ -223,7 +223,7 @@
                 <w:rFonts w:ascii="TimeNewRoman" w:hAnsi="TimeNewRoman"/>
                 <w:sz w:val="30"/>
               </w:rPr>
-              <w:t>73×68=4964</w:t>
+              <w:t>87×11=957</w:t>
             </w:r>
           </w:p>
         </w:tc>
@@ -240,7 +240,7 @@
                 <w:rFonts w:ascii="TimeNewRoman" w:hAnsi="TimeNewRoman"/>
                 <w:sz w:val="30"/>
               </w:rPr>
-              <w:t>15×86=1290</w:t>
+              <w:t>12×23=276</w:t>
             </w:r>
           </w:p>
         </w:tc>
@@ -257,7 +257,7 @@
                 <w:rFonts w:ascii="TimeNewRoman" w:hAnsi="TimeNewRoman"/>
                 <w:sz w:val="30"/>
               </w:rPr>
-              <w:t>71×30=2130</w:t>
+              <w:t>19×28=532</w:t>
             </w:r>
           </w:p>
         </w:tc>
@@ -274,7 +274,7 @@
                 <w:rFonts w:ascii="TimeNewRoman" w:hAnsi="TimeNewRoman"/>
                 <w:sz w:val="30"/>
               </w:rPr>
-              <w:t>89×71=6319</w:t>
+              <w:t>11×45=495</w:t>
             </w:r>
           </w:p>
         </w:tc>
@@ -291,7 +291,7 @@
                 <w:rFonts w:ascii="TimeNewRoman" w:hAnsi="TimeNewRoman"/>
                 <w:sz w:val="30"/>
               </w:rPr>
-              <w:t>29×14=406</w:t>
+              <w:t>70×32=2240</w:t>
             </w:r>
           </w:p>
         </w:tc>
@@ -438,7 +438,7 @@
                 <w:rFonts w:ascii="TimeNewRoman" w:hAnsi="TimeNewRoman"/>
                 <w:sz w:val="30"/>
               </w:rPr>
-              <w:t>59×29=1711</w:t>
+              <w:t>98×67=6566</w:t>
             </w:r>
           </w:p>
         </w:tc>
@@ -455,7 +455,7 @@
                 <w:rFonts w:ascii="TimeNewRoman" w:hAnsi="TimeNewRoman"/>
                 <w:sz w:val="30"/>
               </w:rPr>
-              <w:t>50×14=700</w:t>
+              <w:t>27×67=1809</w:t>
             </w:r>
           </w:p>
         </w:tc>
@@ -472,7 +472,7 @@
                 <w:rFonts w:ascii="TimeNewRoman" w:hAnsi="TimeNewRoman"/>
                 <w:sz w:val="30"/>
               </w:rPr>
-              <w:t>37×96=3552</w:t>
+              <w:t>63×37=2331</w:t>
             </w:r>
           </w:p>
         </w:tc>
@@ -489,7 +489,7 @@
                 <w:rFonts w:ascii="TimeNewRoman" w:hAnsi="TimeNewRoman"/>
                 <w:sz w:val="30"/>
               </w:rPr>
-              <w:t>58×46=2668</w:t>
+              <w:t>86×70=6020</w:t>
             </w:r>
           </w:p>
         </w:tc>
@@ -506,7 +506,7 @@
                 <w:rFonts w:ascii="TimeNewRoman" w:hAnsi="TimeNewRoman"/>
                 <w:sz w:val="30"/>
               </w:rPr>
-              <w:t>13×46=598</w:t>
+              <w:t>38×98=3724</w:t>
             </w:r>
           </w:p>
         </w:tc>
@@ -653,7 +653,7 @@
                 <w:rFonts w:ascii="TimeNewRoman" w:hAnsi="TimeNewRoman"/>
                 <w:sz w:val="30"/>
               </w:rPr>
-              <w:t>84×42=3528</w:t>
+              <w:t>14×71=994</w:t>
             </w:r>
           </w:p>
         </w:tc>
@@ -670,7 +670,7 @@
                 <w:rFonts w:ascii="TimeNewRoman" w:hAnsi="TimeNewRoman"/>
                 <w:sz w:val="30"/>
               </w:rPr>
-              <w:t>79×24=1896</w:t>
+              <w:t>76×22=1672</w:t>
             </w:r>
           </w:p>
         </w:tc>
@@ -687,7 +687,7 @@
                 <w:rFonts w:ascii="TimeNewRoman" w:hAnsi="TimeNewRoman"/>
                 <w:sz w:val="30"/>
               </w:rPr>
-              <w:t>81×34=2754</w:t>
+              <w:t>38×81=3078</w:t>
             </w:r>
           </w:p>
         </w:tc>
@@ -704,7 +704,7 @@
                 <w:rFonts w:ascii="TimeNewRoman" w:hAnsi="TimeNewRoman"/>
                 <w:sz w:val="30"/>
               </w:rPr>
-              <w:t>59×16=944</w:t>
+              <w:t>80×20=1600</w:t>
             </w:r>
           </w:p>
         </w:tc>
@@ -721,7 +721,7 @@
                 <w:rFonts w:ascii="TimeNewRoman" w:hAnsi="TimeNewRoman"/>
                 <w:sz w:val="30"/>
               </w:rPr>
-              <w:t>96×47=4512</w:t>
+              <w:t>14×63=882</w:t>
             </w:r>
           </w:p>
         </w:tc>
@@ -868,7 +868,7 @@
                 <w:rFonts w:ascii="TimeNewRoman" w:hAnsi="TimeNewRoman"/>
                 <w:sz w:val="30"/>
               </w:rPr>
-              <w:t>69×52=3588</w:t>
+              <w:t>99×19=1881</w:t>
             </w:r>
           </w:p>
         </w:tc>
@@ -885,7 +885,7 @@
                 <w:rFonts w:ascii="TimeNewRoman" w:hAnsi="TimeNewRoman"/>
                 <w:sz w:val="30"/>
               </w:rPr>
-              <w:t>29×43=1247</w:t>
+              <w:t>45×13=585</w:t>
             </w:r>
           </w:p>
         </w:tc>
@@ -902,7 +902,7 @@
                 <w:rFonts w:ascii="TimeNewRoman" w:hAnsi="TimeNewRoman"/>
                 <w:sz w:val="30"/>
               </w:rPr>
-              <w:t>62×55=3410</w:t>
+              <w:t>89×64=5696</w:t>
             </w:r>
           </w:p>
         </w:tc>
@@ -919,7 +919,7 @@
                 <w:rFonts w:ascii="TimeNewRoman" w:hAnsi="TimeNewRoman"/>
                 <w:sz w:val="30"/>
               </w:rPr>
-              <w:t>22×48=1056</w:t>
+              <w:t>35×58=2030</w:t>
             </w:r>
           </w:p>
         </w:tc>
@@ -936,7 +936,7 @@
                 <w:rFonts w:ascii="TimeNewRoman" w:hAnsi="TimeNewRoman"/>
                 <w:sz w:val="30"/>
               </w:rPr>
-              <w:t>22×52=1144</w:t>
+              <w:t>79×70=5530</w:t>
             </w:r>
           </w:p>
         </w:tc>

--- a/answers-of-two-digit_number_multiplied_by_two-digit_number.docx
+++ b/answers-of-two-digit_number_multiplied_by_two-digit_number.docx
@@ -40,7 +40,7 @@
                 <w:rFonts w:ascii="TimeNewRoman" w:hAnsi="TimeNewRoman"/>
                 <w:sz w:val="30"/>
               </w:rPr>
-              <w:t>53×99=5247</w:t>
+              <w:t>19×75=1425</w:t>
             </w:r>
           </w:p>
         </w:tc>
@@ -57,7 +57,7 @@
                 <w:rFonts w:ascii="TimeNewRoman" w:hAnsi="TimeNewRoman"/>
                 <w:sz w:val="30"/>
               </w:rPr>
-              <w:t>83×66=5478</w:t>
+              <w:t>63×61=3843</w:t>
             </w:r>
           </w:p>
         </w:tc>
@@ -74,7 +74,7 @@
                 <w:rFonts w:ascii="TimeNewRoman" w:hAnsi="TimeNewRoman"/>
                 <w:sz w:val="30"/>
               </w:rPr>
-              <w:t>16×68=1088</w:t>
+              <w:t>54×37=1998</w:t>
             </w:r>
           </w:p>
         </w:tc>
@@ -91,7 +91,7 @@
                 <w:rFonts w:ascii="TimeNewRoman" w:hAnsi="TimeNewRoman"/>
                 <w:sz w:val="30"/>
               </w:rPr>
-              <w:t>94×24=2256</w:t>
+              <w:t>34×73=2482</w:t>
             </w:r>
           </w:p>
         </w:tc>
@@ -108,7 +108,7 @@
                 <w:rFonts w:ascii="TimeNewRoman" w:hAnsi="TimeNewRoman"/>
                 <w:sz w:val="30"/>
               </w:rPr>
-              <w:t>71×25=1775</w:t>
+              <w:t>70×21=1470</w:t>
             </w:r>
           </w:p>
         </w:tc>
@@ -223,7 +223,7 @@
                 <w:rFonts w:ascii="TimeNewRoman" w:hAnsi="TimeNewRoman"/>
                 <w:sz w:val="30"/>
               </w:rPr>
-              <w:t>87×11=957</w:t>
+              <w:t>20×63=1260</w:t>
             </w:r>
           </w:p>
         </w:tc>
@@ -240,7 +240,7 @@
                 <w:rFonts w:ascii="TimeNewRoman" w:hAnsi="TimeNewRoman"/>
                 <w:sz w:val="30"/>
               </w:rPr>
-              <w:t>12×23=276</w:t>
+              <w:t>44×54=2376</w:t>
             </w:r>
           </w:p>
         </w:tc>
@@ -257,7 +257,7 @@
                 <w:rFonts w:ascii="TimeNewRoman" w:hAnsi="TimeNewRoman"/>
                 <w:sz w:val="30"/>
               </w:rPr>
-              <w:t>19×28=532</w:t>
+              <w:t>78×85=6630</w:t>
             </w:r>
           </w:p>
         </w:tc>
@@ -274,7 +274,7 @@
                 <w:rFonts w:ascii="TimeNewRoman" w:hAnsi="TimeNewRoman"/>
                 <w:sz w:val="30"/>
               </w:rPr>
-              <w:t>11×45=495</w:t>
+              <w:t>58×26=1508</w:t>
             </w:r>
           </w:p>
         </w:tc>
@@ -291,7 +291,7 @@
                 <w:rFonts w:ascii="TimeNewRoman" w:hAnsi="TimeNewRoman"/>
                 <w:sz w:val="30"/>
               </w:rPr>
-              <w:t>70×32=2240</w:t>
+              <w:t>69×94=6486</w:t>
             </w:r>
           </w:p>
         </w:tc>
@@ -438,7 +438,7 @@
                 <w:rFonts w:ascii="TimeNewRoman" w:hAnsi="TimeNewRoman"/>
                 <w:sz w:val="30"/>
               </w:rPr>
-              <w:t>98×67=6566</w:t>
+              <w:t>41×36=1476</w:t>
             </w:r>
           </w:p>
         </w:tc>
@@ -455,7 +455,7 @@
                 <w:rFonts w:ascii="TimeNewRoman" w:hAnsi="TimeNewRoman"/>
                 <w:sz w:val="30"/>
               </w:rPr>
-              <w:t>27×67=1809</w:t>
+              <w:t>24×96=2304</w:t>
             </w:r>
           </w:p>
         </w:tc>
@@ -472,7 +472,7 @@
                 <w:rFonts w:ascii="TimeNewRoman" w:hAnsi="TimeNewRoman"/>
                 <w:sz w:val="30"/>
               </w:rPr>
-              <w:t>63×37=2331</w:t>
+              <w:t>37×32=1184</w:t>
             </w:r>
           </w:p>
         </w:tc>
@@ -489,7 +489,7 @@
                 <w:rFonts w:ascii="TimeNewRoman" w:hAnsi="TimeNewRoman"/>
                 <w:sz w:val="30"/>
               </w:rPr>
-              <w:t>86×70=6020</w:t>
+              <w:t>36×13=468</w:t>
             </w:r>
           </w:p>
         </w:tc>
@@ -506,7 +506,7 @@
                 <w:rFonts w:ascii="TimeNewRoman" w:hAnsi="TimeNewRoman"/>
                 <w:sz w:val="30"/>
               </w:rPr>
-              <w:t>38×98=3724</w:t>
+              <w:t>73×23=1679</w:t>
             </w:r>
           </w:p>
         </w:tc>
@@ -653,7 +653,7 @@
                 <w:rFonts w:ascii="TimeNewRoman" w:hAnsi="TimeNewRoman"/>
                 <w:sz w:val="30"/>
               </w:rPr>
-              <w:t>14×71=994</w:t>
+              <w:t>58×96=5568</w:t>
             </w:r>
           </w:p>
         </w:tc>
@@ -670,7 +670,7 @@
                 <w:rFonts w:ascii="TimeNewRoman" w:hAnsi="TimeNewRoman"/>
                 <w:sz w:val="30"/>
               </w:rPr>
-              <w:t>76×22=1672</w:t>
+              <w:t>64×63=4032</w:t>
             </w:r>
           </w:p>
         </w:tc>
@@ -687,7 +687,7 @@
                 <w:rFonts w:ascii="TimeNewRoman" w:hAnsi="TimeNewRoman"/>
                 <w:sz w:val="30"/>
               </w:rPr>
-              <w:t>38×81=3078</w:t>
+              <w:t>97×76=7372</w:t>
             </w:r>
           </w:p>
         </w:tc>
@@ -704,7 +704,7 @@
                 <w:rFonts w:ascii="TimeNewRoman" w:hAnsi="TimeNewRoman"/>
                 <w:sz w:val="30"/>
               </w:rPr>
-              <w:t>80×20=1600</w:t>
+              <w:t>43×35=1505</w:t>
             </w:r>
           </w:p>
         </w:tc>
@@ -721,7 +721,7 @@
                 <w:rFonts w:ascii="TimeNewRoman" w:hAnsi="TimeNewRoman"/>
                 <w:sz w:val="30"/>
               </w:rPr>
-              <w:t>14×63=882</w:t>
+              <w:t>44×37=1628</w:t>
             </w:r>
           </w:p>
         </w:tc>
@@ -868,7 +868,7 @@
                 <w:rFonts w:ascii="TimeNewRoman" w:hAnsi="TimeNewRoman"/>
                 <w:sz w:val="30"/>
               </w:rPr>
-              <w:t>99×19=1881</w:t>
+              <w:t>98×13=1274</w:t>
             </w:r>
           </w:p>
         </w:tc>
@@ -885,7 +885,7 @@
                 <w:rFonts w:ascii="TimeNewRoman" w:hAnsi="TimeNewRoman"/>
                 <w:sz w:val="30"/>
               </w:rPr>
-              <w:t>45×13=585</w:t>
+              <w:t>95×92=8740</w:t>
             </w:r>
           </w:p>
         </w:tc>
@@ -902,7 +902,7 @@
                 <w:rFonts w:ascii="TimeNewRoman" w:hAnsi="TimeNewRoman"/>
                 <w:sz w:val="30"/>
               </w:rPr>
-              <w:t>89×64=5696</w:t>
+              <w:t>71×90=6390</w:t>
             </w:r>
           </w:p>
         </w:tc>
@@ -919,7 +919,7 @@
                 <w:rFonts w:ascii="TimeNewRoman" w:hAnsi="TimeNewRoman"/>
                 <w:sz w:val="30"/>
               </w:rPr>
-              <w:t>35×58=2030</w:t>
+              <w:t>38×28=1064</w:t>
             </w:r>
           </w:p>
         </w:tc>
@@ -936,7 +936,7 @@
                 <w:rFonts w:ascii="TimeNewRoman" w:hAnsi="TimeNewRoman"/>
                 <w:sz w:val="30"/>
               </w:rPr>
-              <w:t>79×70=5530</w:t>
+              <w:t>19×13=247</w:t>
             </w:r>
           </w:p>
         </w:tc>

--- a/answers-of-two-digit_number_multiplied_by_two-digit_number.docx
+++ b/answers-of-two-digit_number_multiplied_by_two-digit_number.docx
@@ -11,7 +11,7 @@
           <w:rFonts w:ascii="Arial" w:hAnsi="Arial"/>
           <w:sz w:val="30"/>
         </w:rPr>
-        <w:t>2026-10-27 Tuesday</w:t>
+        <w:t>2026-10-28 Wednesday</w:t>
       </w:r>
     </w:p>
     <w:tbl>
@@ -40,7 +40,7 @@
                 <w:rFonts w:ascii="TimeNewRoman" w:hAnsi="TimeNewRoman"/>
                 <w:sz w:val="30"/>
               </w:rPr>
-              <w:t>19×75=1425</w:t>
+              <w:t>98×16=1568</w:t>
             </w:r>
           </w:p>
         </w:tc>
@@ -57,7 +57,7 @@
                 <w:rFonts w:ascii="TimeNewRoman" w:hAnsi="TimeNewRoman"/>
                 <w:sz w:val="30"/>
               </w:rPr>
-              <w:t>63×61=3843</w:t>
+              <w:t>36×14=504</w:t>
             </w:r>
           </w:p>
         </w:tc>
@@ -74,7 +74,7 @@
                 <w:rFonts w:ascii="TimeNewRoman" w:hAnsi="TimeNewRoman"/>
                 <w:sz w:val="30"/>
               </w:rPr>
-              <w:t>54×37=1998</w:t>
+              <w:t>27×27=729</w:t>
             </w:r>
           </w:p>
         </w:tc>
@@ -91,7 +91,7 @@
                 <w:rFonts w:ascii="TimeNewRoman" w:hAnsi="TimeNewRoman"/>
                 <w:sz w:val="30"/>
               </w:rPr>
-              <w:t>34×73=2482</w:t>
+              <w:t>86×66=5676</w:t>
             </w:r>
           </w:p>
         </w:tc>
@@ -108,7 +108,7 @@
                 <w:rFonts w:ascii="TimeNewRoman" w:hAnsi="TimeNewRoman"/>
                 <w:sz w:val="30"/>
               </w:rPr>
-              <w:t>70×21=1470</w:t>
+              <w:t>28×92=2576</w:t>
             </w:r>
           </w:p>
         </w:tc>
@@ -223,7 +223,7 @@
                 <w:rFonts w:ascii="TimeNewRoman" w:hAnsi="TimeNewRoman"/>
                 <w:sz w:val="30"/>
               </w:rPr>
-              <w:t>20×63=1260</w:t>
+              <w:t>13×85=1105</w:t>
             </w:r>
           </w:p>
         </w:tc>
@@ -240,7 +240,7 @@
                 <w:rFonts w:ascii="TimeNewRoman" w:hAnsi="TimeNewRoman"/>
                 <w:sz w:val="30"/>
               </w:rPr>
-              <w:t>44×54=2376</w:t>
+              <w:t>66×17=1122</w:t>
             </w:r>
           </w:p>
         </w:tc>
@@ -257,7 +257,7 @@
                 <w:rFonts w:ascii="TimeNewRoman" w:hAnsi="TimeNewRoman"/>
                 <w:sz w:val="30"/>
               </w:rPr>
-              <w:t>78×85=6630</w:t>
+              <w:t>41×52=2132</w:t>
             </w:r>
           </w:p>
         </w:tc>
@@ -274,7 +274,7 @@
                 <w:rFonts w:ascii="TimeNewRoman" w:hAnsi="TimeNewRoman"/>
                 <w:sz w:val="30"/>
               </w:rPr>
-              <w:t>58×26=1508</w:t>
+              <w:t>76×26=1976</w:t>
             </w:r>
           </w:p>
         </w:tc>
@@ -291,7 +291,7 @@
                 <w:rFonts w:ascii="TimeNewRoman" w:hAnsi="TimeNewRoman"/>
                 <w:sz w:val="30"/>
               </w:rPr>
-              <w:t>69×94=6486</w:t>
+              <w:t>98×51=4998</w:t>
             </w:r>
           </w:p>
         </w:tc>
@@ -438,7 +438,7 @@
                 <w:rFonts w:ascii="TimeNewRoman" w:hAnsi="TimeNewRoman"/>
                 <w:sz w:val="30"/>
               </w:rPr>
-              <w:t>41×36=1476</w:t>
+              <w:t>90×88=7920</w:t>
             </w:r>
           </w:p>
         </w:tc>
@@ -455,7 +455,7 @@
                 <w:rFonts w:ascii="TimeNewRoman" w:hAnsi="TimeNewRoman"/>
                 <w:sz w:val="30"/>
               </w:rPr>
-              <w:t>24×96=2304</w:t>
+              <w:t>66×76=5016</w:t>
             </w:r>
           </w:p>
         </w:tc>
@@ -472,7 +472,7 @@
                 <w:rFonts w:ascii="TimeNewRoman" w:hAnsi="TimeNewRoman"/>
                 <w:sz w:val="30"/>
               </w:rPr>
-              <w:t>37×32=1184</w:t>
+              <w:t>36×41=1476</w:t>
             </w:r>
           </w:p>
         </w:tc>
@@ -489,7 +489,7 @@
                 <w:rFonts w:ascii="TimeNewRoman" w:hAnsi="TimeNewRoman"/>
                 <w:sz w:val="30"/>
               </w:rPr>
-              <w:t>36×13=468</w:t>
+              <w:t>12×30=360</w:t>
             </w:r>
           </w:p>
         </w:tc>
@@ -506,7 +506,7 @@
                 <w:rFonts w:ascii="TimeNewRoman" w:hAnsi="TimeNewRoman"/>
                 <w:sz w:val="30"/>
               </w:rPr>
-              <w:t>73×23=1679</w:t>
+              <w:t>78×60=4680</w:t>
             </w:r>
           </w:p>
         </w:tc>
@@ -653,7 +653,7 @@
                 <w:rFonts w:ascii="TimeNewRoman" w:hAnsi="TimeNewRoman"/>
                 <w:sz w:val="30"/>
               </w:rPr>
-              <w:t>58×96=5568</w:t>
+              <w:t>83×20=1660</w:t>
             </w:r>
           </w:p>
         </w:tc>
@@ -670,7 +670,7 @@
                 <w:rFonts w:ascii="TimeNewRoman" w:hAnsi="TimeNewRoman"/>
                 <w:sz w:val="30"/>
               </w:rPr>
-              <w:t>64×63=4032</w:t>
+              <w:t>46×67=3082</w:t>
             </w:r>
           </w:p>
         </w:tc>
@@ -687,7 +687,7 @@
                 <w:rFonts w:ascii="TimeNewRoman" w:hAnsi="TimeNewRoman"/>
                 <w:sz w:val="30"/>
               </w:rPr>
-              <w:t>97×76=7372</w:t>
+              <w:t>42×61=2562</w:t>
             </w:r>
           </w:p>
         </w:tc>
@@ -704,7 +704,7 @@
                 <w:rFonts w:ascii="TimeNewRoman" w:hAnsi="TimeNewRoman"/>
                 <w:sz w:val="30"/>
               </w:rPr>
-              <w:t>43×35=1505</w:t>
+              <w:t>70×64=4480</w:t>
             </w:r>
           </w:p>
         </w:tc>
@@ -721,7 +721,7 @@
                 <w:rFonts w:ascii="TimeNewRoman" w:hAnsi="TimeNewRoman"/>
                 <w:sz w:val="30"/>
               </w:rPr>
-              <w:t>44×37=1628</w:t>
+              <w:t>64×80=5120</w:t>
             </w:r>
           </w:p>
         </w:tc>
@@ -868,7 +868,7 @@
                 <w:rFonts w:ascii="TimeNewRoman" w:hAnsi="TimeNewRoman"/>
                 <w:sz w:val="30"/>
               </w:rPr>
-              <w:t>98×13=1274</w:t>
+              <w:t>15×67=1005</w:t>
             </w:r>
           </w:p>
         </w:tc>
@@ -885,7 +885,7 @@
                 <w:rFonts w:ascii="TimeNewRoman" w:hAnsi="TimeNewRoman"/>
                 <w:sz w:val="30"/>
               </w:rPr>
-              <w:t>95×92=8740</w:t>
+              <w:t>94×23=2162</w:t>
             </w:r>
           </w:p>
         </w:tc>
@@ -902,7 +902,7 @@
                 <w:rFonts w:ascii="TimeNewRoman" w:hAnsi="TimeNewRoman"/>
                 <w:sz w:val="30"/>
               </w:rPr>
-              <w:t>71×90=6390</w:t>
+              <w:t>73×75=5475</w:t>
             </w:r>
           </w:p>
         </w:tc>
@@ -919,7 +919,7 @@
                 <w:rFonts w:ascii="TimeNewRoman" w:hAnsi="TimeNewRoman"/>
                 <w:sz w:val="30"/>
               </w:rPr>
-              <w:t>38×28=1064</w:t>
+              <w:t>66×98=6468</w:t>
             </w:r>
           </w:p>
         </w:tc>
@@ -936,7 +936,7 @@
                 <w:rFonts w:ascii="TimeNewRoman" w:hAnsi="TimeNewRoman"/>
                 <w:sz w:val="30"/>
               </w:rPr>
-              <w:t>19×13=247</w:t>
+              <w:t>33×66=2178</w:t>
             </w:r>
           </w:p>
         </w:tc>

--- a/answers-of-two-digit_number_multiplied_by_two-digit_number.docx
+++ b/answers-of-two-digit_number_multiplied_by_two-digit_number.docx
@@ -40,7 +40,7 @@
                 <w:rFonts w:ascii="TimeNewRoman" w:hAnsi="TimeNewRoman"/>
                 <w:sz w:val="30"/>
               </w:rPr>
-              <w:t>98×16=1568</w:t>
+              <w:t>18×49=882</w:t>
             </w:r>
           </w:p>
         </w:tc>
@@ -57,7 +57,7 @@
                 <w:rFonts w:ascii="TimeNewRoman" w:hAnsi="TimeNewRoman"/>
                 <w:sz w:val="30"/>
               </w:rPr>
-              <w:t>36×14=504</w:t>
+              <w:t>58×83=4814</w:t>
             </w:r>
           </w:p>
         </w:tc>
@@ -74,7 +74,7 @@
                 <w:rFonts w:ascii="TimeNewRoman" w:hAnsi="TimeNewRoman"/>
                 <w:sz w:val="30"/>
               </w:rPr>
-              <w:t>27×27=729</w:t>
+              <w:t>44×85=3740</w:t>
             </w:r>
           </w:p>
         </w:tc>
@@ -91,7 +91,7 @@
                 <w:rFonts w:ascii="TimeNewRoman" w:hAnsi="TimeNewRoman"/>
                 <w:sz w:val="30"/>
               </w:rPr>
-              <w:t>86×66=5676</w:t>
+              <w:t>69×19=1311</w:t>
             </w:r>
           </w:p>
         </w:tc>
@@ -108,7 +108,7 @@
                 <w:rFonts w:ascii="TimeNewRoman" w:hAnsi="TimeNewRoman"/>
                 <w:sz w:val="30"/>
               </w:rPr>
-              <w:t>28×92=2576</w:t>
+              <w:t>31×99=3069</w:t>
             </w:r>
           </w:p>
         </w:tc>
@@ -223,7 +223,7 @@
                 <w:rFonts w:ascii="TimeNewRoman" w:hAnsi="TimeNewRoman"/>
                 <w:sz w:val="30"/>
               </w:rPr>
-              <w:t>13×85=1105</w:t>
+              <w:t>76×69=5244</w:t>
             </w:r>
           </w:p>
         </w:tc>
@@ -240,7 +240,7 @@
                 <w:rFonts w:ascii="TimeNewRoman" w:hAnsi="TimeNewRoman"/>
                 <w:sz w:val="30"/>
               </w:rPr>
-              <w:t>66×17=1122</w:t>
+              <w:t>43×41=1763</w:t>
             </w:r>
           </w:p>
         </w:tc>
@@ -257,7 +257,7 @@
                 <w:rFonts w:ascii="TimeNewRoman" w:hAnsi="TimeNewRoman"/>
                 <w:sz w:val="30"/>
               </w:rPr>
-              <w:t>41×52=2132</w:t>
+              <w:t>45×31=1395</w:t>
             </w:r>
           </w:p>
         </w:tc>
@@ -274,7 +274,7 @@
                 <w:rFonts w:ascii="TimeNewRoman" w:hAnsi="TimeNewRoman"/>
                 <w:sz w:val="30"/>
               </w:rPr>
-              <w:t>76×26=1976</w:t>
+              <w:t>80×43=3440</w:t>
             </w:r>
           </w:p>
         </w:tc>
@@ -291,7 +291,7 @@
                 <w:rFonts w:ascii="TimeNewRoman" w:hAnsi="TimeNewRoman"/>
                 <w:sz w:val="30"/>
               </w:rPr>
-              <w:t>98×51=4998</w:t>
+              <w:t>75×23=1725</w:t>
             </w:r>
           </w:p>
         </w:tc>
@@ -438,7 +438,7 @@
                 <w:rFonts w:ascii="TimeNewRoman" w:hAnsi="TimeNewRoman"/>
                 <w:sz w:val="30"/>
               </w:rPr>
-              <w:t>90×88=7920</w:t>
+              <w:t>39×83=3237</w:t>
             </w:r>
           </w:p>
         </w:tc>
@@ -455,7 +455,7 @@
                 <w:rFonts w:ascii="TimeNewRoman" w:hAnsi="TimeNewRoman"/>
                 <w:sz w:val="30"/>
               </w:rPr>
-              <w:t>66×76=5016</w:t>
+              <w:t>38×49=1862</w:t>
             </w:r>
           </w:p>
         </w:tc>
@@ -472,7 +472,7 @@
                 <w:rFonts w:ascii="TimeNewRoman" w:hAnsi="TimeNewRoman"/>
                 <w:sz w:val="30"/>
               </w:rPr>
-              <w:t>36×41=1476</w:t>
+              <w:t>70×43=3010</w:t>
             </w:r>
           </w:p>
         </w:tc>
@@ -489,7 +489,7 @@
                 <w:rFonts w:ascii="TimeNewRoman" w:hAnsi="TimeNewRoman"/>
                 <w:sz w:val="30"/>
               </w:rPr>
-              <w:t>12×30=360</w:t>
+              <w:t>54×98=5292</w:t>
             </w:r>
           </w:p>
         </w:tc>
@@ -506,7 +506,7 @@
                 <w:rFonts w:ascii="TimeNewRoman" w:hAnsi="TimeNewRoman"/>
                 <w:sz w:val="30"/>
               </w:rPr>
-              <w:t>78×60=4680</w:t>
+              <w:t>15×27=405</w:t>
             </w:r>
           </w:p>
         </w:tc>
@@ -653,7 +653,7 @@
                 <w:rFonts w:ascii="TimeNewRoman" w:hAnsi="TimeNewRoman"/>
                 <w:sz w:val="30"/>
               </w:rPr>
-              <w:t>83×20=1660</w:t>
+              <w:t>93×15=1395</w:t>
             </w:r>
           </w:p>
         </w:tc>
@@ -670,7 +670,7 @@
                 <w:rFonts w:ascii="TimeNewRoman" w:hAnsi="TimeNewRoman"/>
                 <w:sz w:val="30"/>
               </w:rPr>
-              <w:t>46×67=3082</w:t>
+              <w:t>23×75=1725</w:t>
             </w:r>
           </w:p>
         </w:tc>
@@ -687,7 +687,7 @@
                 <w:rFonts w:ascii="TimeNewRoman" w:hAnsi="TimeNewRoman"/>
                 <w:sz w:val="30"/>
               </w:rPr>
-              <w:t>42×61=2562</w:t>
+              <w:t>62×48=2976</w:t>
             </w:r>
           </w:p>
         </w:tc>
@@ -704,7 +704,7 @@
                 <w:rFonts w:ascii="TimeNewRoman" w:hAnsi="TimeNewRoman"/>
                 <w:sz w:val="30"/>
               </w:rPr>
-              <w:t>70×64=4480</w:t>
+              <w:t>91×44=4004</w:t>
             </w:r>
           </w:p>
         </w:tc>
@@ -721,7 +721,7 @@
                 <w:rFonts w:ascii="TimeNewRoman" w:hAnsi="TimeNewRoman"/>
                 <w:sz w:val="30"/>
               </w:rPr>
-              <w:t>64×80=5120</w:t>
+              <w:t>46×91=4186</w:t>
             </w:r>
           </w:p>
         </w:tc>
@@ -868,7 +868,7 @@
                 <w:rFonts w:ascii="TimeNewRoman" w:hAnsi="TimeNewRoman"/>
                 <w:sz w:val="30"/>
               </w:rPr>
-              <w:t>15×67=1005</w:t>
+              <w:t>44×30=1320</w:t>
             </w:r>
           </w:p>
         </w:tc>
@@ -885,7 +885,7 @@
                 <w:rFonts w:ascii="TimeNewRoman" w:hAnsi="TimeNewRoman"/>
                 <w:sz w:val="30"/>
               </w:rPr>
-              <w:t>94×23=2162</w:t>
+              <w:t>54×43=2322</w:t>
             </w:r>
           </w:p>
         </w:tc>
@@ -902,7 +902,7 @@
                 <w:rFonts w:ascii="TimeNewRoman" w:hAnsi="TimeNewRoman"/>
                 <w:sz w:val="30"/>
               </w:rPr>
-              <w:t>73×75=5475</w:t>
+              <w:t>55×60=3300</w:t>
             </w:r>
           </w:p>
         </w:tc>
@@ -919,7 +919,7 @@
                 <w:rFonts w:ascii="TimeNewRoman" w:hAnsi="TimeNewRoman"/>
                 <w:sz w:val="30"/>
               </w:rPr>
-              <w:t>66×98=6468</w:t>
+              <w:t>47×53=2491</w:t>
             </w:r>
           </w:p>
         </w:tc>
@@ -936,7 +936,7 @@
                 <w:rFonts w:ascii="TimeNewRoman" w:hAnsi="TimeNewRoman"/>
                 <w:sz w:val="30"/>
               </w:rPr>
-              <w:t>33×66=2178</w:t>
+              <w:t>68×87=5916</w:t>
             </w:r>
           </w:p>
         </w:tc>

--- a/answers-of-two-digit_number_multiplied_by_two-digit_number.docx
+++ b/answers-of-two-digit_number_multiplied_by_two-digit_number.docx
@@ -11,7 +11,7 @@
           <w:rFonts w:ascii="Arial" w:hAnsi="Arial"/>
           <w:sz w:val="30"/>
         </w:rPr>
-        <w:t>2026-10-28 Wednesday</w:t>
+        <w:t>2026-10-29 Thursday</w:t>
       </w:r>
     </w:p>
     <w:tbl>
@@ -40,7 +40,7 @@
                 <w:rFonts w:ascii="TimeNewRoman" w:hAnsi="TimeNewRoman"/>
                 <w:sz w:val="30"/>
               </w:rPr>
-              <w:t>18×49=882</w:t>
+              <w:t>90×27=2430</w:t>
             </w:r>
           </w:p>
         </w:tc>
@@ -57,7 +57,7 @@
                 <w:rFonts w:ascii="TimeNewRoman" w:hAnsi="TimeNewRoman"/>
                 <w:sz w:val="30"/>
               </w:rPr>
-              <w:t>58×83=4814</w:t>
+              <w:t>24×44=1056</w:t>
             </w:r>
           </w:p>
         </w:tc>
@@ -74,7 +74,7 @@
                 <w:rFonts w:ascii="TimeNewRoman" w:hAnsi="TimeNewRoman"/>
                 <w:sz w:val="30"/>
               </w:rPr>
-              <w:t>44×85=3740</w:t>
+              <w:t>71×41=2911</w:t>
             </w:r>
           </w:p>
         </w:tc>
@@ -91,7 +91,7 @@
                 <w:rFonts w:ascii="TimeNewRoman" w:hAnsi="TimeNewRoman"/>
                 <w:sz w:val="30"/>
               </w:rPr>
-              <w:t>69×19=1311</w:t>
+              <w:t>32×92=2944</w:t>
             </w:r>
           </w:p>
         </w:tc>
@@ -108,7 +108,7 @@
                 <w:rFonts w:ascii="TimeNewRoman" w:hAnsi="TimeNewRoman"/>
                 <w:sz w:val="30"/>
               </w:rPr>
-              <w:t>31×99=3069</w:t>
+              <w:t>48×56=2688</w:t>
             </w:r>
           </w:p>
         </w:tc>
@@ -223,7 +223,7 @@
                 <w:rFonts w:ascii="TimeNewRoman" w:hAnsi="TimeNewRoman"/>
                 <w:sz w:val="30"/>
               </w:rPr>
-              <w:t>76×69=5244</w:t>
+              <w:t>45×20=900</w:t>
             </w:r>
           </w:p>
         </w:tc>
@@ -240,7 +240,7 @@
                 <w:rFonts w:ascii="TimeNewRoman" w:hAnsi="TimeNewRoman"/>
                 <w:sz w:val="30"/>
               </w:rPr>
-              <w:t>43×41=1763</w:t>
+              <w:t>72×35=2520</w:t>
             </w:r>
           </w:p>
         </w:tc>
@@ -257,7 +257,7 @@
                 <w:rFonts w:ascii="TimeNewRoman" w:hAnsi="TimeNewRoman"/>
                 <w:sz w:val="30"/>
               </w:rPr>
-              <w:t>45×31=1395</w:t>
+              <w:t>29×17=493</w:t>
             </w:r>
           </w:p>
         </w:tc>
@@ -274,7 +274,7 @@
                 <w:rFonts w:ascii="TimeNewRoman" w:hAnsi="TimeNewRoman"/>
                 <w:sz w:val="30"/>
               </w:rPr>
-              <w:t>80×43=3440</w:t>
+              <w:t>90×86=7740</w:t>
             </w:r>
           </w:p>
         </w:tc>
@@ -291,7 +291,7 @@
                 <w:rFonts w:ascii="TimeNewRoman" w:hAnsi="TimeNewRoman"/>
                 <w:sz w:val="30"/>
               </w:rPr>
-              <w:t>75×23=1725</w:t>
+              <w:t>88×37=3256</w:t>
             </w:r>
           </w:p>
         </w:tc>
@@ -438,7 +438,7 @@
                 <w:rFonts w:ascii="TimeNewRoman" w:hAnsi="TimeNewRoman"/>
                 <w:sz w:val="30"/>
               </w:rPr>
-              <w:t>39×83=3237</w:t>
+              <w:t>28×65=1820</w:t>
             </w:r>
           </w:p>
         </w:tc>
@@ -455,7 +455,7 @@
                 <w:rFonts w:ascii="TimeNewRoman" w:hAnsi="TimeNewRoman"/>
                 <w:sz w:val="30"/>
               </w:rPr>
-              <w:t>38×49=1862</w:t>
+              <w:t>41×61=2501</w:t>
             </w:r>
           </w:p>
         </w:tc>
@@ -472,7 +472,7 @@
                 <w:rFonts w:ascii="TimeNewRoman" w:hAnsi="TimeNewRoman"/>
                 <w:sz w:val="30"/>
               </w:rPr>
-              <w:t>70×43=3010</w:t>
+              <w:t>40×95=3800</w:t>
             </w:r>
           </w:p>
         </w:tc>
@@ -489,7 +489,7 @@
                 <w:rFonts w:ascii="TimeNewRoman" w:hAnsi="TimeNewRoman"/>
                 <w:sz w:val="30"/>
               </w:rPr>
-              <w:t>54×98=5292</w:t>
+              <w:t>74×23=1702</w:t>
             </w:r>
           </w:p>
         </w:tc>
@@ -506,7 +506,7 @@
                 <w:rFonts w:ascii="TimeNewRoman" w:hAnsi="TimeNewRoman"/>
                 <w:sz w:val="30"/>
               </w:rPr>
-              <w:t>15×27=405</w:t>
+              <w:t>39×96=3744</w:t>
             </w:r>
           </w:p>
         </w:tc>
@@ -653,7 +653,7 @@
                 <w:rFonts w:ascii="TimeNewRoman" w:hAnsi="TimeNewRoman"/>
                 <w:sz w:val="30"/>
               </w:rPr>
-              <w:t>93×15=1395</w:t>
+              <w:t>19×83=1577</w:t>
             </w:r>
           </w:p>
         </w:tc>
@@ -670,7 +670,7 @@
                 <w:rFonts w:ascii="TimeNewRoman" w:hAnsi="TimeNewRoman"/>
                 <w:sz w:val="30"/>
               </w:rPr>
-              <w:t>23×75=1725</w:t>
+              <w:t>13×26=338</w:t>
             </w:r>
           </w:p>
         </w:tc>
@@ -687,7 +687,7 @@
                 <w:rFonts w:ascii="TimeNewRoman" w:hAnsi="TimeNewRoman"/>
                 <w:sz w:val="30"/>
               </w:rPr>
-              <w:t>62×48=2976</w:t>
+              <w:t>32×37=1184</w:t>
             </w:r>
           </w:p>
         </w:tc>
@@ -704,7 +704,7 @@
                 <w:rFonts w:ascii="TimeNewRoman" w:hAnsi="TimeNewRoman"/>
                 <w:sz w:val="30"/>
               </w:rPr>
-              <w:t>91×44=4004</w:t>
+              <w:t>45×50=2250</w:t>
             </w:r>
           </w:p>
         </w:tc>
@@ -721,7 +721,7 @@
                 <w:rFonts w:ascii="TimeNewRoman" w:hAnsi="TimeNewRoman"/>
                 <w:sz w:val="30"/>
               </w:rPr>
-              <w:t>46×91=4186</w:t>
+              <w:t>46×36=1656</w:t>
             </w:r>
           </w:p>
         </w:tc>
@@ -868,7 +868,7 @@
                 <w:rFonts w:ascii="TimeNewRoman" w:hAnsi="TimeNewRoman"/>
                 <w:sz w:val="30"/>
               </w:rPr>
-              <w:t>44×30=1320</w:t>
+              <w:t>71×92=6532</w:t>
             </w:r>
           </w:p>
         </w:tc>
@@ -885,7 +885,7 @@
                 <w:rFonts w:ascii="TimeNewRoman" w:hAnsi="TimeNewRoman"/>
                 <w:sz w:val="30"/>
               </w:rPr>
-              <w:t>54×43=2322</w:t>
+              <w:t>22×73=1606</w:t>
             </w:r>
           </w:p>
         </w:tc>
@@ -902,7 +902,7 @@
                 <w:rFonts w:ascii="TimeNewRoman" w:hAnsi="TimeNewRoman"/>
                 <w:sz w:val="30"/>
               </w:rPr>
-              <w:t>55×60=3300</w:t>
+              <w:t>11×28=308</w:t>
             </w:r>
           </w:p>
         </w:tc>
@@ -919,7 +919,7 @@
                 <w:rFonts w:ascii="TimeNewRoman" w:hAnsi="TimeNewRoman"/>
                 <w:sz w:val="30"/>
               </w:rPr>
-              <w:t>47×53=2491</w:t>
+              <w:t>25×87=2175</w:t>
             </w:r>
           </w:p>
         </w:tc>
@@ -936,7 +936,7 @@
                 <w:rFonts w:ascii="TimeNewRoman" w:hAnsi="TimeNewRoman"/>
                 <w:sz w:val="30"/>
               </w:rPr>
-              <w:t>68×87=5916</w:t>
+              <w:t>28×82=2296</w:t>
             </w:r>
           </w:p>
         </w:tc>

--- a/answers-of-two-digit_number_multiplied_by_two-digit_number.docx
+++ b/answers-of-two-digit_number_multiplied_by_two-digit_number.docx
@@ -40,7 +40,7 @@
                 <w:rFonts w:ascii="TimeNewRoman" w:hAnsi="TimeNewRoman"/>
                 <w:sz w:val="30"/>
               </w:rPr>
-              <w:t>90×27=2430</w:t>
+              <w:t>28×97=2716</w:t>
             </w:r>
           </w:p>
         </w:tc>
@@ -57,7 +57,7 @@
                 <w:rFonts w:ascii="TimeNewRoman" w:hAnsi="TimeNewRoman"/>
                 <w:sz w:val="30"/>
               </w:rPr>
-              <w:t>24×44=1056</w:t>
+              <w:t>75×56=4200</w:t>
             </w:r>
           </w:p>
         </w:tc>
@@ -74,7 +74,7 @@
                 <w:rFonts w:ascii="TimeNewRoman" w:hAnsi="TimeNewRoman"/>
                 <w:sz w:val="30"/>
               </w:rPr>
-              <w:t>71×41=2911</w:t>
+              <w:t>54×47=2538</w:t>
             </w:r>
           </w:p>
         </w:tc>
@@ -91,7 +91,7 @@
                 <w:rFonts w:ascii="TimeNewRoman" w:hAnsi="TimeNewRoman"/>
                 <w:sz w:val="30"/>
               </w:rPr>
-              <w:t>32×92=2944</w:t>
+              <w:t>39×51=1989</w:t>
             </w:r>
           </w:p>
         </w:tc>
@@ -108,7 +108,7 @@
                 <w:rFonts w:ascii="TimeNewRoman" w:hAnsi="TimeNewRoman"/>
                 <w:sz w:val="30"/>
               </w:rPr>
-              <w:t>48×56=2688</w:t>
+              <w:t>17×57=969</w:t>
             </w:r>
           </w:p>
         </w:tc>
@@ -223,7 +223,7 @@
                 <w:rFonts w:ascii="TimeNewRoman" w:hAnsi="TimeNewRoman"/>
                 <w:sz w:val="30"/>
               </w:rPr>
-              <w:t>45×20=900</w:t>
+              <w:t>17×17=289</w:t>
             </w:r>
           </w:p>
         </w:tc>
@@ -240,7 +240,7 @@
                 <w:rFonts w:ascii="TimeNewRoman" w:hAnsi="TimeNewRoman"/>
                 <w:sz w:val="30"/>
               </w:rPr>
-              <w:t>72×35=2520</w:t>
+              <w:t>84×27=2268</w:t>
             </w:r>
           </w:p>
         </w:tc>
@@ -257,7 +257,7 @@
                 <w:rFonts w:ascii="TimeNewRoman" w:hAnsi="TimeNewRoman"/>
                 <w:sz w:val="30"/>
               </w:rPr>
-              <w:t>29×17=493</w:t>
+              <w:t>89×37=3293</w:t>
             </w:r>
           </w:p>
         </w:tc>
@@ -274,7 +274,7 @@
                 <w:rFonts w:ascii="TimeNewRoman" w:hAnsi="TimeNewRoman"/>
                 <w:sz w:val="30"/>
               </w:rPr>
-              <w:t>90×86=7740</w:t>
+              <w:t>12×96=1152</w:t>
             </w:r>
           </w:p>
         </w:tc>
@@ -291,7 +291,7 @@
                 <w:rFonts w:ascii="TimeNewRoman" w:hAnsi="TimeNewRoman"/>
                 <w:sz w:val="30"/>
               </w:rPr>
-              <w:t>88×37=3256</w:t>
+              <w:t>79×55=4345</w:t>
             </w:r>
           </w:p>
         </w:tc>
@@ -438,7 +438,7 @@
                 <w:rFonts w:ascii="TimeNewRoman" w:hAnsi="TimeNewRoman"/>
                 <w:sz w:val="30"/>
               </w:rPr>
-              <w:t>28×65=1820</w:t>
+              <w:t>72×89=6408</w:t>
             </w:r>
           </w:p>
         </w:tc>
@@ -455,7 +455,7 @@
                 <w:rFonts w:ascii="TimeNewRoman" w:hAnsi="TimeNewRoman"/>
                 <w:sz w:val="30"/>
               </w:rPr>
-              <w:t>41×61=2501</w:t>
+              <w:t>63×32=2016</w:t>
             </w:r>
           </w:p>
         </w:tc>
@@ -472,7 +472,7 @@
                 <w:rFonts w:ascii="TimeNewRoman" w:hAnsi="TimeNewRoman"/>
                 <w:sz w:val="30"/>
               </w:rPr>
-              <w:t>40×95=3800</w:t>
+              <w:t>34×38=1292</w:t>
             </w:r>
           </w:p>
         </w:tc>
@@ -489,7 +489,7 @@
                 <w:rFonts w:ascii="TimeNewRoman" w:hAnsi="TimeNewRoman"/>
                 <w:sz w:val="30"/>
               </w:rPr>
-              <w:t>74×23=1702</w:t>
+              <w:t>51×54=2754</w:t>
             </w:r>
           </w:p>
         </w:tc>
@@ -506,7 +506,7 @@
                 <w:rFonts w:ascii="TimeNewRoman" w:hAnsi="TimeNewRoman"/>
                 <w:sz w:val="30"/>
               </w:rPr>
-              <w:t>39×96=3744</w:t>
+              <w:t>58×32=1856</w:t>
             </w:r>
           </w:p>
         </w:tc>
@@ -653,7 +653,7 @@
                 <w:rFonts w:ascii="TimeNewRoman" w:hAnsi="TimeNewRoman"/>
                 <w:sz w:val="30"/>
               </w:rPr>
-              <w:t>19×83=1577</w:t>
+              <w:t>90×57=5130</w:t>
             </w:r>
           </w:p>
         </w:tc>
@@ -670,7 +670,7 @@
                 <w:rFonts w:ascii="TimeNewRoman" w:hAnsi="TimeNewRoman"/>
                 <w:sz w:val="30"/>
               </w:rPr>
-              <w:t>13×26=338</w:t>
+              <w:t>50×65=3250</w:t>
             </w:r>
           </w:p>
         </w:tc>
@@ -687,7 +687,7 @@
                 <w:rFonts w:ascii="TimeNewRoman" w:hAnsi="TimeNewRoman"/>
                 <w:sz w:val="30"/>
               </w:rPr>
-              <w:t>32×37=1184</w:t>
+              <w:t>94×31=2914</w:t>
             </w:r>
           </w:p>
         </w:tc>
@@ -704,7 +704,7 @@
                 <w:rFonts w:ascii="TimeNewRoman" w:hAnsi="TimeNewRoman"/>
                 <w:sz w:val="30"/>
               </w:rPr>
-              <w:t>45×50=2250</w:t>
+              <w:t>79×11=869</w:t>
             </w:r>
           </w:p>
         </w:tc>
@@ -721,7 +721,7 @@
                 <w:rFonts w:ascii="TimeNewRoman" w:hAnsi="TimeNewRoman"/>
                 <w:sz w:val="30"/>
               </w:rPr>
-              <w:t>46×36=1656</w:t>
+              <w:t>20×90=1800</w:t>
             </w:r>
           </w:p>
         </w:tc>
@@ -868,7 +868,7 @@
                 <w:rFonts w:ascii="TimeNewRoman" w:hAnsi="TimeNewRoman"/>
                 <w:sz w:val="30"/>
               </w:rPr>
-              <w:t>71×92=6532</w:t>
+              <w:t>88×84=7392</w:t>
             </w:r>
           </w:p>
         </w:tc>
@@ -885,7 +885,7 @@
                 <w:rFonts w:ascii="TimeNewRoman" w:hAnsi="TimeNewRoman"/>
                 <w:sz w:val="30"/>
               </w:rPr>
-              <w:t>22×73=1606</w:t>
+              <w:t>73×77=5621</w:t>
             </w:r>
           </w:p>
         </w:tc>
@@ -902,7 +902,7 @@
                 <w:rFonts w:ascii="TimeNewRoman" w:hAnsi="TimeNewRoman"/>
                 <w:sz w:val="30"/>
               </w:rPr>
-              <w:t>11×28=308</w:t>
+              <w:t>60×42=2520</w:t>
             </w:r>
           </w:p>
         </w:tc>
@@ -919,7 +919,7 @@
                 <w:rFonts w:ascii="TimeNewRoman" w:hAnsi="TimeNewRoman"/>
                 <w:sz w:val="30"/>
               </w:rPr>
-              <w:t>25×87=2175</w:t>
+              <w:t>99×58=5742</w:t>
             </w:r>
           </w:p>
         </w:tc>
@@ -936,7 +936,7 @@
                 <w:rFonts w:ascii="TimeNewRoman" w:hAnsi="TimeNewRoman"/>
                 <w:sz w:val="30"/>
               </w:rPr>
-              <w:t>28×82=2296</w:t>
+              <w:t>21×23=483</w:t>
             </w:r>
           </w:p>
         </w:tc>

--- a/answers-of-two-digit_number_multiplied_by_two-digit_number.docx
+++ b/answers-of-two-digit_number_multiplied_by_two-digit_number.docx
@@ -11,7 +11,7 @@
           <w:rFonts w:ascii="Arial" w:hAnsi="Arial"/>
           <w:sz w:val="30"/>
         </w:rPr>
-        <w:t>2026-10-29 Thursday</w:t>
+        <w:t>2026-10-30 Friday</w:t>
       </w:r>
     </w:p>
     <w:tbl>
@@ -40,7 +40,7 @@
                 <w:rFonts w:ascii="TimeNewRoman" w:hAnsi="TimeNewRoman"/>
                 <w:sz w:val="30"/>
               </w:rPr>
-              <w:t>28×97=2716</w:t>
+              <w:t>30×45=1350</w:t>
             </w:r>
           </w:p>
         </w:tc>
@@ -57,7 +57,7 @@
                 <w:rFonts w:ascii="TimeNewRoman" w:hAnsi="TimeNewRoman"/>
                 <w:sz w:val="30"/>
               </w:rPr>
-              <w:t>75×56=4200</w:t>
+              <w:t>99×19=1881</w:t>
             </w:r>
           </w:p>
         </w:tc>
@@ -74,7 +74,7 @@
                 <w:rFonts w:ascii="TimeNewRoman" w:hAnsi="TimeNewRoman"/>
                 <w:sz w:val="30"/>
               </w:rPr>
-              <w:t>54×47=2538</w:t>
+              <w:t>79×27=2133</w:t>
             </w:r>
           </w:p>
         </w:tc>
@@ -91,7 +91,7 @@
                 <w:rFonts w:ascii="TimeNewRoman" w:hAnsi="TimeNewRoman"/>
                 <w:sz w:val="30"/>
               </w:rPr>
-              <w:t>39×51=1989</w:t>
+              <w:t>78×51=3978</w:t>
             </w:r>
           </w:p>
         </w:tc>
@@ -108,7 +108,7 @@
                 <w:rFonts w:ascii="TimeNewRoman" w:hAnsi="TimeNewRoman"/>
                 <w:sz w:val="30"/>
               </w:rPr>
-              <w:t>17×57=969</w:t>
+              <w:t>59×23=1357</w:t>
             </w:r>
           </w:p>
         </w:tc>
@@ -223,7 +223,7 @@
                 <w:rFonts w:ascii="TimeNewRoman" w:hAnsi="TimeNewRoman"/>
                 <w:sz w:val="30"/>
               </w:rPr>
-              <w:t>17×17=289</w:t>
+              <w:t>62×19=1178</w:t>
             </w:r>
           </w:p>
         </w:tc>
@@ -240,7 +240,7 @@
                 <w:rFonts w:ascii="TimeNewRoman" w:hAnsi="TimeNewRoman"/>
                 <w:sz w:val="30"/>
               </w:rPr>
-              <w:t>84×27=2268</w:t>
+              <w:t>74×11=814</w:t>
             </w:r>
           </w:p>
         </w:tc>
@@ -257,7 +257,7 @@
                 <w:rFonts w:ascii="TimeNewRoman" w:hAnsi="TimeNewRoman"/>
                 <w:sz w:val="30"/>
               </w:rPr>
-              <w:t>89×37=3293</w:t>
+              <w:t>63×83=5229</w:t>
             </w:r>
           </w:p>
         </w:tc>
@@ -274,7 +274,7 @@
                 <w:rFonts w:ascii="TimeNewRoman" w:hAnsi="TimeNewRoman"/>
                 <w:sz w:val="30"/>
               </w:rPr>
-              <w:t>12×96=1152</w:t>
+              <w:t>54×95=5130</w:t>
             </w:r>
           </w:p>
         </w:tc>
@@ -291,7 +291,7 @@
                 <w:rFonts w:ascii="TimeNewRoman" w:hAnsi="TimeNewRoman"/>
                 <w:sz w:val="30"/>
               </w:rPr>
-              <w:t>79×55=4345</w:t>
+              <w:t>76×88=6688</w:t>
             </w:r>
           </w:p>
         </w:tc>
@@ -438,7 +438,7 @@
                 <w:rFonts w:ascii="TimeNewRoman" w:hAnsi="TimeNewRoman"/>
                 <w:sz w:val="30"/>
               </w:rPr>
-              <w:t>72×89=6408</w:t>
+              <w:t>47×50=2350</w:t>
             </w:r>
           </w:p>
         </w:tc>
@@ -455,7 +455,7 @@
                 <w:rFonts w:ascii="TimeNewRoman" w:hAnsi="TimeNewRoman"/>
                 <w:sz w:val="30"/>
               </w:rPr>
-              <w:t>63×32=2016</w:t>
+              <w:t>81×27=2187</w:t>
             </w:r>
           </w:p>
         </w:tc>
@@ -472,7 +472,7 @@
                 <w:rFonts w:ascii="TimeNewRoman" w:hAnsi="TimeNewRoman"/>
                 <w:sz w:val="30"/>
               </w:rPr>
-              <w:t>34×38=1292</w:t>
+              <w:t>23×62=1426</w:t>
             </w:r>
           </w:p>
         </w:tc>
@@ -489,7 +489,7 @@
                 <w:rFonts w:ascii="TimeNewRoman" w:hAnsi="TimeNewRoman"/>
                 <w:sz w:val="30"/>
               </w:rPr>
-              <w:t>51×54=2754</w:t>
+              <w:t>21×39=819</w:t>
             </w:r>
           </w:p>
         </w:tc>
@@ -506,7 +506,7 @@
                 <w:rFonts w:ascii="TimeNewRoman" w:hAnsi="TimeNewRoman"/>
                 <w:sz w:val="30"/>
               </w:rPr>
-              <w:t>58×32=1856</w:t>
+              <w:t>40×85=3400</w:t>
             </w:r>
           </w:p>
         </w:tc>
@@ -653,7 +653,7 @@
                 <w:rFonts w:ascii="TimeNewRoman" w:hAnsi="TimeNewRoman"/>
                 <w:sz w:val="30"/>
               </w:rPr>
-              <w:t>90×57=5130</w:t>
+              <w:t>45×84=3780</w:t>
             </w:r>
           </w:p>
         </w:tc>
@@ -670,7 +670,7 @@
                 <w:rFonts w:ascii="TimeNewRoman" w:hAnsi="TimeNewRoman"/>
                 <w:sz w:val="30"/>
               </w:rPr>
-              <w:t>50×65=3250</w:t>
+              <w:t>24×48=1152</w:t>
             </w:r>
           </w:p>
         </w:tc>
@@ -687,7 +687,7 @@
                 <w:rFonts w:ascii="TimeNewRoman" w:hAnsi="TimeNewRoman"/>
                 <w:sz w:val="30"/>
               </w:rPr>
-              <w:t>94×31=2914</w:t>
+              <w:t>91×97=8827</w:t>
             </w:r>
           </w:p>
         </w:tc>
@@ -704,7 +704,7 @@
                 <w:rFonts w:ascii="TimeNewRoman" w:hAnsi="TimeNewRoman"/>
                 <w:sz w:val="30"/>
               </w:rPr>
-              <w:t>79×11=869</w:t>
+              <w:t>35×35=1225</w:t>
             </w:r>
           </w:p>
         </w:tc>
@@ -721,7 +721,7 @@
                 <w:rFonts w:ascii="TimeNewRoman" w:hAnsi="TimeNewRoman"/>
                 <w:sz w:val="30"/>
               </w:rPr>
-              <w:t>20×90=1800</w:t>
+              <w:t>47×37=1739</w:t>
             </w:r>
           </w:p>
         </w:tc>
@@ -868,7 +868,7 @@
                 <w:rFonts w:ascii="TimeNewRoman" w:hAnsi="TimeNewRoman"/>
                 <w:sz w:val="30"/>
               </w:rPr>
-              <w:t>88×84=7392</w:t>
+              <w:t>27×83=2241</w:t>
             </w:r>
           </w:p>
         </w:tc>
@@ -885,7 +885,7 @@
                 <w:rFonts w:ascii="TimeNewRoman" w:hAnsi="TimeNewRoman"/>
                 <w:sz w:val="30"/>
               </w:rPr>
-              <w:t>73×77=5621</w:t>
+              <w:t>95×21=1995</w:t>
             </w:r>
           </w:p>
         </w:tc>
@@ -902,7 +902,7 @@
                 <w:rFonts w:ascii="TimeNewRoman" w:hAnsi="TimeNewRoman"/>
                 <w:sz w:val="30"/>
               </w:rPr>
-              <w:t>60×42=2520</w:t>
+              <w:t>75×25=1875</w:t>
             </w:r>
           </w:p>
         </w:tc>
@@ -919,7 +919,7 @@
                 <w:rFonts w:ascii="TimeNewRoman" w:hAnsi="TimeNewRoman"/>
                 <w:sz w:val="30"/>
               </w:rPr>
-              <w:t>99×58=5742</w:t>
+              <w:t>50×99=4950</w:t>
             </w:r>
           </w:p>
         </w:tc>
@@ -936,7 +936,7 @@
                 <w:rFonts w:ascii="TimeNewRoman" w:hAnsi="TimeNewRoman"/>
                 <w:sz w:val="30"/>
               </w:rPr>
-              <w:t>21×23=483</w:t>
+              <w:t>93×84=7812</w:t>
             </w:r>
           </w:p>
         </w:tc>

--- a/answers-of-two-digit_number_multiplied_by_two-digit_number.docx
+++ b/answers-of-two-digit_number_multiplied_by_two-digit_number.docx
@@ -40,7 +40,7 @@
                 <w:rFonts w:ascii="TimeNewRoman" w:hAnsi="TimeNewRoman"/>
                 <w:sz w:val="30"/>
               </w:rPr>
-              <w:t>30×45=1350</w:t>
+              <w:t>75×65=4875</w:t>
             </w:r>
           </w:p>
         </w:tc>
@@ -57,7 +57,7 @@
                 <w:rFonts w:ascii="TimeNewRoman" w:hAnsi="TimeNewRoman"/>
                 <w:sz w:val="30"/>
               </w:rPr>
-              <w:t>99×19=1881</w:t>
+              <w:t>46×35=1610</w:t>
             </w:r>
           </w:p>
         </w:tc>
@@ -74,7 +74,7 @@
                 <w:rFonts w:ascii="TimeNewRoman" w:hAnsi="TimeNewRoman"/>
                 <w:sz w:val="30"/>
               </w:rPr>
-              <w:t>79×27=2133</w:t>
+              <w:t>58×29=1682</w:t>
             </w:r>
           </w:p>
         </w:tc>
@@ -91,7 +91,7 @@
                 <w:rFonts w:ascii="TimeNewRoman" w:hAnsi="TimeNewRoman"/>
                 <w:sz w:val="30"/>
               </w:rPr>
-              <w:t>78×51=3978</w:t>
+              <w:t>29×61=1769</w:t>
             </w:r>
           </w:p>
         </w:tc>
@@ -108,7 +108,7 @@
                 <w:rFonts w:ascii="TimeNewRoman" w:hAnsi="TimeNewRoman"/>
                 <w:sz w:val="30"/>
               </w:rPr>
-              <w:t>59×23=1357</w:t>
+              <w:t>42×43=1806</w:t>
             </w:r>
           </w:p>
         </w:tc>
@@ -223,7 +223,7 @@
                 <w:rFonts w:ascii="TimeNewRoman" w:hAnsi="TimeNewRoman"/>
                 <w:sz w:val="30"/>
               </w:rPr>
-              <w:t>62×19=1178</w:t>
+              <w:t>68×77=5236</w:t>
             </w:r>
           </w:p>
         </w:tc>
@@ -240,7 +240,7 @@
                 <w:rFonts w:ascii="TimeNewRoman" w:hAnsi="TimeNewRoman"/>
                 <w:sz w:val="30"/>
               </w:rPr>
-              <w:t>74×11=814</w:t>
+              <w:t>13×96=1248</w:t>
             </w:r>
           </w:p>
         </w:tc>
@@ -257,7 +257,7 @@
                 <w:rFonts w:ascii="TimeNewRoman" w:hAnsi="TimeNewRoman"/>
                 <w:sz w:val="30"/>
               </w:rPr>
-              <w:t>63×83=5229</w:t>
+              <w:t>54×75=4050</w:t>
             </w:r>
           </w:p>
         </w:tc>
@@ -274,7 +274,7 @@
                 <w:rFonts w:ascii="TimeNewRoman" w:hAnsi="TimeNewRoman"/>
                 <w:sz w:val="30"/>
               </w:rPr>
-              <w:t>54×95=5130</w:t>
+              <w:t>33×71=2343</w:t>
             </w:r>
           </w:p>
         </w:tc>
@@ -291,7 +291,7 @@
                 <w:rFonts w:ascii="TimeNewRoman" w:hAnsi="TimeNewRoman"/>
                 <w:sz w:val="30"/>
               </w:rPr>
-              <w:t>76×88=6688</w:t>
+              <w:t>85×23=1955</w:t>
             </w:r>
           </w:p>
         </w:tc>
@@ -438,7 +438,7 @@
                 <w:rFonts w:ascii="TimeNewRoman" w:hAnsi="TimeNewRoman"/>
                 <w:sz w:val="30"/>
               </w:rPr>
-              <w:t>47×50=2350</w:t>
+              <w:t>38×62=2356</w:t>
             </w:r>
           </w:p>
         </w:tc>
@@ -455,7 +455,7 @@
                 <w:rFonts w:ascii="TimeNewRoman" w:hAnsi="TimeNewRoman"/>
                 <w:sz w:val="30"/>
               </w:rPr>
-              <w:t>81×27=2187</w:t>
+              <w:t>98×62=6076</w:t>
             </w:r>
           </w:p>
         </w:tc>
@@ -472,7 +472,7 @@
                 <w:rFonts w:ascii="TimeNewRoman" w:hAnsi="TimeNewRoman"/>
                 <w:sz w:val="30"/>
               </w:rPr>
-              <w:t>23×62=1426</w:t>
+              <w:t>69×65=4485</w:t>
             </w:r>
           </w:p>
         </w:tc>
@@ -489,7 +489,7 @@
                 <w:rFonts w:ascii="TimeNewRoman" w:hAnsi="TimeNewRoman"/>
                 <w:sz w:val="30"/>
               </w:rPr>
-              <w:t>21×39=819</w:t>
+              <w:t>53×37=1961</w:t>
             </w:r>
           </w:p>
         </w:tc>
@@ -506,7 +506,7 @@
                 <w:rFonts w:ascii="TimeNewRoman" w:hAnsi="TimeNewRoman"/>
                 <w:sz w:val="30"/>
               </w:rPr>
-              <w:t>40×85=3400</w:t>
+              <w:t>54×46=2484</w:t>
             </w:r>
           </w:p>
         </w:tc>
@@ -653,7 +653,7 @@
                 <w:rFonts w:ascii="TimeNewRoman" w:hAnsi="TimeNewRoman"/>
                 <w:sz w:val="30"/>
               </w:rPr>
-              <w:t>45×84=3780</w:t>
+              <w:t>35×27=945</w:t>
             </w:r>
           </w:p>
         </w:tc>
@@ -670,7 +670,7 @@
                 <w:rFonts w:ascii="TimeNewRoman" w:hAnsi="TimeNewRoman"/>
                 <w:sz w:val="30"/>
               </w:rPr>
-              <w:t>24×48=1152</w:t>
+              <w:t>36×77=2772</w:t>
             </w:r>
           </w:p>
         </w:tc>
@@ -687,7 +687,7 @@
                 <w:rFonts w:ascii="TimeNewRoman" w:hAnsi="TimeNewRoman"/>
                 <w:sz w:val="30"/>
               </w:rPr>
-              <w:t>91×97=8827</w:t>
+              <w:t>78×73=5694</w:t>
             </w:r>
           </w:p>
         </w:tc>
@@ -704,7 +704,7 @@
                 <w:rFonts w:ascii="TimeNewRoman" w:hAnsi="TimeNewRoman"/>
                 <w:sz w:val="30"/>
               </w:rPr>
-              <w:t>35×35=1225</w:t>
+              <w:t>68×55=3740</w:t>
             </w:r>
           </w:p>
         </w:tc>
@@ -721,7 +721,7 @@
                 <w:rFonts w:ascii="TimeNewRoman" w:hAnsi="TimeNewRoman"/>
                 <w:sz w:val="30"/>
               </w:rPr>
-              <w:t>47×37=1739</w:t>
+              <w:t>15×96=1440</w:t>
             </w:r>
           </w:p>
         </w:tc>
@@ -868,7 +868,7 @@
                 <w:rFonts w:ascii="TimeNewRoman" w:hAnsi="TimeNewRoman"/>
                 <w:sz w:val="30"/>
               </w:rPr>
-              <w:t>27×83=2241</w:t>
+              <w:t>49×54=2646</w:t>
             </w:r>
           </w:p>
         </w:tc>
@@ -885,7 +885,7 @@
                 <w:rFonts w:ascii="TimeNewRoman" w:hAnsi="TimeNewRoman"/>
                 <w:sz w:val="30"/>
               </w:rPr>
-              <w:t>95×21=1995</w:t>
+              <w:t>37×44=1628</w:t>
             </w:r>
           </w:p>
         </w:tc>
@@ -902,7 +902,7 @@
                 <w:rFonts w:ascii="TimeNewRoman" w:hAnsi="TimeNewRoman"/>
                 <w:sz w:val="30"/>
               </w:rPr>
-              <w:t>75×25=1875</w:t>
+              <w:t>63×14=882</w:t>
             </w:r>
           </w:p>
         </w:tc>
@@ -919,7 +919,7 @@
                 <w:rFonts w:ascii="TimeNewRoman" w:hAnsi="TimeNewRoman"/>
                 <w:sz w:val="30"/>
               </w:rPr>
-              <w:t>50×99=4950</w:t>
+              <w:t>34×79=2686</w:t>
             </w:r>
           </w:p>
         </w:tc>
@@ -936,7 +936,7 @@
                 <w:rFonts w:ascii="TimeNewRoman" w:hAnsi="TimeNewRoman"/>
                 <w:sz w:val="30"/>
               </w:rPr>
-              <w:t>93×84=7812</w:t>
+              <w:t>98×59=5782</w:t>
             </w:r>
           </w:p>
         </w:tc>

--- a/answers-of-two-digit_number_multiplied_by_two-digit_number.docx
+++ b/answers-of-two-digit_number_multiplied_by_two-digit_number.docx
@@ -11,7 +11,7 @@
           <w:rFonts w:ascii="Arial" w:hAnsi="Arial"/>
           <w:sz w:val="30"/>
         </w:rPr>
-        <w:t>2026-10-30 Friday</w:t>
+        <w:t>2026-10-31 Saturday</w:t>
       </w:r>
     </w:p>
     <w:tbl>
@@ -40,7 +40,7 @@
                 <w:rFonts w:ascii="TimeNewRoman" w:hAnsi="TimeNewRoman"/>
                 <w:sz w:val="30"/>
               </w:rPr>
-              <w:t>75×65=4875</w:t>
+              <w:t>69×12=828</w:t>
             </w:r>
           </w:p>
         </w:tc>
@@ -57,7 +57,7 @@
                 <w:rFonts w:ascii="TimeNewRoman" w:hAnsi="TimeNewRoman"/>
                 <w:sz w:val="30"/>
               </w:rPr>
-              <w:t>46×35=1610</w:t>
+              <w:t>76×23=1748</w:t>
             </w:r>
           </w:p>
         </w:tc>
@@ -74,7 +74,7 @@
                 <w:rFonts w:ascii="TimeNewRoman" w:hAnsi="TimeNewRoman"/>
                 <w:sz w:val="30"/>
               </w:rPr>
-              <w:t>58×29=1682</w:t>
+              <w:t>41×95=3895</w:t>
             </w:r>
           </w:p>
         </w:tc>
@@ -91,7 +91,7 @@
                 <w:rFonts w:ascii="TimeNewRoman" w:hAnsi="TimeNewRoman"/>
                 <w:sz w:val="30"/>
               </w:rPr>
-              <w:t>29×61=1769</w:t>
+              <w:t>66×82=5412</w:t>
             </w:r>
           </w:p>
         </w:tc>
@@ -108,7 +108,7 @@
                 <w:rFonts w:ascii="TimeNewRoman" w:hAnsi="TimeNewRoman"/>
                 <w:sz w:val="30"/>
               </w:rPr>
-              <w:t>42×43=1806</w:t>
+              <w:t>47×72=3384</w:t>
             </w:r>
           </w:p>
         </w:tc>
@@ -223,7 +223,7 @@
                 <w:rFonts w:ascii="TimeNewRoman" w:hAnsi="TimeNewRoman"/>
                 <w:sz w:val="30"/>
               </w:rPr>
-              <w:t>68×77=5236</w:t>
+              <w:t>54×57=3078</w:t>
             </w:r>
           </w:p>
         </w:tc>
@@ -240,7 +240,7 @@
                 <w:rFonts w:ascii="TimeNewRoman" w:hAnsi="TimeNewRoman"/>
                 <w:sz w:val="30"/>
               </w:rPr>
-              <w:t>13×96=1248</w:t>
+              <w:t>76×36=2736</w:t>
             </w:r>
           </w:p>
         </w:tc>
@@ -257,7 +257,7 @@
                 <w:rFonts w:ascii="TimeNewRoman" w:hAnsi="TimeNewRoman"/>
                 <w:sz w:val="30"/>
               </w:rPr>
-              <w:t>54×75=4050</w:t>
+              <w:t>39×11=429</w:t>
             </w:r>
           </w:p>
         </w:tc>
@@ -274,7 +274,7 @@
                 <w:rFonts w:ascii="TimeNewRoman" w:hAnsi="TimeNewRoman"/>
                 <w:sz w:val="30"/>
               </w:rPr>
-              <w:t>33×71=2343</w:t>
+              <w:t>11×20=220</w:t>
             </w:r>
           </w:p>
         </w:tc>
@@ -291,7 +291,7 @@
                 <w:rFonts w:ascii="TimeNewRoman" w:hAnsi="TimeNewRoman"/>
                 <w:sz w:val="30"/>
               </w:rPr>
-              <w:t>85×23=1955</w:t>
+              <w:t>74×89=6586</w:t>
             </w:r>
           </w:p>
         </w:tc>
@@ -438,7 +438,7 @@
                 <w:rFonts w:ascii="TimeNewRoman" w:hAnsi="TimeNewRoman"/>
                 <w:sz w:val="30"/>
               </w:rPr>
-              <w:t>38×62=2356</w:t>
+              <w:t>55×85=4675</w:t>
             </w:r>
           </w:p>
         </w:tc>
@@ -455,7 +455,7 @@
                 <w:rFonts w:ascii="TimeNewRoman" w:hAnsi="TimeNewRoman"/>
                 <w:sz w:val="30"/>
               </w:rPr>
-              <w:t>98×62=6076</w:t>
+              <w:t>91×69=6279</w:t>
             </w:r>
           </w:p>
         </w:tc>
@@ -472,7 +472,7 @@
                 <w:rFonts w:ascii="TimeNewRoman" w:hAnsi="TimeNewRoman"/>
                 <w:sz w:val="30"/>
               </w:rPr>
-              <w:t>69×65=4485</w:t>
+              <w:t>85×87=7395</w:t>
             </w:r>
           </w:p>
         </w:tc>
@@ -489,7 +489,7 @@
                 <w:rFonts w:ascii="TimeNewRoman" w:hAnsi="TimeNewRoman"/>
                 <w:sz w:val="30"/>
               </w:rPr>
-              <w:t>53×37=1961</w:t>
+              <w:t>72×67=4824</w:t>
             </w:r>
           </w:p>
         </w:tc>
@@ -506,7 +506,7 @@
                 <w:rFonts w:ascii="TimeNewRoman" w:hAnsi="TimeNewRoman"/>
                 <w:sz w:val="30"/>
               </w:rPr>
-              <w:t>54×46=2484</w:t>
+              <w:t>48×50=2400</w:t>
             </w:r>
           </w:p>
         </w:tc>
@@ -653,7 +653,7 @@
                 <w:rFonts w:ascii="TimeNewRoman" w:hAnsi="TimeNewRoman"/>
                 <w:sz w:val="30"/>
               </w:rPr>
-              <w:t>35×27=945</w:t>
+              <w:t>65×26=1690</w:t>
             </w:r>
           </w:p>
         </w:tc>
@@ -670,7 +670,7 @@
                 <w:rFonts w:ascii="TimeNewRoman" w:hAnsi="TimeNewRoman"/>
                 <w:sz w:val="30"/>
               </w:rPr>
-              <w:t>36×77=2772</w:t>
+              <w:t>91×91=8281</w:t>
             </w:r>
           </w:p>
         </w:tc>
@@ -687,7 +687,7 @@
                 <w:rFonts w:ascii="TimeNewRoman" w:hAnsi="TimeNewRoman"/>
                 <w:sz w:val="30"/>
               </w:rPr>
-              <w:t>78×73=5694</w:t>
+              <w:t>33×71=2343</w:t>
             </w:r>
           </w:p>
         </w:tc>
@@ -704,7 +704,7 @@
                 <w:rFonts w:ascii="TimeNewRoman" w:hAnsi="TimeNewRoman"/>
                 <w:sz w:val="30"/>
               </w:rPr>
-              <w:t>68×55=3740</w:t>
+              <w:t>48×50=2400</w:t>
             </w:r>
           </w:p>
         </w:tc>
@@ -721,7 +721,7 @@
                 <w:rFonts w:ascii="TimeNewRoman" w:hAnsi="TimeNewRoman"/>
                 <w:sz w:val="30"/>
               </w:rPr>
-              <w:t>15×96=1440</w:t>
+              <w:t>61×59=3599</w:t>
             </w:r>
           </w:p>
         </w:tc>
@@ -868,7 +868,7 @@
                 <w:rFonts w:ascii="TimeNewRoman" w:hAnsi="TimeNewRoman"/>
                 <w:sz w:val="30"/>
               </w:rPr>
-              <w:t>49×54=2646</w:t>
+              <w:t>45×46=2070</w:t>
             </w:r>
           </w:p>
         </w:tc>
@@ -885,7 +885,7 @@
                 <w:rFonts w:ascii="TimeNewRoman" w:hAnsi="TimeNewRoman"/>
                 <w:sz w:val="30"/>
               </w:rPr>
-              <w:t>37×44=1628</w:t>
+              <w:t>58×20=1160</w:t>
             </w:r>
           </w:p>
         </w:tc>
@@ -902,7 +902,7 @@
                 <w:rFonts w:ascii="TimeNewRoman" w:hAnsi="TimeNewRoman"/>
                 <w:sz w:val="30"/>
               </w:rPr>
-              <w:t>63×14=882</w:t>
+              <w:t>75×51=3825</w:t>
             </w:r>
           </w:p>
         </w:tc>
@@ -919,7 +919,7 @@
                 <w:rFonts w:ascii="TimeNewRoman" w:hAnsi="TimeNewRoman"/>
                 <w:sz w:val="30"/>
               </w:rPr>
-              <w:t>34×79=2686</w:t>
+              <w:t>68×11=748</w:t>
             </w:r>
           </w:p>
         </w:tc>
@@ -936,7 +936,7 @@
                 <w:rFonts w:ascii="TimeNewRoman" w:hAnsi="TimeNewRoman"/>
                 <w:sz w:val="30"/>
               </w:rPr>
-              <w:t>98×59=5782</w:t>
+              <w:t>57×72=4104</w:t>
             </w:r>
           </w:p>
         </w:tc>
